--- a/漢文プリント_表なし版/早発白帝城_解答版.docx
+++ b/漢文プリント_表なし版/早発白帝城_解答版.docx
@@ -1,11 +1,11 @@
 
 <file path=word/document.xml><?xml version="1.0" encoding="utf-8"?>
-<w:document xmlns:w="http://schemas.openxmlformats.org/wordprocessingml/2006/main" xmlns:r="http://schemas.openxmlformats.org/officeDocument/2006/relationships" xmlns:v="urn:schemas-microsoft-com:vml" xmlns:o="urn:schemas-microsoft-com:office:office" xmlns:w10="urn:schemas-microsoft-com:office:word">
+<w:document xmlns:w="http://schemas.openxmlformats.org/wordprocessingml/2006/main" xmlns:r="http://schemas.openxmlformats.org/officeDocument/2006/relationships" xmlns:wp="http://schemas.openxmlformats.org/drawingml/2006/wordprocessingDrawing" xmlns:a="http://schemas.openxmlformats.org/drawingml/2006/main" xmlns:wps="http://schemas.microsoft.com/office/word/2010/wordprocessingShape">
   <w:body>
     <w:p>
       <w:pPr>
         <w:snapToGrid w:val="0"/>
-        <w:spacing w:before="0" w:after="0" w:line="620" w:lineRule="exact"/>
+        <w:spacing w:before="0" w:after="0" w:line="560" w:lineRule="exact"/>
       </w:pPr>
       <w:r>
         <w:rPr>
@@ -13,16 +13,145 @@
           <w:b/>
           <w:bCs/>
           <w:color w:val="1B3A6B"/>
-          <w:sz w:val="30"/>
-          <w:szCs w:val="30"/>
+          <w:sz w:val="24"/>
+          <w:szCs w:val="24"/>
         </w:rPr>
         <w:t xml:space="preserve">【古典探究】　李白「早発白帝城」　書き下しプリント①</w:t>
       </w:r>
+      <w:r>
+        <w:drawing>
+          <wp:anchor distT="0" distB="0" distL="0" distR="0" simplePos="0" relativeHeight="251658240" behindDoc="1" locked="0" layoutInCell="1" allowOverlap="1">
+            <wp:simplePos x="0" y="0"/>
+            <wp:positionH relativeFrom="page">
+              <wp:posOffset>469900</wp:posOffset>
+            </wp:positionH>
+            <wp:positionV relativeFrom="page">
+              <wp:posOffset>7757795</wp:posOffset>
+            </wp:positionV>
+            <wp:extent cx="1981200" cy="6656070"/>
+            <wp:effectExtent l="0" t="0" r="0" b="0"/>
+            <wp:wrapNone/>
+            <wp:docPr id="1" name="frame1"/>
+            <wp:cNvGraphicFramePr/>
+            <a:graphic>
+              <a:graphicData uri="http://schemas.microsoft.com/office/word/2010/wordprocessingShape">
+                <wps:wsp>
+                  <wps:cNvSpPr/>
+                  <wps:spPr>
+                    <a:xfrm>
+                      <a:off x="0" y="0"/>
+                      <a:ext cx="1981200" cy="6656070"/>
+                    </a:xfrm>
+                    <a:prstGeom prst="roundRect">
+                      <a:avLst>
+                        <a:gd name="adj" fmla="val 4000"/>
+                      </a:avLst>
+                    </a:prstGeom>
+                    <a:noFill/>
+                    <a:ln w="12700">
+                      <a:solidFill>
+                        <a:srgbClr val="8FA3C4"/>
+                      </a:solidFill>
+                    </a:ln>
+                  </wps:spPr>
+                  <wps:bodyPr/>
+                </wps:wsp>
+              </a:graphicData>
+            </a:graphic>
+          </wp:anchor>
+        </w:drawing>
+      </w:r>
+      <w:r>
+        <w:drawing>
+          <wp:anchor distT="0" distB="0" distL="0" distR="0" simplePos="0" relativeHeight="251658240" behindDoc="1" locked="0" layoutInCell="1" allowOverlap="1">
+            <wp:simplePos x="0" y="0"/>
+            <wp:positionH relativeFrom="page">
+              <wp:posOffset>469900</wp:posOffset>
+            </wp:positionH>
+            <wp:positionV relativeFrom="page">
+              <wp:posOffset>6246495</wp:posOffset>
+            </wp:positionV>
+            <wp:extent cx="1447800" cy="6656070"/>
+            <wp:effectExtent l="0" t="0" r="0" b="0"/>
+            <wp:wrapNone/>
+            <wp:docPr id="2" name="frame2"/>
+            <wp:cNvGraphicFramePr/>
+            <a:graphic>
+              <a:graphicData uri="http://schemas.microsoft.com/office/word/2010/wordprocessingShape">
+                <wps:wsp>
+                  <wps:cNvSpPr/>
+                  <wps:spPr>
+                    <a:xfrm>
+                      <a:off x="0" y="0"/>
+                      <a:ext cx="1447800" cy="6656070"/>
+                    </a:xfrm>
+                    <a:prstGeom prst="roundRect">
+                      <a:avLst>
+                        <a:gd name="adj" fmla="val 4000"/>
+                      </a:avLst>
+                    </a:prstGeom>
+                    <a:noFill/>
+                    <a:ln w="12700">
+                      <a:solidFill>
+                        <a:srgbClr val="8FA3C4"/>
+                      </a:solidFill>
+                    </a:ln>
+                  </wps:spPr>
+                  <wps:bodyPr/>
+                </wps:wsp>
+              </a:graphicData>
+            </a:graphic>
+          </wp:anchor>
+        </w:drawing>
+      </w:r>
+      <w:r>
+        <w:drawing>
+          <wp:anchor distT="0" distB="0" distL="0" distR="0" simplePos="0" relativeHeight="251658240" behindDoc="1" locked="0" layoutInCell="1" allowOverlap="1">
+            <wp:simplePos x="0" y="0"/>
+            <wp:positionH relativeFrom="page">
+              <wp:posOffset>469900</wp:posOffset>
+            </wp:positionH>
+            <wp:positionV relativeFrom="page">
+              <wp:posOffset>1572895</wp:posOffset>
+            </wp:positionV>
+            <wp:extent cx="4610100" cy="6656070"/>
+            <wp:effectExtent l="0" t="0" r="0" b="0"/>
+            <wp:wrapNone/>
+            <wp:docPr id="3" name="frame3"/>
+            <wp:cNvGraphicFramePr/>
+            <a:graphic>
+              <a:graphicData uri="http://schemas.microsoft.com/office/word/2010/wordprocessingShape">
+                <wps:wsp>
+                  <wps:cNvSpPr/>
+                  <wps:spPr>
+                    <a:xfrm>
+                      <a:off x="0" y="0"/>
+                      <a:ext cx="4610100" cy="6656070"/>
+                    </a:xfrm>
+                    <a:prstGeom prst="roundRect">
+                      <a:avLst>
+                        <a:gd name="adj" fmla="val 4000"/>
+                      </a:avLst>
+                    </a:prstGeom>
+                    <a:noFill/>
+                    <a:ln w="12700">
+                      <a:solidFill>
+                        <a:srgbClr val="8FA3C4"/>
+                      </a:solidFill>
+                    </a:ln>
+                  </wps:spPr>
+                  <wps:bodyPr/>
+                </wps:wsp>
+              </a:graphicData>
+            </a:graphic>
+          </wp:anchor>
+        </w:drawing>
+      </w:r>
     </w:p>
     <w:p>
       <w:pPr>
         <w:snapToGrid w:val="0"/>
-        <w:spacing w:before="0" w:after="0" w:line="620" w:lineRule="exact"/>
+        <w:spacing w:before="0" w:after="0" w:line="560" w:lineRule="exact"/>
       </w:pPr>
       <w:r>
         <w:rPr>
@@ -37,7 +166,7 @@
     <w:p>
       <w:pPr>
         <w:snapToGrid w:val="0"/>
-        <w:spacing w:before="0" w:after="0" w:line="620" w:lineRule="exact"/>
+        <w:spacing w:before="0" w:after="0" w:line="560" w:lineRule="exact"/>
       </w:pPr>
       <w:r>
         <w:rPr>
@@ -64,31 +193,26 @@
     </w:p>
     <w:p>
       <w:pPr>
-        <w:pBdr>
-          <w:top w:val="single" w:sz="6" w:space="3" w:color="8FA3C4"/>
-          <w:left w:val="single" w:sz="6" w:space="3" w:color="8FA3C4"/>
-          <w:bottom w:val="single" w:sz="6" w:space="3" w:color="8FA3C4"/>
-        </w:pBdr>
         <w:snapToGrid w:val="0"/>
-        <w:spacing w:before="0" w:after="0" w:line="867" w:lineRule="exact"/>
-      </w:pPr>
-      <w:r>
-        <w:rPr/>
-        <w:ruby>
-          <w:rubyPr>
-            <w:rubyAlign w:val="distributeLetter"/>
-            <w:hps w:val="10"/>
-            <w:hpsRaise w:val="20"/>
-            <w:hpsBaseText w:val="23"/>
-            <w:lid w:val="ja-JP"/>
-          </w:rubyPr>
-          <w:rt>
-            <w:r>
-              <w:rPr>
-                <w:rFonts w:ascii="HG正楷書体-PRO" w:eastAsia="HG正楷書体-PRO" w:hAnsi="HG正楷書体-PRO" w:cs="HG正楷書体-PRO"/>
-                <w:color w:val="1A1A1A"/>
-                <w:sz w:val="10"/>
-                <w:szCs w:val="10"/>
+        <w:spacing w:before="0" w:after="0" w:line="1200" w:lineRule="exact"/>
+      </w:pPr>
+      <w:r>
+        <w:rPr/>
+        <w:ruby>
+          <w:rubyPr>
+            <w:rubyAlign w:val="distributeLetter"/>
+            <w:hps w:val="16"/>
+            <w:hpsRaise w:val="31"/>
+            <w:hpsBaseText w:val="36"/>
+            <w:lid w:val="ja-JP"/>
+          </w:rubyPr>
+          <w:rt>
+            <w:r>
+              <w:rPr>
+                <w:rFonts w:ascii="HG正楷書体-PRO" w:eastAsia="HG正楷書体-PRO" w:hAnsi="HG正楷書体-PRO" w:cs="HG正楷書体-PRO"/>
+                <w:color w:val="1A1A1A"/>
+                <w:sz w:val="16"/>
+                <w:szCs w:val="16"/>
               </w:rPr>
               <w:t>つとニ</w:t>
             </w:r>
@@ -98,8 +222,8 @@
               <w:rPr>
                 <w:rFonts w:ascii="HG正楷書体-PRO" w:eastAsia="HG正楷書体-PRO" w:hAnsi="HG正楷書体-PRO" w:cs="HG正楷書体-PRO"/>
                 <w:color w:val="1A1A1A"/>
-                <w:sz w:val="23"/>
-                <w:szCs w:val="23"/>
+                <w:sz w:val="36"/>
+                <w:szCs w:val="36"/>
               </w:rPr>
               <w:t xml:space="preserve">早</w:t>
             </w:r>
@@ -111,18 +235,18 @@
         <w:ruby>
           <w:rubyPr>
             <w:rubyAlign w:val="distributeSpace"/>
-            <w:hps w:val="10"/>
-            <w:hpsRaise w:val="20"/>
-            <w:hpsBaseText w:val="23"/>
-            <w:lid w:val="ja-JP"/>
-          </w:rubyPr>
-          <w:rt>
-            <w:r>
-              <w:rPr>
-                <w:rFonts w:ascii="HG正楷書体-PRO" w:eastAsia="HG正楷書体-PRO" w:hAnsi="HG正楷書体-PRO" w:cs="HG正楷書体-PRO"/>
-                <w:color w:val="1A1A1A"/>
-                <w:sz w:val="10"/>
-                <w:szCs w:val="10"/>
+            <w:hps w:val="16"/>
+            <w:hpsRaise w:val="31"/>
+            <w:hpsBaseText w:val="36"/>
+            <w:lid w:val="ja-JP"/>
+          </w:rubyPr>
+          <w:rt>
+            <w:r>
+              <w:rPr>
+                <w:rFonts w:ascii="HG正楷書体-PRO" w:eastAsia="HG正楷書体-PRO" w:hAnsi="HG正楷書体-PRO" w:cs="HG正楷書体-PRO"/>
+                <w:color w:val="1A1A1A"/>
+                <w:sz w:val="16"/>
+                <w:szCs w:val="16"/>
               </w:rPr>
               <w:t>ス</w:t>
             </w:r>
@@ -132,8 +256,8 @@
               <w:rPr>
                 <w:rFonts w:ascii="HG正楷書体-PRO" w:eastAsia="HG正楷書体-PRO" w:hAnsi="HG正楷書体-PRO" w:cs="HG正楷書体-PRO"/>
                 <w:color w:val="1A1A1A"/>
-                <w:sz w:val="23"/>
-                <w:szCs w:val="23"/>
+                <w:sz w:val="36"/>
+                <w:szCs w:val="36"/>
               </w:rPr>
               <w:t xml:space="preserve">発</w:t>
             </w:r>
@@ -144,8 +268,8 @@
         <w:rPr>
           <w:rFonts w:ascii="HG正楷書体-PRO" w:eastAsia="HG正楷書体-PRO" w:hAnsi="HG正楷書体-PRO" w:cs="HG正楷書体-PRO"/>
           <w:color w:val="1A1A1A"/>
-          <w:sz w:val="14"/>
-          <w:szCs w:val="14"/>
+          <w:sz w:val="22"/>
+          <w:szCs w:val="22"/>
           <w:vertAlign w:val="subscript"/>
         </w:rPr>
         <w:t xml:space="preserve">二</w:t>
@@ -154,8 +278,8 @@
         <w:rPr>
           <w:rFonts w:ascii="HG正楷書体-PRO" w:eastAsia="HG正楷書体-PRO" w:hAnsi="HG正楷書体-PRO" w:cs="HG正楷書体-PRO"/>
           <w:color w:val="1A1A1A"/>
-          <w:sz w:val="23"/>
-          <w:szCs w:val="23"/>
+          <w:sz w:val="36"/>
+          <w:szCs w:val="36"/>
         </w:rPr>
         <w:t xml:space="preserve">白帝</w:t>
       </w:r>
@@ -164,18 +288,18 @@
         <w:ruby>
           <w:rubyPr>
             <w:rubyAlign w:val="distributeSpace"/>
-            <w:hps w:val="10"/>
-            <w:hpsRaise w:val="20"/>
-            <w:hpsBaseText w:val="23"/>
-            <w:lid w:val="ja-JP"/>
-          </w:rubyPr>
-          <w:rt>
-            <w:r>
-              <w:rPr>
-                <w:rFonts w:ascii="HG正楷書体-PRO" w:eastAsia="HG正楷書体-PRO" w:hAnsi="HG正楷書体-PRO" w:cs="HG正楷書体-PRO"/>
-                <w:color w:val="1A1A1A"/>
-                <w:sz w:val="10"/>
-                <w:szCs w:val="10"/>
+            <w:hps w:val="16"/>
+            <w:hpsRaise w:val="31"/>
+            <w:hpsBaseText w:val="36"/>
+            <w:lid w:val="ja-JP"/>
+          </w:rubyPr>
+          <w:rt>
+            <w:r>
+              <w:rPr>
+                <w:rFonts w:ascii="HG正楷書体-PRO" w:eastAsia="HG正楷書体-PRO" w:hAnsi="HG正楷書体-PRO" w:cs="HG正楷書体-PRO"/>
+                <w:color w:val="1A1A1A"/>
+                <w:sz w:val="16"/>
+                <w:szCs w:val="16"/>
               </w:rPr>
               <w:t>ヲ</w:t>
             </w:r>
@@ -185,8 +309,8 @@
               <w:rPr>
                 <w:rFonts w:ascii="HG正楷書体-PRO" w:eastAsia="HG正楷書体-PRO" w:hAnsi="HG正楷書体-PRO" w:cs="HG正楷書体-PRO"/>
                 <w:color w:val="1A1A1A"/>
-                <w:sz w:val="23"/>
-                <w:szCs w:val="23"/>
+                <w:sz w:val="36"/>
+                <w:szCs w:val="36"/>
               </w:rPr>
               <w:t xml:space="preserve">城</w:t>
             </w:r>
@@ -197,8 +321,8 @@
         <w:rPr>
           <w:rFonts w:ascii="HG正楷書体-PRO" w:eastAsia="HG正楷書体-PRO" w:hAnsi="HG正楷書体-PRO" w:cs="HG正楷書体-PRO"/>
           <w:color w:val="1A1A1A"/>
-          <w:sz w:val="14"/>
-          <w:szCs w:val="14"/>
+          <w:sz w:val="22"/>
+          <w:szCs w:val="22"/>
           <w:vertAlign w:val="subscript"/>
         </w:rPr>
         <w:t xml:space="preserve">一</w:t>
@@ -206,30 +330,26 @@
     </w:p>
     <w:p>
       <w:pPr>
-        <w:pBdr>
-          <w:top w:val="single" w:sz="6" w:space="3" w:color="8FA3C4"/>
-          <w:bottom w:val="single" w:sz="6" w:space="3" w:color="8FA3C4"/>
-        </w:pBdr>
         <w:snapToGrid w:val="0"/>
-        <w:spacing w:before="0" w:after="0" w:line="867" w:lineRule="exact"/>
-      </w:pPr>
-      <w:r>
-        <w:rPr/>
-        <w:ruby>
-          <w:rubyPr>
-            <w:rubyAlign w:val="distributeLetter"/>
-            <w:hps w:val="10"/>
-            <w:hpsRaise w:val="20"/>
-            <w:hpsBaseText w:val="23"/>
-            <w:lid w:val="ja-JP"/>
-          </w:rubyPr>
-          <w:rt>
-            <w:r>
-              <w:rPr>
-                <w:rFonts w:ascii="HG正楷書体-PRO" w:eastAsia="HG正楷書体-PRO" w:hAnsi="HG正楷書体-PRO" w:cs="HG正楷書体-PRO"/>
-                <w:color w:val="1A1A1A"/>
-                <w:sz w:val="10"/>
-                <w:szCs w:val="10"/>
+        <w:spacing w:before="0" w:after="0" w:line="1200" w:lineRule="exact"/>
+      </w:pPr>
+      <w:r>
+        <w:rPr/>
+        <w:ruby>
+          <w:rubyPr>
+            <w:rubyAlign w:val="distributeLetter"/>
+            <w:hps w:val="16"/>
+            <w:hpsRaise w:val="31"/>
+            <w:hpsBaseText w:val="36"/>
+            <w:lid w:val="ja-JP"/>
+          </w:rubyPr>
+          <w:rt>
+            <w:r>
+              <w:rPr>
+                <w:rFonts w:ascii="HG正楷書体-PRO" w:eastAsia="HG正楷書体-PRO" w:hAnsi="HG正楷書体-PRO" w:cs="HG正楷書体-PRO"/>
+                <w:color w:val="1A1A1A"/>
+                <w:sz w:val="16"/>
+                <w:szCs w:val="16"/>
               </w:rPr>
               <w:t>りはく</w:t>
             </w:r>
@@ -239,8 +359,8 @@
               <w:rPr>
                 <w:rFonts w:ascii="HG正楷書体-PRO" w:eastAsia="HG正楷書体-PRO" w:hAnsi="HG正楷書体-PRO" w:cs="HG正楷書体-PRO"/>
                 <w:color w:val="1A1A1A"/>
-                <w:sz w:val="23"/>
-                <w:szCs w:val="23"/>
+                <w:sz w:val="36"/>
+                <w:szCs w:val="36"/>
               </w:rPr>
               <w:t xml:space="preserve">李白</w:t>
             </w:r>
@@ -250,30 +370,26 @@
     </w:p>
     <w:p>
       <w:pPr>
-        <w:pBdr>
-          <w:top w:val="single" w:sz="6" w:space="3" w:color="8FA3C4"/>
-          <w:bottom w:val="single" w:sz="6" w:space="3" w:color="8FA3C4"/>
-        </w:pBdr>
         <w:snapToGrid w:val="0"/>
-        <w:spacing w:before="0" w:after="0" w:line="867" w:lineRule="exact"/>
-      </w:pPr>
-      <w:r>
-        <w:rPr/>
-        <w:ruby>
-          <w:rubyPr>
-            <w:rubyAlign w:val="distributeLetter"/>
-            <w:hps w:val="10"/>
-            <w:hpsRaise w:val="20"/>
-            <w:hpsBaseText w:val="23"/>
-            <w:lid w:val="ja-JP"/>
-          </w:rubyPr>
-          <w:rt>
-            <w:r>
-              <w:rPr>
-                <w:rFonts w:ascii="HG正楷書体-PRO" w:eastAsia="HG正楷書体-PRO" w:hAnsi="HG正楷書体-PRO" w:cs="HG正楷書体-PRO"/>
-                <w:color w:val="1A1A1A"/>
-                <w:sz w:val="10"/>
-                <w:szCs w:val="10"/>
+        <w:spacing w:before="0" w:after="0" w:line="1200" w:lineRule="exact"/>
+      </w:pPr>
+      <w:r>
+        <w:rPr/>
+        <w:ruby>
+          <w:rubyPr>
+            <w:rubyAlign w:val="distributeLetter"/>
+            <w:hps w:val="16"/>
+            <w:hpsRaise w:val="31"/>
+            <w:hpsBaseText w:val="36"/>
+            <w:lid w:val="ja-JP"/>
+          </w:rubyPr>
+          <w:rt>
+            <w:r>
+              <w:rPr>
+                <w:rFonts w:ascii="HG正楷書体-PRO" w:eastAsia="HG正楷書体-PRO" w:hAnsi="HG正楷書体-PRO" w:cs="HG正楷書体-PRO"/>
+                <w:color w:val="1A1A1A"/>
+                <w:sz w:val="16"/>
+                <w:szCs w:val="16"/>
               </w:rPr>
               <w:t>あしたニ</w:t>
             </w:r>
@@ -283,8 +399,8 @@
               <w:rPr>
                 <w:rFonts w:ascii="HG正楷書体-PRO" w:eastAsia="HG正楷書体-PRO" w:hAnsi="HG正楷書体-PRO" w:cs="HG正楷書体-PRO"/>
                 <w:color w:val="1A1A1A"/>
-                <w:sz w:val="23"/>
-                <w:szCs w:val="23"/>
+                <w:sz w:val="36"/>
+                <w:szCs w:val="36"/>
               </w:rPr>
               <w:t xml:space="preserve">朝</w:t>
             </w:r>
@@ -296,18 +412,18 @@
         <w:ruby>
           <w:rubyPr>
             <w:rubyAlign w:val="distributeSpace"/>
-            <w:hps w:val="10"/>
-            <w:hpsRaise w:val="20"/>
-            <w:hpsBaseText w:val="23"/>
-            <w:lid w:val="ja-JP"/>
-          </w:rubyPr>
-          <w:rt>
-            <w:r>
-              <w:rPr>
-                <w:rFonts w:ascii="HG正楷書体-PRO" w:eastAsia="HG正楷書体-PRO" w:hAnsi="HG正楷書体-PRO" w:cs="HG正楷書体-PRO"/>
-                <w:color w:val="1A1A1A"/>
-                <w:sz w:val="10"/>
-                <w:szCs w:val="10"/>
+            <w:hps w:val="16"/>
+            <w:hpsRaise w:val="31"/>
+            <w:hpsBaseText w:val="36"/>
+            <w:lid w:val="ja-JP"/>
+          </w:rubyPr>
+          <w:rt>
+            <w:r>
+              <w:rPr>
+                <w:rFonts w:ascii="HG正楷書体-PRO" w:eastAsia="HG正楷書体-PRO" w:hAnsi="HG正楷書体-PRO" w:cs="HG正楷書体-PRO"/>
+                <w:color w:val="1A1A1A"/>
+                <w:sz w:val="16"/>
+                <w:szCs w:val="16"/>
               </w:rPr>
               <w:t>ス</w:t>
             </w:r>
@@ -317,8 +433,8 @@
               <w:rPr>
                 <w:rFonts w:ascii="HG正楷書体-PRO" w:eastAsia="HG正楷書体-PRO" w:hAnsi="HG正楷書体-PRO" w:cs="HG正楷書体-PRO"/>
                 <w:color w:val="1A1A1A"/>
-                <w:sz w:val="23"/>
-                <w:szCs w:val="23"/>
+                <w:sz w:val="36"/>
+                <w:szCs w:val="36"/>
               </w:rPr>
               <w:t xml:space="preserve">辞</w:t>
             </w:r>
@@ -329,8 +445,8 @@
         <w:rPr>
           <w:rFonts w:ascii="HG正楷書体-PRO" w:eastAsia="HG正楷書体-PRO" w:hAnsi="HG正楷書体-PRO" w:cs="HG正楷書体-PRO"/>
           <w:color w:val="1A1A1A"/>
-          <w:sz w:val="23"/>
-          <w:szCs w:val="23"/>
+          <w:sz w:val="36"/>
+          <w:szCs w:val="36"/>
         </w:rPr>
         <w:t xml:space="preserve">白帝彩</w:t>
       </w:r>
@@ -339,18 +455,18 @@
         <w:ruby>
           <w:rubyPr>
             <w:rubyAlign w:val="distributeSpace"/>
-            <w:hps w:val="10"/>
-            <w:hpsRaise w:val="20"/>
-            <w:hpsBaseText w:val="23"/>
-            <w:lid w:val="ja-JP"/>
-          </w:rubyPr>
-          <w:rt>
-            <w:r>
-              <w:rPr>
-                <w:rFonts w:ascii="HG正楷書体-PRO" w:eastAsia="HG正楷書体-PRO" w:hAnsi="HG正楷書体-PRO" w:cs="HG正楷書体-PRO"/>
-                <w:color w:val="1A1A1A"/>
-                <w:sz w:val="10"/>
-                <w:szCs w:val="10"/>
+            <w:hps w:val="16"/>
+            <w:hpsRaise w:val="31"/>
+            <w:hpsBaseText w:val="36"/>
+            <w:lid w:val="ja-JP"/>
+          </w:rubyPr>
+          <w:rt>
+            <w:r>
+              <w:rPr>
+                <w:rFonts w:ascii="HG正楷書体-PRO" w:eastAsia="HG正楷書体-PRO" w:hAnsi="HG正楷書体-PRO" w:cs="HG正楷書体-PRO"/>
+                <w:color w:val="1A1A1A"/>
+                <w:sz w:val="16"/>
+                <w:szCs w:val="16"/>
               </w:rPr>
               <w:t>ノ</w:t>
             </w:r>
@@ -360,8 +476,8 @@
               <w:rPr>
                 <w:rFonts w:ascii="HG正楷書体-PRO" w:eastAsia="HG正楷書体-PRO" w:hAnsi="HG正楷書体-PRO" w:cs="HG正楷書体-PRO"/>
                 <w:color w:val="1A1A1A"/>
-                <w:sz w:val="23"/>
-                <w:szCs w:val="23"/>
+                <w:sz w:val="36"/>
+                <w:szCs w:val="36"/>
               </w:rPr>
               <w:t xml:space="preserve">雲</w:t>
             </w:r>
@@ -372,27 +488,23 @@
         <w:rPr>
           <w:rFonts w:ascii="HG正楷書体-PRO" w:eastAsia="HG正楷書体-PRO" w:hAnsi="HG正楷書体-PRO" w:cs="HG正楷書体-PRO"/>
           <w:color w:val="1A1A1A"/>
-          <w:sz w:val="23"/>
-          <w:szCs w:val="23"/>
+          <w:sz w:val="36"/>
+          <w:szCs w:val="36"/>
         </w:rPr>
         <w:t xml:space="preserve">間</w:t>
       </w:r>
     </w:p>
     <w:p>
       <w:pPr>
-        <w:pBdr>
-          <w:top w:val="single" w:sz="6" w:space="3" w:color="8FA3C4"/>
-          <w:bottom w:val="single" w:sz="6" w:space="3" w:color="8FA3C4"/>
-        </w:pBdr>
         <w:snapToGrid w:val="0"/>
-        <w:spacing w:before="0" w:after="0" w:line="867" w:lineRule="exact"/>
+        <w:spacing w:before="0" w:after="0" w:line="1200" w:lineRule="exact"/>
       </w:pPr>
       <w:r>
         <w:rPr>
           <w:rFonts w:ascii="HG正楷書体-PRO" w:eastAsia="HG正楷書体-PRO" w:hAnsi="HG正楷書体-PRO" w:cs="HG正楷書体-PRO"/>
           <w:color w:val="1A1A1A"/>
-          <w:sz w:val="23"/>
-          <w:szCs w:val="23"/>
+          <w:sz w:val="36"/>
+          <w:szCs w:val="36"/>
         </w:rPr>
         <w:t xml:space="preserve">千</w:t>
       </w:r>
@@ -401,18 +513,18 @@
         <w:ruby>
           <w:rubyPr>
             <w:rubyAlign w:val="distributeSpace"/>
-            <w:hps w:val="10"/>
-            <w:hpsRaise w:val="20"/>
-            <w:hpsBaseText w:val="23"/>
-            <w:lid w:val="ja-JP"/>
-          </w:rubyPr>
-          <w:rt>
-            <w:r>
-              <w:rPr>
-                <w:rFonts w:ascii="HG正楷書体-PRO" w:eastAsia="HG正楷書体-PRO" w:hAnsi="HG正楷書体-PRO" w:cs="HG正楷書体-PRO"/>
-                <w:color w:val="1A1A1A"/>
-                <w:sz w:val="10"/>
-                <w:szCs w:val="10"/>
+            <w:hps w:val="16"/>
+            <w:hpsRaise w:val="31"/>
+            <w:hpsBaseText w:val="36"/>
+            <w:lid w:val="ja-JP"/>
+          </w:rubyPr>
+          <w:rt>
+            <w:r>
+              <w:rPr>
+                <w:rFonts w:ascii="HG正楷書体-PRO" w:eastAsia="HG正楷書体-PRO" w:hAnsi="HG正楷書体-PRO" w:cs="HG正楷書体-PRO"/>
+                <w:color w:val="1A1A1A"/>
+                <w:sz w:val="16"/>
+                <w:szCs w:val="16"/>
               </w:rPr>
               <w:t>ノ</w:t>
             </w:r>
@@ -422,8 +534,8 @@
               <w:rPr>
                 <w:rFonts w:ascii="HG正楷書体-PRO" w:eastAsia="HG正楷書体-PRO" w:hAnsi="HG正楷書体-PRO" w:cs="HG正楷書体-PRO"/>
                 <w:color w:val="1A1A1A"/>
-                <w:sz w:val="23"/>
-                <w:szCs w:val="23"/>
+                <w:sz w:val="36"/>
+                <w:szCs w:val="36"/>
               </w:rPr>
               <w:t xml:space="preserve">里</w:t>
             </w:r>
@@ -435,18 +547,18 @@
         <w:ruby>
           <w:rubyPr>
             <w:rubyAlign w:val="distributeLetter"/>
-            <w:hps w:val="10"/>
-            <w:hpsRaise w:val="20"/>
-            <w:hpsBaseText w:val="23"/>
-            <w:lid w:val="ja-JP"/>
-          </w:rubyPr>
-          <w:rt>
-            <w:r>
-              <w:rPr>
-                <w:rFonts w:ascii="HG正楷書体-PRO" w:eastAsia="HG正楷書体-PRO" w:hAnsi="HG正楷書体-PRO" w:cs="HG正楷書体-PRO"/>
-                <w:color w:val="1A1A1A"/>
-                <w:sz w:val="10"/>
-                <w:szCs w:val="10"/>
+            <w:hps w:val="16"/>
+            <w:hpsRaise w:val="31"/>
+            <w:hpsBaseText w:val="36"/>
+            <w:lid w:val="ja-JP"/>
+          </w:rubyPr>
+          <w:rt>
+            <w:r>
+              <w:rPr>
+                <w:rFonts w:ascii="HG正楷書体-PRO" w:eastAsia="HG正楷書体-PRO" w:hAnsi="HG正楷書体-PRO" w:cs="HG正楷書体-PRO"/>
+                <w:color w:val="1A1A1A"/>
+                <w:sz w:val="16"/>
+                <w:szCs w:val="16"/>
               </w:rPr>
               <w:t>かう</w:t>
             </w:r>
@@ -456,8 +568,8 @@
               <w:rPr>
                 <w:rFonts w:ascii="HG正楷書体-PRO" w:eastAsia="HG正楷書体-PRO" w:hAnsi="HG正楷書体-PRO" w:cs="HG正楷書体-PRO"/>
                 <w:color w:val="1A1A1A"/>
-                <w:sz w:val="23"/>
-                <w:szCs w:val="23"/>
+                <w:sz w:val="36"/>
+                <w:szCs w:val="36"/>
               </w:rPr>
               <w:t xml:space="preserve">江</w:t>
             </w:r>
@@ -469,18 +581,18 @@
         <w:ruby>
           <w:rubyPr>
             <w:rubyAlign w:val="distributeLetter"/>
-            <w:hps w:val="10"/>
-            <w:hpsRaise w:val="20"/>
-            <w:hpsBaseText w:val="23"/>
-            <w:lid w:val="ja-JP"/>
-          </w:rubyPr>
-          <w:rt>
-            <w:r>
-              <w:rPr>
-                <w:rFonts w:ascii="HG正楷書体-PRO" w:eastAsia="HG正楷書体-PRO" w:hAnsi="HG正楷書体-PRO" w:cs="HG正楷書体-PRO"/>
-                <w:color w:val="1A1A1A"/>
-                <w:sz w:val="10"/>
-                <w:szCs w:val="10"/>
+            <w:hps w:val="16"/>
+            <w:hpsRaise w:val="31"/>
+            <w:hpsBaseText w:val="36"/>
+            <w:lid w:val="ja-JP"/>
+          </w:rubyPr>
+          <w:rt>
+            <w:r>
+              <w:rPr>
+                <w:rFonts w:ascii="HG正楷書体-PRO" w:eastAsia="HG正楷書体-PRO" w:hAnsi="HG正楷書体-PRO" w:cs="HG正楷書体-PRO"/>
+                <w:color w:val="1A1A1A"/>
+                <w:sz w:val="16"/>
+                <w:szCs w:val="16"/>
               </w:rPr>
               <w:t>りよう</w:t>
             </w:r>
@@ -490,8 +602,8 @@
               <w:rPr>
                 <w:rFonts w:ascii="HG正楷書体-PRO" w:eastAsia="HG正楷書体-PRO" w:hAnsi="HG正楷書体-PRO" w:cs="HG正楷書体-PRO"/>
                 <w:color w:val="1A1A1A"/>
-                <w:sz w:val="23"/>
-                <w:szCs w:val="23"/>
+                <w:sz w:val="36"/>
+                <w:szCs w:val="36"/>
               </w:rPr>
               <w:t xml:space="preserve">陵</w:t>
             </w:r>
@@ -502,8 +614,8 @@
         <w:rPr>
           <w:rFonts w:ascii="HG正楷書体-PRO" w:eastAsia="HG正楷書体-PRO" w:hAnsi="HG正楷書体-PRO" w:cs="HG正楷書体-PRO"/>
           <w:color w:val="1A1A1A"/>
-          <w:sz w:val="23"/>
-          <w:szCs w:val="23"/>
+          <w:sz w:val="36"/>
+          <w:szCs w:val="36"/>
         </w:rPr>
         <w:t xml:space="preserve">一</w:t>
       </w:r>
@@ -512,18 +624,18 @@
         <w:ruby>
           <w:rubyPr>
             <w:rubyAlign w:val="distributeLetter"/>
-            <w:hps w:val="10"/>
-            <w:hpsRaise w:val="20"/>
-            <w:hpsBaseText w:val="23"/>
-            <w:lid w:val="ja-JP"/>
-          </w:rubyPr>
-          <w:rt>
-            <w:r>
-              <w:rPr>
-                <w:rFonts w:ascii="HG正楷書体-PRO" w:eastAsia="HG正楷書体-PRO" w:hAnsi="HG正楷書体-PRO" w:cs="HG正楷書体-PRO"/>
-                <w:color w:val="1A1A1A"/>
-                <w:sz w:val="10"/>
-                <w:szCs w:val="10"/>
+            <w:hps w:val="16"/>
+            <w:hpsRaise w:val="31"/>
+            <w:hpsBaseText w:val="36"/>
+            <w:lid w:val="ja-JP"/>
+          </w:rubyPr>
+          <w:rt>
+            <w:r>
+              <w:rPr>
+                <w:rFonts w:ascii="HG正楷書体-PRO" w:eastAsia="HG正楷書体-PRO" w:hAnsi="HG正楷書体-PRO" w:cs="HG正楷書体-PRO"/>
+                <w:color w:val="1A1A1A"/>
+                <w:sz w:val="16"/>
+                <w:szCs w:val="16"/>
               </w:rPr>
               <w:t>ニシテ</w:t>
             </w:r>
@@ -533,8 +645,8 @@
               <w:rPr>
                 <w:rFonts w:ascii="HG正楷書体-PRO" w:eastAsia="HG正楷書体-PRO" w:hAnsi="HG正楷書体-PRO" w:cs="HG正楷書体-PRO"/>
                 <w:color w:val="1A1A1A"/>
-                <w:sz w:val="23"/>
-                <w:szCs w:val="23"/>
+                <w:sz w:val="36"/>
+                <w:szCs w:val="36"/>
               </w:rPr>
               <w:t xml:space="preserve">日</w:t>
             </w:r>
@@ -546,18 +658,18 @@
         <w:ruby>
           <w:rubyPr>
             <w:rubyAlign w:val="distributeLetter"/>
-            <w:hps w:val="10"/>
-            <w:hpsRaise w:val="20"/>
-            <w:hpsBaseText w:val="23"/>
-            <w:lid w:val="ja-JP"/>
-          </w:rubyPr>
-          <w:rt>
-            <w:r>
-              <w:rPr>
-                <w:rFonts w:ascii="HG正楷書体-PRO" w:eastAsia="HG正楷書体-PRO" w:hAnsi="HG正楷書体-PRO" w:cs="HG正楷書体-PRO"/>
-                <w:color w:val="1A1A1A"/>
-                <w:sz w:val="10"/>
-                <w:szCs w:val="10"/>
+            <w:hps w:val="16"/>
+            <w:hpsRaise w:val="31"/>
+            <w:hpsBaseText w:val="36"/>
+            <w:lid w:val="ja-JP"/>
+          </w:rubyPr>
+          <w:rt>
+            <w:r>
+              <w:rPr>
+                <w:rFonts w:ascii="HG正楷書体-PRO" w:eastAsia="HG正楷書体-PRO" w:hAnsi="HG正楷書体-PRO" w:cs="HG正楷書体-PRO"/>
+                <w:color w:val="1A1A1A"/>
+                <w:sz w:val="16"/>
+                <w:szCs w:val="16"/>
               </w:rPr>
               <w:t>かヘル</w:t>
             </w:r>
@@ -567,8 +679,8 @@
               <w:rPr>
                 <w:rFonts w:ascii="HG正楷書体-PRO" w:eastAsia="HG正楷書体-PRO" w:hAnsi="HG正楷書体-PRO" w:cs="HG正楷書体-PRO"/>
                 <w:color w:val="1A1A1A"/>
-                <w:sz w:val="23"/>
-                <w:szCs w:val="23"/>
+                <w:sz w:val="36"/>
+                <w:szCs w:val="36"/>
               </w:rPr>
               <w:t xml:space="preserve">還</w:t>
             </w:r>
@@ -578,19 +690,15 @@
     </w:p>
     <w:p>
       <w:pPr>
-        <w:pBdr>
-          <w:top w:val="single" w:sz="6" w:space="3" w:color="8FA3C4"/>
-          <w:bottom w:val="single" w:sz="6" w:space="3" w:color="8FA3C4"/>
-        </w:pBdr>
         <w:snapToGrid w:val="0"/>
-        <w:spacing w:before="0" w:after="0" w:line="867" w:lineRule="exact"/>
+        <w:spacing w:before="0" w:after="0" w:line="1200" w:lineRule="exact"/>
       </w:pPr>
       <w:r>
         <w:rPr>
           <w:rFonts w:ascii="HG正楷書体-PRO" w:eastAsia="HG正楷書体-PRO" w:hAnsi="HG正楷書体-PRO" w:cs="HG正楷書体-PRO"/>
           <w:color w:val="1A1A1A"/>
-          <w:sz w:val="23"/>
-          <w:szCs w:val="23"/>
+          <w:sz w:val="36"/>
+          <w:szCs w:val="36"/>
         </w:rPr>
         <w:t xml:space="preserve">両</w:t>
       </w:r>
@@ -599,18 +707,18 @@
         <w:ruby>
           <w:rubyPr>
             <w:rubyAlign w:val="distributeSpace"/>
-            <w:hps w:val="10"/>
-            <w:hpsRaise w:val="20"/>
-            <w:hpsBaseText w:val="23"/>
-            <w:lid w:val="ja-JP"/>
-          </w:rubyPr>
-          <w:rt>
-            <w:r>
-              <w:rPr>
-                <w:rFonts w:ascii="HG正楷書体-PRO" w:eastAsia="HG正楷書体-PRO" w:hAnsi="HG正楷書体-PRO" w:cs="HG正楷書体-PRO"/>
-                <w:color w:val="1A1A1A"/>
-                <w:sz w:val="10"/>
-                <w:szCs w:val="10"/>
+            <w:hps w:val="16"/>
+            <w:hpsRaise w:val="31"/>
+            <w:hpsBaseText w:val="36"/>
+            <w:lid w:val="ja-JP"/>
+          </w:rubyPr>
+          <w:rt>
+            <w:r>
+              <w:rPr>
+                <w:rFonts w:ascii="HG正楷書体-PRO" w:eastAsia="HG正楷書体-PRO" w:hAnsi="HG正楷書体-PRO" w:cs="HG正楷書体-PRO"/>
+                <w:color w:val="1A1A1A"/>
+                <w:sz w:val="16"/>
+                <w:szCs w:val="16"/>
               </w:rPr>
               <w:t>ノ</w:t>
             </w:r>
@@ -620,8 +728,8 @@
               <w:rPr>
                 <w:rFonts w:ascii="HG正楷書体-PRO" w:eastAsia="HG正楷書体-PRO" w:hAnsi="HG正楷書体-PRO" w:cs="HG正楷書体-PRO"/>
                 <w:color w:val="1A1A1A"/>
-                <w:sz w:val="23"/>
-                <w:szCs w:val="23"/>
+                <w:sz w:val="36"/>
+                <w:szCs w:val="36"/>
               </w:rPr>
               <w:t xml:space="preserve">岸</w:t>
             </w:r>
@@ -632,8 +740,8 @@
         <w:rPr>
           <w:rFonts w:ascii="HG正楷書体-PRO" w:eastAsia="HG正楷書体-PRO" w:hAnsi="HG正楷書体-PRO" w:cs="HG正楷書体-PRO"/>
           <w:color w:val="1A1A1A"/>
-          <w:sz w:val="23"/>
-          <w:szCs w:val="23"/>
+          <w:sz w:val="36"/>
+          <w:szCs w:val="36"/>
         </w:rPr>
         <w:t xml:space="preserve">猿声</w:t>
       </w:r>
@@ -642,18 +750,18 @@
         <w:ruby>
           <w:rubyPr>
             <w:rubyAlign w:val="distributeLetter"/>
-            <w:hps w:val="10"/>
-            <w:hpsRaise w:val="20"/>
-            <w:hpsBaseText w:val="23"/>
-            <w:lid w:val="ja-JP"/>
-          </w:rubyPr>
-          <w:rt>
-            <w:r>
-              <w:rPr>
-                <w:rFonts w:ascii="HG正楷書体-PRO" w:eastAsia="HG正楷書体-PRO" w:hAnsi="HG正楷書体-PRO" w:cs="HG正楷書体-PRO"/>
-                <w:color w:val="1A1A1A"/>
-                <w:sz w:val="10"/>
-                <w:szCs w:val="10"/>
+            <w:hps w:val="16"/>
+            <w:hpsRaise w:val="31"/>
+            <w:hpsBaseText w:val="36"/>
+            <w:lid w:val="ja-JP"/>
+          </w:rubyPr>
+          <w:rt>
+            <w:r>
+              <w:rPr>
+                <w:rFonts w:ascii="HG正楷書体-PRO" w:eastAsia="HG正楷書体-PRO" w:hAnsi="HG正楷書体-PRO" w:cs="HG正楷書体-PRO"/>
+                <w:color w:val="1A1A1A"/>
+                <w:sz w:val="16"/>
+                <w:szCs w:val="16"/>
               </w:rPr>
               <w:t>なキテ</w:t>
             </w:r>
@@ -663,8 +771,8 @@
               <w:rPr>
                 <w:rFonts w:ascii="HG正楷書体-PRO" w:eastAsia="HG正楷書体-PRO" w:hAnsi="HG正楷書体-PRO" w:cs="HG正楷書体-PRO"/>
                 <w:color w:val="1A1A1A"/>
-                <w:sz w:val="23"/>
-                <w:szCs w:val="23"/>
+                <w:sz w:val="36"/>
+                <w:szCs w:val="36"/>
               </w:rPr>
               <w:t xml:space="preserve">啼</w:t>
             </w:r>
@@ -676,18 +784,18 @@
         <w:ruby>
           <w:rubyPr>
             <w:rubyAlign w:val="distributeLetter"/>
-            <w:hps w:val="10"/>
-            <w:hpsRaise w:val="20"/>
-            <w:hpsBaseText w:val="23"/>
-            <w:lid w:val="ja-JP"/>
-          </w:rubyPr>
-          <w:rt>
-            <w:r>
-              <w:rPr>
-                <w:rFonts w:ascii="HG正楷書体-PRO" w:eastAsia="HG正楷書体-PRO" w:hAnsi="HG正楷書体-PRO" w:cs="HG正楷書体-PRO"/>
-                <w:color w:val="1A1A1A"/>
-                <w:sz w:val="10"/>
-                <w:szCs w:val="10"/>
+            <w:hps w:val="16"/>
+            <w:hpsRaise w:val="31"/>
+            <w:hpsBaseText w:val="36"/>
+            <w:lid w:val="ja-JP"/>
+          </w:rubyPr>
+          <w:rt>
+            <w:r>
+              <w:rPr>
+                <w:rFonts w:ascii="HG正楷書体-PRO" w:eastAsia="HG正楷書体-PRO" w:hAnsi="HG正楷書体-PRO" w:cs="HG正楷書体-PRO"/>
+                <w:color w:val="1A1A1A"/>
+                <w:sz w:val="16"/>
+                <w:szCs w:val="16"/>
               </w:rPr>
               <w:t>ルニ</w:t>
             </w:r>
@@ -697,8 +805,8 @@
               <w:rPr>
                 <w:rFonts w:ascii="HG正楷書体-PRO" w:eastAsia="HG正楷書体-PRO" w:hAnsi="HG正楷書体-PRO" w:cs="HG正楷書体-PRO"/>
                 <w:color w:val="1A1A1A"/>
-                <w:sz w:val="23"/>
-                <w:szCs w:val="23"/>
+                <w:sz w:val="36"/>
+                <w:szCs w:val="36"/>
               </w:rPr>
               <w:t xml:space="preserve">不</w:t>
             </w:r>
@@ -709,8 +817,8 @@
         <w:rPr>
           <w:rFonts w:ascii="HG正楷書体-PRO" w:eastAsia="HG正楷書体-PRO" w:hAnsi="HG正楷書体-PRO" w:cs="HG正楷書体-PRO"/>
           <w:color w:val="1A1A1A"/>
-          <w:sz w:val="14"/>
-          <w:szCs w:val="14"/>
+          <w:sz w:val="22"/>
+          <w:szCs w:val="22"/>
           <w:vertAlign w:val="subscript"/>
         </w:rPr>
         <w:t xml:space="preserve">レ</w:t>
@@ -720,18 +828,18 @@
         <w:ruby>
           <w:rubyPr>
             <w:rubyAlign w:val="distributeLetter"/>
-            <w:hps w:val="10"/>
-            <w:hpsRaise w:val="20"/>
-            <w:hpsBaseText w:val="23"/>
-            <w:lid w:val="ja-JP"/>
-          </w:rubyPr>
-          <w:rt>
-            <w:r>
-              <w:rPr>
-                <w:rFonts w:ascii="HG正楷書体-PRO" w:eastAsia="HG正楷書体-PRO" w:hAnsi="HG正楷書体-PRO" w:cs="HG正楷書体-PRO"/>
-                <w:color w:val="1A1A1A"/>
-                <w:sz w:val="10"/>
-                <w:szCs w:val="10"/>
+            <w:hps w:val="16"/>
+            <w:hpsRaise w:val="31"/>
+            <w:hpsBaseText w:val="36"/>
+            <w:lid w:val="ja-JP"/>
+          </w:rubyPr>
+          <w:rt>
+            <w:r>
+              <w:rPr>
+                <w:rFonts w:ascii="HG正楷書体-PRO" w:eastAsia="HG正楷書体-PRO" w:hAnsi="HG正楷書体-PRO" w:cs="HG正楷書体-PRO"/>
+                <w:color w:val="1A1A1A"/>
+                <w:sz w:val="16"/>
+                <w:szCs w:val="16"/>
               </w:rPr>
               <w:t>やマ</w:t>
             </w:r>
@@ -741,8 +849,8 @@
               <w:rPr>
                 <w:rFonts w:ascii="HG正楷書体-PRO" w:eastAsia="HG正楷書体-PRO" w:hAnsi="HG正楷書体-PRO" w:cs="HG正楷書体-PRO"/>
                 <w:color w:val="1A1A1A"/>
-                <w:sz w:val="23"/>
-                <w:szCs w:val="23"/>
+                <w:sz w:val="36"/>
+                <w:szCs w:val="36"/>
               </w:rPr>
               <w:t xml:space="preserve">住</w:t>
             </w:r>
@@ -752,20 +860,15 @@
     </w:p>
     <w:p>
       <w:pPr>
-        <w:pBdr>
-          <w:top w:val="single" w:sz="6" w:space="3" w:color="8FA3C4"/>
-          <w:bottom w:val="single" w:sz="6" w:space="3" w:color="8FA3C4"/>
-          <w:right w:val="single" w:sz="6" w:space="3" w:color="8FA3C4"/>
-        </w:pBdr>
         <w:snapToGrid w:val="0"/>
-        <w:spacing w:before="0" w:after="0" w:line="867" w:lineRule="exact"/>
+        <w:spacing w:before="0" w:after="0" w:line="1200" w:lineRule="exact"/>
       </w:pPr>
       <w:r>
         <w:rPr>
           <w:rFonts w:ascii="HG正楷書体-PRO" w:eastAsia="HG正楷書体-PRO" w:hAnsi="HG正楷書体-PRO" w:cs="HG正楷書体-PRO"/>
           <w:color w:val="1A1A1A"/>
-          <w:sz w:val="23"/>
-          <w:szCs w:val="23"/>
+          <w:sz w:val="36"/>
+          <w:szCs w:val="36"/>
         </w:rPr>
         <w:t xml:space="preserve">軽舟</w:t>
       </w:r>
@@ -774,18 +877,18 @@
         <w:ruby>
           <w:rubyPr>
             <w:rubyAlign w:val="distributeLetter"/>
-            <w:hps w:val="10"/>
-            <w:hpsRaise w:val="20"/>
-            <w:hpsBaseText w:val="23"/>
-            <w:lid w:val="ja-JP"/>
-          </w:rubyPr>
-          <w:rt>
-            <w:r>
-              <w:rPr>
-                <w:rFonts w:ascii="HG正楷書体-PRO" w:eastAsia="HG正楷書体-PRO" w:hAnsi="HG正楷書体-PRO" w:cs="HG正楷書体-PRO"/>
-                <w:color w:val="1A1A1A"/>
-                <w:sz w:val="10"/>
-                <w:szCs w:val="10"/>
+            <w:hps w:val="16"/>
+            <w:hpsRaise w:val="31"/>
+            <w:hpsBaseText w:val="36"/>
+            <w:lid w:val="ja-JP"/>
+          </w:rubyPr>
+          <w:rt>
+            <w:r>
+              <w:rPr>
+                <w:rFonts w:ascii="HG正楷書体-PRO" w:eastAsia="HG正楷書体-PRO" w:hAnsi="HG正楷書体-PRO" w:cs="HG正楷書体-PRO"/>
+                <w:color w:val="1A1A1A"/>
+                <w:sz w:val="16"/>
+                <w:szCs w:val="16"/>
               </w:rPr>
               <w:t>すでニ</w:t>
             </w:r>
@@ -795,8 +898,8 @@
               <w:rPr>
                 <w:rFonts w:ascii="HG正楷書体-PRO" w:eastAsia="HG正楷書体-PRO" w:hAnsi="HG正楷書体-PRO" w:cs="HG正楷書体-PRO"/>
                 <w:color w:val="1A1A1A"/>
-                <w:sz w:val="23"/>
-                <w:szCs w:val="23"/>
+                <w:sz w:val="36"/>
+                <w:szCs w:val="36"/>
               </w:rPr>
               <w:t xml:space="preserve">已</w:t>
             </w:r>
@@ -808,18 +911,18 @@
         <w:ruby>
           <w:rubyPr>
             <w:rubyAlign w:val="distributeSpace"/>
-            <w:hps w:val="10"/>
-            <w:hpsRaise w:val="20"/>
-            <w:hpsBaseText w:val="23"/>
-            <w:lid w:val="ja-JP"/>
-          </w:rubyPr>
-          <w:rt>
-            <w:r>
-              <w:rPr>
-                <w:rFonts w:ascii="HG正楷書体-PRO" w:eastAsia="HG正楷書体-PRO" w:hAnsi="HG正楷書体-PRO" w:cs="HG正楷書体-PRO"/>
-                <w:color w:val="1A1A1A"/>
-                <w:sz w:val="10"/>
-                <w:szCs w:val="10"/>
+            <w:hps w:val="16"/>
+            <w:hpsRaise w:val="31"/>
+            <w:hpsBaseText w:val="36"/>
+            <w:lid w:val="ja-JP"/>
+          </w:rubyPr>
+          <w:rt>
+            <w:r>
+              <w:rPr>
+                <w:rFonts w:ascii="HG正楷書体-PRO" w:eastAsia="HG正楷書体-PRO" w:hAnsi="HG正楷書体-PRO" w:cs="HG正楷書体-PRO"/>
+                <w:color w:val="1A1A1A"/>
+                <w:sz w:val="16"/>
+                <w:szCs w:val="16"/>
               </w:rPr>
               <w:t>グ</w:t>
             </w:r>
@@ -829,8 +932,8 @@
               <w:rPr>
                 <w:rFonts w:ascii="HG正楷書体-PRO" w:eastAsia="HG正楷書体-PRO" w:hAnsi="HG正楷書体-PRO" w:cs="HG正楷書体-PRO"/>
                 <w:color w:val="1A1A1A"/>
-                <w:sz w:val="23"/>
-                <w:szCs w:val="23"/>
+                <w:sz w:val="36"/>
+                <w:szCs w:val="36"/>
               </w:rPr>
               <w:t xml:space="preserve">過</w:t>
             </w:r>
@@ -842,18 +945,18 @@
         <w:ruby>
           <w:rubyPr>
             <w:rubyAlign w:val="distributeLetter"/>
-            <w:hps w:val="10"/>
-            <w:hpsRaise w:val="20"/>
-            <w:hpsBaseText w:val="23"/>
-            <w:lid w:val="ja-JP"/>
-          </w:rubyPr>
-          <w:rt>
-            <w:r>
-              <w:rPr>
-                <w:rFonts w:ascii="HG正楷書体-PRO" w:eastAsia="HG正楷書体-PRO" w:hAnsi="HG正楷書体-PRO" w:cs="HG正楷書体-PRO"/>
-                <w:color w:val="1A1A1A"/>
-                <w:sz w:val="10"/>
-                <w:szCs w:val="10"/>
+            <w:hps w:val="16"/>
+            <w:hpsRaise w:val="31"/>
+            <w:hpsBaseText w:val="36"/>
+            <w:lid w:val="ja-JP"/>
+          </w:rubyPr>
+          <w:rt>
+            <w:r>
+              <w:rPr>
+                <w:rFonts w:ascii="HG正楷書体-PRO" w:eastAsia="HG正楷書体-PRO" w:hAnsi="HG正楷書体-PRO" w:cs="HG正楷書体-PRO"/>
+                <w:color w:val="1A1A1A"/>
+                <w:sz w:val="16"/>
+                <w:szCs w:val="16"/>
               </w:rPr>
               <w:t>ばん</w:t>
             </w:r>
@@ -863,8 +966,8 @@
               <w:rPr>
                 <w:rFonts w:ascii="HG正楷書体-PRO" w:eastAsia="HG正楷書体-PRO" w:hAnsi="HG正楷書体-PRO" w:cs="HG正楷書体-PRO"/>
                 <w:color w:val="1A1A1A"/>
-                <w:sz w:val="23"/>
-                <w:szCs w:val="23"/>
+                <w:sz w:val="36"/>
+                <w:szCs w:val="36"/>
               </w:rPr>
               <w:t xml:space="preserve">万</w:t>
             </w:r>
@@ -876,18 +979,18 @@
         <w:ruby>
           <w:rubyPr>
             <w:rubyAlign w:val="distributeLetter"/>
-            <w:hps w:val="10"/>
-            <w:hpsRaise w:val="20"/>
-            <w:hpsBaseText w:val="23"/>
-            <w:lid w:val="ja-JP"/>
-          </w:rubyPr>
-          <w:rt>
-            <w:r>
-              <w:rPr>
-                <w:rFonts w:ascii="HG正楷書体-PRO" w:eastAsia="HG正楷書体-PRO" w:hAnsi="HG正楷書体-PRO" w:cs="HG正楷書体-PRO"/>
-                <w:color w:val="1A1A1A"/>
-                <w:sz w:val="10"/>
-                <w:szCs w:val="10"/>
+            <w:hps w:val="16"/>
+            <w:hpsRaise w:val="31"/>
+            <w:hpsBaseText w:val="36"/>
+            <w:lid w:val="ja-JP"/>
+          </w:rubyPr>
+          <w:rt>
+            <w:r>
+              <w:rPr>
+                <w:rFonts w:ascii="HG正楷書体-PRO" w:eastAsia="HG正楷書体-PRO" w:hAnsi="HG正楷書体-PRO" w:cs="HG正楷書体-PRO"/>
+                <w:color w:val="1A1A1A"/>
+                <w:sz w:val="16"/>
+                <w:szCs w:val="16"/>
               </w:rPr>
               <w:t>ちようノ</w:t>
             </w:r>
@@ -897,8 +1000,8 @@
               <w:rPr>
                 <w:rFonts w:ascii="HG正楷書体-PRO" w:eastAsia="HG正楷書体-PRO" w:hAnsi="HG正楷書体-PRO" w:cs="HG正楷書体-PRO"/>
                 <w:color w:val="1A1A1A"/>
-                <w:sz w:val="23"/>
-                <w:szCs w:val="23"/>
+                <w:sz w:val="36"/>
+                <w:szCs w:val="36"/>
               </w:rPr>
               <w:t xml:space="preserve">重</w:t>
             </w:r>
@@ -909,21 +1012,16 @@
         <w:rPr>
           <w:rFonts w:ascii="HG正楷書体-PRO" w:eastAsia="HG正楷書体-PRO" w:hAnsi="HG正楷書体-PRO" w:cs="HG正楷書体-PRO"/>
           <w:color w:val="1A1A1A"/>
-          <w:sz w:val="23"/>
-          <w:szCs w:val="23"/>
+          <w:sz w:val="36"/>
+          <w:szCs w:val="36"/>
         </w:rPr>
         <w:t xml:space="preserve">山</w:t>
       </w:r>
     </w:p>
     <w:p>
       <w:pPr>
-        <w:pBdr>
-          <w:top w:val="single" w:sz="6" w:space="3" w:color="8FA3C4"/>
-          <w:left w:val="single" w:sz="6" w:space="3" w:color="8FA3C4"/>
-          <w:bottom w:val="single" w:sz="6" w:space="3" w:color="8FA3C4"/>
-        </w:pBdr>
         <w:snapToGrid w:val="0"/>
-        <w:spacing w:before="0" w:after="0" w:line="867" w:lineRule="exact"/>
+        <w:spacing w:before="0" w:after="0" w:line="1200" w:lineRule="exact"/>
       </w:pPr>
       <w:r>
         <w:br w:type="column"/>
@@ -933,9 +1031,9 @@
         <w:ruby>
           <w:rubyPr>
             <w:rubyAlign w:val="distributeLetter"/>
-            <w:hps w:val="9"/>
-            <w:hpsRaise w:val="18"/>
-            <w:hpsBaseText w:val="21"/>
+            <w:hps w:val="14"/>
+            <w:hpsRaise w:val="27"/>
+            <w:hpsBaseText w:val="32"/>
             <w:lid w:val="ja-JP"/>
           </w:rubyPr>
           <w:rt>
@@ -943,8 +1041,8 @@
               <w:rPr>
                 <w:rFonts w:ascii="UD デジタル教科書体 N" w:eastAsia="UD デジタル教科書体 N" w:hAnsi="UD デジタル教科書体 N" w:cs="UD デジタル教科書体 N"/>
                 <w:color w:val="EE0000"/>
-                <w:sz w:val="9"/>
-                <w:szCs w:val="9"/>
+                <w:sz w:val="14"/>
+                <w:szCs w:val="14"/>
               </w:rPr>
               <w:t>つと</w:t>
             </w:r>
@@ -954,8 +1052,8 @@
               <w:rPr>
                 <w:rFonts w:ascii="UD デジタル教科書体 N" w:eastAsia="UD デジタル教科書体 N" w:hAnsi="UD デジタル教科書体 N" w:cs="UD デジタル教科書体 N"/>
                 <w:color w:val="EE0000"/>
-                <w:sz w:val="21"/>
-                <w:szCs w:val="21"/>
+                <w:sz w:val="32"/>
+                <w:szCs w:val="32"/>
               </w:rPr>
               <w:t xml:space="preserve">早</w:t>
             </w:r>
@@ -966,8 +1064,8 @@
         <w:rPr>
           <w:rFonts w:ascii="UD デジタル教科書体 N" w:eastAsia="UD デジタル教科書体 N" w:hAnsi="UD デジタル教科書体 N" w:cs="UD デジタル教科書体 N"/>
           <w:color w:val="EE0000"/>
-          <w:sz w:val="21"/>
-          <w:szCs w:val="21"/>
+          <w:sz w:val="32"/>
+          <w:szCs w:val="32"/>
         </w:rPr>
         <w:t xml:space="preserve">に</w:t>
       </w:r>
@@ -976,9 +1074,9 @@
         <w:ruby>
           <w:rubyPr>
             <w:rubyAlign w:val="distributeLetter"/>
-            <w:hps w:val="9"/>
-            <w:hpsRaise w:val="18"/>
-            <w:hpsBaseText w:val="21"/>
+            <w:hps w:val="14"/>
+            <w:hpsRaise w:val="27"/>
+            <w:hpsBaseText w:val="32"/>
             <w:lid w:val="ja-JP"/>
           </w:rubyPr>
           <w:rt>
@@ -986,8 +1084,8 @@
               <w:rPr>
                 <w:rFonts w:ascii="UD デジタル教科書体 N" w:eastAsia="UD デジタル教科書体 N" w:hAnsi="UD デジタル教科書体 N" w:cs="UD デジタル教科書体 N"/>
                 <w:color w:val="EE0000"/>
-                <w:sz w:val="9"/>
-                <w:szCs w:val="9"/>
+                <w:sz w:val="14"/>
+                <w:szCs w:val="14"/>
               </w:rPr>
               <w:t>はくていじやう</w:t>
             </w:r>
@@ -997,8 +1095,8 @@
               <w:rPr>
                 <w:rFonts w:ascii="UD デジタル教科書体 N" w:eastAsia="UD デジタル教科書体 N" w:hAnsi="UD デジタル教科書体 N" w:cs="UD デジタル教科書体 N"/>
                 <w:color w:val="EE0000"/>
-                <w:sz w:val="21"/>
-                <w:szCs w:val="21"/>
+                <w:sz w:val="32"/>
+                <w:szCs w:val="32"/>
               </w:rPr>
               <w:t xml:space="preserve">白帝城</w:t>
             </w:r>
@@ -1009,8 +1107,8 @@
         <w:rPr>
           <w:rFonts w:ascii="UD デジタル教科書体 N" w:eastAsia="UD デジタル教科書体 N" w:hAnsi="UD デジタル教科書体 N" w:cs="UD デジタル教科書体 N"/>
           <w:color w:val="EE0000"/>
-          <w:sz w:val="21"/>
-          <w:szCs w:val="21"/>
+          <w:sz w:val="32"/>
+          <w:szCs w:val="32"/>
         </w:rPr>
         <w:t xml:space="preserve">を</w:t>
       </w:r>
@@ -1019,9 +1117,9 @@
         <w:ruby>
           <w:rubyPr>
             <w:rubyAlign w:val="distributeLetter"/>
-            <w:hps w:val="9"/>
-            <w:hpsRaise w:val="18"/>
-            <w:hpsBaseText w:val="21"/>
+            <w:hps w:val="14"/>
+            <w:hpsRaise w:val="27"/>
+            <w:hpsBaseText w:val="32"/>
             <w:lid w:val="ja-JP"/>
           </w:rubyPr>
           <w:rt>
@@ -1029,8 +1127,8 @@
               <w:rPr>
                 <w:rFonts w:ascii="UD デジタル教科書体 N" w:eastAsia="UD デジタル教科書体 N" w:hAnsi="UD デジタル教科書体 N" w:cs="UD デジタル教科書体 N"/>
                 <w:color w:val="EE0000"/>
-                <w:sz w:val="9"/>
-                <w:szCs w:val="9"/>
+                <w:sz w:val="14"/>
+                <w:szCs w:val="14"/>
               </w:rPr>
               <w:t>はつ</w:t>
             </w:r>
@@ -1040,8 +1138,8 @@
               <w:rPr>
                 <w:rFonts w:ascii="UD デジタル教科書体 N" w:eastAsia="UD デジタル教科書体 N" w:hAnsi="UD デジタル教科書体 N" w:cs="UD デジタル教科書体 N"/>
                 <w:color w:val="EE0000"/>
-                <w:sz w:val="21"/>
-                <w:szCs w:val="21"/>
+                <w:sz w:val="32"/>
+                <w:szCs w:val="32"/>
               </w:rPr>
               <w:t xml:space="preserve">発</w:t>
             </w:r>
@@ -1052,39 +1150,31 @@
         <w:rPr>
           <w:rFonts w:ascii="UD デジタル教科書体 N" w:eastAsia="UD デジタル教科書体 N" w:hAnsi="UD デジタル教科書体 N" w:cs="UD デジタル教科書体 N"/>
           <w:color w:val="EE0000"/>
-          <w:sz w:val="21"/>
-          <w:szCs w:val="21"/>
+          <w:sz w:val="32"/>
+          <w:szCs w:val="32"/>
         </w:rPr>
         <w:t xml:space="preserve">す</w:t>
       </w:r>
     </w:p>
     <w:p>
       <w:pPr>
-        <w:pBdr>
-          <w:top w:val="single" w:sz="6" w:space="3" w:color="8FA3C4"/>
-          <w:bottom w:val="single" w:sz="6" w:space="3" w:color="8FA3C4"/>
-        </w:pBdr>
         <w:snapToGrid w:val="0"/>
-        <w:spacing w:before="0" w:after="0" w:line="867" w:lineRule="exact"/>
-      </w:pPr>
-    </w:p>
-    <w:p>
-      <w:pPr>
-        <w:pBdr>
-          <w:top w:val="single" w:sz="6" w:space="3" w:color="8FA3C4"/>
-          <w:bottom w:val="single" w:sz="6" w:space="3" w:color="8FA3C4"/>
-        </w:pBdr>
+        <w:spacing w:before="0" w:after="0" w:line="1200" w:lineRule="exact"/>
+      </w:pPr>
+    </w:p>
+    <w:p>
+      <w:pPr>
         <w:snapToGrid w:val="0"/>
-        <w:spacing w:before="0" w:after="0" w:line="867" w:lineRule="exact"/>
-      </w:pPr>
-      <w:r>
-        <w:rPr/>
-        <w:ruby>
-          <w:rubyPr>
-            <w:rubyAlign w:val="distributeLetter"/>
-            <w:hps w:val="9"/>
-            <w:hpsRaise w:val="18"/>
-            <w:hpsBaseText w:val="21"/>
+        <w:spacing w:before="0" w:after="0" w:line="1200" w:lineRule="exact"/>
+      </w:pPr>
+      <w:r>
+        <w:rPr/>
+        <w:ruby>
+          <w:rubyPr>
+            <w:rubyAlign w:val="distributeLetter"/>
+            <w:hps w:val="14"/>
+            <w:hpsRaise w:val="27"/>
+            <w:hpsBaseText w:val="32"/>
             <w:lid w:val="ja-JP"/>
           </w:rubyPr>
           <w:rt>
@@ -1092,8 +1182,8 @@
               <w:rPr>
                 <w:rFonts w:ascii="UD デジタル教科書体 N" w:eastAsia="UD デジタル教科書体 N" w:hAnsi="UD デジタル教科書体 N" w:cs="UD デジタル教科書体 N"/>
                 <w:color w:val="EE0000"/>
-                <w:sz w:val="9"/>
-                <w:szCs w:val="9"/>
+                <w:sz w:val="14"/>
+                <w:szCs w:val="14"/>
               </w:rPr>
               <w:t>あした</w:t>
             </w:r>
@@ -1103,8 +1193,8 @@
               <w:rPr>
                 <w:rFonts w:ascii="UD デジタル教科書体 N" w:eastAsia="UD デジタル教科書体 N" w:hAnsi="UD デジタル教科書体 N" w:cs="UD デジタル教科書体 N"/>
                 <w:color w:val="EE0000"/>
-                <w:sz w:val="21"/>
-                <w:szCs w:val="21"/>
+                <w:sz w:val="32"/>
+                <w:szCs w:val="32"/>
               </w:rPr>
               <w:t xml:space="preserve">朝</w:t>
             </w:r>
@@ -1115,8 +1205,8 @@
         <w:rPr>
           <w:rFonts w:ascii="UD デジタル教科書体 N" w:eastAsia="UD デジタル教科書体 N" w:hAnsi="UD デジタル教科書体 N" w:cs="UD デジタル教科書体 N"/>
           <w:color w:val="EE0000"/>
-          <w:sz w:val="21"/>
-          <w:szCs w:val="21"/>
+          <w:sz w:val="32"/>
+          <w:szCs w:val="32"/>
         </w:rPr>
         <w:t xml:space="preserve">に</w:t>
       </w:r>
@@ -1125,9 +1215,9 @@
         <w:ruby>
           <w:rubyPr>
             <w:rubyAlign w:val="distributeSpace"/>
-            <w:hps w:val="9"/>
-            <w:hpsRaise w:val="18"/>
-            <w:hpsBaseText w:val="21"/>
+            <w:hps w:val="14"/>
+            <w:hpsRaise w:val="27"/>
+            <w:hpsBaseText w:val="32"/>
             <w:lid w:val="ja-JP"/>
           </w:rubyPr>
           <w:rt>
@@ -1135,8 +1225,8 @@
               <w:rPr>
                 <w:rFonts w:ascii="UD デジタル教科書体 N" w:eastAsia="UD デジタル教科書体 N" w:hAnsi="UD デジタル教科書体 N" w:cs="UD デジタル教科書体 N"/>
                 <w:color w:val="EE0000"/>
-                <w:sz w:val="9"/>
-                <w:szCs w:val="9"/>
+                <w:sz w:val="14"/>
+                <w:szCs w:val="14"/>
               </w:rPr>
               <w:t>じ</w:t>
             </w:r>
@@ -1146,8 +1236,8 @@
               <w:rPr>
                 <w:rFonts w:ascii="UD デジタル教科書体 N" w:eastAsia="UD デジタル教科書体 N" w:hAnsi="UD デジタル教科書体 N" w:cs="UD デジタル教科書体 N"/>
                 <w:color w:val="EE0000"/>
-                <w:sz w:val="21"/>
-                <w:szCs w:val="21"/>
+                <w:sz w:val="32"/>
+                <w:szCs w:val="32"/>
               </w:rPr>
               <w:t xml:space="preserve">辞</w:t>
             </w:r>
@@ -1158,8 +1248,8 @@
         <w:rPr>
           <w:rFonts w:ascii="UD デジタル教科書体 N" w:eastAsia="UD デジタル教科書体 N" w:hAnsi="UD デジタル教科書体 N" w:cs="UD デジタル教科書体 N"/>
           <w:color w:val="EE0000"/>
-          <w:sz w:val="21"/>
-          <w:szCs w:val="21"/>
+          <w:sz w:val="32"/>
+          <w:szCs w:val="32"/>
         </w:rPr>
         <w:t xml:space="preserve">す</w:t>
       </w:r>
@@ -1168,9 +1258,9 @@
         <w:ruby>
           <w:rubyPr>
             <w:rubyAlign w:val="distributeLetter"/>
-            <w:hps w:val="9"/>
-            <w:hpsRaise w:val="18"/>
-            <w:hpsBaseText w:val="21"/>
+            <w:hps w:val="14"/>
+            <w:hpsRaise w:val="27"/>
+            <w:hpsBaseText w:val="32"/>
             <w:lid w:val="ja-JP"/>
           </w:rubyPr>
           <w:rt>
@@ -1178,8 +1268,8 @@
               <w:rPr>
                 <w:rFonts w:ascii="UD デジタル教科書体 N" w:eastAsia="UD デジタル教科書体 N" w:hAnsi="UD デジタル教科書体 N" w:cs="UD デジタル教科書体 N"/>
                 <w:color w:val="EE0000"/>
-                <w:sz w:val="9"/>
-                <w:szCs w:val="9"/>
+                <w:sz w:val="14"/>
+                <w:szCs w:val="14"/>
               </w:rPr>
               <w:t>はくてい</w:t>
             </w:r>
@@ -1189,8 +1279,8 @@
               <w:rPr>
                 <w:rFonts w:ascii="UD デジタル教科書体 N" w:eastAsia="UD デジタル教科書体 N" w:hAnsi="UD デジタル教科書体 N" w:cs="UD デジタル教科書体 N"/>
                 <w:color w:val="EE0000"/>
-                <w:sz w:val="21"/>
-                <w:szCs w:val="21"/>
+                <w:sz w:val="32"/>
+                <w:szCs w:val="32"/>
               </w:rPr>
               <w:t xml:space="preserve">白帝</w:t>
             </w:r>
@@ -1201,8 +1291,8 @@
         <w:rPr>
           <w:rFonts w:ascii="UD デジタル教科書体 N" w:eastAsia="UD デジタル教科書体 N" w:hAnsi="UD デジタル教科書体 N" w:cs="UD デジタル教科書体 N"/>
           <w:color w:val="EE0000"/>
-          <w:sz w:val="21"/>
-          <w:szCs w:val="21"/>
+          <w:sz w:val="32"/>
+          <w:szCs w:val="32"/>
         </w:rPr>
         <w:t xml:space="preserve">　</w:t>
       </w:r>
@@ -1211,9 +1301,9 @@
         <w:ruby>
           <w:rubyPr>
             <w:rubyAlign w:val="distributeLetter"/>
-            <w:hps w:val="9"/>
-            <w:hpsRaise w:val="18"/>
-            <w:hpsBaseText w:val="21"/>
+            <w:hps w:val="14"/>
+            <w:hpsRaise w:val="27"/>
+            <w:hpsBaseText w:val="32"/>
             <w:lid w:val="ja-JP"/>
           </w:rubyPr>
           <w:rt>
@@ -1221,8 +1311,8 @@
               <w:rPr>
                 <w:rFonts w:ascii="UD デジタル教科書体 N" w:eastAsia="UD デジタル教科書体 N" w:hAnsi="UD デジタル教科書体 N" w:cs="UD デジタル教科書体 N"/>
                 <w:color w:val="EE0000"/>
-                <w:sz w:val="9"/>
-                <w:szCs w:val="9"/>
+                <w:sz w:val="14"/>
+                <w:szCs w:val="14"/>
               </w:rPr>
               <w:t>さいうん</w:t>
             </w:r>
@@ -1232,8 +1322,8 @@
               <w:rPr>
                 <w:rFonts w:ascii="UD デジタル教科書体 N" w:eastAsia="UD デジタル教科書体 N" w:hAnsi="UD デジタル教科書体 N" w:cs="UD デジタル教科書体 N"/>
                 <w:color w:val="EE0000"/>
-                <w:sz w:val="21"/>
-                <w:szCs w:val="21"/>
+                <w:sz w:val="32"/>
+                <w:szCs w:val="32"/>
               </w:rPr>
               <w:t xml:space="preserve">彩雲</w:t>
             </w:r>
@@ -1244,8 +1334,8 @@
         <w:rPr>
           <w:rFonts w:ascii="UD デジタル教科書体 N" w:eastAsia="UD デジタル教科書体 N" w:hAnsi="UD デジタル教科書体 N" w:cs="UD デジタル教科書体 N"/>
           <w:color w:val="EE0000"/>
-          <w:sz w:val="21"/>
-          <w:szCs w:val="21"/>
+          <w:sz w:val="32"/>
+          <w:szCs w:val="32"/>
         </w:rPr>
         <w:t xml:space="preserve">の</w:t>
       </w:r>
@@ -1254,9 +1344,9 @@
         <w:ruby>
           <w:rubyPr>
             <w:rubyAlign w:val="distributeLetter"/>
-            <w:hps w:val="9"/>
-            <w:hpsRaise w:val="18"/>
-            <w:hpsBaseText w:val="21"/>
+            <w:hps w:val="14"/>
+            <w:hpsRaise w:val="27"/>
+            <w:hpsBaseText w:val="32"/>
             <w:lid w:val="ja-JP"/>
           </w:rubyPr>
           <w:rt>
@@ -1264,8 +1354,8 @@
               <w:rPr>
                 <w:rFonts w:ascii="UD デジタル教科書体 N" w:eastAsia="UD デジタル教科書体 N" w:hAnsi="UD デジタル教科書体 N" w:cs="UD デジタル教科書体 N"/>
                 <w:color w:val="EE0000"/>
-                <w:sz w:val="9"/>
-                <w:szCs w:val="9"/>
+                <w:sz w:val="14"/>
+                <w:szCs w:val="14"/>
               </w:rPr>
               <w:t>かん</w:t>
             </w:r>
@@ -1275,8 +1365,8 @@
               <w:rPr>
                 <w:rFonts w:ascii="UD デジタル教科書体 N" w:eastAsia="UD デジタル教科書体 N" w:hAnsi="UD デジタル教科書体 N" w:cs="UD デジタル教科書体 N"/>
                 <w:color w:val="EE0000"/>
-                <w:sz w:val="21"/>
-                <w:szCs w:val="21"/>
+                <w:sz w:val="32"/>
+                <w:szCs w:val="32"/>
               </w:rPr>
               <w:t xml:space="preserve">間</w:t>
             </w:r>
@@ -1286,21 +1376,17 @@
     </w:p>
     <w:p>
       <w:pPr>
-        <w:pBdr>
-          <w:top w:val="single" w:sz="6" w:space="3" w:color="8FA3C4"/>
-          <w:bottom w:val="single" w:sz="6" w:space="3" w:color="8FA3C4"/>
-        </w:pBdr>
         <w:snapToGrid w:val="0"/>
-        <w:spacing w:before="0" w:after="0" w:line="867" w:lineRule="exact"/>
-      </w:pPr>
-      <w:r>
-        <w:rPr/>
-        <w:ruby>
-          <w:rubyPr>
-            <w:rubyAlign w:val="distributeLetter"/>
-            <w:hps w:val="9"/>
-            <w:hpsRaise w:val="18"/>
-            <w:hpsBaseText w:val="21"/>
+        <w:spacing w:before="0" w:after="0" w:line="1200" w:lineRule="exact"/>
+      </w:pPr>
+      <w:r>
+        <w:rPr/>
+        <w:ruby>
+          <w:rubyPr>
+            <w:rubyAlign w:val="distributeLetter"/>
+            <w:hps w:val="14"/>
+            <w:hpsRaise w:val="27"/>
+            <w:hpsBaseText w:val="32"/>
             <w:lid w:val="ja-JP"/>
           </w:rubyPr>
           <w:rt>
@@ -1308,8 +1394,8 @@
               <w:rPr>
                 <w:rFonts w:ascii="UD デジタル教科書体 N" w:eastAsia="UD デジタル教科書体 N" w:hAnsi="UD デジタル教科書体 N" w:cs="UD デジタル教科書体 N"/>
                 <w:color w:val="EE0000"/>
-                <w:sz w:val="9"/>
-                <w:szCs w:val="9"/>
+                <w:sz w:val="14"/>
+                <w:szCs w:val="14"/>
               </w:rPr>
               <w:t>せんり</w:t>
             </w:r>
@@ -1319,8 +1405,8 @@
               <w:rPr>
                 <w:rFonts w:ascii="UD デジタル教科書体 N" w:eastAsia="UD デジタル教科書体 N" w:hAnsi="UD デジタル教科書体 N" w:cs="UD デジタル教科書体 N"/>
                 <w:color w:val="EE0000"/>
-                <w:sz w:val="21"/>
-                <w:szCs w:val="21"/>
+                <w:sz w:val="32"/>
+                <w:szCs w:val="32"/>
               </w:rPr>
               <w:t xml:space="preserve">千里</w:t>
             </w:r>
@@ -1331,8 +1417,8 @@
         <w:rPr>
           <w:rFonts w:ascii="UD デジタル教科書体 N" w:eastAsia="UD デジタル教科書体 N" w:hAnsi="UD デジタル教科書体 N" w:cs="UD デジタル教科書体 N"/>
           <w:color w:val="EE0000"/>
-          <w:sz w:val="21"/>
-          <w:szCs w:val="21"/>
+          <w:sz w:val="32"/>
+          <w:szCs w:val="32"/>
         </w:rPr>
         <w:t xml:space="preserve">の</w:t>
       </w:r>
@@ -1341,9 +1427,9 @@
         <w:ruby>
           <w:rubyPr>
             <w:rubyAlign w:val="distributeLetter"/>
-            <w:hps w:val="9"/>
-            <w:hpsRaise w:val="18"/>
-            <w:hpsBaseText w:val="21"/>
+            <w:hps w:val="14"/>
+            <w:hpsRaise w:val="27"/>
+            <w:hpsBaseText w:val="32"/>
             <w:lid w:val="ja-JP"/>
           </w:rubyPr>
           <w:rt>
@@ -1351,8 +1437,8 @@
               <w:rPr>
                 <w:rFonts w:ascii="UD デジタル教科書体 N" w:eastAsia="UD デジタル教科書体 N" w:hAnsi="UD デジタル教科書体 N" w:cs="UD デジタル教科書体 N"/>
                 <w:color w:val="EE0000"/>
-                <w:sz w:val="9"/>
-                <w:szCs w:val="9"/>
+                <w:sz w:val="14"/>
+                <w:szCs w:val="14"/>
               </w:rPr>
               <w:t>かうりよう</w:t>
             </w:r>
@@ -1362,8 +1448,8 @@
               <w:rPr>
                 <w:rFonts w:ascii="UD デジタル教科書体 N" w:eastAsia="UD デジタル教科書体 N" w:hAnsi="UD デジタル教科書体 N" w:cs="UD デジタル教科書体 N"/>
                 <w:color w:val="EE0000"/>
-                <w:sz w:val="21"/>
-                <w:szCs w:val="21"/>
+                <w:sz w:val="32"/>
+                <w:szCs w:val="32"/>
               </w:rPr>
               <w:t xml:space="preserve">江陵</w:t>
             </w:r>
@@ -1374,8 +1460,8 @@
         <w:rPr>
           <w:rFonts w:ascii="UD デジタル教科書体 N" w:eastAsia="UD デジタル教科書体 N" w:hAnsi="UD デジタル教科書体 N" w:cs="UD デジタル教科書体 N"/>
           <w:color w:val="EE0000"/>
-          <w:sz w:val="21"/>
-          <w:szCs w:val="21"/>
+          <w:sz w:val="32"/>
+          <w:szCs w:val="32"/>
         </w:rPr>
         <w:t xml:space="preserve">　</w:t>
       </w:r>
@@ -1384,9 +1470,9 @@
         <w:ruby>
           <w:rubyPr>
             <w:rubyAlign w:val="distributeLetter"/>
-            <w:hps w:val="9"/>
-            <w:hpsRaise w:val="18"/>
-            <w:hpsBaseText w:val="21"/>
+            <w:hps w:val="14"/>
+            <w:hpsRaise w:val="27"/>
+            <w:hpsBaseText w:val="32"/>
             <w:lid w:val="ja-JP"/>
           </w:rubyPr>
           <w:rt>
@@ -1394,8 +1480,8 @@
               <w:rPr>
                 <w:rFonts w:ascii="UD デジタル教科書体 N" w:eastAsia="UD デジタル教科書体 N" w:hAnsi="UD デジタル教科書体 N" w:cs="UD デジタル教科書体 N"/>
                 <w:color w:val="EE0000"/>
-                <w:sz w:val="9"/>
-                <w:szCs w:val="9"/>
+                <w:sz w:val="14"/>
+                <w:szCs w:val="14"/>
               </w:rPr>
               <w:t>いちにち</w:t>
             </w:r>
@@ -1405,8 +1491,8 @@
               <w:rPr>
                 <w:rFonts w:ascii="UD デジタル教科書体 N" w:eastAsia="UD デジタル教科書体 N" w:hAnsi="UD デジタル教科書体 N" w:cs="UD デジタル教科書体 N"/>
                 <w:color w:val="EE0000"/>
-                <w:sz w:val="21"/>
-                <w:szCs w:val="21"/>
+                <w:sz w:val="32"/>
+                <w:szCs w:val="32"/>
               </w:rPr>
               <w:t xml:space="preserve">一日</w:t>
             </w:r>
@@ -1417,8 +1503,8 @@
         <w:rPr>
           <w:rFonts w:ascii="UD デジタル教科書体 N" w:eastAsia="UD デジタル教科書体 N" w:hAnsi="UD デジタル教科書体 N" w:cs="UD デジタル教科書体 N"/>
           <w:color w:val="EE0000"/>
-          <w:sz w:val="21"/>
-          <w:szCs w:val="21"/>
+          <w:sz w:val="32"/>
+          <w:szCs w:val="32"/>
         </w:rPr>
         <w:t xml:space="preserve">にして</w:t>
       </w:r>
@@ -1427,9 +1513,9 @@
         <w:ruby>
           <w:rubyPr>
             <w:rubyAlign w:val="distributeLetter"/>
-            <w:hps w:val="9"/>
-            <w:hpsRaise w:val="18"/>
-            <w:hpsBaseText w:val="21"/>
+            <w:hps w:val="14"/>
+            <w:hpsRaise w:val="27"/>
+            <w:hpsBaseText w:val="32"/>
             <w:lid w:val="ja-JP"/>
           </w:rubyPr>
           <w:rt>
@@ -1437,8 +1523,8 @@
               <w:rPr>
                 <w:rFonts w:ascii="UD デジタル教科書体 N" w:eastAsia="UD デジタル教科書体 N" w:hAnsi="UD デジタル教科書体 N" w:cs="UD デジタル教科書体 N"/>
                 <w:color w:val="EE0000"/>
-                <w:sz w:val="9"/>
-                <w:szCs w:val="9"/>
+                <w:sz w:val="14"/>
+                <w:szCs w:val="14"/>
               </w:rPr>
               <w:t>かへ</w:t>
             </w:r>
@@ -1448,8 +1534,8 @@
               <w:rPr>
                 <w:rFonts w:ascii="UD デジタル教科書体 N" w:eastAsia="UD デジタル教科書体 N" w:hAnsi="UD デジタル教科書体 N" w:cs="UD デジタル教科書体 N"/>
                 <w:color w:val="EE0000"/>
-                <w:sz w:val="21"/>
-                <w:szCs w:val="21"/>
+                <w:sz w:val="32"/>
+                <w:szCs w:val="32"/>
               </w:rPr>
               <w:t xml:space="preserve">還</w:t>
             </w:r>
@@ -1460,29 +1546,25 @@
         <w:rPr>
           <w:rFonts w:ascii="UD デジタル教科書体 N" w:eastAsia="UD デジタル教科書体 N" w:hAnsi="UD デジタル教科書体 N" w:cs="UD デジタル教科書体 N"/>
           <w:color w:val="EE0000"/>
-          <w:sz w:val="21"/>
-          <w:szCs w:val="21"/>
+          <w:sz w:val="32"/>
+          <w:szCs w:val="32"/>
         </w:rPr>
         <w:t xml:space="preserve">る</w:t>
       </w:r>
     </w:p>
     <w:p>
       <w:pPr>
-        <w:pBdr>
-          <w:top w:val="single" w:sz="6" w:space="3" w:color="8FA3C4"/>
-          <w:bottom w:val="single" w:sz="6" w:space="3" w:color="8FA3C4"/>
-        </w:pBdr>
         <w:snapToGrid w:val="0"/>
-        <w:spacing w:before="0" w:after="0" w:line="867" w:lineRule="exact"/>
-      </w:pPr>
-      <w:r>
-        <w:rPr/>
-        <w:ruby>
-          <w:rubyPr>
-            <w:rubyAlign w:val="distributeLetter"/>
-            <w:hps w:val="9"/>
-            <w:hpsRaise w:val="18"/>
-            <w:hpsBaseText w:val="21"/>
+        <w:spacing w:before="0" w:after="0" w:line="1200" w:lineRule="exact"/>
+      </w:pPr>
+      <w:r>
+        <w:rPr/>
+        <w:ruby>
+          <w:rubyPr>
+            <w:rubyAlign w:val="distributeLetter"/>
+            <w:hps w:val="14"/>
+            <w:hpsRaise w:val="27"/>
+            <w:hpsBaseText w:val="32"/>
             <w:lid w:val="ja-JP"/>
           </w:rubyPr>
           <w:rt>
@@ -1490,8 +1572,8 @@
               <w:rPr>
                 <w:rFonts w:ascii="UD デジタル教科書体 N" w:eastAsia="UD デジタル教科書体 N" w:hAnsi="UD デジタル教科書体 N" w:cs="UD デジタル教科書体 N"/>
                 <w:color w:val="EE0000"/>
-                <w:sz w:val="9"/>
-                <w:szCs w:val="9"/>
+                <w:sz w:val="14"/>
+                <w:szCs w:val="14"/>
               </w:rPr>
               <w:t>りやうがん</w:t>
             </w:r>
@@ -1501,8 +1583,8 @@
               <w:rPr>
                 <w:rFonts w:ascii="UD デジタル教科書体 N" w:eastAsia="UD デジタル教科書体 N" w:hAnsi="UD デジタル教科書体 N" w:cs="UD デジタル教科書体 N"/>
                 <w:color w:val="EE0000"/>
-                <w:sz w:val="21"/>
-                <w:szCs w:val="21"/>
+                <w:sz w:val="32"/>
+                <w:szCs w:val="32"/>
               </w:rPr>
               <w:t xml:space="preserve">両岸</w:t>
             </w:r>
@@ -1513,8 +1595,8 @@
         <w:rPr>
           <w:rFonts w:ascii="UD デジタル教科書体 N" w:eastAsia="UD デジタル教科書体 N" w:hAnsi="UD デジタル教科書体 N" w:cs="UD デジタル教科書体 N"/>
           <w:color w:val="EE0000"/>
-          <w:sz w:val="21"/>
-          <w:szCs w:val="21"/>
+          <w:sz w:val="32"/>
+          <w:szCs w:val="32"/>
         </w:rPr>
         <w:t xml:space="preserve">の</w:t>
       </w:r>
@@ -1523,9 +1605,9 @@
         <w:ruby>
           <w:rubyPr>
             <w:rubyAlign w:val="distributeLetter"/>
-            <w:hps w:val="9"/>
-            <w:hpsRaise w:val="18"/>
-            <w:hpsBaseText w:val="21"/>
+            <w:hps w:val="14"/>
+            <w:hpsRaise w:val="27"/>
+            <w:hpsBaseText w:val="32"/>
             <w:lid w:val="ja-JP"/>
           </w:rubyPr>
           <w:rt>
@@ -1533,8 +1615,8 @@
               <w:rPr>
                 <w:rFonts w:ascii="UD デジタル教科書体 N" w:eastAsia="UD デジタル教科書体 N" w:hAnsi="UD デジタル教科書体 N" w:cs="UD デジタル教科書体 N"/>
                 <w:color w:val="EE0000"/>
-                <w:sz w:val="9"/>
-                <w:szCs w:val="9"/>
+                <w:sz w:val="14"/>
+                <w:szCs w:val="14"/>
               </w:rPr>
               <w:t>ゑんせい</w:t>
             </w:r>
@@ -1544,8 +1626,8 @@
               <w:rPr>
                 <w:rFonts w:ascii="UD デジタル教科書体 N" w:eastAsia="UD デジタル教科書体 N" w:hAnsi="UD デジタル教科書体 N" w:cs="UD デジタル教科書体 N"/>
                 <w:color w:val="EE0000"/>
-                <w:sz w:val="21"/>
-                <w:szCs w:val="21"/>
+                <w:sz w:val="32"/>
+                <w:szCs w:val="32"/>
               </w:rPr>
               <w:t xml:space="preserve">猿声</w:t>
             </w:r>
@@ -1556,8 +1638,8 @@
         <w:rPr>
           <w:rFonts w:ascii="UD デジタル教科書体 N" w:eastAsia="UD デジタル教科書体 N" w:hAnsi="UD デジタル教科書体 N" w:cs="UD デジタル教科書体 N"/>
           <w:color w:val="EE0000"/>
-          <w:sz w:val="21"/>
-          <w:szCs w:val="21"/>
+          <w:sz w:val="32"/>
+          <w:szCs w:val="32"/>
         </w:rPr>
         <w:t xml:space="preserve">　</w:t>
       </w:r>
@@ -1566,9 +1648,9 @@
         <w:ruby>
           <w:rubyPr>
             <w:rubyAlign w:val="distributeSpace"/>
-            <w:hps w:val="9"/>
-            <w:hpsRaise w:val="18"/>
-            <w:hpsBaseText w:val="21"/>
+            <w:hps w:val="14"/>
+            <w:hpsRaise w:val="27"/>
+            <w:hpsBaseText w:val="32"/>
             <w:lid w:val="ja-JP"/>
           </w:rubyPr>
           <w:rt>
@@ -1576,8 +1658,8 @@
               <w:rPr>
                 <w:rFonts w:ascii="UD デジタル教科書体 N" w:eastAsia="UD デジタル教科書体 N" w:hAnsi="UD デジタル教科書体 N" w:cs="UD デジタル教科書体 N"/>
                 <w:color w:val="EE0000"/>
-                <w:sz w:val="9"/>
-                <w:szCs w:val="9"/>
+                <w:sz w:val="14"/>
+                <w:szCs w:val="14"/>
               </w:rPr>
               <w:t>な</w:t>
             </w:r>
@@ -1587,8 +1669,8 @@
               <w:rPr>
                 <w:rFonts w:ascii="UD デジタル教科書体 N" w:eastAsia="UD デジタル教科書体 N" w:hAnsi="UD デジタル教科書体 N" w:cs="UD デジタル教科書体 N"/>
                 <w:color w:val="EE0000"/>
-                <w:sz w:val="21"/>
-                <w:szCs w:val="21"/>
+                <w:sz w:val="32"/>
+                <w:szCs w:val="32"/>
               </w:rPr>
               <w:t xml:space="preserve">啼</w:t>
             </w:r>
@@ -1599,8 +1681,8 @@
         <w:rPr>
           <w:rFonts w:ascii="UD デジタル教科書体 N" w:eastAsia="UD デジタル教科書体 N" w:hAnsi="UD デジタル教科書体 N" w:cs="UD デジタル教科書体 N"/>
           <w:color w:val="EE0000"/>
-          <w:sz w:val="21"/>
-          <w:szCs w:val="21"/>
+          <w:sz w:val="32"/>
+          <w:szCs w:val="32"/>
         </w:rPr>
         <w:t xml:space="preserve">きて</w:t>
       </w:r>
@@ -1609,9 +1691,9 @@
         <w:ruby>
           <w:rubyPr>
             <w:rubyAlign w:val="distributeSpace"/>
-            <w:hps w:val="9"/>
-            <w:hpsRaise w:val="18"/>
-            <w:hpsBaseText w:val="21"/>
+            <w:hps w:val="14"/>
+            <w:hpsRaise w:val="27"/>
+            <w:hpsBaseText w:val="32"/>
             <w:lid w:val="ja-JP"/>
           </w:rubyPr>
           <w:rt>
@@ -1619,8 +1701,8 @@
               <w:rPr>
                 <w:rFonts w:ascii="UD デジタル教科書体 N" w:eastAsia="UD デジタル教科書体 N" w:hAnsi="UD デジタル教科書体 N" w:cs="UD デジタル教科書体 N"/>
                 <w:color w:val="EE0000"/>
-                <w:sz w:val="9"/>
-                <w:szCs w:val="9"/>
+                <w:sz w:val="14"/>
+                <w:szCs w:val="14"/>
               </w:rPr>
               <w:t>や</w:t>
             </w:r>
@@ -1630,8 +1712,8 @@
               <w:rPr>
                 <w:rFonts w:ascii="UD デジタル教科書体 N" w:eastAsia="UD デジタル教科書体 N" w:hAnsi="UD デジタル教科書体 N" w:cs="UD デジタル教科書体 N"/>
                 <w:color w:val="EE0000"/>
-                <w:sz w:val="21"/>
-                <w:szCs w:val="21"/>
+                <w:sz w:val="32"/>
+                <w:szCs w:val="32"/>
               </w:rPr>
               <w:t xml:space="preserve">住</w:t>
             </w:r>
@@ -1642,30 +1724,25 @@
         <w:rPr>
           <w:rFonts w:ascii="UD デジタル教科書体 N" w:eastAsia="UD デジタル教科書体 N" w:hAnsi="UD デジタル教科書体 N" w:cs="UD デジタル教科書体 N"/>
           <w:color w:val="EE0000"/>
-          <w:sz w:val="21"/>
-          <w:szCs w:val="21"/>
+          <w:sz w:val="32"/>
+          <w:szCs w:val="32"/>
         </w:rPr>
         <w:t xml:space="preserve">まざるに</w:t>
       </w:r>
     </w:p>
     <w:p>
       <w:pPr>
-        <w:pBdr>
-          <w:top w:val="single" w:sz="6" w:space="3" w:color="8FA3C4"/>
-          <w:bottom w:val="single" w:sz="6" w:space="3" w:color="8FA3C4"/>
-          <w:right w:val="single" w:sz="6" w:space="3" w:color="8FA3C4"/>
-        </w:pBdr>
         <w:snapToGrid w:val="0"/>
-        <w:spacing w:before="0" w:after="0" w:line="867" w:lineRule="exact"/>
-      </w:pPr>
-      <w:r>
-        <w:rPr/>
-        <w:ruby>
-          <w:rubyPr>
-            <w:rubyAlign w:val="distributeLetter"/>
-            <w:hps w:val="9"/>
-            <w:hpsRaise w:val="18"/>
-            <w:hpsBaseText w:val="21"/>
+        <w:spacing w:before="0" w:after="0" w:line="1200" w:lineRule="exact"/>
+      </w:pPr>
+      <w:r>
+        <w:rPr/>
+        <w:ruby>
+          <w:rubyPr>
+            <w:rubyAlign w:val="distributeLetter"/>
+            <w:hps w:val="14"/>
+            <w:hpsRaise w:val="27"/>
+            <w:hpsBaseText w:val="32"/>
             <w:lid w:val="ja-JP"/>
           </w:rubyPr>
           <w:rt>
@@ -1673,8 +1750,8 @@
               <w:rPr>
                 <w:rFonts w:ascii="UD デジタル教科書体 N" w:eastAsia="UD デジタル教科書体 N" w:hAnsi="UD デジタル教科書体 N" w:cs="UD デジタル教科書体 N"/>
                 <w:color w:val="EE0000"/>
-                <w:sz w:val="9"/>
-                <w:szCs w:val="9"/>
+                <w:sz w:val="14"/>
+                <w:szCs w:val="14"/>
               </w:rPr>
               <w:t>けいしう</w:t>
             </w:r>
@@ -1684,8 +1761,8 @@
               <w:rPr>
                 <w:rFonts w:ascii="UD デジタル教科書体 N" w:eastAsia="UD デジタル教科書体 N" w:hAnsi="UD デジタル教科書体 N" w:cs="UD デジタル教科書体 N"/>
                 <w:color w:val="EE0000"/>
-                <w:sz w:val="21"/>
-                <w:szCs w:val="21"/>
+                <w:sz w:val="32"/>
+                <w:szCs w:val="32"/>
               </w:rPr>
               <w:t xml:space="preserve">軽舟</w:t>
             </w:r>
@@ -1697,9 +1774,9 @@
         <w:ruby>
           <w:rubyPr>
             <w:rubyAlign w:val="distributeLetter"/>
-            <w:hps w:val="9"/>
-            <w:hpsRaise w:val="18"/>
-            <w:hpsBaseText w:val="21"/>
+            <w:hps w:val="14"/>
+            <w:hpsRaise w:val="27"/>
+            <w:hpsBaseText w:val="32"/>
             <w:lid w:val="ja-JP"/>
           </w:rubyPr>
           <w:rt>
@@ -1707,8 +1784,8 @@
               <w:rPr>
                 <w:rFonts w:ascii="UD デジタル教科書体 N" w:eastAsia="UD デジタル教科書体 N" w:hAnsi="UD デジタル教科書体 N" w:cs="UD デジタル教科書体 N"/>
                 <w:color w:val="EE0000"/>
-                <w:sz w:val="9"/>
-                <w:szCs w:val="9"/>
+                <w:sz w:val="14"/>
+                <w:szCs w:val="14"/>
               </w:rPr>
               <w:t>すで</w:t>
             </w:r>
@@ -1718,8 +1795,8 @@
               <w:rPr>
                 <w:rFonts w:ascii="UD デジタル教科書体 N" w:eastAsia="UD デジタル教科書体 N" w:hAnsi="UD デジタル教科書体 N" w:cs="UD デジタル教科書体 N"/>
                 <w:color w:val="EE0000"/>
-                <w:sz w:val="21"/>
-                <w:szCs w:val="21"/>
+                <w:sz w:val="32"/>
+                <w:szCs w:val="32"/>
               </w:rPr>
               <w:t xml:space="preserve">已</w:t>
             </w:r>
@@ -1730,8 +1807,8 @@
         <w:rPr>
           <w:rFonts w:ascii="UD デジタル教科書体 N" w:eastAsia="UD デジタル教科書体 N" w:hAnsi="UD デジタル教科書体 N" w:cs="UD デジタル教科書体 N"/>
           <w:color w:val="EE0000"/>
-          <w:sz w:val="21"/>
-          <w:szCs w:val="21"/>
+          <w:sz w:val="32"/>
+          <w:szCs w:val="32"/>
         </w:rPr>
         <w:t xml:space="preserve">に</w:t>
       </w:r>
@@ -1740,9 +1817,9 @@
         <w:ruby>
           <w:rubyPr>
             <w:rubyAlign w:val="distributeSpace"/>
-            <w:hps w:val="9"/>
-            <w:hpsRaise w:val="18"/>
-            <w:hpsBaseText w:val="21"/>
+            <w:hps w:val="14"/>
+            <w:hpsRaise w:val="27"/>
+            <w:hpsBaseText w:val="32"/>
             <w:lid w:val="ja-JP"/>
           </w:rubyPr>
           <w:rt>
@@ -1750,8 +1827,8 @@
               <w:rPr>
                 <w:rFonts w:ascii="UD デジタル教科書体 N" w:eastAsia="UD デジタル教科書体 N" w:hAnsi="UD デジタル教科書体 N" w:cs="UD デジタル教科書体 N"/>
                 <w:color w:val="EE0000"/>
-                <w:sz w:val="9"/>
-                <w:szCs w:val="9"/>
+                <w:sz w:val="14"/>
+                <w:szCs w:val="14"/>
               </w:rPr>
               <w:t>す</w:t>
             </w:r>
@@ -1761,8 +1838,8 @@
               <w:rPr>
                 <w:rFonts w:ascii="UD デジタル教科書体 N" w:eastAsia="UD デジタル教科書体 N" w:hAnsi="UD デジタル教科書体 N" w:cs="UD デジタル教科書体 N"/>
                 <w:color w:val="EE0000"/>
-                <w:sz w:val="21"/>
-                <w:szCs w:val="21"/>
+                <w:sz w:val="32"/>
+                <w:szCs w:val="32"/>
               </w:rPr>
               <w:t xml:space="preserve">過</w:t>
             </w:r>
@@ -1773,8 +1850,8 @@
         <w:rPr>
           <w:rFonts w:ascii="UD デジタル教科書体 N" w:eastAsia="UD デジタル教科書体 N" w:hAnsi="UD デジタル教科書体 N" w:cs="UD デジタル教科書体 N"/>
           <w:color w:val="EE0000"/>
-          <w:sz w:val="21"/>
-          <w:szCs w:val="21"/>
+          <w:sz w:val="32"/>
+          <w:szCs w:val="32"/>
         </w:rPr>
         <w:t xml:space="preserve">ぐ　</w:t>
       </w:r>
@@ -1783,9 +1860,9 @@
         <w:ruby>
           <w:rubyPr>
             <w:rubyAlign w:val="distributeLetter"/>
-            <w:hps w:val="9"/>
-            <w:hpsRaise w:val="18"/>
-            <w:hpsBaseText w:val="21"/>
+            <w:hps w:val="14"/>
+            <w:hpsRaise w:val="27"/>
+            <w:hpsBaseText w:val="32"/>
             <w:lid w:val="ja-JP"/>
           </w:rubyPr>
           <w:rt>
@@ -1793,8 +1870,8 @@
               <w:rPr>
                 <w:rFonts w:ascii="UD デジタル教科書体 N" w:eastAsia="UD デジタル教科書体 N" w:hAnsi="UD デジタル教科書体 N" w:cs="UD デジタル教科書体 N"/>
                 <w:color w:val="EE0000"/>
-                <w:sz w:val="9"/>
-                <w:szCs w:val="9"/>
+                <w:sz w:val="14"/>
+                <w:szCs w:val="14"/>
               </w:rPr>
               <w:t>ばんちよう</w:t>
             </w:r>
@@ -1804,8 +1881,8 @@
               <w:rPr>
                 <w:rFonts w:ascii="UD デジタル教科書体 N" w:eastAsia="UD デジタル教科書体 N" w:hAnsi="UD デジタル教科書体 N" w:cs="UD デジタル教科書体 N"/>
                 <w:color w:val="EE0000"/>
-                <w:sz w:val="21"/>
-                <w:szCs w:val="21"/>
+                <w:sz w:val="32"/>
+                <w:szCs w:val="32"/>
               </w:rPr>
               <w:t xml:space="preserve">万重</w:t>
             </w:r>
@@ -1816,8 +1893,8 @@
         <w:rPr>
           <w:rFonts w:ascii="UD デジタル教科書体 N" w:eastAsia="UD デジタル教科書体 N" w:hAnsi="UD デジタル教科書体 N" w:cs="UD デジタル教科書体 N"/>
           <w:color w:val="EE0000"/>
-          <w:sz w:val="21"/>
-          <w:szCs w:val="21"/>
+          <w:sz w:val="32"/>
+          <w:szCs w:val="32"/>
         </w:rPr>
         <w:t xml:space="preserve">の</w:t>
       </w:r>
@@ -1826,9 +1903,9 @@
         <w:ruby>
           <w:rubyPr>
             <w:rubyAlign w:val="distributeLetter"/>
-            <w:hps w:val="9"/>
-            <w:hpsRaise w:val="18"/>
-            <w:hpsBaseText w:val="21"/>
+            <w:hps w:val="14"/>
+            <w:hpsRaise w:val="27"/>
+            <w:hpsBaseText w:val="32"/>
             <w:lid w:val="ja-JP"/>
           </w:rubyPr>
           <w:rt>
@@ -1836,8 +1913,8 @@
               <w:rPr>
                 <w:rFonts w:ascii="UD デジタル教科書体 N" w:eastAsia="UD デジタル教科書体 N" w:hAnsi="UD デジタル教科書体 N" w:cs="UD デジタル教科書体 N"/>
                 <w:color w:val="EE0000"/>
-                <w:sz w:val="9"/>
-                <w:szCs w:val="9"/>
+                <w:sz w:val="14"/>
+                <w:szCs w:val="14"/>
               </w:rPr>
               <w:t>やま</w:t>
             </w:r>
@@ -1847,8 +1924,8 @@
               <w:rPr>
                 <w:rFonts w:ascii="UD デジタル教科書体 N" w:eastAsia="UD デジタル教科書体 N" w:hAnsi="UD デジタル教科書体 N" w:cs="UD デジタル教科書体 N"/>
                 <w:color w:val="EE0000"/>
-                <w:sz w:val="21"/>
-                <w:szCs w:val="21"/>
+                <w:sz w:val="32"/>
+                <w:szCs w:val="32"/>
               </w:rPr>
               <w:t xml:space="preserve">山</w:t>
             </w:r>
@@ -1864,8 +1941,8 @@
           <w:pgSz w:w="16838" w:h="11906" w:orient="landscape"/>
           <w:pgMar w:top="850" w:right="907" w:bottom="794" w:left="907" w:header="567" w:footer="567" w:gutter="0"/>
           <w:cols w:num="2" w:space="284" w:equalWidth="0">
-            <w:col w:w="3400" w:space="284"/>
-            <w:col w:w="6578"/>
+            <w:col w:w="3175" w:space="284"/>
+            <w:col w:w="6803"/>
           </w:cols>
           <w:textDirection w:val="tbRl"/>
           <w:docGrid w:type="default" w:linePitch="360" w:charSpace="0"/>
@@ -1874,11 +1951,6 @@
     </w:p>
     <w:p>
       <w:pPr>
-        <w:pBdr>
-          <w:top w:val="single" w:sz="6" w:space="3" w:color="8FA3C4"/>
-          <w:left w:val="single" w:sz="6" w:space="3" w:color="8FA3C4"/>
-          <w:bottom w:val="single" w:sz="6" w:space="3" w:color="8FA3C4"/>
-        </w:pBdr>
         <w:snapToGrid w:val="0"/>
         <w:spacing w:before="0" w:after="0" w:line="340" w:lineRule="exact"/>
       </w:pPr>
@@ -1896,10 +1968,6 @@
     </w:p>
     <w:p>
       <w:pPr>
-        <w:pBdr>
-          <w:top w:val="single" w:sz="6" w:space="3" w:color="8FA3C4"/>
-          <w:bottom w:val="single" w:sz="6" w:space="3" w:color="8FA3C4"/>
-        </w:pBdr>
         <w:snapToGrid w:val="0"/>
         <w:spacing w:before="0" w:after="0" w:line="340" w:lineRule="exact"/>
       </w:pPr>
@@ -1951,10 +2019,6 @@
     </w:p>
     <w:p>
       <w:pPr>
-        <w:pBdr>
-          <w:top w:val="single" w:sz="6" w:space="3" w:color="8FA3C4"/>
-          <w:bottom w:val="single" w:sz="6" w:space="3" w:color="8FA3C4"/>
-        </w:pBdr>
         <w:snapToGrid w:val="0"/>
         <w:spacing w:before="0" w:after="0" w:line="340" w:lineRule="exact"/>
       </w:pPr>
@@ -1970,10 +2034,6 @@
     </w:p>
     <w:p>
       <w:pPr>
-        <w:pBdr>
-          <w:top w:val="single" w:sz="6" w:space="3" w:color="8FA3C4"/>
-          <w:bottom w:val="single" w:sz="6" w:space="3" w:color="8FA3C4"/>
-        </w:pBdr>
         <w:snapToGrid w:val="0"/>
         <w:spacing w:before="0" w:after="0" w:line="340" w:lineRule="exact"/>
       </w:pPr>
@@ -2115,10 +2175,6 @@
     </w:p>
     <w:p>
       <w:pPr>
-        <w:pBdr>
-          <w:top w:val="single" w:sz="6" w:space="3" w:color="8FA3C4"/>
-          <w:bottom w:val="single" w:sz="6" w:space="3" w:color="8FA3C4"/>
-        </w:pBdr>
         <w:snapToGrid w:val="0"/>
         <w:spacing w:before="0" w:after="0" w:line="340" w:lineRule="exact"/>
       </w:pPr>
@@ -2134,11 +2190,6 @@
     </w:p>
     <w:p>
       <w:pPr>
-        <w:pBdr>
-          <w:top w:val="single" w:sz="6" w:space="3" w:color="8FA3C4"/>
-          <w:bottom w:val="single" w:sz="6" w:space="3" w:color="8FA3C4"/>
-          <w:right w:val="single" w:sz="6" w:space="3" w:color="8FA3C4"/>
-        </w:pBdr>
         <w:snapToGrid w:val="0"/>
         <w:spacing w:before="0" w:after="0" w:line="340" w:lineRule="exact"/>
       </w:pPr>
@@ -2280,11 +2331,6 @@
     </w:p>
     <w:p>
       <w:pPr>
-        <w:pBdr>
-          <w:top w:val="single" w:sz="6" w:space="3" w:color="8FA3C4"/>
-          <w:left w:val="single" w:sz="6" w:space="3" w:color="8FA3C4"/>
-          <w:bottom w:val="single" w:sz="6" w:space="3" w:color="8FA3C4"/>
-        </w:pBdr>
         <w:snapToGrid w:val="0"/>
         <w:spacing w:before="0" w:after="0" w:line="340" w:lineRule="exact"/>
       </w:pPr>
@@ -2302,10 +2348,6 @@
     </w:p>
     <w:p>
       <w:pPr>
-        <w:pBdr>
-          <w:top w:val="single" w:sz="6" w:space="3" w:color="8FA3C4"/>
-          <w:bottom w:val="single" w:sz="6" w:space="3" w:color="8FA3C4"/>
-        </w:pBdr>
         <w:snapToGrid w:val="0"/>
         <w:spacing w:before="0" w:after="0" w:line="340" w:lineRule="exact"/>
       </w:pPr>
@@ -2404,10 +2446,6 @@
     </w:p>
     <w:p>
       <w:pPr>
-        <w:pBdr>
-          <w:top w:val="single" w:sz="6" w:space="3" w:color="8FA3C4"/>
-          <w:bottom w:val="single" w:sz="6" w:space="3" w:color="8FA3C4"/>
-        </w:pBdr>
         <w:snapToGrid w:val="0"/>
         <w:spacing w:before="0" w:after="0" w:line="340" w:lineRule="exact"/>
       </w:pPr>
@@ -2549,10 +2587,6 @@
     </w:p>
     <w:p>
       <w:pPr>
-        <w:pBdr>
-          <w:top w:val="single" w:sz="6" w:space="3" w:color="8FA3C4"/>
-          <w:bottom w:val="single" w:sz="6" w:space="3" w:color="8FA3C4"/>
-        </w:pBdr>
         <w:snapToGrid w:val="0"/>
         <w:spacing w:before="0" w:after="0" w:line="340" w:lineRule="exact"/>
       </w:pPr>
@@ -2730,11 +2764,6 @@
     </w:p>
     <w:p>
       <w:pPr>
-        <w:pBdr>
-          <w:top w:val="single" w:sz="6" w:space="3" w:color="8FA3C4"/>
-          <w:bottom w:val="single" w:sz="6" w:space="3" w:color="8FA3C4"/>
-          <w:right w:val="single" w:sz="6" w:space="3" w:color="8FA3C4"/>
-        </w:pBdr>
         <w:snapToGrid w:val="0"/>
         <w:spacing w:before="0" w:after="0" w:line="340" w:lineRule="exact"/>
       </w:pPr>
@@ -3028,7 +3057,7 @@
     <w:p>
       <w:pPr>
         <w:snapToGrid w:val="0"/>
-        <w:spacing w:before="0" w:after="0" w:line="620" w:lineRule="exact"/>
+        <w:spacing w:before="0" w:after="0" w:line="560" w:lineRule="exact"/>
       </w:pPr>
       <w:r>
         <w:rPr>
@@ -3036,16 +3065,145 @@
           <w:b/>
           <w:bCs/>
           <w:color w:val="1B3A6B"/>
-          <w:sz w:val="30"/>
-          <w:szCs w:val="30"/>
+          <w:sz w:val="24"/>
+          <w:szCs w:val="24"/>
         </w:rPr>
         <w:t xml:space="preserve">【古典探究】　李白「早発白帝城」　現代語訳プリント②</w:t>
       </w:r>
+      <w:r>
+        <w:drawing>
+          <wp:anchor distT="0" distB="0" distL="0" distR="0" simplePos="0" relativeHeight="251658240" behindDoc="1" locked="0" layoutInCell="1" allowOverlap="1">
+            <wp:simplePos x="0" y="0"/>
+            <wp:positionH relativeFrom="page">
+              <wp:posOffset>469900</wp:posOffset>
+            </wp:positionH>
+            <wp:positionV relativeFrom="page">
+              <wp:posOffset>7541895</wp:posOffset>
+            </wp:positionV>
+            <wp:extent cx="2197100" cy="6656070"/>
+            <wp:effectExtent l="0" t="0" r="0" b="0"/>
+            <wp:wrapNone/>
+            <wp:docPr id="1" name="frame1"/>
+            <wp:cNvGraphicFramePr/>
+            <a:graphic>
+              <a:graphicData uri="http://schemas.microsoft.com/office/word/2010/wordprocessingShape">
+                <wps:wsp>
+                  <wps:cNvSpPr/>
+                  <wps:spPr>
+                    <a:xfrm>
+                      <a:off x="0" y="0"/>
+                      <a:ext cx="2197100" cy="6656070"/>
+                    </a:xfrm>
+                    <a:prstGeom prst="roundRect">
+                      <a:avLst>
+                        <a:gd name="adj" fmla="val 4000"/>
+                      </a:avLst>
+                    </a:prstGeom>
+                    <a:noFill/>
+                    <a:ln w="12700">
+                      <a:solidFill>
+                        <a:srgbClr val="8FA3C4"/>
+                      </a:solidFill>
+                    </a:ln>
+                  </wps:spPr>
+                  <wps:bodyPr/>
+                </wps:wsp>
+              </a:graphicData>
+            </a:graphic>
+          </wp:anchor>
+        </w:drawing>
+      </w:r>
+      <w:r>
+        <w:drawing>
+          <wp:anchor distT="0" distB="0" distL="0" distR="0" simplePos="0" relativeHeight="251658240" behindDoc="1" locked="0" layoutInCell="1" allowOverlap="1">
+            <wp:simplePos x="0" y="0"/>
+            <wp:positionH relativeFrom="page">
+              <wp:posOffset>469900</wp:posOffset>
+            </wp:positionH>
+            <wp:positionV relativeFrom="page">
+              <wp:posOffset>5598795</wp:posOffset>
+            </wp:positionV>
+            <wp:extent cx="1879600" cy="6656070"/>
+            <wp:effectExtent l="0" t="0" r="0" b="0"/>
+            <wp:wrapNone/>
+            <wp:docPr id="2" name="frame2"/>
+            <wp:cNvGraphicFramePr/>
+            <a:graphic>
+              <a:graphicData uri="http://schemas.microsoft.com/office/word/2010/wordprocessingShape">
+                <wps:wsp>
+                  <wps:cNvSpPr/>
+                  <wps:spPr>
+                    <a:xfrm>
+                      <a:off x="0" y="0"/>
+                      <a:ext cx="1879600" cy="6656070"/>
+                    </a:xfrm>
+                    <a:prstGeom prst="roundRect">
+                      <a:avLst>
+                        <a:gd name="adj" fmla="val 4000"/>
+                      </a:avLst>
+                    </a:prstGeom>
+                    <a:noFill/>
+                    <a:ln w="12700">
+                      <a:solidFill>
+                        <a:srgbClr val="8FA3C4"/>
+                      </a:solidFill>
+                    </a:ln>
+                  </wps:spPr>
+                  <wps:bodyPr/>
+                </wps:wsp>
+              </a:graphicData>
+            </a:graphic>
+          </wp:anchor>
+        </w:drawing>
+      </w:r>
+      <w:r>
+        <w:drawing>
+          <wp:anchor distT="0" distB="0" distL="0" distR="0" simplePos="0" relativeHeight="251658240" behindDoc="1" locked="0" layoutInCell="1" allowOverlap="1">
+            <wp:simplePos x="0" y="0"/>
+            <wp:positionH relativeFrom="page">
+              <wp:posOffset>469900</wp:posOffset>
+            </wp:positionH>
+            <wp:positionV relativeFrom="page">
+              <wp:posOffset>1572895</wp:posOffset>
+            </wp:positionV>
+            <wp:extent cx="3962400" cy="6656070"/>
+            <wp:effectExtent l="0" t="0" r="0" b="0"/>
+            <wp:wrapNone/>
+            <wp:docPr id="3" name="frame3"/>
+            <wp:cNvGraphicFramePr/>
+            <a:graphic>
+              <a:graphicData uri="http://schemas.microsoft.com/office/word/2010/wordprocessingShape">
+                <wps:wsp>
+                  <wps:cNvSpPr/>
+                  <wps:spPr>
+                    <a:xfrm>
+                      <a:off x="0" y="0"/>
+                      <a:ext cx="3962400" cy="6656070"/>
+                    </a:xfrm>
+                    <a:prstGeom prst="roundRect">
+                      <a:avLst>
+                        <a:gd name="adj" fmla="val 4000"/>
+                      </a:avLst>
+                    </a:prstGeom>
+                    <a:noFill/>
+                    <a:ln w="12700">
+                      <a:solidFill>
+                        <a:srgbClr val="8FA3C4"/>
+                      </a:solidFill>
+                    </a:ln>
+                  </wps:spPr>
+                  <wps:bodyPr/>
+                </wps:wsp>
+              </a:graphicData>
+            </a:graphic>
+          </wp:anchor>
+        </w:drawing>
+      </w:r>
     </w:p>
     <w:p>
       <w:pPr>
         <w:snapToGrid w:val="0"/>
-        <w:spacing w:before="0" w:after="0" w:line="620" w:lineRule="exact"/>
+        <w:spacing w:before="0" w:after="0" w:line="560" w:lineRule="exact"/>
       </w:pPr>
       <w:r>
         <w:rPr>
@@ -3060,7 +3218,7 @@
     <w:p>
       <w:pPr>
         <w:snapToGrid w:val="0"/>
-        <w:spacing w:before="0" w:after="0" w:line="620" w:lineRule="exact"/>
+        <w:spacing w:before="0" w:after="0" w:line="560" w:lineRule="exact"/>
       </w:pPr>
       <w:r>
         <w:rPr>
@@ -3087,31 +3245,26 @@
     </w:p>
     <w:p>
       <w:pPr>
-        <w:pBdr>
-          <w:top w:val="single" w:sz="6" w:space="3" w:color="8FA3C4"/>
-          <w:left w:val="single" w:sz="6" w:space="3" w:color="8FA3C4"/>
-          <w:bottom w:val="single" w:sz="6" w:space="3" w:color="8FA3C4"/>
-        </w:pBdr>
         <w:snapToGrid w:val="0"/>
-        <w:spacing w:before="0" w:after="0" w:line="700" w:lineRule="exact"/>
-      </w:pPr>
-      <w:r>
-        <w:rPr/>
-        <w:ruby>
-          <w:rubyPr>
-            <w:rubyAlign w:val="distributeLetter"/>
-            <w:hps w:val="10"/>
-            <w:hpsRaise w:val="20"/>
-            <w:hpsBaseText w:val="23"/>
-            <w:lid w:val="ja-JP"/>
-          </w:rubyPr>
-          <w:rt>
-            <w:r>
-              <w:rPr>
-                <w:rFonts w:ascii="HG正楷書体-PRO" w:eastAsia="HG正楷書体-PRO" w:hAnsi="HG正楷書体-PRO" w:cs="HG正楷書体-PRO"/>
-                <w:color w:val="1A1A1A"/>
-                <w:sz w:val="10"/>
-                <w:szCs w:val="10"/>
+        <w:spacing w:before="0" w:after="0" w:line="1030" w:lineRule="exact"/>
+      </w:pPr>
+      <w:r>
+        <w:rPr/>
+        <w:ruby>
+          <w:rubyPr>
+            <w:rubyAlign w:val="distributeLetter"/>
+            <w:hps w:val="16"/>
+            <w:hpsRaise w:val="31"/>
+            <w:hpsBaseText w:val="36"/>
+            <w:lid w:val="ja-JP"/>
+          </w:rubyPr>
+          <w:rt>
+            <w:r>
+              <w:rPr>
+                <w:rFonts w:ascii="HG正楷書体-PRO" w:eastAsia="HG正楷書体-PRO" w:hAnsi="HG正楷書体-PRO" w:cs="HG正楷書体-PRO"/>
+                <w:color w:val="1A1A1A"/>
+                <w:sz w:val="16"/>
+                <w:szCs w:val="16"/>
               </w:rPr>
               <w:t>つとニ</w:t>
             </w:r>
@@ -3121,8 +3274,8 @@
               <w:rPr>
                 <w:rFonts w:ascii="HG正楷書体-PRO" w:eastAsia="HG正楷書体-PRO" w:hAnsi="HG正楷書体-PRO" w:cs="HG正楷書体-PRO"/>
                 <w:color w:val="1A1A1A"/>
-                <w:sz w:val="23"/>
-                <w:szCs w:val="23"/>
+                <w:sz w:val="36"/>
+                <w:szCs w:val="36"/>
               </w:rPr>
               <w:t xml:space="preserve">早</w:t>
             </w:r>
@@ -3134,18 +3287,18 @@
         <w:ruby>
           <w:rubyPr>
             <w:rubyAlign w:val="distributeSpace"/>
-            <w:hps w:val="10"/>
-            <w:hpsRaise w:val="20"/>
-            <w:hpsBaseText w:val="23"/>
-            <w:lid w:val="ja-JP"/>
-          </w:rubyPr>
-          <w:rt>
-            <w:r>
-              <w:rPr>
-                <w:rFonts w:ascii="HG正楷書体-PRO" w:eastAsia="HG正楷書体-PRO" w:hAnsi="HG正楷書体-PRO" w:cs="HG正楷書体-PRO"/>
-                <w:color w:val="1A1A1A"/>
-                <w:sz w:val="10"/>
-                <w:szCs w:val="10"/>
+            <w:hps w:val="16"/>
+            <w:hpsRaise w:val="31"/>
+            <w:hpsBaseText w:val="36"/>
+            <w:lid w:val="ja-JP"/>
+          </w:rubyPr>
+          <w:rt>
+            <w:r>
+              <w:rPr>
+                <w:rFonts w:ascii="HG正楷書体-PRO" w:eastAsia="HG正楷書体-PRO" w:hAnsi="HG正楷書体-PRO" w:cs="HG正楷書体-PRO"/>
+                <w:color w:val="1A1A1A"/>
+                <w:sz w:val="16"/>
+                <w:szCs w:val="16"/>
               </w:rPr>
               <w:t>ス</w:t>
             </w:r>
@@ -3155,8 +3308,8 @@
               <w:rPr>
                 <w:rFonts w:ascii="HG正楷書体-PRO" w:eastAsia="HG正楷書体-PRO" w:hAnsi="HG正楷書体-PRO" w:cs="HG正楷書体-PRO"/>
                 <w:color w:val="1A1A1A"/>
-                <w:sz w:val="23"/>
-                <w:szCs w:val="23"/>
+                <w:sz w:val="36"/>
+                <w:szCs w:val="36"/>
               </w:rPr>
               <w:t xml:space="preserve">発</w:t>
             </w:r>
@@ -3167,8 +3320,8 @@
         <w:rPr>
           <w:rFonts w:ascii="HG正楷書体-PRO" w:eastAsia="HG正楷書体-PRO" w:hAnsi="HG正楷書体-PRO" w:cs="HG正楷書体-PRO"/>
           <w:color w:val="1A1A1A"/>
-          <w:sz w:val="14"/>
-          <w:szCs w:val="14"/>
+          <w:sz w:val="22"/>
+          <w:szCs w:val="22"/>
           <w:vertAlign w:val="subscript"/>
         </w:rPr>
         <w:t xml:space="preserve">二</w:t>
@@ -3177,8 +3330,8 @@
         <w:rPr>
           <w:rFonts w:ascii="HG正楷書体-PRO" w:eastAsia="HG正楷書体-PRO" w:hAnsi="HG正楷書体-PRO" w:cs="HG正楷書体-PRO"/>
           <w:color w:val="1A1A1A"/>
-          <w:sz w:val="23"/>
-          <w:szCs w:val="23"/>
+          <w:sz w:val="36"/>
+          <w:szCs w:val="36"/>
         </w:rPr>
         <w:t xml:space="preserve">白帝</w:t>
       </w:r>
@@ -3187,18 +3340,18 @@
         <w:ruby>
           <w:rubyPr>
             <w:rubyAlign w:val="distributeSpace"/>
-            <w:hps w:val="10"/>
-            <w:hpsRaise w:val="20"/>
-            <w:hpsBaseText w:val="23"/>
-            <w:lid w:val="ja-JP"/>
-          </w:rubyPr>
-          <w:rt>
-            <w:r>
-              <w:rPr>
-                <w:rFonts w:ascii="HG正楷書体-PRO" w:eastAsia="HG正楷書体-PRO" w:hAnsi="HG正楷書体-PRO" w:cs="HG正楷書体-PRO"/>
-                <w:color w:val="1A1A1A"/>
-                <w:sz w:val="10"/>
-                <w:szCs w:val="10"/>
+            <w:hps w:val="16"/>
+            <w:hpsRaise w:val="31"/>
+            <w:hpsBaseText w:val="36"/>
+            <w:lid w:val="ja-JP"/>
+          </w:rubyPr>
+          <w:rt>
+            <w:r>
+              <w:rPr>
+                <w:rFonts w:ascii="HG正楷書体-PRO" w:eastAsia="HG正楷書体-PRO" w:hAnsi="HG正楷書体-PRO" w:cs="HG正楷書体-PRO"/>
+                <w:color w:val="1A1A1A"/>
+                <w:sz w:val="16"/>
+                <w:szCs w:val="16"/>
               </w:rPr>
               <w:t>ヲ</w:t>
             </w:r>
@@ -3208,8 +3361,8 @@
               <w:rPr>
                 <w:rFonts w:ascii="HG正楷書体-PRO" w:eastAsia="HG正楷書体-PRO" w:hAnsi="HG正楷書体-PRO" w:cs="HG正楷書体-PRO"/>
                 <w:color w:val="1A1A1A"/>
-                <w:sz w:val="23"/>
-                <w:szCs w:val="23"/>
+                <w:sz w:val="36"/>
+                <w:szCs w:val="36"/>
               </w:rPr>
               <w:t xml:space="preserve">城</w:t>
             </w:r>
@@ -3220,8 +3373,8 @@
         <w:rPr>
           <w:rFonts w:ascii="HG正楷書体-PRO" w:eastAsia="HG正楷書体-PRO" w:hAnsi="HG正楷書体-PRO" w:cs="HG正楷書体-PRO"/>
           <w:color w:val="1A1A1A"/>
-          <w:sz w:val="14"/>
-          <w:szCs w:val="14"/>
+          <w:sz w:val="22"/>
+          <w:szCs w:val="22"/>
           <w:vertAlign w:val="subscript"/>
         </w:rPr>
         <w:t xml:space="preserve">一</w:t>
@@ -3229,30 +3382,26 @@
     </w:p>
     <w:p>
       <w:pPr>
-        <w:pBdr>
-          <w:top w:val="single" w:sz="6" w:space="3" w:color="8FA3C4"/>
-          <w:bottom w:val="single" w:sz="6" w:space="3" w:color="8FA3C4"/>
-        </w:pBdr>
         <w:snapToGrid w:val="0"/>
-        <w:spacing w:before="0" w:after="0" w:line="700" w:lineRule="exact"/>
-      </w:pPr>
-      <w:r>
-        <w:rPr/>
-        <w:ruby>
-          <w:rubyPr>
-            <w:rubyAlign w:val="distributeLetter"/>
-            <w:hps w:val="10"/>
-            <w:hpsRaise w:val="20"/>
-            <w:hpsBaseText w:val="23"/>
-            <w:lid w:val="ja-JP"/>
-          </w:rubyPr>
-          <w:rt>
-            <w:r>
-              <w:rPr>
-                <w:rFonts w:ascii="HG正楷書体-PRO" w:eastAsia="HG正楷書体-PRO" w:hAnsi="HG正楷書体-PRO" w:cs="HG正楷書体-PRO"/>
-                <w:color w:val="1A1A1A"/>
-                <w:sz w:val="10"/>
-                <w:szCs w:val="10"/>
+        <w:spacing w:before="0" w:after="0" w:line="1030" w:lineRule="exact"/>
+      </w:pPr>
+      <w:r>
+        <w:rPr/>
+        <w:ruby>
+          <w:rubyPr>
+            <w:rubyAlign w:val="distributeLetter"/>
+            <w:hps w:val="16"/>
+            <w:hpsRaise w:val="31"/>
+            <w:hpsBaseText w:val="36"/>
+            <w:lid w:val="ja-JP"/>
+          </w:rubyPr>
+          <w:rt>
+            <w:r>
+              <w:rPr>
+                <w:rFonts w:ascii="HG正楷書体-PRO" w:eastAsia="HG正楷書体-PRO" w:hAnsi="HG正楷書体-PRO" w:cs="HG正楷書体-PRO"/>
+                <w:color w:val="1A1A1A"/>
+                <w:sz w:val="16"/>
+                <w:szCs w:val="16"/>
               </w:rPr>
               <w:t>りはく</w:t>
             </w:r>
@@ -3262,8 +3411,8 @@
               <w:rPr>
                 <w:rFonts w:ascii="HG正楷書体-PRO" w:eastAsia="HG正楷書体-PRO" w:hAnsi="HG正楷書体-PRO" w:cs="HG正楷書体-PRO"/>
                 <w:color w:val="1A1A1A"/>
-                <w:sz w:val="23"/>
-                <w:szCs w:val="23"/>
+                <w:sz w:val="36"/>
+                <w:szCs w:val="36"/>
               </w:rPr>
               <w:t xml:space="preserve">李白</w:t>
             </w:r>
@@ -3273,30 +3422,26 @@
     </w:p>
     <w:p>
       <w:pPr>
-        <w:pBdr>
-          <w:top w:val="single" w:sz="6" w:space="3" w:color="8FA3C4"/>
-          <w:bottom w:val="single" w:sz="6" w:space="3" w:color="8FA3C4"/>
-        </w:pBdr>
         <w:snapToGrid w:val="0"/>
-        <w:spacing w:before="0" w:after="0" w:line="700" w:lineRule="exact"/>
-      </w:pPr>
-      <w:r>
-        <w:rPr/>
-        <w:ruby>
-          <w:rubyPr>
-            <w:rubyAlign w:val="distributeLetter"/>
-            <w:hps w:val="10"/>
-            <w:hpsRaise w:val="20"/>
-            <w:hpsBaseText w:val="23"/>
-            <w:lid w:val="ja-JP"/>
-          </w:rubyPr>
-          <w:rt>
-            <w:r>
-              <w:rPr>
-                <w:rFonts w:ascii="HG正楷書体-PRO" w:eastAsia="HG正楷書体-PRO" w:hAnsi="HG正楷書体-PRO" w:cs="HG正楷書体-PRO"/>
-                <w:color w:val="1A1A1A"/>
-                <w:sz w:val="10"/>
-                <w:szCs w:val="10"/>
+        <w:spacing w:before="0" w:after="0" w:line="1030" w:lineRule="exact"/>
+      </w:pPr>
+      <w:r>
+        <w:rPr/>
+        <w:ruby>
+          <w:rubyPr>
+            <w:rubyAlign w:val="distributeLetter"/>
+            <w:hps w:val="16"/>
+            <w:hpsRaise w:val="31"/>
+            <w:hpsBaseText w:val="36"/>
+            <w:lid w:val="ja-JP"/>
+          </w:rubyPr>
+          <w:rt>
+            <w:r>
+              <w:rPr>
+                <w:rFonts w:ascii="HG正楷書体-PRO" w:eastAsia="HG正楷書体-PRO" w:hAnsi="HG正楷書体-PRO" w:cs="HG正楷書体-PRO"/>
+                <w:color w:val="1A1A1A"/>
+                <w:sz w:val="16"/>
+                <w:szCs w:val="16"/>
               </w:rPr>
               <w:t>あしたニ</w:t>
             </w:r>
@@ -3306,8 +3451,8 @@
               <w:rPr>
                 <w:rFonts w:ascii="HG正楷書体-PRO" w:eastAsia="HG正楷書体-PRO" w:hAnsi="HG正楷書体-PRO" w:cs="HG正楷書体-PRO"/>
                 <w:color w:val="1A1A1A"/>
-                <w:sz w:val="23"/>
-                <w:szCs w:val="23"/>
+                <w:sz w:val="36"/>
+                <w:szCs w:val="36"/>
               </w:rPr>
               <w:t xml:space="preserve">朝</w:t>
             </w:r>
@@ -3319,18 +3464,18 @@
         <w:ruby>
           <w:rubyPr>
             <w:rubyAlign w:val="distributeSpace"/>
-            <w:hps w:val="10"/>
-            <w:hpsRaise w:val="20"/>
-            <w:hpsBaseText w:val="23"/>
-            <w:lid w:val="ja-JP"/>
-          </w:rubyPr>
-          <w:rt>
-            <w:r>
-              <w:rPr>
-                <w:rFonts w:ascii="HG正楷書体-PRO" w:eastAsia="HG正楷書体-PRO" w:hAnsi="HG正楷書体-PRO" w:cs="HG正楷書体-PRO"/>
-                <w:color w:val="1A1A1A"/>
-                <w:sz w:val="10"/>
-                <w:szCs w:val="10"/>
+            <w:hps w:val="16"/>
+            <w:hpsRaise w:val="31"/>
+            <w:hpsBaseText w:val="36"/>
+            <w:lid w:val="ja-JP"/>
+          </w:rubyPr>
+          <w:rt>
+            <w:r>
+              <w:rPr>
+                <w:rFonts w:ascii="HG正楷書体-PRO" w:eastAsia="HG正楷書体-PRO" w:hAnsi="HG正楷書体-PRO" w:cs="HG正楷書体-PRO"/>
+                <w:color w:val="1A1A1A"/>
+                <w:sz w:val="16"/>
+                <w:szCs w:val="16"/>
               </w:rPr>
               <w:t>ス</w:t>
             </w:r>
@@ -3340,8 +3485,8 @@
               <w:rPr>
                 <w:rFonts w:ascii="HG正楷書体-PRO" w:eastAsia="HG正楷書体-PRO" w:hAnsi="HG正楷書体-PRO" w:cs="HG正楷書体-PRO"/>
                 <w:color w:val="1A1A1A"/>
-                <w:sz w:val="23"/>
-                <w:szCs w:val="23"/>
+                <w:sz w:val="36"/>
+                <w:szCs w:val="36"/>
               </w:rPr>
               <w:t xml:space="preserve">辞</w:t>
             </w:r>
@@ -3352,8 +3497,8 @@
         <w:rPr>
           <w:rFonts w:ascii="HG正楷書体-PRO" w:eastAsia="HG正楷書体-PRO" w:hAnsi="HG正楷書体-PRO" w:cs="HG正楷書体-PRO"/>
           <w:color w:val="1A1A1A"/>
-          <w:sz w:val="23"/>
-          <w:szCs w:val="23"/>
+          <w:sz w:val="36"/>
+          <w:szCs w:val="36"/>
         </w:rPr>
         <w:t xml:space="preserve">白帝彩</w:t>
       </w:r>
@@ -3362,18 +3507,18 @@
         <w:ruby>
           <w:rubyPr>
             <w:rubyAlign w:val="distributeSpace"/>
-            <w:hps w:val="10"/>
-            <w:hpsRaise w:val="20"/>
-            <w:hpsBaseText w:val="23"/>
-            <w:lid w:val="ja-JP"/>
-          </w:rubyPr>
-          <w:rt>
-            <w:r>
-              <w:rPr>
-                <w:rFonts w:ascii="HG正楷書体-PRO" w:eastAsia="HG正楷書体-PRO" w:hAnsi="HG正楷書体-PRO" w:cs="HG正楷書体-PRO"/>
-                <w:color w:val="1A1A1A"/>
-                <w:sz w:val="10"/>
-                <w:szCs w:val="10"/>
+            <w:hps w:val="16"/>
+            <w:hpsRaise w:val="31"/>
+            <w:hpsBaseText w:val="36"/>
+            <w:lid w:val="ja-JP"/>
+          </w:rubyPr>
+          <w:rt>
+            <w:r>
+              <w:rPr>
+                <w:rFonts w:ascii="HG正楷書体-PRO" w:eastAsia="HG正楷書体-PRO" w:hAnsi="HG正楷書体-PRO" w:cs="HG正楷書体-PRO"/>
+                <w:color w:val="1A1A1A"/>
+                <w:sz w:val="16"/>
+                <w:szCs w:val="16"/>
               </w:rPr>
               <w:t>ノ</w:t>
             </w:r>
@@ -3383,8 +3528,8 @@
               <w:rPr>
                 <w:rFonts w:ascii="HG正楷書体-PRO" w:eastAsia="HG正楷書体-PRO" w:hAnsi="HG正楷書体-PRO" w:cs="HG正楷書体-PRO"/>
                 <w:color w:val="1A1A1A"/>
-                <w:sz w:val="23"/>
-                <w:szCs w:val="23"/>
+                <w:sz w:val="36"/>
+                <w:szCs w:val="36"/>
               </w:rPr>
               <w:t xml:space="preserve">雲</w:t>
             </w:r>
@@ -3395,27 +3540,23 @@
         <w:rPr>
           <w:rFonts w:ascii="HG正楷書体-PRO" w:eastAsia="HG正楷書体-PRO" w:hAnsi="HG正楷書体-PRO" w:cs="HG正楷書体-PRO"/>
           <w:color w:val="1A1A1A"/>
-          <w:sz w:val="23"/>
-          <w:szCs w:val="23"/>
+          <w:sz w:val="36"/>
+          <w:szCs w:val="36"/>
         </w:rPr>
         <w:t xml:space="preserve">間</w:t>
       </w:r>
     </w:p>
     <w:p>
       <w:pPr>
-        <w:pBdr>
-          <w:top w:val="single" w:sz="6" w:space="3" w:color="8FA3C4"/>
-          <w:bottom w:val="single" w:sz="6" w:space="3" w:color="8FA3C4"/>
-        </w:pBdr>
         <w:snapToGrid w:val="0"/>
-        <w:spacing w:before="0" w:after="0" w:line="700" w:lineRule="exact"/>
+        <w:spacing w:before="0" w:after="0" w:line="1030" w:lineRule="exact"/>
       </w:pPr>
       <w:r>
         <w:rPr>
           <w:rFonts w:ascii="HG正楷書体-PRO" w:eastAsia="HG正楷書体-PRO" w:hAnsi="HG正楷書体-PRO" w:cs="HG正楷書体-PRO"/>
           <w:color w:val="1A1A1A"/>
-          <w:sz w:val="23"/>
-          <w:szCs w:val="23"/>
+          <w:sz w:val="36"/>
+          <w:szCs w:val="36"/>
         </w:rPr>
         <w:t xml:space="preserve">千</w:t>
       </w:r>
@@ -3424,18 +3565,18 @@
         <w:ruby>
           <w:rubyPr>
             <w:rubyAlign w:val="distributeSpace"/>
-            <w:hps w:val="10"/>
-            <w:hpsRaise w:val="20"/>
-            <w:hpsBaseText w:val="23"/>
-            <w:lid w:val="ja-JP"/>
-          </w:rubyPr>
-          <w:rt>
-            <w:r>
-              <w:rPr>
-                <w:rFonts w:ascii="HG正楷書体-PRO" w:eastAsia="HG正楷書体-PRO" w:hAnsi="HG正楷書体-PRO" w:cs="HG正楷書体-PRO"/>
-                <w:color w:val="1A1A1A"/>
-                <w:sz w:val="10"/>
-                <w:szCs w:val="10"/>
+            <w:hps w:val="16"/>
+            <w:hpsRaise w:val="31"/>
+            <w:hpsBaseText w:val="36"/>
+            <w:lid w:val="ja-JP"/>
+          </w:rubyPr>
+          <w:rt>
+            <w:r>
+              <w:rPr>
+                <w:rFonts w:ascii="HG正楷書体-PRO" w:eastAsia="HG正楷書体-PRO" w:hAnsi="HG正楷書体-PRO" w:cs="HG正楷書体-PRO"/>
+                <w:color w:val="1A1A1A"/>
+                <w:sz w:val="16"/>
+                <w:szCs w:val="16"/>
               </w:rPr>
               <w:t>ノ</w:t>
             </w:r>
@@ -3445,8 +3586,8 @@
               <w:rPr>
                 <w:rFonts w:ascii="HG正楷書体-PRO" w:eastAsia="HG正楷書体-PRO" w:hAnsi="HG正楷書体-PRO" w:cs="HG正楷書体-PRO"/>
                 <w:color w:val="1A1A1A"/>
-                <w:sz w:val="23"/>
-                <w:szCs w:val="23"/>
+                <w:sz w:val="36"/>
+                <w:szCs w:val="36"/>
               </w:rPr>
               <w:t xml:space="preserve">里</w:t>
             </w:r>
@@ -3458,18 +3599,18 @@
         <w:ruby>
           <w:rubyPr>
             <w:rubyAlign w:val="distributeLetter"/>
-            <w:hps w:val="10"/>
-            <w:hpsRaise w:val="20"/>
-            <w:hpsBaseText w:val="23"/>
-            <w:lid w:val="ja-JP"/>
-          </w:rubyPr>
-          <w:rt>
-            <w:r>
-              <w:rPr>
-                <w:rFonts w:ascii="HG正楷書体-PRO" w:eastAsia="HG正楷書体-PRO" w:hAnsi="HG正楷書体-PRO" w:cs="HG正楷書体-PRO"/>
-                <w:color w:val="1A1A1A"/>
-                <w:sz w:val="10"/>
-                <w:szCs w:val="10"/>
+            <w:hps w:val="16"/>
+            <w:hpsRaise w:val="31"/>
+            <w:hpsBaseText w:val="36"/>
+            <w:lid w:val="ja-JP"/>
+          </w:rubyPr>
+          <w:rt>
+            <w:r>
+              <w:rPr>
+                <w:rFonts w:ascii="HG正楷書体-PRO" w:eastAsia="HG正楷書体-PRO" w:hAnsi="HG正楷書体-PRO" w:cs="HG正楷書体-PRO"/>
+                <w:color w:val="1A1A1A"/>
+                <w:sz w:val="16"/>
+                <w:szCs w:val="16"/>
               </w:rPr>
               <w:t>かう</w:t>
             </w:r>
@@ -3479,8 +3620,8 @@
               <w:rPr>
                 <w:rFonts w:ascii="HG正楷書体-PRO" w:eastAsia="HG正楷書体-PRO" w:hAnsi="HG正楷書体-PRO" w:cs="HG正楷書体-PRO"/>
                 <w:color w:val="1A1A1A"/>
-                <w:sz w:val="23"/>
-                <w:szCs w:val="23"/>
+                <w:sz w:val="36"/>
+                <w:szCs w:val="36"/>
               </w:rPr>
               <w:t xml:space="preserve">江</w:t>
             </w:r>
@@ -3492,18 +3633,18 @@
         <w:ruby>
           <w:rubyPr>
             <w:rubyAlign w:val="distributeLetter"/>
-            <w:hps w:val="10"/>
-            <w:hpsRaise w:val="20"/>
-            <w:hpsBaseText w:val="23"/>
-            <w:lid w:val="ja-JP"/>
-          </w:rubyPr>
-          <w:rt>
-            <w:r>
-              <w:rPr>
-                <w:rFonts w:ascii="HG正楷書体-PRO" w:eastAsia="HG正楷書体-PRO" w:hAnsi="HG正楷書体-PRO" w:cs="HG正楷書体-PRO"/>
-                <w:color w:val="1A1A1A"/>
-                <w:sz w:val="10"/>
-                <w:szCs w:val="10"/>
+            <w:hps w:val="16"/>
+            <w:hpsRaise w:val="31"/>
+            <w:hpsBaseText w:val="36"/>
+            <w:lid w:val="ja-JP"/>
+          </w:rubyPr>
+          <w:rt>
+            <w:r>
+              <w:rPr>
+                <w:rFonts w:ascii="HG正楷書体-PRO" w:eastAsia="HG正楷書体-PRO" w:hAnsi="HG正楷書体-PRO" w:cs="HG正楷書体-PRO"/>
+                <w:color w:val="1A1A1A"/>
+                <w:sz w:val="16"/>
+                <w:szCs w:val="16"/>
               </w:rPr>
               <w:t>りよう</w:t>
             </w:r>
@@ -3513,8 +3654,8 @@
               <w:rPr>
                 <w:rFonts w:ascii="HG正楷書体-PRO" w:eastAsia="HG正楷書体-PRO" w:hAnsi="HG正楷書体-PRO" w:cs="HG正楷書体-PRO"/>
                 <w:color w:val="1A1A1A"/>
-                <w:sz w:val="23"/>
-                <w:szCs w:val="23"/>
+                <w:sz w:val="36"/>
+                <w:szCs w:val="36"/>
               </w:rPr>
               <w:t xml:space="preserve">陵</w:t>
             </w:r>
@@ -3525,8 +3666,8 @@
         <w:rPr>
           <w:rFonts w:ascii="HG正楷書体-PRO" w:eastAsia="HG正楷書体-PRO" w:hAnsi="HG正楷書体-PRO" w:cs="HG正楷書体-PRO"/>
           <w:color w:val="1A1A1A"/>
-          <w:sz w:val="23"/>
-          <w:szCs w:val="23"/>
+          <w:sz w:val="36"/>
+          <w:szCs w:val="36"/>
         </w:rPr>
         <w:t xml:space="preserve">一</w:t>
       </w:r>
@@ -3535,18 +3676,18 @@
         <w:ruby>
           <w:rubyPr>
             <w:rubyAlign w:val="distributeLetter"/>
-            <w:hps w:val="10"/>
-            <w:hpsRaise w:val="20"/>
-            <w:hpsBaseText w:val="23"/>
-            <w:lid w:val="ja-JP"/>
-          </w:rubyPr>
-          <w:rt>
-            <w:r>
-              <w:rPr>
-                <w:rFonts w:ascii="HG正楷書体-PRO" w:eastAsia="HG正楷書体-PRO" w:hAnsi="HG正楷書体-PRO" w:cs="HG正楷書体-PRO"/>
-                <w:color w:val="1A1A1A"/>
-                <w:sz w:val="10"/>
-                <w:szCs w:val="10"/>
+            <w:hps w:val="16"/>
+            <w:hpsRaise w:val="31"/>
+            <w:hpsBaseText w:val="36"/>
+            <w:lid w:val="ja-JP"/>
+          </w:rubyPr>
+          <w:rt>
+            <w:r>
+              <w:rPr>
+                <w:rFonts w:ascii="HG正楷書体-PRO" w:eastAsia="HG正楷書体-PRO" w:hAnsi="HG正楷書体-PRO" w:cs="HG正楷書体-PRO"/>
+                <w:color w:val="1A1A1A"/>
+                <w:sz w:val="16"/>
+                <w:szCs w:val="16"/>
               </w:rPr>
               <w:t>ニシテ</w:t>
             </w:r>
@@ -3556,8 +3697,8 @@
               <w:rPr>
                 <w:rFonts w:ascii="HG正楷書体-PRO" w:eastAsia="HG正楷書体-PRO" w:hAnsi="HG正楷書体-PRO" w:cs="HG正楷書体-PRO"/>
                 <w:color w:val="1A1A1A"/>
-                <w:sz w:val="23"/>
-                <w:szCs w:val="23"/>
+                <w:sz w:val="36"/>
+                <w:szCs w:val="36"/>
               </w:rPr>
               <w:t xml:space="preserve">日</w:t>
             </w:r>
@@ -3569,18 +3710,18 @@
         <w:ruby>
           <w:rubyPr>
             <w:rubyAlign w:val="distributeLetter"/>
-            <w:hps w:val="10"/>
-            <w:hpsRaise w:val="20"/>
-            <w:hpsBaseText w:val="23"/>
-            <w:lid w:val="ja-JP"/>
-          </w:rubyPr>
-          <w:rt>
-            <w:r>
-              <w:rPr>
-                <w:rFonts w:ascii="HG正楷書体-PRO" w:eastAsia="HG正楷書体-PRO" w:hAnsi="HG正楷書体-PRO" w:cs="HG正楷書体-PRO"/>
-                <w:color w:val="1A1A1A"/>
-                <w:sz w:val="10"/>
-                <w:szCs w:val="10"/>
+            <w:hps w:val="16"/>
+            <w:hpsRaise w:val="31"/>
+            <w:hpsBaseText w:val="36"/>
+            <w:lid w:val="ja-JP"/>
+          </w:rubyPr>
+          <w:rt>
+            <w:r>
+              <w:rPr>
+                <w:rFonts w:ascii="HG正楷書体-PRO" w:eastAsia="HG正楷書体-PRO" w:hAnsi="HG正楷書体-PRO" w:cs="HG正楷書体-PRO"/>
+                <w:color w:val="1A1A1A"/>
+                <w:sz w:val="16"/>
+                <w:szCs w:val="16"/>
               </w:rPr>
               <w:t>かヘル</w:t>
             </w:r>
@@ -3590,8 +3731,8 @@
               <w:rPr>
                 <w:rFonts w:ascii="HG正楷書体-PRO" w:eastAsia="HG正楷書体-PRO" w:hAnsi="HG正楷書体-PRO" w:cs="HG正楷書体-PRO"/>
                 <w:color w:val="1A1A1A"/>
-                <w:sz w:val="23"/>
-                <w:szCs w:val="23"/>
+                <w:sz w:val="36"/>
+                <w:szCs w:val="36"/>
               </w:rPr>
               <w:t xml:space="preserve">還</w:t>
             </w:r>
@@ -3601,19 +3742,15 @@
     </w:p>
     <w:p>
       <w:pPr>
-        <w:pBdr>
-          <w:top w:val="single" w:sz="6" w:space="3" w:color="8FA3C4"/>
-          <w:bottom w:val="single" w:sz="6" w:space="3" w:color="8FA3C4"/>
-        </w:pBdr>
         <w:snapToGrid w:val="0"/>
-        <w:spacing w:before="0" w:after="0" w:line="700" w:lineRule="exact"/>
+        <w:spacing w:before="0" w:after="0" w:line="1030" w:lineRule="exact"/>
       </w:pPr>
       <w:r>
         <w:rPr>
           <w:rFonts w:ascii="HG正楷書体-PRO" w:eastAsia="HG正楷書体-PRO" w:hAnsi="HG正楷書体-PRO" w:cs="HG正楷書体-PRO"/>
           <w:color w:val="1A1A1A"/>
-          <w:sz w:val="23"/>
-          <w:szCs w:val="23"/>
+          <w:sz w:val="36"/>
+          <w:szCs w:val="36"/>
         </w:rPr>
         <w:t xml:space="preserve">両</w:t>
       </w:r>
@@ -3622,18 +3759,18 @@
         <w:ruby>
           <w:rubyPr>
             <w:rubyAlign w:val="distributeSpace"/>
-            <w:hps w:val="10"/>
-            <w:hpsRaise w:val="20"/>
-            <w:hpsBaseText w:val="23"/>
-            <w:lid w:val="ja-JP"/>
-          </w:rubyPr>
-          <w:rt>
-            <w:r>
-              <w:rPr>
-                <w:rFonts w:ascii="HG正楷書体-PRO" w:eastAsia="HG正楷書体-PRO" w:hAnsi="HG正楷書体-PRO" w:cs="HG正楷書体-PRO"/>
-                <w:color w:val="1A1A1A"/>
-                <w:sz w:val="10"/>
-                <w:szCs w:val="10"/>
+            <w:hps w:val="16"/>
+            <w:hpsRaise w:val="31"/>
+            <w:hpsBaseText w:val="36"/>
+            <w:lid w:val="ja-JP"/>
+          </w:rubyPr>
+          <w:rt>
+            <w:r>
+              <w:rPr>
+                <w:rFonts w:ascii="HG正楷書体-PRO" w:eastAsia="HG正楷書体-PRO" w:hAnsi="HG正楷書体-PRO" w:cs="HG正楷書体-PRO"/>
+                <w:color w:val="1A1A1A"/>
+                <w:sz w:val="16"/>
+                <w:szCs w:val="16"/>
               </w:rPr>
               <w:t>ノ</w:t>
             </w:r>
@@ -3643,8 +3780,8 @@
               <w:rPr>
                 <w:rFonts w:ascii="HG正楷書体-PRO" w:eastAsia="HG正楷書体-PRO" w:hAnsi="HG正楷書体-PRO" w:cs="HG正楷書体-PRO"/>
                 <w:color w:val="1A1A1A"/>
-                <w:sz w:val="23"/>
-                <w:szCs w:val="23"/>
+                <w:sz w:val="36"/>
+                <w:szCs w:val="36"/>
               </w:rPr>
               <w:t xml:space="preserve">岸</w:t>
             </w:r>
@@ -3655,8 +3792,8 @@
         <w:rPr>
           <w:rFonts w:ascii="HG正楷書体-PRO" w:eastAsia="HG正楷書体-PRO" w:hAnsi="HG正楷書体-PRO" w:cs="HG正楷書体-PRO"/>
           <w:color w:val="1A1A1A"/>
-          <w:sz w:val="23"/>
-          <w:szCs w:val="23"/>
+          <w:sz w:val="36"/>
+          <w:szCs w:val="36"/>
         </w:rPr>
         <w:t xml:space="preserve">猿声</w:t>
       </w:r>
@@ -3665,18 +3802,18 @@
         <w:ruby>
           <w:rubyPr>
             <w:rubyAlign w:val="distributeLetter"/>
-            <w:hps w:val="10"/>
-            <w:hpsRaise w:val="20"/>
-            <w:hpsBaseText w:val="23"/>
-            <w:lid w:val="ja-JP"/>
-          </w:rubyPr>
-          <w:rt>
-            <w:r>
-              <w:rPr>
-                <w:rFonts w:ascii="HG正楷書体-PRO" w:eastAsia="HG正楷書体-PRO" w:hAnsi="HG正楷書体-PRO" w:cs="HG正楷書体-PRO"/>
-                <w:color w:val="1A1A1A"/>
-                <w:sz w:val="10"/>
-                <w:szCs w:val="10"/>
+            <w:hps w:val="16"/>
+            <w:hpsRaise w:val="31"/>
+            <w:hpsBaseText w:val="36"/>
+            <w:lid w:val="ja-JP"/>
+          </w:rubyPr>
+          <w:rt>
+            <w:r>
+              <w:rPr>
+                <w:rFonts w:ascii="HG正楷書体-PRO" w:eastAsia="HG正楷書体-PRO" w:hAnsi="HG正楷書体-PRO" w:cs="HG正楷書体-PRO"/>
+                <w:color w:val="1A1A1A"/>
+                <w:sz w:val="16"/>
+                <w:szCs w:val="16"/>
               </w:rPr>
               <w:t>なキテ</w:t>
             </w:r>
@@ -3686,8 +3823,8 @@
               <w:rPr>
                 <w:rFonts w:ascii="HG正楷書体-PRO" w:eastAsia="HG正楷書体-PRO" w:hAnsi="HG正楷書体-PRO" w:cs="HG正楷書体-PRO"/>
                 <w:color w:val="1A1A1A"/>
-                <w:sz w:val="23"/>
-                <w:szCs w:val="23"/>
+                <w:sz w:val="36"/>
+                <w:szCs w:val="36"/>
               </w:rPr>
               <w:t xml:space="preserve">啼</w:t>
             </w:r>
@@ -3699,18 +3836,18 @@
         <w:ruby>
           <w:rubyPr>
             <w:rubyAlign w:val="distributeLetter"/>
-            <w:hps w:val="10"/>
-            <w:hpsRaise w:val="20"/>
-            <w:hpsBaseText w:val="23"/>
-            <w:lid w:val="ja-JP"/>
-          </w:rubyPr>
-          <w:rt>
-            <w:r>
-              <w:rPr>
-                <w:rFonts w:ascii="HG正楷書体-PRO" w:eastAsia="HG正楷書体-PRO" w:hAnsi="HG正楷書体-PRO" w:cs="HG正楷書体-PRO"/>
-                <w:color w:val="1A1A1A"/>
-                <w:sz w:val="10"/>
-                <w:szCs w:val="10"/>
+            <w:hps w:val="16"/>
+            <w:hpsRaise w:val="31"/>
+            <w:hpsBaseText w:val="36"/>
+            <w:lid w:val="ja-JP"/>
+          </w:rubyPr>
+          <w:rt>
+            <w:r>
+              <w:rPr>
+                <w:rFonts w:ascii="HG正楷書体-PRO" w:eastAsia="HG正楷書体-PRO" w:hAnsi="HG正楷書体-PRO" w:cs="HG正楷書体-PRO"/>
+                <w:color w:val="1A1A1A"/>
+                <w:sz w:val="16"/>
+                <w:szCs w:val="16"/>
               </w:rPr>
               <w:t>ルニ</w:t>
             </w:r>
@@ -3720,8 +3857,8 @@
               <w:rPr>
                 <w:rFonts w:ascii="HG正楷書体-PRO" w:eastAsia="HG正楷書体-PRO" w:hAnsi="HG正楷書体-PRO" w:cs="HG正楷書体-PRO"/>
                 <w:color w:val="1A1A1A"/>
-                <w:sz w:val="23"/>
-                <w:szCs w:val="23"/>
+                <w:sz w:val="36"/>
+                <w:szCs w:val="36"/>
               </w:rPr>
               <w:t xml:space="preserve">不</w:t>
             </w:r>
@@ -3732,8 +3869,8 @@
         <w:rPr>
           <w:rFonts w:ascii="HG正楷書体-PRO" w:eastAsia="HG正楷書体-PRO" w:hAnsi="HG正楷書体-PRO" w:cs="HG正楷書体-PRO"/>
           <w:color w:val="1A1A1A"/>
-          <w:sz w:val="14"/>
-          <w:szCs w:val="14"/>
+          <w:sz w:val="22"/>
+          <w:szCs w:val="22"/>
           <w:vertAlign w:val="subscript"/>
         </w:rPr>
         <w:t xml:space="preserve">レ</w:t>
@@ -3743,18 +3880,18 @@
         <w:ruby>
           <w:rubyPr>
             <w:rubyAlign w:val="distributeLetter"/>
-            <w:hps w:val="10"/>
-            <w:hpsRaise w:val="20"/>
-            <w:hpsBaseText w:val="23"/>
-            <w:lid w:val="ja-JP"/>
-          </w:rubyPr>
-          <w:rt>
-            <w:r>
-              <w:rPr>
-                <w:rFonts w:ascii="HG正楷書体-PRO" w:eastAsia="HG正楷書体-PRO" w:hAnsi="HG正楷書体-PRO" w:cs="HG正楷書体-PRO"/>
-                <w:color w:val="1A1A1A"/>
-                <w:sz w:val="10"/>
-                <w:szCs w:val="10"/>
+            <w:hps w:val="16"/>
+            <w:hpsRaise w:val="31"/>
+            <w:hpsBaseText w:val="36"/>
+            <w:lid w:val="ja-JP"/>
+          </w:rubyPr>
+          <w:rt>
+            <w:r>
+              <w:rPr>
+                <w:rFonts w:ascii="HG正楷書体-PRO" w:eastAsia="HG正楷書体-PRO" w:hAnsi="HG正楷書体-PRO" w:cs="HG正楷書体-PRO"/>
+                <w:color w:val="1A1A1A"/>
+                <w:sz w:val="16"/>
+                <w:szCs w:val="16"/>
               </w:rPr>
               <w:t>やマ</w:t>
             </w:r>
@@ -3764,8 +3901,8 @@
               <w:rPr>
                 <w:rFonts w:ascii="HG正楷書体-PRO" w:eastAsia="HG正楷書体-PRO" w:hAnsi="HG正楷書体-PRO" w:cs="HG正楷書体-PRO"/>
                 <w:color w:val="1A1A1A"/>
-                <w:sz w:val="23"/>
-                <w:szCs w:val="23"/>
+                <w:sz w:val="36"/>
+                <w:szCs w:val="36"/>
               </w:rPr>
               <w:t xml:space="preserve">住</w:t>
             </w:r>
@@ -3775,20 +3912,15 @@
     </w:p>
     <w:p>
       <w:pPr>
-        <w:pBdr>
-          <w:top w:val="single" w:sz="6" w:space="3" w:color="8FA3C4"/>
-          <w:bottom w:val="single" w:sz="6" w:space="3" w:color="8FA3C4"/>
-          <w:right w:val="single" w:sz="6" w:space="3" w:color="8FA3C4"/>
-        </w:pBdr>
         <w:snapToGrid w:val="0"/>
-        <w:spacing w:before="0" w:after="0" w:line="700" w:lineRule="exact"/>
+        <w:spacing w:before="0" w:after="0" w:line="1030" w:lineRule="exact"/>
       </w:pPr>
       <w:r>
         <w:rPr>
           <w:rFonts w:ascii="HG正楷書体-PRO" w:eastAsia="HG正楷書体-PRO" w:hAnsi="HG正楷書体-PRO" w:cs="HG正楷書体-PRO"/>
           <w:color w:val="1A1A1A"/>
-          <w:sz w:val="23"/>
-          <w:szCs w:val="23"/>
+          <w:sz w:val="36"/>
+          <w:szCs w:val="36"/>
         </w:rPr>
         <w:t xml:space="preserve">軽舟</w:t>
       </w:r>
@@ -3797,18 +3929,18 @@
         <w:ruby>
           <w:rubyPr>
             <w:rubyAlign w:val="distributeLetter"/>
-            <w:hps w:val="10"/>
-            <w:hpsRaise w:val="20"/>
-            <w:hpsBaseText w:val="23"/>
-            <w:lid w:val="ja-JP"/>
-          </w:rubyPr>
-          <w:rt>
-            <w:r>
-              <w:rPr>
-                <w:rFonts w:ascii="HG正楷書体-PRO" w:eastAsia="HG正楷書体-PRO" w:hAnsi="HG正楷書体-PRO" w:cs="HG正楷書体-PRO"/>
-                <w:color w:val="1A1A1A"/>
-                <w:sz w:val="10"/>
-                <w:szCs w:val="10"/>
+            <w:hps w:val="16"/>
+            <w:hpsRaise w:val="31"/>
+            <w:hpsBaseText w:val="36"/>
+            <w:lid w:val="ja-JP"/>
+          </w:rubyPr>
+          <w:rt>
+            <w:r>
+              <w:rPr>
+                <w:rFonts w:ascii="HG正楷書体-PRO" w:eastAsia="HG正楷書体-PRO" w:hAnsi="HG正楷書体-PRO" w:cs="HG正楷書体-PRO"/>
+                <w:color w:val="1A1A1A"/>
+                <w:sz w:val="16"/>
+                <w:szCs w:val="16"/>
               </w:rPr>
               <w:t>すでニ</w:t>
             </w:r>
@@ -3818,8 +3950,8 @@
               <w:rPr>
                 <w:rFonts w:ascii="HG正楷書体-PRO" w:eastAsia="HG正楷書体-PRO" w:hAnsi="HG正楷書体-PRO" w:cs="HG正楷書体-PRO"/>
                 <w:color w:val="1A1A1A"/>
-                <w:sz w:val="23"/>
-                <w:szCs w:val="23"/>
+                <w:sz w:val="36"/>
+                <w:szCs w:val="36"/>
               </w:rPr>
               <w:t xml:space="preserve">已</w:t>
             </w:r>
@@ -3831,18 +3963,18 @@
         <w:ruby>
           <w:rubyPr>
             <w:rubyAlign w:val="distributeSpace"/>
-            <w:hps w:val="10"/>
-            <w:hpsRaise w:val="20"/>
-            <w:hpsBaseText w:val="23"/>
-            <w:lid w:val="ja-JP"/>
-          </w:rubyPr>
-          <w:rt>
-            <w:r>
-              <w:rPr>
-                <w:rFonts w:ascii="HG正楷書体-PRO" w:eastAsia="HG正楷書体-PRO" w:hAnsi="HG正楷書体-PRO" w:cs="HG正楷書体-PRO"/>
-                <w:color w:val="1A1A1A"/>
-                <w:sz w:val="10"/>
-                <w:szCs w:val="10"/>
+            <w:hps w:val="16"/>
+            <w:hpsRaise w:val="31"/>
+            <w:hpsBaseText w:val="36"/>
+            <w:lid w:val="ja-JP"/>
+          </w:rubyPr>
+          <w:rt>
+            <w:r>
+              <w:rPr>
+                <w:rFonts w:ascii="HG正楷書体-PRO" w:eastAsia="HG正楷書体-PRO" w:hAnsi="HG正楷書体-PRO" w:cs="HG正楷書体-PRO"/>
+                <w:color w:val="1A1A1A"/>
+                <w:sz w:val="16"/>
+                <w:szCs w:val="16"/>
               </w:rPr>
               <w:t>グ</w:t>
             </w:r>
@@ -3852,8 +3984,8 @@
               <w:rPr>
                 <w:rFonts w:ascii="HG正楷書体-PRO" w:eastAsia="HG正楷書体-PRO" w:hAnsi="HG正楷書体-PRO" w:cs="HG正楷書体-PRO"/>
                 <w:color w:val="1A1A1A"/>
-                <w:sz w:val="23"/>
-                <w:szCs w:val="23"/>
+                <w:sz w:val="36"/>
+                <w:szCs w:val="36"/>
               </w:rPr>
               <w:t xml:space="preserve">過</w:t>
             </w:r>
@@ -3865,18 +3997,18 @@
         <w:ruby>
           <w:rubyPr>
             <w:rubyAlign w:val="distributeLetter"/>
-            <w:hps w:val="10"/>
-            <w:hpsRaise w:val="20"/>
-            <w:hpsBaseText w:val="23"/>
-            <w:lid w:val="ja-JP"/>
-          </w:rubyPr>
-          <w:rt>
-            <w:r>
-              <w:rPr>
-                <w:rFonts w:ascii="HG正楷書体-PRO" w:eastAsia="HG正楷書体-PRO" w:hAnsi="HG正楷書体-PRO" w:cs="HG正楷書体-PRO"/>
-                <w:color w:val="1A1A1A"/>
-                <w:sz w:val="10"/>
-                <w:szCs w:val="10"/>
+            <w:hps w:val="16"/>
+            <w:hpsRaise w:val="31"/>
+            <w:hpsBaseText w:val="36"/>
+            <w:lid w:val="ja-JP"/>
+          </w:rubyPr>
+          <w:rt>
+            <w:r>
+              <w:rPr>
+                <w:rFonts w:ascii="HG正楷書体-PRO" w:eastAsia="HG正楷書体-PRO" w:hAnsi="HG正楷書体-PRO" w:cs="HG正楷書体-PRO"/>
+                <w:color w:val="1A1A1A"/>
+                <w:sz w:val="16"/>
+                <w:szCs w:val="16"/>
               </w:rPr>
               <w:t>ばん</w:t>
             </w:r>
@@ -3886,8 +4018,8 @@
               <w:rPr>
                 <w:rFonts w:ascii="HG正楷書体-PRO" w:eastAsia="HG正楷書体-PRO" w:hAnsi="HG正楷書体-PRO" w:cs="HG正楷書体-PRO"/>
                 <w:color w:val="1A1A1A"/>
-                <w:sz w:val="23"/>
-                <w:szCs w:val="23"/>
+                <w:sz w:val="36"/>
+                <w:szCs w:val="36"/>
               </w:rPr>
               <w:t xml:space="preserve">万</w:t>
             </w:r>
@@ -3899,18 +4031,18 @@
         <w:ruby>
           <w:rubyPr>
             <w:rubyAlign w:val="distributeLetter"/>
-            <w:hps w:val="10"/>
-            <w:hpsRaise w:val="20"/>
-            <w:hpsBaseText w:val="23"/>
-            <w:lid w:val="ja-JP"/>
-          </w:rubyPr>
-          <w:rt>
-            <w:r>
-              <w:rPr>
-                <w:rFonts w:ascii="HG正楷書体-PRO" w:eastAsia="HG正楷書体-PRO" w:hAnsi="HG正楷書体-PRO" w:cs="HG正楷書体-PRO"/>
-                <w:color w:val="1A1A1A"/>
-                <w:sz w:val="10"/>
-                <w:szCs w:val="10"/>
+            <w:hps w:val="16"/>
+            <w:hpsRaise w:val="31"/>
+            <w:hpsBaseText w:val="36"/>
+            <w:lid w:val="ja-JP"/>
+          </w:rubyPr>
+          <w:rt>
+            <w:r>
+              <w:rPr>
+                <w:rFonts w:ascii="HG正楷書体-PRO" w:eastAsia="HG正楷書体-PRO" w:hAnsi="HG正楷書体-PRO" w:cs="HG正楷書体-PRO"/>
+                <w:color w:val="1A1A1A"/>
+                <w:sz w:val="16"/>
+                <w:szCs w:val="16"/>
               </w:rPr>
               <w:t>ちようノ</w:t>
             </w:r>
@@ -3920,8 +4052,8 @@
               <w:rPr>
                 <w:rFonts w:ascii="HG正楷書体-PRO" w:eastAsia="HG正楷書体-PRO" w:hAnsi="HG正楷書体-PRO" w:cs="HG正楷書体-PRO"/>
                 <w:color w:val="1A1A1A"/>
-                <w:sz w:val="23"/>
-                <w:szCs w:val="23"/>
+                <w:sz w:val="36"/>
+                <w:szCs w:val="36"/>
               </w:rPr>
               <w:t xml:space="preserve">重</w:t>
             </w:r>
@@ -3932,21 +4064,16 @@
         <w:rPr>
           <w:rFonts w:ascii="HG正楷書体-PRO" w:eastAsia="HG正楷書体-PRO" w:hAnsi="HG正楷書体-PRO" w:cs="HG正楷書体-PRO"/>
           <w:color w:val="1A1A1A"/>
-          <w:sz w:val="23"/>
-          <w:szCs w:val="23"/>
+          <w:sz w:val="36"/>
+          <w:szCs w:val="36"/>
         </w:rPr>
         <w:t xml:space="preserve">山</w:t>
       </w:r>
     </w:p>
     <w:p>
       <w:pPr>
-        <w:pBdr>
-          <w:top w:val="single" w:sz="6" w:space="3" w:color="8FA3C4"/>
-          <w:left w:val="single" w:sz="6" w:space="3" w:color="8FA3C4"/>
-          <w:bottom w:val="single" w:sz="6" w:space="3" w:color="8FA3C4"/>
-        </w:pBdr>
         <w:snapToGrid w:val="0"/>
-        <w:spacing w:before="0" w:after="0" w:line="700" w:lineRule="exact"/>
+        <w:spacing w:before="0" w:after="0" w:line="1030" w:lineRule="exact"/>
       </w:pPr>
       <w:r>
         <w:br w:type="column"/>
@@ -3963,22 +4090,14 @@
     </w:p>
     <w:p>
       <w:pPr>
-        <w:pBdr>
-          <w:top w:val="single" w:sz="6" w:space="3" w:color="8FA3C4"/>
-          <w:bottom w:val="single" w:sz="6" w:space="3" w:color="8FA3C4"/>
-        </w:pBdr>
         <w:snapToGrid w:val="0"/>
-        <w:spacing w:before="0" w:after="0" w:line="700" w:lineRule="exact"/>
-      </w:pPr>
-    </w:p>
-    <w:p>
-      <w:pPr>
-        <w:pBdr>
-          <w:top w:val="single" w:sz="6" w:space="3" w:color="8FA3C4"/>
-          <w:bottom w:val="single" w:sz="6" w:space="3" w:color="8FA3C4"/>
-        </w:pBdr>
+        <w:spacing w:before="0" w:after="0" w:line="1030" w:lineRule="exact"/>
+      </w:pPr>
+    </w:p>
+    <w:p>
+      <w:pPr>
         <w:snapToGrid w:val="0"/>
-        <w:spacing w:before="0" w:after="0" w:line="700" w:lineRule="exact"/>
+        <w:spacing w:before="0" w:after="0" w:line="1030" w:lineRule="exact"/>
       </w:pPr>
       <w:r>
         <w:rPr>
@@ -3992,12 +4111,8 @@
     </w:p>
     <w:p>
       <w:pPr>
-        <w:pBdr>
-          <w:top w:val="single" w:sz="6" w:space="3" w:color="8FA3C4"/>
-          <w:bottom w:val="single" w:sz="6" w:space="3" w:color="8FA3C4"/>
-        </w:pBdr>
         <w:snapToGrid w:val="0"/>
-        <w:spacing w:before="0" w:after="0" w:line="700" w:lineRule="exact"/>
+        <w:spacing w:before="0" w:after="0" w:line="1030" w:lineRule="exact"/>
       </w:pPr>
       <w:r>
         <w:rPr>
@@ -4011,12 +4126,8 @@
     </w:p>
     <w:p>
       <w:pPr>
-        <w:pBdr>
-          <w:top w:val="single" w:sz="6" w:space="3" w:color="8FA3C4"/>
-          <w:bottom w:val="single" w:sz="6" w:space="3" w:color="8FA3C4"/>
-        </w:pBdr>
         <w:snapToGrid w:val="0"/>
-        <w:spacing w:before="0" w:after="0" w:line="700" w:lineRule="exact"/>
+        <w:spacing w:before="0" w:after="0" w:line="1030" w:lineRule="exact"/>
       </w:pPr>
       <w:r>
         <w:rPr>
@@ -4030,13 +4141,8 @@
     </w:p>
     <w:p>
       <w:pPr>
-        <w:pBdr>
-          <w:top w:val="single" w:sz="6" w:space="3" w:color="8FA3C4"/>
-          <w:bottom w:val="single" w:sz="6" w:space="3" w:color="8FA3C4"/>
-          <w:right w:val="single" w:sz="6" w:space="3" w:color="8FA3C4"/>
-        </w:pBdr>
         <w:snapToGrid w:val="0"/>
-        <w:spacing w:before="0" w:after="0" w:line="700" w:lineRule="exact"/>
+        <w:spacing w:before="0" w:after="0" w:line="1030" w:lineRule="exact"/>
       </w:pPr>
       <w:r>
         <w:rPr>
@@ -4056,8 +4162,8 @@
           <w:pgSz w:w="16838" w:h="11906" w:orient="landscape"/>
           <w:pgMar w:top="850" w:right="907" w:bottom="794" w:left="907" w:header="567" w:footer="567" w:gutter="0"/>
           <w:cols w:num="2" w:space="284" w:equalWidth="0">
-            <w:col w:w="3400" w:space="284"/>
-            <w:col w:w="6578"/>
+            <w:col w:w="3175" w:space="284"/>
+            <w:col w:w="6803"/>
           </w:cols>
           <w:textDirection w:val="tbRl"/>
           <w:docGrid w:type="default" w:linePitch="360" w:charSpace="0"/>
@@ -4066,11 +4172,6 @@
     </w:p>
     <w:p>
       <w:pPr>
-        <w:pBdr>
-          <w:top w:val="single" w:sz="6" w:space="3" w:color="8FA3C4"/>
-          <w:left w:val="single" w:sz="6" w:space="3" w:color="8FA3C4"/>
-          <w:bottom w:val="single" w:sz="6" w:space="3" w:color="8FA3C4"/>
-        </w:pBdr>
         <w:snapToGrid w:val="0"/>
         <w:spacing w:before="0" w:after="0" w:line="340" w:lineRule="exact"/>
       </w:pPr>
@@ -4088,10 +4189,6 @@
     </w:p>
     <w:p>
       <w:pPr>
-        <w:pBdr>
-          <w:top w:val="single" w:sz="6" w:space="3" w:color="8FA3C4"/>
-          <w:bottom w:val="single" w:sz="6" w:space="3" w:color="8FA3C4"/>
-        </w:pBdr>
         <w:snapToGrid w:val="0"/>
         <w:spacing w:before="0" w:after="0" w:line="340" w:lineRule="exact"/>
       </w:pPr>
@@ -4107,10 +4204,6 @@
     </w:p>
     <w:p>
       <w:pPr>
-        <w:pBdr>
-          <w:top w:val="single" w:sz="6" w:space="3" w:color="8FA3C4"/>
-          <w:bottom w:val="single" w:sz="6" w:space="3" w:color="8FA3C4"/>
-        </w:pBdr>
         <w:snapToGrid w:val="0"/>
         <w:spacing w:before="0" w:after="0" w:line="340" w:lineRule="exact"/>
       </w:pPr>
@@ -4135,10 +4228,6 @@
     </w:p>
     <w:p>
       <w:pPr>
-        <w:pBdr>
-          <w:top w:val="single" w:sz="6" w:space="3" w:color="8FA3C4"/>
-          <w:bottom w:val="single" w:sz="6" w:space="3" w:color="8FA3C4"/>
-        </w:pBdr>
         <w:snapToGrid w:val="0"/>
         <w:spacing w:before="0" w:after="0" w:line="340" w:lineRule="exact"/>
       </w:pPr>
@@ -4197,10 +4286,6 @@
     </w:p>
     <w:p>
       <w:pPr>
-        <w:pBdr>
-          <w:top w:val="single" w:sz="6" w:space="3" w:color="8FA3C4"/>
-          <w:bottom w:val="single" w:sz="6" w:space="3" w:color="8FA3C4"/>
-        </w:pBdr>
         <w:snapToGrid w:val="0"/>
         <w:spacing w:before="0" w:after="0" w:line="340" w:lineRule="exact"/>
       </w:pPr>
@@ -4225,10 +4310,6 @@
     </w:p>
     <w:p>
       <w:pPr>
-        <w:pBdr>
-          <w:top w:val="single" w:sz="6" w:space="3" w:color="8FA3C4"/>
-          <w:bottom w:val="single" w:sz="6" w:space="3" w:color="8FA3C4"/>
-        </w:pBdr>
         <w:snapToGrid w:val="0"/>
         <w:spacing w:before="0" w:after="0" w:line="340" w:lineRule="exact"/>
       </w:pPr>
@@ -4244,11 +4325,6 @@
     </w:p>
     <w:p>
       <w:pPr>
-        <w:pBdr>
-          <w:top w:val="single" w:sz="6" w:space="3" w:color="8FA3C4"/>
-          <w:bottom w:val="single" w:sz="6" w:space="3" w:color="8FA3C4"/>
-          <w:right w:val="single" w:sz="6" w:space="3" w:color="8FA3C4"/>
-        </w:pBdr>
         <w:snapToGrid w:val="0"/>
         <w:spacing w:before="0" w:after="0" w:line="340" w:lineRule="exact"/>
       </w:pPr>
@@ -4343,11 +4419,6 @@
     </w:p>
     <w:p>
       <w:pPr>
-        <w:pBdr>
-          <w:top w:val="single" w:sz="6" w:space="3" w:color="8FA3C4"/>
-          <w:left w:val="single" w:sz="6" w:space="3" w:color="8FA3C4"/>
-          <w:bottom w:val="single" w:sz="6" w:space="3" w:color="8FA3C4"/>
-        </w:pBdr>
         <w:snapToGrid w:val="0"/>
         <w:spacing w:before="0" w:after="0" w:line="340" w:lineRule="exact"/>
       </w:pPr>
@@ -4365,10 +4436,6 @@
     </w:p>
     <w:p>
       <w:pPr>
-        <w:pBdr>
-          <w:top w:val="single" w:sz="6" w:space="3" w:color="8FA3C4"/>
-          <w:bottom w:val="single" w:sz="6" w:space="3" w:color="8FA3C4"/>
-        </w:pBdr>
         <w:snapToGrid w:val="0"/>
         <w:spacing w:before="0" w:after="0" w:line="340" w:lineRule="exact"/>
       </w:pPr>
@@ -4578,10 +4645,6 @@
     </w:p>
     <w:p>
       <w:pPr>
-        <w:pBdr>
-          <w:top w:val="single" w:sz="6" w:space="3" w:color="8FA3C4"/>
-          <w:bottom w:val="single" w:sz="6" w:space="3" w:color="8FA3C4"/>
-        </w:pBdr>
         <w:snapToGrid w:val="0"/>
         <w:spacing w:before="0" w:after="0" w:line="340" w:lineRule="exact"/>
       </w:pPr>
@@ -4712,10 +4775,6 @@
     </w:p>
     <w:p>
       <w:pPr>
-        <w:pBdr>
-          <w:top w:val="single" w:sz="6" w:space="3" w:color="8FA3C4"/>
-          <w:bottom w:val="single" w:sz="6" w:space="3" w:color="8FA3C4"/>
-        </w:pBdr>
         <w:snapToGrid w:val="0"/>
         <w:spacing w:before="0" w:after="0" w:line="340" w:lineRule="exact"/>
       </w:pPr>
@@ -4912,10 +4971,6 @@
     </w:p>
     <w:p>
       <w:pPr>
-        <w:pBdr>
-          <w:top w:val="single" w:sz="6" w:space="3" w:color="8FA3C4"/>
-          <w:bottom w:val="single" w:sz="6" w:space="3" w:color="8FA3C4"/>
-        </w:pBdr>
         <w:snapToGrid w:val="0"/>
         <w:spacing w:before="0" w:after="0" w:line="340" w:lineRule="exact"/>
       </w:pPr>
@@ -5064,11 +5119,6 @@
     </w:p>
     <w:p>
       <w:pPr>
-        <w:pBdr>
-          <w:top w:val="single" w:sz="6" w:space="3" w:color="8FA3C4"/>
-          <w:bottom w:val="single" w:sz="6" w:space="3" w:color="8FA3C4"/>
-          <w:right w:val="single" w:sz="6" w:space="3" w:color="8FA3C4"/>
-        </w:pBdr>
         <w:snapToGrid w:val="0"/>
         <w:spacing w:before="0" w:after="0" w:line="340" w:lineRule="exact"/>
       </w:pPr>

--- a/漢文プリント_表なし版/早発白帝城_解答版.docx
+++ b/漢文プリント_表なし版/早発白帝城_解答版.docx
@@ -5,7 +5,7 @@
     <w:p>
       <w:pPr>
         <w:snapToGrid w:val="0"/>
-        <w:spacing w:before="0" w:after="0" w:line="560" w:lineRule="exact"/>
+        <w:spacing w:before="0" w:after="340" w:line="240" w:lineRule="auto"/>
       </w:pPr>
       <w:r>
         <w:rPr>
@@ -16,19 +16,19 @@
           <w:sz w:val="24"/>
           <w:szCs w:val="24"/>
         </w:rPr>
-        <w:t xml:space="preserve">【古典探究】　李白「早発白帝城」　書き下しプリント①</w:t>
+        <w:t xml:space="preserve">【古典探究】　李白「早発白帝城」　書き下しプリント①　　『唐詩選』</w:t>
       </w:r>
       <w:r>
         <w:drawing>
           <wp:anchor distT="0" distB="0" distL="0" distR="0" simplePos="0" relativeHeight="251658240" behindDoc="1" locked="0" layoutInCell="1" allowOverlap="1">
             <wp:simplePos x="0" y="0"/>
             <wp:positionH relativeFrom="page">
-              <wp:posOffset>469900</wp:posOffset>
+              <wp:posOffset>6060440</wp:posOffset>
             </wp:positionH>
             <wp:positionV relativeFrom="page">
-              <wp:posOffset>7757795</wp:posOffset>
+              <wp:posOffset>2810510</wp:posOffset>
             </wp:positionV>
-            <wp:extent cx="1981200" cy="6656070"/>
+            <wp:extent cx="3517900" cy="4315460"/>
             <wp:effectExtent l="0" t="0" r="0" b="0"/>
             <wp:wrapNone/>
             <wp:docPr id="1" name="frame1"/>
@@ -40,7 +40,7 @@
                   <wps:spPr>
                     <a:xfrm>
                       <a:off x="0" y="0"/>
-                      <a:ext cx="1981200" cy="6656070"/>
+                      <a:ext cx="3517900" cy="4315460"/>
                     </a:xfrm>
                     <a:prstGeom prst="roundRect">
                       <a:avLst>
@@ -66,12 +66,12 @@
           <wp:anchor distT="0" distB="0" distL="0" distR="0" simplePos="0" relativeHeight="251658240" behindDoc="1" locked="0" layoutInCell="1" allowOverlap="1">
             <wp:simplePos x="0" y="0"/>
             <wp:positionH relativeFrom="page">
-              <wp:posOffset>469900</wp:posOffset>
+              <wp:posOffset>3376929</wp:posOffset>
             </wp:positionH>
             <wp:positionV relativeFrom="page">
-              <wp:posOffset>6246495</wp:posOffset>
+              <wp:posOffset>469900</wp:posOffset>
             </wp:positionV>
-            <wp:extent cx="1447800" cy="6656070"/>
+            <wp:extent cx="2536190" cy="6656070"/>
             <wp:effectExtent l="0" t="0" r="0" b="0"/>
             <wp:wrapNone/>
             <wp:docPr id="2" name="frame2"/>
@@ -83,7 +83,7 @@
                   <wps:spPr>
                     <a:xfrm>
                       <a:off x="0" y="0"/>
-                      <a:ext cx="1447800" cy="6656070"/>
+                      <a:ext cx="2536190" cy="6656070"/>
                     </a:xfrm>
                     <a:prstGeom prst="roundRect">
                       <a:avLst>
@@ -109,12 +109,12 @@
           <wp:anchor distT="0" distB="0" distL="0" distR="0" simplePos="0" relativeHeight="251658240" behindDoc="1" locked="0" layoutInCell="1" allowOverlap="1">
             <wp:simplePos x="0" y="0"/>
             <wp:positionH relativeFrom="page">
-              <wp:posOffset>469900</wp:posOffset>
+              <wp:posOffset>728980</wp:posOffset>
             </wp:positionH>
             <wp:positionV relativeFrom="page">
-              <wp:posOffset>1572895</wp:posOffset>
+              <wp:posOffset>469900</wp:posOffset>
             </wp:positionV>
-            <wp:extent cx="4610100" cy="6656070"/>
+            <wp:extent cx="2584449" cy="6656070"/>
             <wp:effectExtent l="0" t="0" r="0" b="0"/>
             <wp:wrapNone/>
             <wp:docPr id="3" name="frame3"/>
@@ -126,7 +126,7 @@
                   <wps:spPr>
                     <a:xfrm>
                       <a:off x="0" y="0"/>
-                      <a:ext cx="4610100" cy="6656070"/>
+                      <a:ext cx="2584449" cy="6656070"/>
                     </a:xfrm>
                     <a:prstGeom prst="roundRect">
                       <a:avLst>
@@ -151,7 +151,9 @@
     <w:p>
       <w:pPr>
         <w:snapToGrid w:val="0"/>
-        <w:spacing w:before="0" w:after="0" w:line="560" w:lineRule="exact"/>
+        <w:spacing w:before="0" w:after="340" w:line="240" w:lineRule="auto"/>
+        <w:ind w:right="2200"/>
+        <w:jc w:val="right"/>
       </w:pPr>
       <w:r>
         <w:rPr>
@@ -160,22 +162,7 @@
           <w:sz w:val="22"/>
           <w:szCs w:val="22"/>
         </w:rPr>
-        <w:t xml:space="preserve">次の訓読文を書き下し文に改めよ。完成したら音読せよ。</w:t>
-      </w:r>
-    </w:p>
-    <w:p>
-      <w:pPr>
-        <w:snapToGrid w:val="0"/>
-        <w:spacing w:before="0" w:after="0" w:line="560" w:lineRule="exact"/>
-      </w:pPr>
-      <w:r>
-        <w:rPr>
-          <w:rFonts w:ascii="UD デジタル教科書体 N" w:eastAsia="UD デジタル教科書体 N" w:hAnsi="UD デジタル教科書体 N" w:cs="UD デジタル教科書体 N"/>
-          <w:color w:val="1A1A1A"/>
-          <w:sz w:val="22"/>
-          <w:szCs w:val="22"/>
-        </w:rPr>
-        <w:t xml:space="preserve">二年　　組　　　番　氏名　　　　　　　　　　　　出典　『唐詩選』</w:t>
+        <w:t xml:space="preserve">二年　　組　　　番　氏名</w:t>
       </w:r>
     </w:p>
     <w:p>
@@ -194,7 +181,7 @@
     <w:p>
       <w:pPr>
         <w:snapToGrid w:val="0"/>
-        <w:spacing w:before="0" w:after="0" w:line="1200" w:lineRule="exact"/>
+        <w:spacing w:before="0" w:after="280" w:line="240" w:lineRule="auto"/>
       </w:pPr>
       <w:r>
         <w:rPr/>
@@ -327,11 +314,54 @@
         </w:rPr>
         <w:t xml:space="preserve">一</w:t>
       </w:r>
+      <w:r>
+        <w:rPr>
+          <w:rFonts w:ascii="HG正楷書体-PRO" w:eastAsia="HG正楷書体-PRO" w:hAnsi="HG正楷書体-PRO" w:cs="HG正楷書体-PRO"/>
+          <w:color w:val="1A1A1A"/>
+          <w:sz w:val="36"/>
+          <w:szCs w:val="36"/>
+        </w:rPr>
+        <w:t xml:space="preserve">　</w:t>
+      </w:r>
+      <w:r>
+        <w:rPr/>
+        <w:ruby>
+          <w:rubyPr>
+            <w:rubyAlign w:val="distributeLetter"/>
+            <w:hps w:val="16"/>
+            <w:hpsRaise w:val="31"/>
+            <w:hpsBaseText w:val="36"/>
+            <w:lid w:val="ja-JP"/>
+          </w:rubyPr>
+          <w:rt>
+            <w:r>
+              <w:rPr>
+                <w:rFonts w:ascii="HG正楷書体-PRO" w:eastAsia="HG正楷書体-PRO" w:hAnsi="HG正楷書体-PRO" w:cs="HG正楷書体-PRO"/>
+                <w:color w:val="1A1A1A"/>
+                <w:sz w:val="16"/>
+                <w:szCs w:val="16"/>
+              </w:rPr>
+              <w:t>りはく</w:t>
+            </w:r>
+          </w:rt>
+          <w:rubyBase>
+            <w:r>
+              <w:rPr>
+                <w:rFonts w:ascii="HG正楷書体-PRO" w:eastAsia="HG正楷書体-PRO" w:hAnsi="HG正楷書体-PRO" w:cs="HG正楷書体-PRO"/>
+                <w:color w:val="1A1A1A"/>
+                <w:sz w:val="36"/>
+                <w:szCs w:val="36"/>
+              </w:rPr>
+              <w:t xml:space="preserve">李白</w:t>
+            </w:r>
+          </w:rubyBase>
+        </w:ruby>
+      </w:r>
     </w:p>
     <w:p>
       <w:pPr>
         <w:snapToGrid w:val="0"/>
-        <w:spacing w:before="0" w:after="0" w:line="1200" w:lineRule="exact"/>
+        <w:spacing w:before="0" w:after="280" w:line="240" w:lineRule="auto"/>
       </w:pPr>
       <w:r>
         <w:rPr/>
@@ -351,7 +381,7 @@
                 <w:sz w:val="16"/>
                 <w:szCs w:val="16"/>
               </w:rPr>
-              <w:t>りはく</w:t>
+              <w:t>あしたニ</w:t>
             </w:r>
           </w:rt>
           <w:rubyBase>
@@ -362,50 +392,111 @@
                 <w:sz w:val="36"/>
                 <w:szCs w:val="36"/>
               </w:rPr>
-              <w:t xml:space="preserve">李白</w:t>
-            </w:r>
-          </w:rubyBase>
-        </w:ruby>
+              <w:t xml:space="preserve">朝</w:t>
+            </w:r>
+          </w:rubyBase>
+        </w:ruby>
+      </w:r>
+      <w:r>
+        <w:rPr/>
+        <w:ruby>
+          <w:rubyPr>
+            <w:rubyAlign w:val="distributeSpace"/>
+            <w:hps w:val="16"/>
+            <w:hpsRaise w:val="31"/>
+            <w:hpsBaseText w:val="36"/>
+            <w:lid w:val="ja-JP"/>
+          </w:rubyPr>
+          <w:rt>
+            <w:r>
+              <w:rPr>
+                <w:rFonts w:ascii="HG正楷書体-PRO" w:eastAsia="HG正楷書体-PRO" w:hAnsi="HG正楷書体-PRO" w:cs="HG正楷書体-PRO"/>
+                <w:color w:val="1A1A1A"/>
+                <w:sz w:val="16"/>
+                <w:szCs w:val="16"/>
+              </w:rPr>
+              <w:t>ス</w:t>
+            </w:r>
+          </w:rt>
+          <w:rubyBase>
+            <w:r>
+              <w:rPr>
+                <w:rFonts w:ascii="HG正楷書体-PRO" w:eastAsia="HG正楷書体-PRO" w:hAnsi="HG正楷書体-PRO" w:cs="HG正楷書体-PRO"/>
+                <w:color w:val="1A1A1A"/>
+                <w:sz w:val="36"/>
+                <w:szCs w:val="36"/>
+              </w:rPr>
+              <w:t xml:space="preserve">辞</w:t>
+            </w:r>
+          </w:rubyBase>
+        </w:ruby>
+      </w:r>
+      <w:r>
+        <w:rPr>
+          <w:rFonts w:ascii="HG正楷書体-PRO" w:eastAsia="HG正楷書体-PRO" w:hAnsi="HG正楷書体-PRO" w:cs="HG正楷書体-PRO"/>
+          <w:color w:val="1A1A1A"/>
+          <w:sz w:val="36"/>
+          <w:szCs w:val="36"/>
+        </w:rPr>
+        <w:t xml:space="preserve">白帝彩</w:t>
+      </w:r>
+      <w:r>
+        <w:rPr/>
+        <w:ruby>
+          <w:rubyPr>
+            <w:rubyAlign w:val="distributeSpace"/>
+            <w:hps w:val="16"/>
+            <w:hpsRaise w:val="31"/>
+            <w:hpsBaseText w:val="36"/>
+            <w:lid w:val="ja-JP"/>
+          </w:rubyPr>
+          <w:rt>
+            <w:r>
+              <w:rPr>
+                <w:rFonts w:ascii="HG正楷書体-PRO" w:eastAsia="HG正楷書体-PRO" w:hAnsi="HG正楷書体-PRO" w:cs="HG正楷書体-PRO"/>
+                <w:color w:val="1A1A1A"/>
+                <w:sz w:val="16"/>
+                <w:szCs w:val="16"/>
+              </w:rPr>
+              <w:t>ノ</w:t>
+            </w:r>
+          </w:rt>
+          <w:rubyBase>
+            <w:r>
+              <w:rPr>
+                <w:rFonts w:ascii="HG正楷書体-PRO" w:eastAsia="HG正楷書体-PRO" w:hAnsi="HG正楷書体-PRO" w:cs="HG正楷書体-PRO"/>
+                <w:color w:val="1A1A1A"/>
+                <w:sz w:val="36"/>
+                <w:szCs w:val="36"/>
+              </w:rPr>
+              <w:t xml:space="preserve">雲</w:t>
+            </w:r>
+          </w:rubyBase>
+        </w:ruby>
+      </w:r>
+      <w:r>
+        <w:rPr>
+          <w:rFonts w:ascii="HG正楷書体-PRO" w:eastAsia="HG正楷書体-PRO" w:hAnsi="HG正楷書体-PRO" w:cs="HG正楷書体-PRO"/>
+          <w:color w:val="1A1A1A"/>
+          <w:sz w:val="36"/>
+          <w:szCs w:val="36"/>
+        </w:rPr>
+        <w:t xml:space="preserve">間</w:t>
       </w:r>
     </w:p>
     <w:p>
       <w:pPr>
         <w:snapToGrid w:val="0"/>
-        <w:spacing w:before="0" w:after="0" w:line="1200" w:lineRule="exact"/>
+        <w:spacing w:before="0" w:after="280" w:line="240" w:lineRule="auto"/>
       </w:pPr>
       <w:r>
-        <w:rPr/>
-        <w:ruby>
-          <w:rubyPr>
-            <w:rubyAlign w:val="distributeLetter"/>
-            <w:hps w:val="16"/>
-            <w:hpsRaise w:val="31"/>
-            <w:hpsBaseText w:val="36"/>
-            <w:lid w:val="ja-JP"/>
-          </w:rubyPr>
-          <w:rt>
-            <w:r>
-              <w:rPr>
-                <w:rFonts w:ascii="HG正楷書体-PRO" w:eastAsia="HG正楷書体-PRO" w:hAnsi="HG正楷書体-PRO" w:cs="HG正楷書体-PRO"/>
-                <w:color w:val="1A1A1A"/>
-                <w:sz w:val="16"/>
-                <w:szCs w:val="16"/>
-              </w:rPr>
-              <w:t>あしたニ</w:t>
-            </w:r>
-          </w:rt>
-          <w:rubyBase>
-            <w:r>
-              <w:rPr>
-                <w:rFonts w:ascii="HG正楷書体-PRO" w:eastAsia="HG正楷書体-PRO" w:hAnsi="HG正楷書体-PRO" w:cs="HG正楷書体-PRO"/>
-                <w:color w:val="1A1A1A"/>
-                <w:sz w:val="36"/>
-                <w:szCs w:val="36"/>
-              </w:rPr>
-              <w:t xml:space="preserve">朝</w:t>
-            </w:r>
-          </w:rubyBase>
-        </w:ruby>
+        <w:rPr>
+          <w:rFonts w:ascii="HG正楷書体-PRO" w:eastAsia="HG正楷書体-PRO" w:hAnsi="HG正楷書体-PRO" w:cs="HG正楷書体-PRO"/>
+          <w:color w:val="1A1A1A"/>
+          <w:sz w:val="36"/>
+          <w:szCs w:val="36"/>
+        </w:rPr>
+        <w:t xml:space="preserve">千</w:t>
       </w:r>
       <w:r>
         <w:rPr/>
@@ -425,7 +516,7 @@
                 <w:sz w:val="16"/>
                 <w:szCs w:val="16"/>
               </w:rPr>
-              <w:t>ス</w:t>
+              <w:t>ノ</w:t>
             </w:r>
           </w:rt>
           <w:rubyBase>
@@ -436,7 +527,75 @@
                 <w:sz w:val="36"/>
                 <w:szCs w:val="36"/>
               </w:rPr>
-              <w:t xml:space="preserve">辞</w:t>
+              <w:t xml:space="preserve">里</w:t>
+            </w:r>
+          </w:rubyBase>
+        </w:ruby>
+      </w:r>
+      <w:r>
+        <w:rPr/>
+        <w:ruby>
+          <w:rubyPr>
+            <w:rubyAlign w:val="distributeLetter"/>
+            <w:hps w:val="16"/>
+            <w:hpsRaise w:val="31"/>
+            <w:hpsBaseText w:val="36"/>
+            <w:lid w:val="ja-JP"/>
+          </w:rubyPr>
+          <w:rt>
+            <w:r>
+              <w:rPr>
+                <w:rFonts w:ascii="HG正楷書体-PRO" w:eastAsia="HG正楷書体-PRO" w:hAnsi="HG正楷書体-PRO" w:cs="HG正楷書体-PRO"/>
+                <w:color w:val="1A1A1A"/>
+                <w:sz w:val="16"/>
+                <w:szCs w:val="16"/>
+              </w:rPr>
+              <w:t>かう</w:t>
+            </w:r>
+          </w:rt>
+          <w:rubyBase>
+            <w:r>
+              <w:rPr>
+                <w:rFonts w:ascii="HG正楷書体-PRO" w:eastAsia="HG正楷書体-PRO" w:hAnsi="HG正楷書体-PRO" w:cs="HG正楷書体-PRO"/>
+                <w:color w:val="1A1A1A"/>
+                <w:sz w:val="36"/>
+                <w:szCs w:val="36"/>
+              </w:rPr>
+              <w:t xml:space="preserve">江</w:t>
+            </w:r>
+          </w:rubyBase>
+        </w:ruby>
+      </w:r>
+      <w:r>
+        <w:rPr/>
+        <w:ruby>
+          <w:rubyPr>
+            <w:rubyAlign w:val="distributeLetter"/>
+            <w:hps w:val="16"/>
+            <w:hpsRaise w:val="31"/>
+            <w:hpsBaseText w:val="36"/>
+            <w:lid w:val="ja-JP"/>
+          </w:rubyPr>
+          <w:rt>
+            <w:r>
+              <w:rPr>
+                <w:rFonts w:ascii="HG正楷書体-PRO" w:eastAsia="HG正楷書体-PRO" w:hAnsi="HG正楷書体-PRO" w:cs="HG正楷書体-PRO"/>
+                <w:color w:val="1A1A1A"/>
+                <w:sz w:val="16"/>
+                <w:szCs w:val="16"/>
+              </w:rPr>
+              <w:t>りよう</w:t>
+            </w:r>
+          </w:rt>
+          <w:rubyBase>
+            <w:r>
+              <w:rPr>
+                <w:rFonts w:ascii="HG正楷書体-PRO" w:eastAsia="HG正楷書体-PRO" w:hAnsi="HG正楷書体-PRO" w:cs="HG正楷書体-PRO"/>
+                <w:color w:val="1A1A1A"/>
+                <w:sz w:val="36"/>
+                <w:szCs w:val="36"/>
+              </w:rPr>
+              <w:t xml:space="preserve">陵</w:t>
             </w:r>
           </w:rubyBase>
         </w:ruby>
@@ -448,7 +607,90 @@
           <w:sz w:val="36"/>
           <w:szCs w:val="36"/>
         </w:rPr>
-        <w:t xml:space="preserve">白帝彩</w:t>
+        <w:t xml:space="preserve">一</w:t>
+      </w:r>
+      <w:r>
+        <w:rPr/>
+        <w:ruby>
+          <w:rubyPr>
+            <w:rubyAlign w:val="distributeLetter"/>
+            <w:hps w:val="16"/>
+            <w:hpsRaise w:val="31"/>
+            <w:hpsBaseText w:val="36"/>
+            <w:lid w:val="ja-JP"/>
+          </w:rubyPr>
+          <w:rt>
+            <w:r>
+              <w:rPr>
+                <w:rFonts w:ascii="HG正楷書体-PRO" w:eastAsia="HG正楷書体-PRO" w:hAnsi="HG正楷書体-PRO" w:cs="HG正楷書体-PRO"/>
+                <w:color w:val="1A1A1A"/>
+                <w:sz w:val="16"/>
+                <w:szCs w:val="16"/>
+              </w:rPr>
+              <w:t>ニシテ</w:t>
+            </w:r>
+          </w:rt>
+          <w:rubyBase>
+            <w:r>
+              <w:rPr>
+                <w:rFonts w:ascii="HG正楷書体-PRO" w:eastAsia="HG正楷書体-PRO" w:hAnsi="HG正楷書体-PRO" w:cs="HG正楷書体-PRO"/>
+                <w:color w:val="1A1A1A"/>
+                <w:sz w:val="36"/>
+                <w:szCs w:val="36"/>
+              </w:rPr>
+              <w:t xml:space="preserve">日</w:t>
+            </w:r>
+          </w:rubyBase>
+        </w:ruby>
+      </w:r>
+      <w:r>
+        <w:rPr/>
+        <w:ruby>
+          <w:rubyPr>
+            <w:rubyAlign w:val="distributeLetter"/>
+            <w:hps w:val="16"/>
+            <w:hpsRaise w:val="31"/>
+            <w:hpsBaseText w:val="36"/>
+            <w:lid w:val="ja-JP"/>
+          </w:rubyPr>
+          <w:rt>
+            <w:r>
+              <w:rPr>
+                <w:rFonts w:ascii="HG正楷書体-PRO" w:eastAsia="HG正楷書体-PRO" w:hAnsi="HG正楷書体-PRO" w:cs="HG正楷書体-PRO"/>
+                <w:color w:val="1A1A1A"/>
+                <w:sz w:val="16"/>
+                <w:szCs w:val="16"/>
+              </w:rPr>
+              <w:t>かヘル</w:t>
+            </w:r>
+          </w:rt>
+          <w:rubyBase>
+            <w:r>
+              <w:rPr>
+                <w:rFonts w:ascii="HG正楷書体-PRO" w:eastAsia="HG正楷書体-PRO" w:hAnsi="HG正楷書体-PRO" w:cs="HG正楷書体-PRO"/>
+                <w:color w:val="1A1A1A"/>
+                <w:sz w:val="36"/>
+                <w:szCs w:val="36"/>
+              </w:rPr>
+              <w:t xml:space="preserve">還</w:t>
+            </w:r>
+          </w:rubyBase>
+        </w:ruby>
+      </w:r>
+    </w:p>
+    <w:p>
+      <w:pPr>
+        <w:snapToGrid w:val="0"/>
+        <w:spacing w:before="0" w:after="280" w:line="240" w:lineRule="auto"/>
+      </w:pPr>
+      <w:r>
+        <w:rPr>
+          <w:rFonts w:ascii="HG正楷書体-PRO" w:eastAsia="HG正楷書体-PRO" w:hAnsi="HG正楷書体-PRO" w:cs="HG正楷書体-PRO"/>
+          <w:color w:val="1A1A1A"/>
+          <w:sz w:val="36"/>
+          <w:szCs w:val="36"/>
+        </w:rPr>
+        <w:t xml:space="preserve">両</w:t>
       </w:r>
       <w:r>
         <w:rPr/>
@@ -479,7 +721,7 @@
                 <w:sz w:val="36"/>
                 <w:szCs w:val="36"/>
               </w:rPr>
-              <w:t xml:space="preserve">雲</w:t>
+              <w:t xml:space="preserve">岸</w:t>
             </w:r>
           </w:rubyBase>
         </w:ruby>
@@ -491,13 +733,125 @@
           <w:sz w:val="36"/>
           <w:szCs w:val="36"/>
         </w:rPr>
-        <w:t xml:space="preserve">間</w:t>
+        <w:t xml:space="preserve">猿声</w:t>
+      </w:r>
+      <w:r>
+        <w:rPr/>
+        <w:ruby>
+          <w:rubyPr>
+            <w:rubyAlign w:val="distributeLetter"/>
+            <w:hps w:val="16"/>
+            <w:hpsRaise w:val="31"/>
+            <w:hpsBaseText w:val="36"/>
+            <w:lid w:val="ja-JP"/>
+          </w:rubyPr>
+          <w:rt>
+            <w:r>
+              <w:rPr>
+                <w:rFonts w:ascii="HG正楷書体-PRO" w:eastAsia="HG正楷書体-PRO" w:hAnsi="HG正楷書体-PRO" w:cs="HG正楷書体-PRO"/>
+                <w:color w:val="1A1A1A"/>
+                <w:sz w:val="16"/>
+                <w:szCs w:val="16"/>
+              </w:rPr>
+              <w:t>なキテ</w:t>
+            </w:r>
+          </w:rt>
+          <w:rubyBase>
+            <w:r>
+              <w:rPr>
+                <w:rFonts w:ascii="HG正楷書体-PRO" w:eastAsia="HG正楷書体-PRO" w:hAnsi="HG正楷書体-PRO" w:cs="HG正楷書体-PRO"/>
+                <w:color w:val="1A1A1A"/>
+                <w:sz w:val="36"/>
+                <w:szCs w:val="36"/>
+              </w:rPr>
+              <w:t xml:space="preserve">啼</w:t>
+            </w:r>
+          </w:rubyBase>
+        </w:ruby>
+      </w:r>
+      <w:r>
+        <w:rPr/>
+        <w:ruby>
+          <w:rubyPr>
+            <w:rubyAlign w:val="distributeLetter"/>
+            <w:hps w:val="16"/>
+            <w:hpsRaise w:val="31"/>
+            <w:hpsBaseText w:val="36"/>
+            <w:lid w:val="ja-JP"/>
+          </w:rubyPr>
+          <w:rt>
+            <w:r>
+              <w:rPr>
+                <w:rFonts w:ascii="HG正楷書体-PRO" w:eastAsia="HG正楷書体-PRO" w:hAnsi="HG正楷書体-PRO" w:cs="HG正楷書体-PRO"/>
+                <w:color w:val="1A1A1A"/>
+                <w:sz w:val="16"/>
+                <w:szCs w:val="16"/>
+              </w:rPr>
+              <w:t>ルニ</w:t>
+            </w:r>
+          </w:rt>
+          <w:rubyBase>
+            <w:r>
+              <w:rPr>
+                <w:rFonts w:ascii="HG正楷書体-PRO" w:eastAsia="HG正楷書体-PRO" w:hAnsi="HG正楷書体-PRO" w:cs="HG正楷書体-PRO"/>
+                <w:color w:val="1A1A1A"/>
+                <w:sz w:val="36"/>
+                <w:szCs w:val="36"/>
+              </w:rPr>
+              <w:t xml:space="preserve">不</w:t>
+            </w:r>
+          </w:rubyBase>
+        </w:ruby>
+      </w:r>
+      <w:r>
+        <w:rPr>
+          <w:rFonts w:ascii="HG正楷書体-PRO" w:eastAsia="HG正楷書体-PRO" w:hAnsi="HG正楷書体-PRO" w:cs="HG正楷書体-PRO"/>
+          <w:color w:val="1A1A1A"/>
+          <w:sz w:val="22"/>
+          <w:szCs w:val="22"/>
+          <w:vertAlign w:val="subscript"/>
+        </w:rPr>
+        <w:t xml:space="preserve">レ</w:t>
+      </w:r>
+      <w:r>
+        <w:rPr/>
+        <w:ruby>
+          <w:rubyPr>
+            <w:rubyAlign w:val="distributeLetter"/>
+            <w:hps w:val="16"/>
+            <w:hpsRaise w:val="31"/>
+            <w:hpsBaseText w:val="36"/>
+            <w:lid w:val="ja-JP"/>
+          </w:rubyPr>
+          <w:rt>
+            <w:r>
+              <w:rPr>
+                <w:rFonts w:ascii="HG正楷書体-PRO" w:eastAsia="HG正楷書体-PRO" w:hAnsi="HG正楷書体-PRO" w:cs="HG正楷書体-PRO"/>
+                <w:color w:val="1A1A1A"/>
+                <w:sz w:val="16"/>
+                <w:szCs w:val="16"/>
+              </w:rPr>
+              <w:t>やマ</w:t>
+            </w:r>
+          </w:rt>
+          <w:rubyBase>
+            <w:r>
+              <w:rPr>
+                <w:rFonts w:ascii="HG正楷書体-PRO" w:eastAsia="HG正楷書体-PRO" w:hAnsi="HG正楷書体-PRO" w:cs="HG正楷書体-PRO"/>
+                <w:color w:val="1A1A1A"/>
+                <w:sz w:val="36"/>
+                <w:szCs w:val="36"/>
+              </w:rPr>
+              <w:t xml:space="preserve">住</w:t>
+            </w:r>
+          </w:rubyBase>
+        </w:ruby>
       </w:r>
     </w:p>
     <w:p>
       <w:pPr>
         <w:snapToGrid w:val="0"/>
-        <w:spacing w:before="0" w:after="0" w:line="1200" w:lineRule="exact"/>
+        <w:spacing w:before="0" w:after="280" w:line="240" w:lineRule="auto"/>
       </w:pPr>
       <w:r>
         <w:rPr>
@@ -506,7 +860,41 @@
           <w:sz w:val="36"/>
           <w:szCs w:val="36"/>
         </w:rPr>
-        <w:t xml:space="preserve">千</w:t>
+        <w:t xml:space="preserve">軽舟</w:t>
+      </w:r>
+      <w:r>
+        <w:rPr/>
+        <w:ruby>
+          <w:rubyPr>
+            <w:rubyAlign w:val="distributeLetter"/>
+            <w:hps w:val="16"/>
+            <w:hpsRaise w:val="31"/>
+            <w:hpsBaseText w:val="36"/>
+            <w:lid w:val="ja-JP"/>
+          </w:rubyPr>
+          <w:rt>
+            <w:r>
+              <w:rPr>
+                <w:rFonts w:ascii="HG正楷書体-PRO" w:eastAsia="HG正楷書体-PRO" w:hAnsi="HG正楷書体-PRO" w:cs="HG正楷書体-PRO"/>
+                <w:color w:val="1A1A1A"/>
+                <w:sz w:val="16"/>
+                <w:szCs w:val="16"/>
+              </w:rPr>
+              <w:t>すでニ</w:t>
+            </w:r>
+          </w:rt>
+          <w:rubyBase>
+            <w:r>
+              <w:rPr>
+                <w:rFonts w:ascii="HG正楷書体-PRO" w:eastAsia="HG正楷書体-PRO" w:hAnsi="HG正楷書体-PRO" w:cs="HG正楷書体-PRO"/>
+                <w:color w:val="1A1A1A"/>
+                <w:sz w:val="36"/>
+                <w:szCs w:val="36"/>
+              </w:rPr>
+              <w:t xml:space="preserve">已</w:t>
+            </w:r>
+          </w:rubyBase>
+        </w:ruby>
       </w:r>
       <w:r>
         <w:rPr/>
@@ -526,7 +914,7 @@
                 <w:sz w:val="16"/>
                 <w:szCs w:val="16"/>
               </w:rPr>
-              <w:t>ノ</w:t>
+              <w:t>グ</w:t>
             </w:r>
           </w:rt>
           <w:rubyBase>
@@ -537,7 +925,7 @@
                 <w:sz w:val="36"/>
                 <w:szCs w:val="36"/>
               </w:rPr>
-              <w:t xml:space="preserve">里</w:t>
+              <w:t xml:space="preserve">過</w:t>
             </w:r>
           </w:rubyBase>
         </w:ruby>
@@ -560,7 +948,7 @@
                 <w:sz w:val="16"/>
                 <w:szCs w:val="16"/>
               </w:rPr>
-              <w:t>かう</w:t>
+              <w:t>ばん</w:t>
             </w:r>
           </w:rt>
           <w:rubyBase>
@@ -571,7 +959,7 @@
                 <w:sz w:val="36"/>
                 <w:szCs w:val="36"/>
               </w:rPr>
-              <w:t xml:space="preserve">江</w:t>
+              <w:t xml:space="preserve">万</w:t>
             </w:r>
           </w:rubyBase>
         </w:ruby>
@@ -594,7 +982,7 @@
                 <w:sz w:val="16"/>
                 <w:szCs w:val="16"/>
               </w:rPr>
-              <w:t>りよう</w:t>
+              <w:t>ちようノ</w:t>
             </w:r>
           </w:rt>
           <w:rubyBase>
@@ -605,7 +993,7 @@
                 <w:sz w:val="36"/>
                 <w:szCs w:val="36"/>
               </w:rPr>
-              <w:t xml:space="preserve">陵</w:t>
+              <w:t xml:space="preserve">重</w:t>
             </w:r>
           </w:rubyBase>
         </w:ruby>
@@ -617,415 +1005,384 @@
           <w:sz w:val="36"/>
           <w:szCs w:val="36"/>
         </w:rPr>
-        <w:t xml:space="preserve">一</w:t>
-      </w:r>
-      <w:r>
-        <w:rPr/>
-        <w:ruby>
-          <w:rubyPr>
-            <w:rubyAlign w:val="distributeLetter"/>
-            <w:hps w:val="16"/>
-            <w:hpsRaise w:val="31"/>
-            <w:hpsBaseText w:val="36"/>
-            <w:lid w:val="ja-JP"/>
-          </w:rubyPr>
-          <w:rt>
-            <w:r>
-              <w:rPr>
-                <w:rFonts w:ascii="HG正楷書体-PRO" w:eastAsia="HG正楷書体-PRO" w:hAnsi="HG正楷書体-PRO" w:cs="HG正楷書体-PRO"/>
-                <w:color w:val="1A1A1A"/>
-                <w:sz w:val="16"/>
-                <w:szCs w:val="16"/>
-              </w:rPr>
-              <w:t>ニシテ</w:t>
-            </w:r>
-          </w:rt>
-          <w:rubyBase>
-            <w:r>
-              <w:rPr>
-                <w:rFonts w:ascii="HG正楷書体-PRO" w:eastAsia="HG正楷書体-PRO" w:hAnsi="HG正楷書体-PRO" w:cs="HG正楷書体-PRO"/>
-                <w:color w:val="1A1A1A"/>
-                <w:sz w:val="36"/>
-                <w:szCs w:val="36"/>
-              </w:rPr>
-              <w:t xml:space="preserve">日</w:t>
-            </w:r>
-          </w:rubyBase>
-        </w:ruby>
-      </w:r>
-      <w:r>
-        <w:rPr/>
-        <w:ruby>
-          <w:rubyPr>
-            <w:rubyAlign w:val="distributeLetter"/>
-            <w:hps w:val="16"/>
-            <w:hpsRaise w:val="31"/>
-            <w:hpsBaseText w:val="36"/>
-            <w:lid w:val="ja-JP"/>
-          </w:rubyPr>
-          <w:rt>
-            <w:r>
-              <w:rPr>
-                <w:rFonts w:ascii="HG正楷書体-PRO" w:eastAsia="HG正楷書体-PRO" w:hAnsi="HG正楷書体-PRO" w:cs="HG正楷書体-PRO"/>
-                <w:color w:val="1A1A1A"/>
-                <w:sz w:val="16"/>
-                <w:szCs w:val="16"/>
-              </w:rPr>
-              <w:t>かヘル</w:t>
-            </w:r>
-          </w:rt>
-          <w:rubyBase>
-            <w:r>
-              <w:rPr>
-                <w:rFonts w:ascii="HG正楷書体-PRO" w:eastAsia="HG正楷書体-PRO" w:hAnsi="HG正楷書体-PRO" w:cs="HG正楷書体-PRO"/>
-                <w:color w:val="1A1A1A"/>
-                <w:sz w:val="36"/>
-                <w:szCs w:val="36"/>
-              </w:rPr>
-              <w:t xml:space="preserve">還</w:t>
-            </w:r>
-          </w:rubyBase>
-        </w:ruby>
+        <w:t xml:space="preserve">山</w:t>
       </w:r>
     </w:p>
     <w:p>
       <w:pPr>
         <w:snapToGrid w:val="0"/>
-        <w:spacing w:before="0" w:after="0" w:line="1200" w:lineRule="exact"/>
+        <w:spacing w:before="0" w:after="338" w:line="240" w:lineRule="auto"/>
       </w:pPr>
       <w:r>
-        <w:rPr>
-          <w:rFonts w:ascii="HG正楷書体-PRO" w:eastAsia="HG正楷書体-PRO" w:hAnsi="HG正楷書体-PRO" w:cs="HG正楷書体-PRO"/>
-          <w:color w:val="1A1A1A"/>
-          <w:sz w:val="36"/>
-          <w:szCs w:val="36"/>
-        </w:rPr>
-        <w:t xml:space="preserve">両</w:t>
-      </w:r>
-      <w:r>
-        <w:rPr/>
-        <w:ruby>
-          <w:rubyPr>
-            <w:rubyAlign w:val="distributeSpace"/>
-            <w:hps w:val="16"/>
-            <w:hpsRaise w:val="31"/>
-            <w:hpsBaseText w:val="36"/>
-            <w:lid w:val="ja-JP"/>
-          </w:rubyPr>
-          <w:rt>
-            <w:r>
-              <w:rPr>
-                <w:rFonts w:ascii="HG正楷書体-PRO" w:eastAsia="HG正楷書体-PRO" w:hAnsi="HG正楷書体-PRO" w:cs="HG正楷書体-PRO"/>
-                <w:color w:val="1A1A1A"/>
-                <w:sz w:val="16"/>
-                <w:szCs w:val="16"/>
-              </w:rPr>
-              <w:t>ノ</w:t>
-            </w:r>
-          </w:rt>
-          <w:rubyBase>
-            <w:r>
-              <w:rPr>
-                <w:rFonts w:ascii="HG正楷書体-PRO" w:eastAsia="HG正楷書体-PRO" w:hAnsi="HG正楷書体-PRO" w:cs="HG正楷書体-PRO"/>
-                <w:color w:val="1A1A1A"/>
-                <w:sz w:val="36"/>
-                <w:szCs w:val="36"/>
-              </w:rPr>
-              <w:t xml:space="preserve">岸</w:t>
-            </w:r>
-          </w:rubyBase>
-        </w:ruby>
-      </w:r>
-      <w:r>
-        <w:rPr>
-          <w:rFonts w:ascii="HG正楷書体-PRO" w:eastAsia="HG正楷書体-PRO" w:hAnsi="HG正楷書体-PRO" w:cs="HG正楷書体-PRO"/>
-          <w:color w:val="1A1A1A"/>
-          <w:sz w:val="36"/>
-          <w:szCs w:val="36"/>
-        </w:rPr>
-        <w:t xml:space="preserve">猿声</w:t>
-      </w:r>
-      <w:r>
-        <w:rPr/>
-        <w:ruby>
-          <w:rubyPr>
-            <w:rubyAlign w:val="distributeLetter"/>
-            <w:hps w:val="16"/>
-            <w:hpsRaise w:val="31"/>
-            <w:hpsBaseText w:val="36"/>
-            <w:lid w:val="ja-JP"/>
-          </w:rubyPr>
-          <w:rt>
-            <w:r>
-              <w:rPr>
-                <w:rFonts w:ascii="HG正楷書体-PRO" w:eastAsia="HG正楷書体-PRO" w:hAnsi="HG正楷書体-PRO" w:cs="HG正楷書体-PRO"/>
-                <w:color w:val="1A1A1A"/>
-                <w:sz w:val="16"/>
-                <w:szCs w:val="16"/>
-              </w:rPr>
-              <w:t>なキテ</w:t>
-            </w:r>
-          </w:rt>
-          <w:rubyBase>
-            <w:r>
-              <w:rPr>
-                <w:rFonts w:ascii="HG正楷書体-PRO" w:eastAsia="HG正楷書体-PRO" w:hAnsi="HG正楷書体-PRO" w:cs="HG正楷書体-PRO"/>
-                <w:color w:val="1A1A1A"/>
-                <w:sz w:val="36"/>
-                <w:szCs w:val="36"/>
-              </w:rPr>
-              <w:t xml:space="preserve">啼</w:t>
-            </w:r>
-          </w:rubyBase>
-        </w:ruby>
-      </w:r>
-      <w:r>
-        <w:rPr/>
-        <w:ruby>
-          <w:rubyPr>
-            <w:rubyAlign w:val="distributeLetter"/>
-            <w:hps w:val="16"/>
-            <w:hpsRaise w:val="31"/>
-            <w:hpsBaseText w:val="36"/>
-            <w:lid w:val="ja-JP"/>
-          </w:rubyPr>
-          <w:rt>
-            <w:r>
-              <w:rPr>
-                <w:rFonts w:ascii="HG正楷書体-PRO" w:eastAsia="HG正楷書体-PRO" w:hAnsi="HG正楷書体-PRO" w:cs="HG正楷書体-PRO"/>
-                <w:color w:val="1A1A1A"/>
-                <w:sz w:val="16"/>
-                <w:szCs w:val="16"/>
-              </w:rPr>
-              <w:t>ルニ</w:t>
-            </w:r>
-          </w:rt>
-          <w:rubyBase>
-            <w:r>
-              <w:rPr>
-                <w:rFonts w:ascii="HG正楷書体-PRO" w:eastAsia="HG正楷書体-PRO" w:hAnsi="HG正楷書体-PRO" w:cs="HG正楷書体-PRO"/>
-                <w:color w:val="1A1A1A"/>
-                <w:sz w:val="36"/>
-                <w:szCs w:val="36"/>
-              </w:rPr>
-              <w:t xml:space="preserve">不</w:t>
-            </w:r>
-          </w:rubyBase>
-        </w:ruby>
-      </w:r>
-      <w:r>
-        <w:rPr>
-          <w:rFonts w:ascii="HG正楷書体-PRO" w:eastAsia="HG正楷書体-PRO" w:hAnsi="HG正楷書体-PRO" w:cs="HG正楷書体-PRO"/>
-          <w:color w:val="1A1A1A"/>
-          <w:sz w:val="22"/>
-          <w:szCs w:val="22"/>
-          <w:vertAlign w:val="subscript"/>
-        </w:rPr>
-        <w:t xml:space="preserve">レ</w:t>
-      </w:r>
-      <w:r>
-        <w:rPr/>
-        <w:ruby>
-          <w:rubyPr>
-            <w:rubyAlign w:val="distributeLetter"/>
-            <w:hps w:val="16"/>
-            <w:hpsRaise w:val="31"/>
-            <w:hpsBaseText w:val="36"/>
-            <w:lid w:val="ja-JP"/>
-          </w:rubyPr>
-          <w:rt>
-            <w:r>
-              <w:rPr>
-                <w:rFonts w:ascii="HG正楷書体-PRO" w:eastAsia="HG正楷書体-PRO" w:hAnsi="HG正楷書体-PRO" w:cs="HG正楷書体-PRO"/>
-                <w:color w:val="1A1A1A"/>
-                <w:sz w:val="16"/>
-                <w:szCs w:val="16"/>
-              </w:rPr>
-              <w:t>やマ</w:t>
-            </w:r>
-          </w:rt>
-          <w:rubyBase>
-            <w:r>
-              <w:rPr>
-                <w:rFonts w:ascii="HG正楷書体-PRO" w:eastAsia="HG正楷書体-PRO" w:hAnsi="HG正楷書体-PRO" w:cs="HG正楷書体-PRO"/>
-                <w:color w:val="1A1A1A"/>
-                <w:sz w:val="36"/>
-                <w:szCs w:val="36"/>
-              </w:rPr>
-              <w:t xml:space="preserve">住</w:t>
-            </w:r>
-          </w:rubyBase>
-        </w:ruby>
+        <w:br w:type="column"/>
+      </w:r>
+      <w:r>
+        <w:rPr/>
+        <w:ruby>
+          <w:rubyPr>
+            <w:rubyAlign w:val="distributeLetter"/>
+            <w:hps w:val="14"/>
+            <w:hpsRaise w:val="27"/>
+            <w:hpsBaseText w:val="32"/>
+            <w:lid w:val="ja-JP"/>
+          </w:rubyPr>
+          <w:rt>
+            <w:r>
+              <w:rPr>
+                <w:rFonts w:ascii="UD デジタル教科書体 N" w:eastAsia="UD デジタル教科書体 N" w:hAnsi="UD デジタル教科書体 N" w:cs="UD デジタル教科書体 N"/>
+                <w:color w:val="EE0000"/>
+                <w:sz w:val="14"/>
+                <w:szCs w:val="14"/>
+              </w:rPr>
+              <w:t>つと</w:t>
+            </w:r>
+          </w:rt>
+          <w:rubyBase>
+            <w:r>
+              <w:rPr>
+                <w:rFonts w:ascii="UD デジタル教科書体 N" w:eastAsia="UD デジタル教科書体 N" w:hAnsi="UD デジタル教科書体 N" w:cs="UD デジタル教科書体 N"/>
+                <w:color w:val="EE0000"/>
+                <w:sz w:val="32"/>
+                <w:szCs w:val="32"/>
+              </w:rPr>
+              <w:t xml:space="preserve">早</w:t>
+            </w:r>
+          </w:rubyBase>
+        </w:ruby>
+      </w:r>
+      <w:r>
+        <w:rPr>
+          <w:rFonts w:ascii="UD デジタル教科書体 N" w:eastAsia="UD デジタル教科書体 N" w:hAnsi="UD デジタル教科書体 N" w:cs="UD デジタル教科書体 N"/>
+          <w:color w:val="EE0000"/>
+          <w:sz w:val="32"/>
+          <w:szCs w:val="32"/>
+        </w:rPr>
+        <w:t xml:space="preserve">に</w:t>
+      </w:r>
+      <w:r>
+        <w:rPr/>
+        <w:ruby>
+          <w:rubyPr>
+            <w:rubyAlign w:val="distributeLetter"/>
+            <w:hps w:val="14"/>
+            <w:hpsRaise w:val="27"/>
+            <w:hpsBaseText w:val="32"/>
+            <w:lid w:val="ja-JP"/>
+          </w:rubyPr>
+          <w:rt>
+            <w:r>
+              <w:rPr>
+                <w:rFonts w:ascii="UD デジタル教科書体 N" w:eastAsia="UD デジタル教科書体 N" w:hAnsi="UD デジタル教科書体 N" w:cs="UD デジタル教科書体 N"/>
+                <w:color w:val="EE0000"/>
+                <w:sz w:val="14"/>
+                <w:szCs w:val="14"/>
+              </w:rPr>
+              <w:t>はくていじやう</w:t>
+            </w:r>
+          </w:rt>
+          <w:rubyBase>
+            <w:r>
+              <w:rPr>
+                <w:rFonts w:ascii="UD デジタル教科書体 N" w:eastAsia="UD デジタル教科書体 N" w:hAnsi="UD デジタル教科書体 N" w:cs="UD デジタル教科書体 N"/>
+                <w:color w:val="EE0000"/>
+                <w:sz w:val="32"/>
+                <w:szCs w:val="32"/>
+              </w:rPr>
+              <w:t xml:space="preserve">白帝城</w:t>
+            </w:r>
+          </w:rubyBase>
+        </w:ruby>
+      </w:r>
+      <w:r>
+        <w:rPr>
+          <w:rFonts w:ascii="UD デジタル教科書体 N" w:eastAsia="UD デジタル教科書体 N" w:hAnsi="UD デジタル教科書体 N" w:cs="UD デジタル教科書体 N"/>
+          <w:color w:val="EE0000"/>
+          <w:sz w:val="32"/>
+          <w:szCs w:val="32"/>
+        </w:rPr>
+        <w:t xml:space="preserve">を</w:t>
+      </w:r>
+      <w:r>
+        <w:rPr/>
+        <w:ruby>
+          <w:rubyPr>
+            <w:rubyAlign w:val="distributeLetter"/>
+            <w:hps w:val="14"/>
+            <w:hpsRaise w:val="27"/>
+            <w:hpsBaseText w:val="32"/>
+            <w:lid w:val="ja-JP"/>
+          </w:rubyPr>
+          <w:rt>
+            <w:r>
+              <w:rPr>
+                <w:rFonts w:ascii="UD デジタル教科書体 N" w:eastAsia="UD デジタル教科書体 N" w:hAnsi="UD デジタル教科書体 N" w:cs="UD デジタル教科書体 N"/>
+                <w:color w:val="EE0000"/>
+                <w:sz w:val="14"/>
+                <w:szCs w:val="14"/>
+              </w:rPr>
+              <w:t>はつ</w:t>
+            </w:r>
+          </w:rt>
+          <w:rubyBase>
+            <w:r>
+              <w:rPr>
+                <w:rFonts w:ascii="UD デジタル教科書体 N" w:eastAsia="UD デジタル教科書体 N" w:hAnsi="UD デジタル教科書体 N" w:cs="UD デジタル教科書体 N"/>
+                <w:color w:val="EE0000"/>
+                <w:sz w:val="32"/>
+                <w:szCs w:val="32"/>
+              </w:rPr>
+              <w:t xml:space="preserve">発</w:t>
+            </w:r>
+          </w:rubyBase>
+        </w:ruby>
+      </w:r>
+      <w:r>
+        <w:rPr>
+          <w:rFonts w:ascii="UD デジタル教科書体 N" w:eastAsia="UD デジタル教科書体 N" w:hAnsi="UD デジタル教科書体 N" w:cs="UD デジタル教科書体 N"/>
+          <w:color w:val="EE0000"/>
+          <w:sz w:val="32"/>
+          <w:szCs w:val="32"/>
+        </w:rPr>
+        <w:t xml:space="preserve">す</w:t>
+      </w:r>
+      <w:r>
+        <w:rPr>
+          <w:rFonts w:ascii="UD デジタル教科書体 N" w:eastAsia="UD デジタル教科書体 N" w:hAnsi="UD デジタル教科書体 N" w:cs="UD デジタル教科書体 N"/>
+          <w:color w:val="1A1A1A"/>
+          <w:sz w:val="32"/>
+          <w:szCs w:val="32"/>
+          <w:u w:val="single" w:color="B9C4D6"/>
+        </w:rPr>
+        <w:t xml:space="preserve">　　　　　　　　　　</w:t>
       </w:r>
     </w:p>
     <w:p>
       <w:pPr>
         <w:snapToGrid w:val="0"/>
-        <w:spacing w:before="0" w:after="0" w:line="1200" w:lineRule="exact"/>
+        <w:spacing w:before="0" w:after="338" w:line="240" w:lineRule="auto"/>
       </w:pPr>
       <w:r>
-        <w:rPr>
-          <w:rFonts w:ascii="HG正楷書体-PRO" w:eastAsia="HG正楷書体-PRO" w:hAnsi="HG正楷書体-PRO" w:cs="HG正楷書体-PRO"/>
-          <w:color w:val="1A1A1A"/>
-          <w:sz w:val="36"/>
-          <w:szCs w:val="36"/>
-        </w:rPr>
-        <w:t xml:space="preserve">軽舟</w:t>
-      </w:r>
-      <w:r>
-        <w:rPr/>
-        <w:ruby>
-          <w:rubyPr>
-            <w:rubyAlign w:val="distributeLetter"/>
-            <w:hps w:val="16"/>
-            <w:hpsRaise w:val="31"/>
-            <w:hpsBaseText w:val="36"/>
-            <w:lid w:val="ja-JP"/>
-          </w:rubyPr>
-          <w:rt>
-            <w:r>
-              <w:rPr>
-                <w:rFonts w:ascii="HG正楷書体-PRO" w:eastAsia="HG正楷書体-PRO" w:hAnsi="HG正楷書体-PRO" w:cs="HG正楷書体-PRO"/>
-                <w:color w:val="1A1A1A"/>
-                <w:sz w:val="16"/>
-                <w:szCs w:val="16"/>
-              </w:rPr>
-              <w:t>すでニ</w:t>
-            </w:r>
-          </w:rt>
-          <w:rubyBase>
-            <w:r>
-              <w:rPr>
-                <w:rFonts w:ascii="HG正楷書体-PRO" w:eastAsia="HG正楷書体-PRO" w:hAnsi="HG正楷書体-PRO" w:cs="HG正楷書体-PRO"/>
-                <w:color w:val="1A1A1A"/>
-                <w:sz w:val="36"/>
-                <w:szCs w:val="36"/>
-              </w:rPr>
-              <w:t xml:space="preserve">已</w:t>
-            </w:r>
-          </w:rubyBase>
-        </w:ruby>
+        <w:rPr/>
+        <w:ruby>
+          <w:rubyPr>
+            <w:rubyAlign w:val="distributeLetter"/>
+            <w:hps w:val="14"/>
+            <w:hpsRaise w:val="27"/>
+            <w:hpsBaseText w:val="32"/>
+            <w:lid w:val="ja-JP"/>
+          </w:rubyPr>
+          <w:rt>
+            <w:r>
+              <w:rPr>
+                <w:rFonts w:ascii="UD デジタル教科書体 N" w:eastAsia="UD デジタル教科書体 N" w:hAnsi="UD デジタル教科書体 N" w:cs="UD デジタル教科書体 N"/>
+                <w:color w:val="EE0000"/>
+                <w:sz w:val="14"/>
+                <w:szCs w:val="14"/>
+              </w:rPr>
+              <w:t>あした</w:t>
+            </w:r>
+          </w:rt>
+          <w:rubyBase>
+            <w:r>
+              <w:rPr>
+                <w:rFonts w:ascii="UD デジタル教科書体 N" w:eastAsia="UD デジタル教科書体 N" w:hAnsi="UD デジタル教科書体 N" w:cs="UD デジタル教科書体 N"/>
+                <w:color w:val="EE0000"/>
+                <w:sz w:val="32"/>
+                <w:szCs w:val="32"/>
+              </w:rPr>
+              <w:t xml:space="preserve">朝</w:t>
+            </w:r>
+          </w:rubyBase>
+        </w:ruby>
+      </w:r>
+      <w:r>
+        <w:rPr>
+          <w:rFonts w:ascii="UD デジタル教科書体 N" w:eastAsia="UD デジタル教科書体 N" w:hAnsi="UD デジタル教科書体 N" w:cs="UD デジタル教科書体 N"/>
+          <w:color w:val="EE0000"/>
+          <w:sz w:val="32"/>
+          <w:szCs w:val="32"/>
+        </w:rPr>
+        <w:t xml:space="preserve">に</w:t>
       </w:r>
       <w:r>
         <w:rPr/>
         <w:ruby>
           <w:rubyPr>
             <w:rubyAlign w:val="distributeSpace"/>
-            <w:hps w:val="16"/>
-            <w:hpsRaise w:val="31"/>
-            <w:hpsBaseText w:val="36"/>
-            <w:lid w:val="ja-JP"/>
-          </w:rubyPr>
-          <w:rt>
-            <w:r>
-              <w:rPr>
-                <w:rFonts w:ascii="HG正楷書体-PRO" w:eastAsia="HG正楷書体-PRO" w:hAnsi="HG正楷書体-PRO" w:cs="HG正楷書体-PRO"/>
-                <w:color w:val="1A1A1A"/>
-                <w:sz w:val="16"/>
-                <w:szCs w:val="16"/>
-              </w:rPr>
-              <w:t>グ</w:t>
-            </w:r>
-          </w:rt>
-          <w:rubyBase>
-            <w:r>
-              <w:rPr>
-                <w:rFonts w:ascii="HG正楷書体-PRO" w:eastAsia="HG正楷書体-PRO" w:hAnsi="HG正楷書体-PRO" w:cs="HG正楷書体-PRO"/>
-                <w:color w:val="1A1A1A"/>
-                <w:sz w:val="36"/>
-                <w:szCs w:val="36"/>
-              </w:rPr>
-              <w:t xml:space="preserve">過</w:t>
-            </w:r>
-          </w:rubyBase>
-        </w:ruby>
-      </w:r>
-      <w:r>
-        <w:rPr/>
-        <w:ruby>
-          <w:rubyPr>
-            <w:rubyAlign w:val="distributeLetter"/>
-            <w:hps w:val="16"/>
-            <w:hpsRaise w:val="31"/>
-            <w:hpsBaseText w:val="36"/>
-            <w:lid w:val="ja-JP"/>
-          </w:rubyPr>
-          <w:rt>
-            <w:r>
-              <w:rPr>
-                <w:rFonts w:ascii="HG正楷書体-PRO" w:eastAsia="HG正楷書体-PRO" w:hAnsi="HG正楷書体-PRO" w:cs="HG正楷書体-PRO"/>
-                <w:color w:val="1A1A1A"/>
-                <w:sz w:val="16"/>
-                <w:szCs w:val="16"/>
-              </w:rPr>
-              <w:t>ばん</w:t>
-            </w:r>
-          </w:rt>
-          <w:rubyBase>
-            <w:r>
-              <w:rPr>
-                <w:rFonts w:ascii="HG正楷書体-PRO" w:eastAsia="HG正楷書体-PRO" w:hAnsi="HG正楷書体-PRO" w:cs="HG正楷書体-PRO"/>
-                <w:color w:val="1A1A1A"/>
-                <w:sz w:val="36"/>
-                <w:szCs w:val="36"/>
-              </w:rPr>
-              <w:t xml:space="preserve">万</w:t>
-            </w:r>
-          </w:rubyBase>
-        </w:ruby>
-      </w:r>
-      <w:r>
-        <w:rPr/>
-        <w:ruby>
-          <w:rubyPr>
-            <w:rubyAlign w:val="distributeLetter"/>
-            <w:hps w:val="16"/>
-            <w:hpsRaise w:val="31"/>
-            <w:hpsBaseText w:val="36"/>
-            <w:lid w:val="ja-JP"/>
-          </w:rubyPr>
-          <w:rt>
-            <w:r>
-              <w:rPr>
-                <w:rFonts w:ascii="HG正楷書体-PRO" w:eastAsia="HG正楷書体-PRO" w:hAnsi="HG正楷書体-PRO" w:cs="HG正楷書体-PRO"/>
-                <w:color w:val="1A1A1A"/>
-                <w:sz w:val="16"/>
-                <w:szCs w:val="16"/>
-              </w:rPr>
-              <w:t>ちようノ</w:t>
-            </w:r>
-          </w:rt>
-          <w:rubyBase>
-            <w:r>
-              <w:rPr>
-                <w:rFonts w:ascii="HG正楷書体-PRO" w:eastAsia="HG正楷書体-PRO" w:hAnsi="HG正楷書体-PRO" w:cs="HG正楷書体-PRO"/>
-                <w:color w:val="1A1A1A"/>
-                <w:sz w:val="36"/>
-                <w:szCs w:val="36"/>
-              </w:rPr>
-              <w:t xml:space="preserve">重</w:t>
-            </w:r>
-          </w:rubyBase>
-        </w:ruby>
-      </w:r>
-      <w:r>
-        <w:rPr>
-          <w:rFonts w:ascii="HG正楷書体-PRO" w:eastAsia="HG正楷書体-PRO" w:hAnsi="HG正楷書体-PRO" w:cs="HG正楷書体-PRO"/>
-          <w:color w:val="1A1A1A"/>
-          <w:sz w:val="36"/>
-          <w:szCs w:val="36"/>
-        </w:rPr>
-        <w:t xml:space="preserve">山</w:t>
+            <w:hps w:val="14"/>
+            <w:hpsRaise w:val="27"/>
+            <w:hpsBaseText w:val="32"/>
+            <w:lid w:val="ja-JP"/>
+          </w:rubyPr>
+          <w:rt>
+            <w:r>
+              <w:rPr>
+                <w:rFonts w:ascii="UD デジタル教科書体 N" w:eastAsia="UD デジタル教科書体 N" w:hAnsi="UD デジタル教科書体 N" w:cs="UD デジタル教科書体 N"/>
+                <w:color w:val="EE0000"/>
+                <w:sz w:val="14"/>
+                <w:szCs w:val="14"/>
+              </w:rPr>
+              <w:t>じ</w:t>
+            </w:r>
+          </w:rt>
+          <w:rubyBase>
+            <w:r>
+              <w:rPr>
+                <w:rFonts w:ascii="UD デジタル教科書体 N" w:eastAsia="UD デジタル教科書体 N" w:hAnsi="UD デジタル教科書体 N" w:cs="UD デジタル教科書体 N"/>
+                <w:color w:val="EE0000"/>
+                <w:sz w:val="32"/>
+                <w:szCs w:val="32"/>
+              </w:rPr>
+              <w:t xml:space="preserve">辞</w:t>
+            </w:r>
+          </w:rubyBase>
+        </w:ruby>
+      </w:r>
+      <w:r>
+        <w:rPr>
+          <w:rFonts w:ascii="UD デジタル教科書体 N" w:eastAsia="UD デジタル教科書体 N" w:hAnsi="UD デジタル教科書体 N" w:cs="UD デジタル教科書体 N"/>
+          <w:color w:val="EE0000"/>
+          <w:sz w:val="32"/>
+          <w:szCs w:val="32"/>
+        </w:rPr>
+        <w:t xml:space="preserve">す</w:t>
+      </w:r>
+      <w:r>
+        <w:rPr/>
+        <w:ruby>
+          <w:rubyPr>
+            <w:rubyAlign w:val="distributeLetter"/>
+            <w:hps w:val="14"/>
+            <w:hpsRaise w:val="27"/>
+            <w:hpsBaseText w:val="32"/>
+            <w:lid w:val="ja-JP"/>
+          </w:rubyPr>
+          <w:rt>
+            <w:r>
+              <w:rPr>
+                <w:rFonts w:ascii="UD デジタル教科書体 N" w:eastAsia="UD デジタル教科書体 N" w:hAnsi="UD デジタル教科書体 N" w:cs="UD デジタル教科書体 N"/>
+                <w:color w:val="EE0000"/>
+                <w:sz w:val="14"/>
+                <w:szCs w:val="14"/>
+              </w:rPr>
+              <w:t>はくてい</w:t>
+            </w:r>
+          </w:rt>
+          <w:rubyBase>
+            <w:r>
+              <w:rPr>
+                <w:rFonts w:ascii="UD デジタル教科書体 N" w:eastAsia="UD デジタル教科書体 N" w:hAnsi="UD デジタル教科書体 N" w:cs="UD デジタル教科書体 N"/>
+                <w:color w:val="EE0000"/>
+                <w:sz w:val="32"/>
+                <w:szCs w:val="32"/>
+              </w:rPr>
+              <w:t xml:space="preserve">白帝</w:t>
+            </w:r>
+          </w:rubyBase>
+        </w:ruby>
+      </w:r>
+      <w:r>
+        <w:rPr>
+          <w:rFonts w:ascii="UD デジタル教科書体 N" w:eastAsia="UD デジタル教科書体 N" w:hAnsi="UD デジタル教科書体 N" w:cs="UD デジタル教科書体 N"/>
+          <w:color w:val="EE0000"/>
+          <w:sz w:val="32"/>
+          <w:szCs w:val="32"/>
+        </w:rPr>
+        <w:t xml:space="preserve">　</w:t>
+      </w:r>
+      <w:r>
+        <w:rPr/>
+        <w:ruby>
+          <w:rubyPr>
+            <w:rubyAlign w:val="distributeLetter"/>
+            <w:hps w:val="14"/>
+            <w:hpsRaise w:val="27"/>
+            <w:hpsBaseText w:val="32"/>
+            <w:lid w:val="ja-JP"/>
+          </w:rubyPr>
+          <w:rt>
+            <w:r>
+              <w:rPr>
+                <w:rFonts w:ascii="UD デジタル教科書体 N" w:eastAsia="UD デジタル教科書体 N" w:hAnsi="UD デジタル教科書体 N" w:cs="UD デジタル教科書体 N"/>
+                <w:color w:val="EE0000"/>
+                <w:sz w:val="14"/>
+                <w:szCs w:val="14"/>
+              </w:rPr>
+              <w:t>さいうん</w:t>
+            </w:r>
+          </w:rt>
+          <w:rubyBase>
+            <w:r>
+              <w:rPr>
+                <w:rFonts w:ascii="UD デジタル教科書体 N" w:eastAsia="UD デジタル教科書体 N" w:hAnsi="UD デジタル教科書体 N" w:cs="UD デジタル教科書体 N"/>
+                <w:color w:val="EE0000"/>
+                <w:sz w:val="32"/>
+                <w:szCs w:val="32"/>
+              </w:rPr>
+              <w:t xml:space="preserve">彩雲</w:t>
+            </w:r>
+          </w:rubyBase>
+        </w:ruby>
+      </w:r>
+      <w:r>
+        <w:rPr>
+          <w:rFonts w:ascii="UD デジタル教科書体 N" w:eastAsia="UD デジタル教科書体 N" w:hAnsi="UD デジタル教科書体 N" w:cs="UD デジタル教科書体 N"/>
+          <w:color w:val="EE0000"/>
+          <w:sz w:val="32"/>
+          <w:szCs w:val="32"/>
+        </w:rPr>
+        <w:t xml:space="preserve">の</w:t>
+      </w:r>
+      <w:r>
+        <w:rPr/>
+        <w:ruby>
+          <w:rubyPr>
+            <w:rubyAlign w:val="distributeLetter"/>
+            <w:hps w:val="14"/>
+            <w:hpsRaise w:val="27"/>
+            <w:hpsBaseText w:val="32"/>
+            <w:lid w:val="ja-JP"/>
+          </w:rubyPr>
+          <w:rt>
+            <w:r>
+              <w:rPr>
+                <w:rFonts w:ascii="UD デジタル教科書体 N" w:eastAsia="UD デジタル教科書体 N" w:hAnsi="UD デジタル教科書体 N" w:cs="UD デジタル教科書体 N"/>
+                <w:color w:val="EE0000"/>
+                <w:sz w:val="14"/>
+                <w:szCs w:val="14"/>
+              </w:rPr>
+              <w:t>かん</w:t>
+            </w:r>
+          </w:rt>
+          <w:rubyBase>
+            <w:r>
+              <w:rPr>
+                <w:rFonts w:ascii="UD デジタル教科書体 N" w:eastAsia="UD デジタル教科書体 N" w:hAnsi="UD デジタル教科書体 N" w:cs="UD デジタル教科書体 N"/>
+                <w:color w:val="EE0000"/>
+                <w:sz w:val="32"/>
+                <w:szCs w:val="32"/>
+              </w:rPr>
+              <w:t xml:space="preserve">間</w:t>
+            </w:r>
+          </w:rubyBase>
+        </w:ruby>
+      </w:r>
+      <w:r>
+        <w:rPr>
+          <w:rFonts w:ascii="UD デジタル教科書体 N" w:eastAsia="UD デジタル教科書体 N" w:hAnsi="UD デジタル教科書体 N" w:cs="UD デジタル教科書体 N"/>
+          <w:color w:val="1A1A1A"/>
+          <w:sz w:val="32"/>
+          <w:szCs w:val="32"/>
+          <w:u w:val="single" w:color="B9C4D6"/>
+        </w:rPr>
+        <w:t xml:space="preserve">　　　　　　　</w:t>
       </w:r>
     </w:p>
     <w:p>
       <w:pPr>
         <w:snapToGrid w:val="0"/>
-        <w:spacing w:before="0" w:after="0" w:line="1200" w:lineRule="exact"/>
+        <w:spacing w:before="0" w:after="338" w:line="240" w:lineRule="auto"/>
       </w:pPr>
-      <w:r>
-        <w:br w:type="column"/>
-      </w:r>
       <w:r>
         <w:rPr/>
         <w:ruby>
@@ -1044,7 +1401,7 @@
                 <w:sz w:val="14"/>
                 <w:szCs w:val="14"/>
               </w:rPr>
-              <w:t>つと</w:t>
+              <w:t>せんり</w:t>
             </w:r>
           </w:rt>
           <w:rubyBase>
@@ -1055,7 +1412,7 @@
                 <w:sz w:val="32"/>
                 <w:szCs w:val="32"/>
               </w:rPr>
-              <w:t xml:space="preserve">早</w:t>
+              <w:t xml:space="preserve">千里</w:t>
             </w:r>
           </w:rubyBase>
         </w:ruby>
@@ -1067,7 +1424,7 @@
           <w:sz w:val="32"/>
           <w:szCs w:val="32"/>
         </w:rPr>
-        <w:t xml:space="preserve">に</w:t>
+        <w:t xml:space="preserve">の</w:t>
       </w:r>
       <w:r>
         <w:rPr/>
@@ -1087,7 +1444,7 @@
                 <w:sz w:val="14"/>
                 <w:szCs w:val="14"/>
               </w:rPr>
-              <w:t>はくていじやう</w:t>
+              <w:t>かうりよう</w:t>
             </w:r>
           </w:rt>
           <w:rubyBase>
@@ -1098,7 +1455,7 @@
                 <w:sz w:val="32"/>
                 <w:szCs w:val="32"/>
               </w:rPr>
-              <w:t xml:space="preserve">白帝城</w:t>
+              <w:t xml:space="preserve">江陵</w:t>
             </w:r>
           </w:rubyBase>
         </w:ruby>
@@ -1110,7 +1467,7 @@
           <w:sz w:val="32"/>
           <w:szCs w:val="32"/>
         </w:rPr>
-        <w:t xml:space="preserve">を</w:t>
+        <w:t xml:space="preserve">　</w:t>
       </w:r>
       <w:r>
         <w:rPr/>
@@ -1130,7 +1487,7 @@
                 <w:sz w:val="14"/>
                 <w:szCs w:val="14"/>
               </w:rPr>
-              <w:t>はつ</w:t>
+              <w:t>いちにち</w:t>
             </w:r>
           </w:rt>
           <w:rubyBase>
@@ -1141,7 +1498,7 @@
                 <w:sz w:val="32"/>
                 <w:szCs w:val="32"/>
               </w:rPr>
-              <w:t xml:space="preserve">発</w:t>
+              <w:t xml:space="preserve">一日</w:t>
             </w:r>
           </w:rubyBase>
         </w:ruby>
@@ -1153,19 +1510,254 @@
           <w:sz w:val="32"/>
           <w:szCs w:val="32"/>
         </w:rPr>
-        <w:t xml:space="preserve">す</w:t>
+        <w:t xml:space="preserve">にして</w:t>
+      </w:r>
+      <w:r>
+        <w:rPr/>
+        <w:ruby>
+          <w:rubyPr>
+            <w:rubyAlign w:val="distributeLetter"/>
+            <w:hps w:val="14"/>
+            <w:hpsRaise w:val="27"/>
+            <w:hpsBaseText w:val="32"/>
+            <w:lid w:val="ja-JP"/>
+          </w:rubyPr>
+          <w:rt>
+            <w:r>
+              <w:rPr>
+                <w:rFonts w:ascii="UD デジタル教科書体 N" w:eastAsia="UD デジタル教科書体 N" w:hAnsi="UD デジタル教科書体 N" w:cs="UD デジタル教科書体 N"/>
+                <w:color w:val="EE0000"/>
+                <w:sz w:val="14"/>
+                <w:szCs w:val="14"/>
+              </w:rPr>
+              <w:t>かへ</w:t>
+            </w:r>
+          </w:rt>
+          <w:rubyBase>
+            <w:r>
+              <w:rPr>
+                <w:rFonts w:ascii="UD デジタル教科書体 N" w:eastAsia="UD デジタル教科書体 N" w:hAnsi="UD デジタル教科書体 N" w:cs="UD デジタル教科書体 N"/>
+                <w:color w:val="EE0000"/>
+                <w:sz w:val="32"/>
+                <w:szCs w:val="32"/>
+              </w:rPr>
+              <w:t xml:space="preserve">還</w:t>
+            </w:r>
+          </w:rubyBase>
+        </w:ruby>
+      </w:r>
+      <w:r>
+        <w:rPr>
+          <w:rFonts w:ascii="UD デジタル教科書体 N" w:eastAsia="UD デジタル教科書体 N" w:hAnsi="UD デジタル教科書体 N" w:cs="UD デジタル教科書体 N"/>
+          <w:color w:val="EE0000"/>
+          <w:sz w:val="32"/>
+          <w:szCs w:val="32"/>
+        </w:rPr>
+        <w:t xml:space="preserve">る</w:t>
+      </w:r>
+      <w:r>
+        <w:rPr>
+          <w:rFonts w:ascii="UD デジタル教科書体 N" w:eastAsia="UD デジタル教科書体 N" w:hAnsi="UD デジタル教科書体 N" w:cs="UD デジタル教科書体 N"/>
+          <w:color w:val="1A1A1A"/>
+          <w:sz w:val="32"/>
+          <w:szCs w:val="32"/>
+          <w:u w:val="single" w:color="B9C4D6"/>
+        </w:rPr>
+        <w:t xml:space="preserve">　　　　　</w:t>
       </w:r>
     </w:p>
     <w:p>
       <w:pPr>
         <w:snapToGrid w:val="0"/>
-        <w:spacing w:before="0" w:after="0" w:line="1200" w:lineRule="exact"/>
+        <w:spacing w:before="0" w:after="338" w:line="240" w:lineRule="auto"/>
       </w:pPr>
+      <w:r>
+        <w:rPr/>
+        <w:ruby>
+          <w:rubyPr>
+            <w:rubyAlign w:val="distributeLetter"/>
+            <w:hps w:val="14"/>
+            <w:hpsRaise w:val="27"/>
+            <w:hpsBaseText w:val="32"/>
+            <w:lid w:val="ja-JP"/>
+          </w:rubyPr>
+          <w:rt>
+            <w:r>
+              <w:rPr>
+                <w:rFonts w:ascii="UD デジタル教科書体 N" w:eastAsia="UD デジタル教科書体 N" w:hAnsi="UD デジタル教科書体 N" w:cs="UD デジタル教科書体 N"/>
+                <w:color w:val="EE0000"/>
+                <w:sz w:val="14"/>
+                <w:szCs w:val="14"/>
+              </w:rPr>
+              <w:t>りやうがん</w:t>
+            </w:r>
+          </w:rt>
+          <w:rubyBase>
+            <w:r>
+              <w:rPr>
+                <w:rFonts w:ascii="UD デジタル教科書体 N" w:eastAsia="UD デジタル教科書体 N" w:hAnsi="UD デジタル教科書体 N" w:cs="UD デジタル教科書体 N"/>
+                <w:color w:val="EE0000"/>
+                <w:sz w:val="32"/>
+                <w:szCs w:val="32"/>
+              </w:rPr>
+              <w:t xml:space="preserve">両岸</w:t>
+            </w:r>
+          </w:rubyBase>
+        </w:ruby>
+      </w:r>
+      <w:r>
+        <w:rPr>
+          <w:rFonts w:ascii="UD デジタル教科書体 N" w:eastAsia="UD デジタル教科書体 N" w:hAnsi="UD デジタル教科書体 N" w:cs="UD デジタル教科書体 N"/>
+          <w:color w:val="EE0000"/>
+          <w:sz w:val="32"/>
+          <w:szCs w:val="32"/>
+        </w:rPr>
+        <w:t xml:space="preserve">の</w:t>
+      </w:r>
+      <w:r>
+        <w:rPr/>
+        <w:ruby>
+          <w:rubyPr>
+            <w:rubyAlign w:val="distributeLetter"/>
+            <w:hps w:val="14"/>
+            <w:hpsRaise w:val="27"/>
+            <w:hpsBaseText w:val="32"/>
+            <w:lid w:val="ja-JP"/>
+          </w:rubyPr>
+          <w:rt>
+            <w:r>
+              <w:rPr>
+                <w:rFonts w:ascii="UD デジタル教科書体 N" w:eastAsia="UD デジタル教科書体 N" w:hAnsi="UD デジタル教科書体 N" w:cs="UD デジタル教科書体 N"/>
+                <w:color w:val="EE0000"/>
+                <w:sz w:val="14"/>
+                <w:szCs w:val="14"/>
+              </w:rPr>
+              <w:t>ゑんせい</w:t>
+            </w:r>
+          </w:rt>
+          <w:rubyBase>
+            <w:r>
+              <w:rPr>
+                <w:rFonts w:ascii="UD デジタル教科書体 N" w:eastAsia="UD デジタル教科書体 N" w:hAnsi="UD デジタル教科書体 N" w:cs="UD デジタル教科書体 N"/>
+                <w:color w:val="EE0000"/>
+                <w:sz w:val="32"/>
+                <w:szCs w:val="32"/>
+              </w:rPr>
+              <w:t xml:space="preserve">猿声</w:t>
+            </w:r>
+          </w:rubyBase>
+        </w:ruby>
+      </w:r>
+      <w:r>
+        <w:rPr>
+          <w:rFonts w:ascii="UD デジタル教科書体 N" w:eastAsia="UD デジタル教科書体 N" w:hAnsi="UD デジタル教科書体 N" w:cs="UD デジタル教科書体 N"/>
+          <w:color w:val="EE0000"/>
+          <w:sz w:val="32"/>
+          <w:szCs w:val="32"/>
+        </w:rPr>
+        <w:t xml:space="preserve">　</w:t>
+      </w:r>
+      <w:r>
+        <w:rPr/>
+        <w:ruby>
+          <w:rubyPr>
+            <w:rubyAlign w:val="distributeSpace"/>
+            <w:hps w:val="14"/>
+            <w:hpsRaise w:val="27"/>
+            <w:hpsBaseText w:val="32"/>
+            <w:lid w:val="ja-JP"/>
+          </w:rubyPr>
+          <w:rt>
+            <w:r>
+              <w:rPr>
+                <w:rFonts w:ascii="UD デジタル教科書体 N" w:eastAsia="UD デジタル教科書体 N" w:hAnsi="UD デジタル教科書体 N" w:cs="UD デジタル教科書体 N"/>
+                <w:color w:val="EE0000"/>
+                <w:sz w:val="14"/>
+                <w:szCs w:val="14"/>
+              </w:rPr>
+              <w:t>な</w:t>
+            </w:r>
+          </w:rt>
+          <w:rubyBase>
+            <w:r>
+              <w:rPr>
+                <w:rFonts w:ascii="UD デジタル教科書体 N" w:eastAsia="UD デジタル教科書体 N" w:hAnsi="UD デジタル教科書体 N" w:cs="UD デジタル教科書体 N"/>
+                <w:color w:val="EE0000"/>
+                <w:sz w:val="32"/>
+                <w:szCs w:val="32"/>
+              </w:rPr>
+              <w:t xml:space="preserve">啼</w:t>
+            </w:r>
+          </w:rubyBase>
+        </w:ruby>
+      </w:r>
+      <w:r>
+        <w:rPr>
+          <w:rFonts w:ascii="UD デジタル教科書体 N" w:eastAsia="UD デジタル教科書体 N" w:hAnsi="UD デジタル教科書体 N" w:cs="UD デジタル教科書体 N"/>
+          <w:color w:val="EE0000"/>
+          <w:sz w:val="32"/>
+          <w:szCs w:val="32"/>
+        </w:rPr>
+        <w:t xml:space="preserve">きて</w:t>
+      </w:r>
+      <w:r>
+        <w:rPr/>
+        <w:ruby>
+          <w:rubyPr>
+            <w:rubyAlign w:val="distributeSpace"/>
+            <w:hps w:val="14"/>
+            <w:hpsRaise w:val="27"/>
+            <w:hpsBaseText w:val="32"/>
+            <w:lid w:val="ja-JP"/>
+          </w:rubyPr>
+          <w:rt>
+            <w:r>
+              <w:rPr>
+                <w:rFonts w:ascii="UD デジタル教科書体 N" w:eastAsia="UD デジタル教科書体 N" w:hAnsi="UD デジタル教科書体 N" w:cs="UD デジタル教科書体 N"/>
+                <w:color w:val="EE0000"/>
+                <w:sz w:val="14"/>
+                <w:szCs w:val="14"/>
+              </w:rPr>
+              <w:t>や</w:t>
+            </w:r>
+          </w:rt>
+          <w:rubyBase>
+            <w:r>
+              <w:rPr>
+                <w:rFonts w:ascii="UD デジタル教科書体 N" w:eastAsia="UD デジタル教科書体 N" w:hAnsi="UD デジタル教科書体 N" w:cs="UD デジタル教科書体 N"/>
+                <w:color w:val="EE0000"/>
+                <w:sz w:val="32"/>
+                <w:szCs w:val="32"/>
+              </w:rPr>
+              <w:t xml:space="preserve">住</w:t>
+            </w:r>
+          </w:rubyBase>
+        </w:ruby>
+      </w:r>
+      <w:r>
+        <w:rPr>
+          <w:rFonts w:ascii="UD デジタル教科書体 N" w:eastAsia="UD デジタル教科書体 N" w:hAnsi="UD デジタル教科書体 N" w:cs="UD デジタル教科書体 N"/>
+          <w:color w:val="EE0000"/>
+          <w:sz w:val="32"/>
+          <w:szCs w:val="32"/>
+        </w:rPr>
+        <w:t xml:space="preserve">まざるに</w:t>
+      </w:r>
+      <w:r>
+        <w:rPr>
+          <w:rFonts w:ascii="UD デジタル教科書体 N" w:eastAsia="UD デジタル教科書体 N" w:hAnsi="UD デジタル教科書体 N" w:cs="UD デジタル教科書体 N"/>
+          <w:color w:val="1A1A1A"/>
+          <w:sz w:val="32"/>
+          <w:szCs w:val="32"/>
+          <w:u w:val="single" w:color="B9C4D6"/>
+        </w:rPr>
+        <w:t xml:space="preserve">　　　　</w:t>
+      </w:r>
     </w:p>
     <w:p>
       <w:pPr>
         <w:snapToGrid w:val="0"/>
-        <w:spacing w:before="0" w:after="0" w:line="1200" w:lineRule="exact"/>
+        <w:spacing w:before="0" w:after="338" w:line="240" w:lineRule="auto"/>
       </w:pPr>
       <w:r>
         <w:rPr/>
@@ -1185,7 +1777,7 @@
                 <w:sz w:val="14"/>
                 <w:szCs w:val="14"/>
               </w:rPr>
-              <w:t>あした</w:t>
+              <w:t>けいしう</w:t>
             </w:r>
           </w:rt>
           <w:rubyBase>
@@ -1196,7 +1788,41 @@
                 <w:sz w:val="32"/>
                 <w:szCs w:val="32"/>
               </w:rPr>
-              <w:t xml:space="preserve">朝</w:t>
+              <w:t xml:space="preserve">軽舟</w:t>
+            </w:r>
+          </w:rubyBase>
+        </w:ruby>
+      </w:r>
+      <w:r>
+        <w:rPr/>
+        <w:ruby>
+          <w:rubyPr>
+            <w:rubyAlign w:val="distributeLetter"/>
+            <w:hps w:val="14"/>
+            <w:hpsRaise w:val="27"/>
+            <w:hpsBaseText w:val="32"/>
+            <w:lid w:val="ja-JP"/>
+          </w:rubyPr>
+          <w:rt>
+            <w:r>
+              <w:rPr>
+                <w:rFonts w:ascii="UD デジタル教科書体 N" w:eastAsia="UD デジタル教科書体 N" w:hAnsi="UD デジタル教科書体 N" w:cs="UD デジタル教科書体 N"/>
+                <w:color w:val="EE0000"/>
+                <w:sz w:val="14"/>
+                <w:szCs w:val="14"/>
+              </w:rPr>
+              <w:t>すで</w:t>
+            </w:r>
+          </w:rt>
+          <w:rubyBase>
+            <w:r>
+              <w:rPr>
+                <w:rFonts w:ascii="UD デジタル教科書体 N" w:eastAsia="UD デジタル教科書体 N" w:hAnsi="UD デジタル教科書体 N" w:cs="UD デジタル教科書体 N"/>
+                <w:color w:val="EE0000"/>
+                <w:sz w:val="32"/>
+                <w:szCs w:val="32"/>
+              </w:rPr>
+              <w:t xml:space="preserve">已</w:t>
             </w:r>
           </w:rubyBase>
         </w:ruby>
@@ -1228,7 +1854,7 @@
                 <w:sz w:val="14"/>
                 <w:szCs w:val="14"/>
               </w:rPr>
-              <w:t>じ</w:t>
+              <w:t>す</w:t>
             </w:r>
           </w:rt>
           <w:rubyBase>
@@ -1239,7 +1865,7 @@
                 <w:sz w:val="32"/>
                 <w:szCs w:val="32"/>
               </w:rPr>
-              <w:t xml:space="preserve">辞</w:t>
+              <w:t xml:space="preserve">過</w:t>
             </w:r>
           </w:rubyBase>
         </w:ruby>
@@ -1251,7 +1877,7 @@
           <w:sz w:val="32"/>
           <w:szCs w:val="32"/>
         </w:rPr>
-        <w:t xml:space="preserve">す</w:t>
+        <w:t xml:space="preserve">ぐ　</w:t>
       </w:r>
       <w:r>
         <w:rPr/>
@@ -1271,7 +1897,7 @@
                 <w:sz w:val="14"/>
                 <w:szCs w:val="14"/>
               </w:rPr>
-              <w:t>はくてい</w:t>
+              <w:t>ばんちよう</w:t>
             </w:r>
           </w:rt>
           <w:rubyBase>
@@ -1282,7 +1908,7 @@
                 <w:sz w:val="32"/>
                 <w:szCs w:val="32"/>
               </w:rPr>
-              <w:t xml:space="preserve">白帝</w:t>
+              <w:t xml:space="preserve">万重</w:t>
             </w:r>
           </w:rubyBase>
         </w:ruby>
@@ -1294,7 +1920,7 @@
           <w:sz w:val="32"/>
           <w:szCs w:val="32"/>
         </w:rPr>
-        <w:t xml:space="preserve">　</w:t>
+        <w:t xml:space="preserve">の</w:t>
       </w:r>
       <w:r>
         <w:rPr/>
@@ -1314,7 +1940,7 @@
                 <w:sz w:val="14"/>
                 <w:szCs w:val="14"/>
               </w:rPr>
-              <w:t>さいうん</w:t>
+              <w:t>やま</w:t>
             </w:r>
           </w:rt>
           <w:rubyBase>
@@ -1325,612 +1951,20 @@
                 <w:sz w:val="32"/>
                 <w:szCs w:val="32"/>
               </w:rPr>
-              <w:t xml:space="preserve">彩雲</w:t>
-            </w:r>
-          </w:rubyBase>
-        </w:ruby>
-      </w:r>
-      <w:r>
-        <w:rPr>
-          <w:rFonts w:ascii="UD デジタル教科書体 N" w:eastAsia="UD デジタル教科書体 N" w:hAnsi="UD デジタル教科書体 N" w:cs="UD デジタル教科書体 N"/>
-          <w:color w:val="EE0000"/>
+              <w:t xml:space="preserve">山</w:t>
+            </w:r>
+          </w:rubyBase>
+        </w:ruby>
+      </w:r>
+      <w:r>
+        <w:rPr>
+          <w:rFonts w:ascii="UD デジタル教科書体 N" w:eastAsia="UD デジタル教科書体 N" w:hAnsi="UD デジタル教科書体 N" w:cs="UD デジタル教科書体 N"/>
+          <w:color w:val="1A1A1A"/>
           <w:sz w:val="32"/>
           <w:szCs w:val="32"/>
-        </w:rPr>
-        <w:t xml:space="preserve">の</w:t>
-      </w:r>
-      <w:r>
-        <w:rPr/>
-        <w:ruby>
-          <w:rubyPr>
-            <w:rubyAlign w:val="distributeLetter"/>
-            <w:hps w:val="14"/>
-            <w:hpsRaise w:val="27"/>
-            <w:hpsBaseText w:val="32"/>
-            <w:lid w:val="ja-JP"/>
-          </w:rubyPr>
-          <w:rt>
-            <w:r>
-              <w:rPr>
-                <w:rFonts w:ascii="UD デジタル教科書体 N" w:eastAsia="UD デジタル教科書体 N" w:hAnsi="UD デジタル教科書体 N" w:cs="UD デジタル教科書体 N"/>
-                <w:color w:val="EE0000"/>
-                <w:sz w:val="14"/>
-                <w:szCs w:val="14"/>
-              </w:rPr>
-              <w:t>かん</w:t>
-            </w:r>
-          </w:rt>
-          <w:rubyBase>
-            <w:r>
-              <w:rPr>
-                <w:rFonts w:ascii="UD デジタル教科書体 N" w:eastAsia="UD デジタル教科書体 N" w:hAnsi="UD デジタル教科書体 N" w:cs="UD デジタル教科書体 N"/>
-                <w:color w:val="EE0000"/>
-                <w:sz w:val="32"/>
-                <w:szCs w:val="32"/>
-              </w:rPr>
-              <w:t xml:space="preserve">間</w:t>
-            </w:r>
-          </w:rubyBase>
-        </w:ruby>
-      </w:r>
-    </w:p>
-    <w:p>
-      <w:pPr>
-        <w:snapToGrid w:val="0"/>
-        <w:spacing w:before="0" w:after="0" w:line="1200" w:lineRule="exact"/>
-      </w:pPr>
-      <w:r>
-        <w:rPr/>
-        <w:ruby>
-          <w:rubyPr>
-            <w:rubyAlign w:val="distributeLetter"/>
-            <w:hps w:val="14"/>
-            <w:hpsRaise w:val="27"/>
-            <w:hpsBaseText w:val="32"/>
-            <w:lid w:val="ja-JP"/>
-          </w:rubyPr>
-          <w:rt>
-            <w:r>
-              <w:rPr>
-                <w:rFonts w:ascii="UD デジタル教科書体 N" w:eastAsia="UD デジタル教科書体 N" w:hAnsi="UD デジタル教科書体 N" w:cs="UD デジタル教科書体 N"/>
-                <w:color w:val="EE0000"/>
-                <w:sz w:val="14"/>
-                <w:szCs w:val="14"/>
-              </w:rPr>
-              <w:t>せんり</w:t>
-            </w:r>
-          </w:rt>
-          <w:rubyBase>
-            <w:r>
-              <w:rPr>
-                <w:rFonts w:ascii="UD デジタル教科書体 N" w:eastAsia="UD デジタル教科書体 N" w:hAnsi="UD デジタル教科書体 N" w:cs="UD デジタル教科書体 N"/>
-                <w:color w:val="EE0000"/>
-                <w:sz w:val="32"/>
-                <w:szCs w:val="32"/>
-              </w:rPr>
-              <w:t xml:space="preserve">千里</w:t>
-            </w:r>
-          </w:rubyBase>
-        </w:ruby>
-      </w:r>
-      <w:r>
-        <w:rPr>
-          <w:rFonts w:ascii="UD デジタル教科書体 N" w:eastAsia="UD デジタル教科書体 N" w:hAnsi="UD デジタル教科書体 N" w:cs="UD デジタル教科書体 N"/>
-          <w:color w:val="EE0000"/>
-          <w:sz w:val="32"/>
-          <w:szCs w:val="32"/>
-        </w:rPr>
-        <w:t xml:space="preserve">の</w:t>
-      </w:r>
-      <w:r>
-        <w:rPr/>
-        <w:ruby>
-          <w:rubyPr>
-            <w:rubyAlign w:val="distributeLetter"/>
-            <w:hps w:val="14"/>
-            <w:hpsRaise w:val="27"/>
-            <w:hpsBaseText w:val="32"/>
-            <w:lid w:val="ja-JP"/>
-          </w:rubyPr>
-          <w:rt>
-            <w:r>
-              <w:rPr>
-                <w:rFonts w:ascii="UD デジタル教科書体 N" w:eastAsia="UD デジタル教科書体 N" w:hAnsi="UD デジタル教科書体 N" w:cs="UD デジタル教科書体 N"/>
-                <w:color w:val="EE0000"/>
-                <w:sz w:val="14"/>
-                <w:szCs w:val="14"/>
-              </w:rPr>
-              <w:t>かうりよう</w:t>
-            </w:r>
-          </w:rt>
-          <w:rubyBase>
-            <w:r>
-              <w:rPr>
-                <w:rFonts w:ascii="UD デジタル教科書体 N" w:eastAsia="UD デジタル教科書体 N" w:hAnsi="UD デジタル教科書体 N" w:cs="UD デジタル教科書体 N"/>
-                <w:color w:val="EE0000"/>
-                <w:sz w:val="32"/>
-                <w:szCs w:val="32"/>
-              </w:rPr>
-              <w:t xml:space="preserve">江陵</w:t>
-            </w:r>
-          </w:rubyBase>
-        </w:ruby>
-      </w:r>
-      <w:r>
-        <w:rPr>
-          <w:rFonts w:ascii="UD デジタル教科書体 N" w:eastAsia="UD デジタル教科書体 N" w:hAnsi="UD デジタル教科書体 N" w:cs="UD デジタル教科書体 N"/>
-          <w:color w:val="EE0000"/>
-          <w:sz w:val="32"/>
-          <w:szCs w:val="32"/>
-        </w:rPr>
-        <w:t xml:space="preserve">　</w:t>
-      </w:r>
-      <w:r>
-        <w:rPr/>
-        <w:ruby>
-          <w:rubyPr>
-            <w:rubyAlign w:val="distributeLetter"/>
-            <w:hps w:val="14"/>
-            <w:hpsRaise w:val="27"/>
-            <w:hpsBaseText w:val="32"/>
-            <w:lid w:val="ja-JP"/>
-          </w:rubyPr>
-          <w:rt>
-            <w:r>
-              <w:rPr>
-                <w:rFonts w:ascii="UD デジタル教科書体 N" w:eastAsia="UD デジタル教科書体 N" w:hAnsi="UD デジタル教科書体 N" w:cs="UD デジタル教科書体 N"/>
-                <w:color w:val="EE0000"/>
-                <w:sz w:val="14"/>
-                <w:szCs w:val="14"/>
-              </w:rPr>
-              <w:t>いちにち</w:t>
-            </w:r>
-          </w:rt>
-          <w:rubyBase>
-            <w:r>
-              <w:rPr>
-                <w:rFonts w:ascii="UD デジタル教科書体 N" w:eastAsia="UD デジタル教科書体 N" w:hAnsi="UD デジタル教科書体 N" w:cs="UD デジタル教科書体 N"/>
-                <w:color w:val="EE0000"/>
-                <w:sz w:val="32"/>
-                <w:szCs w:val="32"/>
-              </w:rPr>
-              <w:t xml:space="preserve">一日</w:t>
-            </w:r>
-          </w:rubyBase>
-        </w:ruby>
-      </w:r>
-      <w:r>
-        <w:rPr>
-          <w:rFonts w:ascii="UD デジタル教科書体 N" w:eastAsia="UD デジタル教科書体 N" w:hAnsi="UD デジタル教科書体 N" w:cs="UD デジタル教科書体 N"/>
-          <w:color w:val="EE0000"/>
-          <w:sz w:val="32"/>
-          <w:szCs w:val="32"/>
-        </w:rPr>
-        <w:t xml:space="preserve">にして</w:t>
-      </w:r>
-      <w:r>
-        <w:rPr/>
-        <w:ruby>
-          <w:rubyPr>
-            <w:rubyAlign w:val="distributeLetter"/>
-            <w:hps w:val="14"/>
-            <w:hpsRaise w:val="27"/>
-            <w:hpsBaseText w:val="32"/>
-            <w:lid w:val="ja-JP"/>
-          </w:rubyPr>
-          <w:rt>
-            <w:r>
-              <w:rPr>
-                <w:rFonts w:ascii="UD デジタル教科書体 N" w:eastAsia="UD デジタル教科書体 N" w:hAnsi="UD デジタル教科書体 N" w:cs="UD デジタル教科書体 N"/>
-                <w:color w:val="EE0000"/>
-                <w:sz w:val="14"/>
-                <w:szCs w:val="14"/>
-              </w:rPr>
-              <w:t>かへ</w:t>
-            </w:r>
-          </w:rt>
-          <w:rubyBase>
-            <w:r>
-              <w:rPr>
-                <w:rFonts w:ascii="UD デジタル教科書体 N" w:eastAsia="UD デジタル教科書体 N" w:hAnsi="UD デジタル教科書体 N" w:cs="UD デジタル教科書体 N"/>
-                <w:color w:val="EE0000"/>
-                <w:sz w:val="32"/>
-                <w:szCs w:val="32"/>
-              </w:rPr>
-              <w:t xml:space="preserve">還</w:t>
-            </w:r>
-          </w:rubyBase>
-        </w:ruby>
-      </w:r>
-      <w:r>
-        <w:rPr>
-          <w:rFonts w:ascii="UD デジタル教科書体 N" w:eastAsia="UD デジタル教科書体 N" w:hAnsi="UD デジタル教科書体 N" w:cs="UD デジタル教科書体 N"/>
-          <w:color w:val="EE0000"/>
-          <w:sz w:val="32"/>
-          <w:szCs w:val="32"/>
-        </w:rPr>
-        <w:t xml:space="preserve">る</w:t>
-      </w:r>
-    </w:p>
-    <w:p>
-      <w:pPr>
-        <w:snapToGrid w:val="0"/>
-        <w:spacing w:before="0" w:after="0" w:line="1200" w:lineRule="exact"/>
-      </w:pPr>
-      <w:r>
-        <w:rPr/>
-        <w:ruby>
-          <w:rubyPr>
-            <w:rubyAlign w:val="distributeLetter"/>
-            <w:hps w:val="14"/>
-            <w:hpsRaise w:val="27"/>
-            <w:hpsBaseText w:val="32"/>
-            <w:lid w:val="ja-JP"/>
-          </w:rubyPr>
-          <w:rt>
-            <w:r>
-              <w:rPr>
-                <w:rFonts w:ascii="UD デジタル教科書体 N" w:eastAsia="UD デジタル教科書体 N" w:hAnsi="UD デジタル教科書体 N" w:cs="UD デジタル教科書体 N"/>
-                <w:color w:val="EE0000"/>
-                <w:sz w:val="14"/>
-                <w:szCs w:val="14"/>
-              </w:rPr>
-              <w:t>りやうがん</w:t>
-            </w:r>
-          </w:rt>
-          <w:rubyBase>
-            <w:r>
-              <w:rPr>
-                <w:rFonts w:ascii="UD デジタル教科書体 N" w:eastAsia="UD デジタル教科書体 N" w:hAnsi="UD デジタル教科書体 N" w:cs="UD デジタル教科書体 N"/>
-                <w:color w:val="EE0000"/>
-                <w:sz w:val="32"/>
-                <w:szCs w:val="32"/>
-              </w:rPr>
-              <w:t xml:space="preserve">両岸</w:t>
-            </w:r>
-          </w:rubyBase>
-        </w:ruby>
-      </w:r>
-      <w:r>
-        <w:rPr>
-          <w:rFonts w:ascii="UD デジタル教科書体 N" w:eastAsia="UD デジタル教科書体 N" w:hAnsi="UD デジタル教科書体 N" w:cs="UD デジタル教科書体 N"/>
-          <w:color w:val="EE0000"/>
-          <w:sz w:val="32"/>
-          <w:szCs w:val="32"/>
-        </w:rPr>
-        <w:t xml:space="preserve">の</w:t>
-      </w:r>
-      <w:r>
-        <w:rPr/>
-        <w:ruby>
-          <w:rubyPr>
-            <w:rubyAlign w:val="distributeLetter"/>
-            <w:hps w:val="14"/>
-            <w:hpsRaise w:val="27"/>
-            <w:hpsBaseText w:val="32"/>
-            <w:lid w:val="ja-JP"/>
-          </w:rubyPr>
-          <w:rt>
-            <w:r>
-              <w:rPr>
-                <w:rFonts w:ascii="UD デジタル教科書体 N" w:eastAsia="UD デジタル教科書体 N" w:hAnsi="UD デジタル教科書体 N" w:cs="UD デジタル教科書体 N"/>
-                <w:color w:val="EE0000"/>
-                <w:sz w:val="14"/>
-                <w:szCs w:val="14"/>
-              </w:rPr>
-              <w:t>ゑんせい</w:t>
-            </w:r>
-          </w:rt>
-          <w:rubyBase>
-            <w:r>
-              <w:rPr>
-                <w:rFonts w:ascii="UD デジタル教科書体 N" w:eastAsia="UD デジタル教科書体 N" w:hAnsi="UD デジタル教科書体 N" w:cs="UD デジタル教科書体 N"/>
-                <w:color w:val="EE0000"/>
-                <w:sz w:val="32"/>
-                <w:szCs w:val="32"/>
-              </w:rPr>
-              <w:t xml:space="preserve">猿声</w:t>
-            </w:r>
-          </w:rubyBase>
-        </w:ruby>
-      </w:r>
-      <w:r>
-        <w:rPr>
-          <w:rFonts w:ascii="UD デジタル教科書体 N" w:eastAsia="UD デジタル教科書体 N" w:hAnsi="UD デジタル教科書体 N" w:cs="UD デジタル教科書体 N"/>
-          <w:color w:val="EE0000"/>
-          <w:sz w:val="32"/>
-          <w:szCs w:val="32"/>
-        </w:rPr>
-        <w:t xml:space="preserve">　</w:t>
-      </w:r>
-      <w:r>
-        <w:rPr/>
-        <w:ruby>
-          <w:rubyPr>
-            <w:rubyAlign w:val="distributeSpace"/>
-            <w:hps w:val="14"/>
-            <w:hpsRaise w:val="27"/>
-            <w:hpsBaseText w:val="32"/>
-            <w:lid w:val="ja-JP"/>
-          </w:rubyPr>
-          <w:rt>
-            <w:r>
-              <w:rPr>
-                <w:rFonts w:ascii="UD デジタル教科書体 N" w:eastAsia="UD デジタル教科書体 N" w:hAnsi="UD デジタル教科書体 N" w:cs="UD デジタル教科書体 N"/>
-                <w:color w:val="EE0000"/>
-                <w:sz w:val="14"/>
-                <w:szCs w:val="14"/>
-              </w:rPr>
-              <w:t>な</w:t>
-            </w:r>
-          </w:rt>
-          <w:rubyBase>
-            <w:r>
-              <w:rPr>
-                <w:rFonts w:ascii="UD デジタル教科書体 N" w:eastAsia="UD デジタル教科書体 N" w:hAnsi="UD デジタル教科書体 N" w:cs="UD デジタル教科書体 N"/>
-                <w:color w:val="EE0000"/>
-                <w:sz w:val="32"/>
-                <w:szCs w:val="32"/>
-              </w:rPr>
-              <w:t xml:space="preserve">啼</w:t>
-            </w:r>
-          </w:rubyBase>
-        </w:ruby>
-      </w:r>
-      <w:r>
-        <w:rPr>
-          <w:rFonts w:ascii="UD デジタル教科書体 N" w:eastAsia="UD デジタル教科書体 N" w:hAnsi="UD デジタル教科書体 N" w:cs="UD デジタル教科書体 N"/>
-          <w:color w:val="EE0000"/>
-          <w:sz w:val="32"/>
-          <w:szCs w:val="32"/>
-        </w:rPr>
-        <w:t xml:space="preserve">きて</w:t>
-      </w:r>
-      <w:r>
-        <w:rPr/>
-        <w:ruby>
-          <w:rubyPr>
-            <w:rubyAlign w:val="distributeSpace"/>
-            <w:hps w:val="14"/>
-            <w:hpsRaise w:val="27"/>
-            <w:hpsBaseText w:val="32"/>
-            <w:lid w:val="ja-JP"/>
-          </w:rubyPr>
-          <w:rt>
-            <w:r>
-              <w:rPr>
-                <w:rFonts w:ascii="UD デジタル教科書体 N" w:eastAsia="UD デジタル教科書体 N" w:hAnsi="UD デジタル教科書体 N" w:cs="UD デジタル教科書体 N"/>
-                <w:color w:val="EE0000"/>
-                <w:sz w:val="14"/>
-                <w:szCs w:val="14"/>
-              </w:rPr>
-              <w:t>や</w:t>
-            </w:r>
-          </w:rt>
-          <w:rubyBase>
-            <w:r>
-              <w:rPr>
-                <w:rFonts w:ascii="UD デジタル教科書体 N" w:eastAsia="UD デジタル教科書体 N" w:hAnsi="UD デジタル教科書体 N" w:cs="UD デジタル教科書体 N"/>
-                <w:color w:val="EE0000"/>
-                <w:sz w:val="32"/>
-                <w:szCs w:val="32"/>
-              </w:rPr>
-              <w:t xml:space="preserve">住</w:t>
-            </w:r>
-          </w:rubyBase>
-        </w:ruby>
-      </w:r>
-      <w:r>
-        <w:rPr>
-          <w:rFonts w:ascii="UD デジタル教科書体 N" w:eastAsia="UD デジタル教科書体 N" w:hAnsi="UD デジタル教科書体 N" w:cs="UD デジタル教科書体 N"/>
-          <w:color w:val="EE0000"/>
-          <w:sz w:val="32"/>
-          <w:szCs w:val="32"/>
-        </w:rPr>
-        <w:t xml:space="preserve">まざるに</w:t>
-      </w:r>
-    </w:p>
-    <w:p>
-      <w:pPr>
-        <w:snapToGrid w:val="0"/>
-        <w:spacing w:before="0" w:after="0" w:line="1200" w:lineRule="exact"/>
-      </w:pPr>
-      <w:r>
-        <w:rPr/>
-        <w:ruby>
-          <w:rubyPr>
-            <w:rubyAlign w:val="distributeLetter"/>
-            <w:hps w:val="14"/>
-            <w:hpsRaise w:val="27"/>
-            <w:hpsBaseText w:val="32"/>
-            <w:lid w:val="ja-JP"/>
-          </w:rubyPr>
-          <w:rt>
-            <w:r>
-              <w:rPr>
-                <w:rFonts w:ascii="UD デジタル教科書体 N" w:eastAsia="UD デジタル教科書体 N" w:hAnsi="UD デジタル教科書体 N" w:cs="UD デジタル教科書体 N"/>
-                <w:color w:val="EE0000"/>
-                <w:sz w:val="14"/>
-                <w:szCs w:val="14"/>
-              </w:rPr>
-              <w:t>けいしう</w:t>
-            </w:r>
-          </w:rt>
-          <w:rubyBase>
-            <w:r>
-              <w:rPr>
-                <w:rFonts w:ascii="UD デジタル教科書体 N" w:eastAsia="UD デジタル教科書体 N" w:hAnsi="UD デジタル教科書体 N" w:cs="UD デジタル教科書体 N"/>
-                <w:color w:val="EE0000"/>
-                <w:sz w:val="32"/>
-                <w:szCs w:val="32"/>
-              </w:rPr>
-              <w:t xml:space="preserve">軽舟</w:t>
-            </w:r>
-          </w:rubyBase>
-        </w:ruby>
-      </w:r>
-      <w:r>
-        <w:rPr/>
-        <w:ruby>
-          <w:rubyPr>
-            <w:rubyAlign w:val="distributeLetter"/>
-            <w:hps w:val="14"/>
-            <w:hpsRaise w:val="27"/>
-            <w:hpsBaseText w:val="32"/>
-            <w:lid w:val="ja-JP"/>
-          </w:rubyPr>
-          <w:rt>
-            <w:r>
-              <w:rPr>
-                <w:rFonts w:ascii="UD デジタル教科書体 N" w:eastAsia="UD デジタル教科書体 N" w:hAnsi="UD デジタル教科書体 N" w:cs="UD デジタル教科書体 N"/>
-                <w:color w:val="EE0000"/>
-                <w:sz w:val="14"/>
-                <w:szCs w:val="14"/>
-              </w:rPr>
-              <w:t>すで</w:t>
-            </w:r>
-          </w:rt>
-          <w:rubyBase>
-            <w:r>
-              <w:rPr>
-                <w:rFonts w:ascii="UD デジタル教科書体 N" w:eastAsia="UD デジタル教科書体 N" w:hAnsi="UD デジタル教科書体 N" w:cs="UD デジタル教科書体 N"/>
-                <w:color w:val="EE0000"/>
-                <w:sz w:val="32"/>
-                <w:szCs w:val="32"/>
-              </w:rPr>
-              <w:t xml:space="preserve">已</w:t>
-            </w:r>
-          </w:rubyBase>
-        </w:ruby>
-      </w:r>
-      <w:r>
-        <w:rPr>
-          <w:rFonts w:ascii="UD デジタル教科書体 N" w:eastAsia="UD デジタル教科書体 N" w:hAnsi="UD デジタル教科書体 N" w:cs="UD デジタル教科書体 N"/>
-          <w:color w:val="EE0000"/>
-          <w:sz w:val="32"/>
-          <w:szCs w:val="32"/>
-        </w:rPr>
-        <w:t xml:space="preserve">に</w:t>
-      </w:r>
-      <w:r>
-        <w:rPr/>
-        <w:ruby>
-          <w:rubyPr>
-            <w:rubyAlign w:val="distributeSpace"/>
-            <w:hps w:val="14"/>
-            <w:hpsRaise w:val="27"/>
-            <w:hpsBaseText w:val="32"/>
-            <w:lid w:val="ja-JP"/>
-          </w:rubyPr>
-          <w:rt>
-            <w:r>
-              <w:rPr>
-                <w:rFonts w:ascii="UD デジタル教科書体 N" w:eastAsia="UD デジタル教科書体 N" w:hAnsi="UD デジタル教科書体 N" w:cs="UD デジタル教科書体 N"/>
-                <w:color w:val="EE0000"/>
-                <w:sz w:val="14"/>
-                <w:szCs w:val="14"/>
-              </w:rPr>
-              <w:t>す</w:t>
-            </w:r>
-          </w:rt>
-          <w:rubyBase>
-            <w:r>
-              <w:rPr>
-                <w:rFonts w:ascii="UD デジタル教科書体 N" w:eastAsia="UD デジタル教科書体 N" w:hAnsi="UD デジタル教科書体 N" w:cs="UD デジタル教科書体 N"/>
-                <w:color w:val="EE0000"/>
-                <w:sz w:val="32"/>
-                <w:szCs w:val="32"/>
-              </w:rPr>
-              <w:t xml:space="preserve">過</w:t>
-            </w:r>
-          </w:rubyBase>
-        </w:ruby>
-      </w:r>
-      <w:r>
-        <w:rPr>
-          <w:rFonts w:ascii="UD デジタル教科書体 N" w:eastAsia="UD デジタル教科書体 N" w:hAnsi="UD デジタル教科書体 N" w:cs="UD デジタル教科書体 N"/>
-          <w:color w:val="EE0000"/>
-          <w:sz w:val="32"/>
-          <w:szCs w:val="32"/>
-        </w:rPr>
-        <w:t xml:space="preserve">ぐ　</w:t>
-      </w:r>
-      <w:r>
-        <w:rPr/>
-        <w:ruby>
-          <w:rubyPr>
-            <w:rubyAlign w:val="distributeLetter"/>
-            <w:hps w:val="14"/>
-            <w:hpsRaise w:val="27"/>
-            <w:hpsBaseText w:val="32"/>
-            <w:lid w:val="ja-JP"/>
-          </w:rubyPr>
-          <w:rt>
-            <w:r>
-              <w:rPr>
-                <w:rFonts w:ascii="UD デジタル教科書体 N" w:eastAsia="UD デジタル教科書体 N" w:hAnsi="UD デジタル教科書体 N" w:cs="UD デジタル教科書体 N"/>
-                <w:color w:val="EE0000"/>
-                <w:sz w:val="14"/>
-                <w:szCs w:val="14"/>
-              </w:rPr>
-              <w:t>ばんちよう</w:t>
-            </w:r>
-          </w:rt>
-          <w:rubyBase>
-            <w:r>
-              <w:rPr>
-                <w:rFonts w:ascii="UD デジタル教科書体 N" w:eastAsia="UD デジタル教科書体 N" w:hAnsi="UD デジタル教科書体 N" w:cs="UD デジタル教科書体 N"/>
-                <w:color w:val="EE0000"/>
-                <w:sz w:val="32"/>
-                <w:szCs w:val="32"/>
-              </w:rPr>
-              <w:t xml:space="preserve">万重</w:t>
-            </w:r>
-          </w:rubyBase>
-        </w:ruby>
-      </w:r>
-      <w:r>
-        <w:rPr>
-          <w:rFonts w:ascii="UD デジタル教科書体 N" w:eastAsia="UD デジタル教科書体 N" w:hAnsi="UD デジタル教科書体 N" w:cs="UD デジタル教科書体 N"/>
-          <w:color w:val="EE0000"/>
-          <w:sz w:val="32"/>
-          <w:szCs w:val="32"/>
-        </w:rPr>
-        <w:t xml:space="preserve">の</w:t>
-      </w:r>
-      <w:r>
-        <w:rPr/>
-        <w:ruby>
-          <w:rubyPr>
-            <w:rubyAlign w:val="distributeLetter"/>
-            <w:hps w:val="14"/>
-            <w:hpsRaise w:val="27"/>
-            <w:hpsBaseText w:val="32"/>
-            <w:lid w:val="ja-JP"/>
-          </w:rubyPr>
-          <w:rt>
-            <w:r>
-              <w:rPr>
-                <w:rFonts w:ascii="UD デジタル教科書体 N" w:eastAsia="UD デジタル教科書体 N" w:hAnsi="UD デジタル教科書体 N" w:cs="UD デジタル教科書体 N"/>
-                <w:color w:val="EE0000"/>
-                <w:sz w:val="14"/>
-                <w:szCs w:val="14"/>
-              </w:rPr>
-              <w:t>やま</w:t>
-            </w:r>
-          </w:rt>
-          <w:rubyBase>
-            <w:r>
-              <w:rPr>
-                <w:rFonts w:ascii="UD デジタル教科書体 N" w:eastAsia="UD デジタル教科書体 N" w:hAnsi="UD デジタル教科書体 N" w:cs="UD デジタル教科書体 N"/>
-                <w:color w:val="EE0000"/>
-                <w:sz w:val="32"/>
-                <w:szCs w:val="32"/>
-              </w:rPr>
-              <w:t xml:space="preserve">山</w:t>
-            </w:r>
-          </w:rubyBase>
-        </w:ruby>
+          <w:u w:val="single" w:color="B9C4D6"/>
+        </w:rPr>
+        <w:t xml:space="preserve">　　　　　　　</w:t>
       </w:r>
     </w:p>
     <w:p>
@@ -1941,8 +1975,8 @@
           <w:pgSz w:w="16838" w:h="11906" w:orient="landscape"/>
           <w:pgMar w:top="850" w:right="907" w:bottom="794" w:left="907" w:header="567" w:footer="567" w:gutter="0"/>
           <w:cols w:num="2" w:space="284" w:equalWidth="0">
-            <w:col w:w="3175" w:space="284"/>
-            <w:col w:w="6803"/>
+            <w:col w:w="3402" w:space="284"/>
+            <w:col w:w="6576"/>
           </w:cols>
           <w:textDirection w:val="tbRl"/>
           <w:docGrid w:type="default" w:linePitch="360" w:charSpace="0"/>
@@ -1952,7 +1986,7 @@
     <w:p>
       <w:pPr>
         <w:snapToGrid w:val="0"/>
-        <w:spacing w:before="0" w:after="0" w:line="340" w:lineRule="exact"/>
+        <w:spacing w:before="0" w:after="344" w:line="240" w:lineRule="auto"/>
       </w:pPr>
       <w:r>
         <w:rPr>
@@ -1969,7 +2003,7 @@
     <w:p>
       <w:pPr>
         <w:snapToGrid w:val="0"/>
-        <w:spacing w:before="0" w:after="0" w:line="340" w:lineRule="exact"/>
+        <w:spacing w:before="0" w:after="344" w:line="240" w:lineRule="auto"/>
       </w:pPr>
       <w:r>
         <w:rPr>
@@ -2020,7 +2054,7 @@
     <w:p>
       <w:pPr>
         <w:snapToGrid w:val="0"/>
-        <w:spacing w:before="0" w:after="0" w:line="340" w:lineRule="exact"/>
+        <w:spacing w:before="0" w:after="344" w:line="240" w:lineRule="auto"/>
       </w:pPr>
       <w:r>
         <w:rPr>
@@ -2035,7 +2069,7 @@
     <w:p>
       <w:pPr>
         <w:snapToGrid w:val="0"/>
-        <w:spacing w:before="0" w:after="0" w:line="340" w:lineRule="exact"/>
+        <w:spacing w:before="0" w:after="344" w:line="240" w:lineRule="auto"/>
       </w:pPr>
       <w:r>
         <w:rPr>
@@ -2176,7 +2210,7 @@
     <w:p>
       <w:pPr>
         <w:snapToGrid w:val="0"/>
-        <w:spacing w:before="0" w:after="0" w:line="340" w:lineRule="exact"/>
+        <w:spacing w:before="0" w:after="344" w:line="240" w:lineRule="auto"/>
       </w:pPr>
       <w:r>
         <w:rPr>
@@ -2191,7 +2225,7 @@
     <w:p>
       <w:pPr>
         <w:snapToGrid w:val="0"/>
-        <w:spacing w:before="0" w:after="0" w:line="340" w:lineRule="exact"/>
+        <w:spacing w:before="0" w:after="344" w:line="240" w:lineRule="auto"/>
       </w:pPr>
       <w:r>
         <w:rPr>
@@ -2332,7 +2366,7 @@
     <w:p>
       <w:pPr>
         <w:snapToGrid w:val="0"/>
-        <w:spacing w:before="0" w:after="0" w:line="340" w:lineRule="exact"/>
+        <w:spacing w:before="0" w:after="344" w:line="240" w:lineRule="auto"/>
       </w:pPr>
       <w:r>
         <w:rPr>
@@ -2349,7 +2383,7 @@
     <w:p>
       <w:pPr>
         <w:snapToGrid w:val="0"/>
-        <w:spacing w:before="0" w:after="0" w:line="340" w:lineRule="exact"/>
+        <w:spacing w:before="0" w:after="344" w:line="240" w:lineRule="auto"/>
       </w:pPr>
       <w:r>
         <w:rPr>
@@ -2447,7 +2481,7 @@
     <w:p>
       <w:pPr>
         <w:snapToGrid w:val="0"/>
-        <w:spacing w:before="0" w:after="0" w:line="340" w:lineRule="exact"/>
+        <w:spacing w:before="0" w:after="344" w:line="240" w:lineRule="auto"/>
       </w:pPr>
       <w:r>
         <w:rPr>
@@ -2588,7 +2622,7 @@
     <w:p>
       <w:pPr>
         <w:snapToGrid w:val="0"/>
-        <w:spacing w:before="0" w:after="0" w:line="340" w:lineRule="exact"/>
+        <w:spacing w:before="0" w:after="344" w:line="240" w:lineRule="auto"/>
       </w:pPr>
       <w:r>
         <w:rPr>
@@ -2765,7 +2799,7 @@
     <w:p>
       <w:pPr>
         <w:snapToGrid w:val="0"/>
-        <w:spacing w:before="0" w:after="0" w:line="340" w:lineRule="exact"/>
+        <w:spacing w:before="0" w:after="344" w:line="240" w:lineRule="auto"/>
       </w:pPr>
       <w:r>
         <w:rPr>
@@ -3057,7 +3091,7 @@
     <w:p>
       <w:pPr>
         <w:snapToGrid w:val="0"/>
-        <w:spacing w:before="0" w:after="0" w:line="560" w:lineRule="exact"/>
+        <w:spacing w:before="0" w:after="340" w:line="240" w:lineRule="auto"/>
       </w:pPr>
       <w:r>
         <w:rPr>
@@ -3068,19 +3102,19 @@
           <w:sz w:val="24"/>
           <w:szCs w:val="24"/>
         </w:rPr>
-        <w:t xml:space="preserve">【古典探究】　李白「早発白帝城」　現代語訳プリント②</w:t>
+        <w:t xml:space="preserve">【古典探究】　李白「早発白帝城」　現代語訳プリント②　　『唐詩選』</w:t>
       </w:r>
       <w:r>
         <w:drawing>
           <wp:anchor distT="0" distB="0" distL="0" distR="0" simplePos="0" relativeHeight="251658240" behindDoc="1" locked="0" layoutInCell="1" allowOverlap="1">
             <wp:simplePos x="0" y="0"/>
             <wp:positionH relativeFrom="page">
-              <wp:posOffset>469900</wp:posOffset>
+              <wp:posOffset>6441440</wp:posOffset>
             </wp:positionH>
             <wp:positionV relativeFrom="page">
-              <wp:posOffset>7541895</wp:posOffset>
+              <wp:posOffset>2810510</wp:posOffset>
             </wp:positionV>
-            <wp:extent cx="2197100" cy="6656070"/>
+            <wp:extent cx="2718434" cy="4315460"/>
             <wp:effectExtent l="0" t="0" r="0" b="0"/>
             <wp:wrapNone/>
             <wp:docPr id="1" name="frame1"/>
@@ -3092,7 +3126,7 @@
                   <wps:spPr>
                     <a:xfrm>
                       <a:off x="0" y="0"/>
-                      <a:ext cx="2197100" cy="6656070"/>
+                      <a:ext cx="2718434" cy="4315460"/>
                     </a:xfrm>
                     <a:prstGeom prst="roundRect">
                       <a:avLst>
@@ -3118,12 +3152,12 @@
           <wp:anchor distT="0" distB="0" distL="0" distR="0" simplePos="0" relativeHeight="251658240" behindDoc="1" locked="0" layoutInCell="1" allowOverlap="1">
             <wp:simplePos x="0" y="0"/>
             <wp:positionH relativeFrom="page">
-              <wp:posOffset>469900</wp:posOffset>
+              <wp:posOffset>3344545</wp:posOffset>
             </wp:positionH>
             <wp:positionV relativeFrom="page">
-              <wp:posOffset>5598795</wp:posOffset>
+              <wp:posOffset>469900</wp:posOffset>
             </wp:positionV>
-            <wp:extent cx="1879600" cy="6656070"/>
+            <wp:extent cx="2660014" cy="6656070"/>
             <wp:effectExtent l="0" t="0" r="0" b="0"/>
             <wp:wrapNone/>
             <wp:docPr id="2" name="frame2"/>
@@ -3135,7 +3169,7 @@
                   <wps:spPr>
                     <a:xfrm>
                       <a:off x="0" y="0"/>
-                      <a:ext cx="1879600" cy="6656070"/>
+                      <a:ext cx="2660014" cy="6656070"/>
                     </a:xfrm>
                     <a:prstGeom prst="roundRect">
                       <a:avLst>
@@ -3161,12 +3195,12 @@
           <wp:anchor distT="0" distB="0" distL="0" distR="0" simplePos="0" relativeHeight="251658240" behindDoc="1" locked="0" layoutInCell="1" allowOverlap="1">
             <wp:simplePos x="0" y="0"/>
             <wp:positionH relativeFrom="page">
-              <wp:posOffset>469900</wp:posOffset>
+              <wp:posOffset>648335</wp:posOffset>
             </wp:positionH>
             <wp:positionV relativeFrom="page">
-              <wp:posOffset>1572895</wp:posOffset>
+              <wp:posOffset>469900</wp:posOffset>
             </wp:positionV>
-            <wp:extent cx="3962400" cy="6656070"/>
+            <wp:extent cx="2632710" cy="6656070"/>
             <wp:effectExtent l="0" t="0" r="0" b="0"/>
             <wp:wrapNone/>
             <wp:docPr id="3" name="frame3"/>
@@ -3178,7 +3212,7 @@
                   <wps:spPr>
                     <a:xfrm>
                       <a:off x="0" y="0"/>
-                      <a:ext cx="3962400" cy="6656070"/>
+                      <a:ext cx="2632710" cy="6656070"/>
                     </a:xfrm>
                     <a:prstGeom prst="roundRect">
                       <a:avLst>
@@ -3203,7 +3237,9 @@
     <w:p>
       <w:pPr>
         <w:snapToGrid w:val="0"/>
-        <w:spacing w:before="0" w:after="0" w:line="560" w:lineRule="exact"/>
+        <w:spacing w:before="0" w:after="340" w:line="240" w:lineRule="auto"/>
+        <w:ind w:right="2200"/>
+        <w:jc w:val="right"/>
       </w:pPr>
       <w:r>
         <w:rPr>
@@ -3212,13 +3248,13 @@
           <w:sz w:val="22"/>
           <w:szCs w:val="22"/>
         </w:rPr>
-        <w:t xml:space="preserve">書き下し文をもとに現代語訳を書け。上段の訓読文と対応する。</w:t>
+        <w:t xml:space="preserve">二年　　組　　　番　氏名</w:t>
       </w:r>
     </w:p>
     <w:p>
       <w:pPr>
         <w:snapToGrid w:val="0"/>
-        <w:spacing w:before="0" w:after="0" w:line="560" w:lineRule="exact"/>
+        <w:spacing w:before="0" w:after="340" w:line="240" w:lineRule="auto"/>
       </w:pPr>
       <w:r>
         <w:rPr>
@@ -3227,7 +3263,7 @@
           <w:sz w:val="22"/>
           <w:szCs w:val="22"/>
         </w:rPr>
-        <w:t xml:space="preserve">二年　　組　　　番　氏名　　　　　　　　　　　　出典　『唐詩選』</w:t>
+        <w:t xml:space="preserve">書き下し文をもとに現代語訳を書け。上段の訓読文と対応する。</w:t>
       </w:r>
     </w:p>
     <w:p>
@@ -3246,7 +3282,7 @@
     <w:p>
       <w:pPr>
         <w:snapToGrid w:val="0"/>
-        <w:spacing w:before="0" w:after="0" w:line="1030" w:lineRule="exact"/>
+        <w:spacing w:before="0" w:after="280" w:line="240" w:lineRule="auto"/>
       </w:pPr>
       <w:r>
         <w:rPr/>
@@ -3379,11 +3415,54 @@
         </w:rPr>
         <w:t xml:space="preserve">一</w:t>
       </w:r>
+      <w:r>
+        <w:rPr>
+          <w:rFonts w:ascii="HG正楷書体-PRO" w:eastAsia="HG正楷書体-PRO" w:hAnsi="HG正楷書体-PRO" w:cs="HG正楷書体-PRO"/>
+          <w:color w:val="1A1A1A"/>
+          <w:sz w:val="36"/>
+          <w:szCs w:val="36"/>
+        </w:rPr>
+        <w:t xml:space="preserve">　</w:t>
+      </w:r>
+      <w:r>
+        <w:rPr/>
+        <w:ruby>
+          <w:rubyPr>
+            <w:rubyAlign w:val="distributeLetter"/>
+            <w:hps w:val="16"/>
+            <w:hpsRaise w:val="31"/>
+            <w:hpsBaseText w:val="36"/>
+            <w:lid w:val="ja-JP"/>
+          </w:rubyPr>
+          <w:rt>
+            <w:r>
+              <w:rPr>
+                <w:rFonts w:ascii="HG正楷書体-PRO" w:eastAsia="HG正楷書体-PRO" w:hAnsi="HG正楷書体-PRO" w:cs="HG正楷書体-PRO"/>
+                <w:color w:val="1A1A1A"/>
+                <w:sz w:val="16"/>
+                <w:szCs w:val="16"/>
+              </w:rPr>
+              <w:t>りはく</w:t>
+            </w:r>
+          </w:rt>
+          <w:rubyBase>
+            <w:r>
+              <w:rPr>
+                <w:rFonts w:ascii="HG正楷書体-PRO" w:eastAsia="HG正楷書体-PRO" w:hAnsi="HG正楷書体-PRO" w:cs="HG正楷書体-PRO"/>
+                <w:color w:val="1A1A1A"/>
+                <w:sz w:val="36"/>
+                <w:szCs w:val="36"/>
+              </w:rPr>
+              <w:t xml:space="preserve">李白</w:t>
+            </w:r>
+          </w:rubyBase>
+        </w:ruby>
+      </w:r>
     </w:p>
     <w:p>
       <w:pPr>
         <w:snapToGrid w:val="0"/>
-        <w:spacing w:before="0" w:after="0" w:line="1030" w:lineRule="exact"/>
+        <w:spacing w:before="0" w:after="280" w:line="240" w:lineRule="auto"/>
       </w:pPr>
       <w:r>
         <w:rPr/>
@@ -3403,7 +3482,7 @@
                 <w:sz w:val="16"/>
                 <w:szCs w:val="16"/>
               </w:rPr>
-              <w:t>りはく</w:t>
+              <w:t>あしたニ</w:t>
             </w:r>
           </w:rt>
           <w:rubyBase>
@@ -3414,50 +3493,111 @@
                 <w:sz w:val="36"/>
                 <w:szCs w:val="36"/>
               </w:rPr>
-              <w:t xml:space="preserve">李白</w:t>
-            </w:r>
-          </w:rubyBase>
-        </w:ruby>
+              <w:t xml:space="preserve">朝</w:t>
+            </w:r>
+          </w:rubyBase>
+        </w:ruby>
+      </w:r>
+      <w:r>
+        <w:rPr/>
+        <w:ruby>
+          <w:rubyPr>
+            <w:rubyAlign w:val="distributeSpace"/>
+            <w:hps w:val="16"/>
+            <w:hpsRaise w:val="31"/>
+            <w:hpsBaseText w:val="36"/>
+            <w:lid w:val="ja-JP"/>
+          </w:rubyPr>
+          <w:rt>
+            <w:r>
+              <w:rPr>
+                <w:rFonts w:ascii="HG正楷書体-PRO" w:eastAsia="HG正楷書体-PRO" w:hAnsi="HG正楷書体-PRO" w:cs="HG正楷書体-PRO"/>
+                <w:color w:val="1A1A1A"/>
+                <w:sz w:val="16"/>
+                <w:szCs w:val="16"/>
+              </w:rPr>
+              <w:t>ス</w:t>
+            </w:r>
+          </w:rt>
+          <w:rubyBase>
+            <w:r>
+              <w:rPr>
+                <w:rFonts w:ascii="HG正楷書体-PRO" w:eastAsia="HG正楷書体-PRO" w:hAnsi="HG正楷書体-PRO" w:cs="HG正楷書体-PRO"/>
+                <w:color w:val="1A1A1A"/>
+                <w:sz w:val="36"/>
+                <w:szCs w:val="36"/>
+              </w:rPr>
+              <w:t xml:space="preserve">辞</w:t>
+            </w:r>
+          </w:rubyBase>
+        </w:ruby>
+      </w:r>
+      <w:r>
+        <w:rPr>
+          <w:rFonts w:ascii="HG正楷書体-PRO" w:eastAsia="HG正楷書体-PRO" w:hAnsi="HG正楷書体-PRO" w:cs="HG正楷書体-PRO"/>
+          <w:color w:val="1A1A1A"/>
+          <w:sz w:val="36"/>
+          <w:szCs w:val="36"/>
+        </w:rPr>
+        <w:t xml:space="preserve">白帝彩</w:t>
+      </w:r>
+      <w:r>
+        <w:rPr/>
+        <w:ruby>
+          <w:rubyPr>
+            <w:rubyAlign w:val="distributeSpace"/>
+            <w:hps w:val="16"/>
+            <w:hpsRaise w:val="31"/>
+            <w:hpsBaseText w:val="36"/>
+            <w:lid w:val="ja-JP"/>
+          </w:rubyPr>
+          <w:rt>
+            <w:r>
+              <w:rPr>
+                <w:rFonts w:ascii="HG正楷書体-PRO" w:eastAsia="HG正楷書体-PRO" w:hAnsi="HG正楷書体-PRO" w:cs="HG正楷書体-PRO"/>
+                <w:color w:val="1A1A1A"/>
+                <w:sz w:val="16"/>
+                <w:szCs w:val="16"/>
+              </w:rPr>
+              <w:t>ノ</w:t>
+            </w:r>
+          </w:rt>
+          <w:rubyBase>
+            <w:r>
+              <w:rPr>
+                <w:rFonts w:ascii="HG正楷書体-PRO" w:eastAsia="HG正楷書体-PRO" w:hAnsi="HG正楷書体-PRO" w:cs="HG正楷書体-PRO"/>
+                <w:color w:val="1A1A1A"/>
+                <w:sz w:val="36"/>
+                <w:szCs w:val="36"/>
+              </w:rPr>
+              <w:t xml:space="preserve">雲</w:t>
+            </w:r>
+          </w:rubyBase>
+        </w:ruby>
+      </w:r>
+      <w:r>
+        <w:rPr>
+          <w:rFonts w:ascii="HG正楷書体-PRO" w:eastAsia="HG正楷書体-PRO" w:hAnsi="HG正楷書体-PRO" w:cs="HG正楷書体-PRO"/>
+          <w:color w:val="1A1A1A"/>
+          <w:sz w:val="36"/>
+          <w:szCs w:val="36"/>
+        </w:rPr>
+        <w:t xml:space="preserve">間</w:t>
       </w:r>
     </w:p>
     <w:p>
       <w:pPr>
         <w:snapToGrid w:val="0"/>
-        <w:spacing w:before="0" w:after="0" w:line="1030" w:lineRule="exact"/>
+        <w:spacing w:before="0" w:after="280" w:line="240" w:lineRule="auto"/>
       </w:pPr>
       <w:r>
-        <w:rPr/>
-        <w:ruby>
-          <w:rubyPr>
-            <w:rubyAlign w:val="distributeLetter"/>
-            <w:hps w:val="16"/>
-            <w:hpsRaise w:val="31"/>
-            <w:hpsBaseText w:val="36"/>
-            <w:lid w:val="ja-JP"/>
-          </w:rubyPr>
-          <w:rt>
-            <w:r>
-              <w:rPr>
-                <w:rFonts w:ascii="HG正楷書体-PRO" w:eastAsia="HG正楷書体-PRO" w:hAnsi="HG正楷書体-PRO" w:cs="HG正楷書体-PRO"/>
-                <w:color w:val="1A1A1A"/>
-                <w:sz w:val="16"/>
-                <w:szCs w:val="16"/>
-              </w:rPr>
-              <w:t>あしたニ</w:t>
-            </w:r>
-          </w:rt>
-          <w:rubyBase>
-            <w:r>
-              <w:rPr>
-                <w:rFonts w:ascii="HG正楷書体-PRO" w:eastAsia="HG正楷書体-PRO" w:hAnsi="HG正楷書体-PRO" w:cs="HG正楷書体-PRO"/>
-                <w:color w:val="1A1A1A"/>
-                <w:sz w:val="36"/>
-                <w:szCs w:val="36"/>
-              </w:rPr>
-              <w:t xml:space="preserve">朝</w:t>
-            </w:r>
-          </w:rubyBase>
-        </w:ruby>
+        <w:rPr>
+          <w:rFonts w:ascii="HG正楷書体-PRO" w:eastAsia="HG正楷書体-PRO" w:hAnsi="HG正楷書体-PRO" w:cs="HG正楷書体-PRO"/>
+          <w:color w:val="1A1A1A"/>
+          <w:sz w:val="36"/>
+          <w:szCs w:val="36"/>
+        </w:rPr>
+        <w:t xml:space="preserve">千</w:t>
       </w:r>
       <w:r>
         <w:rPr/>
@@ -3477,7 +3617,7 @@
                 <w:sz w:val="16"/>
                 <w:szCs w:val="16"/>
               </w:rPr>
-              <w:t>ス</w:t>
+              <w:t>ノ</w:t>
             </w:r>
           </w:rt>
           <w:rubyBase>
@@ -3488,7 +3628,75 @@
                 <w:sz w:val="36"/>
                 <w:szCs w:val="36"/>
               </w:rPr>
-              <w:t xml:space="preserve">辞</w:t>
+              <w:t xml:space="preserve">里</w:t>
+            </w:r>
+          </w:rubyBase>
+        </w:ruby>
+      </w:r>
+      <w:r>
+        <w:rPr/>
+        <w:ruby>
+          <w:rubyPr>
+            <w:rubyAlign w:val="distributeLetter"/>
+            <w:hps w:val="16"/>
+            <w:hpsRaise w:val="31"/>
+            <w:hpsBaseText w:val="36"/>
+            <w:lid w:val="ja-JP"/>
+          </w:rubyPr>
+          <w:rt>
+            <w:r>
+              <w:rPr>
+                <w:rFonts w:ascii="HG正楷書体-PRO" w:eastAsia="HG正楷書体-PRO" w:hAnsi="HG正楷書体-PRO" w:cs="HG正楷書体-PRO"/>
+                <w:color w:val="1A1A1A"/>
+                <w:sz w:val="16"/>
+                <w:szCs w:val="16"/>
+              </w:rPr>
+              <w:t>かう</w:t>
+            </w:r>
+          </w:rt>
+          <w:rubyBase>
+            <w:r>
+              <w:rPr>
+                <w:rFonts w:ascii="HG正楷書体-PRO" w:eastAsia="HG正楷書体-PRO" w:hAnsi="HG正楷書体-PRO" w:cs="HG正楷書体-PRO"/>
+                <w:color w:val="1A1A1A"/>
+                <w:sz w:val="36"/>
+                <w:szCs w:val="36"/>
+              </w:rPr>
+              <w:t xml:space="preserve">江</w:t>
+            </w:r>
+          </w:rubyBase>
+        </w:ruby>
+      </w:r>
+      <w:r>
+        <w:rPr/>
+        <w:ruby>
+          <w:rubyPr>
+            <w:rubyAlign w:val="distributeLetter"/>
+            <w:hps w:val="16"/>
+            <w:hpsRaise w:val="31"/>
+            <w:hpsBaseText w:val="36"/>
+            <w:lid w:val="ja-JP"/>
+          </w:rubyPr>
+          <w:rt>
+            <w:r>
+              <w:rPr>
+                <w:rFonts w:ascii="HG正楷書体-PRO" w:eastAsia="HG正楷書体-PRO" w:hAnsi="HG正楷書体-PRO" w:cs="HG正楷書体-PRO"/>
+                <w:color w:val="1A1A1A"/>
+                <w:sz w:val="16"/>
+                <w:szCs w:val="16"/>
+              </w:rPr>
+              <w:t>りよう</w:t>
+            </w:r>
+          </w:rt>
+          <w:rubyBase>
+            <w:r>
+              <w:rPr>
+                <w:rFonts w:ascii="HG正楷書体-PRO" w:eastAsia="HG正楷書体-PRO" w:hAnsi="HG正楷書体-PRO" w:cs="HG正楷書体-PRO"/>
+                <w:color w:val="1A1A1A"/>
+                <w:sz w:val="36"/>
+                <w:szCs w:val="36"/>
+              </w:rPr>
+              <w:t xml:space="preserve">陵</w:t>
             </w:r>
           </w:rubyBase>
         </w:ruby>
@@ -3500,7 +3708,90 @@
           <w:sz w:val="36"/>
           <w:szCs w:val="36"/>
         </w:rPr>
-        <w:t xml:space="preserve">白帝彩</w:t>
+        <w:t xml:space="preserve">一</w:t>
+      </w:r>
+      <w:r>
+        <w:rPr/>
+        <w:ruby>
+          <w:rubyPr>
+            <w:rubyAlign w:val="distributeLetter"/>
+            <w:hps w:val="16"/>
+            <w:hpsRaise w:val="31"/>
+            <w:hpsBaseText w:val="36"/>
+            <w:lid w:val="ja-JP"/>
+          </w:rubyPr>
+          <w:rt>
+            <w:r>
+              <w:rPr>
+                <w:rFonts w:ascii="HG正楷書体-PRO" w:eastAsia="HG正楷書体-PRO" w:hAnsi="HG正楷書体-PRO" w:cs="HG正楷書体-PRO"/>
+                <w:color w:val="1A1A1A"/>
+                <w:sz w:val="16"/>
+                <w:szCs w:val="16"/>
+              </w:rPr>
+              <w:t>ニシテ</w:t>
+            </w:r>
+          </w:rt>
+          <w:rubyBase>
+            <w:r>
+              <w:rPr>
+                <w:rFonts w:ascii="HG正楷書体-PRO" w:eastAsia="HG正楷書体-PRO" w:hAnsi="HG正楷書体-PRO" w:cs="HG正楷書体-PRO"/>
+                <w:color w:val="1A1A1A"/>
+                <w:sz w:val="36"/>
+                <w:szCs w:val="36"/>
+              </w:rPr>
+              <w:t xml:space="preserve">日</w:t>
+            </w:r>
+          </w:rubyBase>
+        </w:ruby>
+      </w:r>
+      <w:r>
+        <w:rPr/>
+        <w:ruby>
+          <w:rubyPr>
+            <w:rubyAlign w:val="distributeLetter"/>
+            <w:hps w:val="16"/>
+            <w:hpsRaise w:val="31"/>
+            <w:hpsBaseText w:val="36"/>
+            <w:lid w:val="ja-JP"/>
+          </w:rubyPr>
+          <w:rt>
+            <w:r>
+              <w:rPr>
+                <w:rFonts w:ascii="HG正楷書体-PRO" w:eastAsia="HG正楷書体-PRO" w:hAnsi="HG正楷書体-PRO" w:cs="HG正楷書体-PRO"/>
+                <w:color w:val="1A1A1A"/>
+                <w:sz w:val="16"/>
+                <w:szCs w:val="16"/>
+              </w:rPr>
+              <w:t>かヘル</w:t>
+            </w:r>
+          </w:rt>
+          <w:rubyBase>
+            <w:r>
+              <w:rPr>
+                <w:rFonts w:ascii="HG正楷書体-PRO" w:eastAsia="HG正楷書体-PRO" w:hAnsi="HG正楷書体-PRO" w:cs="HG正楷書体-PRO"/>
+                <w:color w:val="1A1A1A"/>
+                <w:sz w:val="36"/>
+                <w:szCs w:val="36"/>
+              </w:rPr>
+              <w:t xml:space="preserve">還</w:t>
+            </w:r>
+          </w:rubyBase>
+        </w:ruby>
+      </w:r>
+    </w:p>
+    <w:p>
+      <w:pPr>
+        <w:snapToGrid w:val="0"/>
+        <w:spacing w:before="0" w:after="280" w:line="240" w:lineRule="auto"/>
+      </w:pPr>
+      <w:r>
+        <w:rPr>
+          <w:rFonts w:ascii="HG正楷書体-PRO" w:eastAsia="HG正楷書体-PRO" w:hAnsi="HG正楷書体-PRO" w:cs="HG正楷書体-PRO"/>
+          <w:color w:val="1A1A1A"/>
+          <w:sz w:val="36"/>
+          <w:szCs w:val="36"/>
+        </w:rPr>
+        <w:t xml:space="preserve">両</w:t>
       </w:r>
       <w:r>
         <w:rPr/>
@@ -3531,7 +3822,7 @@
                 <w:sz w:val="36"/>
                 <w:szCs w:val="36"/>
               </w:rPr>
-              <w:t xml:space="preserve">雲</w:t>
+              <w:t xml:space="preserve">岸</w:t>
             </w:r>
           </w:rubyBase>
         </w:ruby>
@@ -3543,13 +3834,125 @@
           <w:sz w:val="36"/>
           <w:szCs w:val="36"/>
         </w:rPr>
-        <w:t xml:space="preserve">間</w:t>
+        <w:t xml:space="preserve">猿声</w:t>
+      </w:r>
+      <w:r>
+        <w:rPr/>
+        <w:ruby>
+          <w:rubyPr>
+            <w:rubyAlign w:val="distributeLetter"/>
+            <w:hps w:val="16"/>
+            <w:hpsRaise w:val="31"/>
+            <w:hpsBaseText w:val="36"/>
+            <w:lid w:val="ja-JP"/>
+          </w:rubyPr>
+          <w:rt>
+            <w:r>
+              <w:rPr>
+                <w:rFonts w:ascii="HG正楷書体-PRO" w:eastAsia="HG正楷書体-PRO" w:hAnsi="HG正楷書体-PRO" w:cs="HG正楷書体-PRO"/>
+                <w:color w:val="1A1A1A"/>
+                <w:sz w:val="16"/>
+                <w:szCs w:val="16"/>
+              </w:rPr>
+              <w:t>なキテ</w:t>
+            </w:r>
+          </w:rt>
+          <w:rubyBase>
+            <w:r>
+              <w:rPr>
+                <w:rFonts w:ascii="HG正楷書体-PRO" w:eastAsia="HG正楷書体-PRO" w:hAnsi="HG正楷書体-PRO" w:cs="HG正楷書体-PRO"/>
+                <w:color w:val="1A1A1A"/>
+                <w:sz w:val="36"/>
+                <w:szCs w:val="36"/>
+              </w:rPr>
+              <w:t xml:space="preserve">啼</w:t>
+            </w:r>
+          </w:rubyBase>
+        </w:ruby>
+      </w:r>
+      <w:r>
+        <w:rPr/>
+        <w:ruby>
+          <w:rubyPr>
+            <w:rubyAlign w:val="distributeLetter"/>
+            <w:hps w:val="16"/>
+            <w:hpsRaise w:val="31"/>
+            <w:hpsBaseText w:val="36"/>
+            <w:lid w:val="ja-JP"/>
+          </w:rubyPr>
+          <w:rt>
+            <w:r>
+              <w:rPr>
+                <w:rFonts w:ascii="HG正楷書体-PRO" w:eastAsia="HG正楷書体-PRO" w:hAnsi="HG正楷書体-PRO" w:cs="HG正楷書体-PRO"/>
+                <w:color w:val="1A1A1A"/>
+                <w:sz w:val="16"/>
+                <w:szCs w:val="16"/>
+              </w:rPr>
+              <w:t>ルニ</w:t>
+            </w:r>
+          </w:rt>
+          <w:rubyBase>
+            <w:r>
+              <w:rPr>
+                <w:rFonts w:ascii="HG正楷書体-PRO" w:eastAsia="HG正楷書体-PRO" w:hAnsi="HG正楷書体-PRO" w:cs="HG正楷書体-PRO"/>
+                <w:color w:val="1A1A1A"/>
+                <w:sz w:val="36"/>
+                <w:szCs w:val="36"/>
+              </w:rPr>
+              <w:t xml:space="preserve">不</w:t>
+            </w:r>
+          </w:rubyBase>
+        </w:ruby>
+      </w:r>
+      <w:r>
+        <w:rPr>
+          <w:rFonts w:ascii="HG正楷書体-PRO" w:eastAsia="HG正楷書体-PRO" w:hAnsi="HG正楷書体-PRO" w:cs="HG正楷書体-PRO"/>
+          <w:color w:val="1A1A1A"/>
+          <w:sz w:val="22"/>
+          <w:szCs w:val="22"/>
+          <w:vertAlign w:val="subscript"/>
+        </w:rPr>
+        <w:t xml:space="preserve">レ</w:t>
+      </w:r>
+      <w:r>
+        <w:rPr/>
+        <w:ruby>
+          <w:rubyPr>
+            <w:rubyAlign w:val="distributeLetter"/>
+            <w:hps w:val="16"/>
+            <w:hpsRaise w:val="31"/>
+            <w:hpsBaseText w:val="36"/>
+            <w:lid w:val="ja-JP"/>
+          </w:rubyPr>
+          <w:rt>
+            <w:r>
+              <w:rPr>
+                <w:rFonts w:ascii="HG正楷書体-PRO" w:eastAsia="HG正楷書体-PRO" w:hAnsi="HG正楷書体-PRO" w:cs="HG正楷書体-PRO"/>
+                <w:color w:val="1A1A1A"/>
+                <w:sz w:val="16"/>
+                <w:szCs w:val="16"/>
+              </w:rPr>
+              <w:t>やマ</w:t>
+            </w:r>
+          </w:rt>
+          <w:rubyBase>
+            <w:r>
+              <w:rPr>
+                <w:rFonts w:ascii="HG正楷書体-PRO" w:eastAsia="HG正楷書体-PRO" w:hAnsi="HG正楷書体-PRO" w:cs="HG正楷書体-PRO"/>
+                <w:color w:val="1A1A1A"/>
+                <w:sz w:val="36"/>
+                <w:szCs w:val="36"/>
+              </w:rPr>
+              <w:t xml:space="preserve">住</w:t>
+            </w:r>
+          </w:rubyBase>
+        </w:ruby>
       </w:r>
     </w:p>
     <w:p>
       <w:pPr>
         <w:snapToGrid w:val="0"/>
-        <w:spacing w:before="0" w:after="0" w:line="1030" w:lineRule="exact"/>
+        <w:spacing w:before="0" w:after="280" w:line="240" w:lineRule="auto"/>
       </w:pPr>
       <w:r>
         <w:rPr>
@@ -3558,7 +3961,41 @@
           <w:sz w:val="36"/>
           <w:szCs w:val="36"/>
         </w:rPr>
-        <w:t xml:space="preserve">千</w:t>
+        <w:t xml:space="preserve">軽舟</w:t>
+      </w:r>
+      <w:r>
+        <w:rPr/>
+        <w:ruby>
+          <w:rubyPr>
+            <w:rubyAlign w:val="distributeLetter"/>
+            <w:hps w:val="16"/>
+            <w:hpsRaise w:val="31"/>
+            <w:hpsBaseText w:val="36"/>
+            <w:lid w:val="ja-JP"/>
+          </w:rubyPr>
+          <w:rt>
+            <w:r>
+              <w:rPr>
+                <w:rFonts w:ascii="HG正楷書体-PRO" w:eastAsia="HG正楷書体-PRO" w:hAnsi="HG正楷書体-PRO" w:cs="HG正楷書体-PRO"/>
+                <w:color w:val="1A1A1A"/>
+                <w:sz w:val="16"/>
+                <w:szCs w:val="16"/>
+              </w:rPr>
+              <w:t>すでニ</w:t>
+            </w:r>
+          </w:rt>
+          <w:rubyBase>
+            <w:r>
+              <w:rPr>
+                <w:rFonts w:ascii="HG正楷書体-PRO" w:eastAsia="HG正楷書体-PRO" w:hAnsi="HG正楷書体-PRO" w:cs="HG正楷書体-PRO"/>
+                <w:color w:val="1A1A1A"/>
+                <w:sz w:val="36"/>
+                <w:szCs w:val="36"/>
+              </w:rPr>
+              <w:t xml:space="preserve">已</w:t>
+            </w:r>
+          </w:rubyBase>
+        </w:ruby>
       </w:r>
       <w:r>
         <w:rPr/>
@@ -3578,7 +4015,7 @@
                 <w:sz w:val="16"/>
                 <w:szCs w:val="16"/>
               </w:rPr>
-              <w:t>ノ</w:t>
+              <w:t>グ</w:t>
             </w:r>
           </w:rt>
           <w:rubyBase>
@@ -3589,7 +4026,7 @@
                 <w:sz w:val="36"/>
                 <w:szCs w:val="36"/>
               </w:rPr>
-              <w:t xml:space="preserve">里</w:t>
+              <w:t xml:space="preserve">過</w:t>
             </w:r>
           </w:rubyBase>
         </w:ruby>
@@ -3612,7 +4049,7 @@
                 <w:sz w:val="16"/>
                 <w:szCs w:val="16"/>
               </w:rPr>
-              <w:t>かう</w:t>
+              <w:t>ばん</w:t>
             </w:r>
           </w:rt>
           <w:rubyBase>
@@ -3623,7 +4060,7 @@
                 <w:sz w:val="36"/>
                 <w:szCs w:val="36"/>
               </w:rPr>
-              <w:t xml:space="preserve">江</w:t>
+              <w:t xml:space="preserve">万</w:t>
             </w:r>
           </w:rubyBase>
         </w:ruby>
@@ -3646,7 +4083,7 @@
                 <w:sz w:val="16"/>
                 <w:szCs w:val="16"/>
               </w:rPr>
-              <w:t>りよう</w:t>
+              <w:t>ちようノ</w:t>
             </w:r>
           </w:rt>
           <w:rubyBase>
@@ -3657,7 +4094,7 @@
                 <w:sz w:val="36"/>
                 <w:szCs w:val="36"/>
               </w:rPr>
-              <w:t xml:space="preserve">陵</w:t>
+              <w:t xml:space="preserve">重</w:t>
             </w:r>
           </w:rubyBase>
         </w:ruby>
@@ -3669,415 +4106,67 @@
           <w:sz w:val="36"/>
           <w:szCs w:val="36"/>
         </w:rPr>
-        <w:t xml:space="preserve">一</w:t>
-      </w:r>
-      <w:r>
-        <w:rPr/>
-        <w:ruby>
-          <w:rubyPr>
-            <w:rubyAlign w:val="distributeLetter"/>
-            <w:hps w:val="16"/>
-            <w:hpsRaise w:val="31"/>
-            <w:hpsBaseText w:val="36"/>
-            <w:lid w:val="ja-JP"/>
-          </w:rubyPr>
-          <w:rt>
-            <w:r>
-              <w:rPr>
-                <w:rFonts w:ascii="HG正楷書体-PRO" w:eastAsia="HG正楷書体-PRO" w:hAnsi="HG正楷書体-PRO" w:cs="HG正楷書体-PRO"/>
-                <w:color w:val="1A1A1A"/>
-                <w:sz w:val="16"/>
-                <w:szCs w:val="16"/>
-              </w:rPr>
-              <w:t>ニシテ</w:t>
-            </w:r>
-          </w:rt>
-          <w:rubyBase>
-            <w:r>
-              <w:rPr>
-                <w:rFonts w:ascii="HG正楷書体-PRO" w:eastAsia="HG正楷書体-PRO" w:hAnsi="HG正楷書体-PRO" w:cs="HG正楷書体-PRO"/>
-                <w:color w:val="1A1A1A"/>
-                <w:sz w:val="36"/>
-                <w:szCs w:val="36"/>
-              </w:rPr>
-              <w:t xml:space="preserve">日</w:t>
-            </w:r>
-          </w:rubyBase>
-        </w:ruby>
-      </w:r>
-      <w:r>
-        <w:rPr/>
-        <w:ruby>
-          <w:rubyPr>
-            <w:rubyAlign w:val="distributeLetter"/>
-            <w:hps w:val="16"/>
-            <w:hpsRaise w:val="31"/>
-            <w:hpsBaseText w:val="36"/>
-            <w:lid w:val="ja-JP"/>
-          </w:rubyPr>
-          <w:rt>
-            <w:r>
-              <w:rPr>
-                <w:rFonts w:ascii="HG正楷書体-PRO" w:eastAsia="HG正楷書体-PRO" w:hAnsi="HG正楷書体-PRO" w:cs="HG正楷書体-PRO"/>
-                <w:color w:val="1A1A1A"/>
-                <w:sz w:val="16"/>
-                <w:szCs w:val="16"/>
-              </w:rPr>
-              <w:t>かヘル</w:t>
-            </w:r>
-          </w:rt>
-          <w:rubyBase>
-            <w:r>
-              <w:rPr>
-                <w:rFonts w:ascii="HG正楷書体-PRO" w:eastAsia="HG正楷書体-PRO" w:hAnsi="HG正楷書体-PRO" w:cs="HG正楷書体-PRO"/>
-                <w:color w:val="1A1A1A"/>
-                <w:sz w:val="36"/>
-                <w:szCs w:val="36"/>
-              </w:rPr>
-              <w:t xml:space="preserve">還</w:t>
-            </w:r>
-          </w:rubyBase>
-        </w:ruby>
+        <w:t xml:space="preserve">山</w:t>
       </w:r>
     </w:p>
     <w:p>
       <w:pPr>
         <w:snapToGrid w:val="0"/>
-        <w:spacing w:before="0" w:after="0" w:line="1030" w:lineRule="exact"/>
+        <w:spacing w:before="0" w:after="497" w:line="240" w:lineRule="auto"/>
       </w:pPr>
       <w:r>
-        <w:rPr>
-          <w:rFonts w:ascii="HG正楷書体-PRO" w:eastAsia="HG正楷書体-PRO" w:hAnsi="HG正楷書体-PRO" w:cs="HG正楷書体-PRO"/>
-          <w:color w:val="1A1A1A"/>
-          <w:sz w:val="36"/>
-          <w:szCs w:val="36"/>
-        </w:rPr>
-        <w:t xml:space="preserve">両</w:t>
-      </w:r>
-      <w:r>
-        <w:rPr/>
-        <w:ruby>
-          <w:rubyPr>
-            <w:rubyAlign w:val="distributeSpace"/>
-            <w:hps w:val="16"/>
-            <w:hpsRaise w:val="31"/>
-            <w:hpsBaseText w:val="36"/>
-            <w:lid w:val="ja-JP"/>
-          </w:rubyPr>
-          <w:rt>
-            <w:r>
-              <w:rPr>
-                <w:rFonts w:ascii="HG正楷書体-PRO" w:eastAsia="HG正楷書体-PRO" w:hAnsi="HG正楷書体-PRO" w:cs="HG正楷書体-PRO"/>
-                <w:color w:val="1A1A1A"/>
-                <w:sz w:val="16"/>
-                <w:szCs w:val="16"/>
-              </w:rPr>
-              <w:t>ノ</w:t>
-            </w:r>
-          </w:rt>
-          <w:rubyBase>
-            <w:r>
-              <w:rPr>
-                <w:rFonts w:ascii="HG正楷書体-PRO" w:eastAsia="HG正楷書体-PRO" w:hAnsi="HG正楷書体-PRO" w:cs="HG正楷書体-PRO"/>
-                <w:color w:val="1A1A1A"/>
-                <w:sz w:val="36"/>
-                <w:szCs w:val="36"/>
-              </w:rPr>
-              <w:t xml:space="preserve">岸</w:t>
-            </w:r>
-          </w:rubyBase>
-        </w:ruby>
-      </w:r>
-      <w:r>
-        <w:rPr>
-          <w:rFonts w:ascii="HG正楷書体-PRO" w:eastAsia="HG正楷書体-PRO" w:hAnsi="HG正楷書体-PRO" w:cs="HG正楷書体-PRO"/>
-          <w:color w:val="1A1A1A"/>
-          <w:sz w:val="36"/>
-          <w:szCs w:val="36"/>
-        </w:rPr>
-        <w:t xml:space="preserve">猿声</w:t>
-      </w:r>
-      <w:r>
-        <w:rPr/>
-        <w:ruby>
-          <w:rubyPr>
-            <w:rubyAlign w:val="distributeLetter"/>
-            <w:hps w:val="16"/>
-            <w:hpsRaise w:val="31"/>
-            <w:hpsBaseText w:val="36"/>
-            <w:lid w:val="ja-JP"/>
-          </w:rubyPr>
-          <w:rt>
-            <w:r>
-              <w:rPr>
-                <w:rFonts w:ascii="HG正楷書体-PRO" w:eastAsia="HG正楷書体-PRO" w:hAnsi="HG正楷書体-PRO" w:cs="HG正楷書体-PRO"/>
-                <w:color w:val="1A1A1A"/>
-                <w:sz w:val="16"/>
-                <w:szCs w:val="16"/>
-              </w:rPr>
-              <w:t>なキテ</w:t>
-            </w:r>
-          </w:rt>
-          <w:rubyBase>
-            <w:r>
-              <w:rPr>
-                <w:rFonts w:ascii="HG正楷書体-PRO" w:eastAsia="HG正楷書体-PRO" w:hAnsi="HG正楷書体-PRO" w:cs="HG正楷書体-PRO"/>
-                <w:color w:val="1A1A1A"/>
-                <w:sz w:val="36"/>
-                <w:szCs w:val="36"/>
-              </w:rPr>
-              <w:t xml:space="preserve">啼</w:t>
-            </w:r>
-          </w:rubyBase>
-        </w:ruby>
-      </w:r>
-      <w:r>
-        <w:rPr/>
-        <w:ruby>
-          <w:rubyPr>
-            <w:rubyAlign w:val="distributeLetter"/>
-            <w:hps w:val="16"/>
-            <w:hpsRaise w:val="31"/>
-            <w:hpsBaseText w:val="36"/>
-            <w:lid w:val="ja-JP"/>
-          </w:rubyPr>
-          <w:rt>
-            <w:r>
-              <w:rPr>
-                <w:rFonts w:ascii="HG正楷書体-PRO" w:eastAsia="HG正楷書体-PRO" w:hAnsi="HG正楷書体-PRO" w:cs="HG正楷書体-PRO"/>
-                <w:color w:val="1A1A1A"/>
-                <w:sz w:val="16"/>
-                <w:szCs w:val="16"/>
-              </w:rPr>
-              <w:t>ルニ</w:t>
-            </w:r>
-          </w:rt>
-          <w:rubyBase>
-            <w:r>
-              <w:rPr>
-                <w:rFonts w:ascii="HG正楷書体-PRO" w:eastAsia="HG正楷書体-PRO" w:hAnsi="HG正楷書体-PRO" w:cs="HG正楷書体-PRO"/>
-                <w:color w:val="1A1A1A"/>
-                <w:sz w:val="36"/>
-                <w:szCs w:val="36"/>
-              </w:rPr>
-              <w:t xml:space="preserve">不</w:t>
-            </w:r>
-          </w:rubyBase>
-        </w:ruby>
-      </w:r>
-      <w:r>
-        <w:rPr>
-          <w:rFonts w:ascii="HG正楷書体-PRO" w:eastAsia="HG正楷書体-PRO" w:hAnsi="HG正楷書体-PRO" w:cs="HG正楷書体-PRO"/>
-          <w:color w:val="1A1A1A"/>
-          <w:sz w:val="22"/>
-          <w:szCs w:val="22"/>
-          <w:vertAlign w:val="subscript"/>
-        </w:rPr>
-        <w:t xml:space="preserve">レ</w:t>
-      </w:r>
-      <w:r>
-        <w:rPr/>
-        <w:ruby>
-          <w:rubyPr>
-            <w:rubyAlign w:val="distributeLetter"/>
-            <w:hps w:val="16"/>
-            <w:hpsRaise w:val="31"/>
-            <w:hpsBaseText w:val="36"/>
-            <w:lid w:val="ja-JP"/>
-          </w:rubyPr>
-          <w:rt>
-            <w:r>
-              <w:rPr>
-                <w:rFonts w:ascii="HG正楷書体-PRO" w:eastAsia="HG正楷書体-PRO" w:hAnsi="HG正楷書体-PRO" w:cs="HG正楷書体-PRO"/>
-                <w:color w:val="1A1A1A"/>
-                <w:sz w:val="16"/>
-                <w:szCs w:val="16"/>
-              </w:rPr>
-              <w:t>やマ</w:t>
-            </w:r>
-          </w:rt>
-          <w:rubyBase>
-            <w:r>
-              <w:rPr>
-                <w:rFonts w:ascii="HG正楷書体-PRO" w:eastAsia="HG正楷書体-PRO" w:hAnsi="HG正楷書体-PRO" w:cs="HG正楷書体-PRO"/>
-                <w:color w:val="1A1A1A"/>
-                <w:sz w:val="36"/>
-                <w:szCs w:val="36"/>
-              </w:rPr>
-              <w:t xml:space="preserve">住</w:t>
-            </w:r>
-          </w:rubyBase>
-        </w:ruby>
+        <w:br w:type="column"/>
+      </w:r>
+      <w:r>
+        <w:rPr>
+          <w:rFonts w:ascii="UD デジタル教科書体 N" w:eastAsia="UD デジタル教科書体 N" w:hAnsi="UD デジタル教科書体 N" w:cs="UD デジタル教科書体 N"/>
+          <w:color w:val="EE0000"/>
+          <w:sz w:val="21"/>
+          <w:szCs w:val="21"/>
+        </w:rPr>
+        <w:t xml:space="preserve">早朝に白帝城を出発する</w:t>
+      </w:r>
+      <w:r>
+        <w:rPr>
+          <w:rFonts w:ascii="UD デジタル教科書体 N" w:eastAsia="UD デジタル教科書体 N" w:hAnsi="UD デジタル教科書体 N" w:cs="UD デジタル教科書体 N"/>
+          <w:color w:val="1A1A1A"/>
+          <w:sz w:val="21"/>
+          <w:szCs w:val="21"/>
+          <w:u w:val="single" w:color="B9C4D6"/>
+        </w:rPr>
+        <w:t xml:space="preserve">　　　　　　　　　　　　　　　　　　　</w:t>
       </w:r>
     </w:p>
     <w:p>
       <w:pPr>
         <w:snapToGrid w:val="0"/>
-        <w:spacing w:before="0" w:after="0" w:line="1030" w:lineRule="exact"/>
+        <w:spacing w:before="0" w:after="497" w:line="240" w:lineRule="auto"/>
       </w:pPr>
       <w:r>
         <w:rPr>
-          <w:rFonts w:ascii="HG正楷書体-PRO" w:eastAsia="HG正楷書体-PRO" w:hAnsi="HG正楷書体-PRO" w:cs="HG正楷書体-PRO"/>
-          <w:color w:val="1A1A1A"/>
-          <w:sz w:val="36"/>
-          <w:szCs w:val="36"/>
-        </w:rPr>
-        <w:t xml:space="preserve">軽舟</w:t>
-      </w:r>
-      <w:r>
-        <w:rPr/>
-        <w:ruby>
-          <w:rubyPr>
-            <w:rubyAlign w:val="distributeLetter"/>
-            <w:hps w:val="16"/>
-            <w:hpsRaise w:val="31"/>
-            <w:hpsBaseText w:val="36"/>
-            <w:lid w:val="ja-JP"/>
-          </w:rubyPr>
-          <w:rt>
-            <w:r>
-              <w:rPr>
-                <w:rFonts w:ascii="HG正楷書体-PRO" w:eastAsia="HG正楷書体-PRO" w:hAnsi="HG正楷書体-PRO" w:cs="HG正楷書体-PRO"/>
-                <w:color w:val="1A1A1A"/>
-                <w:sz w:val="16"/>
-                <w:szCs w:val="16"/>
-              </w:rPr>
-              <w:t>すでニ</w:t>
-            </w:r>
-          </w:rt>
-          <w:rubyBase>
-            <w:r>
-              <w:rPr>
-                <w:rFonts w:ascii="HG正楷書体-PRO" w:eastAsia="HG正楷書体-PRO" w:hAnsi="HG正楷書体-PRO" w:cs="HG正楷書体-PRO"/>
-                <w:color w:val="1A1A1A"/>
-                <w:sz w:val="36"/>
-                <w:szCs w:val="36"/>
-              </w:rPr>
-              <w:t xml:space="preserve">已</w:t>
-            </w:r>
-          </w:rubyBase>
-        </w:ruby>
-      </w:r>
-      <w:r>
-        <w:rPr/>
-        <w:ruby>
-          <w:rubyPr>
-            <w:rubyAlign w:val="distributeSpace"/>
-            <w:hps w:val="16"/>
-            <w:hpsRaise w:val="31"/>
-            <w:hpsBaseText w:val="36"/>
-            <w:lid w:val="ja-JP"/>
-          </w:rubyPr>
-          <w:rt>
-            <w:r>
-              <w:rPr>
-                <w:rFonts w:ascii="HG正楷書体-PRO" w:eastAsia="HG正楷書体-PRO" w:hAnsi="HG正楷書体-PRO" w:cs="HG正楷書体-PRO"/>
-                <w:color w:val="1A1A1A"/>
-                <w:sz w:val="16"/>
-                <w:szCs w:val="16"/>
-              </w:rPr>
-              <w:t>グ</w:t>
-            </w:r>
-          </w:rt>
-          <w:rubyBase>
-            <w:r>
-              <w:rPr>
-                <w:rFonts w:ascii="HG正楷書体-PRO" w:eastAsia="HG正楷書体-PRO" w:hAnsi="HG正楷書体-PRO" w:cs="HG正楷書体-PRO"/>
-                <w:color w:val="1A1A1A"/>
-                <w:sz w:val="36"/>
-                <w:szCs w:val="36"/>
-              </w:rPr>
-              <w:t xml:space="preserve">過</w:t>
-            </w:r>
-          </w:rubyBase>
-        </w:ruby>
-      </w:r>
-      <w:r>
-        <w:rPr/>
-        <w:ruby>
-          <w:rubyPr>
-            <w:rubyAlign w:val="distributeLetter"/>
-            <w:hps w:val="16"/>
-            <w:hpsRaise w:val="31"/>
-            <w:hpsBaseText w:val="36"/>
-            <w:lid w:val="ja-JP"/>
-          </w:rubyPr>
-          <w:rt>
-            <w:r>
-              <w:rPr>
-                <w:rFonts w:ascii="HG正楷書体-PRO" w:eastAsia="HG正楷書体-PRO" w:hAnsi="HG正楷書体-PRO" w:cs="HG正楷書体-PRO"/>
-                <w:color w:val="1A1A1A"/>
-                <w:sz w:val="16"/>
-                <w:szCs w:val="16"/>
-              </w:rPr>
-              <w:t>ばん</w:t>
-            </w:r>
-          </w:rt>
-          <w:rubyBase>
-            <w:r>
-              <w:rPr>
-                <w:rFonts w:ascii="HG正楷書体-PRO" w:eastAsia="HG正楷書体-PRO" w:hAnsi="HG正楷書体-PRO" w:cs="HG正楷書体-PRO"/>
-                <w:color w:val="1A1A1A"/>
-                <w:sz w:val="36"/>
-                <w:szCs w:val="36"/>
-              </w:rPr>
-              <w:t xml:space="preserve">万</w:t>
-            </w:r>
-          </w:rubyBase>
-        </w:ruby>
-      </w:r>
-      <w:r>
-        <w:rPr/>
-        <w:ruby>
-          <w:rubyPr>
-            <w:rubyAlign w:val="distributeLetter"/>
-            <w:hps w:val="16"/>
-            <w:hpsRaise w:val="31"/>
-            <w:hpsBaseText w:val="36"/>
-            <w:lid w:val="ja-JP"/>
-          </w:rubyPr>
-          <w:rt>
-            <w:r>
-              <w:rPr>
-                <w:rFonts w:ascii="HG正楷書体-PRO" w:eastAsia="HG正楷書体-PRO" w:hAnsi="HG正楷書体-PRO" w:cs="HG正楷書体-PRO"/>
-                <w:color w:val="1A1A1A"/>
-                <w:sz w:val="16"/>
-                <w:szCs w:val="16"/>
-              </w:rPr>
-              <w:t>ちようノ</w:t>
-            </w:r>
-          </w:rt>
-          <w:rubyBase>
-            <w:r>
-              <w:rPr>
-                <w:rFonts w:ascii="HG正楷書体-PRO" w:eastAsia="HG正楷書体-PRO" w:hAnsi="HG正楷書体-PRO" w:cs="HG正楷書体-PRO"/>
-                <w:color w:val="1A1A1A"/>
-                <w:sz w:val="36"/>
-                <w:szCs w:val="36"/>
-              </w:rPr>
-              <w:t xml:space="preserve">重</w:t>
-            </w:r>
-          </w:rubyBase>
-        </w:ruby>
-      </w:r>
-      <w:r>
-        <w:rPr>
-          <w:rFonts w:ascii="HG正楷書体-PRO" w:eastAsia="HG正楷書体-PRO" w:hAnsi="HG正楷書体-PRO" w:cs="HG正楷書体-PRO"/>
-          <w:color w:val="1A1A1A"/>
-          <w:sz w:val="36"/>
-          <w:szCs w:val="36"/>
-        </w:rPr>
-        <w:t xml:space="preserve">山</w:t>
+          <w:rFonts w:ascii="UD デジタル教科書体 N" w:eastAsia="UD デジタル教科書体 N" w:hAnsi="UD デジタル教科書体 N" w:cs="UD デジタル教科書体 N"/>
+          <w:color w:val="EE0000"/>
+          <w:sz w:val="21"/>
+          <w:szCs w:val="21"/>
+        </w:rPr>
+        <w:t xml:space="preserve">朝、私は別れを告げた、朝焼け雲のたなびく白帝城に。</w:t>
+      </w:r>
+      <w:r>
+        <w:rPr>
+          <w:rFonts w:ascii="UD デジタル教科書体 N" w:eastAsia="UD デジタル教科書体 N" w:hAnsi="UD デジタル教科書体 N" w:cs="UD デジタル教科書体 N"/>
+          <w:color w:val="1A1A1A"/>
+          <w:sz w:val="21"/>
+          <w:szCs w:val="21"/>
+          <w:u w:val="single" w:color="B9C4D6"/>
+        </w:rPr>
+        <w:t xml:space="preserve">　　　　　</w:t>
       </w:r>
     </w:p>
     <w:p>
       <w:pPr>
         <w:snapToGrid w:val="0"/>
-        <w:spacing w:before="0" w:after="0" w:line="1030" w:lineRule="exact"/>
+        <w:spacing w:before="0" w:after="497" w:line="240" w:lineRule="auto"/>
       </w:pPr>
-      <w:r>
-        <w:br w:type="column"/>
-      </w:r>
       <w:r>
         <w:rPr>
           <w:rFonts w:ascii="UD デジタル教科書体 N" w:eastAsia="UD デジタル教科書体 N" w:hAnsi="UD デジタル教科書体 N" w:cs="UD デジタル教科書体 N"/>
@@ -4085,19 +4174,48 @@
           <w:sz w:val="21"/>
           <w:szCs w:val="21"/>
         </w:rPr>
-        <w:t xml:space="preserve">早朝に白帝城を出発する</w:t>
+        <w:t xml:space="preserve">（私の舟は、）千里を隔てた江陵に、たった一日で帰って行くのだ。</w:t>
+      </w:r>
+      <w:r>
+        <w:rPr>
+          <w:rFonts w:ascii="UD デジタル教科書体 N" w:eastAsia="UD デジタル教科書体 N" w:hAnsi="UD デジタル教科書体 N" w:cs="UD デジタル教科書体 N"/>
+          <w:color w:val="1A1A1A"/>
+          <w:sz w:val="21"/>
+          <w:szCs w:val="21"/>
+          <w:u w:val="single" w:color="B9C4D6"/>
+        </w:rPr>
+        <w:t xml:space="preserve">　　</w:t>
       </w:r>
     </w:p>
     <w:p>
       <w:pPr>
         <w:snapToGrid w:val="0"/>
-        <w:spacing w:before="0" w:after="0" w:line="1030" w:lineRule="exact"/>
+        <w:spacing w:before="0" w:after="497" w:line="240" w:lineRule="auto"/>
       </w:pPr>
+      <w:r>
+        <w:rPr>
+          <w:rFonts w:ascii="UD デジタル教科書体 N" w:eastAsia="UD デジタル教科書体 N" w:hAnsi="UD デジタル教科書体 N" w:cs="UD デジタル教科書体 N"/>
+          <w:color w:val="EE0000"/>
+          <w:sz w:val="21"/>
+          <w:szCs w:val="21"/>
+        </w:rPr>
+        <w:t xml:space="preserve">両岸に聞こえる猿の鳴き声が途切れないうちに、</w:t>
+      </w:r>
+      <w:r>
+        <w:rPr>
+          <w:rFonts w:ascii="UD デジタル教科書体 N" w:eastAsia="UD デジタル教科書体 N" w:hAnsi="UD デジタル教科書体 N" w:cs="UD デジタル教科書体 N"/>
+          <w:color w:val="1A1A1A"/>
+          <w:sz w:val="21"/>
+          <w:szCs w:val="21"/>
+          <w:u w:val="single" w:color="B9C4D6"/>
+        </w:rPr>
+        <w:t xml:space="preserve">　　　　　　　　</w:t>
+      </w:r>
     </w:p>
     <w:p>
       <w:pPr>
         <w:snapToGrid w:val="0"/>
-        <w:spacing w:before="0" w:after="0" w:line="1030" w:lineRule="exact"/>
+        <w:spacing w:before="0" w:after="497" w:line="240" w:lineRule="auto"/>
       </w:pPr>
       <w:r>
         <w:rPr>
@@ -4106,52 +4224,17 @@
           <w:sz w:val="21"/>
           <w:szCs w:val="21"/>
         </w:rPr>
-        <w:t xml:space="preserve">朝、私は別れを告げた、朝焼け雲のたなびく白帝城に。</w:t>
-      </w:r>
-    </w:p>
-    <w:p>
-      <w:pPr>
-        <w:snapToGrid w:val="0"/>
-        <w:spacing w:before="0" w:after="0" w:line="1030" w:lineRule="exact"/>
-      </w:pPr>
-      <w:r>
-        <w:rPr>
-          <w:rFonts w:ascii="UD デジタル教科書体 N" w:eastAsia="UD デジタル教科書体 N" w:hAnsi="UD デジタル教科書体 N" w:cs="UD デジタル教科書体 N"/>
-          <w:color w:val="EE0000"/>
+        <w:t xml:space="preserve">軽やかな小舟は、もう通り過ぎていった、幾重にも重なった山々を。</w:t>
+      </w:r>
+      <w:r>
+        <w:rPr>
+          <w:rFonts w:ascii="UD デジタル教科書体 N" w:eastAsia="UD デジタル教科書体 N" w:hAnsi="UD デジタル教科書体 N" w:cs="UD デジタル教科書体 N"/>
+          <w:color w:val="1A1A1A"/>
           <w:sz w:val="21"/>
           <w:szCs w:val="21"/>
-        </w:rPr>
-        <w:t xml:space="preserve">（私の舟は、）千里を隔てた江陵に、たった一日で帰って行くのだ。</w:t>
-      </w:r>
-    </w:p>
-    <w:p>
-      <w:pPr>
-        <w:snapToGrid w:val="0"/>
-        <w:spacing w:before="0" w:after="0" w:line="1030" w:lineRule="exact"/>
-      </w:pPr>
-      <w:r>
-        <w:rPr>
-          <w:rFonts w:ascii="UD デジタル教科書体 N" w:eastAsia="UD デジタル教科書体 N" w:hAnsi="UD デジタル教科書体 N" w:cs="UD デジタル教科書体 N"/>
-          <w:color w:val="EE0000"/>
-          <w:sz w:val="21"/>
-          <w:szCs w:val="21"/>
-        </w:rPr>
-        <w:t xml:space="preserve">両岸に聞こえる猿の鳴き声が途切れないうちに、</w:t>
-      </w:r>
-    </w:p>
-    <w:p>
-      <w:pPr>
-        <w:snapToGrid w:val="0"/>
-        <w:spacing w:before="0" w:after="0" w:line="1030" w:lineRule="exact"/>
-      </w:pPr>
-      <w:r>
-        <w:rPr>
-          <w:rFonts w:ascii="UD デジタル教科書体 N" w:eastAsia="UD デジタル教科書体 N" w:hAnsi="UD デジタル教科書体 N" w:cs="UD デジタル教科書体 N"/>
-          <w:color w:val="EE0000"/>
-          <w:sz w:val="21"/>
-          <w:szCs w:val="21"/>
-        </w:rPr>
-        <w:t xml:space="preserve">軽やかな小舟は、もう通り過ぎていった、幾重にも重なった山々を。</w:t>
+          <w:u w:val="single" w:color="B9C4D6"/>
+        </w:rPr>
+        <w:t xml:space="preserve">　　</w:t>
       </w:r>
     </w:p>
     <w:p>
@@ -4162,8 +4245,8 @@
           <w:pgSz w:w="16838" w:h="11906" w:orient="landscape"/>
           <w:pgMar w:top="850" w:right="907" w:bottom="794" w:left="907" w:header="567" w:footer="567" w:gutter="0"/>
           <w:cols w:num="2" w:space="284" w:equalWidth="0">
-            <w:col w:w="3175" w:space="284"/>
-            <w:col w:w="6803"/>
+            <w:col w:w="3402" w:space="284"/>
+            <w:col w:w="6576"/>
           </w:cols>
           <w:textDirection w:val="tbRl"/>
           <w:docGrid w:type="default" w:linePitch="360" w:charSpace="0"/>
@@ -4173,7 +4256,7 @@
     <w:p>
       <w:pPr>
         <w:snapToGrid w:val="0"/>
-        <w:spacing w:before="0" w:after="0" w:line="340" w:lineRule="exact"/>
+        <w:spacing w:before="0" w:after="215" w:line="240" w:lineRule="auto"/>
       </w:pPr>
       <w:r>
         <w:rPr>
@@ -4190,7 +4273,7 @@
     <w:p>
       <w:pPr>
         <w:snapToGrid w:val="0"/>
-        <w:spacing w:before="0" w:after="0" w:line="340" w:lineRule="exact"/>
+        <w:spacing w:before="0" w:after="215" w:line="240" w:lineRule="auto"/>
       </w:pPr>
       <w:r>
         <w:rPr>
@@ -4205,7 +4288,7 @@
     <w:p>
       <w:pPr>
         <w:snapToGrid w:val="0"/>
-        <w:spacing w:before="0" w:after="0" w:line="340" w:lineRule="exact"/>
+        <w:spacing w:before="0" w:after="215" w:line="240" w:lineRule="auto"/>
       </w:pPr>
       <w:r>
         <w:rPr>
@@ -4229,7 +4312,7 @@
     <w:p>
       <w:pPr>
         <w:snapToGrid w:val="0"/>
-        <w:spacing w:before="0" w:after="0" w:line="340" w:lineRule="exact"/>
+        <w:spacing w:before="0" w:after="215" w:line="240" w:lineRule="auto"/>
       </w:pPr>
       <w:r>
         <w:rPr>
@@ -4287,7 +4370,7 @@
     <w:p>
       <w:pPr>
         <w:snapToGrid w:val="0"/>
-        <w:spacing w:before="0" w:after="0" w:line="340" w:lineRule="exact"/>
+        <w:spacing w:before="0" w:after="215" w:line="240" w:lineRule="auto"/>
       </w:pPr>
       <w:r>
         <w:rPr>
@@ -4311,7 +4394,7 @@
     <w:p>
       <w:pPr>
         <w:snapToGrid w:val="0"/>
-        <w:spacing w:before="0" w:after="0" w:line="340" w:lineRule="exact"/>
+        <w:spacing w:before="0" w:after="215" w:line="240" w:lineRule="auto"/>
       </w:pPr>
       <w:r>
         <w:rPr>
@@ -4326,7 +4409,7 @@
     <w:p>
       <w:pPr>
         <w:snapToGrid w:val="0"/>
-        <w:spacing w:before="0" w:after="0" w:line="340" w:lineRule="exact"/>
+        <w:spacing w:before="0" w:after="215" w:line="240" w:lineRule="auto"/>
       </w:pPr>
       <w:r>
         <w:rPr>
@@ -4420,7 +4503,7 @@
     <w:p>
       <w:pPr>
         <w:snapToGrid w:val="0"/>
-        <w:spacing w:before="0" w:after="0" w:line="340" w:lineRule="exact"/>
+        <w:spacing w:before="0" w:after="215" w:line="240" w:lineRule="auto"/>
       </w:pPr>
       <w:r>
         <w:rPr>
@@ -4437,7 +4520,7 @@
     <w:p>
       <w:pPr>
         <w:snapToGrid w:val="0"/>
-        <w:spacing w:before="0" w:after="0" w:line="340" w:lineRule="exact"/>
+        <w:spacing w:before="0" w:after="215" w:line="240" w:lineRule="auto"/>
       </w:pPr>
       <w:r>
         <w:rPr>
@@ -4646,7 +4729,7 @@
     <w:p>
       <w:pPr>
         <w:snapToGrid w:val="0"/>
-        <w:spacing w:before="0" w:after="0" w:line="340" w:lineRule="exact"/>
+        <w:spacing w:before="0" w:after="215" w:line="240" w:lineRule="auto"/>
       </w:pPr>
       <w:r>
         <w:rPr>
@@ -4776,7 +4859,7 @@
     <w:p>
       <w:pPr>
         <w:snapToGrid w:val="0"/>
-        <w:spacing w:before="0" w:after="0" w:line="340" w:lineRule="exact"/>
+        <w:spacing w:before="0" w:after="215" w:line="240" w:lineRule="auto"/>
       </w:pPr>
       <w:r>
         <w:rPr/>
@@ -4972,7 +5055,7 @@
     <w:p>
       <w:pPr>
         <w:snapToGrid w:val="0"/>
-        <w:spacing w:before="0" w:after="0" w:line="340" w:lineRule="exact"/>
+        <w:spacing w:before="0" w:after="215" w:line="240" w:lineRule="auto"/>
       </w:pPr>
       <w:r>
         <w:rPr>
@@ -5120,7 +5203,7 @@
     <w:p>
       <w:pPr>
         <w:snapToGrid w:val="0"/>
-        <w:spacing w:before="0" w:after="0" w:line="340" w:lineRule="exact"/>
+        <w:spacing w:before="0" w:after="215" w:line="240" w:lineRule="auto"/>
       </w:pPr>
       <w:r>
         <w:rPr>

--- a/漢文プリント_表なし版/早発白帝城_解答版.docx
+++ b/漢文プリント_表なし版/早発白帝城_解答版.docx
@@ -5,7 +5,7 @@
     <w:p>
       <w:pPr>
         <w:snapToGrid w:val="0"/>
-        <w:spacing w:before="0" w:after="340" w:line="240" w:lineRule="auto"/>
+        <w:spacing w:before="0" w:after="220" w:line="240" w:lineRule="auto"/>
       </w:pPr>
       <w:r>
         <w:rPr>
@@ -23,12 +23,12 @@
           <wp:anchor distT="0" distB="0" distL="0" distR="0" simplePos="0" relativeHeight="251658240" behindDoc="1" locked="0" layoutInCell="1" allowOverlap="1">
             <wp:simplePos x="0" y="0"/>
             <wp:positionH relativeFrom="page">
-              <wp:posOffset>6060440</wp:posOffset>
+              <wp:posOffset>6375400</wp:posOffset>
             </wp:positionH>
             <wp:positionV relativeFrom="page">
               <wp:posOffset>2810510</wp:posOffset>
             </wp:positionV>
-            <wp:extent cx="3517900" cy="4315460"/>
+            <wp:extent cx="3279140" cy="4171950"/>
             <wp:effectExtent l="0" t="0" r="0" b="0"/>
             <wp:wrapNone/>
             <wp:docPr id="1" name="frame1"/>
@@ -40,7 +40,7 @@
                   <wps:spPr>
                     <a:xfrm>
                       <a:off x="0" y="0"/>
-                      <a:ext cx="3517900" cy="4315460"/>
+                      <a:ext cx="3279140" cy="4171950"/>
                     </a:xfrm>
                     <a:prstGeom prst="roundRect">
                       <a:avLst>
@@ -66,12 +66,12 @@
           <wp:anchor distT="0" distB="0" distL="0" distR="0" simplePos="0" relativeHeight="251658240" behindDoc="1" locked="0" layoutInCell="1" allowOverlap="1">
             <wp:simplePos x="0" y="0"/>
             <wp:positionH relativeFrom="page">
-              <wp:posOffset>3376929</wp:posOffset>
+              <wp:posOffset>3413759</wp:posOffset>
             </wp:positionH>
             <wp:positionV relativeFrom="page">
               <wp:posOffset>469900</wp:posOffset>
             </wp:positionV>
-            <wp:extent cx="2536190" cy="6656070"/>
+            <wp:extent cx="2743835" cy="6512560"/>
             <wp:effectExtent l="0" t="0" r="0" b="0"/>
             <wp:wrapNone/>
             <wp:docPr id="2" name="frame2"/>
@@ -83,7 +83,7 @@
                   <wps:spPr>
                     <a:xfrm>
                       <a:off x="0" y="0"/>
-                      <a:ext cx="2536190" cy="6656070"/>
+                      <a:ext cx="2743835" cy="6512560"/>
                     </a:xfrm>
                     <a:prstGeom prst="roundRect">
                       <a:avLst>
@@ -109,12 +109,12 @@
           <wp:anchor distT="0" distB="0" distL="0" distR="0" simplePos="0" relativeHeight="251658240" behindDoc="1" locked="0" layoutInCell="1" allowOverlap="1">
             <wp:simplePos x="0" y="0"/>
             <wp:positionH relativeFrom="page">
-              <wp:posOffset>728980</wp:posOffset>
+              <wp:posOffset>737869</wp:posOffset>
             </wp:positionH>
             <wp:positionV relativeFrom="page">
               <wp:posOffset>469900</wp:posOffset>
             </wp:positionV>
-            <wp:extent cx="2584449" cy="6656070"/>
+            <wp:extent cx="2612389" cy="6512560"/>
             <wp:effectExtent l="0" t="0" r="0" b="0"/>
             <wp:wrapNone/>
             <wp:docPr id="3" name="frame3"/>
@@ -126,7 +126,7 @@
                   <wps:spPr>
                     <a:xfrm>
                       <a:off x="0" y="0"/>
-                      <a:ext cx="2584449" cy="6656070"/>
+                      <a:ext cx="2612389" cy="6512560"/>
                     </a:xfrm>
                     <a:prstGeom prst="roundRect">
                       <a:avLst>
@@ -151,7 +151,7 @@
     <w:p>
       <w:pPr>
         <w:snapToGrid w:val="0"/>
-        <w:spacing w:before="0" w:after="340" w:line="240" w:lineRule="auto"/>
+        <w:spacing w:before="0" w:after="220" w:line="240" w:lineRule="auto"/>
         <w:ind w:right="2200"/>
         <w:jc w:val="right"/>
       </w:pPr>
@@ -171,7 +171,7 @@
         <w:sectPr>
           <w:type w:val="continuous"/>
           <w:pgSz w:w="16838" w:h="11906" w:orient="landscape"/>
-          <w:pgMar w:top="850" w:right="907" w:bottom="794" w:left="907" w:header="567" w:footer="567" w:gutter="0"/>
+          <w:pgMar w:top="850" w:right="907" w:bottom="1020" w:left="907" w:header="567" w:footer="567" w:gutter="0"/>
           <w:cols w:num="1" w:space="284" w:equalWidth="1"/>
           <w:textDirection w:val="tbRl"/>
           <w:docGrid w:type="default" w:linePitch="360" w:charSpace="0"/>
@@ -182,6 +182,7 @@
       <w:pPr>
         <w:snapToGrid w:val="0"/>
         <w:spacing w:before="0" w:after="280" w:line="240" w:lineRule="auto"/>
+        <w:ind w:right="170"/>
       </w:pPr>
       <w:r>
         <w:rPr/>
@@ -362,6 +363,7 @@
       <w:pPr>
         <w:snapToGrid w:val="0"/>
         <w:spacing w:before="0" w:after="280" w:line="240" w:lineRule="auto"/>
+        <w:ind w:right="170"/>
       </w:pPr>
       <w:r>
         <w:rPr/>
@@ -488,6 +490,7 @@
       <w:pPr>
         <w:snapToGrid w:val="0"/>
         <w:spacing w:before="0" w:after="280" w:line="240" w:lineRule="auto"/>
+        <w:ind w:right="170"/>
       </w:pPr>
       <w:r>
         <w:rPr>
@@ -682,6 +685,7 @@
       <w:pPr>
         <w:snapToGrid w:val="0"/>
         <w:spacing w:before="0" w:after="280" w:line="240" w:lineRule="auto"/>
+        <w:ind w:right="170"/>
       </w:pPr>
       <w:r>
         <w:rPr>
@@ -852,6 +856,7 @@
       <w:pPr>
         <w:snapToGrid w:val="0"/>
         <w:spacing w:before="0" w:after="280" w:line="240" w:lineRule="auto"/>
+        <w:ind w:right="170"/>
       </w:pPr>
       <w:r>
         <w:rPr>
@@ -1011,7 +1016,8 @@
     <w:p>
       <w:pPr>
         <w:snapToGrid w:val="0"/>
-        <w:spacing w:before="0" w:after="338" w:line="240" w:lineRule="auto"/>
+        <w:spacing w:before="0" w:after="410" w:line="240" w:lineRule="auto"/>
+        <w:ind w:right="170"/>
       </w:pPr>
       <w:r>
         <w:br w:type="column"/>
@@ -1021,9 +1027,9 @@
         <w:ruby>
           <w:rubyPr>
             <w:rubyAlign w:val="distributeLetter"/>
-            <w:hps w:val="14"/>
-            <w:hpsRaise w:val="27"/>
-            <w:hpsBaseText w:val="32"/>
+            <w:hps w:val="12"/>
+            <w:hpsRaise w:val="23"/>
+            <w:hpsBaseText w:val="27"/>
             <w:lid w:val="ja-JP"/>
           </w:rubyPr>
           <w:rt>
@@ -1031,8 +1037,8 @@
               <w:rPr>
                 <w:rFonts w:ascii="UD デジタル教科書体 N" w:eastAsia="UD デジタル教科書体 N" w:hAnsi="UD デジタル教科書体 N" w:cs="UD デジタル教科書体 N"/>
                 <w:color w:val="EE0000"/>
-                <w:sz w:val="14"/>
-                <w:szCs w:val="14"/>
+                <w:sz w:val="12"/>
+                <w:szCs w:val="12"/>
               </w:rPr>
               <w:t>つと</w:t>
             </w:r>
@@ -1042,8 +1048,9 @@
               <w:rPr>
                 <w:rFonts w:ascii="UD デジタル教科書体 N" w:eastAsia="UD デジタル教科書体 N" w:hAnsi="UD デジタル教科書体 N" w:cs="UD デジタル教科書体 N"/>
                 <w:color w:val="EE0000"/>
-                <w:sz w:val="32"/>
-                <w:szCs w:val="32"/>
+                <w:sz w:val="27"/>
+                <w:szCs w:val="27"/>
+                <w:u w:val="single" w:color="A3B4CC"/>
               </w:rPr>
               <w:t xml:space="preserve">早</w:t>
             </w:r>
@@ -1054,8 +1061,9 @@
         <w:rPr>
           <w:rFonts w:ascii="UD デジタル教科書体 N" w:eastAsia="UD デジタル教科書体 N" w:hAnsi="UD デジタル教科書体 N" w:cs="UD デジタル教科書体 N"/>
           <w:color w:val="EE0000"/>
-          <w:sz w:val="32"/>
-          <w:szCs w:val="32"/>
+          <w:sz w:val="27"/>
+          <w:szCs w:val="27"/>
+          <w:u w:val="single" w:color="A3B4CC"/>
         </w:rPr>
         <w:t xml:space="preserve">に</w:t>
       </w:r>
@@ -1064,9 +1072,9 @@
         <w:ruby>
           <w:rubyPr>
             <w:rubyAlign w:val="distributeLetter"/>
-            <w:hps w:val="14"/>
-            <w:hpsRaise w:val="27"/>
-            <w:hpsBaseText w:val="32"/>
+            <w:hps w:val="12"/>
+            <w:hpsRaise w:val="23"/>
+            <w:hpsBaseText w:val="27"/>
             <w:lid w:val="ja-JP"/>
           </w:rubyPr>
           <w:rt>
@@ -1074,8 +1082,8 @@
               <w:rPr>
                 <w:rFonts w:ascii="UD デジタル教科書体 N" w:eastAsia="UD デジタル教科書体 N" w:hAnsi="UD デジタル教科書体 N" w:cs="UD デジタル教科書体 N"/>
                 <w:color w:val="EE0000"/>
-                <w:sz w:val="14"/>
-                <w:szCs w:val="14"/>
+                <w:sz w:val="12"/>
+                <w:szCs w:val="12"/>
               </w:rPr>
               <w:t>はくていじやう</w:t>
             </w:r>
@@ -1085,8 +1093,9 @@
               <w:rPr>
                 <w:rFonts w:ascii="UD デジタル教科書体 N" w:eastAsia="UD デジタル教科書体 N" w:hAnsi="UD デジタル教科書体 N" w:cs="UD デジタル教科書体 N"/>
                 <w:color w:val="EE0000"/>
-                <w:sz w:val="32"/>
-                <w:szCs w:val="32"/>
+                <w:sz w:val="27"/>
+                <w:szCs w:val="27"/>
+                <w:u w:val="single" w:color="A3B4CC"/>
               </w:rPr>
               <w:t xml:space="preserve">白帝城</w:t>
             </w:r>
@@ -1097,8 +1106,9 @@
         <w:rPr>
           <w:rFonts w:ascii="UD デジタル教科書体 N" w:eastAsia="UD デジタル教科書体 N" w:hAnsi="UD デジタル教科書体 N" w:cs="UD デジタル教科書体 N"/>
           <w:color w:val="EE0000"/>
-          <w:sz w:val="32"/>
-          <w:szCs w:val="32"/>
+          <w:sz w:val="27"/>
+          <w:szCs w:val="27"/>
+          <w:u w:val="single" w:color="A3B4CC"/>
         </w:rPr>
         <w:t xml:space="preserve">を</w:t>
       </w:r>
@@ -1107,9 +1117,9 @@
         <w:ruby>
           <w:rubyPr>
             <w:rubyAlign w:val="distributeLetter"/>
-            <w:hps w:val="14"/>
-            <w:hpsRaise w:val="27"/>
-            <w:hpsBaseText w:val="32"/>
+            <w:hps w:val="12"/>
+            <w:hpsRaise w:val="23"/>
+            <w:hpsBaseText w:val="27"/>
             <w:lid w:val="ja-JP"/>
           </w:rubyPr>
           <w:rt>
@@ -1117,8 +1127,8 @@
               <w:rPr>
                 <w:rFonts w:ascii="UD デジタル教科書体 N" w:eastAsia="UD デジタル教科書体 N" w:hAnsi="UD デジタル教科書体 N" w:cs="UD デジタル教科書体 N"/>
                 <w:color w:val="EE0000"/>
-                <w:sz w:val="14"/>
-                <w:szCs w:val="14"/>
+                <w:sz w:val="12"/>
+                <w:szCs w:val="12"/>
               </w:rPr>
               <w:t>はつ</w:t>
             </w:r>
@@ -1128,8 +1138,9 @@
               <w:rPr>
                 <w:rFonts w:ascii="UD デジタル教科書体 N" w:eastAsia="UD デジタル教科書体 N" w:hAnsi="UD デジタル教科書体 N" w:cs="UD デジタル教科書体 N"/>
                 <w:color w:val="EE0000"/>
-                <w:sz w:val="32"/>
-                <w:szCs w:val="32"/>
+                <w:sz w:val="27"/>
+                <w:szCs w:val="27"/>
+                <w:u w:val="single" w:color="A3B4CC"/>
               </w:rPr>
               <w:t xml:space="preserve">発</w:t>
             </w:r>
@@ -1140,8 +1151,9 @@
         <w:rPr>
           <w:rFonts w:ascii="UD デジタル教科書体 N" w:eastAsia="UD デジタル教科書体 N" w:hAnsi="UD デジタル教科書体 N" w:cs="UD デジタル教科書体 N"/>
           <w:color w:val="EE0000"/>
-          <w:sz w:val="32"/>
-          <w:szCs w:val="32"/>
+          <w:sz w:val="27"/>
+          <w:szCs w:val="27"/>
+          <w:u w:val="single" w:color="A3B4CC"/>
         </w:rPr>
         <w:t xml:space="preserve">す</w:t>
       </w:r>
@@ -1149,26 +1161,27 @@
         <w:rPr>
           <w:rFonts w:ascii="UD デジタル教科書体 N" w:eastAsia="UD デジタル教科書体 N" w:hAnsi="UD デジタル教科書体 N" w:cs="UD デジタル教科書体 N"/>
           <w:color w:val="1A1A1A"/>
-          <w:sz w:val="32"/>
-          <w:szCs w:val="32"/>
-          <w:u w:val="single" w:color="B9C4D6"/>
-        </w:rPr>
-        <w:t xml:space="preserve">　　　　　　　　　　</w:t>
+          <w:sz w:val="27"/>
+          <w:szCs w:val="27"/>
+          <w:u w:val="single" w:color="A3B4CC"/>
+        </w:rPr>
+        <w:t xml:space="preserve">　　　　　　　　　　　　</w:t>
       </w:r>
     </w:p>
     <w:p>
       <w:pPr>
         <w:snapToGrid w:val="0"/>
-        <w:spacing w:before="0" w:after="338" w:line="240" w:lineRule="auto"/>
+        <w:spacing w:before="0" w:after="410" w:line="240" w:lineRule="auto"/>
+        <w:ind w:right="170"/>
       </w:pPr>
       <w:r>
         <w:rPr/>
         <w:ruby>
           <w:rubyPr>
             <w:rubyAlign w:val="distributeLetter"/>
-            <w:hps w:val="14"/>
-            <w:hpsRaise w:val="27"/>
-            <w:hpsBaseText w:val="32"/>
+            <w:hps w:val="12"/>
+            <w:hpsRaise w:val="23"/>
+            <w:hpsBaseText w:val="27"/>
             <w:lid w:val="ja-JP"/>
           </w:rubyPr>
           <w:rt>
@@ -1176,8 +1189,8 @@
               <w:rPr>
                 <w:rFonts w:ascii="UD デジタル教科書体 N" w:eastAsia="UD デジタル教科書体 N" w:hAnsi="UD デジタル教科書体 N" w:cs="UD デジタル教科書体 N"/>
                 <w:color w:val="EE0000"/>
-                <w:sz w:val="14"/>
-                <w:szCs w:val="14"/>
+                <w:sz w:val="12"/>
+                <w:szCs w:val="12"/>
               </w:rPr>
               <w:t>あした</w:t>
             </w:r>
@@ -1187,8 +1200,9 @@
               <w:rPr>
                 <w:rFonts w:ascii="UD デジタル教科書体 N" w:eastAsia="UD デジタル教科書体 N" w:hAnsi="UD デジタル教科書体 N" w:cs="UD デジタル教科書体 N"/>
                 <w:color w:val="EE0000"/>
-                <w:sz w:val="32"/>
-                <w:szCs w:val="32"/>
+                <w:sz w:val="27"/>
+                <w:szCs w:val="27"/>
+                <w:u w:val="single" w:color="A3B4CC"/>
               </w:rPr>
               <w:t xml:space="preserve">朝</w:t>
             </w:r>
@@ -1199,8 +1213,9 @@
         <w:rPr>
           <w:rFonts w:ascii="UD デジタル教科書体 N" w:eastAsia="UD デジタル教科書体 N" w:hAnsi="UD デジタル教科書体 N" w:cs="UD デジタル教科書体 N"/>
           <w:color w:val="EE0000"/>
-          <w:sz w:val="32"/>
-          <w:szCs w:val="32"/>
+          <w:sz w:val="27"/>
+          <w:szCs w:val="27"/>
+          <w:u w:val="single" w:color="A3B4CC"/>
         </w:rPr>
         <w:t xml:space="preserve">に</w:t>
       </w:r>
@@ -1209,9 +1224,9 @@
         <w:ruby>
           <w:rubyPr>
             <w:rubyAlign w:val="distributeSpace"/>
-            <w:hps w:val="14"/>
-            <w:hpsRaise w:val="27"/>
-            <w:hpsBaseText w:val="32"/>
+            <w:hps w:val="12"/>
+            <w:hpsRaise w:val="23"/>
+            <w:hpsBaseText w:val="27"/>
             <w:lid w:val="ja-JP"/>
           </w:rubyPr>
           <w:rt>
@@ -1219,8 +1234,8 @@
               <w:rPr>
                 <w:rFonts w:ascii="UD デジタル教科書体 N" w:eastAsia="UD デジタル教科書体 N" w:hAnsi="UD デジタル教科書体 N" w:cs="UD デジタル教科書体 N"/>
                 <w:color w:val="EE0000"/>
-                <w:sz w:val="14"/>
-                <w:szCs w:val="14"/>
+                <w:sz w:val="12"/>
+                <w:szCs w:val="12"/>
               </w:rPr>
               <w:t>じ</w:t>
             </w:r>
@@ -1230,8 +1245,9 @@
               <w:rPr>
                 <w:rFonts w:ascii="UD デジタル教科書体 N" w:eastAsia="UD デジタル教科書体 N" w:hAnsi="UD デジタル教科書体 N" w:cs="UD デジタル教科書体 N"/>
                 <w:color w:val="EE0000"/>
-                <w:sz w:val="32"/>
-                <w:szCs w:val="32"/>
+                <w:sz w:val="27"/>
+                <w:szCs w:val="27"/>
+                <w:u w:val="single" w:color="A3B4CC"/>
               </w:rPr>
               <w:t xml:space="preserve">辞</w:t>
             </w:r>
@@ -1242,8 +1258,9 @@
         <w:rPr>
           <w:rFonts w:ascii="UD デジタル教科書体 N" w:eastAsia="UD デジタル教科書体 N" w:hAnsi="UD デジタル教科書体 N" w:cs="UD デジタル教科書体 N"/>
           <w:color w:val="EE0000"/>
-          <w:sz w:val="32"/>
-          <w:szCs w:val="32"/>
+          <w:sz w:val="27"/>
+          <w:szCs w:val="27"/>
+          <w:u w:val="single" w:color="A3B4CC"/>
         </w:rPr>
         <w:t xml:space="preserve">す</w:t>
       </w:r>
@@ -1252,9 +1269,9 @@
         <w:ruby>
           <w:rubyPr>
             <w:rubyAlign w:val="distributeLetter"/>
-            <w:hps w:val="14"/>
-            <w:hpsRaise w:val="27"/>
-            <w:hpsBaseText w:val="32"/>
+            <w:hps w:val="12"/>
+            <w:hpsRaise w:val="23"/>
+            <w:hpsBaseText w:val="27"/>
             <w:lid w:val="ja-JP"/>
           </w:rubyPr>
           <w:rt>
@@ -1262,8 +1279,8 @@
               <w:rPr>
                 <w:rFonts w:ascii="UD デジタル教科書体 N" w:eastAsia="UD デジタル教科書体 N" w:hAnsi="UD デジタル教科書体 N" w:cs="UD デジタル教科書体 N"/>
                 <w:color w:val="EE0000"/>
-                <w:sz w:val="14"/>
-                <w:szCs w:val="14"/>
+                <w:sz w:val="12"/>
+                <w:szCs w:val="12"/>
               </w:rPr>
               <w:t>はくてい</w:t>
             </w:r>
@@ -1273,8 +1290,9 @@
               <w:rPr>
                 <w:rFonts w:ascii="UD デジタル教科書体 N" w:eastAsia="UD デジタル教科書体 N" w:hAnsi="UD デジタル教科書体 N" w:cs="UD デジタル教科書体 N"/>
                 <w:color w:val="EE0000"/>
-                <w:sz w:val="32"/>
-                <w:szCs w:val="32"/>
+                <w:sz w:val="27"/>
+                <w:szCs w:val="27"/>
+                <w:u w:val="single" w:color="A3B4CC"/>
               </w:rPr>
               <w:t xml:space="preserve">白帝</w:t>
             </w:r>
@@ -1285,8 +1303,9 @@
         <w:rPr>
           <w:rFonts w:ascii="UD デジタル教科書体 N" w:eastAsia="UD デジタル教科書体 N" w:hAnsi="UD デジタル教科書体 N" w:cs="UD デジタル教科書体 N"/>
           <w:color w:val="EE0000"/>
-          <w:sz w:val="32"/>
-          <w:szCs w:val="32"/>
+          <w:sz w:val="27"/>
+          <w:szCs w:val="27"/>
+          <w:u w:val="single" w:color="A3B4CC"/>
         </w:rPr>
         <w:t xml:space="preserve">　</w:t>
       </w:r>
@@ -1295,9 +1314,9 @@
         <w:ruby>
           <w:rubyPr>
             <w:rubyAlign w:val="distributeLetter"/>
-            <w:hps w:val="14"/>
-            <w:hpsRaise w:val="27"/>
-            <w:hpsBaseText w:val="32"/>
+            <w:hps w:val="12"/>
+            <w:hpsRaise w:val="23"/>
+            <w:hpsBaseText w:val="27"/>
             <w:lid w:val="ja-JP"/>
           </w:rubyPr>
           <w:rt>
@@ -1305,8 +1324,8 @@
               <w:rPr>
                 <w:rFonts w:ascii="UD デジタル教科書体 N" w:eastAsia="UD デジタル教科書体 N" w:hAnsi="UD デジタル教科書体 N" w:cs="UD デジタル教科書体 N"/>
                 <w:color w:val="EE0000"/>
-                <w:sz w:val="14"/>
-                <w:szCs w:val="14"/>
+                <w:sz w:val="12"/>
+                <w:szCs w:val="12"/>
               </w:rPr>
               <w:t>さいうん</w:t>
             </w:r>
@@ -1316,8 +1335,9 @@
               <w:rPr>
                 <w:rFonts w:ascii="UD デジタル教科書体 N" w:eastAsia="UD デジタル教科書体 N" w:hAnsi="UD デジタル教科書体 N" w:cs="UD デジタル教科書体 N"/>
                 <w:color w:val="EE0000"/>
-                <w:sz w:val="32"/>
-                <w:szCs w:val="32"/>
+                <w:sz w:val="27"/>
+                <w:szCs w:val="27"/>
+                <w:u w:val="single" w:color="A3B4CC"/>
               </w:rPr>
               <w:t xml:space="preserve">彩雲</w:t>
             </w:r>
@@ -1328,8 +1348,9 @@
         <w:rPr>
           <w:rFonts w:ascii="UD デジタル教科書体 N" w:eastAsia="UD デジタル教科書体 N" w:hAnsi="UD デジタル教科書体 N" w:cs="UD デジタル教科書体 N"/>
           <w:color w:val="EE0000"/>
-          <w:sz w:val="32"/>
-          <w:szCs w:val="32"/>
+          <w:sz w:val="27"/>
+          <w:szCs w:val="27"/>
+          <w:u w:val="single" w:color="A3B4CC"/>
         </w:rPr>
         <w:t xml:space="preserve">の</w:t>
       </w:r>
@@ -1338,9 +1359,9 @@
         <w:ruby>
           <w:rubyPr>
             <w:rubyAlign w:val="distributeLetter"/>
-            <w:hps w:val="14"/>
-            <w:hpsRaise w:val="27"/>
-            <w:hpsBaseText w:val="32"/>
+            <w:hps w:val="12"/>
+            <w:hpsRaise w:val="23"/>
+            <w:hpsBaseText w:val="27"/>
             <w:lid w:val="ja-JP"/>
           </w:rubyPr>
           <w:rt>
@@ -1348,8 +1369,8 @@
               <w:rPr>
                 <w:rFonts w:ascii="UD デジタル教科書体 N" w:eastAsia="UD デジタル教科書体 N" w:hAnsi="UD デジタル教科書体 N" w:cs="UD デジタル教科書体 N"/>
                 <w:color w:val="EE0000"/>
-                <w:sz w:val="14"/>
-                <w:szCs w:val="14"/>
+                <w:sz w:val="12"/>
+                <w:szCs w:val="12"/>
               </w:rPr>
               <w:t>かん</w:t>
             </w:r>
@@ -1359,8 +1380,9 @@
               <w:rPr>
                 <w:rFonts w:ascii="UD デジタル教科書体 N" w:eastAsia="UD デジタル教科書体 N" w:hAnsi="UD デジタル教科書体 N" w:cs="UD デジタル教科書体 N"/>
                 <w:color w:val="EE0000"/>
-                <w:sz w:val="32"/>
-                <w:szCs w:val="32"/>
+                <w:sz w:val="27"/>
+                <w:szCs w:val="27"/>
+                <w:u w:val="single" w:color="A3B4CC"/>
               </w:rPr>
               <w:t xml:space="preserve">間</w:t>
             </w:r>
@@ -1371,26 +1393,27 @@
         <w:rPr>
           <w:rFonts w:ascii="UD デジタル教科書体 N" w:eastAsia="UD デジタル教科書体 N" w:hAnsi="UD デジタル教科書体 N" w:cs="UD デジタル教科書体 N"/>
           <w:color w:val="1A1A1A"/>
-          <w:sz w:val="32"/>
-          <w:szCs w:val="32"/>
-          <w:u w:val="single" w:color="B9C4D6"/>
-        </w:rPr>
-        <w:t xml:space="preserve">　　　　　　　</w:t>
+          <w:sz w:val="27"/>
+          <w:szCs w:val="27"/>
+          <w:u w:val="single" w:color="A3B4CC"/>
+        </w:rPr>
+        <w:t xml:space="preserve">　　　　　　　　　</w:t>
       </w:r>
     </w:p>
     <w:p>
       <w:pPr>
         <w:snapToGrid w:val="0"/>
-        <w:spacing w:before="0" w:after="338" w:line="240" w:lineRule="auto"/>
+        <w:spacing w:before="0" w:after="410" w:line="240" w:lineRule="auto"/>
+        <w:ind w:right="170"/>
       </w:pPr>
       <w:r>
         <w:rPr/>
         <w:ruby>
           <w:rubyPr>
             <w:rubyAlign w:val="distributeLetter"/>
-            <w:hps w:val="14"/>
-            <w:hpsRaise w:val="27"/>
-            <w:hpsBaseText w:val="32"/>
+            <w:hps w:val="12"/>
+            <w:hpsRaise w:val="23"/>
+            <w:hpsBaseText w:val="27"/>
             <w:lid w:val="ja-JP"/>
           </w:rubyPr>
           <w:rt>
@@ -1398,8 +1421,8 @@
               <w:rPr>
                 <w:rFonts w:ascii="UD デジタル教科書体 N" w:eastAsia="UD デジタル教科書体 N" w:hAnsi="UD デジタル教科書体 N" w:cs="UD デジタル教科書体 N"/>
                 <w:color w:val="EE0000"/>
-                <w:sz w:val="14"/>
-                <w:szCs w:val="14"/>
+                <w:sz w:val="12"/>
+                <w:szCs w:val="12"/>
               </w:rPr>
               <w:t>せんり</w:t>
             </w:r>
@@ -1409,8 +1432,9 @@
               <w:rPr>
                 <w:rFonts w:ascii="UD デジタル教科書体 N" w:eastAsia="UD デジタル教科書体 N" w:hAnsi="UD デジタル教科書体 N" w:cs="UD デジタル教科書体 N"/>
                 <w:color w:val="EE0000"/>
-                <w:sz w:val="32"/>
-                <w:szCs w:val="32"/>
+                <w:sz w:val="27"/>
+                <w:szCs w:val="27"/>
+                <w:u w:val="single" w:color="A3B4CC"/>
               </w:rPr>
               <w:t xml:space="preserve">千里</w:t>
             </w:r>
@@ -1421,8 +1445,9 @@
         <w:rPr>
           <w:rFonts w:ascii="UD デジタル教科書体 N" w:eastAsia="UD デジタル教科書体 N" w:hAnsi="UD デジタル教科書体 N" w:cs="UD デジタル教科書体 N"/>
           <w:color w:val="EE0000"/>
-          <w:sz w:val="32"/>
-          <w:szCs w:val="32"/>
+          <w:sz w:val="27"/>
+          <w:szCs w:val="27"/>
+          <w:u w:val="single" w:color="A3B4CC"/>
         </w:rPr>
         <w:t xml:space="preserve">の</w:t>
       </w:r>
@@ -1431,9 +1456,9 @@
         <w:ruby>
           <w:rubyPr>
             <w:rubyAlign w:val="distributeLetter"/>
-            <w:hps w:val="14"/>
-            <w:hpsRaise w:val="27"/>
-            <w:hpsBaseText w:val="32"/>
+            <w:hps w:val="12"/>
+            <w:hpsRaise w:val="23"/>
+            <w:hpsBaseText w:val="27"/>
             <w:lid w:val="ja-JP"/>
           </w:rubyPr>
           <w:rt>
@@ -1441,8 +1466,8 @@
               <w:rPr>
                 <w:rFonts w:ascii="UD デジタル教科書体 N" w:eastAsia="UD デジタル教科書体 N" w:hAnsi="UD デジタル教科書体 N" w:cs="UD デジタル教科書体 N"/>
                 <w:color w:val="EE0000"/>
-                <w:sz w:val="14"/>
-                <w:szCs w:val="14"/>
+                <w:sz w:val="12"/>
+                <w:szCs w:val="12"/>
               </w:rPr>
               <w:t>かうりよう</w:t>
             </w:r>
@@ -1452,8 +1477,9 @@
               <w:rPr>
                 <w:rFonts w:ascii="UD デジタル教科書体 N" w:eastAsia="UD デジタル教科書体 N" w:hAnsi="UD デジタル教科書体 N" w:cs="UD デジタル教科書体 N"/>
                 <w:color w:val="EE0000"/>
-                <w:sz w:val="32"/>
-                <w:szCs w:val="32"/>
+                <w:sz w:val="27"/>
+                <w:szCs w:val="27"/>
+                <w:u w:val="single" w:color="A3B4CC"/>
               </w:rPr>
               <w:t xml:space="preserve">江陵</w:t>
             </w:r>
@@ -1464,8 +1490,9 @@
         <w:rPr>
           <w:rFonts w:ascii="UD デジタル教科書体 N" w:eastAsia="UD デジタル教科書体 N" w:hAnsi="UD デジタル教科書体 N" w:cs="UD デジタル教科書体 N"/>
           <w:color w:val="EE0000"/>
-          <w:sz w:val="32"/>
-          <w:szCs w:val="32"/>
+          <w:sz w:val="27"/>
+          <w:szCs w:val="27"/>
+          <w:u w:val="single" w:color="A3B4CC"/>
         </w:rPr>
         <w:t xml:space="preserve">　</w:t>
       </w:r>
@@ -1474,9 +1501,9 @@
         <w:ruby>
           <w:rubyPr>
             <w:rubyAlign w:val="distributeLetter"/>
-            <w:hps w:val="14"/>
-            <w:hpsRaise w:val="27"/>
-            <w:hpsBaseText w:val="32"/>
+            <w:hps w:val="12"/>
+            <w:hpsRaise w:val="23"/>
+            <w:hpsBaseText w:val="27"/>
             <w:lid w:val="ja-JP"/>
           </w:rubyPr>
           <w:rt>
@@ -1484,8 +1511,8 @@
               <w:rPr>
                 <w:rFonts w:ascii="UD デジタル教科書体 N" w:eastAsia="UD デジタル教科書体 N" w:hAnsi="UD デジタル教科書体 N" w:cs="UD デジタル教科書体 N"/>
                 <w:color w:val="EE0000"/>
-                <w:sz w:val="14"/>
-                <w:szCs w:val="14"/>
+                <w:sz w:val="12"/>
+                <w:szCs w:val="12"/>
               </w:rPr>
               <w:t>いちにち</w:t>
             </w:r>
@@ -1495,8 +1522,9 @@
               <w:rPr>
                 <w:rFonts w:ascii="UD デジタル教科書体 N" w:eastAsia="UD デジタル教科書体 N" w:hAnsi="UD デジタル教科書体 N" w:cs="UD デジタル教科書体 N"/>
                 <w:color w:val="EE0000"/>
-                <w:sz w:val="32"/>
-                <w:szCs w:val="32"/>
+                <w:sz w:val="27"/>
+                <w:szCs w:val="27"/>
+                <w:u w:val="single" w:color="A3B4CC"/>
               </w:rPr>
               <w:t xml:space="preserve">一日</w:t>
             </w:r>
@@ -1507,8 +1535,9 @@
         <w:rPr>
           <w:rFonts w:ascii="UD デジタル教科書体 N" w:eastAsia="UD デジタル教科書体 N" w:hAnsi="UD デジタル教科書体 N" w:cs="UD デジタル教科書体 N"/>
           <w:color w:val="EE0000"/>
-          <w:sz w:val="32"/>
-          <w:szCs w:val="32"/>
+          <w:sz w:val="27"/>
+          <w:szCs w:val="27"/>
+          <w:u w:val="single" w:color="A3B4CC"/>
         </w:rPr>
         <w:t xml:space="preserve">にして</w:t>
       </w:r>
@@ -1517,9 +1546,9 @@
         <w:ruby>
           <w:rubyPr>
             <w:rubyAlign w:val="distributeLetter"/>
-            <w:hps w:val="14"/>
-            <w:hpsRaise w:val="27"/>
-            <w:hpsBaseText w:val="32"/>
+            <w:hps w:val="12"/>
+            <w:hpsRaise w:val="23"/>
+            <w:hpsBaseText w:val="27"/>
             <w:lid w:val="ja-JP"/>
           </w:rubyPr>
           <w:rt>
@@ -1527,8 +1556,8 @@
               <w:rPr>
                 <w:rFonts w:ascii="UD デジタル教科書体 N" w:eastAsia="UD デジタル教科書体 N" w:hAnsi="UD デジタル教科書体 N" w:cs="UD デジタル教科書体 N"/>
                 <w:color w:val="EE0000"/>
-                <w:sz w:val="14"/>
-                <w:szCs w:val="14"/>
+                <w:sz w:val="12"/>
+                <w:szCs w:val="12"/>
               </w:rPr>
               <w:t>かへ</w:t>
             </w:r>
@@ -1538,8 +1567,9 @@
               <w:rPr>
                 <w:rFonts w:ascii="UD デジタル教科書体 N" w:eastAsia="UD デジタル教科書体 N" w:hAnsi="UD デジタル教科書体 N" w:cs="UD デジタル教科書体 N"/>
                 <w:color w:val="EE0000"/>
-                <w:sz w:val="32"/>
-                <w:szCs w:val="32"/>
+                <w:sz w:val="27"/>
+                <w:szCs w:val="27"/>
+                <w:u w:val="single" w:color="A3B4CC"/>
               </w:rPr>
               <w:t xml:space="preserve">還</w:t>
             </w:r>
@@ -1550,8 +1580,9 @@
         <w:rPr>
           <w:rFonts w:ascii="UD デジタル教科書体 N" w:eastAsia="UD デジタル教科書体 N" w:hAnsi="UD デジタル教科書体 N" w:cs="UD デジタル教科書体 N"/>
           <w:color w:val="EE0000"/>
-          <w:sz w:val="32"/>
-          <w:szCs w:val="32"/>
+          <w:sz w:val="27"/>
+          <w:szCs w:val="27"/>
+          <w:u w:val="single" w:color="A3B4CC"/>
         </w:rPr>
         <w:t xml:space="preserve">る</w:t>
       </w:r>
@@ -1559,26 +1590,27 @@
         <w:rPr>
           <w:rFonts w:ascii="UD デジタル教科書体 N" w:eastAsia="UD デジタル教科書体 N" w:hAnsi="UD デジタル教科書体 N" w:cs="UD デジタル教科書体 N"/>
           <w:color w:val="1A1A1A"/>
-          <w:sz w:val="32"/>
-          <w:szCs w:val="32"/>
-          <w:u w:val="single" w:color="B9C4D6"/>
-        </w:rPr>
-        <w:t xml:space="preserve">　　　　　</w:t>
+          <w:sz w:val="27"/>
+          <w:szCs w:val="27"/>
+          <w:u w:val="single" w:color="A3B4CC"/>
+        </w:rPr>
+        <w:t xml:space="preserve">　　　　　　　</w:t>
       </w:r>
     </w:p>
     <w:p>
       <w:pPr>
         <w:snapToGrid w:val="0"/>
-        <w:spacing w:before="0" w:after="338" w:line="240" w:lineRule="auto"/>
+        <w:spacing w:before="0" w:after="410" w:line="240" w:lineRule="auto"/>
+        <w:ind w:right="170"/>
       </w:pPr>
       <w:r>
         <w:rPr/>
         <w:ruby>
           <w:rubyPr>
             <w:rubyAlign w:val="distributeLetter"/>
-            <w:hps w:val="14"/>
-            <w:hpsRaise w:val="27"/>
-            <w:hpsBaseText w:val="32"/>
+            <w:hps w:val="12"/>
+            <w:hpsRaise w:val="23"/>
+            <w:hpsBaseText w:val="27"/>
             <w:lid w:val="ja-JP"/>
           </w:rubyPr>
           <w:rt>
@@ -1586,8 +1618,8 @@
               <w:rPr>
                 <w:rFonts w:ascii="UD デジタル教科書体 N" w:eastAsia="UD デジタル教科書体 N" w:hAnsi="UD デジタル教科書体 N" w:cs="UD デジタル教科書体 N"/>
                 <w:color w:val="EE0000"/>
-                <w:sz w:val="14"/>
-                <w:szCs w:val="14"/>
+                <w:sz w:val="12"/>
+                <w:szCs w:val="12"/>
               </w:rPr>
               <w:t>りやうがん</w:t>
             </w:r>
@@ -1597,8 +1629,9 @@
               <w:rPr>
                 <w:rFonts w:ascii="UD デジタル教科書体 N" w:eastAsia="UD デジタル教科書体 N" w:hAnsi="UD デジタル教科書体 N" w:cs="UD デジタル教科書体 N"/>
                 <w:color w:val="EE0000"/>
-                <w:sz w:val="32"/>
-                <w:szCs w:val="32"/>
+                <w:sz w:val="27"/>
+                <w:szCs w:val="27"/>
+                <w:u w:val="single" w:color="A3B4CC"/>
               </w:rPr>
               <w:t xml:space="preserve">両岸</w:t>
             </w:r>
@@ -1609,8 +1642,9 @@
         <w:rPr>
           <w:rFonts w:ascii="UD デジタル教科書体 N" w:eastAsia="UD デジタル教科書体 N" w:hAnsi="UD デジタル教科書体 N" w:cs="UD デジタル教科書体 N"/>
           <w:color w:val="EE0000"/>
-          <w:sz w:val="32"/>
-          <w:szCs w:val="32"/>
+          <w:sz w:val="27"/>
+          <w:szCs w:val="27"/>
+          <w:u w:val="single" w:color="A3B4CC"/>
         </w:rPr>
         <w:t xml:space="preserve">の</w:t>
       </w:r>
@@ -1619,9 +1653,9 @@
         <w:ruby>
           <w:rubyPr>
             <w:rubyAlign w:val="distributeLetter"/>
-            <w:hps w:val="14"/>
-            <w:hpsRaise w:val="27"/>
-            <w:hpsBaseText w:val="32"/>
+            <w:hps w:val="12"/>
+            <w:hpsRaise w:val="23"/>
+            <w:hpsBaseText w:val="27"/>
             <w:lid w:val="ja-JP"/>
           </w:rubyPr>
           <w:rt>
@@ -1629,8 +1663,8 @@
               <w:rPr>
                 <w:rFonts w:ascii="UD デジタル教科書体 N" w:eastAsia="UD デジタル教科書体 N" w:hAnsi="UD デジタル教科書体 N" w:cs="UD デジタル教科書体 N"/>
                 <w:color w:val="EE0000"/>
-                <w:sz w:val="14"/>
-                <w:szCs w:val="14"/>
+                <w:sz w:val="12"/>
+                <w:szCs w:val="12"/>
               </w:rPr>
               <w:t>ゑんせい</w:t>
             </w:r>
@@ -1640,8 +1674,9 @@
               <w:rPr>
                 <w:rFonts w:ascii="UD デジタル教科書体 N" w:eastAsia="UD デジタル教科書体 N" w:hAnsi="UD デジタル教科書体 N" w:cs="UD デジタル教科書体 N"/>
                 <w:color w:val="EE0000"/>
-                <w:sz w:val="32"/>
-                <w:szCs w:val="32"/>
+                <w:sz w:val="27"/>
+                <w:szCs w:val="27"/>
+                <w:u w:val="single" w:color="A3B4CC"/>
               </w:rPr>
               <w:t xml:space="preserve">猿声</w:t>
             </w:r>
@@ -1652,8 +1687,9 @@
         <w:rPr>
           <w:rFonts w:ascii="UD デジタル教科書体 N" w:eastAsia="UD デジタル教科書体 N" w:hAnsi="UD デジタル教科書体 N" w:cs="UD デジタル教科書体 N"/>
           <w:color w:val="EE0000"/>
-          <w:sz w:val="32"/>
-          <w:szCs w:val="32"/>
+          <w:sz w:val="27"/>
+          <w:szCs w:val="27"/>
+          <w:u w:val="single" w:color="A3B4CC"/>
         </w:rPr>
         <w:t xml:space="preserve">　</w:t>
       </w:r>
@@ -1662,9 +1698,9 @@
         <w:ruby>
           <w:rubyPr>
             <w:rubyAlign w:val="distributeSpace"/>
-            <w:hps w:val="14"/>
-            <w:hpsRaise w:val="27"/>
-            <w:hpsBaseText w:val="32"/>
+            <w:hps w:val="12"/>
+            <w:hpsRaise w:val="23"/>
+            <w:hpsBaseText w:val="27"/>
             <w:lid w:val="ja-JP"/>
           </w:rubyPr>
           <w:rt>
@@ -1672,8 +1708,8 @@
               <w:rPr>
                 <w:rFonts w:ascii="UD デジタル教科書体 N" w:eastAsia="UD デジタル教科書体 N" w:hAnsi="UD デジタル教科書体 N" w:cs="UD デジタル教科書体 N"/>
                 <w:color w:val="EE0000"/>
-                <w:sz w:val="14"/>
-                <w:szCs w:val="14"/>
+                <w:sz w:val="12"/>
+                <w:szCs w:val="12"/>
               </w:rPr>
               <w:t>な</w:t>
             </w:r>
@@ -1683,8 +1719,9 @@
               <w:rPr>
                 <w:rFonts w:ascii="UD デジタル教科書体 N" w:eastAsia="UD デジタル教科書体 N" w:hAnsi="UD デジタル教科書体 N" w:cs="UD デジタル教科書体 N"/>
                 <w:color w:val="EE0000"/>
-                <w:sz w:val="32"/>
-                <w:szCs w:val="32"/>
+                <w:sz w:val="27"/>
+                <w:szCs w:val="27"/>
+                <w:u w:val="single" w:color="A3B4CC"/>
               </w:rPr>
               <w:t xml:space="preserve">啼</w:t>
             </w:r>
@@ -1695,8 +1732,9 @@
         <w:rPr>
           <w:rFonts w:ascii="UD デジタル教科書体 N" w:eastAsia="UD デジタル教科書体 N" w:hAnsi="UD デジタル教科書体 N" w:cs="UD デジタル教科書体 N"/>
           <w:color w:val="EE0000"/>
-          <w:sz w:val="32"/>
-          <w:szCs w:val="32"/>
+          <w:sz w:val="27"/>
+          <w:szCs w:val="27"/>
+          <w:u w:val="single" w:color="A3B4CC"/>
         </w:rPr>
         <w:t xml:space="preserve">きて</w:t>
       </w:r>
@@ -1705,9 +1743,9 @@
         <w:ruby>
           <w:rubyPr>
             <w:rubyAlign w:val="distributeSpace"/>
-            <w:hps w:val="14"/>
-            <w:hpsRaise w:val="27"/>
-            <w:hpsBaseText w:val="32"/>
+            <w:hps w:val="12"/>
+            <w:hpsRaise w:val="23"/>
+            <w:hpsBaseText w:val="27"/>
             <w:lid w:val="ja-JP"/>
           </w:rubyPr>
           <w:rt>
@@ -1715,8 +1753,8 @@
               <w:rPr>
                 <w:rFonts w:ascii="UD デジタル教科書体 N" w:eastAsia="UD デジタル教科書体 N" w:hAnsi="UD デジタル教科書体 N" w:cs="UD デジタル教科書体 N"/>
                 <w:color w:val="EE0000"/>
-                <w:sz w:val="14"/>
-                <w:szCs w:val="14"/>
+                <w:sz w:val="12"/>
+                <w:szCs w:val="12"/>
               </w:rPr>
               <w:t>や</w:t>
             </w:r>
@@ -1726,8 +1764,9 @@
               <w:rPr>
                 <w:rFonts w:ascii="UD デジタル教科書体 N" w:eastAsia="UD デジタル教科書体 N" w:hAnsi="UD デジタル教科書体 N" w:cs="UD デジタル教科書体 N"/>
                 <w:color w:val="EE0000"/>
-                <w:sz w:val="32"/>
-                <w:szCs w:val="32"/>
+                <w:sz w:val="27"/>
+                <w:szCs w:val="27"/>
+                <w:u w:val="single" w:color="A3B4CC"/>
               </w:rPr>
               <w:t xml:space="preserve">住</w:t>
             </w:r>
@@ -1738,8 +1777,9 @@
         <w:rPr>
           <w:rFonts w:ascii="UD デジタル教科書体 N" w:eastAsia="UD デジタル教科書体 N" w:hAnsi="UD デジタル教科書体 N" w:cs="UD デジタル教科書体 N"/>
           <w:color w:val="EE0000"/>
-          <w:sz w:val="32"/>
-          <w:szCs w:val="32"/>
+          <w:sz w:val="27"/>
+          <w:szCs w:val="27"/>
+          <w:u w:val="single" w:color="A3B4CC"/>
         </w:rPr>
         <w:t xml:space="preserve">まざるに</w:t>
       </w:r>
@@ -1747,26 +1787,27 @@
         <w:rPr>
           <w:rFonts w:ascii="UD デジタル教科書体 N" w:eastAsia="UD デジタル教科書体 N" w:hAnsi="UD デジタル教科書体 N" w:cs="UD デジタル教科書体 N"/>
           <w:color w:val="1A1A1A"/>
-          <w:sz w:val="32"/>
-          <w:szCs w:val="32"/>
-          <w:u w:val="single" w:color="B9C4D6"/>
-        </w:rPr>
-        <w:t xml:space="preserve">　　　　</w:t>
+          <w:sz w:val="27"/>
+          <w:szCs w:val="27"/>
+          <w:u w:val="single" w:color="A3B4CC"/>
+        </w:rPr>
+        <w:t xml:space="preserve">　　　　　　</w:t>
       </w:r>
     </w:p>
     <w:p>
       <w:pPr>
         <w:snapToGrid w:val="0"/>
-        <w:spacing w:before="0" w:after="338" w:line="240" w:lineRule="auto"/>
+        <w:spacing w:before="0" w:after="410" w:line="240" w:lineRule="auto"/>
+        <w:ind w:right="170"/>
       </w:pPr>
       <w:r>
         <w:rPr/>
         <w:ruby>
           <w:rubyPr>
             <w:rubyAlign w:val="distributeLetter"/>
-            <w:hps w:val="14"/>
-            <w:hpsRaise w:val="27"/>
-            <w:hpsBaseText w:val="32"/>
+            <w:hps w:val="12"/>
+            <w:hpsRaise w:val="23"/>
+            <w:hpsBaseText w:val="27"/>
             <w:lid w:val="ja-JP"/>
           </w:rubyPr>
           <w:rt>
@@ -1774,8 +1815,8 @@
               <w:rPr>
                 <w:rFonts w:ascii="UD デジタル教科書体 N" w:eastAsia="UD デジタル教科書体 N" w:hAnsi="UD デジタル教科書体 N" w:cs="UD デジタル教科書体 N"/>
                 <w:color w:val="EE0000"/>
-                <w:sz w:val="14"/>
-                <w:szCs w:val="14"/>
+                <w:sz w:val="12"/>
+                <w:szCs w:val="12"/>
               </w:rPr>
               <w:t>けいしう</w:t>
             </w:r>
@@ -1785,8 +1826,9 @@
               <w:rPr>
                 <w:rFonts w:ascii="UD デジタル教科書体 N" w:eastAsia="UD デジタル教科書体 N" w:hAnsi="UD デジタル教科書体 N" w:cs="UD デジタル教科書体 N"/>
                 <w:color w:val="EE0000"/>
-                <w:sz w:val="32"/>
-                <w:szCs w:val="32"/>
+                <w:sz w:val="27"/>
+                <w:szCs w:val="27"/>
+                <w:u w:val="single" w:color="A3B4CC"/>
               </w:rPr>
               <w:t xml:space="preserve">軽舟</w:t>
             </w:r>
@@ -1798,9 +1840,9 @@
         <w:ruby>
           <w:rubyPr>
             <w:rubyAlign w:val="distributeLetter"/>
-            <w:hps w:val="14"/>
-            <w:hpsRaise w:val="27"/>
-            <w:hpsBaseText w:val="32"/>
+            <w:hps w:val="12"/>
+            <w:hpsRaise w:val="23"/>
+            <w:hpsBaseText w:val="27"/>
             <w:lid w:val="ja-JP"/>
           </w:rubyPr>
           <w:rt>
@@ -1808,8 +1850,8 @@
               <w:rPr>
                 <w:rFonts w:ascii="UD デジタル教科書体 N" w:eastAsia="UD デジタル教科書体 N" w:hAnsi="UD デジタル教科書体 N" w:cs="UD デジタル教科書体 N"/>
                 <w:color w:val="EE0000"/>
-                <w:sz w:val="14"/>
-                <w:szCs w:val="14"/>
+                <w:sz w:val="12"/>
+                <w:szCs w:val="12"/>
               </w:rPr>
               <w:t>すで</w:t>
             </w:r>
@@ -1819,8 +1861,9 @@
               <w:rPr>
                 <w:rFonts w:ascii="UD デジタル教科書体 N" w:eastAsia="UD デジタル教科書体 N" w:hAnsi="UD デジタル教科書体 N" w:cs="UD デジタル教科書体 N"/>
                 <w:color w:val="EE0000"/>
-                <w:sz w:val="32"/>
-                <w:szCs w:val="32"/>
+                <w:sz w:val="27"/>
+                <w:szCs w:val="27"/>
+                <w:u w:val="single" w:color="A3B4CC"/>
               </w:rPr>
               <w:t xml:space="preserve">已</w:t>
             </w:r>
@@ -1831,8 +1874,9 @@
         <w:rPr>
           <w:rFonts w:ascii="UD デジタル教科書体 N" w:eastAsia="UD デジタル教科書体 N" w:hAnsi="UD デジタル教科書体 N" w:cs="UD デジタル教科書体 N"/>
           <w:color w:val="EE0000"/>
-          <w:sz w:val="32"/>
-          <w:szCs w:val="32"/>
+          <w:sz w:val="27"/>
+          <w:szCs w:val="27"/>
+          <w:u w:val="single" w:color="A3B4CC"/>
         </w:rPr>
         <w:t xml:space="preserve">に</w:t>
       </w:r>
@@ -1841,9 +1885,9 @@
         <w:ruby>
           <w:rubyPr>
             <w:rubyAlign w:val="distributeSpace"/>
-            <w:hps w:val="14"/>
-            <w:hpsRaise w:val="27"/>
-            <w:hpsBaseText w:val="32"/>
+            <w:hps w:val="12"/>
+            <w:hpsRaise w:val="23"/>
+            <w:hpsBaseText w:val="27"/>
             <w:lid w:val="ja-JP"/>
           </w:rubyPr>
           <w:rt>
@@ -1851,8 +1895,8 @@
               <w:rPr>
                 <w:rFonts w:ascii="UD デジタル教科書体 N" w:eastAsia="UD デジタル教科書体 N" w:hAnsi="UD デジタル教科書体 N" w:cs="UD デジタル教科書体 N"/>
                 <w:color w:val="EE0000"/>
-                <w:sz w:val="14"/>
-                <w:szCs w:val="14"/>
+                <w:sz w:val="12"/>
+                <w:szCs w:val="12"/>
               </w:rPr>
               <w:t>す</w:t>
             </w:r>
@@ -1862,8 +1906,9 @@
               <w:rPr>
                 <w:rFonts w:ascii="UD デジタル教科書体 N" w:eastAsia="UD デジタル教科書体 N" w:hAnsi="UD デジタル教科書体 N" w:cs="UD デジタル教科書体 N"/>
                 <w:color w:val="EE0000"/>
-                <w:sz w:val="32"/>
-                <w:szCs w:val="32"/>
+                <w:sz w:val="27"/>
+                <w:szCs w:val="27"/>
+                <w:u w:val="single" w:color="A3B4CC"/>
               </w:rPr>
               <w:t xml:space="preserve">過</w:t>
             </w:r>
@@ -1874,8 +1919,9 @@
         <w:rPr>
           <w:rFonts w:ascii="UD デジタル教科書体 N" w:eastAsia="UD デジタル教科書体 N" w:hAnsi="UD デジタル教科書体 N" w:cs="UD デジタル教科書体 N"/>
           <w:color w:val="EE0000"/>
-          <w:sz w:val="32"/>
-          <w:szCs w:val="32"/>
+          <w:sz w:val="27"/>
+          <w:szCs w:val="27"/>
+          <w:u w:val="single" w:color="A3B4CC"/>
         </w:rPr>
         <w:t xml:space="preserve">ぐ　</w:t>
       </w:r>
@@ -1884,9 +1930,9 @@
         <w:ruby>
           <w:rubyPr>
             <w:rubyAlign w:val="distributeLetter"/>
-            <w:hps w:val="14"/>
-            <w:hpsRaise w:val="27"/>
-            <w:hpsBaseText w:val="32"/>
+            <w:hps w:val="12"/>
+            <w:hpsRaise w:val="23"/>
+            <w:hpsBaseText w:val="27"/>
             <w:lid w:val="ja-JP"/>
           </w:rubyPr>
           <w:rt>
@@ -1894,8 +1940,8 @@
               <w:rPr>
                 <w:rFonts w:ascii="UD デジタル教科書体 N" w:eastAsia="UD デジタル教科書体 N" w:hAnsi="UD デジタル教科書体 N" w:cs="UD デジタル教科書体 N"/>
                 <w:color w:val="EE0000"/>
-                <w:sz w:val="14"/>
-                <w:szCs w:val="14"/>
+                <w:sz w:val="12"/>
+                <w:szCs w:val="12"/>
               </w:rPr>
               <w:t>ばんちよう</w:t>
             </w:r>
@@ -1905,8 +1951,9 @@
               <w:rPr>
                 <w:rFonts w:ascii="UD デジタル教科書体 N" w:eastAsia="UD デジタル教科書体 N" w:hAnsi="UD デジタル教科書体 N" w:cs="UD デジタル教科書体 N"/>
                 <w:color w:val="EE0000"/>
-                <w:sz w:val="32"/>
-                <w:szCs w:val="32"/>
+                <w:sz w:val="27"/>
+                <w:szCs w:val="27"/>
+                <w:u w:val="single" w:color="A3B4CC"/>
               </w:rPr>
               <w:t xml:space="preserve">万重</w:t>
             </w:r>
@@ -1917,8 +1964,9 @@
         <w:rPr>
           <w:rFonts w:ascii="UD デジタル教科書体 N" w:eastAsia="UD デジタル教科書体 N" w:hAnsi="UD デジタル教科書体 N" w:cs="UD デジタル教科書体 N"/>
           <w:color w:val="EE0000"/>
-          <w:sz w:val="32"/>
-          <w:szCs w:val="32"/>
+          <w:sz w:val="27"/>
+          <w:szCs w:val="27"/>
+          <w:u w:val="single" w:color="A3B4CC"/>
         </w:rPr>
         <w:t xml:space="preserve">の</w:t>
       </w:r>
@@ -1927,9 +1975,9 @@
         <w:ruby>
           <w:rubyPr>
             <w:rubyAlign w:val="distributeLetter"/>
-            <w:hps w:val="14"/>
-            <w:hpsRaise w:val="27"/>
-            <w:hpsBaseText w:val="32"/>
+            <w:hps w:val="12"/>
+            <w:hpsRaise w:val="23"/>
+            <w:hpsBaseText w:val="27"/>
             <w:lid w:val="ja-JP"/>
           </w:rubyPr>
           <w:rt>
@@ -1937,8 +1985,8 @@
               <w:rPr>
                 <w:rFonts w:ascii="UD デジタル教科書体 N" w:eastAsia="UD デジタル教科書体 N" w:hAnsi="UD デジタル教科書体 N" w:cs="UD デジタル教科書体 N"/>
                 <w:color w:val="EE0000"/>
-                <w:sz w:val="14"/>
-                <w:szCs w:val="14"/>
+                <w:sz w:val="12"/>
+                <w:szCs w:val="12"/>
               </w:rPr>
               <w:t>やま</w:t>
             </w:r>
@@ -1948,8 +1996,9 @@
               <w:rPr>
                 <w:rFonts w:ascii="UD デジタル教科書体 N" w:eastAsia="UD デジタル教科書体 N" w:hAnsi="UD デジタル教科書体 N" w:cs="UD デジタル教科書体 N"/>
                 <w:color w:val="EE0000"/>
-                <w:sz w:val="32"/>
-                <w:szCs w:val="32"/>
+                <w:sz w:val="27"/>
+                <w:szCs w:val="27"/>
+                <w:u w:val="single" w:color="A3B4CC"/>
               </w:rPr>
               <w:t xml:space="preserve">山</w:t>
             </w:r>
@@ -1960,11 +2009,11 @@
         <w:rPr>
           <w:rFonts w:ascii="UD デジタル教科書体 N" w:eastAsia="UD デジタル教科書体 N" w:hAnsi="UD デジタル教科書体 N" w:cs="UD デジタル教科書体 N"/>
           <w:color w:val="1A1A1A"/>
-          <w:sz w:val="32"/>
-          <w:szCs w:val="32"/>
-          <w:u w:val="single" w:color="B9C4D6"/>
-        </w:rPr>
-        <w:t xml:space="preserve">　　　　　　　</w:t>
+          <w:sz w:val="27"/>
+          <w:szCs w:val="27"/>
+          <w:u w:val="single" w:color="A3B4CC"/>
+        </w:rPr>
+        <w:t xml:space="preserve">　　　　　　　　　</w:t>
       </w:r>
     </w:p>
     <w:p>
@@ -1973,10 +2022,10 @@
         <w:sectPr>
           <w:type w:val="continuous"/>
           <w:pgSz w:w="16838" w:h="11906" w:orient="landscape"/>
-          <w:pgMar w:top="850" w:right="907" w:bottom="794" w:left="907" w:header="567" w:footer="567" w:gutter="0"/>
+          <w:pgMar w:top="850" w:right="907" w:bottom="1020" w:left="907" w:header="567" w:footer="567" w:gutter="0"/>
           <w:cols w:num="2" w:space="284" w:equalWidth="0">
             <w:col w:w="3402" w:space="284"/>
-            <w:col w:w="6576"/>
+            <w:col w:w="6350"/>
           </w:cols>
           <w:textDirection w:val="tbRl"/>
           <w:docGrid w:type="default" w:linePitch="360" w:charSpace="0"/>
@@ -1986,7 +2035,8 @@
     <w:p>
       <w:pPr>
         <w:snapToGrid w:val="0"/>
-        <w:spacing w:before="0" w:after="344" w:line="240" w:lineRule="auto"/>
+        <w:spacing w:before="0" w:after="355" w:line="240" w:lineRule="auto"/>
+        <w:ind w:right="230"/>
       </w:pPr>
       <w:r>
         <w:rPr>
@@ -2003,7 +2053,8 @@
     <w:p>
       <w:pPr>
         <w:snapToGrid w:val="0"/>
-        <w:spacing w:before="0" w:after="344" w:line="240" w:lineRule="auto"/>
+        <w:spacing w:before="0" w:after="355" w:line="240" w:lineRule="auto"/>
+        <w:ind w:right="230"/>
       </w:pPr>
       <w:r>
         <w:rPr>
@@ -2054,7 +2105,8 @@
     <w:p>
       <w:pPr>
         <w:snapToGrid w:val="0"/>
-        <w:spacing w:before="0" w:after="344" w:line="240" w:lineRule="auto"/>
+        <w:spacing w:before="0" w:after="355" w:line="240" w:lineRule="auto"/>
+        <w:ind w:right="230"/>
       </w:pPr>
       <w:r>
         <w:rPr>
@@ -2069,7 +2121,8 @@
     <w:p>
       <w:pPr>
         <w:snapToGrid w:val="0"/>
-        <w:spacing w:before="0" w:after="344" w:line="240" w:lineRule="auto"/>
+        <w:spacing w:before="0" w:after="355" w:line="240" w:lineRule="auto"/>
+        <w:ind w:right="230"/>
       </w:pPr>
       <w:r>
         <w:rPr>
@@ -2210,7 +2263,8 @@
     <w:p>
       <w:pPr>
         <w:snapToGrid w:val="0"/>
-        <w:spacing w:before="0" w:after="344" w:line="240" w:lineRule="auto"/>
+        <w:spacing w:before="0" w:after="355" w:line="240" w:lineRule="auto"/>
+        <w:ind w:right="230"/>
       </w:pPr>
       <w:r>
         <w:rPr>
@@ -2225,7 +2279,8 @@
     <w:p>
       <w:pPr>
         <w:snapToGrid w:val="0"/>
-        <w:spacing w:before="0" w:after="344" w:line="240" w:lineRule="auto"/>
+        <w:spacing w:before="0" w:after="355" w:line="240" w:lineRule="auto"/>
+        <w:ind w:right="230"/>
       </w:pPr>
       <w:r>
         <w:rPr>
@@ -2366,7 +2421,8 @@
     <w:p>
       <w:pPr>
         <w:snapToGrid w:val="0"/>
-        <w:spacing w:before="0" w:after="344" w:line="240" w:lineRule="auto"/>
+        <w:spacing w:before="0" w:after="355" w:line="240" w:lineRule="auto"/>
+        <w:ind w:right="230"/>
       </w:pPr>
       <w:r>
         <w:rPr>
@@ -2383,7 +2439,8 @@
     <w:p>
       <w:pPr>
         <w:snapToGrid w:val="0"/>
-        <w:spacing w:before="0" w:after="344" w:line="240" w:lineRule="auto"/>
+        <w:spacing w:before="0" w:after="355" w:line="240" w:lineRule="auto"/>
+        <w:ind w:right="230"/>
       </w:pPr>
       <w:r>
         <w:rPr>
@@ -2481,7 +2538,8 @@
     <w:p>
       <w:pPr>
         <w:snapToGrid w:val="0"/>
-        <w:spacing w:before="0" w:after="344" w:line="240" w:lineRule="auto"/>
+        <w:spacing w:before="0" w:after="355" w:line="240" w:lineRule="auto"/>
+        <w:ind w:right="230"/>
       </w:pPr>
       <w:r>
         <w:rPr>
@@ -2622,7 +2680,8 @@
     <w:p>
       <w:pPr>
         <w:snapToGrid w:val="0"/>
-        <w:spacing w:before="0" w:after="344" w:line="240" w:lineRule="auto"/>
+        <w:spacing w:before="0" w:after="355" w:line="240" w:lineRule="auto"/>
+        <w:ind w:right="230"/>
       </w:pPr>
       <w:r>
         <w:rPr>
@@ -2799,7 +2858,8 @@
     <w:p>
       <w:pPr>
         <w:snapToGrid w:val="0"/>
-        <w:spacing w:before="0" w:after="344" w:line="240" w:lineRule="auto"/>
+        <w:spacing w:before="0" w:after="355" w:line="240" w:lineRule="auto"/>
+        <w:ind w:right="230"/>
       </w:pPr>
       <w:r>
         <w:rPr>
@@ -3081,7 +3141,7 @@
         <w:sectPr>
           <w:type w:val="continuous"/>
           <w:pgSz w:w="16838" w:h="11906" w:orient="landscape"/>
-          <w:pgMar w:top="850" w:right="907" w:bottom="794" w:left="907" w:header="567" w:footer="567" w:gutter="0"/>
+          <w:pgMar w:top="850" w:right="907" w:bottom="1020" w:left="907" w:header="567" w:footer="567" w:gutter="0"/>
           <w:cols w:num="1" w:space="284" w:equalWidth="1"/>
           <w:textDirection w:val="tbRl"/>
           <w:docGrid w:type="default" w:linePitch="360" w:charSpace="0"/>
@@ -3091,7 +3151,7 @@
     <w:p>
       <w:pPr>
         <w:snapToGrid w:val="0"/>
-        <w:spacing w:before="0" w:after="340" w:line="240" w:lineRule="auto"/>
+        <w:spacing w:before="0" w:after="220" w:line="240" w:lineRule="auto"/>
       </w:pPr>
       <w:r>
         <w:rPr>
@@ -3109,12 +3169,12 @@
           <wp:anchor distT="0" distB="0" distL="0" distR="0" simplePos="0" relativeHeight="251658240" behindDoc="1" locked="0" layoutInCell="1" allowOverlap="1">
             <wp:simplePos x="0" y="0"/>
             <wp:positionH relativeFrom="page">
-              <wp:posOffset>6441440</wp:posOffset>
+              <wp:posOffset>7040880</wp:posOffset>
             </wp:positionH>
             <wp:positionV relativeFrom="page">
               <wp:posOffset>2810510</wp:posOffset>
             </wp:positionV>
-            <wp:extent cx="2718434" cy="4315460"/>
+            <wp:extent cx="2613659" cy="4171950"/>
             <wp:effectExtent l="0" t="0" r="0" b="0"/>
             <wp:wrapNone/>
             <wp:docPr id="1" name="frame1"/>
@@ -3126,7 +3186,7 @@
                   <wps:spPr>
                     <a:xfrm>
                       <a:off x="0" y="0"/>
-                      <a:ext cx="2718434" cy="4315460"/>
+                      <a:ext cx="2613659" cy="4171950"/>
                     </a:xfrm>
                     <a:prstGeom prst="roundRect">
                       <a:avLst>
@@ -3152,12 +3212,12 @@
           <wp:anchor distT="0" distB="0" distL="0" distR="0" simplePos="0" relativeHeight="251658240" behindDoc="1" locked="0" layoutInCell="1" allowOverlap="1">
             <wp:simplePos x="0" y="0"/>
             <wp:positionH relativeFrom="page">
-              <wp:posOffset>3344545</wp:posOffset>
+              <wp:posOffset>3599179</wp:posOffset>
             </wp:positionH>
             <wp:positionV relativeFrom="page">
               <wp:posOffset>469900</wp:posOffset>
             </wp:positionV>
-            <wp:extent cx="2660014" cy="6656070"/>
+            <wp:extent cx="2957829" cy="6512560"/>
             <wp:effectExtent l="0" t="0" r="0" b="0"/>
             <wp:wrapNone/>
             <wp:docPr id="2" name="frame2"/>
@@ -3169,7 +3229,7 @@
                   <wps:spPr>
                     <a:xfrm>
                       <a:off x="0" y="0"/>
-                      <a:ext cx="2660014" cy="6656070"/>
+                      <a:ext cx="2957829" cy="6512560"/>
                     </a:xfrm>
                     <a:prstGeom prst="roundRect">
                       <a:avLst>
@@ -3195,12 +3255,12 @@
           <wp:anchor distT="0" distB="0" distL="0" distR="0" simplePos="0" relativeHeight="251658240" behindDoc="1" locked="0" layoutInCell="1" allowOverlap="1">
             <wp:simplePos x="0" y="0"/>
             <wp:positionH relativeFrom="page">
-              <wp:posOffset>648335</wp:posOffset>
+              <wp:posOffset>690244</wp:posOffset>
             </wp:positionH>
             <wp:positionV relativeFrom="page">
               <wp:posOffset>469900</wp:posOffset>
             </wp:positionV>
-            <wp:extent cx="2632710" cy="6656070"/>
+            <wp:extent cx="2845434" cy="6512560"/>
             <wp:effectExtent l="0" t="0" r="0" b="0"/>
             <wp:wrapNone/>
             <wp:docPr id="3" name="frame3"/>
@@ -3212,7 +3272,7 @@
                   <wps:spPr>
                     <a:xfrm>
                       <a:off x="0" y="0"/>
-                      <a:ext cx="2632710" cy="6656070"/>
+                      <a:ext cx="2845434" cy="6512560"/>
                     </a:xfrm>
                     <a:prstGeom prst="roundRect">
                       <a:avLst>
@@ -3237,7 +3297,7 @@
     <w:p>
       <w:pPr>
         <w:snapToGrid w:val="0"/>
-        <w:spacing w:before="0" w:after="340" w:line="240" w:lineRule="auto"/>
+        <w:spacing w:before="0" w:after="220" w:line="240" w:lineRule="auto"/>
         <w:ind w:right="2200"/>
         <w:jc w:val="right"/>
       </w:pPr>
@@ -3249,21 +3309,6 @@
           <w:szCs w:val="22"/>
         </w:rPr>
         <w:t xml:space="preserve">二年　　組　　　番　氏名</w:t>
-      </w:r>
-    </w:p>
-    <w:p>
-      <w:pPr>
-        <w:snapToGrid w:val="0"/>
-        <w:spacing w:before="0" w:after="340" w:line="240" w:lineRule="auto"/>
-      </w:pPr>
-      <w:r>
-        <w:rPr>
-          <w:rFonts w:ascii="UD デジタル教科書体 N" w:eastAsia="UD デジタル教科書体 N" w:hAnsi="UD デジタル教科書体 N" w:cs="UD デジタル教科書体 N"/>
-          <w:color w:val="1A1A1A"/>
-          <w:sz w:val="22"/>
-          <w:szCs w:val="22"/>
-        </w:rPr>
-        <w:t xml:space="preserve">書き下し文をもとに現代語訳を書け。上段の訓読文と対応する。</w:t>
       </w:r>
     </w:p>
     <w:p>
@@ -3272,7 +3317,7 @@
         <w:sectPr>
           <w:type w:val="nextPage"/>
           <w:pgSz w:w="16838" w:h="11906" w:orient="landscape"/>
-          <w:pgMar w:top="850" w:right="907" w:bottom="794" w:left="907" w:header="567" w:footer="567" w:gutter="0"/>
+          <w:pgMar w:top="850" w:right="907" w:bottom="1020" w:left="907" w:header="567" w:footer="567" w:gutter="0"/>
           <w:cols w:num="1" w:space="284" w:equalWidth="1"/>
           <w:textDirection w:val="tbRl"/>
           <w:docGrid w:type="default" w:linePitch="360" w:charSpace="0"/>
@@ -3283,6 +3328,7 @@
       <w:pPr>
         <w:snapToGrid w:val="0"/>
         <w:spacing w:before="0" w:after="280" w:line="240" w:lineRule="auto"/>
+        <w:ind w:right="170"/>
       </w:pPr>
       <w:r>
         <w:rPr/>
@@ -3463,6 +3509,7 @@
       <w:pPr>
         <w:snapToGrid w:val="0"/>
         <w:spacing w:before="0" w:after="280" w:line="240" w:lineRule="auto"/>
+        <w:ind w:right="170"/>
       </w:pPr>
       <w:r>
         <w:rPr/>
@@ -3589,6 +3636,7 @@
       <w:pPr>
         <w:snapToGrid w:val="0"/>
         <w:spacing w:before="0" w:after="280" w:line="240" w:lineRule="auto"/>
+        <w:ind w:right="170"/>
       </w:pPr>
       <w:r>
         <w:rPr>
@@ -3783,6 +3831,7 @@
       <w:pPr>
         <w:snapToGrid w:val="0"/>
         <w:spacing w:before="0" w:after="280" w:line="240" w:lineRule="auto"/>
+        <w:ind w:right="170"/>
       </w:pPr>
       <w:r>
         <w:rPr>
@@ -3953,6 +4002,7 @@
       <w:pPr>
         <w:snapToGrid w:val="0"/>
         <w:spacing w:before="0" w:after="280" w:line="240" w:lineRule="auto"/>
+        <w:ind w:right="170"/>
       </w:pPr>
       <w:r>
         <w:rPr>
@@ -4112,7 +4162,8 @@
     <w:p>
       <w:pPr>
         <w:snapToGrid w:val="0"/>
-        <w:spacing w:before="0" w:after="497" w:line="240" w:lineRule="auto"/>
+        <w:spacing w:before="0" w:after="526" w:line="240" w:lineRule="auto"/>
+        <w:ind w:right="170"/>
       </w:pPr>
       <w:r>
         <w:br w:type="column"/>
@@ -4121,8 +4172,9 @@
         <w:rPr>
           <w:rFonts w:ascii="UD デジタル教科書体 N" w:eastAsia="UD デジタル教科書体 N" w:hAnsi="UD デジタル教科書体 N" w:cs="UD デジタル教科書体 N"/>
           <w:color w:val="EE0000"/>
-          <w:sz w:val="21"/>
-          <w:szCs w:val="21"/>
+          <w:sz w:val="19"/>
+          <w:szCs w:val="19"/>
+          <w:u w:val="single" w:color="A3B4CC"/>
         </w:rPr>
         <w:t xml:space="preserve">早朝に白帝城を出発する</w:t>
       </w:r>
@@ -4130,24 +4182,26 @@
         <w:rPr>
           <w:rFonts w:ascii="UD デジタル教科書体 N" w:eastAsia="UD デジタル教科書体 N" w:hAnsi="UD デジタル教科書体 N" w:cs="UD デジタル教科書体 N"/>
           <w:color w:val="1A1A1A"/>
-          <w:sz w:val="21"/>
-          <w:szCs w:val="21"/>
-          <w:u w:val="single" w:color="B9C4D6"/>
-        </w:rPr>
-        <w:t xml:space="preserve">　　　　　　　　　　　　　　　　　　　</w:t>
+          <w:sz w:val="19"/>
+          <w:szCs w:val="19"/>
+          <w:u w:val="single" w:color="A3B4CC"/>
+        </w:rPr>
+        <w:t xml:space="preserve">　　　　　　　　　　　　　　　　　　　　</w:t>
       </w:r>
     </w:p>
     <w:p>
       <w:pPr>
         <w:snapToGrid w:val="0"/>
-        <w:spacing w:before="0" w:after="497" w:line="240" w:lineRule="auto"/>
+        <w:spacing w:before="0" w:after="526" w:line="240" w:lineRule="auto"/>
+        <w:ind w:right="170"/>
       </w:pPr>
       <w:r>
         <w:rPr>
           <w:rFonts w:ascii="UD デジタル教科書体 N" w:eastAsia="UD デジタル教科書体 N" w:hAnsi="UD デジタル教科書体 N" w:cs="UD デジタル教科書体 N"/>
           <w:color w:val="EE0000"/>
-          <w:sz w:val="21"/>
-          <w:szCs w:val="21"/>
+          <w:sz w:val="19"/>
+          <w:szCs w:val="19"/>
+          <w:u w:val="single" w:color="A3B4CC"/>
         </w:rPr>
         <w:t xml:space="preserve">朝、私は別れを告げた、朝焼け雲のたなびく白帝城に。</w:t>
       </w:r>
@@ -4155,24 +4209,26 @@
         <w:rPr>
           <w:rFonts w:ascii="UD デジタル教科書体 N" w:eastAsia="UD デジタル教科書体 N" w:hAnsi="UD デジタル教科書体 N" w:cs="UD デジタル教科書体 N"/>
           <w:color w:val="1A1A1A"/>
-          <w:sz w:val="21"/>
-          <w:szCs w:val="21"/>
-          <w:u w:val="single" w:color="B9C4D6"/>
-        </w:rPr>
-        <w:t xml:space="preserve">　　　　　</w:t>
+          <w:sz w:val="19"/>
+          <w:szCs w:val="19"/>
+          <w:u w:val="single" w:color="A3B4CC"/>
+        </w:rPr>
+        <w:t xml:space="preserve">　　　　　　</w:t>
       </w:r>
     </w:p>
     <w:p>
       <w:pPr>
         <w:snapToGrid w:val="0"/>
-        <w:spacing w:before="0" w:after="497" w:line="240" w:lineRule="auto"/>
+        <w:spacing w:before="0" w:after="526" w:line="240" w:lineRule="auto"/>
+        <w:ind w:right="170"/>
       </w:pPr>
       <w:r>
         <w:rPr>
           <w:rFonts w:ascii="UD デジタル教科書体 N" w:eastAsia="UD デジタル教科書体 N" w:hAnsi="UD デジタル教科書体 N" w:cs="UD デジタル教科書体 N"/>
           <w:color w:val="EE0000"/>
-          <w:sz w:val="21"/>
-          <w:szCs w:val="21"/>
+          <w:sz w:val="19"/>
+          <w:szCs w:val="19"/>
+          <w:u w:val="single" w:color="A3B4CC"/>
         </w:rPr>
         <w:t xml:space="preserve">（私の舟は、）千里を隔てた江陵に、たった一日で帰って行くのだ。</w:t>
       </w:r>
@@ -4180,9 +4236,9 @@
         <w:rPr>
           <w:rFonts w:ascii="UD デジタル教科書体 N" w:eastAsia="UD デジタル教科書体 N" w:hAnsi="UD デジタル教科書体 N" w:cs="UD デジタル教科書体 N"/>
           <w:color w:val="1A1A1A"/>
-          <w:sz w:val="21"/>
-          <w:szCs w:val="21"/>
-          <w:u w:val="single" w:color="B9C4D6"/>
+          <w:sz w:val="19"/>
+          <w:szCs w:val="19"/>
+          <w:u w:val="single" w:color="A3B4CC"/>
         </w:rPr>
         <w:t xml:space="preserve">　　</w:t>
       </w:r>
@@ -4190,14 +4246,16 @@
     <w:p>
       <w:pPr>
         <w:snapToGrid w:val="0"/>
-        <w:spacing w:before="0" w:after="497" w:line="240" w:lineRule="auto"/>
+        <w:spacing w:before="0" w:after="526" w:line="240" w:lineRule="auto"/>
+        <w:ind w:right="170"/>
       </w:pPr>
       <w:r>
         <w:rPr>
           <w:rFonts w:ascii="UD デジタル教科書体 N" w:eastAsia="UD デジタル教科書体 N" w:hAnsi="UD デジタル教科書体 N" w:cs="UD デジタル教科書体 N"/>
           <w:color w:val="EE0000"/>
-          <w:sz w:val="21"/>
-          <w:szCs w:val="21"/>
+          <w:sz w:val="19"/>
+          <w:szCs w:val="19"/>
+          <w:u w:val="single" w:color="A3B4CC"/>
         </w:rPr>
         <w:t xml:space="preserve">両岸に聞こえる猿の鳴き声が途切れないうちに、</w:t>
       </w:r>
@@ -4205,24 +4263,26 @@
         <w:rPr>
           <w:rFonts w:ascii="UD デジタル教科書体 N" w:eastAsia="UD デジタル教科書体 N" w:hAnsi="UD デジタル教科書体 N" w:cs="UD デジタル教科書体 N"/>
           <w:color w:val="1A1A1A"/>
-          <w:sz w:val="21"/>
-          <w:szCs w:val="21"/>
-          <w:u w:val="single" w:color="B9C4D6"/>
-        </w:rPr>
-        <w:t xml:space="preserve">　　　　　　　　</w:t>
+          <w:sz w:val="19"/>
+          <w:szCs w:val="19"/>
+          <w:u w:val="single" w:color="A3B4CC"/>
+        </w:rPr>
+        <w:t xml:space="preserve">　　　　　　　　　</w:t>
       </w:r>
     </w:p>
     <w:p>
       <w:pPr>
         <w:snapToGrid w:val="0"/>
-        <w:spacing w:before="0" w:after="497" w:line="240" w:lineRule="auto"/>
+        <w:spacing w:before="0" w:after="526" w:line="240" w:lineRule="auto"/>
+        <w:ind w:right="170"/>
       </w:pPr>
       <w:r>
         <w:rPr>
           <w:rFonts w:ascii="UD デジタル教科書体 N" w:eastAsia="UD デジタル教科書体 N" w:hAnsi="UD デジタル教科書体 N" w:cs="UD デジタル教科書体 N"/>
           <w:color w:val="EE0000"/>
-          <w:sz w:val="21"/>
-          <w:szCs w:val="21"/>
+          <w:sz w:val="19"/>
+          <w:szCs w:val="19"/>
+          <w:u w:val="single" w:color="A3B4CC"/>
         </w:rPr>
         <w:t xml:space="preserve">軽やかな小舟は、もう通り過ぎていった、幾重にも重なった山々を。</w:t>
       </w:r>
@@ -4230,9 +4290,9 @@
         <w:rPr>
           <w:rFonts w:ascii="UD デジタル教科書体 N" w:eastAsia="UD デジタル教科書体 N" w:hAnsi="UD デジタル教科書体 N" w:cs="UD デジタル教科書体 N"/>
           <w:color w:val="1A1A1A"/>
-          <w:sz w:val="21"/>
-          <w:szCs w:val="21"/>
-          <w:u w:val="single" w:color="B9C4D6"/>
+          <w:sz w:val="19"/>
+          <w:szCs w:val="19"/>
+          <w:u w:val="single" w:color="A3B4CC"/>
         </w:rPr>
         <w:t xml:space="preserve">　　</w:t>
       </w:r>
@@ -4243,10 +4303,10 @@
         <w:sectPr>
           <w:type w:val="continuous"/>
           <w:pgSz w:w="16838" w:h="11906" w:orient="landscape"/>
-          <w:pgMar w:top="850" w:right="907" w:bottom="794" w:left="907" w:header="567" w:footer="567" w:gutter="0"/>
+          <w:pgMar w:top="850" w:right="907" w:bottom="1020" w:left="907" w:header="567" w:footer="567" w:gutter="0"/>
           <w:cols w:num="2" w:space="284" w:equalWidth="0">
             <w:col w:w="3402" w:space="284"/>
-            <w:col w:w="6576"/>
+            <w:col w:w="6350"/>
           </w:cols>
           <w:textDirection w:val="tbRl"/>
           <w:docGrid w:type="default" w:linePitch="360" w:charSpace="0"/>
@@ -4256,7 +4316,8 @@
     <w:p>
       <w:pPr>
         <w:snapToGrid w:val="0"/>
-        <w:spacing w:before="0" w:after="215" w:line="240" w:lineRule="auto"/>
+        <w:spacing w:before="0" w:after="282" w:line="240" w:lineRule="auto"/>
+        <w:ind w:right="230"/>
       </w:pPr>
       <w:r>
         <w:rPr>
@@ -4273,7 +4334,8 @@
     <w:p>
       <w:pPr>
         <w:snapToGrid w:val="0"/>
-        <w:spacing w:before="0" w:after="215" w:line="240" w:lineRule="auto"/>
+        <w:spacing w:before="0" w:after="282" w:line="240" w:lineRule="auto"/>
+        <w:ind w:right="230"/>
       </w:pPr>
       <w:r>
         <w:rPr>
@@ -4288,7 +4350,8 @@
     <w:p>
       <w:pPr>
         <w:snapToGrid w:val="0"/>
-        <w:spacing w:before="0" w:after="215" w:line="240" w:lineRule="auto"/>
+        <w:spacing w:before="0" w:after="282" w:line="240" w:lineRule="auto"/>
+        <w:ind w:right="230"/>
       </w:pPr>
       <w:r>
         <w:rPr>
@@ -4312,7 +4375,8 @@
     <w:p>
       <w:pPr>
         <w:snapToGrid w:val="0"/>
-        <w:spacing w:before="0" w:after="215" w:line="240" w:lineRule="auto"/>
+        <w:spacing w:before="0" w:after="282" w:line="240" w:lineRule="auto"/>
+        <w:ind w:right="230"/>
       </w:pPr>
       <w:r>
         <w:rPr>
@@ -4370,7 +4434,8 @@
     <w:p>
       <w:pPr>
         <w:snapToGrid w:val="0"/>
-        <w:spacing w:before="0" w:after="215" w:line="240" w:lineRule="auto"/>
+        <w:spacing w:before="0" w:after="282" w:line="240" w:lineRule="auto"/>
+        <w:ind w:right="230"/>
       </w:pPr>
       <w:r>
         <w:rPr>
@@ -4394,7 +4459,8 @@
     <w:p>
       <w:pPr>
         <w:snapToGrid w:val="0"/>
-        <w:spacing w:before="0" w:after="215" w:line="240" w:lineRule="auto"/>
+        <w:spacing w:before="0" w:after="282" w:line="240" w:lineRule="auto"/>
+        <w:ind w:right="230"/>
       </w:pPr>
       <w:r>
         <w:rPr>
@@ -4409,7 +4475,8 @@
     <w:p>
       <w:pPr>
         <w:snapToGrid w:val="0"/>
-        <w:spacing w:before="0" w:after="215" w:line="240" w:lineRule="auto"/>
+        <w:spacing w:before="0" w:after="282" w:line="240" w:lineRule="auto"/>
+        <w:ind w:right="230"/>
       </w:pPr>
       <w:r>
         <w:rPr>
@@ -4503,7 +4570,8 @@
     <w:p>
       <w:pPr>
         <w:snapToGrid w:val="0"/>
-        <w:spacing w:before="0" w:after="215" w:line="240" w:lineRule="auto"/>
+        <w:spacing w:before="0" w:after="282" w:line="240" w:lineRule="auto"/>
+        <w:ind w:right="230"/>
       </w:pPr>
       <w:r>
         <w:rPr>
@@ -4520,7 +4588,8 @@
     <w:p>
       <w:pPr>
         <w:snapToGrid w:val="0"/>
-        <w:spacing w:before="0" w:after="215" w:line="240" w:lineRule="auto"/>
+        <w:spacing w:before="0" w:after="282" w:line="240" w:lineRule="auto"/>
+        <w:ind w:right="230"/>
       </w:pPr>
       <w:r>
         <w:rPr>
@@ -4729,7 +4798,8 @@
     <w:p>
       <w:pPr>
         <w:snapToGrid w:val="0"/>
-        <w:spacing w:before="0" w:after="215" w:line="240" w:lineRule="auto"/>
+        <w:spacing w:before="0" w:after="282" w:line="240" w:lineRule="auto"/>
+        <w:ind w:right="230"/>
       </w:pPr>
       <w:r>
         <w:rPr>
@@ -4859,7 +4929,8 @@
     <w:p>
       <w:pPr>
         <w:snapToGrid w:val="0"/>
-        <w:spacing w:before="0" w:after="215" w:line="240" w:lineRule="auto"/>
+        <w:spacing w:before="0" w:after="282" w:line="240" w:lineRule="auto"/>
+        <w:ind w:right="230"/>
       </w:pPr>
       <w:r>
         <w:rPr/>
@@ -5055,7 +5126,8 @@
     <w:p>
       <w:pPr>
         <w:snapToGrid w:val="0"/>
-        <w:spacing w:before="0" w:after="215" w:line="240" w:lineRule="auto"/>
+        <w:spacing w:before="0" w:after="282" w:line="240" w:lineRule="auto"/>
+        <w:ind w:right="230"/>
       </w:pPr>
       <w:r>
         <w:rPr>
@@ -5203,7 +5275,8 @@
     <w:p>
       <w:pPr>
         <w:snapToGrid w:val="0"/>
-        <w:spacing w:before="0" w:after="215" w:line="240" w:lineRule="auto"/>
+        <w:spacing w:before="0" w:after="282" w:line="240" w:lineRule="auto"/>
+        <w:ind w:right="230"/>
       </w:pPr>
       <w:r>
         <w:rPr>
@@ -5462,7 +5535,7 @@
     <w:sectPr>
       <w:type w:val="continuous"/>
       <w:pgSz w:w="16838" w:h="11906" w:orient="landscape"/>
-      <w:pgMar w:top="850" w:right="907" w:bottom="794" w:left="907" w:header="567" w:footer="567" w:gutter="0"/>
+      <w:pgMar w:top="850" w:right="907" w:bottom="1020" w:left="907" w:header="567" w:footer="567" w:gutter="0"/>
       <w:cols w:num="1" w:space="284" w:equalWidth="1"/>
       <w:textDirection w:val="tbRl"/>
       <w:docGrid w:type="default" w:linePitch="360" w:charSpace="0"/>

--- a/漢文プリント_表なし版/早発白帝城_解答版.docx
+++ b/漢文プリント_表なし版/早発白帝城_解答版.docx
@@ -5,7 +5,7 @@
     <w:p>
       <w:pPr>
         <w:snapToGrid w:val="0"/>
-        <w:spacing w:before="0" w:after="220" w:line="240" w:lineRule="auto"/>
+        <w:spacing w:before="0" w:after="140" w:line="240" w:lineRule="auto"/>
       </w:pPr>
       <w:r>
         <w:rPr>
@@ -16,19 +16,30 @@
           <w:sz w:val="24"/>
           <w:szCs w:val="24"/>
         </w:rPr>
-        <w:t xml:space="preserve">【古典探究】　李白「早発白帝城」　書き下しプリント①　　『唐詩選』</w:t>
+        <w:t xml:space="preserve">【古典探究】李白「早発白帝城」書き下し①　</w:t>
+      </w:r>
+      <w:r>
+        <w:rPr>
+          <w:rFonts w:ascii="UD デジタル教科書体 N" w:eastAsia="UD デジタル教科書体 N" w:hAnsi="UD デジタル教科書体 N" w:cs="UD デジタル教科書体 N"/>
+          <w:b/>
+          <w:bCs/>
+          <w:color w:val="1B3A6B"/>
+          <w:sz w:val="14"/>
+          <w:szCs w:val="14"/>
+        </w:rPr>
+        <w:t xml:space="preserve">『唐詩選』</w:t>
       </w:r>
       <w:r>
         <w:drawing>
           <wp:anchor distT="0" distB="0" distL="0" distR="0" simplePos="0" relativeHeight="251658240" behindDoc="1" locked="0" layoutInCell="1" allowOverlap="1">
             <wp:simplePos x="0" y="0"/>
             <wp:positionH relativeFrom="page">
-              <wp:posOffset>6375400</wp:posOffset>
+              <wp:posOffset>6623050</wp:posOffset>
             </wp:positionH>
             <wp:positionV relativeFrom="page">
-              <wp:posOffset>2810510</wp:posOffset>
+              <wp:posOffset>469900</wp:posOffset>
             </wp:positionV>
-            <wp:extent cx="3279140" cy="4171950"/>
+            <wp:extent cx="3082290" cy="6512560"/>
             <wp:effectExtent l="0" t="0" r="0" b="0"/>
             <wp:wrapNone/>
             <wp:docPr id="1" name="frame1"/>
@@ -40,7 +51,7 @@
                   <wps:spPr>
                     <a:xfrm>
                       <a:off x="0" y="0"/>
-                      <a:ext cx="3279140" cy="4171950"/>
+                      <a:ext cx="3082290" cy="6512560"/>
                     </a:xfrm>
                     <a:prstGeom prst="roundRect">
                       <a:avLst>
@@ -66,12 +77,12 @@
           <wp:anchor distT="0" distB="0" distL="0" distR="0" simplePos="0" relativeHeight="251658240" behindDoc="1" locked="0" layoutInCell="1" allowOverlap="1">
             <wp:simplePos x="0" y="0"/>
             <wp:positionH relativeFrom="page">
-              <wp:posOffset>3413759</wp:posOffset>
+              <wp:posOffset>3552190</wp:posOffset>
             </wp:positionH>
             <wp:positionV relativeFrom="page">
               <wp:posOffset>469900</wp:posOffset>
             </wp:positionV>
-            <wp:extent cx="2743835" cy="6512560"/>
+            <wp:extent cx="2915284" cy="6512560"/>
             <wp:effectExtent l="0" t="0" r="0" b="0"/>
             <wp:wrapNone/>
             <wp:docPr id="2" name="frame2"/>
@@ -83,7 +94,7 @@
                   <wps:spPr>
                     <a:xfrm>
                       <a:off x="0" y="0"/>
-                      <a:ext cx="2743835" cy="6512560"/>
+                      <a:ext cx="2915284" cy="6512560"/>
                     </a:xfrm>
                     <a:prstGeom prst="roundRect">
                       <a:avLst>
@@ -109,12 +120,12 @@
           <wp:anchor distT="0" distB="0" distL="0" distR="0" simplePos="0" relativeHeight="251658240" behindDoc="1" locked="0" layoutInCell="1" allowOverlap="1">
             <wp:simplePos x="0" y="0"/>
             <wp:positionH relativeFrom="page">
-              <wp:posOffset>737869</wp:posOffset>
+              <wp:posOffset>762000</wp:posOffset>
             </wp:positionH>
             <wp:positionV relativeFrom="page">
               <wp:posOffset>469900</wp:posOffset>
             </wp:positionV>
-            <wp:extent cx="2612389" cy="6512560"/>
+            <wp:extent cx="2726690" cy="6512560"/>
             <wp:effectExtent l="0" t="0" r="0" b="0"/>
             <wp:wrapNone/>
             <wp:docPr id="3" name="frame3"/>
@@ -126,7 +137,7 @@
                   <wps:spPr>
                     <a:xfrm>
                       <a:off x="0" y="0"/>
-                      <a:ext cx="2612389" cy="6512560"/>
+                      <a:ext cx="2726690" cy="6512560"/>
                     </a:xfrm>
                     <a:prstGeom prst="roundRect">
                       <a:avLst>
@@ -151,7 +162,7 @@
     <w:p>
       <w:pPr>
         <w:snapToGrid w:val="0"/>
-        <w:spacing w:before="0" w:after="220" w:line="240" w:lineRule="auto"/>
+        <w:spacing w:before="0" w:after="140" w:line="240" w:lineRule="auto"/>
         <w:ind w:right="2200"/>
         <w:jc w:val="right"/>
       </w:pPr>
@@ -181,7 +192,7 @@
     <w:p>
       <w:pPr>
         <w:snapToGrid w:val="0"/>
-        <w:spacing w:before="0" w:after="280" w:line="240" w:lineRule="auto"/>
+        <w:spacing w:before="0" w:after="170" w:line="240" w:lineRule="auto"/>
         <w:ind w:right="170"/>
       </w:pPr>
       <w:r>
@@ -362,7 +373,7 @@
     <w:p>
       <w:pPr>
         <w:snapToGrid w:val="0"/>
-        <w:spacing w:before="0" w:after="280" w:line="240" w:lineRule="auto"/>
+        <w:spacing w:before="0" w:after="170" w:line="240" w:lineRule="auto"/>
         <w:ind w:right="170"/>
       </w:pPr>
       <w:r>
@@ -489,7 +500,7 @@
     <w:p>
       <w:pPr>
         <w:snapToGrid w:val="0"/>
-        <w:spacing w:before="0" w:after="280" w:line="240" w:lineRule="auto"/>
+        <w:spacing w:before="0" w:after="170" w:line="240" w:lineRule="auto"/>
         <w:ind w:right="170"/>
       </w:pPr>
       <w:r>
@@ -684,7 +695,7 @@
     <w:p>
       <w:pPr>
         <w:snapToGrid w:val="0"/>
-        <w:spacing w:before="0" w:after="280" w:line="240" w:lineRule="auto"/>
+        <w:spacing w:before="0" w:after="170" w:line="240" w:lineRule="auto"/>
         <w:ind w:right="170"/>
       </w:pPr>
       <w:r>
@@ -855,7 +866,7 @@
     <w:p>
       <w:pPr>
         <w:snapToGrid w:val="0"/>
-        <w:spacing w:before="0" w:after="280" w:line="240" w:lineRule="auto"/>
+        <w:spacing w:before="0" w:after="170" w:line="240" w:lineRule="auto"/>
         <w:ind w:right="170"/>
       </w:pPr>
       <w:r>
@@ -1016,7 +1027,7 @@
     <w:p>
       <w:pPr>
         <w:snapToGrid w:val="0"/>
-        <w:spacing w:before="0" w:after="410" w:line="240" w:lineRule="auto"/>
+        <w:spacing w:before="0" w:after="300" w:line="240" w:lineRule="auto"/>
         <w:ind w:right="170"/>
       </w:pPr>
       <w:r>
@@ -1036,7 +1047,7 @@
             <w:r>
               <w:rPr>
                 <w:rFonts w:ascii="UD デジタル教科書体 N" w:eastAsia="UD デジタル教科書体 N" w:hAnsi="UD デジタル教科書体 N" w:cs="UD デジタル教科書体 N"/>
-                <w:color w:val="EE0000"/>
+                <w:color w:val="1A1A1A"/>
                 <w:sz w:val="12"/>
                 <w:szCs w:val="12"/>
               </w:rPr>
@@ -1047,10 +1058,10 @@
             <w:r>
               <w:rPr>
                 <w:rFonts w:ascii="UD デジタル教科書体 N" w:eastAsia="UD デジタル教科書体 N" w:hAnsi="UD デジタル教科書体 N" w:cs="UD デジタル教科書体 N"/>
-                <w:color w:val="EE0000"/>
+                <w:color w:val="1A1A1A"/>
                 <w:sz w:val="27"/>
                 <w:szCs w:val="27"/>
-                <w:u w:val="single" w:color="A3B4CC"/>
+                <w:bdr w:val="single" w:sz="4" w:space="0" w:color="A3B4CC"/>
               </w:rPr>
               <w:t xml:space="preserve">早</w:t>
             </w:r>
@@ -1060,10 +1071,10 @@
       <w:r>
         <w:rPr>
           <w:rFonts w:ascii="UD デジタル教科書体 N" w:eastAsia="UD デジタル教科書体 N" w:hAnsi="UD デジタル教科書体 N" w:cs="UD デジタル教科書体 N"/>
-          <w:color w:val="EE0000"/>
+          <w:color w:val="1A1A1A"/>
           <w:sz w:val="27"/>
           <w:szCs w:val="27"/>
-          <w:u w:val="single" w:color="A3B4CC"/>
+          <w:bdr w:val="single" w:sz="5" w:space="0" w:color="A3B4CC"/>
         </w:rPr>
         <w:t xml:space="preserve">に</w:t>
       </w:r>
@@ -1081,7 +1092,7 @@
             <w:r>
               <w:rPr>
                 <w:rFonts w:ascii="UD デジタル教科書体 N" w:eastAsia="UD デジタル教科書体 N" w:hAnsi="UD デジタル教科書体 N" w:cs="UD デジタル教科書体 N"/>
-                <w:color w:val="EE0000"/>
+                <w:color w:val="1A1A1A"/>
                 <w:sz w:val="12"/>
                 <w:szCs w:val="12"/>
               </w:rPr>
@@ -1092,10 +1103,10 @@
             <w:r>
               <w:rPr>
                 <w:rFonts w:ascii="UD デジタル教科書体 N" w:eastAsia="UD デジタル教科書体 N" w:hAnsi="UD デジタル教科書体 N" w:cs="UD デジタル教科書体 N"/>
-                <w:color w:val="EE0000"/>
+                <w:color w:val="1A1A1A"/>
                 <w:sz w:val="27"/>
                 <w:szCs w:val="27"/>
-                <w:u w:val="single" w:color="A3B4CC"/>
+                <w:bdr w:val="single" w:sz="4" w:space="0" w:color="A3B4CC"/>
               </w:rPr>
               <w:t xml:space="preserve">白帝城</w:t>
             </w:r>
@@ -1105,10 +1116,10 @@
       <w:r>
         <w:rPr>
           <w:rFonts w:ascii="UD デジタル教科書体 N" w:eastAsia="UD デジタル教科書体 N" w:hAnsi="UD デジタル教科書体 N" w:cs="UD デジタル教科書体 N"/>
-          <w:color w:val="EE0000"/>
+          <w:color w:val="1A1A1A"/>
           <w:sz w:val="27"/>
           <w:szCs w:val="27"/>
-          <w:u w:val="single" w:color="A3B4CC"/>
+          <w:bdr w:val="single" w:sz="5" w:space="0" w:color="A3B4CC"/>
         </w:rPr>
         <w:t xml:space="preserve">を</w:t>
       </w:r>
@@ -1126,7 +1137,7 @@
             <w:r>
               <w:rPr>
                 <w:rFonts w:ascii="UD デジタル教科書体 N" w:eastAsia="UD デジタル教科書体 N" w:hAnsi="UD デジタル教科書体 N" w:cs="UD デジタル教科書体 N"/>
-                <w:color w:val="EE0000"/>
+                <w:color w:val="1A1A1A"/>
                 <w:sz w:val="12"/>
                 <w:szCs w:val="12"/>
               </w:rPr>
@@ -1137,10 +1148,10 @@
             <w:r>
               <w:rPr>
                 <w:rFonts w:ascii="UD デジタル教科書体 N" w:eastAsia="UD デジタル教科書体 N" w:hAnsi="UD デジタル教科書体 N" w:cs="UD デジタル教科書体 N"/>
-                <w:color w:val="EE0000"/>
+                <w:color w:val="1A1A1A"/>
                 <w:sz w:val="27"/>
                 <w:szCs w:val="27"/>
-                <w:u w:val="single" w:color="A3B4CC"/>
+                <w:bdr w:val="single" w:sz="4" w:space="0" w:color="A3B4CC"/>
               </w:rPr>
               <w:t xml:space="preserve">発</w:t>
             </w:r>
@@ -1150,10 +1161,10 @@
       <w:r>
         <w:rPr>
           <w:rFonts w:ascii="UD デジタル教科書体 N" w:eastAsia="UD デジタル教科書体 N" w:hAnsi="UD デジタル教科書体 N" w:cs="UD デジタル教科書体 N"/>
-          <w:color w:val="EE0000"/>
+          <w:color w:val="1A1A1A"/>
           <w:sz w:val="27"/>
           <w:szCs w:val="27"/>
-          <w:u w:val="single" w:color="A3B4CC"/>
+          <w:bdr w:val="single" w:sz="5" w:space="0" w:color="A3B4CC"/>
         </w:rPr>
         <w:t xml:space="preserve">す</w:t>
       </w:r>
@@ -1163,15 +1174,135 @@
           <w:color w:val="1A1A1A"/>
           <w:sz w:val="27"/>
           <w:szCs w:val="27"/>
-          <w:u w:val="single" w:color="A3B4CC"/>
-        </w:rPr>
-        <w:t xml:space="preserve">　　　　　　　　　　　　</w:t>
+          <w:bdr w:val="single" w:sz="4" w:space="0" w:color="A3B4CC"/>
+        </w:rPr>
+        <w:t xml:space="preserve">　</w:t>
+      </w:r>
+      <w:r>
+        <w:rPr>
+          <w:rFonts w:ascii="UD デジタル教科書体 N" w:eastAsia="UD デジタル教科書体 N" w:hAnsi="UD デジタル教科書体 N" w:cs="UD デジタル教科書体 N"/>
+          <w:color w:val="1A1A1A"/>
+          <w:sz w:val="27"/>
+          <w:szCs w:val="27"/>
+          <w:bdr w:val="single" w:sz="5" w:space="0" w:color="A3B4CC"/>
+        </w:rPr>
+        <w:t xml:space="preserve">　</w:t>
+      </w:r>
+      <w:r>
+        <w:rPr>
+          <w:rFonts w:ascii="UD デジタル教科書体 N" w:eastAsia="UD デジタル教科書体 N" w:hAnsi="UD デジタル教科書体 N" w:cs="UD デジタル教科書体 N"/>
+          <w:color w:val="1A1A1A"/>
+          <w:sz w:val="27"/>
+          <w:szCs w:val="27"/>
+          <w:bdr w:val="single" w:sz="4" w:space="0" w:color="A3B4CC"/>
+        </w:rPr>
+        <w:t xml:space="preserve">　</w:t>
+      </w:r>
+      <w:r>
+        <w:rPr>
+          <w:rFonts w:ascii="UD デジタル教科書体 N" w:eastAsia="UD デジタル教科書体 N" w:hAnsi="UD デジタル教科書体 N" w:cs="UD デジタル教科書体 N"/>
+          <w:color w:val="1A1A1A"/>
+          <w:sz w:val="27"/>
+          <w:szCs w:val="27"/>
+          <w:bdr w:val="single" w:sz="5" w:space="0" w:color="A3B4CC"/>
+        </w:rPr>
+        <w:t xml:space="preserve">　</w:t>
+      </w:r>
+      <w:r>
+        <w:rPr>
+          <w:rFonts w:ascii="UD デジタル教科書体 N" w:eastAsia="UD デジタル教科書体 N" w:hAnsi="UD デジタル教科書体 N" w:cs="UD デジタル教科書体 N"/>
+          <w:color w:val="1A1A1A"/>
+          <w:sz w:val="27"/>
+          <w:szCs w:val="27"/>
+          <w:bdr w:val="single" w:sz="4" w:space="0" w:color="A3B4CC"/>
+        </w:rPr>
+        <w:t xml:space="preserve">　</w:t>
+      </w:r>
+      <w:r>
+        <w:rPr>
+          <w:rFonts w:ascii="UD デジタル教科書体 N" w:eastAsia="UD デジタル教科書体 N" w:hAnsi="UD デジタル教科書体 N" w:cs="UD デジタル教科書体 N"/>
+          <w:color w:val="1A1A1A"/>
+          <w:sz w:val="27"/>
+          <w:szCs w:val="27"/>
+          <w:bdr w:val="single" w:sz="5" w:space="0" w:color="A3B4CC"/>
+        </w:rPr>
+        <w:t xml:space="preserve">　</w:t>
+      </w:r>
+      <w:r>
+        <w:rPr>
+          <w:rFonts w:ascii="UD デジタル教科書体 N" w:eastAsia="UD デジタル教科書体 N" w:hAnsi="UD デジタル教科書体 N" w:cs="UD デジタル教科書体 N"/>
+          <w:color w:val="1A1A1A"/>
+          <w:sz w:val="27"/>
+          <w:szCs w:val="27"/>
+          <w:bdr w:val="single" w:sz="4" w:space="0" w:color="A3B4CC"/>
+        </w:rPr>
+        <w:t xml:space="preserve">　</w:t>
+      </w:r>
+      <w:r>
+        <w:rPr>
+          <w:rFonts w:ascii="UD デジタル教科書体 N" w:eastAsia="UD デジタル教科書体 N" w:hAnsi="UD デジタル教科書体 N" w:cs="UD デジタル教科書体 N"/>
+          <w:color w:val="1A1A1A"/>
+          <w:sz w:val="27"/>
+          <w:szCs w:val="27"/>
+          <w:bdr w:val="single" w:sz="5" w:space="0" w:color="A3B4CC"/>
+        </w:rPr>
+        <w:t xml:space="preserve">　</w:t>
+      </w:r>
+      <w:r>
+        <w:rPr>
+          <w:rFonts w:ascii="UD デジタル教科書体 N" w:eastAsia="UD デジタル教科書体 N" w:hAnsi="UD デジタル教科書体 N" w:cs="UD デジタル教科書体 N"/>
+          <w:color w:val="1A1A1A"/>
+          <w:sz w:val="27"/>
+          <w:szCs w:val="27"/>
+          <w:bdr w:val="single" w:sz="4" w:space="0" w:color="A3B4CC"/>
+        </w:rPr>
+        <w:t xml:space="preserve">　</w:t>
+      </w:r>
+      <w:r>
+        <w:rPr>
+          <w:rFonts w:ascii="UD デジタル教科書体 N" w:eastAsia="UD デジタル教科書体 N" w:hAnsi="UD デジタル教科書体 N" w:cs="UD デジタル教科書体 N"/>
+          <w:color w:val="1A1A1A"/>
+          <w:sz w:val="27"/>
+          <w:szCs w:val="27"/>
+          <w:bdr w:val="single" w:sz="5" w:space="0" w:color="A3B4CC"/>
+        </w:rPr>
+        <w:t xml:space="preserve">　</w:t>
+      </w:r>
+      <w:r>
+        <w:rPr>
+          <w:rFonts w:ascii="UD デジタル教科書体 N" w:eastAsia="UD デジタル教科書体 N" w:hAnsi="UD デジタル教科書体 N" w:cs="UD デジタル教科書体 N"/>
+          <w:color w:val="1A1A1A"/>
+          <w:sz w:val="27"/>
+          <w:szCs w:val="27"/>
+          <w:bdr w:val="single" w:sz="4" w:space="0" w:color="A3B4CC"/>
+        </w:rPr>
+        <w:t xml:space="preserve">　</w:t>
+      </w:r>
+      <w:r>
+        <w:rPr>
+          <w:rFonts w:ascii="UD デジタル教科書体 N" w:eastAsia="UD デジタル教科書体 N" w:hAnsi="UD デジタル教科書体 N" w:cs="UD デジタル教科書体 N"/>
+          <w:color w:val="1A1A1A"/>
+          <w:sz w:val="27"/>
+          <w:szCs w:val="27"/>
+          <w:bdr w:val="single" w:sz="5" w:space="0" w:color="A3B4CC"/>
+        </w:rPr>
+        <w:t xml:space="preserve">　</w:t>
+      </w:r>
+      <w:r>
+        <w:rPr>
+          <w:rFonts w:ascii="UD デジタル教科書体 N" w:eastAsia="UD デジタル教科書体 N" w:hAnsi="UD デジタル教科書体 N" w:cs="UD デジタル教科書体 N"/>
+          <w:color w:val="1A1A1A"/>
+          <w:sz w:val="27"/>
+          <w:szCs w:val="27"/>
+          <w:bdr w:val="single" w:sz="4" w:space="0" w:color="A3B4CC"/>
+        </w:rPr>
+        <w:t xml:space="preserve">　</w:t>
       </w:r>
     </w:p>
     <w:p>
       <w:pPr>
         <w:snapToGrid w:val="0"/>
-        <w:spacing w:before="0" w:after="410" w:line="240" w:lineRule="auto"/>
+        <w:spacing w:before="0" w:after="300" w:line="240" w:lineRule="auto"/>
         <w:ind w:right="170"/>
       </w:pPr>
       <w:r>
@@ -1188,7 +1319,7 @@
             <w:r>
               <w:rPr>
                 <w:rFonts w:ascii="UD デジタル教科書体 N" w:eastAsia="UD デジタル教科書体 N" w:hAnsi="UD デジタル教科書体 N" w:cs="UD デジタル教科書体 N"/>
-                <w:color w:val="EE0000"/>
+                <w:color w:val="1A1A1A"/>
                 <w:sz w:val="12"/>
                 <w:szCs w:val="12"/>
               </w:rPr>
@@ -1199,10 +1330,10 @@
             <w:r>
               <w:rPr>
                 <w:rFonts w:ascii="UD デジタル教科書体 N" w:eastAsia="UD デジタル教科書体 N" w:hAnsi="UD デジタル教科書体 N" w:cs="UD デジタル教科書体 N"/>
-                <w:color w:val="EE0000"/>
+                <w:color w:val="1A1A1A"/>
                 <w:sz w:val="27"/>
                 <w:szCs w:val="27"/>
-                <w:u w:val="single" w:color="A3B4CC"/>
+                <w:bdr w:val="single" w:sz="4" w:space="0" w:color="A3B4CC"/>
               </w:rPr>
               <w:t xml:space="preserve">朝</w:t>
             </w:r>
@@ -1212,10 +1343,10 @@
       <w:r>
         <w:rPr>
           <w:rFonts w:ascii="UD デジタル教科書体 N" w:eastAsia="UD デジタル教科書体 N" w:hAnsi="UD デジタル教科書体 N" w:cs="UD デジタル教科書体 N"/>
-          <w:color w:val="EE0000"/>
+          <w:color w:val="1A1A1A"/>
           <w:sz w:val="27"/>
           <w:szCs w:val="27"/>
-          <w:u w:val="single" w:color="A3B4CC"/>
+          <w:bdr w:val="single" w:sz="5" w:space="0" w:color="A3B4CC"/>
         </w:rPr>
         <w:t xml:space="preserve">に</w:t>
       </w:r>
@@ -1233,7 +1364,7 @@
             <w:r>
               <w:rPr>
                 <w:rFonts w:ascii="UD デジタル教科書体 N" w:eastAsia="UD デジタル教科書体 N" w:hAnsi="UD デジタル教科書体 N" w:cs="UD デジタル教科書体 N"/>
-                <w:color w:val="EE0000"/>
+                <w:color w:val="1A1A1A"/>
                 <w:sz w:val="12"/>
                 <w:szCs w:val="12"/>
               </w:rPr>
@@ -1244,10 +1375,10 @@
             <w:r>
               <w:rPr>
                 <w:rFonts w:ascii="UD デジタル教科書体 N" w:eastAsia="UD デジタル教科書体 N" w:hAnsi="UD デジタル教科書体 N" w:cs="UD デジタル教科書体 N"/>
-                <w:color w:val="EE0000"/>
+                <w:color w:val="1A1A1A"/>
                 <w:sz w:val="27"/>
                 <w:szCs w:val="27"/>
-                <w:u w:val="single" w:color="A3B4CC"/>
+                <w:bdr w:val="single" w:sz="4" w:space="0" w:color="A3B4CC"/>
               </w:rPr>
               <w:t xml:space="preserve">辞</w:t>
             </w:r>
@@ -1257,10 +1388,10 @@
       <w:r>
         <w:rPr>
           <w:rFonts w:ascii="UD デジタル教科書体 N" w:eastAsia="UD デジタル教科書体 N" w:hAnsi="UD デジタル教科書体 N" w:cs="UD デジタル教科書体 N"/>
-          <w:color w:val="EE0000"/>
+          <w:color w:val="1A1A1A"/>
           <w:sz w:val="27"/>
           <w:szCs w:val="27"/>
-          <w:u w:val="single" w:color="A3B4CC"/>
+          <w:bdr w:val="single" w:sz="5" w:space="0" w:color="A3B4CC"/>
         </w:rPr>
         <w:t xml:space="preserve">す</w:t>
       </w:r>
@@ -1278,7 +1409,7 @@
             <w:r>
               <w:rPr>
                 <w:rFonts w:ascii="UD デジタル教科書体 N" w:eastAsia="UD デジタル教科書体 N" w:hAnsi="UD デジタル教科書体 N" w:cs="UD デジタル教科書体 N"/>
-                <w:color w:val="EE0000"/>
+                <w:color w:val="1A1A1A"/>
                 <w:sz w:val="12"/>
                 <w:szCs w:val="12"/>
               </w:rPr>
@@ -1289,10 +1420,10 @@
             <w:r>
               <w:rPr>
                 <w:rFonts w:ascii="UD デジタル教科書体 N" w:eastAsia="UD デジタル教科書体 N" w:hAnsi="UD デジタル教科書体 N" w:cs="UD デジタル教科書体 N"/>
-                <w:color w:val="EE0000"/>
+                <w:color w:val="1A1A1A"/>
                 <w:sz w:val="27"/>
                 <w:szCs w:val="27"/>
-                <w:u w:val="single" w:color="A3B4CC"/>
+                <w:bdr w:val="single" w:sz="4" w:space="0" w:color="A3B4CC"/>
               </w:rPr>
               <w:t xml:space="preserve">白帝</w:t>
             </w:r>
@@ -1302,10 +1433,10 @@
       <w:r>
         <w:rPr>
           <w:rFonts w:ascii="UD デジタル教科書体 N" w:eastAsia="UD デジタル教科書体 N" w:hAnsi="UD デジタル教科書体 N" w:cs="UD デジタル教科書体 N"/>
-          <w:color w:val="EE0000"/>
+          <w:color w:val="1A1A1A"/>
           <w:sz w:val="27"/>
           <w:szCs w:val="27"/>
-          <w:u w:val="single" w:color="A3B4CC"/>
+          <w:bdr w:val="single" w:sz="5" w:space="0" w:color="A3B4CC"/>
         </w:rPr>
         <w:t xml:space="preserve">　</w:t>
       </w:r>
@@ -1323,7 +1454,7 @@
             <w:r>
               <w:rPr>
                 <w:rFonts w:ascii="UD デジタル教科書体 N" w:eastAsia="UD デジタル教科書体 N" w:hAnsi="UD デジタル教科書体 N" w:cs="UD デジタル教科書体 N"/>
-                <w:color w:val="EE0000"/>
+                <w:color w:val="1A1A1A"/>
                 <w:sz w:val="12"/>
                 <w:szCs w:val="12"/>
               </w:rPr>
@@ -1334,10 +1465,10 @@
             <w:r>
               <w:rPr>
                 <w:rFonts w:ascii="UD デジタル教科書体 N" w:eastAsia="UD デジタル教科書体 N" w:hAnsi="UD デジタル教科書体 N" w:cs="UD デジタル教科書体 N"/>
-                <w:color w:val="EE0000"/>
+                <w:color w:val="1A1A1A"/>
                 <w:sz w:val="27"/>
                 <w:szCs w:val="27"/>
-                <w:u w:val="single" w:color="A3B4CC"/>
+                <w:bdr w:val="single" w:sz="4" w:space="0" w:color="A3B4CC"/>
               </w:rPr>
               <w:t xml:space="preserve">彩雲</w:t>
             </w:r>
@@ -1347,10 +1478,10 @@
       <w:r>
         <w:rPr>
           <w:rFonts w:ascii="UD デジタル教科書体 N" w:eastAsia="UD デジタル教科書体 N" w:hAnsi="UD デジタル教科書体 N" w:cs="UD デジタル教科書体 N"/>
-          <w:color w:val="EE0000"/>
+          <w:color w:val="1A1A1A"/>
           <w:sz w:val="27"/>
           <w:szCs w:val="27"/>
-          <w:u w:val="single" w:color="A3B4CC"/>
+          <w:bdr w:val="single" w:sz="5" w:space="0" w:color="A3B4CC"/>
         </w:rPr>
         <w:t xml:space="preserve">の</w:t>
       </w:r>
@@ -1368,7 +1499,7 @@
             <w:r>
               <w:rPr>
                 <w:rFonts w:ascii="UD デジタル教科書体 N" w:eastAsia="UD デジタル教科書体 N" w:hAnsi="UD デジタル教科書体 N" w:cs="UD デジタル教科書体 N"/>
-                <w:color w:val="EE0000"/>
+                <w:color w:val="1A1A1A"/>
                 <w:sz w:val="12"/>
                 <w:szCs w:val="12"/>
               </w:rPr>
@@ -1379,10 +1510,10 @@
             <w:r>
               <w:rPr>
                 <w:rFonts w:ascii="UD デジタル教科書体 N" w:eastAsia="UD デジタル教科書体 N" w:hAnsi="UD デジタル教科書体 N" w:cs="UD デジタル教科書体 N"/>
-                <w:color w:val="EE0000"/>
+                <w:color w:val="1A1A1A"/>
                 <w:sz w:val="27"/>
                 <w:szCs w:val="27"/>
-                <w:u w:val="single" w:color="A3B4CC"/>
+                <w:bdr w:val="single" w:sz="4" w:space="0" w:color="A3B4CC"/>
               </w:rPr>
               <w:t xml:space="preserve">間</w:t>
             </w:r>
@@ -1395,15 +1526,105 @@
           <w:color w:val="1A1A1A"/>
           <w:sz w:val="27"/>
           <w:szCs w:val="27"/>
-          <w:u w:val="single" w:color="A3B4CC"/>
-        </w:rPr>
-        <w:t xml:space="preserve">　　　　　　　　　</w:t>
+          <w:bdr w:val="single" w:sz="5" w:space="0" w:color="A3B4CC"/>
+        </w:rPr>
+        <w:t xml:space="preserve">　</w:t>
+      </w:r>
+      <w:r>
+        <w:rPr>
+          <w:rFonts w:ascii="UD デジタル教科書体 N" w:eastAsia="UD デジタル教科書体 N" w:hAnsi="UD デジタル教科書体 N" w:cs="UD デジタル教科書体 N"/>
+          <w:color w:val="1A1A1A"/>
+          <w:sz w:val="27"/>
+          <w:szCs w:val="27"/>
+          <w:bdr w:val="single" w:sz="4" w:space="0" w:color="A3B4CC"/>
+        </w:rPr>
+        <w:t xml:space="preserve">　</w:t>
+      </w:r>
+      <w:r>
+        <w:rPr>
+          <w:rFonts w:ascii="UD デジタル教科書体 N" w:eastAsia="UD デジタル教科書体 N" w:hAnsi="UD デジタル教科書体 N" w:cs="UD デジタル教科書体 N"/>
+          <w:color w:val="1A1A1A"/>
+          <w:sz w:val="27"/>
+          <w:szCs w:val="27"/>
+          <w:bdr w:val="single" w:sz="5" w:space="0" w:color="A3B4CC"/>
+        </w:rPr>
+        <w:t xml:space="preserve">　</w:t>
+      </w:r>
+      <w:r>
+        <w:rPr>
+          <w:rFonts w:ascii="UD デジタル教科書体 N" w:eastAsia="UD デジタル教科書体 N" w:hAnsi="UD デジタル教科書体 N" w:cs="UD デジタル教科書体 N"/>
+          <w:color w:val="1A1A1A"/>
+          <w:sz w:val="27"/>
+          <w:szCs w:val="27"/>
+          <w:bdr w:val="single" w:sz="4" w:space="0" w:color="A3B4CC"/>
+        </w:rPr>
+        <w:t xml:space="preserve">　</w:t>
+      </w:r>
+      <w:r>
+        <w:rPr>
+          <w:rFonts w:ascii="UD デジタル教科書体 N" w:eastAsia="UD デジタル教科書体 N" w:hAnsi="UD デジタル教科書体 N" w:cs="UD デジタル教科書体 N"/>
+          <w:color w:val="1A1A1A"/>
+          <w:sz w:val="27"/>
+          <w:szCs w:val="27"/>
+          <w:bdr w:val="single" w:sz="5" w:space="0" w:color="A3B4CC"/>
+        </w:rPr>
+        <w:t xml:space="preserve">　</w:t>
+      </w:r>
+      <w:r>
+        <w:rPr>
+          <w:rFonts w:ascii="UD デジタル教科書体 N" w:eastAsia="UD デジタル教科書体 N" w:hAnsi="UD デジタル教科書体 N" w:cs="UD デジタル教科書体 N"/>
+          <w:color w:val="1A1A1A"/>
+          <w:sz w:val="27"/>
+          <w:szCs w:val="27"/>
+          <w:bdr w:val="single" w:sz="4" w:space="0" w:color="A3B4CC"/>
+        </w:rPr>
+        <w:t xml:space="preserve">　</w:t>
+      </w:r>
+      <w:r>
+        <w:rPr>
+          <w:rFonts w:ascii="UD デジタル教科書体 N" w:eastAsia="UD デジタル教科書体 N" w:hAnsi="UD デジタル教科書体 N" w:cs="UD デジタル教科書体 N"/>
+          <w:color w:val="1A1A1A"/>
+          <w:sz w:val="27"/>
+          <w:szCs w:val="27"/>
+          <w:bdr w:val="single" w:sz="5" w:space="0" w:color="A3B4CC"/>
+        </w:rPr>
+        <w:t xml:space="preserve">　</w:t>
+      </w:r>
+      <w:r>
+        <w:rPr>
+          <w:rFonts w:ascii="UD デジタル教科書体 N" w:eastAsia="UD デジタル教科書体 N" w:hAnsi="UD デジタル教科書体 N" w:cs="UD デジタル教科書体 N"/>
+          <w:color w:val="1A1A1A"/>
+          <w:sz w:val="27"/>
+          <w:szCs w:val="27"/>
+          <w:bdr w:val="single" w:sz="4" w:space="0" w:color="A3B4CC"/>
+        </w:rPr>
+        <w:t xml:space="preserve">　</w:t>
+      </w:r>
+      <w:r>
+        <w:rPr>
+          <w:rFonts w:ascii="UD デジタル教科書体 N" w:eastAsia="UD デジタル教科書体 N" w:hAnsi="UD デジタル教科書体 N" w:cs="UD デジタル教科書体 N"/>
+          <w:color w:val="1A1A1A"/>
+          <w:sz w:val="27"/>
+          <w:szCs w:val="27"/>
+          <w:bdr w:val="single" w:sz="5" w:space="0" w:color="A3B4CC"/>
+        </w:rPr>
+        <w:t xml:space="preserve">　</w:t>
+      </w:r>
+      <w:r>
+        <w:rPr>
+          <w:rFonts w:ascii="UD デジタル教科書体 N" w:eastAsia="UD デジタル教科書体 N" w:hAnsi="UD デジタル教科書体 N" w:cs="UD デジタル教科書体 N"/>
+          <w:color w:val="1A1A1A"/>
+          <w:sz w:val="27"/>
+          <w:szCs w:val="27"/>
+          <w:bdr w:val="single" w:sz="4" w:space="0" w:color="A3B4CC"/>
+        </w:rPr>
+        <w:t xml:space="preserve">　</w:t>
       </w:r>
     </w:p>
     <w:p>
       <w:pPr>
         <w:snapToGrid w:val="0"/>
-        <w:spacing w:before="0" w:after="410" w:line="240" w:lineRule="auto"/>
+        <w:spacing w:before="0" w:after="300" w:line="240" w:lineRule="auto"/>
         <w:ind w:right="170"/>
       </w:pPr>
       <w:r>
@@ -1420,7 +1641,7 @@
             <w:r>
               <w:rPr>
                 <w:rFonts w:ascii="UD デジタル教科書体 N" w:eastAsia="UD デジタル教科書体 N" w:hAnsi="UD デジタル教科書体 N" w:cs="UD デジタル教科書体 N"/>
-                <w:color w:val="EE0000"/>
+                <w:color w:val="1A1A1A"/>
                 <w:sz w:val="12"/>
                 <w:szCs w:val="12"/>
               </w:rPr>
@@ -1431,10 +1652,10 @@
             <w:r>
               <w:rPr>
                 <w:rFonts w:ascii="UD デジタル教科書体 N" w:eastAsia="UD デジタル教科書体 N" w:hAnsi="UD デジタル教科書体 N" w:cs="UD デジタル教科書体 N"/>
-                <w:color w:val="EE0000"/>
+                <w:color w:val="1A1A1A"/>
                 <w:sz w:val="27"/>
                 <w:szCs w:val="27"/>
-                <w:u w:val="single" w:color="A3B4CC"/>
+                <w:bdr w:val="single" w:sz="4" w:space="0" w:color="A3B4CC"/>
               </w:rPr>
               <w:t xml:space="preserve">千里</w:t>
             </w:r>
@@ -1444,10 +1665,10 @@
       <w:r>
         <w:rPr>
           <w:rFonts w:ascii="UD デジタル教科書体 N" w:eastAsia="UD デジタル教科書体 N" w:hAnsi="UD デジタル教科書体 N" w:cs="UD デジタル教科書体 N"/>
-          <w:color w:val="EE0000"/>
+          <w:color w:val="1A1A1A"/>
           <w:sz w:val="27"/>
           <w:szCs w:val="27"/>
-          <w:u w:val="single" w:color="A3B4CC"/>
+          <w:bdr w:val="single" w:sz="5" w:space="0" w:color="A3B4CC"/>
         </w:rPr>
         <w:t xml:space="preserve">の</w:t>
       </w:r>
@@ -1465,7 +1686,7 @@
             <w:r>
               <w:rPr>
                 <w:rFonts w:ascii="UD デジタル教科書体 N" w:eastAsia="UD デジタル教科書体 N" w:hAnsi="UD デジタル教科書体 N" w:cs="UD デジタル教科書体 N"/>
-                <w:color w:val="EE0000"/>
+                <w:color w:val="1A1A1A"/>
                 <w:sz w:val="12"/>
                 <w:szCs w:val="12"/>
               </w:rPr>
@@ -1476,10 +1697,10 @@
             <w:r>
               <w:rPr>
                 <w:rFonts w:ascii="UD デジタル教科書体 N" w:eastAsia="UD デジタル教科書体 N" w:hAnsi="UD デジタル教科書体 N" w:cs="UD デジタル教科書体 N"/>
-                <w:color w:val="EE0000"/>
+                <w:color w:val="1A1A1A"/>
                 <w:sz w:val="27"/>
                 <w:szCs w:val="27"/>
-                <w:u w:val="single" w:color="A3B4CC"/>
+                <w:bdr w:val="single" w:sz="4" w:space="0" w:color="A3B4CC"/>
               </w:rPr>
               <w:t xml:space="preserve">江陵</w:t>
             </w:r>
@@ -1489,10 +1710,10 @@
       <w:r>
         <w:rPr>
           <w:rFonts w:ascii="UD デジタル教科書体 N" w:eastAsia="UD デジタル教科書体 N" w:hAnsi="UD デジタル教科書体 N" w:cs="UD デジタル教科書体 N"/>
-          <w:color w:val="EE0000"/>
+          <w:color w:val="1A1A1A"/>
           <w:sz w:val="27"/>
           <w:szCs w:val="27"/>
-          <w:u w:val="single" w:color="A3B4CC"/>
+          <w:bdr w:val="single" w:sz="5" w:space="0" w:color="A3B4CC"/>
         </w:rPr>
         <w:t xml:space="preserve">　</w:t>
       </w:r>
@@ -1510,7 +1731,7 @@
             <w:r>
               <w:rPr>
                 <w:rFonts w:ascii="UD デジタル教科書体 N" w:eastAsia="UD デジタル教科書体 N" w:hAnsi="UD デジタル教科書体 N" w:cs="UD デジタル教科書体 N"/>
-                <w:color w:val="EE0000"/>
+                <w:color w:val="1A1A1A"/>
                 <w:sz w:val="12"/>
                 <w:szCs w:val="12"/>
               </w:rPr>
@@ -1521,10 +1742,10 @@
             <w:r>
               <w:rPr>
                 <w:rFonts w:ascii="UD デジタル教科書体 N" w:eastAsia="UD デジタル教科書体 N" w:hAnsi="UD デジタル教科書体 N" w:cs="UD デジタル教科書体 N"/>
-                <w:color w:val="EE0000"/>
+                <w:color w:val="1A1A1A"/>
                 <w:sz w:val="27"/>
                 <w:szCs w:val="27"/>
-                <w:u w:val="single" w:color="A3B4CC"/>
+                <w:bdr w:val="single" w:sz="4" w:space="0" w:color="A3B4CC"/>
               </w:rPr>
               <w:t xml:space="preserve">一日</w:t>
             </w:r>
@@ -1534,12 +1755,32 @@
       <w:r>
         <w:rPr>
           <w:rFonts w:ascii="UD デジタル教科書体 N" w:eastAsia="UD デジタル教科書体 N" w:hAnsi="UD デジタル教科書体 N" w:cs="UD デジタル教科書体 N"/>
-          <w:color w:val="EE0000"/>
+          <w:color w:val="1A1A1A"/>
           <w:sz w:val="27"/>
           <w:szCs w:val="27"/>
-          <w:u w:val="single" w:color="A3B4CC"/>
-        </w:rPr>
-        <w:t xml:space="preserve">にして</w:t>
+          <w:bdr w:val="single" w:sz="5" w:space="0" w:color="A3B4CC"/>
+        </w:rPr>
+        <w:t xml:space="preserve">に</w:t>
+      </w:r>
+      <w:r>
+        <w:rPr>
+          <w:rFonts w:ascii="UD デジタル教科書体 N" w:eastAsia="UD デジタル教科書体 N" w:hAnsi="UD デジタル教科書体 N" w:cs="UD デジタル教科書体 N"/>
+          <w:color w:val="1A1A1A"/>
+          <w:sz w:val="27"/>
+          <w:szCs w:val="27"/>
+          <w:bdr w:val="single" w:sz="4" w:space="0" w:color="A3B4CC"/>
+        </w:rPr>
+        <w:t xml:space="preserve">し</w:t>
+      </w:r>
+      <w:r>
+        <w:rPr>
+          <w:rFonts w:ascii="UD デジタル教科書体 N" w:eastAsia="UD デジタル教科書体 N" w:hAnsi="UD デジタル教科書体 N" w:cs="UD デジタル教科書体 N"/>
+          <w:color w:val="1A1A1A"/>
+          <w:sz w:val="27"/>
+          <w:szCs w:val="27"/>
+          <w:bdr w:val="single" w:sz="5" w:space="0" w:color="A3B4CC"/>
+        </w:rPr>
+        <w:t xml:space="preserve">て</w:t>
       </w:r>
       <w:r>
         <w:rPr/>
@@ -1555,7 +1796,7 @@
             <w:r>
               <w:rPr>
                 <w:rFonts w:ascii="UD デジタル教科書体 N" w:eastAsia="UD デジタル教科書体 N" w:hAnsi="UD デジタル教科書体 N" w:cs="UD デジタル教科書体 N"/>
-                <w:color w:val="EE0000"/>
+                <w:color w:val="1A1A1A"/>
                 <w:sz w:val="12"/>
                 <w:szCs w:val="12"/>
               </w:rPr>
@@ -1566,10 +1807,10 @@
             <w:r>
               <w:rPr>
                 <w:rFonts w:ascii="UD デジタル教科書体 N" w:eastAsia="UD デジタル教科書体 N" w:hAnsi="UD デジタル教科書体 N" w:cs="UD デジタル教科書体 N"/>
-                <w:color w:val="EE0000"/>
+                <w:color w:val="1A1A1A"/>
                 <w:sz w:val="27"/>
                 <w:szCs w:val="27"/>
-                <w:u w:val="single" w:color="A3B4CC"/>
+                <w:bdr w:val="single" w:sz="4" w:space="0" w:color="A3B4CC"/>
               </w:rPr>
               <w:t xml:space="preserve">還</w:t>
             </w:r>
@@ -1579,10 +1820,10 @@
       <w:r>
         <w:rPr>
           <w:rFonts w:ascii="UD デジタル教科書体 N" w:eastAsia="UD デジタル教科書体 N" w:hAnsi="UD デジタル教科書体 N" w:cs="UD デジタル教科書体 N"/>
-          <w:color w:val="EE0000"/>
+          <w:color w:val="1A1A1A"/>
           <w:sz w:val="27"/>
           <w:szCs w:val="27"/>
-          <w:u w:val="single" w:color="A3B4CC"/>
+          <w:bdr w:val="single" w:sz="5" w:space="0" w:color="A3B4CC"/>
         </w:rPr>
         <w:t xml:space="preserve">る</w:t>
       </w:r>
@@ -1592,15 +1833,85 @@
           <w:color w:val="1A1A1A"/>
           <w:sz w:val="27"/>
           <w:szCs w:val="27"/>
-          <w:u w:val="single" w:color="A3B4CC"/>
-        </w:rPr>
-        <w:t xml:space="preserve">　　　　　　　</w:t>
+          <w:bdr w:val="single" w:sz="4" w:space="0" w:color="A3B4CC"/>
+        </w:rPr>
+        <w:t xml:space="preserve">　</w:t>
+      </w:r>
+      <w:r>
+        <w:rPr>
+          <w:rFonts w:ascii="UD デジタル教科書体 N" w:eastAsia="UD デジタル教科書体 N" w:hAnsi="UD デジタル教科書体 N" w:cs="UD デジタル教科書体 N"/>
+          <w:color w:val="1A1A1A"/>
+          <w:sz w:val="27"/>
+          <w:szCs w:val="27"/>
+          <w:bdr w:val="single" w:sz="5" w:space="0" w:color="A3B4CC"/>
+        </w:rPr>
+        <w:t xml:space="preserve">　</w:t>
+      </w:r>
+      <w:r>
+        <w:rPr>
+          <w:rFonts w:ascii="UD デジタル教科書体 N" w:eastAsia="UD デジタル教科書体 N" w:hAnsi="UD デジタル教科書体 N" w:cs="UD デジタル教科書体 N"/>
+          <w:color w:val="1A1A1A"/>
+          <w:sz w:val="27"/>
+          <w:szCs w:val="27"/>
+          <w:bdr w:val="single" w:sz="4" w:space="0" w:color="A3B4CC"/>
+        </w:rPr>
+        <w:t xml:space="preserve">　</w:t>
+      </w:r>
+      <w:r>
+        <w:rPr>
+          <w:rFonts w:ascii="UD デジタル教科書体 N" w:eastAsia="UD デジタル教科書体 N" w:hAnsi="UD デジタル教科書体 N" w:cs="UD デジタル教科書体 N"/>
+          <w:color w:val="1A1A1A"/>
+          <w:sz w:val="27"/>
+          <w:szCs w:val="27"/>
+          <w:bdr w:val="single" w:sz="5" w:space="0" w:color="A3B4CC"/>
+        </w:rPr>
+        <w:t xml:space="preserve">　</w:t>
+      </w:r>
+      <w:r>
+        <w:rPr>
+          <w:rFonts w:ascii="UD デジタル教科書体 N" w:eastAsia="UD デジタル教科書体 N" w:hAnsi="UD デジタル教科書体 N" w:cs="UD デジタル教科書体 N"/>
+          <w:color w:val="1A1A1A"/>
+          <w:sz w:val="27"/>
+          <w:szCs w:val="27"/>
+          <w:bdr w:val="single" w:sz="4" w:space="0" w:color="A3B4CC"/>
+        </w:rPr>
+        <w:t xml:space="preserve">　</w:t>
+      </w:r>
+      <w:r>
+        <w:rPr>
+          <w:rFonts w:ascii="UD デジタル教科書体 N" w:eastAsia="UD デジタル教科書体 N" w:hAnsi="UD デジタル教科書体 N" w:cs="UD デジタル教科書体 N"/>
+          <w:color w:val="1A1A1A"/>
+          <w:sz w:val="27"/>
+          <w:szCs w:val="27"/>
+          <w:bdr w:val="single" w:sz="5" w:space="0" w:color="A3B4CC"/>
+        </w:rPr>
+        <w:t xml:space="preserve">　</w:t>
+      </w:r>
+      <w:r>
+        <w:rPr>
+          <w:rFonts w:ascii="UD デジタル教科書体 N" w:eastAsia="UD デジタル教科書体 N" w:hAnsi="UD デジタル教科書体 N" w:cs="UD デジタル教科書体 N"/>
+          <w:color w:val="1A1A1A"/>
+          <w:sz w:val="27"/>
+          <w:szCs w:val="27"/>
+          <w:bdr w:val="single" w:sz="4" w:space="0" w:color="A3B4CC"/>
+        </w:rPr>
+        <w:t xml:space="preserve">　</w:t>
+      </w:r>
+      <w:r>
+        <w:rPr>
+          <w:rFonts w:ascii="UD デジタル教科書体 N" w:eastAsia="UD デジタル教科書体 N" w:hAnsi="UD デジタル教科書体 N" w:cs="UD デジタル教科書体 N"/>
+          <w:color w:val="1A1A1A"/>
+          <w:sz w:val="27"/>
+          <w:szCs w:val="27"/>
+          <w:bdr w:val="single" w:sz="5" w:space="0" w:color="A3B4CC"/>
+        </w:rPr>
+        <w:t xml:space="preserve">　</w:t>
       </w:r>
     </w:p>
     <w:p>
       <w:pPr>
         <w:snapToGrid w:val="0"/>
-        <w:spacing w:before="0" w:after="410" w:line="240" w:lineRule="auto"/>
+        <w:spacing w:before="0" w:after="300" w:line="240" w:lineRule="auto"/>
         <w:ind w:right="170"/>
       </w:pPr>
       <w:r>
@@ -1617,7 +1928,7 @@
             <w:r>
               <w:rPr>
                 <w:rFonts w:ascii="UD デジタル教科書体 N" w:eastAsia="UD デジタル教科書体 N" w:hAnsi="UD デジタル教科書体 N" w:cs="UD デジタル教科書体 N"/>
-                <w:color w:val="EE0000"/>
+                <w:color w:val="1A1A1A"/>
                 <w:sz w:val="12"/>
                 <w:szCs w:val="12"/>
               </w:rPr>
@@ -1628,10 +1939,10 @@
             <w:r>
               <w:rPr>
                 <w:rFonts w:ascii="UD デジタル教科書体 N" w:eastAsia="UD デジタル教科書体 N" w:hAnsi="UD デジタル教科書体 N" w:cs="UD デジタル教科書体 N"/>
-                <w:color w:val="EE0000"/>
+                <w:color w:val="1A1A1A"/>
                 <w:sz w:val="27"/>
                 <w:szCs w:val="27"/>
-                <w:u w:val="single" w:color="A3B4CC"/>
+                <w:bdr w:val="single" w:sz="4" w:space="0" w:color="A3B4CC"/>
               </w:rPr>
               <w:t xml:space="preserve">両岸</w:t>
             </w:r>
@@ -1641,10 +1952,10 @@
       <w:r>
         <w:rPr>
           <w:rFonts w:ascii="UD デジタル教科書体 N" w:eastAsia="UD デジタル教科書体 N" w:hAnsi="UD デジタル教科書体 N" w:cs="UD デジタル教科書体 N"/>
-          <w:color w:val="EE0000"/>
+          <w:color w:val="1A1A1A"/>
           <w:sz w:val="27"/>
           <w:szCs w:val="27"/>
-          <w:u w:val="single" w:color="A3B4CC"/>
+          <w:bdr w:val="single" w:sz="5" w:space="0" w:color="A3B4CC"/>
         </w:rPr>
         <w:t xml:space="preserve">の</w:t>
       </w:r>
@@ -1662,7 +1973,7 @@
             <w:r>
               <w:rPr>
                 <w:rFonts w:ascii="UD デジタル教科書体 N" w:eastAsia="UD デジタル教科書体 N" w:hAnsi="UD デジタル教科書体 N" w:cs="UD デジタル教科書体 N"/>
-                <w:color w:val="EE0000"/>
+                <w:color w:val="1A1A1A"/>
                 <w:sz w:val="12"/>
                 <w:szCs w:val="12"/>
               </w:rPr>
@@ -1673,10 +1984,10 @@
             <w:r>
               <w:rPr>
                 <w:rFonts w:ascii="UD デジタル教科書体 N" w:eastAsia="UD デジタル教科書体 N" w:hAnsi="UD デジタル教科書体 N" w:cs="UD デジタル教科書体 N"/>
-                <w:color w:val="EE0000"/>
+                <w:color w:val="1A1A1A"/>
                 <w:sz w:val="27"/>
                 <w:szCs w:val="27"/>
-                <w:u w:val="single" w:color="A3B4CC"/>
+                <w:bdr w:val="single" w:sz="4" w:space="0" w:color="A3B4CC"/>
               </w:rPr>
               <w:t xml:space="preserve">猿声</w:t>
             </w:r>
@@ -1686,10 +1997,10 @@
       <w:r>
         <w:rPr>
           <w:rFonts w:ascii="UD デジタル教科書体 N" w:eastAsia="UD デジタル教科書体 N" w:hAnsi="UD デジタル教科書体 N" w:cs="UD デジタル教科書体 N"/>
-          <w:color w:val="EE0000"/>
+          <w:color w:val="1A1A1A"/>
           <w:sz w:val="27"/>
           <w:szCs w:val="27"/>
-          <w:u w:val="single" w:color="A3B4CC"/>
+          <w:bdr w:val="single" w:sz="5" w:space="0" w:color="A3B4CC"/>
         </w:rPr>
         <w:t xml:space="preserve">　</w:t>
       </w:r>
@@ -1707,7 +2018,7 @@
             <w:r>
               <w:rPr>
                 <w:rFonts w:ascii="UD デジタル教科書体 N" w:eastAsia="UD デジタル教科書体 N" w:hAnsi="UD デジタル教科書体 N" w:cs="UD デジタル教科書体 N"/>
-                <w:color w:val="EE0000"/>
+                <w:color w:val="1A1A1A"/>
                 <w:sz w:val="12"/>
                 <w:szCs w:val="12"/>
               </w:rPr>
@@ -1718,10 +2029,10 @@
             <w:r>
               <w:rPr>
                 <w:rFonts w:ascii="UD デジタル教科書体 N" w:eastAsia="UD デジタル教科書体 N" w:hAnsi="UD デジタル教科書体 N" w:cs="UD デジタル教科書体 N"/>
-                <w:color w:val="EE0000"/>
+                <w:color w:val="1A1A1A"/>
                 <w:sz w:val="27"/>
                 <w:szCs w:val="27"/>
-                <w:u w:val="single" w:color="A3B4CC"/>
+                <w:bdr w:val="single" w:sz="4" w:space="0" w:color="A3B4CC"/>
               </w:rPr>
               <w:t xml:space="preserve">啼</w:t>
             </w:r>
@@ -1731,12 +2042,22 @@
       <w:r>
         <w:rPr>
           <w:rFonts w:ascii="UD デジタル教科書体 N" w:eastAsia="UD デジタル教科書体 N" w:hAnsi="UD デジタル教科書体 N" w:cs="UD デジタル教科書体 N"/>
-          <w:color w:val="EE0000"/>
+          <w:color w:val="1A1A1A"/>
           <w:sz w:val="27"/>
           <w:szCs w:val="27"/>
-          <w:u w:val="single" w:color="A3B4CC"/>
-        </w:rPr>
-        <w:t xml:space="preserve">きて</w:t>
+          <w:bdr w:val="single" w:sz="5" w:space="0" w:color="A3B4CC"/>
+        </w:rPr>
+        <w:t xml:space="preserve">き</w:t>
+      </w:r>
+      <w:r>
+        <w:rPr>
+          <w:rFonts w:ascii="UD デジタル教科書体 N" w:eastAsia="UD デジタル教科書体 N" w:hAnsi="UD デジタル教科書体 N" w:cs="UD デジタル教科書体 N"/>
+          <w:color w:val="1A1A1A"/>
+          <w:sz w:val="27"/>
+          <w:szCs w:val="27"/>
+          <w:bdr w:val="single" w:sz="4" w:space="0" w:color="A3B4CC"/>
+        </w:rPr>
+        <w:t xml:space="preserve">て</w:t>
       </w:r>
       <w:r>
         <w:rPr/>
@@ -1752,7 +2073,7 @@
             <w:r>
               <w:rPr>
                 <w:rFonts w:ascii="UD デジタル教科書体 N" w:eastAsia="UD デジタル教科書体 N" w:hAnsi="UD デジタル教科書体 N" w:cs="UD デジタル教科書体 N"/>
-                <w:color w:val="EE0000"/>
+                <w:color w:val="1A1A1A"/>
                 <w:sz w:val="12"/>
                 <w:szCs w:val="12"/>
               </w:rPr>
@@ -1763,10 +2084,10 @@
             <w:r>
               <w:rPr>
                 <w:rFonts w:ascii="UD デジタル教科書体 N" w:eastAsia="UD デジタル教科書体 N" w:hAnsi="UD デジタル教科書体 N" w:cs="UD デジタル教科書体 N"/>
-                <w:color w:val="EE0000"/>
+                <w:color w:val="1A1A1A"/>
                 <w:sz w:val="27"/>
                 <w:szCs w:val="27"/>
-                <w:u w:val="single" w:color="A3B4CC"/>
+                <w:bdr w:val="single" w:sz="5" w:space="0" w:color="A3B4CC"/>
               </w:rPr>
               <w:t xml:space="preserve">住</w:t>
             </w:r>
@@ -1776,12 +2097,12 @@
       <w:r>
         <w:rPr>
           <w:rFonts w:ascii="UD デジタル教科書体 N" w:eastAsia="UD デジタル教科書体 N" w:hAnsi="UD デジタル教科書体 N" w:cs="UD デジタル教科書体 N"/>
-          <w:color w:val="EE0000"/>
+          <w:color w:val="1A1A1A"/>
           <w:sz w:val="27"/>
           <w:szCs w:val="27"/>
-          <w:u w:val="single" w:color="A3B4CC"/>
-        </w:rPr>
-        <w:t xml:space="preserve">まざるに</w:t>
+          <w:bdr w:val="single" w:sz="4" w:space="0" w:color="A3B4CC"/>
+        </w:rPr>
+        <w:t xml:space="preserve">ま</w:t>
       </w:r>
       <w:r>
         <w:rPr>
@@ -1789,15 +2110,105 @@
           <w:color w:val="1A1A1A"/>
           <w:sz w:val="27"/>
           <w:szCs w:val="27"/>
-          <w:u w:val="single" w:color="A3B4CC"/>
-        </w:rPr>
-        <w:t xml:space="preserve">　　　　　　</w:t>
+          <w:bdr w:val="single" w:sz="5" w:space="0" w:color="A3B4CC"/>
+        </w:rPr>
+        <w:t xml:space="preserve">ざ</w:t>
+      </w:r>
+      <w:r>
+        <w:rPr>
+          <w:rFonts w:ascii="UD デジタル教科書体 N" w:eastAsia="UD デジタル教科書体 N" w:hAnsi="UD デジタル教科書体 N" w:cs="UD デジタル教科書体 N"/>
+          <w:color w:val="1A1A1A"/>
+          <w:sz w:val="27"/>
+          <w:szCs w:val="27"/>
+          <w:bdr w:val="single" w:sz="4" w:space="0" w:color="A3B4CC"/>
+        </w:rPr>
+        <w:t xml:space="preserve">る</w:t>
+      </w:r>
+      <w:r>
+        <w:rPr>
+          <w:rFonts w:ascii="UD デジタル教科書体 N" w:eastAsia="UD デジタル教科書体 N" w:hAnsi="UD デジタル教科書体 N" w:cs="UD デジタル教科書体 N"/>
+          <w:color w:val="1A1A1A"/>
+          <w:sz w:val="27"/>
+          <w:szCs w:val="27"/>
+          <w:bdr w:val="single" w:sz="5" w:space="0" w:color="A3B4CC"/>
+        </w:rPr>
+        <w:t xml:space="preserve">に</w:t>
+      </w:r>
+      <w:r>
+        <w:rPr>
+          <w:rFonts w:ascii="UD デジタル教科書体 N" w:eastAsia="UD デジタル教科書体 N" w:hAnsi="UD デジタル教科書体 N" w:cs="UD デジタル教科書体 N"/>
+          <w:color w:val="1A1A1A"/>
+          <w:sz w:val="27"/>
+          <w:szCs w:val="27"/>
+          <w:bdr w:val="single" w:sz="4" w:space="0" w:color="A3B4CC"/>
+        </w:rPr>
+        <w:t xml:space="preserve">　</w:t>
+      </w:r>
+      <w:r>
+        <w:rPr>
+          <w:rFonts w:ascii="UD デジタル教科書体 N" w:eastAsia="UD デジタル教科書体 N" w:hAnsi="UD デジタル教科書体 N" w:cs="UD デジタル教科書体 N"/>
+          <w:color w:val="1A1A1A"/>
+          <w:sz w:val="27"/>
+          <w:szCs w:val="27"/>
+          <w:bdr w:val="single" w:sz="5" w:space="0" w:color="A3B4CC"/>
+        </w:rPr>
+        <w:t xml:space="preserve">　</w:t>
+      </w:r>
+      <w:r>
+        <w:rPr>
+          <w:rFonts w:ascii="UD デジタル教科書体 N" w:eastAsia="UD デジタル教科書体 N" w:hAnsi="UD デジタル教科書体 N" w:cs="UD デジタル教科書体 N"/>
+          <w:color w:val="1A1A1A"/>
+          <w:sz w:val="27"/>
+          <w:szCs w:val="27"/>
+          <w:bdr w:val="single" w:sz="4" w:space="0" w:color="A3B4CC"/>
+        </w:rPr>
+        <w:t xml:space="preserve">　</w:t>
+      </w:r>
+      <w:r>
+        <w:rPr>
+          <w:rFonts w:ascii="UD デジタル教科書体 N" w:eastAsia="UD デジタル教科書体 N" w:hAnsi="UD デジタル教科書体 N" w:cs="UD デジタル教科書体 N"/>
+          <w:color w:val="1A1A1A"/>
+          <w:sz w:val="27"/>
+          <w:szCs w:val="27"/>
+          <w:bdr w:val="single" w:sz="5" w:space="0" w:color="A3B4CC"/>
+        </w:rPr>
+        <w:t xml:space="preserve">　</w:t>
+      </w:r>
+      <w:r>
+        <w:rPr>
+          <w:rFonts w:ascii="UD デジタル教科書体 N" w:eastAsia="UD デジタル教科書体 N" w:hAnsi="UD デジタル教科書体 N" w:cs="UD デジタル教科書体 N"/>
+          <w:color w:val="1A1A1A"/>
+          <w:sz w:val="27"/>
+          <w:szCs w:val="27"/>
+          <w:bdr w:val="single" w:sz="4" w:space="0" w:color="A3B4CC"/>
+        </w:rPr>
+        <w:t xml:space="preserve">　</w:t>
+      </w:r>
+      <w:r>
+        <w:rPr>
+          <w:rFonts w:ascii="UD デジタル教科書体 N" w:eastAsia="UD デジタル教科書体 N" w:hAnsi="UD デジタル教科書体 N" w:cs="UD デジタル教科書体 N"/>
+          <w:color w:val="1A1A1A"/>
+          <w:sz w:val="27"/>
+          <w:szCs w:val="27"/>
+          <w:bdr w:val="single" w:sz="5" w:space="0" w:color="A3B4CC"/>
+        </w:rPr>
+        <w:t xml:space="preserve">　</w:t>
+      </w:r>
+      <w:r>
+        <w:rPr>
+          <w:rFonts w:ascii="UD デジタル教科書体 N" w:eastAsia="UD デジタル教科書体 N" w:hAnsi="UD デジタル教科書体 N" w:cs="UD デジタル教科書体 N"/>
+          <w:color w:val="1A1A1A"/>
+          <w:sz w:val="27"/>
+          <w:szCs w:val="27"/>
+          <w:bdr w:val="single" w:sz="4" w:space="0" w:color="A3B4CC"/>
+        </w:rPr>
+        <w:t xml:space="preserve">　</w:t>
       </w:r>
     </w:p>
     <w:p>
       <w:pPr>
         <w:snapToGrid w:val="0"/>
-        <w:spacing w:before="0" w:after="410" w:line="240" w:lineRule="auto"/>
+        <w:spacing w:before="0" w:after="300" w:line="240" w:lineRule="auto"/>
         <w:ind w:right="170"/>
       </w:pPr>
       <w:r>
@@ -1814,7 +2225,7 @@
             <w:r>
               <w:rPr>
                 <w:rFonts w:ascii="UD デジタル教科書体 N" w:eastAsia="UD デジタル教科書体 N" w:hAnsi="UD デジタル教科書体 N" w:cs="UD デジタル教科書体 N"/>
-                <w:color w:val="EE0000"/>
+                <w:color w:val="1A1A1A"/>
                 <w:sz w:val="12"/>
                 <w:szCs w:val="12"/>
               </w:rPr>
@@ -1825,10 +2236,10 @@
             <w:r>
               <w:rPr>
                 <w:rFonts w:ascii="UD デジタル教科書体 N" w:eastAsia="UD デジタル教科書体 N" w:hAnsi="UD デジタル教科書体 N" w:cs="UD デジタル教科書体 N"/>
-                <w:color w:val="EE0000"/>
+                <w:color w:val="1A1A1A"/>
                 <w:sz w:val="27"/>
                 <w:szCs w:val="27"/>
-                <w:u w:val="single" w:color="A3B4CC"/>
+                <w:bdr w:val="single" w:sz="4" w:space="0" w:color="A3B4CC"/>
               </w:rPr>
               <w:t xml:space="preserve">軽舟</w:t>
             </w:r>
@@ -1849,7 +2260,7 @@
             <w:r>
               <w:rPr>
                 <w:rFonts w:ascii="UD デジタル教科書体 N" w:eastAsia="UD デジタル教科書体 N" w:hAnsi="UD デジタル教科書体 N" w:cs="UD デジタル教科書体 N"/>
-                <w:color w:val="EE0000"/>
+                <w:color w:val="1A1A1A"/>
                 <w:sz w:val="12"/>
                 <w:szCs w:val="12"/>
               </w:rPr>
@@ -1860,10 +2271,10 @@
             <w:r>
               <w:rPr>
                 <w:rFonts w:ascii="UD デジタル教科書体 N" w:eastAsia="UD デジタル教科書体 N" w:hAnsi="UD デジタル教科書体 N" w:cs="UD デジタル教科書体 N"/>
-                <w:color w:val="EE0000"/>
+                <w:color w:val="1A1A1A"/>
                 <w:sz w:val="27"/>
                 <w:szCs w:val="27"/>
-                <w:u w:val="single" w:color="A3B4CC"/>
+                <w:bdr w:val="single" w:sz="5" w:space="0" w:color="A3B4CC"/>
               </w:rPr>
               <w:t xml:space="preserve">已</w:t>
             </w:r>
@@ -1873,10 +2284,10 @@
       <w:r>
         <w:rPr>
           <w:rFonts w:ascii="UD デジタル教科書体 N" w:eastAsia="UD デジタル教科書体 N" w:hAnsi="UD デジタル教科書体 N" w:cs="UD デジタル教科書体 N"/>
-          <w:color w:val="EE0000"/>
+          <w:color w:val="1A1A1A"/>
           <w:sz w:val="27"/>
           <w:szCs w:val="27"/>
-          <w:u w:val="single" w:color="A3B4CC"/>
+          <w:bdr w:val="single" w:sz="4" w:space="0" w:color="A3B4CC"/>
         </w:rPr>
         <w:t xml:space="preserve">に</w:t>
       </w:r>
@@ -1894,7 +2305,7 @@
             <w:r>
               <w:rPr>
                 <w:rFonts w:ascii="UD デジタル教科書体 N" w:eastAsia="UD デジタル教科書体 N" w:hAnsi="UD デジタル教科書体 N" w:cs="UD デジタル教科書体 N"/>
-                <w:color w:val="EE0000"/>
+                <w:color w:val="1A1A1A"/>
                 <w:sz w:val="12"/>
                 <w:szCs w:val="12"/>
               </w:rPr>
@@ -1905,10 +2316,10 @@
             <w:r>
               <w:rPr>
                 <w:rFonts w:ascii="UD デジタル教科書体 N" w:eastAsia="UD デジタル教科書体 N" w:hAnsi="UD デジタル教科書体 N" w:cs="UD デジタル教科書体 N"/>
-                <w:color w:val="EE0000"/>
+                <w:color w:val="1A1A1A"/>
                 <w:sz w:val="27"/>
                 <w:szCs w:val="27"/>
-                <w:u w:val="single" w:color="A3B4CC"/>
+                <w:bdr w:val="single" w:sz="5" w:space="0" w:color="A3B4CC"/>
               </w:rPr>
               <w:t xml:space="preserve">過</w:t>
             </w:r>
@@ -1918,12 +2329,22 @@
       <w:r>
         <w:rPr>
           <w:rFonts w:ascii="UD デジタル教科書体 N" w:eastAsia="UD デジタル教科書体 N" w:hAnsi="UD デジタル教科書体 N" w:cs="UD デジタル教科書体 N"/>
-          <w:color w:val="EE0000"/>
+          <w:color w:val="1A1A1A"/>
           <w:sz w:val="27"/>
           <w:szCs w:val="27"/>
-          <w:u w:val="single" w:color="A3B4CC"/>
-        </w:rPr>
-        <w:t xml:space="preserve">ぐ　</w:t>
+          <w:bdr w:val="single" w:sz="4" w:space="0" w:color="A3B4CC"/>
+        </w:rPr>
+        <w:t xml:space="preserve">ぐ</w:t>
+      </w:r>
+      <w:r>
+        <w:rPr>
+          <w:rFonts w:ascii="UD デジタル教科書体 N" w:eastAsia="UD デジタル教科書体 N" w:hAnsi="UD デジタル教科書体 N" w:cs="UD デジタル教科書体 N"/>
+          <w:color w:val="1A1A1A"/>
+          <w:sz w:val="27"/>
+          <w:szCs w:val="27"/>
+          <w:bdr w:val="single" w:sz="5" w:space="0" w:color="A3B4CC"/>
+        </w:rPr>
+        <w:t xml:space="preserve">　</w:t>
       </w:r>
       <w:r>
         <w:rPr/>
@@ -1939,7 +2360,7 @@
             <w:r>
               <w:rPr>
                 <w:rFonts w:ascii="UD デジタル教科書体 N" w:eastAsia="UD デジタル教科書体 N" w:hAnsi="UD デジタル教科書体 N" w:cs="UD デジタル教科書体 N"/>
-                <w:color w:val="EE0000"/>
+                <w:color w:val="1A1A1A"/>
                 <w:sz w:val="12"/>
                 <w:szCs w:val="12"/>
               </w:rPr>
@@ -1950,10 +2371,10 @@
             <w:r>
               <w:rPr>
                 <w:rFonts w:ascii="UD デジタル教科書体 N" w:eastAsia="UD デジタル教科書体 N" w:hAnsi="UD デジタル教科書体 N" w:cs="UD デジタル教科書体 N"/>
-                <w:color w:val="EE0000"/>
+                <w:color w:val="1A1A1A"/>
                 <w:sz w:val="27"/>
                 <w:szCs w:val="27"/>
-                <w:u w:val="single" w:color="A3B4CC"/>
+                <w:bdr w:val="single" w:sz="4" w:space="0" w:color="A3B4CC"/>
               </w:rPr>
               <w:t xml:space="preserve">万重</w:t>
             </w:r>
@@ -1963,10 +2384,10 @@
       <w:r>
         <w:rPr>
           <w:rFonts w:ascii="UD デジタル教科書体 N" w:eastAsia="UD デジタル教科書体 N" w:hAnsi="UD デジタル教科書体 N" w:cs="UD デジタル教科書体 N"/>
-          <w:color w:val="EE0000"/>
+          <w:color w:val="1A1A1A"/>
           <w:sz w:val="27"/>
           <w:szCs w:val="27"/>
-          <w:u w:val="single" w:color="A3B4CC"/>
+          <w:bdr w:val="single" w:sz="5" w:space="0" w:color="A3B4CC"/>
         </w:rPr>
         <w:t xml:space="preserve">の</w:t>
       </w:r>
@@ -1984,7 +2405,7 @@
             <w:r>
               <w:rPr>
                 <w:rFonts w:ascii="UD デジタル教科書体 N" w:eastAsia="UD デジタル教科書体 N" w:hAnsi="UD デジタル教科書体 N" w:cs="UD デジタル教科書体 N"/>
-                <w:color w:val="EE0000"/>
+                <w:color w:val="1A1A1A"/>
                 <w:sz w:val="12"/>
                 <w:szCs w:val="12"/>
               </w:rPr>
@@ -1995,10 +2416,10 @@
             <w:r>
               <w:rPr>
                 <w:rFonts w:ascii="UD デジタル教科書体 N" w:eastAsia="UD デジタル教科書体 N" w:hAnsi="UD デジタル教科書体 N" w:cs="UD デジタル教科書体 N"/>
-                <w:color w:val="EE0000"/>
+                <w:color w:val="1A1A1A"/>
                 <w:sz w:val="27"/>
                 <w:szCs w:val="27"/>
-                <w:u w:val="single" w:color="A3B4CC"/>
+                <w:bdr w:val="single" w:sz="4" w:space="0" w:color="A3B4CC"/>
               </w:rPr>
               <w:t xml:space="preserve">山</w:t>
             </w:r>
@@ -2011,9 +2432,99 @@
           <w:color w:val="1A1A1A"/>
           <w:sz w:val="27"/>
           <w:szCs w:val="27"/>
-          <w:u w:val="single" w:color="A3B4CC"/>
-        </w:rPr>
-        <w:t xml:space="preserve">　　　　　　　　　</w:t>
+          <w:bdr w:val="single" w:sz="5" w:space="0" w:color="A3B4CC"/>
+        </w:rPr>
+        <w:t xml:space="preserve">　</w:t>
+      </w:r>
+      <w:r>
+        <w:rPr>
+          <w:rFonts w:ascii="UD デジタル教科書体 N" w:eastAsia="UD デジタル教科書体 N" w:hAnsi="UD デジタル教科書体 N" w:cs="UD デジタル教科書体 N"/>
+          <w:color w:val="1A1A1A"/>
+          <w:sz w:val="27"/>
+          <w:szCs w:val="27"/>
+          <w:bdr w:val="single" w:sz="4" w:space="0" w:color="A3B4CC"/>
+        </w:rPr>
+        <w:t xml:space="preserve">　</w:t>
+      </w:r>
+      <w:r>
+        <w:rPr>
+          <w:rFonts w:ascii="UD デジタル教科書体 N" w:eastAsia="UD デジタル教科書体 N" w:hAnsi="UD デジタル教科書体 N" w:cs="UD デジタル教科書体 N"/>
+          <w:color w:val="1A1A1A"/>
+          <w:sz w:val="27"/>
+          <w:szCs w:val="27"/>
+          <w:bdr w:val="single" w:sz="5" w:space="0" w:color="A3B4CC"/>
+        </w:rPr>
+        <w:t xml:space="preserve">　</w:t>
+      </w:r>
+      <w:r>
+        <w:rPr>
+          <w:rFonts w:ascii="UD デジタル教科書体 N" w:eastAsia="UD デジタル教科書体 N" w:hAnsi="UD デジタル教科書体 N" w:cs="UD デジタル教科書体 N"/>
+          <w:color w:val="1A1A1A"/>
+          <w:sz w:val="27"/>
+          <w:szCs w:val="27"/>
+          <w:bdr w:val="single" w:sz="4" w:space="0" w:color="A3B4CC"/>
+        </w:rPr>
+        <w:t xml:space="preserve">　</w:t>
+      </w:r>
+      <w:r>
+        <w:rPr>
+          <w:rFonts w:ascii="UD デジタル教科書体 N" w:eastAsia="UD デジタル教科書体 N" w:hAnsi="UD デジタル教科書体 N" w:cs="UD デジタル教科書体 N"/>
+          <w:color w:val="1A1A1A"/>
+          <w:sz w:val="27"/>
+          <w:szCs w:val="27"/>
+          <w:bdr w:val="single" w:sz="5" w:space="0" w:color="A3B4CC"/>
+        </w:rPr>
+        <w:t xml:space="preserve">　</w:t>
+      </w:r>
+      <w:r>
+        <w:rPr>
+          <w:rFonts w:ascii="UD デジタル教科書体 N" w:eastAsia="UD デジタル教科書体 N" w:hAnsi="UD デジタル教科書体 N" w:cs="UD デジタル教科書体 N"/>
+          <w:color w:val="1A1A1A"/>
+          <w:sz w:val="27"/>
+          <w:szCs w:val="27"/>
+          <w:bdr w:val="single" w:sz="4" w:space="0" w:color="A3B4CC"/>
+        </w:rPr>
+        <w:t xml:space="preserve">　</w:t>
+      </w:r>
+      <w:r>
+        <w:rPr>
+          <w:rFonts w:ascii="UD デジタル教科書体 N" w:eastAsia="UD デジタル教科書体 N" w:hAnsi="UD デジタル教科書体 N" w:cs="UD デジタル教科書体 N"/>
+          <w:color w:val="1A1A1A"/>
+          <w:sz w:val="27"/>
+          <w:szCs w:val="27"/>
+          <w:bdr w:val="single" w:sz="5" w:space="0" w:color="A3B4CC"/>
+        </w:rPr>
+        <w:t xml:space="preserve">　</w:t>
+      </w:r>
+      <w:r>
+        <w:rPr>
+          <w:rFonts w:ascii="UD デジタル教科書体 N" w:eastAsia="UD デジタル教科書体 N" w:hAnsi="UD デジタル教科書体 N" w:cs="UD デジタル教科書体 N"/>
+          <w:color w:val="1A1A1A"/>
+          <w:sz w:val="27"/>
+          <w:szCs w:val="27"/>
+          <w:bdr w:val="single" w:sz="4" w:space="0" w:color="A3B4CC"/>
+        </w:rPr>
+        <w:t xml:space="preserve">　</w:t>
+      </w:r>
+      <w:r>
+        <w:rPr>
+          <w:rFonts w:ascii="UD デジタル教科書体 N" w:eastAsia="UD デジタル教科書体 N" w:hAnsi="UD デジタル教科書体 N" w:cs="UD デジタル教科書体 N"/>
+          <w:color w:val="1A1A1A"/>
+          <w:sz w:val="27"/>
+          <w:szCs w:val="27"/>
+          <w:bdr w:val="single" w:sz="5" w:space="0" w:color="A3B4CC"/>
+        </w:rPr>
+        <w:t xml:space="preserve">　</w:t>
+      </w:r>
+      <w:r>
+        <w:rPr>
+          <w:rFonts w:ascii="UD デジタル教科書体 N" w:eastAsia="UD デジタル教科書体 N" w:hAnsi="UD デジタル教科書体 N" w:cs="UD デジタル教科書体 N"/>
+          <w:color w:val="1A1A1A"/>
+          <w:sz w:val="27"/>
+          <w:szCs w:val="27"/>
+          <w:bdr w:val="single" w:sz="4" w:space="0" w:color="A3B4CC"/>
+        </w:rPr>
+        <w:t xml:space="preserve">　</w:t>
       </w:r>
     </w:p>
     <w:p>
@@ -2035,7 +2546,7 @@
     <w:p>
       <w:pPr>
         <w:snapToGrid w:val="0"/>
-        <w:spacing w:before="0" w:after="355" w:line="240" w:lineRule="auto"/>
+        <w:spacing w:before="0" w:after="400" w:line="240" w:lineRule="auto"/>
         <w:ind w:right="230"/>
       </w:pPr>
       <w:r>
@@ -2053,7 +2564,7 @@
     <w:p>
       <w:pPr>
         <w:snapToGrid w:val="0"/>
-        <w:spacing w:before="0" w:after="355" w:line="240" w:lineRule="auto"/>
+        <w:spacing w:before="0" w:after="400" w:line="240" w:lineRule="auto"/>
         <w:ind w:right="230"/>
       </w:pPr>
       <w:r>
@@ -2105,7 +2616,7 @@
     <w:p>
       <w:pPr>
         <w:snapToGrid w:val="0"/>
-        <w:spacing w:before="0" w:after="355" w:line="240" w:lineRule="auto"/>
+        <w:spacing w:before="0" w:after="400" w:line="240" w:lineRule="auto"/>
         <w:ind w:right="230"/>
       </w:pPr>
       <w:r>
@@ -2121,7 +2632,7 @@
     <w:p>
       <w:pPr>
         <w:snapToGrid w:val="0"/>
-        <w:spacing w:before="0" w:after="355" w:line="240" w:lineRule="auto"/>
+        <w:spacing w:before="0" w:after="400" w:line="240" w:lineRule="auto"/>
         <w:ind w:right="230"/>
       </w:pPr>
       <w:r>
@@ -2263,7 +2774,7 @@
     <w:p>
       <w:pPr>
         <w:snapToGrid w:val="0"/>
-        <w:spacing w:before="0" w:after="355" w:line="240" w:lineRule="auto"/>
+        <w:spacing w:before="0" w:after="400" w:line="240" w:lineRule="auto"/>
         <w:ind w:right="230"/>
       </w:pPr>
       <w:r>
@@ -2279,7 +2790,7 @@
     <w:p>
       <w:pPr>
         <w:snapToGrid w:val="0"/>
-        <w:spacing w:before="0" w:after="355" w:line="240" w:lineRule="auto"/>
+        <w:spacing w:before="0" w:after="400" w:line="240" w:lineRule="auto"/>
         <w:ind w:right="230"/>
       </w:pPr>
       <w:r>
@@ -2421,7 +2932,7 @@
     <w:p>
       <w:pPr>
         <w:snapToGrid w:val="0"/>
-        <w:spacing w:before="0" w:after="355" w:line="240" w:lineRule="auto"/>
+        <w:spacing w:before="0" w:after="400" w:line="240" w:lineRule="auto"/>
         <w:ind w:right="230"/>
       </w:pPr>
       <w:r>
@@ -2439,7 +2950,7 @@
     <w:p>
       <w:pPr>
         <w:snapToGrid w:val="0"/>
-        <w:spacing w:before="0" w:after="355" w:line="240" w:lineRule="auto"/>
+        <w:spacing w:before="0" w:after="400" w:line="240" w:lineRule="auto"/>
         <w:ind w:right="230"/>
       </w:pPr>
       <w:r>
@@ -2538,7 +3049,7 @@
     <w:p>
       <w:pPr>
         <w:snapToGrid w:val="0"/>
-        <w:spacing w:before="0" w:after="355" w:line="240" w:lineRule="auto"/>
+        <w:spacing w:before="0" w:after="400" w:line="240" w:lineRule="auto"/>
         <w:ind w:right="230"/>
       </w:pPr>
       <w:r>
@@ -2680,7 +3191,7 @@
     <w:p>
       <w:pPr>
         <w:snapToGrid w:val="0"/>
-        <w:spacing w:before="0" w:after="355" w:line="240" w:lineRule="auto"/>
+        <w:spacing w:before="0" w:after="400" w:line="240" w:lineRule="auto"/>
         <w:ind w:right="230"/>
       </w:pPr>
       <w:r>
@@ -2858,7 +3369,7 @@
     <w:p>
       <w:pPr>
         <w:snapToGrid w:val="0"/>
-        <w:spacing w:before="0" w:after="355" w:line="240" w:lineRule="auto"/>
+        <w:spacing w:before="0" w:after="400" w:line="240" w:lineRule="auto"/>
         <w:ind w:right="230"/>
       </w:pPr>
       <w:r>
@@ -3151,7 +3662,7 @@
     <w:p>
       <w:pPr>
         <w:snapToGrid w:val="0"/>
-        <w:spacing w:before="0" w:after="220" w:line="240" w:lineRule="auto"/>
+        <w:spacing w:before="0" w:after="140" w:line="240" w:lineRule="auto"/>
       </w:pPr>
       <w:r>
         <w:rPr>
@@ -3162,19 +3673,30 @@
           <w:sz w:val="24"/>
           <w:szCs w:val="24"/>
         </w:rPr>
-        <w:t xml:space="preserve">【古典探究】　李白「早発白帝城」　現代語訳プリント②　　『唐詩選』</w:t>
+        <w:t xml:space="preserve">【古典探究】李白「早発白帝城」現代語訳②　</w:t>
+      </w:r>
+      <w:r>
+        <w:rPr>
+          <w:rFonts w:ascii="UD デジタル教科書体 N" w:eastAsia="UD デジタル教科書体 N" w:hAnsi="UD デジタル教科書体 N" w:cs="UD デジタル教科書体 N"/>
+          <w:b/>
+          <w:bCs/>
+          <w:color w:val="1B3A6B"/>
+          <w:sz w:val="14"/>
+          <w:szCs w:val="14"/>
+        </w:rPr>
+        <w:t xml:space="preserve">『唐詩選』</w:t>
       </w:r>
       <w:r>
         <w:drawing>
           <wp:anchor distT="0" distB="0" distL="0" distR="0" simplePos="0" relativeHeight="251658240" behindDoc="1" locked="0" layoutInCell="1" allowOverlap="1">
             <wp:simplePos x="0" y="0"/>
             <wp:positionH relativeFrom="page">
-              <wp:posOffset>7040880</wp:posOffset>
+              <wp:posOffset>7133590</wp:posOffset>
             </wp:positionH>
             <wp:positionV relativeFrom="page">
-              <wp:posOffset>2810510</wp:posOffset>
+              <wp:posOffset>469900</wp:posOffset>
             </wp:positionV>
-            <wp:extent cx="2613659" cy="4171950"/>
+            <wp:extent cx="2571750" cy="6512560"/>
             <wp:effectExtent l="0" t="0" r="0" b="0"/>
             <wp:wrapNone/>
             <wp:docPr id="1" name="frame1"/>
@@ -3186,7 +3708,7 @@
                   <wps:spPr>
                     <a:xfrm>
                       <a:off x="0" y="0"/>
-                      <a:ext cx="2613659" cy="4171950"/>
+                      <a:ext cx="2571750" cy="6512560"/>
                     </a:xfrm>
                     <a:prstGeom prst="roundRect">
                       <a:avLst>
@@ -3212,12 +3734,12 @@
           <wp:anchor distT="0" distB="0" distL="0" distR="0" simplePos="0" relativeHeight="251658240" behindDoc="1" locked="0" layoutInCell="1" allowOverlap="1">
             <wp:simplePos x="0" y="0"/>
             <wp:positionH relativeFrom="page">
-              <wp:posOffset>3599179</wp:posOffset>
+              <wp:posOffset>3796665</wp:posOffset>
             </wp:positionH>
             <wp:positionV relativeFrom="page">
               <wp:posOffset>469900</wp:posOffset>
             </wp:positionV>
-            <wp:extent cx="2957829" cy="6512560"/>
+            <wp:extent cx="3188969" cy="6512560"/>
             <wp:effectExtent l="0" t="0" r="0" b="0"/>
             <wp:wrapNone/>
             <wp:docPr id="2" name="frame2"/>
@@ -3229,7 +3751,7 @@
                   <wps:spPr>
                     <a:xfrm>
                       <a:off x="0" y="0"/>
-                      <a:ext cx="2957829" cy="6512560"/>
+                      <a:ext cx="3188969" cy="6512560"/>
                     </a:xfrm>
                     <a:prstGeom prst="roundRect">
                       <a:avLst>
@@ -3255,12 +3777,12 @@
           <wp:anchor distT="0" distB="0" distL="0" distR="0" simplePos="0" relativeHeight="251658240" behindDoc="1" locked="0" layoutInCell="1" allowOverlap="1">
             <wp:simplePos x="0" y="0"/>
             <wp:positionH relativeFrom="page">
-              <wp:posOffset>690244</wp:posOffset>
+              <wp:posOffset>722630</wp:posOffset>
             </wp:positionH>
             <wp:positionV relativeFrom="page">
               <wp:posOffset>469900</wp:posOffset>
             </wp:positionV>
-            <wp:extent cx="2845434" cy="6512560"/>
+            <wp:extent cx="3010535" cy="6512560"/>
             <wp:effectExtent l="0" t="0" r="0" b="0"/>
             <wp:wrapNone/>
             <wp:docPr id="3" name="frame3"/>
@@ -3272,7 +3794,7 @@
                   <wps:spPr>
                     <a:xfrm>
                       <a:off x="0" y="0"/>
-                      <a:ext cx="2845434" cy="6512560"/>
+                      <a:ext cx="3010535" cy="6512560"/>
                     </a:xfrm>
                     <a:prstGeom prst="roundRect">
                       <a:avLst>
@@ -3297,7 +3819,7 @@
     <w:p>
       <w:pPr>
         <w:snapToGrid w:val="0"/>
-        <w:spacing w:before="0" w:after="220" w:line="240" w:lineRule="auto"/>
+        <w:spacing w:before="0" w:after="140" w:line="240" w:lineRule="auto"/>
         <w:ind w:right="2200"/>
         <w:jc w:val="right"/>
       </w:pPr>
@@ -3327,7 +3849,7 @@
     <w:p>
       <w:pPr>
         <w:snapToGrid w:val="0"/>
-        <w:spacing w:before="0" w:after="280" w:line="240" w:lineRule="auto"/>
+        <w:spacing w:before="0" w:after="170" w:line="240" w:lineRule="auto"/>
         <w:ind w:right="170"/>
       </w:pPr>
       <w:r>
@@ -3508,7 +4030,7 @@
     <w:p>
       <w:pPr>
         <w:snapToGrid w:val="0"/>
-        <w:spacing w:before="0" w:after="280" w:line="240" w:lineRule="auto"/>
+        <w:spacing w:before="0" w:after="170" w:line="240" w:lineRule="auto"/>
         <w:ind w:right="170"/>
       </w:pPr>
       <w:r>
@@ -3635,7 +4157,7 @@
     <w:p>
       <w:pPr>
         <w:snapToGrid w:val="0"/>
-        <w:spacing w:before="0" w:after="280" w:line="240" w:lineRule="auto"/>
+        <w:spacing w:before="0" w:after="170" w:line="240" w:lineRule="auto"/>
         <w:ind w:right="170"/>
       </w:pPr>
       <w:r>
@@ -3830,7 +4352,7 @@
     <w:p>
       <w:pPr>
         <w:snapToGrid w:val="0"/>
-        <w:spacing w:before="0" w:after="280" w:line="240" w:lineRule="auto"/>
+        <w:spacing w:before="0" w:after="170" w:line="240" w:lineRule="auto"/>
         <w:ind w:right="170"/>
       </w:pPr>
       <w:r>
@@ -4001,7 +4523,7 @@
     <w:p>
       <w:pPr>
         <w:snapToGrid w:val="0"/>
-        <w:spacing w:before="0" w:after="280" w:line="240" w:lineRule="auto"/>
+        <w:spacing w:before="0" w:after="170" w:line="240" w:lineRule="auto"/>
         <w:ind w:right="170"/>
       </w:pPr>
       <w:r>
@@ -4162,7 +4684,7 @@
     <w:p>
       <w:pPr>
         <w:snapToGrid w:val="0"/>
-        <w:spacing w:before="0" w:after="526" w:line="240" w:lineRule="auto"/>
+        <w:spacing w:before="0" w:after="451" w:line="240" w:lineRule="auto"/>
         <w:ind w:right="170"/>
       </w:pPr>
       <w:r>
@@ -4171,130 +4693,1830 @@
       <w:r>
         <w:rPr>
           <w:rFonts w:ascii="UD デジタル教科書体 N" w:eastAsia="UD デジタル教科書体 N" w:hAnsi="UD デジタル教科書体 N" w:cs="UD デジタル教科書体 N"/>
-          <w:color w:val="EE0000"/>
-          <w:sz w:val="19"/>
-          <w:szCs w:val="19"/>
-          <w:u w:val="single" w:color="A3B4CC"/>
-        </w:rPr>
-        <w:t xml:space="preserve">早朝に白帝城を出発する</w:t>
-      </w:r>
-      <w:r>
-        <w:rPr>
-          <w:rFonts w:ascii="UD デジタル教科書体 N" w:eastAsia="UD デジタル教科書体 N" w:hAnsi="UD デジタル教科書体 N" w:cs="UD デジタル教科書体 N"/>
-          <w:color w:val="1A1A1A"/>
-          <w:sz w:val="19"/>
-          <w:szCs w:val="19"/>
-          <w:u w:val="single" w:color="A3B4CC"/>
-        </w:rPr>
-        <w:t xml:space="preserve">　　　　　　　　　　　　　　　　　　　　</w:t>
+          <w:color w:val="1A1A1A"/>
+          <w:sz w:val="17"/>
+          <w:szCs w:val="17"/>
+          <w:bdr w:val="single" w:sz="4" w:space="0" w:color="A3B4CC"/>
+        </w:rPr>
+        <w:t xml:space="preserve">早</w:t>
+      </w:r>
+      <w:r>
+        <w:rPr>
+          <w:rFonts w:ascii="UD デジタル教科書体 N" w:eastAsia="UD デジタル教科書体 N" w:hAnsi="UD デジタル教科書体 N" w:cs="UD デジタル教科書体 N"/>
+          <w:color w:val="1A1A1A"/>
+          <w:sz w:val="17"/>
+          <w:szCs w:val="17"/>
+          <w:bdr w:val="single" w:sz="5" w:space="0" w:color="A3B4CC"/>
+        </w:rPr>
+        <w:t xml:space="preserve">朝</w:t>
+      </w:r>
+      <w:r>
+        <w:rPr>
+          <w:rFonts w:ascii="UD デジタル教科書体 N" w:eastAsia="UD デジタル教科書体 N" w:hAnsi="UD デジタル教科書体 N" w:cs="UD デジタル教科書体 N"/>
+          <w:color w:val="1A1A1A"/>
+          <w:sz w:val="17"/>
+          <w:szCs w:val="17"/>
+          <w:bdr w:val="single" w:sz="4" w:space="0" w:color="A3B4CC"/>
+        </w:rPr>
+        <w:t xml:space="preserve">に</w:t>
+      </w:r>
+      <w:r>
+        <w:rPr>
+          <w:rFonts w:ascii="UD デジタル教科書体 N" w:eastAsia="UD デジタル教科書体 N" w:hAnsi="UD デジタル教科書体 N" w:cs="UD デジタル教科書体 N"/>
+          <w:color w:val="1A1A1A"/>
+          <w:sz w:val="17"/>
+          <w:szCs w:val="17"/>
+          <w:bdr w:val="single" w:sz="5" w:space="0" w:color="A3B4CC"/>
+        </w:rPr>
+        <w:t xml:space="preserve">白</w:t>
+      </w:r>
+      <w:r>
+        <w:rPr>
+          <w:rFonts w:ascii="UD デジタル教科書体 N" w:eastAsia="UD デジタル教科書体 N" w:hAnsi="UD デジタル教科書体 N" w:cs="UD デジタル教科書体 N"/>
+          <w:color w:val="1A1A1A"/>
+          <w:sz w:val="17"/>
+          <w:szCs w:val="17"/>
+          <w:bdr w:val="single" w:sz="4" w:space="0" w:color="A3B4CC"/>
+        </w:rPr>
+        <w:t xml:space="preserve">帝</w:t>
+      </w:r>
+      <w:r>
+        <w:rPr>
+          <w:rFonts w:ascii="UD デジタル教科書体 N" w:eastAsia="UD デジタル教科書体 N" w:hAnsi="UD デジタル教科書体 N" w:cs="UD デジタル教科書体 N"/>
+          <w:color w:val="1A1A1A"/>
+          <w:sz w:val="17"/>
+          <w:szCs w:val="17"/>
+          <w:bdr w:val="single" w:sz="5" w:space="0" w:color="A3B4CC"/>
+        </w:rPr>
+        <w:t xml:space="preserve">城</w:t>
+      </w:r>
+      <w:r>
+        <w:rPr>
+          <w:rFonts w:ascii="UD デジタル教科書体 N" w:eastAsia="UD デジタル教科書体 N" w:hAnsi="UD デジタル教科書体 N" w:cs="UD デジタル教科書体 N"/>
+          <w:color w:val="1A1A1A"/>
+          <w:sz w:val="17"/>
+          <w:szCs w:val="17"/>
+          <w:bdr w:val="single" w:sz="4" w:space="0" w:color="A3B4CC"/>
+        </w:rPr>
+        <w:t xml:space="preserve">を</w:t>
+      </w:r>
+      <w:r>
+        <w:rPr>
+          <w:rFonts w:ascii="UD デジタル教科書体 N" w:eastAsia="UD デジタル教科書体 N" w:hAnsi="UD デジタル教科書体 N" w:cs="UD デジタル教科書体 N"/>
+          <w:color w:val="1A1A1A"/>
+          <w:sz w:val="17"/>
+          <w:szCs w:val="17"/>
+          <w:bdr w:val="single" w:sz="5" w:space="0" w:color="A3B4CC"/>
+        </w:rPr>
+        <w:t xml:space="preserve">出</w:t>
+      </w:r>
+      <w:r>
+        <w:rPr>
+          <w:rFonts w:ascii="UD デジタル教科書体 N" w:eastAsia="UD デジタル教科書体 N" w:hAnsi="UD デジタル教科書体 N" w:cs="UD デジタル教科書体 N"/>
+          <w:color w:val="1A1A1A"/>
+          <w:sz w:val="17"/>
+          <w:szCs w:val="17"/>
+          <w:bdr w:val="single" w:sz="4" w:space="0" w:color="A3B4CC"/>
+        </w:rPr>
+        <w:t xml:space="preserve">発</w:t>
+      </w:r>
+      <w:r>
+        <w:rPr>
+          <w:rFonts w:ascii="UD デジタル教科書体 N" w:eastAsia="UD デジタル教科書体 N" w:hAnsi="UD デジタル教科書体 N" w:cs="UD デジタル教科書体 N"/>
+          <w:color w:val="1A1A1A"/>
+          <w:sz w:val="17"/>
+          <w:szCs w:val="17"/>
+          <w:bdr w:val="single" w:sz="5" w:space="0" w:color="A3B4CC"/>
+        </w:rPr>
+        <w:t xml:space="preserve">す</w:t>
+      </w:r>
+      <w:r>
+        <w:rPr>
+          <w:rFonts w:ascii="UD デジタル教科書体 N" w:eastAsia="UD デジタル教科書体 N" w:hAnsi="UD デジタル教科書体 N" w:cs="UD デジタル教科書体 N"/>
+          <w:color w:val="1A1A1A"/>
+          <w:sz w:val="17"/>
+          <w:szCs w:val="17"/>
+          <w:bdr w:val="single" w:sz="4" w:space="0" w:color="A3B4CC"/>
+        </w:rPr>
+        <w:t xml:space="preserve">る</w:t>
+      </w:r>
+      <w:r>
+        <w:rPr>
+          <w:rFonts w:ascii="UD デジタル教科書体 N" w:eastAsia="UD デジタル教科書体 N" w:hAnsi="UD デジタル教科書体 N" w:cs="UD デジタル教科書体 N"/>
+          <w:color w:val="1A1A1A"/>
+          <w:sz w:val="17"/>
+          <w:szCs w:val="17"/>
+          <w:bdr w:val="single" w:sz="5" w:space="0" w:color="A3B4CC"/>
+        </w:rPr>
+        <w:t xml:space="preserve">　</w:t>
+      </w:r>
+      <w:r>
+        <w:rPr>
+          <w:rFonts w:ascii="UD デジタル教科書体 N" w:eastAsia="UD デジタル教科書体 N" w:hAnsi="UD デジタル教科書体 N" w:cs="UD デジタル教科書体 N"/>
+          <w:color w:val="1A1A1A"/>
+          <w:sz w:val="17"/>
+          <w:szCs w:val="17"/>
+          <w:bdr w:val="single" w:sz="4" w:space="0" w:color="A3B4CC"/>
+        </w:rPr>
+        <w:t xml:space="preserve">　</w:t>
+      </w:r>
+      <w:r>
+        <w:rPr>
+          <w:rFonts w:ascii="UD デジタル教科書体 N" w:eastAsia="UD デジタル教科書体 N" w:hAnsi="UD デジタル教科書体 N" w:cs="UD デジタル教科書体 N"/>
+          <w:color w:val="1A1A1A"/>
+          <w:sz w:val="17"/>
+          <w:szCs w:val="17"/>
+          <w:bdr w:val="single" w:sz="5" w:space="0" w:color="A3B4CC"/>
+        </w:rPr>
+        <w:t xml:space="preserve">　</w:t>
+      </w:r>
+      <w:r>
+        <w:rPr>
+          <w:rFonts w:ascii="UD デジタル教科書体 N" w:eastAsia="UD デジタル教科書体 N" w:hAnsi="UD デジタル教科書体 N" w:cs="UD デジタル教科書体 N"/>
+          <w:color w:val="1A1A1A"/>
+          <w:sz w:val="17"/>
+          <w:szCs w:val="17"/>
+          <w:bdr w:val="single" w:sz="4" w:space="0" w:color="A3B4CC"/>
+        </w:rPr>
+        <w:t xml:space="preserve">　</w:t>
+      </w:r>
+      <w:r>
+        <w:rPr>
+          <w:rFonts w:ascii="UD デジタル教科書体 N" w:eastAsia="UD デジタル教科書体 N" w:hAnsi="UD デジタル教科書体 N" w:cs="UD デジタル教科書体 N"/>
+          <w:color w:val="1A1A1A"/>
+          <w:sz w:val="17"/>
+          <w:szCs w:val="17"/>
+          <w:bdr w:val="single" w:sz="5" w:space="0" w:color="A3B4CC"/>
+        </w:rPr>
+        <w:t xml:space="preserve">　</w:t>
+      </w:r>
+      <w:r>
+        <w:rPr>
+          <w:rFonts w:ascii="UD デジタル教科書体 N" w:eastAsia="UD デジタル教科書体 N" w:hAnsi="UD デジタル教科書体 N" w:cs="UD デジタル教科書体 N"/>
+          <w:color w:val="1A1A1A"/>
+          <w:sz w:val="17"/>
+          <w:szCs w:val="17"/>
+          <w:bdr w:val="single" w:sz="4" w:space="0" w:color="A3B4CC"/>
+        </w:rPr>
+        <w:t xml:space="preserve">　</w:t>
+      </w:r>
+      <w:r>
+        <w:rPr>
+          <w:rFonts w:ascii="UD デジタル教科書体 N" w:eastAsia="UD デジタル教科書体 N" w:hAnsi="UD デジタル教科書体 N" w:cs="UD デジタル教科書体 N"/>
+          <w:color w:val="1A1A1A"/>
+          <w:sz w:val="17"/>
+          <w:szCs w:val="17"/>
+          <w:bdr w:val="single" w:sz="5" w:space="0" w:color="A3B4CC"/>
+        </w:rPr>
+        <w:t xml:space="preserve">　</w:t>
+      </w:r>
+      <w:r>
+        <w:rPr>
+          <w:rFonts w:ascii="UD デジタル教科書体 N" w:eastAsia="UD デジタル教科書体 N" w:hAnsi="UD デジタル教科書体 N" w:cs="UD デジタル教科書体 N"/>
+          <w:color w:val="1A1A1A"/>
+          <w:sz w:val="17"/>
+          <w:szCs w:val="17"/>
+          <w:bdr w:val="single" w:sz="4" w:space="0" w:color="A3B4CC"/>
+        </w:rPr>
+        <w:t xml:space="preserve">　</w:t>
+      </w:r>
+      <w:r>
+        <w:rPr>
+          <w:rFonts w:ascii="UD デジタル教科書体 N" w:eastAsia="UD デジタル教科書体 N" w:hAnsi="UD デジタル教科書体 N" w:cs="UD デジタル教科書体 N"/>
+          <w:color w:val="1A1A1A"/>
+          <w:sz w:val="17"/>
+          <w:szCs w:val="17"/>
+          <w:bdr w:val="single" w:sz="5" w:space="0" w:color="A3B4CC"/>
+        </w:rPr>
+        <w:t xml:space="preserve">　</w:t>
+      </w:r>
+      <w:r>
+        <w:rPr>
+          <w:rFonts w:ascii="UD デジタル教科書体 N" w:eastAsia="UD デジタル教科書体 N" w:hAnsi="UD デジタル教科書体 N" w:cs="UD デジタル教科書体 N"/>
+          <w:color w:val="1A1A1A"/>
+          <w:sz w:val="17"/>
+          <w:szCs w:val="17"/>
+          <w:bdr w:val="single" w:sz="4" w:space="0" w:color="A3B4CC"/>
+        </w:rPr>
+        <w:t xml:space="preserve">　</w:t>
+      </w:r>
+      <w:r>
+        <w:rPr>
+          <w:rFonts w:ascii="UD デジタル教科書体 N" w:eastAsia="UD デジタル教科書体 N" w:hAnsi="UD デジタル教科書体 N" w:cs="UD デジタル教科書体 N"/>
+          <w:color w:val="1A1A1A"/>
+          <w:sz w:val="17"/>
+          <w:szCs w:val="17"/>
+          <w:bdr w:val="single" w:sz="5" w:space="0" w:color="A3B4CC"/>
+        </w:rPr>
+        <w:t xml:space="preserve">　</w:t>
+      </w:r>
+      <w:r>
+        <w:rPr>
+          <w:rFonts w:ascii="UD デジタル教科書体 N" w:eastAsia="UD デジタル教科書体 N" w:hAnsi="UD デジタル教科書体 N" w:cs="UD デジタル教科書体 N"/>
+          <w:color w:val="1A1A1A"/>
+          <w:sz w:val="17"/>
+          <w:szCs w:val="17"/>
+          <w:bdr w:val="single" w:sz="4" w:space="0" w:color="A3B4CC"/>
+        </w:rPr>
+        <w:t xml:space="preserve">　</w:t>
+      </w:r>
+      <w:r>
+        <w:rPr>
+          <w:rFonts w:ascii="UD デジタル教科書体 N" w:eastAsia="UD デジタル教科書体 N" w:hAnsi="UD デジタル教科書体 N" w:cs="UD デジタル教科書体 N"/>
+          <w:color w:val="1A1A1A"/>
+          <w:sz w:val="17"/>
+          <w:szCs w:val="17"/>
+          <w:bdr w:val="single" w:sz="5" w:space="0" w:color="A3B4CC"/>
+        </w:rPr>
+        <w:t xml:space="preserve">　</w:t>
+      </w:r>
+      <w:r>
+        <w:rPr>
+          <w:rFonts w:ascii="UD デジタル教科書体 N" w:eastAsia="UD デジタル教科書体 N" w:hAnsi="UD デジタル教科書体 N" w:cs="UD デジタル教科書体 N"/>
+          <w:color w:val="1A1A1A"/>
+          <w:sz w:val="17"/>
+          <w:szCs w:val="17"/>
+          <w:bdr w:val="single" w:sz="4" w:space="0" w:color="A3B4CC"/>
+        </w:rPr>
+        <w:t xml:space="preserve">　</w:t>
+      </w:r>
+      <w:r>
+        <w:rPr>
+          <w:rFonts w:ascii="UD デジタル教科書体 N" w:eastAsia="UD デジタル教科書体 N" w:hAnsi="UD デジタル教科書体 N" w:cs="UD デジタル教科書体 N"/>
+          <w:color w:val="1A1A1A"/>
+          <w:sz w:val="17"/>
+          <w:szCs w:val="17"/>
+          <w:bdr w:val="single" w:sz="5" w:space="0" w:color="A3B4CC"/>
+        </w:rPr>
+        <w:t xml:space="preserve">　</w:t>
+      </w:r>
+      <w:r>
+        <w:rPr>
+          <w:rFonts w:ascii="UD デジタル教科書体 N" w:eastAsia="UD デジタル教科書体 N" w:hAnsi="UD デジタル教科書体 N" w:cs="UD デジタル教科書体 N"/>
+          <w:color w:val="1A1A1A"/>
+          <w:sz w:val="17"/>
+          <w:szCs w:val="17"/>
+          <w:bdr w:val="single" w:sz="4" w:space="0" w:color="A3B4CC"/>
+        </w:rPr>
+        <w:t xml:space="preserve">　</w:t>
+      </w:r>
+      <w:r>
+        <w:rPr>
+          <w:rFonts w:ascii="UD デジタル教科書体 N" w:eastAsia="UD デジタル教科書体 N" w:hAnsi="UD デジタル教科書体 N" w:cs="UD デジタル教科書体 N"/>
+          <w:color w:val="1A1A1A"/>
+          <w:sz w:val="17"/>
+          <w:szCs w:val="17"/>
+          <w:bdr w:val="single" w:sz="5" w:space="0" w:color="A3B4CC"/>
+        </w:rPr>
+        <w:t xml:space="preserve">　</w:t>
+      </w:r>
+      <w:r>
+        <w:rPr>
+          <w:rFonts w:ascii="UD デジタル教科書体 N" w:eastAsia="UD デジタル教科書体 N" w:hAnsi="UD デジタル教科書体 N" w:cs="UD デジタル教科書体 N"/>
+          <w:color w:val="1A1A1A"/>
+          <w:sz w:val="17"/>
+          <w:szCs w:val="17"/>
+          <w:bdr w:val="single" w:sz="4" w:space="0" w:color="A3B4CC"/>
+        </w:rPr>
+        <w:t xml:space="preserve">　</w:t>
+      </w:r>
+      <w:r>
+        <w:rPr>
+          <w:rFonts w:ascii="UD デジタル教科書体 N" w:eastAsia="UD デジタル教科書体 N" w:hAnsi="UD デジタル教科書体 N" w:cs="UD デジタル教科書体 N"/>
+          <w:color w:val="1A1A1A"/>
+          <w:sz w:val="17"/>
+          <w:szCs w:val="17"/>
+          <w:bdr w:val="single" w:sz="5" w:space="0" w:color="A3B4CC"/>
+        </w:rPr>
+        <w:t xml:space="preserve">　</w:t>
+      </w:r>
+      <w:r>
+        <w:rPr>
+          <w:rFonts w:ascii="UD デジタル教科書体 N" w:eastAsia="UD デジタル教科書体 N" w:hAnsi="UD デジタル教科書体 N" w:cs="UD デジタル教科書体 N"/>
+          <w:color w:val="1A1A1A"/>
+          <w:sz w:val="17"/>
+          <w:szCs w:val="17"/>
+          <w:bdr w:val="single" w:sz="4" w:space="0" w:color="A3B4CC"/>
+        </w:rPr>
+        <w:t xml:space="preserve">　</w:t>
+      </w:r>
+      <w:r>
+        <w:rPr>
+          <w:rFonts w:ascii="UD デジタル教科書体 N" w:eastAsia="UD デジタル教科書体 N" w:hAnsi="UD デジタル教科書体 N" w:cs="UD デジタル教科書体 N"/>
+          <w:color w:val="1A1A1A"/>
+          <w:sz w:val="17"/>
+          <w:szCs w:val="17"/>
+          <w:bdr w:val="single" w:sz="5" w:space="0" w:color="A3B4CC"/>
+        </w:rPr>
+        <w:t xml:space="preserve">　</w:t>
+      </w:r>
+      <w:r>
+        <w:rPr>
+          <w:rFonts w:ascii="UD デジタル教科書体 N" w:eastAsia="UD デジタル教科書体 N" w:hAnsi="UD デジタル教科書体 N" w:cs="UD デジタル教科書体 N"/>
+          <w:color w:val="1A1A1A"/>
+          <w:sz w:val="17"/>
+          <w:szCs w:val="17"/>
+          <w:bdr w:val="single" w:sz="4" w:space="0" w:color="A3B4CC"/>
+        </w:rPr>
+        <w:t xml:space="preserve">　</w:t>
+      </w:r>
+      <w:r>
+        <w:rPr>
+          <w:rFonts w:ascii="UD デジタル教科書体 N" w:eastAsia="UD デジタル教科書体 N" w:hAnsi="UD デジタル教科書体 N" w:cs="UD デジタル教科書体 N"/>
+          <w:color w:val="1A1A1A"/>
+          <w:sz w:val="17"/>
+          <w:szCs w:val="17"/>
+          <w:bdr w:val="single" w:sz="5" w:space="0" w:color="A3B4CC"/>
+        </w:rPr>
+        <w:t xml:space="preserve">　</w:t>
+      </w:r>
+      <w:r>
+        <w:rPr>
+          <w:rFonts w:ascii="UD デジタル教科書体 N" w:eastAsia="UD デジタル教科書体 N" w:hAnsi="UD デジタル教科書体 N" w:cs="UD デジタル教科書体 N"/>
+          <w:color w:val="1A1A1A"/>
+          <w:sz w:val="17"/>
+          <w:szCs w:val="17"/>
+          <w:bdr w:val="single" w:sz="4" w:space="0" w:color="A3B4CC"/>
+        </w:rPr>
+        <w:t xml:space="preserve">　</w:t>
+      </w:r>
+      <w:r>
+        <w:rPr>
+          <w:rFonts w:ascii="UD デジタル教科書体 N" w:eastAsia="UD デジタル教科書体 N" w:hAnsi="UD デジタル教科書体 N" w:cs="UD デジタル教科書体 N"/>
+          <w:color w:val="1A1A1A"/>
+          <w:sz w:val="17"/>
+          <w:szCs w:val="17"/>
+          <w:bdr w:val="single" w:sz="5" w:space="0" w:color="A3B4CC"/>
+        </w:rPr>
+        <w:t xml:space="preserve">　</w:t>
       </w:r>
     </w:p>
     <w:p>
       <w:pPr>
         <w:snapToGrid w:val="0"/>
-        <w:spacing w:before="0" w:after="526" w:line="240" w:lineRule="auto"/>
+        <w:spacing w:before="0" w:after="451" w:line="240" w:lineRule="auto"/>
         <w:ind w:right="170"/>
       </w:pPr>
       <w:r>
         <w:rPr>
           <w:rFonts w:ascii="UD デジタル教科書体 N" w:eastAsia="UD デジタル教科書体 N" w:hAnsi="UD デジタル教科書体 N" w:cs="UD デジタル教科書体 N"/>
-          <w:color w:val="EE0000"/>
-          <w:sz w:val="19"/>
-          <w:szCs w:val="19"/>
-          <w:u w:val="single" w:color="A3B4CC"/>
-        </w:rPr>
-        <w:t xml:space="preserve">朝、私は別れを告げた、朝焼け雲のたなびく白帝城に。</w:t>
-      </w:r>
-      <w:r>
-        <w:rPr>
-          <w:rFonts w:ascii="UD デジタル教科書体 N" w:eastAsia="UD デジタル教科書体 N" w:hAnsi="UD デジタル教科書体 N" w:cs="UD デジタル教科書体 N"/>
-          <w:color w:val="1A1A1A"/>
-          <w:sz w:val="19"/>
-          <w:szCs w:val="19"/>
-          <w:u w:val="single" w:color="A3B4CC"/>
-        </w:rPr>
-        <w:t xml:space="preserve">　　　　　　</w:t>
+          <w:color w:val="1A1A1A"/>
+          <w:sz w:val="17"/>
+          <w:szCs w:val="17"/>
+          <w:bdr w:val="single" w:sz="4" w:space="0" w:color="A3B4CC"/>
+        </w:rPr>
+        <w:t xml:space="preserve">朝</w:t>
+      </w:r>
+      <w:r>
+        <w:rPr>
+          <w:rFonts w:ascii="UD デジタル教科書体 N" w:eastAsia="UD デジタル教科書体 N" w:hAnsi="UD デジタル教科書体 N" w:cs="UD デジタル教科書体 N"/>
+          <w:color w:val="1A1A1A"/>
+          <w:sz w:val="17"/>
+          <w:szCs w:val="17"/>
+          <w:bdr w:val="single" w:sz="5" w:space="0" w:color="A3B4CC"/>
+        </w:rPr>
+        <w:t xml:space="preserve">、</w:t>
+      </w:r>
+      <w:r>
+        <w:rPr>
+          <w:rFonts w:ascii="UD デジタル教科書体 N" w:eastAsia="UD デジタル教科書体 N" w:hAnsi="UD デジタル教科書体 N" w:cs="UD デジタル教科書体 N"/>
+          <w:color w:val="1A1A1A"/>
+          <w:sz w:val="17"/>
+          <w:szCs w:val="17"/>
+          <w:bdr w:val="single" w:sz="4" w:space="0" w:color="A3B4CC"/>
+        </w:rPr>
+        <w:t xml:space="preserve">私</w:t>
+      </w:r>
+      <w:r>
+        <w:rPr>
+          <w:rFonts w:ascii="UD デジタル教科書体 N" w:eastAsia="UD デジタル教科書体 N" w:hAnsi="UD デジタル教科書体 N" w:cs="UD デジタル教科書体 N"/>
+          <w:color w:val="1A1A1A"/>
+          <w:sz w:val="17"/>
+          <w:szCs w:val="17"/>
+          <w:bdr w:val="single" w:sz="5" w:space="0" w:color="A3B4CC"/>
+        </w:rPr>
+        <w:t xml:space="preserve">は</w:t>
+      </w:r>
+      <w:r>
+        <w:rPr>
+          <w:rFonts w:ascii="UD デジタル教科書体 N" w:eastAsia="UD デジタル教科書体 N" w:hAnsi="UD デジタル教科書体 N" w:cs="UD デジタル教科書体 N"/>
+          <w:color w:val="1A1A1A"/>
+          <w:sz w:val="17"/>
+          <w:szCs w:val="17"/>
+          <w:bdr w:val="single" w:sz="4" w:space="0" w:color="A3B4CC"/>
+        </w:rPr>
+        <w:t xml:space="preserve">別</w:t>
+      </w:r>
+      <w:r>
+        <w:rPr>
+          <w:rFonts w:ascii="UD デジタル教科書体 N" w:eastAsia="UD デジタル教科書体 N" w:hAnsi="UD デジタル教科書体 N" w:cs="UD デジタル教科書体 N"/>
+          <w:color w:val="1A1A1A"/>
+          <w:sz w:val="17"/>
+          <w:szCs w:val="17"/>
+          <w:bdr w:val="single" w:sz="5" w:space="0" w:color="A3B4CC"/>
+        </w:rPr>
+        <w:t xml:space="preserve">れ</w:t>
+      </w:r>
+      <w:r>
+        <w:rPr>
+          <w:rFonts w:ascii="UD デジタル教科書体 N" w:eastAsia="UD デジタル教科書体 N" w:hAnsi="UD デジタル教科書体 N" w:cs="UD デジタル教科書体 N"/>
+          <w:color w:val="1A1A1A"/>
+          <w:sz w:val="17"/>
+          <w:szCs w:val="17"/>
+          <w:bdr w:val="single" w:sz="4" w:space="0" w:color="A3B4CC"/>
+        </w:rPr>
+        <w:t xml:space="preserve">を</w:t>
+      </w:r>
+      <w:r>
+        <w:rPr>
+          <w:rFonts w:ascii="UD デジタル教科書体 N" w:eastAsia="UD デジタル教科書体 N" w:hAnsi="UD デジタル教科書体 N" w:cs="UD デジタル教科書体 N"/>
+          <w:color w:val="1A1A1A"/>
+          <w:sz w:val="17"/>
+          <w:szCs w:val="17"/>
+          <w:bdr w:val="single" w:sz="5" w:space="0" w:color="A3B4CC"/>
+        </w:rPr>
+        <w:t xml:space="preserve">告</w:t>
+      </w:r>
+      <w:r>
+        <w:rPr>
+          <w:rFonts w:ascii="UD デジタル教科書体 N" w:eastAsia="UD デジタル教科書体 N" w:hAnsi="UD デジタル教科書体 N" w:cs="UD デジタル教科書体 N"/>
+          <w:color w:val="1A1A1A"/>
+          <w:sz w:val="17"/>
+          <w:szCs w:val="17"/>
+          <w:bdr w:val="single" w:sz="4" w:space="0" w:color="A3B4CC"/>
+        </w:rPr>
+        <w:t xml:space="preserve">げ</w:t>
+      </w:r>
+      <w:r>
+        <w:rPr>
+          <w:rFonts w:ascii="UD デジタル教科書体 N" w:eastAsia="UD デジタル教科書体 N" w:hAnsi="UD デジタル教科書体 N" w:cs="UD デジタル教科書体 N"/>
+          <w:color w:val="1A1A1A"/>
+          <w:sz w:val="17"/>
+          <w:szCs w:val="17"/>
+          <w:bdr w:val="single" w:sz="5" w:space="0" w:color="A3B4CC"/>
+        </w:rPr>
+        <w:t xml:space="preserve">た</w:t>
+      </w:r>
+      <w:r>
+        <w:rPr>
+          <w:rFonts w:ascii="UD デジタル教科書体 N" w:eastAsia="UD デジタル教科書体 N" w:hAnsi="UD デジタル教科書体 N" w:cs="UD デジタル教科書体 N"/>
+          <w:color w:val="1A1A1A"/>
+          <w:sz w:val="17"/>
+          <w:szCs w:val="17"/>
+          <w:bdr w:val="single" w:sz="4" w:space="0" w:color="A3B4CC"/>
+        </w:rPr>
+        <w:t xml:space="preserve">、</w:t>
+      </w:r>
+      <w:r>
+        <w:rPr>
+          <w:rFonts w:ascii="UD デジタル教科書体 N" w:eastAsia="UD デジタル教科書体 N" w:hAnsi="UD デジタル教科書体 N" w:cs="UD デジタル教科書体 N"/>
+          <w:color w:val="1A1A1A"/>
+          <w:sz w:val="17"/>
+          <w:szCs w:val="17"/>
+          <w:bdr w:val="single" w:sz="5" w:space="0" w:color="A3B4CC"/>
+        </w:rPr>
+        <w:t xml:space="preserve">朝</w:t>
+      </w:r>
+      <w:r>
+        <w:rPr>
+          <w:rFonts w:ascii="UD デジタル教科書体 N" w:eastAsia="UD デジタル教科書体 N" w:hAnsi="UD デジタル教科書体 N" w:cs="UD デジタル教科書体 N"/>
+          <w:color w:val="1A1A1A"/>
+          <w:sz w:val="17"/>
+          <w:szCs w:val="17"/>
+          <w:bdr w:val="single" w:sz="4" w:space="0" w:color="A3B4CC"/>
+        </w:rPr>
+        <w:t xml:space="preserve">焼</w:t>
+      </w:r>
+      <w:r>
+        <w:rPr>
+          <w:rFonts w:ascii="UD デジタル教科書体 N" w:eastAsia="UD デジタル教科書体 N" w:hAnsi="UD デジタル教科書体 N" w:cs="UD デジタル教科書体 N"/>
+          <w:color w:val="1A1A1A"/>
+          <w:sz w:val="17"/>
+          <w:szCs w:val="17"/>
+          <w:bdr w:val="single" w:sz="5" w:space="0" w:color="A3B4CC"/>
+        </w:rPr>
+        <w:t xml:space="preserve">け</w:t>
+      </w:r>
+      <w:r>
+        <w:rPr>
+          <w:rFonts w:ascii="UD デジタル教科書体 N" w:eastAsia="UD デジタル教科書体 N" w:hAnsi="UD デジタル教科書体 N" w:cs="UD デジタル教科書体 N"/>
+          <w:color w:val="1A1A1A"/>
+          <w:sz w:val="17"/>
+          <w:szCs w:val="17"/>
+          <w:bdr w:val="single" w:sz="4" w:space="0" w:color="A3B4CC"/>
+        </w:rPr>
+        <w:t xml:space="preserve">雲</w:t>
+      </w:r>
+      <w:r>
+        <w:rPr>
+          <w:rFonts w:ascii="UD デジタル教科書体 N" w:eastAsia="UD デジタル教科書体 N" w:hAnsi="UD デジタル教科書体 N" w:cs="UD デジタル教科書体 N"/>
+          <w:color w:val="1A1A1A"/>
+          <w:sz w:val="17"/>
+          <w:szCs w:val="17"/>
+          <w:bdr w:val="single" w:sz="5" w:space="0" w:color="A3B4CC"/>
+        </w:rPr>
+        <w:t xml:space="preserve">の</w:t>
+      </w:r>
+      <w:r>
+        <w:rPr>
+          <w:rFonts w:ascii="UD デジタル教科書体 N" w:eastAsia="UD デジタル教科書体 N" w:hAnsi="UD デジタル教科書体 N" w:cs="UD デジタル教科書体 N"/>
+          <w:color w:val="1A1A1A"/>
+          <w:sz w:val="17"/>
+          <w:szCs w:val="17"/>
+          <w:bdr w:val="single" w:sz="4" w:space="0" w:color="A3B4CC"/>
+        </w:rPr>
+        <w:t xml:space="preserve">た</w:t>
+      </w:r>
+      <w:r>
+        <w:rPr>
+          <w:rFonts w:ascii="UD デジタル教科書体 N" w:eastAsia="UD デジタル教科書体 N" w:hAnsi="UD デジタル教科書体 N" w:cs="UD デジタル教科書体 N"/>
+          <w:color w:val="1A1A1A"/>
+          <w:sz w:val="17"/>
+          <w:szCs w:val="17"/>
+          <w:bdr w:val="single" w:sz="5" w:space="0" w:color="A3B4CC"/>
+        </w:rPr>
+        <w:t xml:space="preserve">な</w:t>
+      </w:r>
+      <w:r>
+        <w:rPr>
+          <w:rFonts w:ascii="UD デジタル教科書体 N" w:eastAsia="UD デジタル教科書体 N" w:hAnsi="UD デジタル教科書体 N" w:cs="UD デジタル教科書体 N"/>
+          <w:color w:val="1A1A1A"/>
+          <w:sz w:val="17"/>
+          <w:szCs w:val="17"/>
+          <w:bdr w:val="single" w:sz="4" w:space="0" w:color="A3B4CC"/>
+        </w:rPr>
+        <w:t xml:space="preserve">び</w:t>
+      </w:r>
+      <w:r>
+        <w:rPr>
+          <w:rFonts w:ascii="UD デジタル教科書体 N" w:eastAsia="UD デジタル教科書体 N" w:hAnsi="UD デジタル教科書体 N" w:cs="UD デジタル教科書体 N"/>
+          <w:color w:val="1A1A1A"/>
+          <w:sz w:val="17"/>
+          <w:szCs w:val="17"/>
+          <w:bdr w:val="single" w:sz="5" w:space="0" w:color="A3B4CC"/>
+        </w:rPr>
+        <w:t xml:space="preserve">く</w:t>
+      </w:r>
+      <w:r>
+        <w:rPr>
+          <w:rFonts w:ascii="UD デジタル教科書体 N" w:eastAsia="UD デジタル教科書体 N" w:hAnsi="UD デジタル教科書体 N" w:cs="UD デジタル教科書体 N"/>
+          <w:color w:val="1A1A1A"/>
+          <w:sz w:val="17"/>
+          <w:szCs w:val="17"/>
+          <w:bdr w:val="single" w:sz="4" w:space="0" w:color="A3B4CC"/>
+        </w:rPr>
+        <w:t xml:space="preserve">白</w:t>
+      </w:r>
+      <w:r>
+        <w:rPr>
+          <w:rFonts w:ascii="UD デジタル教科書体 N" w:eastAsia="UD デジタル教科書体 N" w:hAnsi="UD デジタル教科書体 N" w:cs="UD デジタル教科書体 N"/>
+          <w:color w:val="1A1A1A"/>
+          <w:sz w:val="17"/>
+          <w:szCs w:val="17"/>
+          <w:bdr w:val="single" w:sz="5" w:space="0" w:color="A3B4CC"/>
+        </w:rPr>
+        <w:t xml:space="preserve">帝</w:t>
+      </w:r>
+      <w:r>
+        <w:rPr>
+          <w:rFonts w:ascii="UD デジタル教科書体 N" w:eastAsia="UD デジタル教科書体 N" w:hAnsi="UD デジタル教科書体 N" w:cs="UD デジタル教科書体 N"/>
+          <w:color w:val="1A1A1A"/>
+          <w:sz w:val="17"/>
+          <w:szCs w:val="17"/>
+          <w:bdr w:val="single" w:sz="4" w:space="0" w:color="A3B4CC"/>
+        </w:rPr>
+        <w:t xml:space="preserve">城</w:t>
+      </w:r>
+      <w:r>
+        <w:rPr>
+          <w:rFonts w:ascii="UD デジタル教科書体 N" w:eastAsia="UD デジタル教科書体 N" w:hAnsi="UD デジタル教科書体 N" w:cs="UD デジタル教科書体 N"/>
+          <w:color w:val="1A1A1A"/>
+          <w:sz w:val="17"/>
+          <w:szCs w:val="17"/>
+          <w:bdr w:val="single" w:sz="5" w:space="0" w:color="A3B4CC"/>
+        </w:rPr>
+        <w:t xml:space="preserve">に</w:t>
+      </w:r>
+      <w:r>
+        <w:rPr>
+          <w:rFonts w:ascii="UD デジタル教科書体 N" w:eastAsia="UD デジタル教科書体 N" w:hAnsi="UD デジタル教科書体 N" w:cs="UD デジタル教科書体 N"/>
+          <w:color w:val="1A1A1A"/>
+          <w:sz w:val="17"/>
+          <w:szCs w:val="17"/>
+          <w:bdr w:val="single" w:sz="4" w:space="0" w:color="A3B4CC"/>
+        </w:rPr>
+        <w:t xml:space="preserve">。</w:t>
+      </w:r>
+      <w:r>
+        <w:rPr>
+          <w:rFonts w:ascii="UD デジタル教科書体 N" w:eastAsia="UD デジタル教科書体 N" w:hAnsi="UD デジタル教科書体 N" w:cs="UD デジタル教科書体 N"/>
+          <w:color w:val="1A1A1A"/>
+          <w:sz w:val="17"/>
+          <w:szCs w:val="17"/>
+          <w:bdr w:val="single" w:sz="5" w:space="0" w:color="A3B4CC"/>
+        </w:rPr>
+        <w:t xml:space="preserve">　</w:t>
+      </w:r>
+      <w:r>
+        <w:rPr>
+          <w:rFonts w:ascii="UD デジタル教科書体 N" w:eastAsia="UD デジタル教科書体 N" w:hAnsi="UD デジタル教科書体 N" w:cs="UD デジタル教科書体 N"/>
+          <w:color w:val="1A1A1A"/>
+          <w:sz w:val="17"/>
+          <w:szCs w:val="17"/>
+          <w:bdr w:val="single" w:sz="4" w:space="0" w:color="A3B4CC"/>
+        </w:rPr>
+        <w:t xml:space="preserve">　</w:t>
+      </w:r>
+      <w:r>
+        <w:rPr>
+          <w:rFonts w:ascii="UD デジタル教科書体 N" w:eastAsia="UD デジタル教科書体 N" w:hAnsi="UD デジタル教科書体 N" w:cs="UD デジタル教科書体 N"/>
+          <w:color w:val="1A1A1A"/>
+          <w:sz w:val="17"/>
+          <w:szCs w:val="17"/>
+          <w:bdr w:val="single" w:sz="5" w:space="0" w:color="A3B4CC"/>
+        </w:rPr>
+        <w:t xml:space="preserve">　</w:t>
+      </w:r>
+      <w:r>
+        <w:rPr>
+          <w:rFonts w:ascii="UD デジタル教科書体 N" w:eastAsia="UD デジタル教科書体 N" w:hAnsi="UD デジタル教科書体 N" w:cs="UD デジタル教科書体 N"/>
+          <w:color w:val="1A1A1A"/>
+          <w:sz w:val="17"/>
+          <w:szCs w:val="17"/>
+          <w:bdr w:val="single" w:sz="4" w:space="0" w:color="A3B4CC"/>
+        </w:rPr>
+        <w:t xml:space="preserve">　</w:t>
+      </w:r>
+      <w:r>
+        <w:rPr>
+          <w:rFonts w:ascii="UD デジタル教科書体 N" w:eastAsia="UD デジタル教科書体 N" w:hAnsi="UD デジタル教科書体 N" w:cs="UD デジタル教科書体 N"/>
+          <w:color w:val="1A1A1A"/>
+          <w:sz w:val="17"/>
+          <w:szCs w:val="17"/>
+          <w:bdr w:val="single" w:sz="5" w:space="0" w:color="A3B4CC"/>
+        </w:rPr>
+        <w:t xml:space="preserve">　</w:t>
+      </w:r>
+      <w:r>
+        <w:rPr>
+          <w:rFonts w:ascii="UD デジタル教科書体 N" w:eastAsia="UD デジタル教科書体 N" w:hAnsi="UD デジタル教科書体 N" w:cs="UD デジタル教科書体 N"/>
+          <w:color w:val="1A1A1A"/>
+          <w:sz w:val="17"/>
+          <w:szCs w:val="17"/>
+          <w:bdr w:val="single" w:sz="4" w:space="0" w:color="A3B4CC"/>
+        </w:rPr>
+        <w:t xml:space="preserve">　</w:t>
+      </w:r>
+      <w:r>
+        <w:rPr>
+          <w:rFonts w:ascii="UD デジタル教科書体 N" w:eastAsia="UD デジタル教科書体 N" w:hAnsi="UD デジタル教科書体 N" w:cs="UD デジタル教科書体 N"/>
+          <w:color w:val="1A1A1A"/>
+          <w:sz w:val="17"/>
+          <w:szCs w:val="17"/>
+          <w:bdr w:val="single" w:sz="5" w:space="0" w:color="A3B4CC"/>
+        </w:rPr>
+        <w:t xml:space="preserve">　</w:t>
+      </w:r>
+      <w:r>
+        <w:rPr>
+          <w:rFonts w:ascii="UD デジタル教科書体 N" w:eastAsia="UD デジタル教科書体 N" w:hAnsi="UD デジタル教科書体 N" w:cs="UD デジタル教科書体 N"/>
+          <w:color w:val="1A1A1A"/>
+          <w:sz w:val="17"/>
+          <w:szCs w:val="17"/>
+          <w:bdr w:val="single" w:sz="4" w:space="0" w:color="A3B4CC"/>
+        </w:rPr>
+        <w:t xml:space="preserve">　</w:t>
+      </w:r>
+      <w:r>
+        <w:rPr>
+          <w:rFonts w:ascii="UD デジタル教科書体 N" w:eastAsia="UD デジタル教科書体 N" w:hAnsi="UD デジタル教科書体 N" w:cs="UD デジタル教科書体 N"/>
+          <w:color w:val="1A1A1A"/>
+          <w:sz w:val="17"/>
+          <w:szCs w:val="17"/>
+          <w:bdr w:val="single" w:sz="5" w:space="0" w:color="A3B4CC"/>
+        </w:rPr>
+        <w:t xml:space="preserve">　</w:t>
+      </w:r>
+      <w:r>
+        <w:rPr>
+          <w:rFonts w:ascii="UD デジタル教科書体 N" w:eastAsia="UD デジタル教科書体 N" w:hAnsi="UD デジタル教科書体 N" w:cs="UD デジタル教科書体 N"/>
+          <w:color w:val="1A1A1A"/>
+          <w:sz w:val="17"/>
+          <w:szCs w:val="17"/>
+          <w:bdr w:val="single" w:sz="4" w:space="0" w:color="A3B4CC"/>
+        </w:rPr>
+        <w:t xml:space="preserve">　</w:t>
+      </w:r>
+      <w:r>
+        <w:rPr>
+          <w:rFonts w:ascii="UD デジタル教科書体 N" w:eastAsia="UD デジタル教科書体 N" w:hAnsi="UD デジタル教科書体 N" w:cs="UD デジタル教科書体 N"/>
+          <w:color w:val="1A1A1A"/>
+          <w:sz w:val="17"/>
+          <w:szCs w:val="17"/>
+          <w:bdr w:val="single" w:sz="5" w:space="0" w:color="A3B4CC"/>
+        </w:rPr>
+        <w:t xml:space="preserve">　</w:t>
       </w:r>
     </w:p>
     <w:p>
       <w:pPr>
         <w:snapToGrid w:val="0"/>
-        <w:spacing w:before="0" w:after="526" w:line="240" w:lineRule="auto"/>
+        <w:spacing w:before="0" w:after="451" w:line="240" w:lineRule="auto"/>
         <w:ind w:right="170"/>
       </w:pPr>
       <w:r>
         <w:rPr>
           <w:rFonts w:ascii="UD デジタル教科書体 N" w:eastAsia="UD デジタル教科書体 N" w:hAnsi="UD デジタル教科書体 N" w:cs="UD デジタル教科書体 N"/>
-          <w:color w:val="EE0000"/>
-          <w:sz w:val="19"/>
-          <w:szCs w:val="19"/>
-          <w:u w:val="single" w:color="A3B4CC"/>
-        </w:rPr>
-        <w:t xml:space="preserve">（私の舟は、）千里を隔てた江陵に、たった一日で帰って行くのだ。</w:t>
-      </w:r>
-      <w:r>
-        <w:rPr>
-          <w:rFonts w:ascii="UD デジタル教科書体 N" w:eastAsia="UD デジタル教科書体 N" w:hAnsi="UD デジタル教科書体 N" w:cs="UD デジタル教科書体 N"/>
-          <w:color w:val="1A1A1A"/>
-          <w:sz w:val="19"/>
-          <w:szCs w:val="19"/>
-          <w:u w:val="single" w:color="A3B4CC"/>
-        </w:rPr>
-        <w:t xml:space="preserve">　　</w:t>
+          <w:color w:val="1A1A1A"/>
+          <w:sz w:val="17"/>
+          <w:szCs w:val="17"/>
+          <w:bdr w:val="single" w:sz="4" w:space="0" w:color="A3B4CC"/>
+        </w:rPr>
+        <w:t xml:space="preserve">（</w:t>
+      </w:r>
+      <w:r>
+        <w:rPr>
+          <w:rFonts w:ascii="UD デジタル教科書体 N" w:eastAsia="UD デジタル教科書体 N" w:hAnsi="UD デジタル教科書体 N" w:cs="UD デジタル教科書体 N"/>
+          <w:color w:val="1A1A1A"/>
+          <w:sz w:val="17"/>
+          <w:szCs w:val="17"/>
+          <w:bdr w:val="single" w:sz="5" w:space="0" w:color="A3B4CC"/>
+        </w:rPr>
+        <w:t xml:space="preserve">私</w:t>
+      </w:r>
+      <w:r>
+        <w:rPr>
+          <w:rFonts w:ascii="UD デジタル教科書体 N" w:eastAsia="UD デジタル教科書体 N" w:hAnsi="UD デジタル教科書体 N" w:cs="UD デジタル教科書体 N"/>
+          <w:color w:val="1A1A1A"/>
+          <w:sz w:val="17"/>
+          <w:szCs w:val="17"/>
+          <w:bdr w:val="single" w:sz="4" w:space="0" w:color="A3B4CC"/>
+        </w:rPr>
+        <w:t xml:space="preserve">の</w:t>
+      </w:r>
+      <w:r>
+        <w:rPr>
+          <w:rFonts w:ascii="UD デジタル教科書体 N" w:eastAsia="UD デジタル教科書体 N" w:hAnsi="UD デジタル教科書体 N" w:cs="UD デジタル教科書体 N"/>
+          <w:color w:val="1A1A1A"/>
+          <w:sz w:val="17"/>
+          <w:szCs w:val="17"/>
+          <w:bdr w:val="single" w:sz="5" w:space="0" w:color="A3B4CC"/>
+        </w:rPr>
+        <w:t xml:space="preserve">舟</w:t>
+      </w:r>
+      <w:r>
+        <w:rPr>
+          <w:rFonts w:ascii="UD デジタル教科書体 N" w:eastAsia="UD デジタル教科書体 N" w:hAnsi="UD デジタル教科書体 N" w:cs="UD デジタル教科書体 N"/>
+          <w:color w:val="1A1A1A"/>
+          <w:sz w:val="17"/>
+          <w:szCs w:val="17"/>
+          <w:bdr w:val="single" w:sz="4" w:space="0" w:color="A3B4CC"/>
+        </w:rPr>
+        <w:t xml:space="preserve">は</w:t>
+      </w:r>
+      <w:r>
+        <w:rPr>
+          <w:rFonts w:ascii="UD デジタル教科書体 N" w:eastAsia="UD デジタル教科書体 N" w:hAnsi="UD デジタル教科書体 N" w:cs="UD デジタル教科書体 N"/>
+          <w:color w:val="1A1A1A"/>
+          <w:sz w:val="17"/>
+          <w:szCs w:val="17"/>
+          <w:bdr w:val="single" w:sz="5" w:space="0" w:color="A3B4CC"/>
+        </w:rPr>
+        <w:t xml:space="preserve">、</w:t>
+      </w:r>
+      <w:r>
+        <w:rPr>
+          <w:rFonts w:ascii="UD デジタル教科書体 N" w:eastAsia="UD デジタル教科書体 N" w:hAnsi="UD デジタル教科書体 N" w:cs="UD デジタル教科書体 N"/>
+          <w:color w:val="1A1A1A"/>
+          <w:sz w:val="17"/>
+          <w:szCs w:val="17"/>
+          <w:bdr w:val="single" w:sz="4" w:space="0" w:color="A3B4CC"/>
+        </w:rPr>
+        <w:t xml:space="preserve">）</w:t>
+      </w:r>
+      <w:r>
+        <w:rPr>
+          <w:rFonts w:ascii="UD デジタル教科書体 N" w:eastAsia="UD デジタル教科書体 N" w:hAnsi="UD デジタル教科書体 N" w:cs="UD デジタル教科書体 N"/>
+          <w:color w:val="1A1A1A"/>
+          <w:sz w:val="17"/>
+          <w:szCs w:val="17"/>
+          <w:bdr w:val="single" w:sz="5" w:space="0" w:color="A3B4CC"/>
+        </w:rPr>
+        <w:t xml:space="preserve">千</w:t>
+      </w:r>
+      <w:r>
+        <w:rPr>
+          <w:rFonts w:ascii="UD デジタル教科書体 N" w:eastAsia="UD デジタル教科書体 N" w:hAnsi="UD デジタル教科書体 N" w:cs="UD デジタル教科書体 N"/>
+          <w:color w:val="1A1A1A"/>
+          <w:sz w:val="17"/>
+          <w:szCs w:val="17"/>
+          <w:bdr w:val="single" w:sz="4" w:space="0" w:color="A3B4CC"/>
+        </w:rPr>
+        <w:t xml:space="preserve">里</w:t>
+      </w:r>
+      <w:r>
+        <w:rPr>
+          <w:rFonts w:ascii="UD デジタル教科書体 N" w:eastAsia="UD デジタル教科書体 N" w:hAnsi="UD デジタル教科書体 N" w:cs="UD デジタル教科書体 N"/>
+          <w:color w:val="1A1A1A"/>
+          <w:sz w:val="17"/>
+          <w:szCs w:val="17"/>
+          <w:bdr w:val="single" w:sz="5" w:space="0" w:color="A3B4CC"/>
+        </w:rPr>
+        <w:t xml:space="preserve">を</w:t>
+      </w:r>
+      <w:r>
+        <w:rPr>
+          <w:rFonts w:ascii="UD デジタル教科書体 N" w:eastAsia="UD デジタル教科書体 N" w:hAnsi="UD デジタル教科書体 N" w:cs="UD デジタル教科書体 N"/>
+          <w:color w:val="1A1A1A"/>
+          <w:sz w:val="17"/>
+          <w:szCs w:val="17"/>
+          <w:bdr w:val="single" w:sz="4" w:space="0" w:color="A3B4CC"/>
+        </w:rPr>
+        <w:t xml:space="preserve">隔</w:t>
+      </w:r>
+      <w:r>
+        <w:rPr>
+          <w:rFonts w:ascii="UD デジタル教科書体 N" w:eastAsia="UD デジタル教科書体 N" w:hAnsi="UD デジタル教科書体 N" w:cs="UD デジタル教科書体 N"/>
+          <w:color w:val="1A1A1A"/>
+          <w:sz w:val="17"/>
+          <w:szCs w:val="17"/>
+          <w:bdr w:val="single" w:sz="5" w:space="0" w:color="A3B4CC"/>
+        </w:rPr>
+        <w:t xml:space="preserve">て</w:t>
+      </w:r>
+      <w:r>
+        <w:rPr>
+          <w:rFonts w:ascii="UD デジタル教科書体 N" w:eastAsia="UD デジタル教科書体 N" w:hAnsi="UD デジタル教科書体 N" w:cs="UD デジタル教科書体 N"/>
+          <w:color w:val="1A1A1A"/>
+          <w:sz w:val="17"/>
+          <w:szCs w:val="17"/>
+          <w:bdr w:val="single" w:sz="4" w:space="0" w:color="A3B4CC"/>
+        </w:rPr>
+        <w:t xml:space="preserve">た</w:t>
+      </w:r>
+      <w:r>
+        <w:rPr>
+          <w:rFonts w:ascii="UD デジタル教科書体 N" w:eastAsia="UD デジタル教科書体 N" w:hAnsi="UD デジタル教科書体 N" w:cs="UD デジタル教科書体 N"/>
+          <w:color w:val="1A1A1A"/>
+          <w:sz w:val="17"/>
+          <w:szCs w:val="17"/>
+          <w:bdr w:val="single" w:sz="5" w:space="0" w:color="A3B4CC"/>
+        </w:rPr>
+        <w:t xml:space="preserve">江</w:t>
+      </w:r>
+      <w:r>
+        <w:rPr>
+          <w:rFonts w:ascii="UD デジタル教科書体 N" w:eastAsia="UD デジタル教科書体 N" w:hAnsi="UD デジタル教科書体 N" w:cs="UD デジタル教科書体 N"/>
+          <w:color w:val="1A1A1A"/>
+          <w:sz w:val="17"/>
+          <w:szCs w:val="17"/>
+          <w:bdr w:val="single" w:sz="4" w:space="0" w:color="A3B4CC"/>
+        </w:rPr>
+        <w:t xml:space="preserve">陵</w:t>
+      </w:r>
+      <w:r>
+        <w:rPr>
+          <w:rFonts w:ascii="UD デジタル教科書体 N" w:eastAsia="UD デジタル教科書体 N" w:hAnsi="UD デジタル教科書体 N" w:cs="UD デジタル教科書体 N"/>
+          <w:color w:val="1A1A1A"/>
+          <w:sz w:val="17"/>
+          <w:szCs w:val="17"/>
+          <w:bdr w:val="single" w:sz="5" w:space="0" w:color="A3B4CC"/>
+        </w:rPr>
+        <w:t xml:space="preserve">に</w:t>
+      </w:r>
+      <w:r>
+        <w:rPr>
+          <w:rFonts w:ascii="UD デジタル教科書体 N" w:eastAsia="UD デジタル教科書体 N" w:hAnsi="UD デジタル教科書体 N" w:cs="UD デジタル教科書体 N"/>
+          <w:color w:val="1A1A1A"/>
+          <w:sz w:val="17"/>
+          <w:szCs w:val="17"/>
+          <w:bdr w:val="single" w:sz="4" w:space="0" w:color="A3B4CC"/>
+        </w:rPr>
+        <w:t xml:space="preserve">、</w:t>
+      </w:r>
+      <w:r>
+        <w:rPr>
+          <w:rFonts w:ascii="UD デジタル教科書体 N" w:eastAsia="UD デジタル教科書体 N" w:hAnsi="UD デジタル教科書体 N" w:cs="UD デジタル教科書体 N"/>
+          <w:color w:val="1A1A1A"/>
+          <w:sz w:val="17"/>
+          <w:szCs w:val="17"/>
+          <w:bdr w:val="single" w:sz="5" w:space="0" w:color="A3B4CC"/>
+        </w:rPr>
+        <w:t xml:space="preserve">た</w:t>
+      </w:r>
+      <w:r>
+        <w:rPr>
+          <w:rFonts w:ascii="UD デジタル教科書体 N" w:eastAsia="UD デジタル教科書体 N" w:hAnsi="UD デジタル教科書体 N" w:cs="UD デジタル教科書体 N"/>
+          <w:color w:val="1A1A1A"/>
+          <w:sz w:val="17"/>
+          <w:szCs w:val="17"/>
+          <w:bdr w:val="single" w:sz="4" w:space="0" w:color="A3B4CC"/>
+        </w:rPr>
+        <w:t xml:space="preserve">っ</w:t>
+      </w:r>
+      <w:r>
+        <w:rPr>
+          <w:rFonts w:ascii="UD デジタル教科書体 N" w:eastAsia="UD デジタル教科書体 N" w:hAnsi="UD デジタル教科書体 N" w:cs="UD デジタル教科書体 N"/>
+          <w:color w:val="1A1A1A"/>
+          <w:sz w:val="17"/>
+          <w:szCs w:val="17"/>
+          <w:bdr w:val="single" w:sz="5" w:space="0" w:color="A3B4CC"/>
+        </w:rPr>
+        <w:t xml:space="preserve">た</w:t>
+      </w:r>
+      <w:r>
+        <w:rPr>
+          <w:rFonts w:ascii="UD デジタル教科書体 N" w:eastAsia="UD デジタル教科書体 N" w:hAnsi="UD デジタル教科書体 N" w:cs="UD デジタル教科書体 N"/>
+          <w:color w:val="1A1A1A"/>
+          <w:sz w:val="17"/>
+          <w:szCs w:val="17"/>
+          <w:bdr w:val="single" w:sz="4" w:space="0" w:color="A3B4CC"/>
+        </w:rPr>
+        <w:t xml:space="preserve">一</w:t>
+      </w:r>
+      <w:r>
+        <w:rPr>
+          <w:rFonts w:ascii="UD デジタル教科書体 N" w:eastAsia="UD デジタル教科書体 N" w:hAnsi="UD デジタル教科書体 N" w:cs="UD デジタル教科書体 N"/>
+          <w:color w:val="1A1A1A"/>
+          <w:sz w:val="17"/>
+          <w:szCs w:val="17"/>
+          <w:bdr w:val="single" w:sz="5" w:space="0" w:color="A3B4CC"/>
+        </w:rPr>
+        <w:t xml:space="preserve">日</w:t>
+      </w:r>
+      <w:r>
+        <w:rPr>
+          <w:rFonts w:ascii="UD デジタル教科書体 N" w:eastAsia="UD デジタル教科書体 N" w:hAnsi="UD デジタル教科書体 N" w:cs="UD デジタル教科書体 N"/>
+          <w:color w:val="1A1A1A"/>
+          <w:sz w:val="17"/>
+          <w:szCs w:val="17"/>
+          <w:bdr w:val="single" w:sz="4" w:space="0" w:color="A3B4CC"/>
+        </w:rPr>
+        <w:t xml:space="preserve">で</w:t>
+      </w:r>
+      <w:r>
+        <w:rPr>
+          <w:rFonts w:ascii="UD デジタル教科書体 N" w:eastAsia="UD デジタル教科書体 N" w:hAnsi="UD デジタル教科書体 N" w:cs="UD デジタル教科書体 N"/>
+          <w:color w:val="1A1A1A"/>
+          <w:sz w:val="17"/>
+          <w:szCs w:val="17"/>
+          <w:bdr w:val="single" w:sz="5" w:space="0" w:color="A3B4CC"/>
+        </w:rPr>
+        <w:t xml:space="preserve">帰</w:t>
+      </w:r>
+      <w:r>
+        <w:rPr>
+          <w:rFonts w:ascii="UD デジタル教科書体 N" w:eastAsia="UD デジタル教科書体 N" w:hAnsi="UD デジタル教科書体 N" w:cs="UD デジタル教科書体 N"/>
+          <w:color w:val="1A1A1A"/>
+          <w:sz w:val="17"/>
+          <w:szCs w:val="17"/>
+          <w:bdr w:val="single" w:sz="4" w:space="0" w:color="A3B4CC"/>
+        </w:rPr>
+        <w:t xml:space="preserve">っ</w:t>
+      </w:r>
+      <w:r>
+        <w:rPr>
+          <w:rFonts w:ascii="UD デジタル教科書体 N" w:eastAsia="UD デジタル教科書体 N" w:hAnsi="UD デジタル教科書体 N" w:cs="UD デジタル教科書体 N"/>
+          <w:color w:val="1A1A1A"/>
+          <w:sz w:val="17"/>
+          <w:szCs w:val="17"/>
+          <w:bdr w:val="single" w:sz="5" w:space="0" w:color="A3B4CC"/>
+        </w:rPr>
+        <w:t xml:space="preserve">て</w:t>
+      </w:r>
+      <w:r>
+        <w:rPr>
+          <w:rFonts w:ascii="UD デジタル教科書体 N" w:eastAsia="UD デジタル教科書体 N" w:hAnsi="UD デジタル教科書体 N" w:cs="UD デジタル教科書体 N"/>
+          <w:color w:val="1A1A1A"/>
+          <w:sz w:val="17"/>
+          <w:szCs w:val="17"/>
+          <w:bdr w:val="single" w:sz="4" w:space="0" w:color="A3B4CC"/>
+        </w:rPr>
+        <w:t xml:space="preserve">行</w:t>
+      </w:r>
+      <w:r>
+        <w:rPr>
+          <w:rFonts w:ascii="UD デジタル教科書体 N" w:eastAsia="UD デジタル教科書体 N" w:hAnsi="UD デジタル教科書体 N" w:cs="UD デジタル教科書体 N"/>
+          <w:color w:val="1A1A1A"/>
+          <w:sz w:val="17"/>
+          <w:szCs w:val="17"/>
+          <w:bdr w:val="single" w:sz="5" w:space="0" w:color="A3B4CC"/>
+        </w:rPr>
+        <w:t xml:space="preserve">く</w:t>
+      </w:r>
+      <w:r>
+        <w:rPr>
+          <w:rFonts w:ascii="UD デジタル教科書体 N" w:eastAsia="UD デジタル教科書体 N" w:hAnsi="UD デジタル教科書体 N" w:cs="UD デジタル教科書体 N"/>
+          <w:color w:val="1A1A1A"/>
+          <w:sz w:val="17"/>
+          <w:szCs w:val="17"/>
+          <w:bdr w:val="single" w:sz="4" w:space="0" w:color="A3B4CC"/>
+        </w:rPr>
+        <w:t xml:space="preserve">の</w:t>
+      </w:r>
+      <w:r>
+        <w:rPr>
+          <w:rFonts w:ascii="UD デジタル教科書体 N" w:eastAsia="UD デジタル教科書体 N" w:hAnsi="UD デジタル教科書体 N" w:cs="UD デジタル教科書体 N"/>
+          <w:color w:val="1A1A1A"/>
+          <w:sz w:val="17"/>
+          <w:szCs w:val="17"/>
+          <w:bdr w:val="single" w:sz="5" w:space="0" w:color="A3B4CC"/>
+        </w:rPr>
+        <w:t xml:space="preserve">だ</w:t>
+      </w:r>
+      <w:r>
+        <w:rPr>
+          <w:rFonts w:ascii="UD デジタル教科書体 N" w:eastAsia="UD デジタル教科書体 N" w:hAnsi="UD デジタル教科書体 N" w:cs="UD デジタル教科書体 N"/>
+          <w:color w:val="1A1A1A"/>
+          <w:sz w:val="17"/>
+          <w:szCs w:val="17"/>
+          <w:bdr w:val="single" w:sz="4" w:space="0" w:color="A3B4CC"/>
+        </w:rPr>
+        <w:t xml:space="preserve">。</w:t>
+      </w:r>
+      <w:r>
+        <w:rPr>
+          <w:rFonts w:ascii="UD デジタル教科書体 N" w:eastAsia="UD デジタル教科書体 N" w:hAnsi="UD デジタル教科書体 N" w:cs="UD デジタル教科書体 N"/>
+          <w:color w:val="1A1A1A"/>
+          <w:sz w:val="17"/>
+          <w:szCs w:val="17"/>
+          <w:bdr w:val="single" w:sz="5" w:space="0" w:color="A3B4CC"/>
+        </w:rPr>
+        <w:t xml:space="preserve">　</w:t>
+      </w:r>
+      <w:r>
+        <w:rPr>
+          <w:rFonts w:ascii="UD デジタル教科書体 N" w:eastAsia="UD デジタル教科書体 N" w:hAnsi="UD デジタル教科書体 N" w:cs="UD デジタル教科書体 N"/>
+          <w:color w:val="1A1A1A"/>
+          <w:sz w:val="17"/>
+          <w:szCs w:val="17"/>
+          <w:bdr w:val="single" w:sz="4" w:space="0" w:color="A3B4CC"/>
+        </w:rPr>
+        <w:t xml:space="preserve">　</w:t>
+      </w:r>
+      <w:r>
+        <w:rPr>
+          <w:rFonts w:ascii="UD デジタル教科書体 N" w:eastAsia="UD デジタル教科書体 N" w:hAnsi="UD デジタル教科書体 N" w:cs="UD デジタル教科書体 N"/>
+          <w:color w:val="1A1A1A"/>
+          <w:sz w:val="17"/>
+          <w:szCs w:val="17"/>
+          <w:bdr w:val="single" w:sz="5" w:space="0" w:color="A3B4CC"/>
+        </w:rPr>
+        <w:t xml:space="preserve">　</w:t>
+      </w:r>
+      <w:r>
+        <w:rPr>
+          <w:rFonts w:ascii="UD デジタル教科書体 N" w:eastAsia="UD デジタル教科書体 N" w:hAnsi="UD デジタル教科書体 N" w:cs="UD デジタル教科書体 N"/>
+          <w:color w:val="1A1A1A"/>
+          <w:sz w:val="17"/>
+          <w:szCs w:val="17"/>
+          <w:bdr w:val="single" w:sz="4" w:space="0" w:color="A3B4CC"/>
+        </w:rPr>
+        <w:t xml:space="preserve">　</w:t>
+      </w:r>
+      <w:r>
+        <w:rPr>
+          <w:rFonts w:ascii="UD デジタル教科書体 N" w:eastAsia="UD デジタル教科書体 N" w:hAnsi="UD デジタル教科書体 N" w:cs="UD デジタル教科書体 N"/>
+          <w:color w:val="1A1A1A"/>
+          <w:sz w:val="17"/>
+          <w:szCs w:val="17"/>
+          <w:bdr w:val="single" w:sz="5" w:space="0" w:color="A3B4CC"/>
+        </w:rPr>
+        <w:t xml:space="preserve">　</w:t>
       </w:r>
     </w:p>
     <w:p>
       <w:pPr>
         <w:snapToGrid w:val="0"/>
-        <w:spacing w:before="0" w:after="526" w:line="240" w:lineRule="auto"/>
+        <w:spacing w:before="0" w:after="451" w:line="240" w:lineRule="auto"/>
         <w:ind w:right="170"/>
       </w:pPr>
       <w:r>
         <w:rPr>
           <w:rFonts w:ascii="UD デジタル教科書体 N" w:eastAsia="UD デジタル教科書体 N" w:hAnsi="UD デジタル教科書体 N" w:cs="UD デジタル教科書体 N"/>
-          <w:color w:val="EE0000"/>
-          <w:sz w:val="19"/>
-          <w:szCs w:val="19"/>
-          <w:u w:val="single" w:color="A3B4CC"/>
-        </w:rPr>
-        <w:t xml:space="preserve">両岸に聞こえる猿の鳴き声が途切れないうちに、</w:t>
-      </w:r>
-      <w:r>
-        <w:rPr>
-          <w:rFonts w:ascii="UD デジタル教科書体 N" w:eastAsia="UD デジタル教科書体 N" w:hAnsi="UD デジタル教科書体 N" w:cs="UD デジタル教科書体 N"/>
-          <w:color w:val="1A1A1A"/>
-          <w:sz w:val="19"/>
-          <w:szCs w:val="19"/>
-          <w:u w:val="single" w:color="A3B4CC"/>
-        </w:rPr>
-        <w:t xml:space="preserve">　　　　　　　　　</w:t>
+          <w:color w:val="1A1A1A"/>
+          <w:sz w:val="17"/>
+          <w:szCs w:val="17"/>
+          <w:bdr w:val="single" w:sz="4" w:space="0" w:color="A3B4CC"/>
+        </w:rPr>
+        <w:t xml:space="preserve">両</w:t>
+      </w:r>
+      <w:r>
+        <w:rPr>
+          <w:rFonts w:ascii="UD デジタル教科書体 N" w:eastAsia="UD デジタル教科書体 N" w:hAnsi="UD デジタル教科書体 N" w:cs="UD デジタル教科書体 N"/>
+          <w:color w:val="1A1A1A"/>
+          <w:sz w:val="17"/>
+          <w:szCs w:val="17"/>
+          <w:bdr w:val="single" w:sz="5" w:space="0" w:color="A3B4CC"/>
+        </w:rPr>
+        <w:t xml:space="preserve">岸</w:t>
+      </w:r>
+      <w:r>
+        <w:rPr>
+          <w:rFonts w:ascii="UD デジタル教科書体 N" w:eastAsia="UD デジタル教科書体 N" w:hAnsi="UD デジタル教科書体 N" w:cs="UD デジタル教科書体 N"/>
+          <w:color w:val="1A1A1A"/>
+          <w:sz w:val="17"/>
+          <w:szCs w:val="17"/>
+          <w:bdr w:val="single" w:sz="4" w:space="0" w:color="A3B4CC"/>
+        </w:rPr>
+        <w:t xml:space="preserve">に</w:t>
+      </w:r>
+      <w:r>
+        <w:rPr>
+          <w:rFonts w:ascii="UD デジタル教科書体 N" w:eastAsia="UD デジタル教科書体 N" w:hAnsi="UD デジタル教科書体 N" w:cs="UD デジタル教科書体 N"/>
+          <w:color w:val="1A1A1A"/>
+          <w:sz w:val="17"/>
+          <w:szCs w:val="17"/>
+          <w:bdr w:val="single" w:sz="5" w:space="0" w:color="A3B4CC"/>
+        </w:rPr>
+        <w:t xml:space="preserve">聞</w:t>
+      </w:r>
+      <w:r>
+        <w:rPr>
+          <w:rFonts w:ascii="UD デジタル教科書体 N" w:eastAsia="UD デジタル教科書体 N" w:hAnsi="UD デジタル教科書体 N" w:cs="UD デジタル教科書体 N"/>
+          <w:color w:val="1A1A1A"/>
+          <w:sz w:val="17"/>
+          <w:szCs w:val="17"/>
+          <w:bdr w:val="single" w:sz="4" w:space="0" w:color="A3B4CC"/>
+        </w:rPr>
+        <w:t xml:space="preserve">こ</w:t>
+      </w:r>
+      <w:r>
+        <w:rPr>
+          <w:rFonts w:ascii="UD デジタル教科書体 N" w:eastAsia="UD デジタル教科書体 N" w:hAnsi="UD デジタル教科書体 N" w:cs="UD デジタル教科書体 N"/>
+          <w:color w:val="1A1A1A"/>
+          <w:sz w:val="17"/>
+          <w:szCs w:val="17"/>
+          <w:bdr w:val="single" w:sz="5" w:space="0" w:color="A3B4CC"/>
+        </w:rPr>
+        <w:t xml:space="preserve">え</w:t>
+      </w:r>
+      <w:r>
+        <w:rPr>
+          <w:rFonts w:ascii="UD デジタル教科書体 N" w:eastAsia="UD デジタル教科書体 N" w:hAnsi="UD デジタル教科書体 N" w:cs="UD デジタル教科書体 N"/>
+          <w:color w:val="1A1A1A"/>
+          <w:sz w:val="17"/>
+          <w:szCs w:val="17"/>
+          <w:bdr w:val="single" w:sz="4" w:space="0" w:color="A3B4CC"/>
+        </w:rPr>
+        <w:t xml:space="preserve">る</w:t>
+      </w:r>
+      <w:r>
+        <w:rPr>
+          <w:rFonts w:ascii="UD デジタル教科書体 N" w:eastAsia="UD デジタル教科書体 N" w:hAnsi="UD デジタル教科書体 N" w:cs="UD デジタル教科書体 N"/>
+          <w:color w:val="1A1A1A"/>
+          <w:sz w:val="17"/>
+          <w:szCs w:val="17"/>
+          <w:bdr w:val="single" w:sz="5" w:space="0" w:color="A3B4CC"/>
+        </w:rPr>
+        <w:t xml:space="preserve">猿</w:t>
+      </w:r>
+      <w:r>
+        <w:rPr>
+          <w:rFonts w:ascii="UD デジタル教科書体 N" w:eastAsia="UD デジタル教科書体 N" w:hAnsi="UD デジタル教科書体 N" w:cs="UD デジタル教科書体 N"/>
+          <w:color w:val="1A1A1A"/>
+          <w:sz w:val="17"/>
+          <w:szCs w:val="17"/>
+          <w:bdr w:val="single" w:sz="4" w:space="0" w:color="A3B4CC"/>
+        </w:rPr>
+        <w:t xml:space="preserve">の</w:t>
+      </w:r>
+      <w:r>
+        <w:rPr>
+          <w:rFonts w:ascii="UD デジタル教科書体 N" w:eastAsia="UD デジタル教科書体 N" w:hAnsi="UD デジタル教科書体 N" w:cs="UD デジタル教科書体 N"/>
+          <w:color w:val="1A1A1A"/>
+          <w:sz w:val="17"/>
+          <w:szCs w:val="17"/>
+          <w:bdr w:val="single" w:sz="5" w:space="0" w:color="A3B4CC"/>
+        </w:rPr>
+        <w:t xml:space="preserve">鳴</w:t>
+      </w:r>
+      <w:r>
+        <w:rPr>
+          <w:rFonts w:ascii="UD デジタル教科書体 N" w:eastAsia="UD デジタル教科書体 N" w:hAnsi="UD デジタル教科書体 N" w:cs="UD デジタル教科書体 N"/>
+          <w:color w:val="1A1A1A"/>
+          <w:sz w:val="17"/>
+          <w:szCs w:val="17"/>
+          <w:bdr w:val="single" w:sz="4" w:space="0" w:color="A3B4CC"/>
+        </w:rPr>
+        <w:t xml:space="preserve">き</w:t>
+      </w:r>
+      <w:r>
+        <w:rPr>
+          <w:rFonts w:ascii="UD デジタル教科書体 N" w:eastAsia="UD デジタル教科書体 N" w:hAnsi="UD デジタル教科書体 N" w:cs="UD デジタル教科書体 N"/>
+          <w:color w:val="1A1A1A"/>
+          <w:sz w:val="17"/>
+          <w:szCs w:val="17"/>
+          <w:bdr w:val="single" w:sz="5" w:space="0" w:color="A3B4CC"/>
+        </w:rPr>
+        <w:t xml:space="preserve">声</w:t>
+      </w:r>
+      <w:r>
+        <w:rPr>
+          <w:rFonts w:ascii="UD デジタル教科書体 N" w:eastAsia="UD デジタル教科書体 N" w:hAnsi="UD デジタル教科書体 N" w:cs="UD デジタル教科書体 N"/>
+          <w:color w:val="1A1A1A"/>
+          <w:sz w:val="17"/>
+          <w:szCs w:val="17"/>
+          <w:bdr w:val="single" w:sz="4" w:space="0" w:color="A3B4CC"/>
+        </w:rPr>
+        <w:t xml:space="preserve">が</w:t>
+      </w:r>
+      <w:r>
+        <w:rPr>
+          <w:rFonts w:ascii="UD デジタル教科書体 N" w:eastAsia="UD デジタル教科書体 N" w:hAnsi="UD デジタル教科書体 N" w:cs="UD デジタル教科書体 N"/>
+          <w:color w:val="1A1A1A"/>
+          <w:sz w:val="17"/>
+          <w:szCs w:val="17"/>
+          <w:bdr w:val="single" w:sz="5" w:space="0" w:color="A3B4CC"/>
+        </w:rPr>
+        <w:t xml:space="preserve">途</w:t>
+      </w:r>
+      <w:r>
+        <w:rPr>
+          <w:rFonts w:ascii="UD デジタル教科書体 N" w:eastAsia="UD デジタル教科書体 N" w:hAnsi="UD デジタル教科書体 N" w:cs="UD デジタル教科書体 N"/>
+          <w:color w:val="1A1A1A"/>
+          <w:sz w:val="17"/>
+          <w:szCs w:val="17"/>
+          <w:bdr w:val="single" w:sz="4" w:space="0" w:color="A3B4CC"/>
+        </w:rPr>
+        <w:t xml:space="preserve">切</w:t>
+      </w:r>
+      <w:r>
+        <w:rPr>
+          <w:rFonts w:ascii="UD デジタル教科書体 N" w:eastAsia="UD デジタル教科書体 N" w:hAnsi="UD デジタル教科書体 N" w:cs="UD デジタル教科書体 N"/>
+          <w:color w:val="1A1A1A"/>
+          <w:sz w:val="17"/>
+          <w:szCs w:val="17"/>
+          <w:bdr w:val="single" w:sz="5" w:space="0" w:color="A3B4CC"/>
+        </w:rPr>
+        <w:t xml:space="preserve">れ</w:t>
+      </w:r>
+      <w:r>
+        <w:rPr>
+          <w:rFonts w:ascii="UD デジタル教科書体 N" w:eastAsia="UD デジタル教科書体 N" w:hAnsi="UD デジタル教科書体 N" w:cs="UD デジタル教科書体 N"/>
+          <w:color w:val="1A1A1A"/>
+          <w:sz w:val="17"/>
+          <w:szCs w:val="17"/>
+          <w:bdr w:val="single" w:sz="4" w:space="0" w:color="A3B4CC"/>
+        </w:rPr>
+        <w:t xml:space="preserve">な</w:t>
+      </w:r>
+      <w:r>
+        <w:rPr>
+          <w:rFonts w:ascii="UD デジタル教科書体 N" w:eastAsia="UD デジタル教科書体 N" w:hAnsi="UD デジタル教科書体 N" w:cs="UD デジタル教科書体 N"/>
+          <w:color w:val="1A1A1A"/>
+          <w:sz w:val="17"/>
+          <w:szCs w:val="17"/>
+          <w:bdr w:val="single" w:sz="5" w:space="0" w:color="A3B4CC"/>
+        </w:rPr>
+        <w:t xml:space="preserve">い</w:t>
+      </w:r>
+      <w:r>
+        <w:rPr>
+          <w:rFonts w:ascii="UD デジタル教科書体 N" w:eastAsia="UD デジタル教科書体 N" w:hAnsi="UD デジタル教科書体 N" w:cs="UD デジタル教科書体 N"/>
+          <w:color w:val="1A1A1A"/>
+          <w:sz w:val="17"/>
+          <w:szCs w:val="17"/>
+          <w:bdr w:val="single" w:sz="4" w:space="0" w:color="A3B4CC"/>
+        </w:rPr>
+        <w:t xml:space="preserve">う</w:t>
+      </w:r>
+      <w:r>
+        <w:rPr>
+          <w:rFonts w:ascii="UD デジタル教科書体 N" w:eastAsia="UD デジタル教科書体 N" w:hAnsi="UD デジタル教科書体 N" w:cs="UD デジタル教科書体 N"/>
+          <w:color w:val="1A1A1A"/>
+          <w:sz w:val="17"/>
+          <w:szCs w:val="17"/>
+          <w:bdr w:val="single" w:sz="5" w:space="0" w:color="A3B4CC"/>
+        </w:rPr>
+        <w:t xml:space="preserve">ち</w:t>
+      </w:r>
+      <w:r>
+        <w:rPr>
+          <w:rFonts w:ascii="UD デジタル教科書体 N" w:eastAsia="UD デジタル教科書体 N" w:hAnsi="UD デジタル教科書体 N" w:cs="UD デジタル教科書体 N"/>
+          <w:color w:val="1A1A1A"/>
+          <w:sz w:val="17"/>
+          <w:szCs w:val="17"/>
+          <w:bdr w:val="single" w:sz="4" w:space="0" w:color="A3B4CC"/>
+        </w:rPr>
+        <w:t xml:space="preserve">に</w:t>
+      </w:r>
+      <w:r>
+        <w:rPr>
+          <w:rFonts w:ascii="UD デジタル教科書体 N" w:eastAsia="UD デジタル教科書体 N" w:hAnsi="UD デジタル教科書体 N" w:cs="UD デジタル教科書体 N"/>
+          <w:color w:val="1A1A1A"/>
+          <w:sz w:val="17"/>
+          <w:szCs w:val="17"/>
+          <w:bdr w:val="single" w:sz="5" w:space="0" w:color="A3B4CC"/>
+        </w:rPr>
+        <w:t xml:space="preserve">、</w:t>
+      </w:r>
+      <w:r>
+        <w:rPr>
+          <w:rFonts w:ascii="UD デジタル教科書体 N" w:eastAsia="UD デジタル教科書体 N" w:hAnsi="UD デジタル教科書体 N" w:cs="UD デジタル教科書体 N"/>
+          <w:color w:val="1A1A1A"/>
+          <w:sz w:val="17"/>
+          <w:szCs w:val="17"/>
+          <w:bdr w:val="single" w:sz="4" w:space="0" w:color="A3B4CC"/>
+        </w:rPr>
+        <w:t xml:space="preserve">　</w:t>
+      </w:r>
+      <w:r>
+        <w:rPr>
+          <w:rFonts w:ascii="UD デジタル教科書体 N" w:eastAsia="UD デジタル教科書体 N" w:hAnsi="UD デジタル教科書体 N" w:cs="UD デジタル教科書体 N"/>
+          <w:color w:val="1A1A1A"/>
+          <w:sz w:val="17"/>
+          <w:szCs w:val="17"/>
+          <w:bdr w:val="single" w:sz="5" w:space="0" w:color="A3B4CC"/>
+        </w:rPr>
+        <w:t xml:space="preserve">　</w:t>
+      </w:r>
+      <w:r>
+        <w:rPr>
+          <w:rFonts w:ascii="UD デジタル教科書体 N" w:eastAsia="UD デジタル教科書体 N" w:hAnsi="UD デジタル教科書体 N" w:cs="UD デジタル教科書体 N"/>
+          <w:color w:val="1A1A1A"/>
+          <w:sz w:val="17"/>
+          <w:szCs w:val="17"/>
+          <w:bdr w:val="single" w:sz="4" w:space="0" w:color="A3B4CC"/>
+        </w:rPr>
+        <w:t xml:space="preserve">　</w:t>
+      </w:r>
+      <w:r>
+        <w:rPr>
+          <w:rFonts w:ascii="UD デジタル教科書体 N" w:eastAsia="UD デジタル教科書体 N" w:hAnsi="UD デジタル教科書体 N" w:cs="UD デジタル教科書体 N"/>
+          <w:color w:val="1A1A1A"/>
+          <w:sz w:val="17"/>
+          <w:szCs w:val="17"/>
+          <w:bdr w:val="single" w:sz="5" w:space="0" w:color="A3B4CC"/>
+        </w:rPr>
+        <w:t xml:space="preserve">　</w:t>
+      </w:r>
+      <w:r>
+        <w:rPr>
+          <w:rFonts w:ascii="UD デジタル教科書体 N" w:eastAsia="UD デジタル教科書体 N" w:hAnsi="UD デジタル教科書体 N" w:cs="UD デジタル教科書体 N"/>
+          <w:color w:val="1A1A1A"/>
+          <w:sz w:val="17"/>
+          <w:szCs w:val="17"/>
+          <w:bdr w:val="single" w:sz="4" w:space="0" w:color="A3B4CC"/>
+        </w:rPr>
+        <w:t xml:space="preserve">　</w:t>
+      </w:r>
+      <w:r>
+        <w:rPr>
+          <w:rFonts w:ascii="UD デジタル教科書体 N" w:eastAsia="UD デジタル教科書体 N" w:hAnsi="UD デジタル教科書体 N" w:cs="UD デジタル教科書体 N"/>
+          <w:color w:val="1A1A1A"/>
+          <w:sz w:val="17"/>
+          <w:szCs w:val="17"/>
+          <w:bdr w:val="single" w:sz="5" w:space="0" w:color="A3B4CC"/>
+        </w:rPr>
+        <w:t xml:space="preserve">　</w:t>
+      </w:r>
+      <w:r>
+        <w:rPr>
+          <w:rFonts w:ascii="UD デジタル教科書体 N" w:eastAsia="UD デジタル教科書体 N" w:hAnsi="UD デジタル教科書体 N" w:cs="UD デジタル教科書体 N"/>
+          <w:color w:val="1A1A1A"/>
+          <w:sz w:val="17"/>
+          <w:szCs w:val="17"/>
+          <w:bdr w:val="single" w:sz="4" w:space="0" w:color="A3B4CC"/>
+        </w:rPr>
+        <w:t xml:space="preserve">　</w:t>
+      </w:r>
+      <w:r>
+        <w:rPr>
+          <w:rFonts w:ascii="UD デジタル教科書体 N" w:eastAsia="UD デジタル教科書体 N" w:hAnsi="UD デジタル教科書体 N" w:cs="UD デジタル教科書体 N"/>
+          <w:color w:val="1A1A1A"/>
+          <w:sz w:val="17"/>
+          <w:szCs w:val="17"/>
+          <w:bdr w:val="single" w:sz="5" w:space="0" w:color="A3B4CC"/>
+        </w:rPr>
+        <w:t xml:space="preserve">　</w:t>
+      </w:r>
+      <w:r>
+        <w:rPr>
+          <w:rFonts w:ascii="UD デジタル教科書体 N" w:eastAsia="UD デジタル教科書体 N" w:hAnsi="UD デジタル教科書体 N" w:cs="UD デジタル教科書体 N"/>
+          <w:color w:val="1A1A1A"/>
+          <w:sz w:val="17"/>
+          <w:szCs w:val="17"/>
+          <w:bdr w:val="single" w:sz="4" w:space="0" w:color="A3B4CC"/>
+        </w:rPr>
+        <w:t xml:space="preserve">　</w:t>
+      </w:r>
+      <w:r>
+        <w:rPr>
+          <w:rFonts w:ascii="UD デジタル教科書体 N" w:eastAsia="UD デジタル教科書体 N" w:hAnsi="UD デジタル教科書体 N" w:cs="UD デジタル教科書体 N"/>
+          <w:color w:val="1A1A1A"/>
+          <w:sz w:val="17"/>
+          <w:szCs w:val="17"/>
+          <w:bdr w:val="single" w:sz="5" w:space="0" w:color="A3B4CC"/>
+        </w:rPr>
+        <w:t xml:space="preserve">　</w:t>
+      </w:r>
+      <w:r>
+        <w:rPr>
+          <w:rFonts w:ascii="UD デジタル教科書体 N" w:eastAsia="UD デジタル教科書体 N" w:hAnsi="UD デジタル教科書体 N" w:cs="UD デジタル教科書体 N"/>
+          <w:color w:val="1A1A1A"/>
+          <w:sz w:val="17"/>
+          <w:szCs w:val="17"/>
+          <w:bdr w:val="single" w:sz="4" w:space="0" w:color="A3B4CC"/>
+        </w:rPr>
+        <w:t xml:space="preserve">　</w:t>
+      </w:r>
+      <w:r>
+        <w:rPr>
+          <w:rFonts w:ascii="UD デジタル教科書体 N" w:eastAsia="UD デジタル教科書体 N" w:hAnsi="UD デジタル教科書体 N" w:cs="UD デジタル教科書体 N"/>
+          <w:color w:val="1A1A1A"/>
+          <w:sz w:val="17"/>
+          <w:szCs w:val="17"/>
+          <w:bdr w:val="single" w:sz="5" w:space="0" w:color="A3B4CC"/>
+        </w:rPr>
+        <w:t xml:space="preserve">　</w:t>
+      </w:r>
+      <w:r>
+        <w:rPr>
+          <w:rFonts w:ascii="UD デジタル教科書体 N" w:eastAsia="UD デジタル教科書体 N" w:hAnsi="UD デジタル教科書体 N" w:cs="UD デジタル教科書体 N"/>
+          <w:color w:val="1A1A1A"/>
+          <w:sz w:val="17"/>
+          <w:szCs w:val="17"/>
+          <w:bdr w:val="single" w:sz="4" w:space="0" w:color="A3B4CC"/>
+        </w:rPr>
+        <w:t xml:space="preserve">　</w:t>
+      </w:r>
+      <w:r>
+        <w:rPr>
+          <w:rFonts w:ascii="UD デジタル教科書体 N" w:eastAsia="UD デジタル教科書体 N" w:hAnsi="UD デジタル教科書体 N" w:cs="UD デジタル教科書体 N"/>
+          <w:color w:val="1A1A1A"/>
+          <w:sz w:val="17"/>
+          <w:szCs w:val="17"/>
+          <w:bdr w:val="single" w:sz="5" w:space="0" w:color="A3B4CC"/>
+        </w:rPr>
+        <w:t xml:space="preserve">　</w:t>
       </w:r>
     </w:p>
     <w:p>
       <w:pPr>
         <w:snapToGrid w:val="0"/>
-        <w:spacing w:before="0" w:after="526" w:line="240" w:lineRule="auto"/>
+        <w:spacing w:before="0" w:after="451" w:line="240" w:lineRule="auto"/>
         <w:ind w:right="170"/>
       </w:pPr>
       <w:r>
         <w:rPr>
           <w:rFonts w:ascii="UD デジタル教科書体 N" w:eastAsia="UD デジタル教科書体 N" w:hAnsi="UD デジタル教科書体 N" w:cs="UD デジタル教科書体 N"/>
-          <w:color w:val="EE0000"/>
-          <w:sz w:val="19"/>
-          <w:szCs w:val="19"/>
-          <w:u w:val="single" w:color="A3B4CC"/>
-        </w:rPr>
-        <w:t xml:space="preserve">軽やかな小舟は、もう通り過ぎていった、幾重にも重なった山々を。</w:t>
-      </w:r>
-      <w:r>
-        <w:rPr>
-          <w:rFonts w:ascii="UD デジタル教科書体 N" w:eastAsia="UD デジタル教科書体 N" w:hAnsi="UD デジタル教科書体 N" w:cs="UD デジタル教科書体 N"/>
-          <w:color w:val="1A1A1A"/>
-          <w:sz w:val="19"/>
-          <w:szCs w:val="19"/>
-          <w:u w:val="single" w:color="A3B4CC"/>
-        </w:rPr>
-        <w:t xml:space="preserve">　　</w:t>
+          <w:color w:val="1A1A1A"/>
+          <w:sz w:val="17"/>
+          <w:szCs w:val="17"/>
+          <w:bdr w:val="single" w:sz="4" w:space="0" w:color="A3B4CC"/>
+        </w:rPr>
+        <w:t xml:space="preserve">軽</w:t>
+      </w:r>
+      <w:r>
+        <w:rPr>
+          <w:rFonts w:ascii="UD デジタル教科書体 N" w:eastAsia="UD デジタル教科書体 N" w:hAnsi="UD デジタル教科書体 N" w:cs="UD デジタル教科書体 N"/>
+          <w:color w:val="1A1A1A"/>
+          <w:sz w:val="17"/>
+          <w:szCs w:val="17"/>
+          <w:bdr w:val="single" w:sz="5" w:space="0" w:color="A3B4CC"/>
+        </w:rPr>
+        <w:t xml:space="preserve">や</w:t>
+      </w:r>
+      <w:r>
+        <w:rPr>
+          <w:rFonts w:ascii="UD デジタル教科書体 N" w:eastAsia="UD デジタル教科書体 N" w:hAnsi="UD デジタル教科書体 N" w:cs="UD デジタル教科書体 N"/>
+          <w:color w:val="1A1A1A"/>
+          <w:sz w:val="17"/>
+          <w:szCs w:val="17"/>
+          <w:bdr w:val="single" w:sz="4" w:space="0" w:color="A3B4CC"/>
+        </w:rPr>
+        <w:t xml:space="preserve">か</w:t>
+      </w:r>
+      <w:r>
+        <w:rPr>
+          <w:rFonts w:ascii="UD デジタル教科書体 N" w:eastAsia="UD デジタル教科書体 N" w:hAnsi="UD デジタル教科書体 N" w:cs="UD デジタル教科書体 N"/>
+          <w:color w:val="1A1A1A"/>
+          <w:sz w:val="17"/>
+          <w:szCs w:val="17"/>
+          <w:bdr w:val="single" w:sz="5" w:space="0" w:color="A3B4CC"/>
+        </w:rPr>
+        <w:t xml:space="preserve">な</w:t>
+      </w:r>
+      <w:r>
+        <w:rPr>
+          <w:rFonts w:ascii="UD デジタル教科書体 N" w:eastAsia="UD デジタル教科書体 N" w:hAnsi="UD デジタル教科書体 N" w:cs="UD デジタル教科書体 N"/>
+          <w:color w:val="1A1A1A"/>
+          <w:sz w:val="17"/>
+          <w:szCs w:val="17"/>
+          <w:bdr w:val="single" w:sz="4" w:space="0" w:color="A3B4CC"/>
+        </w:rPr>
+        <w:t xml:space="preserve">小</w:t>
+      </w:r>
+      <w:r>
+        <w:rPr>
+          <w:rFonts w:ascii="UD デジタル教科書体 N" w:eastAsia="UD デジタル教科書体 N" w:hAnsi="UD デジタル教科書体 N" w:cs="UD デジタル教科書体 N"/>
+          <w:color w:val="1A1A1A"/>
+          <w:sz w:val="17"/>
+          <w:szCs w:val="17"/>
+          <w:bdr w:val="single" w:sz="5" w:space="0" w:color="A3B4CC"/>
+        </w:rPr>
+        <w:t xml:space="preserve">舟</w:t>
+      </w:r>
+      <w:r>
+        <w:rPr>
+          <w:rFonts w:ascii="UD デジタル教科書体 N" w:eastAsia="UD デジタル教科書体 N" w:hAnsi="UD デジタル教科書体 N" w:cs="UD デジタル教科書体 N"/>
+          <w:color w:val="1A1A1A"/>
+          <w:sz w:val="17"/>
+          <w:szCs w:val="17"/>
+          <w:bdr w:val="single" w:sz="4" w:space="0" w:color="A3B4CC"/>
+        </w:rPr>
+        <w:t xml:space="preserve">は</w:t>
+      </w:r>
+      <w:r>
+        <w:rPr>
+          <w:rFonts w:ascii="UD デジタル教科書体 N" w:eastAsia="UD デジタル教科書体 N" w:hAnsi="UD デジタル教科書体 N" w:cs="UD デジタル教科書体 N"/>
+          <w:color w:val="1A1A1A"/>
+          <w:sz w:val="17"/>
+          <w:szCs w:val="17"/>
+          <w:bdr w:val="single" w:sz="5" w:space="0" w:color="A3B4CC"/>
+        </w:rPr>
+        <w:t xml:space="preserve">、</w:t>
+      </w:r>
+      <w:r>
+        <w:rPr>
+          <w:rFonts w:ascii="UD デジタル教科書体 N" w:eastAsia="UD デジタル教科書体 N" w:hAnsi="UD デジタル教科書体 N" w:cs="UD デジタル教科書体 N"/>
+          <w:color w:val="1A1A1A"/>
+          <w:sz w:val="17"/>
+          <w:szCs w:val="17"/>
+          <w:bdr w:val="single" w:sz="4" w:space="0" w:color="A3B4CC"/>
+        </w:rPr>
+        <w:t xml:space="preserve">も</w:t>
+      </w:r>
+      <w:r>
+        <w:rPr>
+          <w:rFonts w:ascii="UD デジタル教科書体 N" w:eastAsia="UD デジタル教科書体 N" w:hAnsi="UD デジタル教科書体 N" w:cs="UD デジタル教科書体 N"/>
+          <w:color w:val="1A1A1A"/>
+          <w:sz w:val="17"/>
+          <w:szCs w:val="17"/>
+          <w:bdr w:val="single" w:sz="5" w:space="0" w:color="A3B4CC"/>
+        </w:rPr>
+        <w:t xml:space="preserve">う</w:t>
+      </w:r>
+      <w:r>
+        <w:rPr>
+          <w:rFonts w:ascii="UD デジタル教科書体 N" w:eastAsia="UD デジタル教科書体 N" w:hAnsi="UD デジタル教科書体 N" w:cs="UD デジタル教科書体 N"/>
+          <w:color w:val="1A1A1A"/>
+          <w:sz w:val="17"/>
+          <w:szCs w:val="17"/>
+          <w:bdr w:val="single" w:sz="4" w:space="0" w:color="A3B4CC"/>
+        </w:rPr>
+        <w:t xml:space="preserve">通</w:t>
+      </w:r>
+      <w:r>
+        <w:rPr>
+          <w:rFonts w:ascii="UD デジタル教科書体 N" w:eastAsia="UD デジタル教科書体 N" w:hAnsi="UD デジタル教科書体 N" w:cs="UD デジタル教科書体 N"/>
+          <w:color w:val="1A1A1A"/>
+          <w:sz w:val="17"/>
+          <w:szCs w:val="17"/>
+          <w:bdr w:val="single" w:sz="5" w:space="0" w:color="A3B4CC"/>
+        </w:rPr>
+        <w:t xml:space="preserve">り</w:t>
+      </w:r>
+      <w:r>
+        <w:rPr>
+          <w:rFonts w:ascii="UD デジタル教科書体 N" w:eastAsia="UD デジタル教科書体 N" w:hAnsi="UD デジタル教科書体 N" w:cs="UD デジタル教科書体 N"/>
+          <w:color w:val="1A1A1A"/>
+          <w:sz w:val="17"/>
+          <w:szCs w:val="17"/>
+          <w:bdr w:val="single" w:sz="4" w:space="0" w:color="A3B4CC"/>
+        </w:rPr>
+        <w:t xml:space="preserve">過</w:t>
+      </w:r>
+      <w:r>
+        <w:rPr>
+          <w:rFonts w:ascii="UD デジタル教科書体 N" w:eastAsia="UD デジタル教科書体 N" w:hAnsi="UD デジタル教科書体 N" w:cs="UD デジタル教科書体 N"/>
+          <w:color w:val="1A1A1A"/>
+          <w:sz w:val="17"/>
+          <w:szCs w:val="17"/>
+          <w:bdr w:val="single" w:sz="5" w:space="0" w:color="A3B4CC"/>
+        </w:rPr>
+        <w:t xml:space="preserve">ぎ</w:t>
+      </w:r>
+      <w:r>
+        <w:rPr>
+          <w:rFonts w:ascii="UD デジタル教科書体 N" w:eastAsia="UD デジタル教科書体 N" w:hAnsi="UD デジタル教科書体 N" w:cs="UD デジタル教科書体 N"/>
+          <w:color w:val="1A1A1A"/>
+          <w:sz w:val="17"/>
+          <w:szCs w:val="17"/>
+          <w:bdr w:val="single" w:sz="4" w:space="0" w:color="A3B4CC"/>
+        </w:rPr>
+        <w:t xml:space="preserve">て</w:t>
+      </w:r>
+      <w:r>
+        <w:rPr>
+          <w:rFonts w:ascii="UD デジタル教科書体 N" w:eastAsia="UD デジタル教科書体 N" w:hAnsi="UD デジタル教科書体 N" w:cs="UD デジタル教科書体 N"/>
+          <w:color w:val="1A1A1A"/>
+          <w:sz w:val="17"/>
+          <w:szCs w:val="17"/>
+          <w:bdr w:val="single" w:sz="5" w:space="0" w:color="A3B4CC"/>
+        </w:rPr>
+        <w:t xml:space="preserve">い</w:t>
+      </w:r>
+      <w:r>
+        <w:rPr>
+          <w:rFonts w:ascii="UD デジタル教科書体 N" w:eastAsia="UD デジタル教科書体 N" w:hAnsi="UD デジタル教科書体 N" w:cs="UD デジタル教科書体 N"/>
+          <w:color w:val="1A1A1A"/>
+          <w:sz w:val="17"/>
+          <w:szCs w:val="17"/>
+          <w:bdr w:val="single" w:sz="4" w:space="0" w:color="A3B4CC"/>
+        </w:rPr>
+        <w:t xml:space="preserve">っ</w:t>
+      </w:r>
+      <w:r>
+        <w:rPr>
+          <w:rFonts w:ascii="UD デジタル教科書体 N" w:eastAsia="UD デジタル教科書体 N" w:hAnsi="UD デジタル教科書体 N" w:cs="UD デジタル教科書体 N"/>
+          <w:color w:val="1A1A1A"/>
+          <w:sz w:val="17"/>
+          <w:szCs w:val="17"/>
+          <w:bdr w:val="single" w:sz="5" w:space="0" w:color="A3B4CC"/>
+        </w:rPr>
+        <w:t xml:space="preserve">た</w:t>
+      </w:r>
+      <w:r>
+        <w:rPr>
+          <w:rFonts w:ascii="UD デジタル教科書体 N" w:eastAsia="UD デジタル教科書体 N" w:hAnsi="UD デジタル教科書体 N" w:cs="UD デジタル教科書体 N"/>
+          <w:color w:val="1A1A1A"/>
+          <w:sz w:val="17"/>
+          <w:szCs w:val="17"/>
+          <w:bdr w:val="single" w:sz="4" w:space="0" w:color="A3B4CC"/>
+        </w:rPr>
+        <w:t xml:space="preserve">、</w:t>
+      </w:r>
+      <w:r>
+        <w:rPr>
+          <w:rFonts w:ascii="UD デジタル教科書体 N" w:eastAsia="UD デジタル教科書体 N" w:hAnsi="UD デジタル教科書体 N" w:cs="UD デジタル教科書体 N"/>
+          <w:color w:val="1A1A1A"/>
+          <w:sz w:val="17"/>
+          <w:szCs w:val="17"/>
+          <w:bdr w:val="single" w:sz="5" w:space="0" w:color="A3B4CC"/>
+        </w:rPr>
+        <w:t xml:space="preserve">幾</w:t>
+      </w:r>
+      <w:r>
+        <w:rPr>
+          <w:rFonts w:ascii="UD デジタル教科書体 N" w:eastAsia="UD デジタル教科書体 N" w:hAnsi="UD デジタル教科書体 N" w:cs="UD デジタル教科書体 N"/>
+          <w:color w:val="1A1A1A"/>
+          <w:sz w:val="17"/>
+          <w:szCs w:val="17"/>
+          <w:bdr w:val="single" w:sz="4" w:space="0" w:color="A3B4CC"/>
+        </w:rPr>
+        <w:t xml:space="preserve">重</w:t>
+      </w:r>
+      <w:r>
+        <w:rPr>
+          <w:rFonts w:ascii="UD デジタル教科書体 N" w:eastAsia="UD デジタル教科書体 N" w:hAnsi="UD デジタル教科書体 N" w:cs="UD デジタル教科書体 N"/>
+          <w:color w:val="1A1A1A"/>
+          <w:sz w:val="17"/>
+          <w:szCs w:val="17"/>
+          <w:bdr w:val="single" w:sz="5" w:space="0" w:color="A3B4CC"/>
+        </w:rPr>
+        <w:t xml:space="preserve">に</w:t>
+      </w:r>
+      <w:r>
+        <w:rPr>
+          <w:rFonts w:ascii="UD デジタル教科書体 N" w:eastAsia="UD デジタル教科書体 N" w:hAnsi="UD デジタル教科書体 N" w:cs="UD デジタル教科書体 N"/>
+          <w:color w:val="1A1A1A"/>
+          <w:sz w:val="17"/>
+          <w:szCs w:val="17"/>
+          <w:bdr w:val="single" w:sz="4" w:space="0" w:color="A3B4CC"/>
+        </w:rPr>
+        <w:t xml:space="preserve">も</w:t>
+      </w:r>
+      <w:r>
+        <w:rPr>
+          <w:rFonts w:ascii="UD デジタル教科書体 N" w:eastAsia="UD デジタル教科書体 N" w:hAnsi="UD デジタル教科書体 N" w:cs="UD デジタル教科書体 N"/>
+          <w:color w:val="1A1A1A"/>
+          <w:sz w:val="17"/>
+          <w:szCs w:val="17"/>
+          <w:bdr w:val="single" w:sz="5" w:space="0" w:color="A3B4CC"/>
+        </w:rPr>
+        <w:t xml:space="preserve">重</w:t>
+      </w:r>
+      <w:r>
+        <w:rPr>
+          <w:rFonts w:ascii="UD デジタル教科書体 N" w:eastAsia="UD デジタル教科書体 N" w:hAnsi="UD デジタル教科書体 N" w:cs="UD デジタル教科書体 N"/>
+          <w:color w:val="1A1A1A"/>
+          <w:sz w:val="17"/>
+          <w:szCs w:val="17"/>
+          <w:bdr w:val="single" w:sz="4" w:space="0" w:color="A3B4CC"/>
+        </w:rPr>
+        <w:t xml:space="preserve">な</w:t>
+      </w:r>
+      <w:r>
+        <w:rPr>
+          <w:rFonts w:ascii="UD デジタル教科書体 N" w:eastAsia="UD デジタル教科書体 N" w:hAnsi="UD デジタル教科書体 N" w:cs="UD デジタル教科書体 N"/>
+          <w:color w:val="1A1A1A"/>
+          <w:sz w:val="17"/>
+          <w:szCs w:val="17"/>
+          <w:bdr w:val="single" w:sz="5" w:space="0" w:color="A3B4CC"/>
+        </w:rPr>
+        <w:t xml:space="preserve">っ</w:t>
+      </w:r>
+      <w:r>
+        <w:rPr>
+          <w:rFonts w:ascii="UD デジタル教科書体 N" w:eastAsia="UD デジタル教科書体 N" w:hAnsi="UD デジタル教科書体 N" w:cs="UD デジタル教科書体 N"/>
+          <w:color w:val="1A1A1A"/>
+          <w:sz w:val="17"/>
+          <w:szCs w:val="17"/>
+          <w:bdr w:val="single" w:sz="4" w:space="0" w:color="A3B4CC"/>
+        </w:rPr>
+        <w:t xml:space="preserve">た</w:t>
+      </w:r>
+      <w:r>
+        <w:rPr>
+          <w:rFonts w:ascii="UD デジタル教科書体 N" w:eastAsia="UD デジタル教科書体 N" w:hAnsi="UD デジタル教科書体 N" w:cs="UD デジタル教科書体 N"/>
+          <w:color w:val="1A1A1A"/>
+          <w:sz w:val="17"/>
+          <w:szCs w:val="17"/>
+          <w:bdr w:val="single" w:sz="5" w:space="0" w:color="A3B4CC"/>
+        </w:rPr>
+        <w:t xml:space="preserve">山</w:t>
+      </w:r>
+      <w:r>
+        <w:rPr>
+          <w:rFonts w:ascii="UD デジタル教科書体 N" w:eastAsia="UD デジタル教科書体 N" w:hAnsi="UD デジタル教科書体 N" w:cs="UD デジタル教科書体 N"/>
+          <w:color w:val="1A1A1A"/>
+          <w:sz w:val="17"/>
+          <w:szCs w:val="17"/>
+          <w:bdr w:val="single" w:sz="4" w:space="0" w:color="A3B4CC"/>
+        </w:rPr>
+        <w:t xml:space="preserve">々</w:t>
+      </w:r>
+      <w:r>
+        <w:rPr>
+          <w:rFonts w:ascii="UD デジタル教科書体 N" w:eastAsia="UD デジタル教科書体 N" w:hAnsi="UD デジタル教科書体 N" w:cs="UD デジタル教科書体 N"/>
+          <w:color w:val="1A1A1A"/>
+          <w:sz w:val="17"/>
+          <w:szCs w:val="17"/>
+          <w:bdr w:val="single" w:sz="5" w:space="0" w:color="A3B4CC"/>
+        </w:rPr>
+        <w:t xml:space="preserve">を</w:t>
+      </w:r>
+      <w:r>
+        <w:rPr>
+          <w:rFonts w:ascii="UD デジタル教科書体 N" w:eastAsia="UD デジタル教科書体 N" w:hAnsi="UD デジタル教科書体 N" w:cs="UD デジタル教科書体 N"/>
+          <w:color w:val="1A1A1A"/>
+          <w:sz w:val="17"/>
+          <w:szCs w:val="17"/>
+          <w:bdr w:val="single" w:sz="4" w:space="0" w:color="A3B4CC"/>
+        </w:rPr>
+        <w:t xml:space="preserve">。</w:t>
+      </w:r>
+      <w:r>
+        <w:rPr>
+          <w:rFonts w:ascii="UD デジタル教科書体 N" w:eastAsia="UD デジタル教科書体 N" w:hAnsi="UD デジタル教科書体 N" w:cs="UD デジタル教科書体 N"/>
+          <w:color w:val="1A1A1A"/>
+          <w:sz w:val="17"/>
+          <w:szCs w:val="17"/>
+          <w:bdr w:val="single" w:sz="5" w:space="0" w:color="A3B4CC"/>
+        </w:rPr>
+        <w:t xml:space="preserve">　</w:t>
+      </w:r>
+      <w:r>
+        <w:rPr>
+          <w:rFonts w:ascii="UD デジタル教科書体 N" w:eastAsia="UD デジタル教科書体 N" w:hAnsi="UD デジタル教科書体 N" w:cs="UD デジタル教科書体 N"/>
+          <w:color w:val="1A1A1A"/>
+          <w:sz w:val="17"/>
+          <w:szCs w:val="17"/>
+          <w:bdr w:val="single" w:sz="4" w:space="0" w:color="A3B4CC"/>
+        </w:rPr>
+        <w:t xml:space="preserve">　</w:t>
+      </w:r>
+      <w:r>
+        <w:rPr>
+          <w:rFonts w:ascii="UD デジタル教科書体 N" w:eastAsia="UD デジタル教科書体 N" w:hAnsi="UD デジタル教科書体 N" w:cs="UD デジタル教科書体 N"/>
+          <w:color w:val="1A1A1A"/>
+          <w:sz w:val="17"/>
+          <w:szCs w:val="17"/>
+          <w:bdr w:val="single" w:sz="5" w:space="0" w:color="A3B4CC"/>
+        </w:rPr>
+        <w:t xml:space="preserve">　</w:t>
+      </w:r>
+      <w:r>
+        <w:rPr>
+          <w:rFonts w:ascii="UD デジタル教科書体 N" w:eastAsia="UD デジタル教科書体 N" w:hAnsi="UD デジタル教科書体 N" w:cs="UD デジタル教科書体 N"/>
+          <w:color w:val="1A1A1A"/>
+          <w:sz w:val="17"/>
+          <w:szCs w:val="17"/>
+          <w:bdr w:val="single" w:sz="4" w:space="0" w:color="A3B4CC"/>
+        </w:rPr>
+        <w:t xml:space="preserve">　</w:t>
+      </w:r>
+      <w:r>
+        <w:rPr>
+          <w:rFonts w:ascii="UD デジタル教科書体 N" w:eastAsia="UD デジタル教科書体 N" w:hAnsi="UD デジタル教科書体 N" w:cs="UD デジタル教科書体 N"/>
+          <w:color w:val="1A1A1A"/>
+          <w:sz w:val="17"/>
+          <w:szCs w:val="17"/>
+          <w:bdr w:val="single" w:sz="5" w:space="0" w:color="A3B4CC"/>
+        </w:rPr>
+        <w:t xml:space="preserve">　</w:t>
       </w:r>
     </w:p>
     <w:p>
@@ -4316,7 +6538,7 @@
     <w:p>
       <w:pPr>
         <w:snapToGrid w:val="0"/>
-        <w:spacing w:before="0" w:after="282" w:line="240" w:lineRule="auto"/>
+        <w:spacing w:before="0" w:after="334" w:line="240" w:lineRule="auto"/>
         <w:ind w:right="230"/>
       </w:pPr>
       <w:r>
@@ -4334,7 +6556,7 @@
     <w:p>
       <w:pPr>
         <w:snapToGrid w:val="0"/>
-        <w:spacing w:before="0" w:after="282" w:line="240" w:lineRule="auto"/>
+        <w:spacing w:before="0" w:after="334" w:line="240" w:lineRule="auto"/>
         <w:ind w:right="230"/>
       </w:pPr>
       <w:r>
@@ -4350,7 +6572,7 @@
     <w:p>
       <w:pPr>
         <w:snapToGrid w:val="0"/>
-        <w:spacing w:before="0" w:after="282" w:line="240" w:lineRule="auto"/>
+        <w:spacing w:before="0" w:after="334" w:line="240" w:lineRule="auto"/>
         <w:ind w:right="230"/>
       </w:pPr>
       <w:r>
@@ -4375,7 +6597,7 @@
     <w:p>
       <w:pPr>
         <w:snapToGrid w:val="0"/>
-        <w:spacing w:before="0" w:after="282" w:line="240" w:lineRule="auto"/>
+        <w:spacing w:before="0" w:after="334" w:line="240" w:lineRule="auto"/>
         <w:ind w:right="230"/>
       </w:pPr>
       <w:r>
@@ -4434,7 +6656,7 @@
     <w:p>
       <w:pPr>
         <w:snapToGrid w:val="0"/>
-        <w:spacing w:before="0" w:after="282" w:line="240" w:lineRule="auto"/>
+        <w:spacing w:before="0" w:after="334" w:line="240" w:lineRule="auto"/>
         <w:ind w:right="230"/>
       </w:pPr>
       <w:r>
@@ -4459,7 +6681,7 @@
     <w:p>
       <w:pPr>
         <w:snapToGrid w:val="0"/>
-        <w:spacing w:before="0" w:after="282" w:line="240" w:lineRule="auto"/>
+        <w:spacing w:before="0" w:after="334" w:line="240" w:lineRule="auto"/>
         <w:ind w:right="230"/>
       </w:pPr>
       <w:r>
@@ -4475,7 +6697,7 @@
     <w:p>
       <w:pPr>
         <w:snapToGrid w:val="0"/>
-        <w:spacing w:before="0" w:after="282" w:line="240" w:lineRule="auto"/>
+        <w:spacing w:before="0" w:after="334" w:line="240" w:lineRule="auto"/>
         <w:ind w:right="230"/>
       </w:pPr>
       <w:r>
@@ -4570,7 +6792,7 @@
     <w:p>
       <w:pPr>
         <w:snapToGrid w:val="0"/>
-        <w:spacing w:before="0" w:after="282" w:line="240" w:lineRule="auto"/>
+        <w:spacing w:before="0" w:after="334" w:line="240" w:lineRule="auto"/>
         <w:ind w:right="230"/>
       </w:pPr>
       <w:r>
@@ -4588,7 +6810,7 @@
     <w:p>
       <w:pPr>
         <w:snapToGrid w:val="0"/>
-        <w:spacing w:before="0" w:after="282" w:line="240" w:lineRule="auto"/>
+        <w:spacing w:before="0" w:after="334" w:line="240" w:lineRule="auto"/>
         <w:ind w:right="230"/>
       </w:pPr>
       <w:r>
@@ -4798,7 +7020,7 @@
     <w:p>
       <w:pPr>
         <w:snapToGrid w:val="0"/>
-        <w:spacing w:before="0" w:after="282" w:line="240" w:lineRule="auto"/>
+        <w:spacing w:before="0" w:after="334" w:line="240" w:lineRule="auto"/>
         <w:ind w:right="230"/>
       </w:pPr>
       <w:r>
@@ -4929,7 +7151,7 @@
     <w:p>
       <w:pPr>
         <w:snapToGrid w:val="0"/>
-        <w:spacing w:before="0" w:after="282" w:line="240" w:lineRule="auto"/>
+        <w:spacing w:before="0" w:after="334" w:line="240" w:lineRule="auto"/>
         <w:ind w:right="230"/>
       </w:pPr>
       <w:r>
@@ -5126,7 +7348,7 @@
     <w:p>
       <w:pPr>
         <w:snapToGrid w:val="0"/>
-        <w:spacing w:before="0" w:after="282" w:line="240" w:lineRule="auto"/>
+        <w:spacing w:before="0" w:after="334" w:line="240" w:lineRule="auto"/>
         <w:ind w:right="230"/>
       </w:pPr>
       <w:r>
@@ -5275,7 +7497,7 @@
     <w:p>
       <w:pPr>
         <w:snapToGrid w:val="0"/>
-        <w:spacing w:before="0" w:after="282" w:line="240" w:lineRule="auto"/>
+        <w:spacing w:before="0" w:after="334" w:line="240" w:lineRule="auto"/>
         <w:ind w:right="230"/>
       </w:pPr>
       <w:r>

--- a/漢文プリント_表なし版/早発白帝城_解答版.docx
+++ b/漢文プリント_表なし版/早発白帝城_解答版.docx
@@ -5,7 +5,7 @@
     <w:p>
       <w:pPr>
         <w:snapToGrid w:val="0"/>
-        <w:spacing w:before="0" w:after="140" w:line="240" w:lineRule="auto"/>
+        <w:spacing w:before="0" w:after="140" w:line="348" w:lineRule="exact"/>
       </w:pPr>
       <w:r>
         <w:rPr>
@@ -34,12 +34,12 @@
           <wp:anchor distT="0" distB="0" distL="0" distR="0" simplePos="0" relativeHeight="251658240" behindDoc="1" locked="0" layoutInCell="1" allowOverlap="1">
             <wp:simplePos x="0" y="0"/>
             <wp:positionH relativeFrom="page">
-              <wp:posOffset>6623050</wp:posOffset>
+              <wp:posOffset>7127875</wp:posOffset>
             </wp:positionH>
             <wp:positionV relativeFrom="page">
               <wp:posOffset>469900</wp:posOffset>
             </wp:positionV>
-            <wp:extent cx="3082290" cy="6512560"/>
+            <wp:extent cx="2577465" cy="6512560"/>
             <wp:effectExtent l="0" t="0" r="0" b="0"/>
             <wp:wrapNone/>
             <wp:docPr id="1" name="frame1"/>
@@ -51,7 +51,7 @@
                   <wps:spPr>
                     <a:xfrm>
                       <a:off x="0" y="0"/>
-                      <a:ext cx="3082290" cy="6512560"/>
+                      <a:ext cx="2577465" cy="6512560"/>
                     </a:xfrm>
                     <a:prstGeom prst="roundRect">
                       <a:avLst>
@@ -77,12 +77,12 @@
           <wp:anchor distT="0" distB="0" distL="0" distR="0" simplePos="0" relativeHeight="251658240" behindDoc="1" locked="0" layoutInCell="1" allowOverlap="1">
             <wp:simplePos x="0" y="0"/>
             <wp:positionH relativeFrom="page">
-              <wp:posOffset>3552190</wp:posOffset>
+              <wp:posOffset>3823970</wp:posOffset>
             </wp:positionH>
             <wp:positionV relativeFrom="page">
               <wp:posOffset>469900</wp:posOffset>
             </wp:positionV>
-            <wp:extent cx="2915284" cy="6512560"/>
+            <wp:extent cx="3220085" cy="6512560"/>
             <wp:effectExtent l="0" t="0" r="0" b="0"/>
             <wp:wrapNone/>
             <wp:docPr id="2" name="frame2"/>
@@ -94,7 +94,7 @@
                   <wps:spPr>
                     <a:xfrm>
                       <a:off x="0" y="0"/>
-                      <a:ext cx="2915284" cy="6512560"/>
+                      <a:ext cx="3220085" cy="6512560"/>
                     </a:xfrm>
                     <a:prstGeom prst="roundRect">
                       <a:avLst>
@@ -120,12 +120,12 @@
           <wp:anchor distT="0" distB="0" distL="0" distR="0" simplePos="0" relativeHeight="251658240" behindDoc="1" locked="0" layoutInCell="1" allowOverlap="1">
             <wp:simplePos x="0" y="0"/>
             <wp:positionH relativeFrom="page">
-              <wp:posOffset>762000</wp:posOffset>
+              <wp:posOffset>1087755</wp:posOffset>
             </wp:positionH>
             <wp:positionV relativeFrom="page">
               <wp:posOffset>469900</wp:posOffset>
             </wp:positionV>
-            <wp:extent cx="2726690" cy="6512560"/>
+            <wp:extent cx="2672715" cy="6512560"/>
             <wp:effectExtent l="0" t="0" r="0" b="0"/>
             <wp:wrapNone/>
             <wp:docPr id="3" name="frame3"/>
@@ -137,7 +137,7 @@
                   <wps:spPr>
                     <a:xfrm>
                       <a:off x="0" y="0"/>
-                      <a:ext cx="2726690" cy="6512560"/>
+                      <a:ext cx="2672715" cy="6512560"/>
                     </a:xfrm>
                     <a:prstGeom prst="roundRect">
                       <a:avLst>
@@ -162,7 +162,7 @@
     <w:p>
       <w:pPr>
         <w:snapToGrid w:val="0"/>
-        <w:spacing w:before="0" w:after="140" w:line="240" w:lineRule="auto"/>
+        <w:spacing w:before="0" w:after="140" w:line="319" w:lineRule="exact"/>
         <w:ind w:right="2200"/>
         <w:jc w:val="right"/>
       </w:pPr>
@@ -192,7 +192,7 @@
     <w:p>
       <w:pPr>
         <w:snapToGrid w:val="0"/>
-        <w:spacing w:before="0" w:after="170" w:line="240" w:lineRule="auto"/>
+        <w:spacing w:before="0" w:after="170" w:line="522" w:lineRule="exact"/>
         <w:ind w:right="170"/>
       </w:pPr>
       <w:r>
@@ -373,7 +373,7 @@
     <w:p>
       <w:pPr>
         <w:snapToGrid w:val="0"/>
-        <w:spacing w:before="0" w:after="170" w:line="240" w:lineRule="auto"/>
+        <w:spacing w:before="0" w:after="170" w:line="522" w:lineRule="exact"/>
         <w:ind w:right="170"/>
       </w:pPr>
       <w:r>
@@ -500,7 +500,7 @@
     <w:p>
       <w:pPr>
         <w:snapToGrid w:val="0"/>
-        <w:spacing w:before="0" w:after="170" w:line="240" w:lineRule="auto"/>
+        <w:spacing w:before="0" w:after="170" w:line="522" w:lineRule="exact"/>
         <w:ind w:right="170"/>
       </w:pPr>
       <w:r>
@@ -695,7 +695,7 @@
     <w:p>
       <w:pPr>
         <w:snapToGrid w:val="0"/>
-        <w:spacing w:before="0" w:after="170" w:line="240" w:lineRule="auto"/>
+        <w:spacing w:before="0" w:after="170" w:line="522" w:lineRule="exact"/>
         <w:ind w:right="170"/>
       </w:pPr>
       <w:r>
@@ -866,7 +866,7 @@
     <w:p>
       <w:pPr>
         <w:snapToGrid w:val="0"/>
-        <w:spacing w:before="0" w:after="170" w:line="240" w:lineRule="auto"/>
+        <w:spacing w:before="0" w:after="170" w:line="522" w:lineRule="exact"/>
         <w:ind w:right="170"/>
       </w:pPr>
       <w:r>
@@ -1026,8 +1026,14 @@
     </w:p>
     <w:p>
       <w:pPr>
+        <w:pBdr>
+          <w:top w:val="single" w:sz="4" w:space="1" w:color="A3B4CC"/>
+          <w:left w:val="single" w:sz="4" w:space="1" w:color="A3B4CC"/>
+          <w:bottom w:val="single" w:sz="4" w:space="1" w:color="A3B4CC"/>
+          <w:right w:val="single" w:sz="4" w:space="1" w:color="A3B4CC"/>
+        </w:pBdr>
         <w:snapToGrid w:val="0"/>
-        <w:spacing w:before="0" w:after="300" w:line="240" w:lineRule="auto"/>
+        <w:spacing w:before="0" w:after="300" w:line="392" w:lineRule="exact"/>
         <w:ind w:right="170"/>
       </w:pPr>
       <w:r>
@@ -1047,7 +1053,7 @@
             <w:r>
               <w:rPr>
                 <w:rFonts w:ascii="UD デジタル教科書体 N" w:eastAsia="UD デジタル教科書体 N" w:hAnsi="UD デジタル教科書体 N" w:cs="UD デジタル教科書体 N"/>
-                <w:color w:val="1A1A1A"/>
+                <w:color w:val="EE0000"/>
                 <w:sz w:val="12"/>
                 <w:szCs w:val="12"/>
               </w:rPr>
@@ -1058,10 +1064,9 @@
             <w:r>
               <w:rPr>
                 <w:rFonts w:ascii="UD デジタル教科書体 N" w:eastAsia="UD デジタル教科書体 N" w:hAnsi="UD デジタル教科書体 N" w:cs="UD デジタル教科書体 N"/>
-                <w:color w:val="1A1A1A"/>
+                <w:color w:val="EE0000"/>
                 <w:sz w:val="27"/>
                 <w:szCs w:val="27"/>
-                <w:bdr w:val="single" w:sz="4" w:space="0" w:color="A3B4CC"/>
               </w:rPr>
               <w:t xml:space="preserve">早</w:t>
             </w:r>
@@ -1071,10 +1076,9 @@
       <w:r>
         <w:rPr>
           <w:rFonts w:ascii="UD デジタル教科書体 N" w:eastAsia="UD デジタル教科書体 N" w:hAnsi="UD デジタル教科書体 N" w:cs="UD デジタル教科書体 N"/>
-          <w:color w:val="1A1A1A"/>
+          <w:color w:val="EE0000"/>
           <w:sz w:val="27"/>
           <w:szCs w:val="27"/>
-          <w:bdr w:val="single" w:sz="5" w:space="0" w:color="A3B4CC"/>
         </w:rPr>
         <w:t xml:space="preserve">に</w:t>
       </w:r>
@@ -1092,7 +1096,7 @@
             <w:r>
               <w:rPr>
                 <w:rFonts w:ascii="UD デジタル教科書体 N" w:eastAsia="UD デジタル教科書体 N" w:hAnsi="UD デジタル教科書体 N" w:cs="UD デジタル教科書体 N"/>
-                <w:color w:val="1A1A1A"/>
+                <w:color w:val="EE0000"/>
                 <w:sz w:val="12"/>
                 <w:szCs w:val="12"/>
               </w:rPr>
@@ -1103,10 +1107,9 @@
             <w:r>
               <w:rPr>
                 <w:rFonts w:ascii="UD デジタル教科書体 N" w:eastAsia="UD デジタル教科書体 N" w:hAnsi="UD デジタル教科書体 N" w:cs="UD デジタル教科書体 N"/>
-                <w:color w:val="1A1A1A"/>
+                <w:color w:val="EE0000"/>
                 <w:sz w:val="27"/>
                 <w:szCs w:val="27"/>
-                <w:bdr w:val="single" w:sz="4" w:space="0" w:color="A3B4CC"/>
               </w:rPr>
               <w:t xml:space="preserve">白帝城</w:t>
             </w:r>
@@ -1116,10 +1119,9 @@
       <w:r>
         <w:rPr>
           <w:rFonts w:ascii="UD デジタル教科書体 N" w:eastAsia="UD デジタル教科書体 N" w:hAnsi="UD デジタル教科書体 N" w:cs="UD デジタル教科書体 N"/>
-          <w:color w:val="1A1A1A"/>
+          <w:color w:val="EE0000"/>
           <w:sz w:val="27"/>
           <w:szCs w:val="27"/>
-          <w:bdr w:val="single" w:sz="5" w:space="0" w:color="A3B4CC"/>
         </w:rPr>
         <w:t xml:space="preserve">を</w:t>
       </w:r>
@@ -1137,7 +1139,7 @@
             <w:r>
               <w:rPr>
                 <w:rFonts w:ascii="UD デジタル教科書体 N" w:eastAsia="UD デジタル教科書体 N" w:hAnsi="UD デジタル教科書体 N" w:cs="UD デジタル教科書体 N"/>
-                <w:color w:val="1A1A1A"/>
+                <w:color w:val="EE0000"/>
                 <w:sz w:val="12"/>
                 <w:szCs w:val="12"/>
               </w:rPr>
@@ -1148,10 +1150,9 @@
             <w:r>
               <w:rPr>
                 <w:rFonts w:ascii="UD デジタル教科書体 N" w:eastAsia="UD デジタル教科書体 N" w:hAnsi="UD デジタル教科書体 N" w:cs="UD デジタル教科書体 N"/>
-                <w:color w:val="1A1A1A"/>
+                <w:color w:val="EE0000"/>
                 <w:sz w:val="27"/>
                 <w:szCs w:val="27"/>
-                <w:bdr w:val="single" w:sz="4" w:space="0" w:color="A3B4CC"/>
               </w:rPr>
               <w:t xml:space="preserve">発</w:t>
             </w:r>
@@ -1161,10 +1162,9 @@
       <w:r>
         <w:rPr>
           <w:rFonts w:ascii="UD デジタル教科書体 N" w:eastAsia="UD デジタル教科書体 N" w:hAnsi="UD デジタル教科書体 N" w:cs="UD デジタル教科書体 N"/>
-          <w:color w:val="1A1A1A"/>
+          <w:color w:val="EE0000"/>
           <w:sz w:val="27"/>
           <w:szCs w:val="27"/>
-          <w:bdr w:val="single" w:sz="5" w:space="0" w:color="A3B4CC"/>
         </w:rPr>
         <w:t xml:space="preserve">す</w:t>
       </w:r>
@@ -1174,135 +1174,20 @@
           <w:color w:val="1A1A1A"/>
           <w:sz w:val="27"/>
           <w:szCs w:val="27"/>
-          <w:bdr w:val="single" w:sz="4" w:space="0" w:color="A3B4CC"/>
-        </w:rPr>
-        <w:t xml:space="preserve">　</w:t>
-      </w:r>
-      <w:r>
-        <w:rPr>
-          <w:rFonts w:ascii="UD デジタル教科書体 N" w:eastAsia="UD デジタル教科書体 N" w:hAnsi="UD デジタル教科書体 N" w:cs="UD デジタル教科書体 N"/>
-          <w:color w:val="1A1A1A"/>
-          <w:sz w:val="27"/>
-          <w:szCs w:val="27"/>
-          <w:bdr w:val="single" w:sz="5" w:space="0" w:color="A3B4CC"/>
-        </w:rPr>
-        <w:t xml:space="preserve">　</w:t>
-      </w:r>
-      <w:r>
-        <w:rPr>
-          <w:rFonts w:ascii="UD デジタル教科書体 N" w:eastAsia="UD デジタル教科書体 N" w:hAnsi="UD デジタル教科書体 N" w:cs="UD デジタル教科書体 N"/>
-          <w:color w:val="1A1A1A"/>
-          <w:sz w:val="27"/>
-          <w:szCs w:val="27"/>
-          <w:bdr w:val="single" w:sz="4" w:space="0" w:color="A3B4CC"/>
-        </w:rPr>
-        <w:t xml:space="preserve">　</w:t>
-      </w:r>
-      <w:r>
-        <w:rPr>
-          <w:rFonts w:ascii="UD デジタル教科書体 N" w:eastAsia="UD デジタル教科書体 N" w:hAnsi="UD デジタル教科書体 N" w:cs="UD デジタル教科書体 N"/>
-          <w:color w:val="1A1A1A"/>
-          <w:sz w:val="27"/>
-          <w:szCs w:val="27"/>
-          <w:bdr w:val="single" w:sz="5" w:space="0" w:color="A3B4CC"/>
-        </w:rPr>
-        <w:t xml:space="preserve">　</w:t>
-      </w:r>
-      <w:r>
-        <w:rPr>
-          <w:rFonts w:ascii="UD デジタル教科書体 N" w:eastAsia="UD デジタル教科書体 N" w:hAnsi="UD デジタル教科書体 N" w:cs="UD デジタル教科書体 N"/>
-          <w:color w:val="1A1A1A"/>
-          <w:sz w:val="27"/>
-          <w:szCs w:val="27"/>
-          <w:bdr w:val="single" w:sz="4" w:space="0" w:color="A3B4CC"/>
-        </w:rPr>
-        <w:t xml:space="preserve">　</w:t>
-      </w:r>
-      <w:r>
-        <w:rPr>
-          <w:rFonts w:ascii="UD デジタル教科書体 N" w:eastAsia="UD デジタル教科書体 N" w:hAnsi="UD デジタル教科書体 N" w:cs="UD デジタル教科書体 N"/>
-          <w:color w:val="1A1A1A"/>
-          <w:sz w:val="27"/>
-          <w:szCs w:val="27"/>
-          <w:bdr w:val="single" w:sz="5" w:space="0" w:color="A3B4CC"/>
-        </w:rPr>
-        <w:t xml:space="preserve">　</w:t>
-      </w:r>
-      <w:r>
-        <w:rPr>
-          <w:rFonts w:ascii="UD デジタル教科書体 N" w:eastAsia="UD デジタル教科書体 N" w:hAnsi="UD デジタル教科書体 N" w:cs="UD デジタル教科書体 N"/>
-          <w:color w:val="1A1A1A"/>
-          <w:sz w:val="27"/>
-          <w:szCs w:val="27"/>
-          <w:bdr w:val="single" w:sz="4" w:space="0" w:color="A3B4CC"/>
-        </w:rPr>
-        <w:t xml:space="preserve">　</w:t>
-      </w:r>
-      <w:r>
-        <w:rPr>
-          <w:rFonts w:ascii="UD デジタル教科書体 N" w:eastAsia="UD デジタル教科書体 N" w:hAnsi="UD デジタル教科書体 N" w:cs="UD デジタル教科書体 N"/>
-          <w:color w:val="1A1A1A"/>
-          <w:sz w:val="27"/>
-          <w:szCs w:val="27"/>
-          <w:bdr w:val="single" w:sz="5" w:space="0" w:color="A3B4CC"/>
-        </w:rPr>
-        <w:t xml:space="preserve">　</w:t>
-      </w:r>
-      <w:r>
-        <w:rPr>
-          <w:rFonts w:ascii="UD デジタル教科書体 N" w:eastAsia="UD デジタル教科書体 N" w:hAnsi="UD デジタル教科書体 N" w:cs="UD デジタル教科書体 N"/>
-          <w:color w:val="1A1A1A"/>
-          <w:sz w:val="27"/>
-          <w:szCs w:val="27"/>
-          <w:bdr w:val="single" w:sz="4" w:space="0" w:color="A3B4CC"/>
-        </w:rPr>
-        <w:t xml:space="preserve">　</w:t>
-      </w:r>
-      <w:r>
-        <w:rPr>
-          <w:rFonts w:ascii="UD デジタル教科書体 N" w:eastAsia="UD デジタル教科書体 N" w:hAnsi="UD デジタル教科書体 N" w:cs="UD デジタル教科書体 N"/>
-          <w:color w:val="1A1A1A"/>
-          <w:sz w:val="27"/>
-          <w:szCs w:val="27"/>
-          <w:bdr w:val="single" w:sz="5" w:space="0" w:color="A3B4CC"/>
-        </w:rPr>
-        <w:t xml:space="preserve">　</w:t>
-      </w:r>
-      <w:r>
-        <w:rPr>
-          <w:rFonts w:ascii="UD デジタル教科書体 N" w:eastAsia="UD デジタル教科書体 N" w:hAnsi="UD デジタル教科書体 N" w:cs="UD デジタル教科書体 N"/>
-          <w:color w:val="1A1A1A"/>
-          <w:sz w:val="27"/>
-          <w:szCs w:val="27"/>
-          <w:bdr w:val="single" w:sz="4" w:space="0" w:color="A3B4CC"/>
-        </w:rPr>
-        <w:t xml:space="preserve">　</w:t>
-      </w:r>
-      <w:r>
-        <w:rPr>
-          <w:rFonts w:ascii="UD デジタル教科書体 N" w:eastAsia="UD デジタル教科書体 N" w:hAnsi="UD デジタル教科書体 N" w:cs="UD デジタル教科書体 N"/>
-          <w:color w:val="1A1A1A"/>
-          <w:sz w:val="27"/>
-          <w:szCs w:val="27"/>
-          <w:bdr w:val="single" w:sz="5" w:space="0" w:color="A3B4CC"/>
-        </w:rPr>
-        <w:t xml:space="preserve">　</w:t>
-      </w:r>
-      <w:r>
-        <w:rPr>
-          <w:rFonts w:ascii="UD デジタル教科書体 N" w:eastAsia="UD デジタル教科書体 N" w:hAnsi="UD デジタル教科書体 N" w:cs="UD デジタル教科書体 N"/>
-          <w:color w:val="1A1A1A"/>
-          <w:sz w:val="27"/>
-          <w:szCs w:val="27"/>
-          <w:bdr w:val="single" w:sz="4" w:space="0" w:color="A3B4CC"/>
-        </w:rPr>
-        <w:t xml:space="preserve">　</w:t>
+        </w:rPr>
+        <w:t xml:space="preserve">　　　　　　　　　　　　</w:t>
       </w:r>
     </w:p>
     <w:p>
       <w:pPr>
+        <w:pBdr>
+          <w:top w:val="single" w:sz="4" w:space="1" w:color="A3B4CC"/>
+          <w:left w:val="single" w:sz="4" w:space="1" w:color="A3B4CC"/>
+          <w:bottom w:val="single" w:sz="4" w:space="1" w:color="A3B4CC"/>
+          <w:right w:val="single" w:sz="4" w:space="1" w:color="A3B4CC"/>
+        </w:pBdr>
         <w:snapToGrid w:val="0"/>
-        <w:spacing w:before="0" w:after="300" w:line="240" w:lineRule="auto"/>
+        <w:spacing w:before="0" w:after="300" w:line="392" w:lineRule="exact"/>
         <w:ind w:right="170"/>
       </w:pPr>
       <w:r>
@@ -1319,7 +1204,7 @@
             <w:r>
               <w:rPr>
                 <w:rFonts w:ascii="UD デジタル教科書体 N" w:eastAsia="UD デジタル教科書体 N" w:hAnsi="UD デジタル教科書体 N" w:cs="UD デジタル教科書体 N"/>
-                <w:color w:val="1A1A1A"/>
+                <w:color w:val="EE0000"/>
                 <w:sz w:val="12"/>
                 <w:szCs w:val="12"/>
               </w:rPr>
@@ -1330,10 +1215,9 @@
             <w:r>
               <w:rPr>
                 <w:rFonts w:ascii="UD デジタル教科書体 N" w:eastAsia="UD デジタル教科書体 N" w:hAnsi="UD デジタル教科書体 N" w:cs="UD デジタル教科書体 N"/>
-                <w:color w:val="1A1A1A"/>
+                <w:color w:val="EE0000"/>
                 <w:sz w:val="27"/>
                 <w:szCs w:val="27"/>
-                <w:bdr w:val="single" w:sz="4" w:space="0" w:color="A3B4CC"/>
               </w:rPr>
               <w:t xml:space="preserve">朝</w:t>
             </w:r>
@@ -1343,10 +1227,9 @@
       <w:r>
         <w:rPr>
           <w:rFonts w:ascii="UD デジタル教科書体 N" w:eastAsia="UD デジタル教科書体 N" w:hAnsi="UD デジタル教科書体 N" w:cs="UD デジタル教科書体 N"/>
-          <w:color w:val="1A1A1A"/>
+          <w:color w:val="EE0000"/>
           <w:sz w:val="27"/>
           <w:szCs w:val="27"/>
-          <w:bdr w:val="single" w:sz="5" w:space="0" w:color="A3B4CC"/>
         </w:rPr>
         <w:t xml:space="preserve">に</w:t>
       </w:r>
@@ -1364,7 +1247,7 @@
             <w:r>
               <w:rPr>
                 <w:rFonts w:ascii="UD デジタル教科書体 N" w:eastAsia="UD デジタル教科書体 N" w:hAnsi="UD デジタル教科書体 N" w:cs="UD デジタル教科書体 N"/>
-                <w:color w:val="1A1A1A"/>
+                <w:color w:val="EE0000"/>
                 <w:sz w:val="12"/>
                 <w:szCs w:val="12"/>
               </w:rPr>
@@ -1375,10 +1258,9 @@
             <w:r>
               <w:rPr>
                 <w:rFonts w:ascii="UD デジタル教科書体 N" w:eastAsia="UD デジタル教科書体 N" w:hAnsi="UD デジタル教科書体 N" w:cs="UD デジタル教科書体 N"/>
-                <w:color w:val="1A1A1A"/>
+                <w:color w:val="EE0000"/>
                 <w:sz w:val="27"/>
                 <w:szCs w:val="27"/>
-                <w:bdr w:val="single" w:sz="4" w:space="0" w:color="A3B4CC"/>
               </w:rPr>
               <w:t xml:space="preserve">辞</w:t>
             </w:r>
@@ -1388,10 +1270,9 @@
       <w:r>
         <w:rPr>
           <w:rFonts w:ascii="UD デジタル教科書体 N" w:eastAsia="UD デジタル教科書体 N" w:hAnsi="UD デジタル教科書体 N" w:cs="UD デジタル教科書体 N"/>
-          <w:color w:val="1A1A1A"/>
+          <w:color w:val="EE0000"/>
           <w:sz w:val="27"/>
           <w:szCs w:val="27"/>
-          <w:bdr w:val="single" w:sz="5" w:space="0" w:color="A3B4CC"/>
         </w:rPr>
         <w:t xml:space="preserve">す</w:t>
       </w:r>
@@ -1409,7 +1290,7 @@
             <w:r>
               <w:rPr>
                 <w:rFonts w:ascii="UD デジタル教科書体 N" w:eastAsia="UD デジタル教科書体 N" w:hAnsi="UD デジタル教科書体 N" w:cs="UD デジタル教科書体 N"/>
-                <w:color w:val="1A1A1A"/>
+                <w:color w:val="EE0000"/>
                 <w:sz w:val="12"/>
                 <w:szCs w:val="12"/>
               </w:rPr>
@@ -1420,10 +1301,9 @@
             <w:r>
               <w:rPr>
                 <w:rFonts w:ascii="UD デジタル教科書体 N" w:eastAsia="UD デジタル教科書体 N" w:hAnsi="UD デジタル教科書体 N" w:cs="UD デジタル教科書体 N"/>
-                <w:color w:val="1A1A1A"/>
+                <w:color w:val="EE0000"/>
                 <w:sz w:val="27"/>
                 <w:szCs w:val="27"/>
-                <w:bdr w:val="single" w:sz="4" w:space="0" w:color="A3B4CC"/>
               </w:rPr>
               <w:t xml:space="preserve">白帝</w:t>
             </w:r>
@@ -1433,10 +1313,9 @@
       <w:r>
         <w:rPr>
           <w:rFonts w:ascii="UD デジタル教科書体 N" w:eastAsia="UD デジタル教科書体 N" w:hAnsi="UD デジタル教科書体 N" w:cs="UD デジタル教科書体 N"/>
-          <w:color w:val="1A1A1A"/>
+          <w:color w:val="EE0000"/>
           <w:sz w:val="27"/>
           <w:szCs w:val="27"/>
-          <w:bdr w:val="single" w:sz="5" w:space="0" w:color="A3B4CC"/>
         </w:rPr>
         <w:t xml:space="preserve">　</w:t>
       </w:r>
@@ -1454,7 +1333,7 @@
             <w:r>
               <w:rPr>
                 <w:rFonts w:ascii="UD デジタル教科書体 N" w:eastAsia="UD デジタル教科書体 N" w:hAnsi="UD デジタル教科書体 N" w:cs="UD デジタル教科書体 N"/>
-                <w:color w:val="1A1A1A"/>
+                <w:color w:val="EE0000"/>
                 <w:sz w:val="12"/>
                 <w:szCs w:val="12"/>
               </w:rPr>
@@ -1465,10 +1344,9 @@
             <w:r>
               <w:rPr>
                 <w:rFonts w:ascii="UD デジタル教科書体 N" w:eastAsia="UD デジタル教科書体 N" w:hAnsi="UD デジタル教科書体 N" w:cs="UD デジタル教科書体 N"/>
-                <w:color w:val="1A1A1A"/>
+                <w:color w:val="EE0000"/>
                 <w:sz w:val="27"/>
                 <w:szCs w:val="27"/>
-                <w:bdr w:val="single" w:sz="4" w:space="0" w:color="A3B4CC"/>
               </w:rPr>
               <w:t xml:space="preserve">彩雲</w:t>
             </w:r>
@@ -1478,10 +1356,9 @@
       <w:r>
         <w:rPr>
           <w:rFonts w:ascii="UD デジタル教科書体 N" w:eastAsia="UD デジタル教科書体 N" w:hAnsi="UD デジタル教科書体 N" w:cs="UD デジタル教科書体 N"/>
-          <w:color w:val="1A1A1A"/>
+          <w:color w:val="EE0000"/>
           <w:sz w:val="27"/>
           <w:szCs w:val="27"/>
-          <w:bdr w:val="single" w:sz="5" w:space="0" w:color="A3B4CC"/>
         </w:rPr>
         <w:t xml:space="preserve">の</w:t>
       </w:r>
@@ -1499,7 +1376,7 @@
             <w:r>
               <w:rPr>
                 <w:rFonts w:ascii="UD デジタル教科書体 N" w:eastAsia="UD デジタル教科書体 N" w:hAnsi="UD デジタル教科書体 N" w:cs="UD デジタル教科書体 N"/>
-                <w:color w:val="1A1A1A"/>
+                <w:color w:val="EE0000"/>
                 <w:sz w:val="12"/>
                 <w:szCs w:val="12"/>
               </w:rPr>
@@ -1510,10 +1387,9 @@
             <w:r>
               <w:rPr>
                 <w:rFonts w:ascii="UD デジタル教科書体 N" w:eastAsia="UD デジタル教科書体 N" w:hAnsi="UD デジタル教科書体 N" w:cs="UD デジタル教科書体 N"/>
-                <w:color w:val="1A1A1A"/>
+                <w:color w:val="EE0000"/>
                 <w:sz w:val="27"/>
                 <w:szCs w:val="27"/>
-                <w:bdr w:val="single" w:sz="4" w:space="0" w:color="A3B4CC"/>
               </w:rPr>
               <w:t xml:space="preserve">間</w:t>
             </w:r>
@@ -1526,105 +1402,20 @@
           <w:color w:val="1A1A1A"/>
           <w:sz w:val="27"/>
           <w:szCs w:val="27"/>
-          <w:bdr w:val="single" w:sz="5" w:space="0" w:color="A3B4CC"/>
-        </w:rPr>
-        <w:t xml:space="preserve">　</w:t>
-      </w:r>
-      <w:r>
-        <w:rPr>
-          <w:rFonts w:ascii="UD デジタル教科書体 N" w:eastAsia="UD デジタル教科書体 N" w:hAnsi="UD デジタル教科書体 N" w:cs="UD デジタル教科書体 N"/>
-          <w:color w:val="1A1A1A"/>
-          <w:sz w:val="27"/>
-          <w:szCs w:val="27"/>
-          <w:bdr w:val="single" w:sz="4" w:space="0" w:color="A3B4CC"/>
-        </w:rPr>
-        <w:t xml:space="preserve">　</w:t>
-      </w:r>
-      <w:r>
-        <w:rPr>
-          <w:rFonts w:ascii="UD デジタル教科書体 N" w:eastAsia="UD デジタル教科書体 N" w:hAnsi="UD デジタル教科書体 N" w:cs="UD デジタル教科書体 N"/>
-          <w:color w:val="1A1A1A"/>
-          <w:sz w:val="27"/>
-          <w:szCs w:val="27"/>
-          <w:bdr w:val="single" w:sz="5" w:space="0" w:color="A3B4CC"/>
-        </w:rPr>
-        <w:t xml:space="preserve">　</w:t>
-      </w:r>
-      <w:r>
-        <w:rPr>
-          <w:rFonts w:ascii="UD デジタル教科書体 N" w:eastAsia="UD デジタル教科書体 N" w:hAnsi="UD デジタル教科書体 N" w:cs="UD デジタル教科書体 N"/>
-          <w:color w:val="1A1A1A"/>
-          <w:sz w:val="27"/>
-          <w:szCs w:val="27"/>
-          <w:bdr w:val="single" w:sz="4" w:space="0" w:color="A3B4CC"/>
-        </w:rPr>
-        <w:t xml:space="preserve">　</w:t>
-      </w:r>
-      <w:r>
-        <w:rPr>
-          <w:rFonts w:ascii="UD デジタル教科書体 N" w:eastAsia="UD デジタル教科書体 N" w:hAnsi="UD デジタル教科書体 N" w:cs="UD デジタル教科書体 N"/>
-          <w:color w:val="1A1A1A"/>
-          <w:sz w:val="27"/>
-          <w:szCs w:val="27"/>
-          <w:bdr w:val="single" w:sz="5" w:space="0" w:color="A3B4CC"/>
-        </w:rPr>
-        <w:t xml:space="preserve">　</w:t>
-      </w:r>
-      <w:r>
-        <w:rPr>
-          <w:rFonts w:ascii="UD デジタル教科書体 N" w:eastAsia="UD デジタル教科書体 N" w:hAnsi="UD デジタル教科書体 N" w:cs="UD デジタル教科書体 N"/>
-          <w:color w:val="1A1A1A"/>
-          <w:sz w:val="27"/>
-          <w:szCs w:val="27"/>
-          <w:bdr w:val="single" w:sz="4" w:space="0" w:color="A3B4CC"/>
-        </w:rPr>
-        <w:t xml:space="preserve">　</w:t>
-      </w:r>
-      <w:r>
-        <w:rPr>
-          <w:rFonts w:ascii="UD デジタル教科書体 N" w:eastAsia="UD デジタル教科書体 N" w:hAnsi="UD デジタル教科書体 N" w:cs="UD デジタル教科書体 N"/>
-          <w:color w:val="1A1A1A"/>
-          <w:sz w:val="27"/>
-          <w:szCs w:val="27"/>
-          <w:bdr w:val="single" w:sz="5" w:space="0" w:color="A3B4CC"/>
-        </w:rPr>
-        <w:t xml:space="preserve">　</w:t>
-      </w:r>
-      <w:r>
-        <w:rPr>
-          <w:rFonts w:ascii="UD デジタル教科書体 N" w:eastAsia="UD デジタル教科書体 N" w:hAnsi="UD デジタル教科書体 N" w:cs="UD デジタル教科書体 N"/>
-          <w:color w:val="1A1A1A"/>
-          <w:sz w:val="27"/>
-          <w:szCs w:val="27"/>
-          <w:bdr w:val="single" w:sz="4" w:space="0" w:color="A3B4CC"/>
-        </w:rPr>
-        <w:t xml:space="preserve">　</w:t>
-      </w:r>
-      <w:r>
-        <w:rPr>
-          <w:rFonts w:ascii="UD デジタル教科書体 N" w:eastAsia="UD デジタル教科書体 N" w:hAnsi="UD デジタル教科書体 N" w:cs="UD デジタル教科書体 N"/>
-          <w:color w:val="1A1A1A"/>
-          <w:sz w:val="27"/>
-          <w:szCs w:val="27"/>
-          <w:bdr w:val="single" w:sz="5" w:space="0" w:color="A3B4CC"/>
-        </w:rPr>
-        <w:t xml:space="preserve">　</w:t>
-      </w:r>
-      <w:r>
-        <w:rPr>
-          <w:rFonts w:ascii="UD デジタル教科書体 N" w:eastAsia="UD デジタル教科書体 N" w:hAnsi="UD デジタル教科書体 N" w:cs="UD デジタル教科書体 N"/>
-          <w:color w:val="1A1A1A"/>
-          <w:sz w:val="27"/>
-          <w:szCs w:val="27"/>
-          <w:bdr w:val="single" w:sz="4" w:space="0" w:color="A3B4CC"/>
-        </w:rPr>
-        <w:t xml:space="preserve">　</w:t>
+        </w:rPr>
+        <w:t xml:space="preserve">　　　　　　　　　</w:t>
       </w:r>
     </w:p>
     <w:p>
       <w:pPr>
+        <w:pBdr>
+          <w:top w:val="single" w:sz="4" w:space="1" w:color="A3B4CC"/>
+          <w:left w:val="single" w:sz="4" w:space="1" w:color="A3B4CC"/>
+          <w:bottom w:val="single" w:sz="4" w:space="1" w:color="A3B4CC"/>
+          <w:right w:val="single" w:sz="4" w:space="1" w:color="A3B4CC"/>
+        </w:pBdr>
         <w:snapToGrid w:val="0"/>
-        <w:spacing w:before="0" w:after="300" w:line="240" w:lineRule="auto"/>
+        <w:spacing w:before="0" w:after="300" w:line="392" w:lineRule="exact"/>
         <w:ind w:right="170"/>
       </w:pPr>
       <w:r>
@@ -1641,7 +1432,7 @@
             <w:r>
               <w:rPr>
                 <w:rFonts w:ascii="UD デジタル教科書体 N" w:eastAsia="UD デジタル教科書体 N" w:hAnsi="UD デジタル教科書体 N" w:cs="UD デジタル教科書体 N"/>
-                <w:color w:val="1A1A1A"/>
+                <w:color w:val="EE0000"/>
                 <w:sz w:val="12"/>
                 <w:szCs w:val="12"/>
               </w:rPr>
@@ -1652,10 +1443,9 @@
             <w:r>
               <w:rPr>
                 <w:rFonts w:ascii="UD デジタル教科書体 N" w:eastAsia="UD デジタル教科書体 N" w:hAnsi="UD デジタル教科書体 N" w:cs="UD デジタル教科書体 N"/>
-                <w:color w:val="1A1A1A"/>
+                <w:color w:val="EE0000"/>
                 <w:sz w:val="27"/>
                 <w:szCs w:val="27"/>
-                <w:bdr w:val="single" w:sz="4" w:space="0" w:color="A3B4CC"/>
               </w:rPr>
               <w:t xml:space="preserve">千里</w:t>
             </w:r>
@@ -1665,10 +1455,9 @@
       <w:r>
         <w:rPr>
           <w:rFonts w:ascii="UD デジタル教科書体 N" w:eastAsia="UD デジタル教科書体 N" w:hAnsi="UD デジタル教科書体 N" w:cs="UD デジタル教科書体 N"/>
-          <w:color w:val="1A1A1A"/>
+          <w:color w:val="EE0000"/>
           <w:sz w:val="27"/>
           <w:szCs w:val="27"/>
-          <w:bdr w:val="single" w:sz="5" w:space="0" w:color="A3B4CC"/>
         </w:rPr>
         <w:t xml:space="preserve">の</w:t>
       </w:r>
@@ -1686,7 +1475,7 @@
             <w:r>
               <w:rPr>
                 <w:rFonts w:ascii="UD デジタル教科書体 N" w:eastAsia="UD デジタル教科書体 N" w:hAnsi="UD デジタル教科書体 N" w:cs="UD デジタル教科書体 N"/>
-                <w:color w:val="1A1A1A"/>
+                <w:color w:val="EE0000"/>
                 <w:sz w:val="12"/>
                 <w:szCs w:val="12"/>
               </w:rPr>
@@ -1697,10 +1486,9 @@
             <w:r>
               <w:rPr>
                 <w:rFonts w:ascii="UD デジタル教科書体 N" w:eastAsia="UD デジタル教科書体 N" w:hAnsi="UD デジタル教科書体 N" w:cs="UD デジタル教科書体 N"/>
-                <w:color w:val="1A1A1A"/>
+                <w:color w:val="EE0000"/>
                 <w:sz w:val="27"/>
                 <w:szCs w:val="27"/>
-                <w:bdr w:val="single" w:sz="4" w:space="0" w:color="A3B4CC"/>
               </w:rPr>
               <w:t xml:space="preserve">江陵</w:t>
             </w:r>
@@ -1710,10 +1498,9 @@
       <w:r>
         <w:rPr>
           <w:rFonts w:ascii="UD デジタル教科書体 N" w:eastAsia="UD デジタル教科書体 N" w:hAnsi="UD デジタル教科書体 N" w:cs="UD デジタル教科書体 N"/>
-          <w:color w:val="1A1A1A"/>
+          <w:color w:val="EE0000"/>
           <w:sz w:val="27"/>
           <w:szCs w:val="27"/>
-          <w:bdr w:val="single" w:sz="5" w:space="0" w:color="A3B4CC"/>
         </w:rPr>
         <w:t xml:space="preserve">　</w:t>
       </w:r>
@@ -1731,7 +1518,7 @@
             <w:r>
               <w:rPr>
                 <w:rFonts w:ascii="UD デジタル教科書体 N" w:eastAsia="UD デジタル教科書体 N" w:hAnsi="UD デジタル教科書体 N" w:cs="UD デジタル教科書体 N"/>
-                <w:color w:val="1A1A1A"/>
+                <w:color w:val="EE0000"/>
                 <w:sz w:val="12"/>
                 <w:szCs w:val="12"/>
               </w:rPr>
@@ -1742,10 +1529,9 @@
             <w:r>
               <w:rPr>
                 <w:rFonts w:ascii="UD デジタル教科書体 N" w:eastAsia="UD デジタル教科書体 N" w:hAnsi="UD デジタル教科書体 N" w:cs="UD デジタル教科書体 N"/>
-                <w:color w:val="1A1A1A"/>
+                <w:color w:val="EE0000"/>
                 <w:sz w:val="27"/>
                 <w:szCs w:val="27"/>
-                <w:bdr w:val="single" w:sz="4" w:space="0" w:color="A3B4CC"/>
               </w:rPr>
               <w:t xml:space="preserve">一日</w:t>
             </w:r>
@@ -1755,32 +1541,11 @@
       <w:r>
         <w:rPr>
           <w:rFonts w:ascii="UD デジタル教科書体 N" w:eastAsia="UD デジタル教科書体 N" w:hAnsi="UD デジタル教科書体 N" w:cs="UD デジタル教科書体 N"/>
-          <w:color w:val="1A1A1A"/>
+          <w:color w:val="EE0000"/>
           <w:sz w:val="27"/>
           <w:szCs w:val="27"/>
-          <w:bdr w:val="single" w:sz="5" w:space="0" w:color="A3B4CC"/>
-        </w:rPr>
-        <w:t xml:space="preserve">に</w:t>
-      </w:r>
-      <w:r>
-        <w:rPr>
-          <w:rFonts w:ascii="UD デジタル教科書体 N" w:eastAsia="UD デジタル教科書体 N" w:hAnsi="UD デジタル教科書体 N" w:cs="UD デジタル教科書体 N"/>
-          <w:color w:val="1A1A1A"/>
-          <w:sz w:val="27"/>
-          <w:szCs w:val="27"/>
-          <w:bdr w:val="single" w:sz="4" w:space="0" w:color="A3B4CC"/>
-        </w:rPr>
-        <w:t xml:space="preserve">し</w:t>
-      </w:r>
-      <w:r>
-        <w:rPr>
-          <w:rFonts w:ascii="UD デジタル教科書体 N" w:eastAsia="UD デジタル教科書体 N" w:hAnsi="UD デジタル教科書体 N" w:cs="UD デジタル教科書体 N"/>
-          <w:color w:val="1A1A1A"/>
-          <w:sz w:val="27"/>
-          <w:szCs w:val="27"/>
-          <w:bdr w:val="single" w:sz="5" w:space="0" w:color="A3B4CC"/>
-        </w:rPr>
-        <w:t xml:space="preserve">て</w:t>
+        </w:rPr>
+        <w:t xml:space="preserve">にして</w:t>
       </w:r>
       <w:r>
         <w:rPr/>
@@ -1796,7 +1561,7 @@
             <w:r>
               <w:rPr>
                 <w:rFonts w:ascii="UD デジタル教科書体 N" w:eastAsia="UD デジタル教科書体 N" w:hAnsi="UD デジタル教科書体 N" w:cs="UD デジタル教科書体 N"/>
-                <w:color w:val="1A1A1A"/>
+                <w:color w:val="EE0000"/>
                 <w:sz w:val="12"/>
                 <w:szCs w:val="12"/>
               </w:rPr>
@@ -1807,10 +1572,9 @@
             <w:r>
               <w:rPr>
                 <w:rFonts w:ascii="UD デジタル教科書体 N" w:eastAsia="UD デジタル教科書体 N" w:hAnsi="UD デジタル教科書体 N" w:cs="UD デジタル教科書体 N"/>
-                <w:color w:val="1A1A1A"/>
+                <w:color w:val="EE0000"/>
                 <w:sz w:val="27"/>
                 <w:szCs w:val="27"/>
-                <w:bdr w:val="single" w:sz="4" w:space="0" w:color="A3B4CC"/>
               </w:rPr>
               <w:t xml:space="preserve">還</w:t>
             </w:r>
@@ -1820,10 +1584,9 @@
       <w:r>
         <w:rPr>
           <w:rFonts w:ascii="UD デジタル教科書体 N" w:eastAsia="UD デジタル教科書体 N" w:hAnsi="UD デジタル教科書体 N" w:cs="UD デジタル教科書体 N"/>
-          <w:color w:val="1A1A1A"/>
+          <w:color w:val="EE0000"/>
           <w:sz w:val="27"/>
           <w:szCs w:val="27"/>
-          <w:bdr w:val="single" w:sz="5" w:space="0" w:color="A3B4CC"/>
         </w:rPr>
         <w:t xml:space="preserve">る</w:t>
       </w:r>
@@ -1833,85 +1596,20 @@
           <w:color w:val="1A1A1A"/>
           <w:sz w:val="27"/>
           <w:szCs w:val="27"/>
-          <w:bdr w:val="single" w:sz="4" w:space="0" w:color="A3B4CC"/>
-        </w:rPr>
-        <w:t xml:space="preserve">　</w:t>
-      </w:r>
-      <w:r>
-        <w:rPr>
-          <w:rFonts w:ascii="UD デジタル教科書体 N" w:eastAsia="UD デジタル教科書体 N" w:hAnsi="UD デジタル教科書体 N" w:cs="UD デジタル教科書体 N"/>
-          <w:color w:val="1A1A1A"/>
-          <w:sz w:val="27"/>
-          <w:szCs w:val="27"/>
-          <w:bdr w:val="single" w:sz="5" w:space="0" w:color="A3B4CC"/>
-        </w:rPr>
-        <w:t xml:space="preserve">　</w:t>
-      </w:r>
-      <w:r>
-        <w:rPr>
-          <w:rFonts w:ascii="UD デジタル教科書体 N" w:eastAsia="UD デジタル教科書体 N" w:hAnsi="UD デジタル教科書体 N" w:cs="UD デジタル教科書体 N"/>
-          <w:color w:val="1A1A1A"/>
-          <w:sz w:val="27"/>
-          <w:szCs w:val="27"/>
-          <w:bdr w:val="single" w:sz="4" w:space="0" w:color="A3B4CC"/>
-        </w:rPr>
-        <w:t xml:space="preserve">　</w:t>
-      </w:r>
-      <w:r>
-        <w:rPr>
-          <w:rFonts w:ascii="UD デジタル教科書体 N" w:eastAsia="UD デジタル教科書体 N" w:hAnsi="UD デジタル教科書体 N" w:cs="UD デジタル教科書体 N"/>
-          <w:color w:val="1A1A1A"/>
-          <w:sz w:val="27"/>
-          <w:szCs w:val="27"/>
-          <w:bdr w:val="single" w:sz="5" w:space="0" w:color="A3B4CC"/>
-        </w:rPr>
-        <w:t xml:space="preserve">　</w:t>
-      </w:r>
-      <w:r>
-        <w:rPr>
-          <w:rFonts w:ascii="UD デジタル教科書体 N" w:eastAsia="UD デジタル教科書体 N" w:hAnsi="UD デジタル教科書体 N" w:cs="UD デジタル教科書体 N"/>
-          <w:color w:val="1A1A1A"/>
-          <w:sz w:val="27"/>
-          <w:szCs w:val="27"/>
-          <w:bdr w:val="single" w:sz="4" w:space="0" w:color="A3B4CC"/>
-        </w:rPr>
-        <w:t xml:space="preserve">　</w:t>
-      </w:r>
-      <w:r>
-        <w:rPr>
-          <w:rFonts w:ascii="UD デジタル教科書体 N" w:eastAsia="UD デジタル教科書体 N" w:hAnsi="UD デジタル教科書体 N" w:cs="UD デジタル教科書体 N"/>
-          <w:color w:val="1A1A1A"/>
-          <w:sz w:val="27"/>
-          <w:szCs w:val="27"/>
-          <w:bdr w:val="single" w:sz="5" w:space="0" w:color="A3B4CC"/>
-        </w:rPr>
-        <w:t xml:space="preserve">　</w:t>
-      </w:r>
-      <w:r>
-        <w:rPr>
-          <w:rFonts w:ascii="UD デジタル教科書体 N" w:eastAsia="UD デジタル教科書体 N" w:hAnsi="UD デジタル教科書体 N" w:cs="UD デジタル教科書体 N"/>
-          <w:color w:val="1A1A1A"/>
-          <w:sz w:val="27"/>
-          <w:szCs w:val="27"/>
-          <w:bdr w:val="single" w:sz="4" w:space="0" w:color="A3B4CC"/>
-        </w:rPr>
-        <w:t xml:space="preserve">　</w:t>
-      </w:r>
-      <w:r>
-        <w:rPr>
-          <w:rFonts w:ascii="UD デジタル教科書体 N" w:eastAsia="UD デジタル教科書体 N" w:hAnsi="UD デジタル教科書体 N" w:cs="UD デジタル教科書体 N"/>
-          <w:color w:val="1A1A1A"/>
-          <w:sz w:val="27"/>
-          <w:szCs w:val="27"/>
-          <w:bdr w:val="single" w:sz="5" w:space="0" w:color="A3B4CC"/>
-        </w:rPr>
-        <w:t xml:space="preserve">　</w:t>
+        </w:rPr>
+        <w:t xml:space="preserve">　　　　　　　</w:t>
       </w:r>
     </w:p>
     <w:p>
       <w:pPr>
+        <w:pBdr>
+          <w:top w:val="single" w:sz="4" w:space="1" w:color="A3B4CC"/>
+          <w:left w:val="single" w:sz="4" w:space="1" w:color="A3B4CC"/>
+          <w:bottom w:val="single" w:sz="4" w:space="1" w:color="A3B4CC"/>
+          <w:right w:val="single" w:sz="4" w:space="1" w:color="A3B4CC"/>
+        </w:pBdr>
         <w:snapToGrid w:val="0"/>
-        <w:spacing w:before="0" w:after="300" w:line="240" w:lineRule="auto"/>
+        <w:spacing w:before="0" w:after="300" w:line="392" w:lineRule="exact"/>
         <w:ind w:right="170"/>
       </w:pPr>
       <w:r>
@@ -1928,7 +1626,7 @@
             <w:r>
               <w:rPr>
                 <w:rFonts w:ascii="UD デジタル教科書体 N" w:eastAsia="UD デジタル教科書体 N" w:hAnsi="UD デジタル教科書体 N" w:cs="UD デジタル教科書体 N"/>
-                <w:color w:val="1A1A1A"/>
+                <w:color w:val="EE0000"/>
                 <w:sz w:val="12"/>
                 <w:szCs w:val="12"/>
               </w:rPr>
@@ -1939,10 +1637,9 @@
             <w:r>
               <w:rPr>
                 <w:rFonts w:ascii="UD デジタル教科書体 N" w:eastAsia="UD デジタル教科書体 N" w:hAnsi="UD デジタル教科書体 N" w:cs="UD デジタル教科書体 N"/>
-                <w:color w:val="1A1A1A"/>
+                <w:color w:val="EE0000"/>
                 <w:sz w:val="27"/>
                 <w:szCs w:val="27"/>
-                <w:bdr w:val="single" w:sz="4" w:space="0" w:color="A3B4CC"/>
               </w:rPr>
               <w:t xml:space="preserve">両岸</w:t>
             </w:r>
@@ -1952,10 +1649,9 @@
       <w:r>
         <w:rPr>
           <w:rFonts w:ascii="UD デジタル教科書体 N" w:eastAsia="UD デジタル教科書体 N" w:hAnsi="UD デジタル教科書体 N" w:cs="UD デジタル教科書体 N"/>
-          <w:color w:val="1A1A1A"/>
+          <w:color w:val="EE0000"/>
           <w:sz w:val="27"/>
           <w:szCs w:val="27"/>
-          <w:bdr w:val="single" w:sz="5" w:space="0" w:color="A3B4CC"/>
         </w:rPr>
         <w:t xml:space="preserve">の</w:t>
       </w:r>
@@ -1973,7 +1669,7 @@
             <w:r>
               <w:rPr>
                 <w:rFonts w:ascii="UD デジタル教科書体 N" w:eastAsia="UD デジタル教科書体 N" w:hAnsi="UD デジタル教科書体 N" w:cs="UD デジタル教科書体 N"/>
-                <w:color w:val="1A1A1A"/>
+                <w:color w:val="EE0000"/>
                 <w:sz w:val="12"/>
                 <w:szCs w:val="12"/>
               </w:rPr>
@@ -1984,10 +1680,9 @@
             <w:r>
               <w:rPr>
                 <w:rFonts w:ascii="UD デジタル教科書体 N" w:eastAsia="UD デジタル教科書体 N" w:hAnsi="UD デジタル教科書体 N" w:cs="UD デジタル教科書体 N"/>
-                <w:color w:val="1A1A1A"/>
+                <w:color w:val="EE0000"/>
                 <w:sz w:val="27"/>
                 <w:szCs w:val="27"/>
-                <w:bdr w:val="single" w:sz="4" w:space="0" w:color="A3B4CC"/>
               </w:rPr>
               <w:t xml:space="preserve">猿声</w:t>
             </w:r>
@@ -1997,10 +1692,9 @@
       <w:r>
         <w:rPr>
           <w:rFonts w:ascii="UD デジタル教科書体 N" w:eastAsia="UD デジタル教科書体 N" w:hAnsi="UD デジタル教科書体 N" w:cs="UD デジタル教科書体 N"/>
-          <w:color w:val="1A1A1A"/>
+          <w:color w:val="EE0000"/>
           <w:sz w:val="27"/>
           <w:szCs w:val="27"/>
-          <w:bdr w:val="single" w:sz="5" w:space="0" w:color="A3B4CC"/>
         </w:rPr>
         <w:t xml:space="preserve">　</w:t>
       </w:r>
@@ -2018,7 +1712,7 @@
             <w:r>
               <w:rPr>
                 <w:rFonts w:ascii="UD デジタル教科書体 N" w:eastAsia="UD デジタル教科書体 N" w:hAnsi="UD デジタル教科書体 N" w:cs="UD デジタル教科書体 N"/>
-                <w:color w:val="1A1A1A"/>
+                <w:color w:val="EE0000"/>
                 <w:sz w:val="12"/>
                 <w:szCs w:val="12"/>
               </w:rPr>
@@ -2029,10 +1723,9 @@
             <w:r>
               <w:rPr>
                 <w:rFonts w:ascii="UD デジタル教科書体 N" w:eastAsia="UD デジタル教科書体 N" w:hAnsi="UD デジタル教科書体 N" w:cs="UD デジタル教科書体 N"/>
-                <w:color w:val="1A1A1A"/>
+                <w:color w:val="EE0000"/>
                 <w:sz w:val="27"/>
                 <w:szCs w:val="27"/>
-                <w:bdr w:val="single" w:sz="4" w:space="0" w:color="A3B4CC"/>
               </w:rPr>
               <w:t xml:space="preserve">啼</w:t>
             </w:r>
@@ -2042,22 +1735,11 @@
       <w:r>
         <w:rPr>
           <w:rFonts w:ascii="UD デジタル教科書体 N" w:eastAsia="UD デジタル教科書体 N" w:hAnsi="UD デジタル教科書体 N" w:cs="UD デジタル教科書体 N"/>
-          <w:color w:val="1A1A1A"/>
+          <w:color w:val="EE0000"/>
           <w:sz w:val="27"/>
           <w:szCs w:val="27"/>
-          <w:bdr w:val="single" w:sz="5" w:space="0" w:color="A3B4CC"/>
-        </w:rPr>
-        <w:t xml:space="preserve">き</w:t>
-      </w:r>
-      <w:r>
-        <w:rPr>
-          <w:rFonts w:ascii="UD デジタル教科書体 N" w:eastAsia="UD デジタル教科書体 N" w:hAnsi="UD デジタル教科書体 N" w:cs="UD デジタル教科書体 N"/>
-          <w:color w:val="1A1A1A"/>
-          <w:sz w:val="27"/>
-          <w:szCs w:val="27"/>
-          <w:bdr w:val="single" w:sz="4" w:space="0" w:color="A3B4CC"/>
-        </w:rPr>
-        <w:t xml:space="preserve">て</w:t>
+        </w:rPr>
+        <w:t xml:space="preserve">きて</w:t>
       </w:r>
       <w:r>
         <w:rPr/>
@@ -2073,7 +1755,7 @@
             <w:r>
               <w:rPr>
                 <w:rFonts w:ascii="UD デジタル教科書体 N" w:eastAsia="UD デジタル教科書体 N" w:hAnsi="UD デジタル教科書体 N" w:cs="UD デジタル教科書体 N"/>
-                <w:color w:val="1A1A1A"/>
+                <w:color w:val="EE0000"/>
                 <w:sz w:val="12"/>
                 <w:szCs w:val="12"/>
               </w:rPr>
@@ -2084,10 +1766,9 @@
             <w:r>
               <w:rPr>
                 <w:rFonts w:ascii="UD デジタル教科書体 N" w:eastAsia="UD デジタル教科書体 N" w:hAnsi="UD デジタル教科書体 N" w:cs="UD デジタル教科書体 N"/>
-                <w:color w:val="1A1A1A"/>
+                <w:color w:val="EE0000"/>
                 <w:sz w:val="27"/>
                 <w:szCs w:val="27"/>
-                <w:bdr w:val="single" w:sz="5" w:space="0" w:color="A3B4CC"/>
               </w:rPr>
               <w:t xml:space="preserve">住</w:t>
             </w:r>
@@ -2097,12 +1778,11 @@
       <w:r>
         <w:rPr>
           <w:rFonts w:ascii="UD デジタル教科書体 N" w:eastAsia="UD デジタル教科書体 N" w:hAnsi="UD デジタル教科書体 N" w:cs="UD デジタル教科書体 N"/>
-          <w:color w:val="1A1A1A"/>
+          <w:color w:val="EE0000"/>
           <w:sz w:val="27"/>
           <w:szCs w:val="27"/>
-          <w:bdr w:val="single" w:sz="4" w:space="0" w:color="A3B4CC"/>
-        </w:rPr>
-        <w:t xml:space="preserve">ま</w:t>
+        </w:rPr>
+        <w:t xml:space="preserve">まざるに</w:t>
       </w:r>
       <w:r>
         <w:rPr>
@@ -2110,105 +1790,20 @@
           <w:color w:val="1A1A1A"/>
           <w:sz w:val="27"/>
           <w:szCs w:val="27"/>
-          <w:bdr w:val="single" w:sz="5" w:space="0" w:color="A3B4CC"/>
-        </w:rPr>
-        <w:t xml:space="preserve">ざ</w:t>
-      </w:r>
-      <w:r>
-        <w:rPr>
-          <w:rFonts w:ascii="UD デジタル教科書体 N" w:eastAsia="UD デジタル教科書体 N" w:hAnsi="UD デジタル教科書体 N" w:cs="UD デジタル教科書体 N"/>
-          <w:color w:val="1A1A1A"/>
-          <w:sz w:val="27"/>
-          <w:szCs w:val="27"/>
-          <w:bdr w:val="single" w:sz="4" w:space="0" w:color="A3B4CC"/>
-        </w:rPr>
-        <w:t xml:space="preserve">る</w:t>
-      </w:r>
-      <w:r>
-        <w:rPr>
-          <w:rFonts w:ascii="UD デジタル教科書体 N" w:eastAsia="UD デジタル教科書体 N" w:hAnsi="UD デジタル教科書体 N" w:cs="UD デジタル教科書体 N"/>
-          <w:color w:val="1A1A1A"/>
-          <w:sz w:val="27"/>
-          <w:szCs w:val="27"/>
-          <w:bdr w:val="single" w:sz="5" w:space="0" w:color="A3B4CC"/>
-        </w:rPr>
-        <w:t xml:space="preserve">に</w:t>
-      </w:r>
-      <w:r>
-        <w:rPr>
-          <w:rFonts w:ascii="UD デジタル教科書体 N" w:eastAsia="UD デジタル教科書体 N" w:hAnsi="UD デジタル教科書体 N" w:cs="UD デジタル教科書体 N"/>
-          <w:color w:val="1A1A1A"/>
-          <w:sz w:val="27"/>
-          <w:szCs w:val="27"/>
-          <w:bdr w:val="single" w:sz="4" w:space="0" w:color="A3B4CC"/>
-        </w:rPr>
-        <w:t xml:space="preserve">　</w:t>
-      </w:r>
-      <w:r>
-        <w:rPr>
-          <w:rFonts w:ascii="UD デジタル教科書体 N" w:eastAsia="UD デジタル教科書体 N" w:hAnsi="UD デジタル教科書体 N" w:cs="UD デジタル教科書体 N"/>
-          <w:color w:val="1A1A1A"/>
-          <w:sz w:val="27"/>
-          <w:szCs w:val="27"/>
-          <w:bdr w:val="single" w:sz="5" w:space="0" w:color="A3B4CC"/>
-        </w:rPr>
-        <w:t xml:space="preserve">　</w:t>
-      </w:r>
-      <w:r>
-        <w:rPr>
-          <w:rFonts w:ascii="UD デジタル教科書体 N" w:eastAsia="UD デジタル教科書体 N" w:hAnsi="UD デジタル教科書体 N" w:cs="UD デジタル教科書体 N"/>
-          <w:color w:val="1A1A1A"/>
-          <w:sz w:val="27"/>
-          <w:szCs w:val="27"/>
-          <w:bdr w:val="single" w:sz="4" w:space="0" w:color="A3B4CC"/>
-        </w:rPr>
-        <w:t xml:space="preserve">　</w:t>
-      </w:r>
-      <w:r>
-        <w:rPr>
-          <w:rFonts w:ascii="UD デジタル教科書体 N" w:eastAsia="UD デジタル教科書体 N" w:hAnsi="UD デジタル教科書体 N" w:cs="UD デジタル教科書体 N"/>
-          <w:color w:val="1A1A1A"/>
-          <w:sz w:val="27"/>
-          <w:szCs w:val="27"/>
-          <w:bdr w:val="single" w:sz="5" w:space="0" w:color="A3B4CC"/>
-        </w:rPr>
-        <w:t xml:space="preserve">　</w:t>
-      </w:r>
-      <w:r>
-        <w:rPr>
-          <w:rFonts w:ascii="UD デジタル教科書体 N" w:eastAsia="UD デジタル教科書体 N" w:hAnsi="UD デジタル教科書体 N" w:cs="UD デジタル教科書体 N"/>
-          <w:color w:val="1A1A1A"/>
-          <w:sz w:val="27"/>
-          <w:szCs w:val="27"/>
-          <w:bdr w:val="single" w:sz="4" w:space="0" w:color="A3B4CC"/>
-        </w:rPr>
-        <w:t xml:space="preserve">　</w:t>
-      </w:r>
-      <w:r>
-        <w:rPr>
-          <w:rFonts w:ascii="UD デジタル教科書体 N" w:eastAsia="UD デジタル教科書体 N" w:hAnsi="UD デジタル教科書体 N" w:cs="UD デジタル教科書体 N"/>
-          <w:color w:val="1A1A1A"/>
-          <w:sz w:val="27"/>
-          <w:szCs w:val="27"/>
-          <w:bdr w:val="single" w:sz="5" w:space="0" w:color="A3B4CC"/>
-        </w:rPr>
-        <w:t xml:space="preserve">　</w:t>
-      </w:r>
-      <w:r>
-        <w:rPr>
-          <w:rFonts w:ascii="UD デジタル教科書体 N" w:eastAsia="UD デジタル教科書体 N" w:hAnsi="UD デジタル教科書体 N" w:cs="UD デジタル教科書体 N"/>
-          <w:color w:val="1A1A1A"/>
-          <w:sz w:val="27"/>
-          <w:szCs w:val="27"/>
-          <w:bdr w:val="single" w:sz="4" w:space="0" w:color="A3B4CC"/>
-        </w:rPr>
-        <w:t xml:space="preserve">　</w:t>
+        </w:rPr>
+        <w:t xml:space="preserve">　　　　　　</w:t>
       </w:r>
     </w:p>
     <w:p>
       <w:pPr>
+        <w:pBdr>
+          <w:top w:val="single" w:sz="4" w:space="1" w:color="A3B4CC"/>
+          <w:left w:val="single" w:sz="4" w:space="1" w:color="A3B4CC"/>
+          <w:bottom w:val="single" w:sz="4" w:space="1" w:color="A3B4CC"/>
+          <w:right w:val="single" w:sz="4" w:space="1" w:color="A3B4CC"/>
+        </w:pBdr>
         <w:snapToGrid w:val="0"/>
-        <w:spacing w:before="0" w:after="300" w:line="240" w:lineRule="auto"/>
+        <w:spacing w:before="0" w:after="300" w:line="392" w:lineRule="exact"/>
         <w:ind w:right="170"/>
       </w:pPr>
       <w:r>
@@ -2225,7 +1820,7 @@
             <w:r>
               <w:rPr>
                 <w:rFonts w:ascii="UD デジタル教科書体 N" w:eastAsia="UD デジタル教科書体 N" w:hAnsi="UD デジタル教科書体 N" w:cs="UD デジタル教科書体 N"/>
-                <w:color w:val="1A1A1A"/>
+                <w:color w:val="EE0000"/>
                 <w:sz w:val="12"/>
                 <w:szCs w:val="12"/>
               </w:rPr>
@@ -2236,10 +1831,9 @@
             <w:r>
               <w:rPr>
                 <w:rFonts w:ascii="UD デジタル教科書体 N" w:eastAsia="UD デジタル教科書体 N" w:hAnsi="UD デジタル教科書体 N" w:cs="UD デジタル教科書体 N"/>
-                <w:color w:val="1A1A1A"/>
+                <w:color w:val="EE0000"/>
                 <w:sz w:val="27"/>
                 <w:szCs w:val="27"/>
-                <w:bdr w:val="single" w:sz="4" w:space="0" w:color="A3B4CC"/>
               </w:rPr>
               <w:t xml:space="preserve">軽舟</w:t>
             </w:r>
@@ -2260,7 +1854,7 @@
             <w:r>
               <w:rPr>
                 <w:rFonts w:ascii="UD デジタル教科書体 N" w:eastAsia="UD デジタル教科書体 N" w:hAnsi="UD デジタル教科書体 N" w:cs="UD デジタル教科書体 N"/>
-                <w:color w:val="1A1A1A"/>
+                <w:color w:val="EE0000"/>
                 <w:sz w:val="12"/>
                 <w:szCs w:val="12"/>
               </w:rPr>
@@ -2271,10 +1865,9 @@
             <w:r>
               <w:rPr>
                 <w:rFonts w:ascii="UD デジタル教科書体 N" w:eastAsia="UD デジタル教科書体 N" w:hAnsi="UD デジタル教科書体 N" w:cs="UD デジタル教科書体 N"/>
-                <w:color w:val="1A1A1A"/>
+                <w:color w:val="EE0000"/>
                 <w:sz w:val="27"/>
                 <w:szCs w:val="27"/>
-                <w:bdr w:val="single" w:sz="5" w:space="0" w:color="A3B4CC"/>
               </w:rPr>
               <w:t xml:space="preserve">已</w:t>
             </w:r>
@@ -2284,10 +1877,9 @@
       <w:r>
         <w:rPr>
           <w:rFonts w:ascii="UD デジタル教科書体 N" w:eastAsia="UD デジタル教科書体 N" w:hAnsi="UD デジタル教科書体 N" w:cs="UD デジタル教科書体 N"/>
-          <w:color w:val="1A1A1A"/>
+          <w:color w:val="EE0000"/>
           <w:sz w:val="27"/>
           <w:szCs w:val="27"/>
-          <w:bdr w:val="single" w:sz="4" w:space="0" w:color="A3B4CC"/>
         </w:rPr>
         <w:t xml:space="preserve">に</w:t>
       </w:r>
@@ -2305,7 +1897,7 @@
             <w:r>
               <w:rPr>
                 <w:rFonts w:ascii="UD デジタル教科書体 N" w:eastAsia="UD デジタル教科書体 N" w:hAnsi="UD デジタル教科書体 N" w:cs="UD デジタル教科書体 N"/>
-                <w:color w:val="1A1A1A"/>
+                <w:color w:val="EE0000"/>
                 <w:sz w:val="12"/>
                 <w:szCs w:val="12"/>
               </w:rPr>
@@ -2316,10 +1908,9 @@
             <w:r>
               <w:rPr>
                 <w:rFonts w:ascii="UD デジタル教科書体 N" w:eastAsia="UD デジタル教科書体 N" w:hAnsi="UD デジタル教科書体 N" w:cs="UD デジタル教科書体 N"/>
-                <w:color w:val="1A1A1A"/>
+                <w:color w:val="EE0000"/>
                 <w:sz w:val="27"/>
                 <w:szCs w:val="27"/>
-                <w:bdr w:val="single" w:sz="5" w:space="0" w:color="A3B4CC"/>
               </w:rPr>
               <w:t xml:space="preserve">過</w:t>
             </w:r>
@@ -2329,22 +1920,11 @@
       <w:r>
         <w:rPr>
           <w:rFonts w:ascii="UD デジタル教科書体 N" w:eastAsia="UD デジタル教科書体 N" w:hAnsi="UD デジタル教科書体 N" w:cs="UD デジタル教科書体 N"/>
-          <w:color w:val="1A1A1A"/>
+          <w:color w:val="EE0000"/>
           <w:sz w:val="27"/>
           <w:szCs w:val="27"/>
-          <w:bdr w:val="single" w:sz="4" w:space="0" w:color="A3B4CC"/>
-        </w:rPr>
-        <w:t xml:space="preserve">ぐ</w:t>
-      </w:r>
-      <w:r>
-        <w:rPr>
-          <w:rFonts w:ascii="UD デジタル教科書体 N" w:eastAsia="UD デジタル教科書体 N" w:hAnsi="UD デジタル教科書体 N" w:cs="UD デジタル教科書体 N"/>
-          <w:color w:val="1A1A1A"/>
-          <w:sz w:val="27"/>
-          <w:szCs w:val="27"/>
-          <w:bdr w:val="single" w:sz="5" w:space="0" w:color="A3B4CC"/>
-        </w:rPr>
-        <w:t xml:space="preserve">　</w:t>
+        </w:rPr>
+        <w:t xml:space="preserve">ぐ　</w:t>
       </w:r>
       <w:r>
         <w:rPr/>
@@ -2360,7 +1940,7 @@
             <w:r>
               <w:rPr>
                 <w:rFonts w:ascii="UD デジタル教科書体 N" w:eastAsia="UD デジタル教科書体 N" w:hAnsi="UD デジタル教科書体 N" w:cs="UD デジタル教科書体 N"/>
-                <w:color w:val="1A1A1A"/>
+                <w:color w:val="EE0000"/>
                 <w:sz w:val="12"/>
                 <w:szCs w:val="12"/>
               </w:rPr>
@@ -2371,10 +1951,9 @@
             <w:r>
               <w:rPr>
                 <w:rFonts w:ascii="UD デジタル教科書体 N" w:eastAsia="UD デジタル教科書体 N" w:hAnsi="UD デジタル教科書体 N" w:cs="UD デジタル教科書体 N"/>
-                <w:color w:val="1A1A1A"/>
+                <w:color w:val="EE0000"/>
                 <w:sz w:val="27"/>
                 <w:szCs w:val="27"/>
-                <w:bdr w:val="single" w:sz="4" w:space="0" w:color="A3B4CC"/>
               </w:rPr>
               <w:t xml:space="preserve">万重</w:t>
             </w:r>
@@ -2384,10 +1963,9 @@
       <w:r>
         <w:rPr>
           <w:rFonts w:ascii="UD デジタル教科書体 N" w:eastAsia="UD デジタル教科書体 N" w:hAnsi="UD デジタル教科書体 N" w:cs="UD デジタル教科書体 N"/>
-          <w:color w:val="1A1A1A"/>
+          <w:color w:val="EE0000"/>
           <w:sz w:val="27"/>
           <w:szCs w:val="27"/>
-          <w:bdr w:val="single" w:sz="5" w:space="0" w:color="A3B4CC"/>
         </w:rPr>
         <w:t xml:space="preserve">の</w:t>
       </w:r>
@@ -2405,7 +1983,7 @@
             <w:r>
               <w:rPr>
                 <w:rFonts w:ascii="UD デジタル教科書体 N" w:eastAsia="UD デジタル教科書体 N" w:hAnsi="UD デジタル教科書体 N" w:cs="UD デジタル教科書体 N"/>
-                <w:color w:val="1A1A1A"/>
+                <w:color w:val="EE0000"/>
                 <w:sz w:val="12"/>
                 <w:szCs w:val="12"/>
               </w:rPr>
@@ -2416,10 +1994,9 @@
             <w:r>
               <w:rPr>
                 <w:rFonts w:ascii="UD デジタル教科書体 N" w:eastAsia="UD デジタル教科書体 N" w:hAnsi="UD デジタル教科書体 N" w:cs="UD デジタル教科書体 N"/>
-                <w:color w:val="1A1A1A"/>
+                <w:color w:val="EE0000"/>
                 <w:sz w:val="27"/>
                 <w:szCs w:val="27"/>
-                <w:bdr w:val="single" w:sz="4" w:space="0" w:color="A3B4CC"/>
               </w:rPr>
               <w:t xml:space="preserve">山</w:t>
             </w:r>
@@ -2432,99 +2009,8 @@
           <w:color w:val="1A1A1A"/>
           <w:sz w:val="27"/>
           <w:szCs w:val="27"/>
-          <w:bdr w:val="single" w:sz="5" w:space="0" w:color="A3B4CC"/>
-        </w:rPr>
-        <w:t xml:space="preserve">　</w:t>
-      </w:r>
-      <w:r>
-        <w:rPr>
-          <w:rFonts w:ascii="UD デジタル教科書体 N" w:eastAsia="UD デジタル教科書体 N" w:hAnsi="UD デジタル教科書体 N" w:cs="UD デジタル教科書体 N"/>
-          <w:color w:val="1A1A1A"/>
-          <w:sz w:val="27"/>
-          <w:szCs w:val="27"/>
-          <w:bdr w:val="single" w:sz="4" w:space="0" w:color="A3B4CC"/>
-        </w:rPr>
-        <w:t xml:space="preserve">　</w:t>
-      </w:r>
-      <w:r>
-        <w:rPr>
-          <w:rFonts w:ascii="UD デジタル教科書体 N" w:eastAsia="UD デジタル教科書体 N" w:hAnsi="UD デジタル教科書体 N" w:cs="UD デジタル教科書体 N"/>
-          <w:color w:val="1A1A1A"/>
-          <w:sz w:val="27"/>
-          <w:szCs w:val="27"/>
-          <w:bdr w:val="single" w:sz="5" w:space="0" w:color="A3B4CC"/>
-        </w:rPr>
-        <w:t xml:space="preserve">　</w:t>
-      </w:r>
-      <w:r>
-        <w:rPr>
-          <w:rFonts w:ascii="UD デジタル教科書体 N" w:eastAsia="UD デジタル教科書体 N" w:hAnsi="UD デジタル教科書体 N" w:cs="UD デジタル教科書体 N"/>
-          <w:color w:val="1A1A1A"/>
-          <w:sz w:val="27"/>
-          <w:szCs w:val="27"/>
-          <w:bdr w:val="single" w:sz="4" w:space="0" w:color="A3B4CC"/>
-        </w:rPr>
-        <w:t xml:space="preserve">　</w:t>
-      </w:r>
-      <w:r>
-        <w:rPr>
-          <w:rFonts w:ascii="UD デジタル教科書体 N" w:eastAsia="UD デジタル教科書体 N" w:hAnsi="UD デジタル教科書体 N" w:cs="UD デジタル教科書体 N"/>
-          <w:color w:val="1A1A1A"/>
-          <w:sz w:val="27"/>
-          <w:szCs w:val="27"/>
-          <w:bdr w:val="single" w:sz="5" w:space="0" w:color="A3B4CC"/>
-        </w:rPr>
-        <w:t xml:space="preserve">　</w:t>
-      </w:r>
-      <w:r>
-        <w:rPr>
-          <w:rFonts w:ascii="UD デジタル教科書体 N" w:eastAsia="UD デジタル教科書体 N" w:hAnsi="UD デジタル教科書体 N" w:cs="UD デジタル教科書体 N"/>
-          <w:color w:val="1A1A1A"/>
-          <w:sz w:val="27"/>
-          <w:szCs w:val="27"/>
-          <w:bdr w:val="single" w:sz="4" w:space="0" w:color="A3B4CC"/>
-        </w:rPr>
-        <w:t xml:space="preserve">　</w:t>
-      </w:r>
-      <w:r>
-        <w:rPr>
-          <w:rFonts w:ascii="UD デジタル教科書体 N" w:eastAsia="UD デジタル教科書体 N" w:hAnsi="UD デジタル教科書体 N" w:cs="UD デジタル教科書体 N"/>
-          <w:color w:val="1A1A1A"/>
-          <w:sz w:val="27"/>
-          <w:szCs w:val="27"/>
-          <w:bdr w:val="single" w:sz="5" w:space="0" w:color="A3B4CC"/>
-        </w:rPr>
-        <w:t xml:space="preserve">　</w:t>
-      </w:r>
-      <w:r>
-        <w:rPr>
-          <w:rFonts w:ascii="UD デジタル教科書体 N" w:eastAsia="UD デジタル教科書体 N" w:hAnsi="UD デジタル教科書体 N" w:cs="UD デジタル教科書体 N"/>
-          <w:color w:val="1A1A1A"/>
-          <w:sz w:val="27"/>
-          <w:szCs w:val="27"/>
-          <w:bdr w:val="single" w:sz="4" w:space="0" w:color="A3B4CC"/>
-        </w:rPr>
-        <w:t xml:space="preserve">　</w:t>
-      </w:r>
-      <w:r>
-        <w:rPr>
-          <w:rFonts w:ascii="UD デジタル教科書体 N" w:eastAsia="UD デジタル教科書体 N" w:hAnsi="UD デジタル教科書体 N" w:cs="UD デジタル教科書体 N"/>
-          <w:color w:val="1A1A1A"/>
-          <w:sz w:val="27"/>
-          <w:szCs w:val="27"/>
-          <w:bdr w:val="single" w:sz="5" w:space="0" w:color="A3B4CC"/>
-        </w:rPr>
-        <w:t xml:space="preserve">　</w:t>
-      </w:r>
-      <w:r>
-        <w:rPr>
-          <w:rFonts w:ascii="UD デジタル教科書体 N" w:eastAsia="UD デジタル教科書体 N" w:hAnsi="UD デジタル教科書体 N" w:cs="UD デジタル教科書体 N"/>
-          <w:color w:val="1A1A1A"/>
-          <w:sz w:val="27"/>
-          <w:szCs w:val="27"/>
-          <w:bdr w:val="single" w:sz="4" w:space="0" w:color="A3B4CC"/>
-        </w:rPr>
-        <w:t xml:space="preserve">　</w:t>
+        </w:rPr>
+        <w:t xml:space="preserve">　　　　　　　　　</w:t>
       </w:r>
     </w:p>
     <w:p>
@@ -2536,7 +2022,7 @@
           <w:pgMar w:top="850" w:right="907" w:bottom="1020" w:left="907" w:header="567" w:footer="567" w:gutter="0"/>
           <w:cols w:num="2" w:space="284" w:equalWidth="0">
             <w:col w:w="3402" w:space="284"/>
-            <w:col w:w="6350"/>
+            <w:col w:w="6350" w:space="284"/>
           </w:cols>
           <w:textDirection w:val="tbRl"/>
           <w:docGrid w:type="default" w:linePitch="360" w:charSpace="0"/>
@@ -2546,7 +2032,7 @@
     <w:p>
       <w:pPr>
         <w:snapToGrid w:val="0"/>
-        <w:spacing w:before="0" w:after="400" w:line="240" w:lineRule="auto"/>
+        <w:spacing w:before="0" w:after="480" w:line="304" w:lineRule="exact"/>
         <w:ind w:right="230"/>
       </w:pPr>
       <w:r>
@@ -2564,7 +2050,7 @@
     <w:p>
       <w:pPr>
         <w:snapToGrid w:val="0"/>
-        <w:spacing w:before="0" w:after="400" w:line="240" w:lineRule="auto"/>
+        <w:spacing w:before="0" w:after="480" w:line="261" w:lineRule="exact"/>
         <w:ind w:right="230"/>
       </w:pPr>
       <w:r>
@@ -2616,7 +2102,7 @@
     <w:p>
       <w:pPr>
         <w:snapToGrid w:val="0"/>
-        <w:spacing w:before="0" w:after="400" w:line="240" w:lineRule="auto"/>
+        <w:spacing w:before="0" w:after="480" w:line="261" w:lineRule="exact"/>
         <w:ind w:right="230"/>
       </w:pPr>
       <w:r>
@@ -2632,7 +2118,7 @@
     <w:p>
       <w:pPr>
         <w:snapToGrid w:val="0"/>
-        <w:spacing w:before="0" w:after="400" w:line="240" w:lineRule="auto"/>
+        <w:spacing w:before="0" w:after="480" w:line="261" w:lineRule="exact"/>
         <w:ind w:right="230"/>
       </w:pPr>
       <w:r>
@@ -2774,7 +2260,7 @@
     <w:p>
       <w:pPr>
         <w:snapToGrid w:val="0"/>
-        <w:spacing w:before="0" w:after="400" w:line="240" w:lineRule="auto"/>
+        <w:spacing w:before="0" w:after="480" w:line="261" w:lineRule="exact"/>
         <w:ind w:right="230"/>
       </w:pPr>
       <w:r>
@@ -2790,7 +2276,7 @@
     <w:p>
       <w:pPr>
         <w:snapToGrid w:val="0"/>
-        <w:spacing w:before="0" w:after="400" w:line="240" w:lineRule="auto"/>
+        <w:spacing w:before="0" w:after="480" w:line="261" w:lineRule="exact"/>
         <w:ind w:right="230"/>
       </w:pPr>
       <w:r>
@@ -2932,7 +2418,7 @@
     <w:p>
       <w:pPr>
         <w:snapToGrid w:val="0"/>
-        <w:spacing w:before="0" w:after="400" w:line="240" w:lineRule="auto"/>
+        <w:spacing w:before="0" w:after="480" w:line="304" w:lineRule="exact"/>
         <w:ind w:right="230"/>
       </w:pPr>
       <w:r>
@@ -2950,7 +2436,7 @@
     <w:p>
       <w:pPr>
         <w:snapToGrid w:val="0"/>
-        <w:spacing w:before="0" w:after="400" w:line="240" w:lineRule="auto"/>
+        <w:spacing w:before="0" w:after="480" w:line="261" w:lineRule="exact"/>
         <w:ind w:right="230"/>
       </w:pPr>
       <w:r>
@@ -3049,7 +2535,7 @@
     <w:p>
       <w:pPr>
         <w:snapToGrid w:val="0"/>
-        <w:spacing w:before="0" w:after="400" w:line="240" w:lineRule="auto"/>
+        <w:spacing w:before="0" w:after="480" w:line="261" w:lineRule="exact"/>
         <w:ind w:right="230"/>
       </w:pPr>
       <w:r>
@@ -3191,7 +2677,7 @@
     <w:p>
       <w:pPr>
         <w:snapToGrid w:val="0"/>
-        <w:spacing w:before="0" w:after="400" w:line="240" w:lineRule="auto"/>
+        <w:spacing w:before="0" w:after="480" w:line="261" w:lineRule="exact"/>
         <w:ind w:right="230"/>
       </w:pPr>
       <w:r>
@@ -3369,7 +2855,7 @@
     <w:p>
       <w:pPr>
         <w:snapToGrid w:val="0"/>
-        <w:spacing w:before="0" w:after="400" w:line="240" w:lineRule="auto"/>
+        <w:spacing w:before="0" w:after="480" w:line="261" w:lineRule="exact"/>
         <w:ind w:right="230"/>
       </w:pPr>
       <w:r>
@@ -3662,7 +3148,7 @@
     <w:p>
       <w:pPr>
         <w:snapToGrid w:val="0"/>
-        <w:spacing w:before="0" w:after="140" w:line="240" w:lineRule="auto"/>
+        <w:spacing w:before="0" w:after="140" w:line="348" w:lineRule="exact"/>
       </w:pPr>
       <w:r>
         <w:rPr>
@@ -3691,12 +3177,12 @@
           <wp:anchor distT="0" distB="0" distL="0" distR="0" simplePos="0" relativeHeight="251658240" behindDoc="1" locked="0" layoutInCell="1" allowOverlap="1">
             <wp:simplePos x="0" y="0"/>
             <wp:positionH relativeFrom="page">
-              <wp:posOffset>7133590</wp:posOffset>
+              <wp:posOffset>7127875</wp:posOffset>
             </wp:positionH>
             <wp:positionV relativeFrom="page">
               <wp:posOffset>469900</wp:posOffset>
             </wp:positionV>
-            <wp:extent cx="2571750" cy="6512560"/>
+            <wp:extent cx="2577465" cy="6512560"/>
             <wp:effectExtent l="0" t="0" r="0" b="0"/>
             <wp:wrapNone/>
             <wp:docPr id="1" name="frame1"/>
@@ -3708,7 +3194,7 @@
                   <wps:spPr>
                     <a:xfrm>
                       <a:off x="0" y="0"/>
-                      <a:ext cx="2571750" cy="6512560"/>
+                      <a:ext cx="2577465" cy="6512560"/>
                     </a:xfrm>
                     <a:prstGeom prst="roundRect">
                       <a:avLst>
@@ -3734,12 +3220,12 @@
           <wp:anchor distT="0" distB="0" distL="0" distR="0" simplePos="0" relativeHeight="251658240" behindDoc="1" locked="0" layoutInCell="1" allowOverlap="1">
             <wp:simplePos x="0" y="0"/>
             <wp:positionH relativeFrom="page">
-              <wp:posOffset>3796665</wp:posOffset>
+              <wp:posOffset>3670300</wp:posOffset>
             </wp:positionH>
             <wp:positionV relativeFrom="page">
               <wp:posOffset>469900</wp:posOffset>
             </wp:positionV>
-            <wp:extent cx="3188969" cy="6512560"/>
+            <wp:extent cx="3326130" cy="6512560"/>
             <wp:effectExtent l="0" t="0" r="0" b="0"/>
             <wp:wrapNone/>
             <wp:docPr id="2" name="frame2"/>
@@ -3751,7 +3237,7 @@
                   <wps:spPr>
                     <a:xfrm>
                       <a:off x="0" y="0"/>
-                      <a:ext cx="3188969" cy="6512560"/>
+                      <a:ext cx="3326130" cy="6512560"/>
                     </a:xfrm>
                     <a:prstGeom prst="roundRect">
                       <a:avLst>
@@ -3777,12 +3263,12 @@
           <wp:anchor distT="0" distB="0" distL="0" distR="0" simplePos="0" relativeHeight="251658240" behindDoc="1" locked="0" layoutInCell="1" allowOverlap="1">
             <wp:simplePos x="0" y="0"/>
             <wp:positionH relativeFrom="page">
-              <wp:posOffset>722630</wp:posOffset>
+              <wp:posOffset>760730</wp:posOffset>
             </wp:positionH>
             <wp:positionV relativeFrom="page">
               <wp:posOffset>469900</wp:posOffset>
             </wp:positionV>
-            <wp:extent cx="3010535" cy="6512560"/>
+            <wp:extent cx="2846069" cy="6512560"/>
             <wp:effectExtent l="0" t="0" r="0" b="0"/>
             <wp:wrapNone/>
             <wp:docPr id="3" name="frame3"/>
@@ -3794,7 +3280,7 @@
                   <wps:spPr>
                     <a:xfrm>
                       <a:off x="0" y="0"/>
-                      <a:ext cx="3010535" cy="6512560"/>
+                      <a:ext cx="2846069" cy="6512560"/>
                     </a:xfrm>
                     <a:prstGeom prst="roundRect">
                       <a:avLst>
@@ -3819,7 +3305,7 @@
     <w:p>
       <w:pPr>
         <w:snapToGrid w:val="0"/>
-        <w:spacing w:before="0" w:after="140" w:line="240" w:lineRule="auto"/>
+        <w:spacing w:before="0" w:after="140" w:line="319" w:lineRule="exact"/>
         <w:ind w:right="2200"/>
         <w:jc w:val="right"/>
       </w:pPr>
@@ -3849,7 +3335,7 @@
     <w:p>
       <w:pPr>
         <w:snapToGrid w:val="0"/>
-        <w:spacing w:before="0" w:after="170" w:line="240" w:lineRule="auto"/>
+        <w:spacing w:before="0" w:after="170" w:line="522" w:lineRule="exact"/>
         <w:ind w:right="170"/>
       </w:pPr>
       <w:r>
@@ -4030,7 +3516,7 @@
     <w:p>
       <w:pPr>
         <w:snapToGrid w:val="0"/>
-        <w:spacing w:before="0" w:after="170" w:line="240" w:lineRule="auto"/>
+        <w:spacing w:before="0" w:after="170" w:line="522" w:lineRule="exact"/>
         <w:ind w:right="170"/>
       </w:pPr>
       <w:r>
@@ -4157,7 +3643,7 @@
     <w:p>
       <w:pPr>
         <w:snapToGrid w:val="0"/>
-        <w:spacing w:before="0" w:after="170" w:line="240" w:lineRule="auto"/>
+        <w:spacing w:before="0" w:after="170" w:line="522" w:lineRule="exact"/>
         <w:ind w:right="170"/>
       </w:pPr>
       <w:r>
@@ -4352,7 +3838,7 @@
     <w:p>
       <w:pPr>
         <w:snapToGrid w:val="0"/>
-        <w:spacing w:before="0" w:after="170" w:line="240" w:lineRule="auto"/>
+        <w:spacing w:before="0" w:after="170" w:line="522" w:lineRule="exact"/>
         <w:ind w:right="170"/>
       </w:pPr>
       <w:r>
@@ -4523,7 +4009,7 @@
     <w:p>
       <w:pPr>
         <w:snapToGrid w:val="0"/>
-        <w:spacing w:before="0" w:after="170" w:line="240" w:lineRule="auto"/>
+        <w:spacing w:before="0" w:after="170" w:line="522" w:lineRule="exact"/>
         <w:ind w:right="170"/>
       </w:pPr>
       <w:r>
@@ -4683,8 +4169,14 @@
     </w:p>
     <w:p>
       <w:pPr>
+        <w:pBdr>
+          <w:top w:val="single" w:sz="4" w:space="1" w:color="A3B4CC"/>
+          <w:left w:val="single" w:sz="4" w:space="1" w:color="A3B4CC"/>
+          <w:bottom w:val="single" w:sz="4" w:space="1" w:color="A3B4CC"/>
+          <w:right w:val="single" w:sz="4" w:space="1" w:color="A3B4CC"/>
+        </w:pBdr>
         <w:snapToGrid w:val="0"/>
-        <w:spacing w:before="0" w:after="451" w:line="240" w:lineRule="auto"/>
+        <w:spacing w:before="0" w:after="425" w:line="267" w:lineRule="exact"/>
         <w:ind w:right="170"/>
       </w:pPr>
       <w:r>
@@ -4693,1830 +4185,144 @@
       <w:r>
         <w:rPr>
           <w:rFonts w:ascii="UD デジタル教科書体 N" w:eastAsia="UD デジタル教科書体 N" w:hAnsi="UD デジタル教科書体 N" w:cs="UD デジタル教科書体 N"/>
-          <w:color w:val="1A1A1A"/>
-          <w:sz w:val="17"/>
-          <w:szCs w:val="17"/>
-          <w:bdr w:val="single" w:sz="4" w:space="0" w:color="A3B4CC"/>
-        </w:rPr>
-        <w:t xml:space="preserve">早</w:t>
-      </w:r>
-      <w:r>
-        <w:rPr>
-          <w:rFonts w:ascii="UD デジタル教科書体 N" w:eastAsia="UD デジタル教科書体 N" w:hAnsi="UD デジタル教科書体 N" w:cs="UD デジタル教科書体 N"/>
-          <w:color w:val="1A1A1A"/>
-          <w:sz w:val="17"/>
-          <w:szCs w:val="17"/>
-          <w:bdr w:val="single" w:sz="5" w:space="0" w:color="A3B4CC"/>
-        </w:rPr>
-        <w:t xml:space="preserve">朝</w:t>
-      </w:r>
-      <w:r>
-        <w:rPr>
-          <w:rFonts w:ascii="UD デジタル教科書体 N" w:eastAsia="UD デジタル教科書体 N" w:hAnsi="UD デジタル教科書体 N" w:cs="UD デジタル教科書体 N"/>
-          <w:color w:val="1A1A1A"/>
-          <w:sz w:val="17"/>
-          <w:szCs w:val="17"/>
-          <w:bdr w:val="single" w:sz="4" w:space="0" w:color="A3B4CC"/>
-        </w:rPr>
-        <w:t xml:space="preserve">に</w:t>
-      </w:r>
-      <w:r>
-        <w:rPr>
-          <w:rFonts w:ascii="UD デジタル教科書体 N" w:eastAsia="UD デジタル教科書体 N" w:hAnsi="UD デジタル教科書体 N" w:cs="UD デジタル教科書体 N"/>
-          <w:color w:val="1A1A1A"/>
-          <w:sz w:val="17"/>
-          <w:szCs w:val="17"/>
-          <w:bdr w:val="single" w:sz="5" w:space="0" w:color="A3B4CC"/>
-        </w:rPr>
-        <w:t xml:space="preserve">白</w:t>
-      </w:r>
-      <w:r>
-        <w:rPr>
-          <w:rFonts w:ascii="UD デジタル教科書体 N" w:eastAsia="UD デジタル教科書体 N" w:hAnsi="UD デジタル教科書体 N" w:cs="UD デジタル教科書体 N"/>
-          <w:color w:val="1A1A1A"/>
-          <w:sz w:val="17"/>
-          <w:szCs w:val="17"/>
-          <w:bdr w:val="single" w:sz="4" w:space="0" w:color="A3B4CC"/>
-        </w:rPr>
-        <w:t xml:space="preserve">帝</w:t>
-      </w:r>
-      <w:r>
-        <w:rPr>
-          <w:rFonts w:ascii="UD デジタル教科書体 N" w:eastAsia="UD デジタル教科書体 N" w:hAnsi="UD デジタル教科書体 N" w:cs="UD デジタル教科書体 N"/>
-          <w:color w:val="1A1A1A"/>
-          <w:sz w:val="17"/>
-          <w:szCs w:val="17"/>
-          <w:bdr w:val="single" w:sz="5" w:space="0" w:color="A3B4CC"/>
-        </w:rPr>
-        <w:t xml:space="preserve">城</w:t>
-      </w:r>
-      <w:r>
-        <w:rPr>
-          <w:rFonts w:ascii="UD デジタル教科書体 N" w:eastAsia="UD デジタル教科書体 N" w:hAnsi="UD デジタル教科書体 N" w:cs="UD デジタル教科書体 N"/>
-          <w:color w:val="1A1A1A"/>
-          <w:sz w:val="17"/>
-          <w:szCs w:val="17"/>
-          <w:bdr w:val="single" w:sz="4" w:space="0" w:color="A3B4CC"/>
-        </w:rPr>
-        <w:t xml:space="preserve">を</w:t>
-      </w:r>
-      <w:r>
-        <w:rPr>
-          <w:rFonts w:ascii="UD デジタル教科書体 N" w:eastAsia="UD デジタル教科書体 N" w:hAnsi="UD デジタル教科書体 N" w:cs="UD デジタル教科書体 N"/>
-          <w:color w:val="1A1A1A"/>
-          <w:sz w:val="17"/>
-          <w:szCs w:val="17"/>
-          <w:bdr w:val="single" w:sz="5" w:space="0" w:color="A3B4CC"/>
-        </w:rPr>
-        <w:t xml:space="preserve">出</w:t>
-      </w:r>
-      <w:r>
-        <w:rPr>
-          <w:rFonts w:ascii="UD デジタル教科書体 N" w:eastAsia="UD デジタル教科書体 N" w:hAnsi="UD デジタル教科書体 N" w:cs="UD デジタル教科書体 N"/>
-          <w:color w:val="1A1A1A"/>
-          <w:sz w:val="17"/>
-          <w:szCs w:val="17"/>
-          <w:bdr w:val="single" w:sz="4" w:space="0" w:color="A3B4CC"/>
-        </w:rPr>
-        <w:t xml:space="preserve">発</w:t>
-      </w:r>
-      <w:r>
-        <w:rPr>
-          <w:rFonts w:ascii="UD デジタル教科書体 N" w:eastAsia="UD デジタル教科書体 N" w:hAnsi="UD デジタル教科書体 N" w:cs="UD デジタル教科書体 N"/>
-          <w:color w:val="1A1A1A"/>
-          <w:sz w:val="17"/>
-          <w:szCs w:val="17"/>
-          <w:bdr w:val="single" w:sz="5" w:space="0" w:color="A3B4CC"/>
-        </w:rPr>
-        <w:t xml:space="preserve">す</w:t>
-      </w:r>
-      <w:r>
-        <w:rPr>
-          <w:rFonts w:ascii="UD デジタル教科書体 N" w:eastAsia="UD デジタル教科書体 N" w:hAnsi="UD デジタル教科書体 N" w:cs="UD デジタル教科書体 N"/>
-          <w:color w:val="1A1A1A"/>
-          <w:sz w:val="17"/>
-          <w:szCs w:val="17"/>
-          <w:bdr w:val="single" w:sz="4" w:space="0" w:color="A3B4CC"/>
-        </w:rPr>
-        <w:t xml:space="preserve">る</w:t>
-      </w:r>
-      <w:r>
-        <w:rPr>
-          <w:rFonts w:ascii="UD デジタル教科書体 N" w:eastAsia="UD デジタル教科書体 N" w:hAnsi="UD デジタル教科書体 N" w:cs="UD デジタル教科書体 N"/>
-          <w:color w:val="1A1A1A"/>
-          <w:sz w:val="17"/>
-          <w:szCs w:val="17"/>
-          <w:bdr w:val="single" w:sz="5" w:space="0" w:color="A3B4CC"/>
-        </w:rPr>
-        <w:t xml:space="preserve">　</w:t>
-      </w:r>
-      <w:r>
-        <w:rPr>
-          <w:rFonts w:ascii="UD デジタル教科書体 N" w:eastAsia="UD デジタル教科書体 N" w:hAnsi="UD デジタル教科書体 N" w:cs="UD デジタル教科書体 N"/>
-          <w:color w:val="1A1A1A"/>
-          <w:sz w:val="17"/>
-          <w:szCs w:val="17"/>
-          <w:bdr w:val="single" w:sz="4" w:space="0" w:color="A3B4CC"/>
-        </w:rPr>
-        <w:t xml:space="preserve">　</w:t>
-      </w:r>
-      <w:r>
-        <w:rPr>
-          <w:rFonts w:ascii="UD デジタル教科書体 N" w:eastAsia="UD デジタル教科書体 N" w:hAnsi="UD デジタル教科書体 N" w:cs="UD デジタル教科書体 N"/>
-          <w:color w:val="1A1A1A"/>
-          <w:sz w:val="17"/>
-          <w:szCs w:val="17"/>
-          <w:bdr w:val="single" w:sz="5" w:space="0" w:color="A3B4CC"/>
-        </w:rPr>
-        <w:t xml:space="preserve">　</w:t>
-      </w:r>
-      <w:r>
-        <w:rPr>
-          <w:rFonts w:ascii="UD デジタル教科書体 N" w:eastAsia="UD デジタル教科書体 N" w:hAnsi="UD デジタル教科書体 N" w:cs="UD デジタル教科書体 N"/>
-          <w:color w:val="1A1A1A"/>
-          <w:sz w:val="17"/>
-          <w:szCs w:val="17"/>
-          <w:bdr w:val="single" w:sz="4" w:space="0" w:color="A3B4CC"/>
-        </w:rPr>
-        <w:t xml:space="preserve">　</w:t>
-      </w:r>
-      <w:r>
-        <w:rPr>
-          <w:rFonts w:ascii="UD デジタル教科書体 N" w:eastAsia="UD デジタル教科書体 N" w:hAnsi="UD デジタル教科書体 N" w:cs="UD デジタル教科書体 N"/>
-          <w:color w:val="1A1A1A"/>
-          <w:sz w:val="17"/>
-          <w:szCs w:val="17"/>
-          <w:bdr w:val="single" w:sz="5" w:space="0" w:color="A3B4CC"/>
-        </w:rPr>
-        <w:t xml:space="preserve">　</w:t>
-      </w:r>
-      <w:r>
-        <w:rPr>
-          <w:rFonts w:ascii="UD デジタル教科書体 N" w:eastAsia="UD デジタル教科書体 N" w:hAnsi="UD デジタル教科書体 N" w:cs="UD デジタル教科書体 N"/>
-          <w:color w:val="1A1A1A"/>
-          <w:sz w:val="17"/>
-          <w:szCs w:val="17"/>
-          <w:bdr w:val="single" w:sz="4" w:space="0" w:color="A3B4CC"/>
-        </w:rPr>
-        <w:t xml:space="preserve">　</w:t>
-      </w:r>
-      <w:r>
-        <w:rPr>
-          <w:rFonts w:ascii="UD デジタル教科書体 N" w:eastAsia="UD デジタル教科書体 N" w:hAnsi="UD デジタル教科書体 N" w:cs="UD デジタル教科書体 N"/>
-          <w:color w:val="1A1A1A"/>
-          <w:sz w:val="17"/>
-          <w:szCs w:val="17"/>
-          <w:bdr w:val="single" w:sz="5" w:space="0" w:color="A3B4CC"/>
-        </w:rPr>
-        <w:t xml:space="preserve">　</w:t>
-      </w:r>
-      <w:r>
-        <w:rPr>
-          <w:rFonts w:ascii="UD デジタル教科書体 N" w:eastAsia="UD デジタル教科書体 N" w:hAnsi="UD デジタル教科書体 N" w:cs="UD デジタル教科書体 N"/>
-          <w:color w:val="1A1A1A"/>
-          <w:sz w:val="17"/>
-          <w:szCs w:val="17"/>
-          <w:bdr w:val="single" w:sz="4" w:space="0" w:color="A3B4CC"/>
-        </w:rPr>
-        <w:t xml:space="preserve">　</w:t>
-      </w:r>
-      <w:r>
-        <w:rPr>
-          <w:rFonts w:ascii="UD デジタル教科書体 N" w:eastAsia="UD デジタル教科書体 N" w:hAnsi="UD デジタル教科書体 N" w:cs="UD デジタル教科書体 N"/>
-          <w:color w:val="1A1A1A"/>
-          <w:sz w:val="17"/>
-          <w:szCs w:val="17"/>
-          <w:bdr w:val="single" w:sz="5" w:space="0" w:color="A3B4CC"/>
-        </w:rPr>
-        <w:t xml:space="preserve">　</w:t>
-      </w:r>
-      <w:r>
-        <w:rPr>
-          <w:rFonts w:ascii="UD デジタル教科書体 N" w:eastAsia="UD デジタル教科書体 N" w:hAnsi="UD デジタル教科書体 N" w:cs="UD デジタル教科書体 N"/>
-          <w:color w:val="1A1A1A"/>
-          <w:sz w:val="17"/>
-          <w:szCs w:val="17"/>
-          <w:bdr w:val="single" w:sz="4" w:space="0" w:color="A3B4CC"/>
-        </w:rPr>
-        <w:t xml:space="preserve">　</w:t>
-      </w:r>
-      <w:r>
-        <w:rPr>
-          <w:rFonts w:ascii="UD デジタル教科書体 N" w:eastAsia="UD デジタル教科書体 N" w:hAnsi="UD デジタル教科書体 N" w:cs="UD デジタル教科書体 N"/>
-          <w:color w:val="1A1A1A"/>
-          <w:sz w:val="17"/>
-          <w:szCs w:val="17"/>
-          <w:bdr w:val="single" w:sz="5" w:space="0" w:color="A3B4CC"/>
-        </w:rPr>
-        <w:t xml:space="preserve">　</w:t>
-      </w:r>
-      <w:r>
-        <w:rPr>
-          <w:rFonts w:ascii="UD デジタル教科書体 N" w:eastAsia="UD デジタル教科書体 N" w:hAnsi="UD デジタル教科書体 N" w:cs="UD デジタル教科書体 N"/>
-          <w:color w:val="1A1A1A"/>
-          <w:sz w:val="17"/>
-          <w:szCs w:val="17"/>
-          <w:bdr w:val="single" w:sz="4" w:space="0" w:color="A3B4CC"/>
-        </w:rPr>
-        <w:t xml:space="preserve">　</w:t>
-      </w:r>
-      <w:r>
-        <w:rPr>
-          <w:rFonts w:ascii="UD デジタル教科書体 N" w:eastAsia="UD デジタル教科書体 N" w:hAnsi="UD デジタル教科書体 N" w:cs="UD デジタル教科書体 N"/>
-          <w:color w:val="1A1A1A"/>
-          <w:sz w:val="17"/>
-          <w:szCs w:val="17"/>
-          <w:bdr w:val="single" w:sz="5" w:space="0" w:color="A3B4CC"/>
-        </w:rPr>
-        <w:t xml:space="preserve">　</w:t>
-      </w:r>
-      <w:r>
-        <w:rPr>
-          <w:rFonts w:ascii="UD デジタル教科書体 N" w:eastAsia="UD デジタル教科書体 N" w:hAnsi="UD デジタル教科書体 N" w:cs="UD デジタル教科書体 N"/>
-          <w:color w:val="1A1A1A"/>
-          <w:sz w:val="17"/>
-          <w:szCs w:val="17"/>
-          <w:bdr w:val="single" w:sz="4" w:space="0" w:color="A3B4CC"/>
-        </w:rPr>
-        <w:t xml:space="preserve">　</w:t>
-      </w:r>
-      <w:r>
-        <w:rPr>
-          <w:rFonts w:ascii="UD デジタル教科書体 N" w:eastAsia="UD デジタル教科書体 N" w:hAnsi="UD デジタル教科書体 N" w:cs="UD デジタル教科書体 N"/>
-          <w:color w:val="1A1A1A"/>
-          <w:sz w:val="17"/>
-          <w:szCs w:val="17"/>
-          <w:bdr w:val="single" w:sz="5" w:space="0" w:color="A3B4CC"/>
-        </w:rPr>
-        <w:t xml:space="preserve">　</w:t>
-      </w:r>
-      <w:r>
-        <w:rPr>
-          <w:rFonts w:ascii="UD デジタル教科書体 N" w:eastAsia="UD デジタル教科書体 N" w:hAnsi="UD デジタル教科書体 N" w:cs="UD デジタル教科書体 N"/>
-          <w:color w:val="1A1A1A"/>
-          <w:sz w:val="17"/>
-          <w:szCs w:val="17"/>
-          <w:bdr w:val="single" w:sz="4" w:space="0" w:color="A3B4CC"/>
-        </w:rPr>
-        <w:t xml:space="preserve">　</w:t>
-      </w:r>
-      <w:r>
-        <w:rPr>
-          <w:rFonts w:ascii="UD デジタル教科書体 N" w:eastAsia="UD デジタル教科書体 N" w:hAnsi="UD デジタル教科書体 N" w:cs="UD デジタル教科書体 N"/>
-          <w:color w:val="1A1A1A"/>
-          <w:sz w:val="17"/>
-          <w:szCs w:val="17"/>
-          <w:bdr w:val="single" w:sz="5" w:space="0" w:color="A3B4CC"/>
-        </w:rPr>
-        <w:t xml:space="preserve">　</w:t>
-      </w:r>
-      <w:r>
-        <w:rPr>
-          <w:rFonts w:ascii="UD デジタル教科書体 N" w:eastAsia="UD デジタル教科書体 N" w:hAnsi="UD デジタル教科書体 N" w:cs="UD デジタル教科書体 N"/>
-          <w:color w:val="1A1A1A"/>
-          <w:sz w:val="17"/>
-          <w:szCs w:val="17"/>
-          <w:bdr w:val="single" w:sz="4" w:space="0" w:color="A3B4CC"/>
-        </w:rPr>
-        <w:t xml:space="preserve">　</w:t>
-      </w:r>
-      <w:r>
-        <w:rPr>
-          <w:rFonts w:ascii="UD デジタル教科書体 N" w:eastAsia="UD デジタル教科書体 N" w:hAnsi="UD デジタル教科書体 N" w:cs="UD デジタル教科書体 N"/>
-          <w:color w:val="1A1A1A"/>
-          <w:sz w:val="17"/>
-          <w:szCs w:val="17"/>
-          <w:bdr w:val="single" w:sz="5" w:space="0" w:color="A3B4CC"/>
-        </w:rPr>
-        <w:t xml:space="preserve">　</w:t>
-      </w:r>
-      <w:r>
-        <w:rPr>
-          <w:rFonts w:ascii="UD デジタル教科書体 N" w:eastAsia="UD デジタル教科書体 N" w:hAnsi="UD デジタル教科書体 N" w:cs="UD デジタル教科書体 N"/>
-          <w:color w:val="1A1A1A"/>
-          <w:sz w:val="17"/>
-          <w:szCs w:val="17"/>
-          <w:bdr w:val="single" w:sz="4" w:space="0" w:color="A3B4CC"/>
-        </w:rPr>
-        <w:t xml:space="preserve">　</w:t>
-      </w:r>
-      <w:r>
-        <w:rPr>
-          <w:rFonts w:ascii="UD デジタル教科書体 N" w:eastAsia="UD デジタル教科書体 N" w:hAnsi="UD デジタル教科書体 N" w:cs="UD デジタル教科書体 N"/>
-          <w:color w:val="1A1A1A"/>
-          <w:sz w:val="17"/>
-          <w:szCs w:val="17"/>
-          <w:bdr w:val="single" w:sz="5" w:space="0" w:color="A3B4CC"/>
-        </w:rPr>
-        <w:t xml:space="preserve">　</w:t>
-      </w:r>
-      <w:r>
-        <w:rPr>
-          <w:rFonts w:ascii="UD デジタル教科書体 N" w:eastAsia="UD デジタル教科書体 N" w:hAnsi="UD デジタル教科書体 N" w:cs="UD デジタル教科書体 N"/>
-          <w:color w:val="1A1A1A"/>
-          <w:sz w:val="17"/>
-          <w:szCs w:val="17"/>
-          <w:bdr w:val="single" w:sz="4" w:space="0" w:color="A3B4CC"/>
-        </w:rPr>
-        <w:t xml:space="preserve">　</w:t>
-      </w:r>
-      <w:r>
-        <w:rPr>
-          <w:rFonts w:ascii="UD デジタル教科書体 N" w:eastAsia="UD デジタル教科書体 N" w:hAnsi="UD デジタル教科書体 N" w:cs="UD デジタル教科書体 N"/>
-          <w:color w:val="1A1A1A"/>
-          <w:sz w:val="17"/>
-          <w:szCs w:val="17"/>
-          <w:bdr w:val="single" w:sz="5" w:space="0" w:color="A3B4CC"/>
-        </w:rPr>
-        <w:t xml:space="preserve">　</w:t>
-      </w:r>
-      <w:r>
-        <w:rPr>
-          <w:rFonts w:ascii="UD デジタル教科書体 N" w:eastAsia="UD デジタル教科書体 N" w:hAnsi="UD デジタル教科書体 N" w:cs="UD デジタル教科書体 N"/>
-          <w:color w:val="1A1A1A"/>
-          <w:sz w:val="17"/>
-          <w:szCs w:val="17"/>
-          <w:bdr w:val="single" w:sz="4" w:space="0" w:color="A3B4CC"/>
-        </w:rPr>
-        <w:t xml:space="preserve">　</w:t>
-      </w:r>
-      <w:r>
-        <w:rPr>
-          <w:rFonts w:ascii="UD デジタル教科書体 N" w:eastAsia="UD デジタル教科書体 N" w:hAnsi="UD デジタル教科書体 N" w:cs="UD デジタル教科書体 N"/>
-          <w:color w:val="1A1A1A"/>
-          <w:sz w:val="17"/>
-          <w:szCs w:val="17"/>
-          <w:bdr w:val="single" w:sz="5" w:space="0" w:color="A3B4CC"/>
-        </w:rPr>
-        <w:t xml:space="preserve">　</w:t>
+          <w:color w:val="EE0000"/>
+          <w:sz w:val="18"/>
+          <w:szCs w:val="18"/>
+        </w:rPr>
+        <w:t xml:space="preserve">早朝に白帝城を出発する</w:t>
+      </w:r>
+      <w:r>
+        <w:rPr>
+          <w:rFonts w:ascii="UD デジタル教科書体 N" w:eastAsia="UD デジタル教科書体 N" w:hAnsi="UD デジタル教科書体 N" w:cs="UD デジタル教科書体 N"/>
+          <w:color w:val="1A1A1A"/>
+          <w:sz w:val="18"/>
+          <w:szCs w:val="18"/>
+        </w:rPr>
+        <w:t xml:space="preserve">　　　　　　　　　　　　　　　　　　　　　</w:t>
       </w:r>
     </w:p>
     <w:p>
       <w:pPr>
+        <w:pBdr>
+          <w:top w:val="single" w:sz="4" w:space="1" w:color="A3B4CC"/>
+          <w:left w:val="single" w:sz="4" w:space="1" w:color="A3B4CC"/>
+          <w:bottom w:val="single" w:sz="4" w:space="1" w:color="A3B4CC"/>
+          <w:right w:val="single" w:sz="4" w:space="1" w:color="A3B4CC"/>
+        </w:pBdr>
         <w:snapToGrid w:val="0"/>
-        <w:spacing w:before="0" w:after="451" w:line="240" w:lineRule="auto"/>
+        <w:spacing w:before="0" w:after="425" w:line="267" w:lineRule="exact"/>
         <w:ind w:right="170"/>
       </w:pPr>
       <w:r>
         <w:rPr>
           <w:rFonts w:ascii="UD デジタル教科書体 N" w:eastAsia="UD デジタル教科書体 N" w:hAnsi="UD デジタル教科書体 N" w:cs="UD デジタル教科書体 N"/>
-          <w:color w:val="1A1A1A"/>
-          <w:sz w:val="17"/>
-          <w:szCs w:val="17"/>
-          <w:bdr w:val="single" w:sz="4" w:space="0" w:color="A3B4CC"/>
-        </w:rPr>
-        <w:t xml:space="preserve">朝</w:t>
-      </w:r>
-      <w:r>
-        <w:rPr>
-          <w:rFonts w:ascii="UD デジタル教科書体 N" w:eastAsia="UD デジタル教科書体 N" w:hAnsi="UD デジタル教科書体 N" w:cs="UD デジタル教科書体 N"/>
-          <w:color w:val="1A1A1A"/>
-          <w:sz w:val="17"/>
-          <w:szCs w:val="17"/>
-          <w:bdr w:val="single" w:sz="5" w:space="0" w:color="A3B4CC"/>
-        </w:rPr>
-        <w:t xml:space="preserve">、</w:t>
-      </w:r>
-      <w:r>
-        <w:rPr>
-          <w:rFonts w:ascii="UD デジタル教科書体 N" w:eastAsia="UD デジタル教科書体 N" w:hAnsi="UD デジタル教科書体 N" w:cs="UD デジタル教科書体 N"/>
-          <w:color w:val="1A1A1A"/>
-          <w:sz w:val="17"/>
-          <w:szCs w:val="17"/>
-          <w:bdr w:val="single" w:sz="4" w:space="0" w:color="A3B4CC"/>
-        </w:rPr>
-        <w:t xml:space="preserve">私</w:t>
-      </w:r>
-      <w:r>
-        <w:rPr>
-          <w:rFonts w:ascii="UD デジタル教科書体 N" w:eastAsia="UD デジタル教科書体 N" w:hAnsi="UD デジタル教科書体 N" w:cs="UD デジタル教科書体 N"/>
-          <w:color w:val="1A1A1A"/>
-          <w:sz w:val="17"/>
-          <w:szCs w:val="17"/>
-          <w:bdr w:val="single" w:sz="5" w:space="0" w:color="A3B4CC"/>
-        </w:rPr>
-        <w:t xml:space="preserve">は</w:t>
-      </w:r>
-      <w:r>
-        <w:rPr>
-          <w:rFonts w:ascii="UD デジタル教科書体 N" w:eastAsia="UD デジタル教科書体 N" w:hAnsi="UD デジタル教科書体 N" w:cs="UD デジタル教科書体 N"/>
-          <w:color w:val="1A1A1A"/>
-          <w:sz w:val="17"/>
-          <w:szCs w:val="17"/>
-          <w:bdr w:val="single" w:sz="4" w:space="0" w:color="A3B4CC"/>
-        </w:rPr>
-        <w:t xml:space="preserve">別</w:t>
-      </w:r>
-      <w:r>
-        <w:rPr>
-          <w:rFonts w:ascii="UD デジタル教科書体 N" w:eastAsia="UD デジタル教科書体 N" w:hAnsi="UD デジタル教科書体 N" w:cs="UD デジタル教科書体 N"/>
-          <w:color w:val="1A1A1A"/>
-          <w:sz w:val="17"/>
-          <w:szCs w:val="17"/>
-          <w:bdr w:val="single" w:sz="5" w:space="0" w:color="A3B4CC"/>
-        </w:rPr>
-        <w:t xml:space="preserve">れ</w:t>
-      </w:r>
-      <w:r>
-        <w:rPr>
-          <w:rFonts w:ascii="UD デジタル教科書体 N" w:eastAsia="UD デジタル教科書体 N" w:hAnsi="UD デジタル教科書体 N" w:cs="UD デジタル教科書体 N"/>
-          <w:color w:val="1A1A1A"/>
-          <w:sz w:val="17"/>
-          <w:szCs w:val="17"/>
-          <w:bdr w:val="single" w:sz="4" w:space="0" w:color="A3B4CC"/>
-        </w:rPr>
-        <w:t xml:space="preserve">を</w:t>
-      </w:r>
-      <w:r>
-        <w:rPr>
-          <w:rFonts w:ascii="UD デジタル教科書体 N" w:eastAsia="UD デジタル教科書体 N" w:hAnsi="UD デジタル教科書体 N" w:cs="UD デジタル教科書体 N"/>
-          <w:color w:val="1A1A1A"/>
-          <w:sz w:val="17"/>
-          <w:szCs w:val="17"/>
-          <w:bdr w:val="single" w:sz="5" w:space="0" w:color="A3B4CC"/>
-        </w:rPr>
-        <w:t xml:space="preserve">告</w:t>
-      </w:r>
-      <w:r>
-        <w:rPr>
-          <w:rFonts w:ascii="UD デジタル教科書体 N" w:eastAsia="UD デジタル教科書体 N" w:hAnsi="UD デジタル教科書体 N" w:cs="UD デジタル教科書体 N"/>
-          <w:color w:val="1A1A1A"/>
-          <w:sz w:val="17"/>
-          <w:szCs w:val="17"/>
-          <w:bdr w:val="single" w:sz="4" w:space="0" w:color="A3B4CC"/>
-        </w:rPr>
-        <w:t xml:space="preserve">げ</w:t>
-      </w:r>
-      <w:r>
-        <w:rPr>
-          <w:rFonts w:ascii="UD デジタル教科書体 N" w:eastAsia="UD デジタル教科書体 N" w:hAnsi="UD デジタル教科書体 N" w:cs="UD デジタル教科書体 N"/>
-          <w:color w:val="1A1A1A"/>
-          <w:sz w:val="17"/>
-          <w:szCs w:val="17"/>
-          <w:bdr w:val="single" w:sz="5" w:space="0" w:color="A3B4CC"/>
-        </w:rPr>
-        <w:t xml:space="preserve">た</w:t>
-      </w:r>
-      <w:r>
-        <w:rPr>
-          <w:rFonts w:ascii="UD デジタル教科書体 N" w:eastAsia="UD デジタル教科書体 N" w:hAnsi="UD デジタル教科書体 N" w:cs="UD デジタル教科書体 N"/>
-          <w:color w:val="1A1A1A"/>
-          <w:sz w:val="17"/>
-          <w:szCs w:val="17"/>
-          <w:bdr w:val="single" w:sz="4" w:space="0" w:color="A3B4CC"/>
-        </w:rPr>
-        <w:t xml:space="preserve">、</w:t>
-      </w:r>
-      <w:r>
-        <w:rPr>
-          <w:rFonts w:ascii="UD デジタル教科書体 N" w:eastAsia="UD デジタル教科書体 N" w:hAnsi="UD デジタル教科書体 N" w:cs="UD デジタル教科書体 N"/>
-          <w:color w:val="1A1A1A"/>
-          <w:sz w:val="17"/>
-          <w:szCs w:val="17"/>
-          <w:bdr w:val="single" w:sz="5" w:space="0" w:color="A3B4CC"/>
-        </w:rPr>
-        <w:t xml:space="preserve">朝</w:t>
-      </w:r>
-      <w:r>
-        <w:rPr>
-          <w:rFonts w:ascii="UD デジタル教科書体 N" w:eastAsia="UD デジタル教科書体 N" w:hAnsi="UD デジタル教科書体 N" w:cs="UD デジタル教科書体 N"/>
-          <w:color w:val="1A1A1A"/>
-          <w:sz w:val="17"/>
-          <w:szCs w:val="17"/>
-          <w:bdr w:val="single" w:sz="4" w:space="0" w:color="A3B4CC"/>
-        </w:rPr>
-        <w:t xml:space="preserve">焼</w:t>
-      </w:r>
-      <w:r>
-        <w:rPr>
-          <w:rFonts w:ascii="UD デジタル教科書体 N" w:eastAsia="UD デジタル教科書体 N" w:hAnsi="UD デジタル教科書体 N" w:cs="UD デジタル教科書体 N"/>
-          <w:color w:val="1A1A1A"/>
-          <w:sz w:val="17"/>
-          <w:szCs w:val="17"/>
-          <w:bdr w:val="single" w:sz="5" w:space="0" w:color="A3B4CC"/>
-        </w:rPr>
-        <w:t xml:space="preserve">け</w:t>
-      </w:r>
-      <w:r>
-        <w:rPr>
-          <w:rFonts w:ascii="UD デジタル教科書体 N" w:eastAsia="UD デジタル教科書体 N" w:hAnsi="UD デジタル教科書体 N" w:cs="UD デジタル教科書体 N"/>
-          <w:color w:val="1A1A1A"/>
-          <w:sz w:val="17"/>
-          <w:szCs w:val="17"/>
-          <w:bdr w:val="single" w:sz="4" w:space="0" w:color="A3B4CC"/>
-        </w:rPr>
-        <w:t xml:space="preserve">雲</w:t>
-      </w:r>
-      <w:r>
-        <w:rPr>
-          <w:rFonts w:ascii="UD デジタル教科書体 N" w:eastAsia="UD デジタル教科書体 N" w:hAnsi="UD デジタル教科書体 N" w:cs="UD デジタル教科書体 N"/>
-          <w:color w:val="1A1A1A"/>
-          <w:sz w:val="17"/>
-          <w:szCs w:val="17"/>
-          <w:bdr w:val="single" w:sz="5" w:space="0" w:color="A3B4CC"/>
-        </w:rPr>
-        <w:t xml:space="preserve">の</w:t>
-      </w:r>
-      <w:r>
-        <w:rPr>
-          <w:rFonts w:ascii="UD デジタル教科書体 N" w:eastAsia="UD デジタル教科書体 N" w:hAnsi="UD デジタル教科書体 N" w:cs="UD デジタル教科書体 N"/>
-          <w:color w:val="1A1A1A"/>
-          <w:sz w:val="17"/>
-          <w:szCs w:val="17"/>
-          <w:bdr w:val="single" w:sz="4" w:space="0" w:color="A3B4CC"/>
-        </w:rPr>
-        <w:t xml:space="preserve">た</w:t>
-      </w:r>
-      <w:r>
-        <w:rPr>
-          <w:rFonts w:ascii="UD デジタル教科書体 N" w:eastAsia="UD デジタル教科書体 N" w:hAnsi="UD デジタル教科書体 N" w:cs="UD デジタル教科書体 N"/>
-          <w:color w:val="1A1A1A"/>
-          <w:sz w:val="17"/>
-          <w:szCs w:val="17"/>
-          <w:bdr w:val="single" w:sz="5" w:space="0" w:color="A3B4CC"/>
-        </w:rPr>
-        <w:t xml:space="preserve">な</w:t>
-      </w:r>
-      <w:r>
-        <w:rPr>
-          <w:rFonts w:ascii="UD デジタル教科書体 N" w:eastAsia="UD デジタル教科書体 N" w:hAnsi="UD デジタル教科書体 N" w:cs="UD デジタル教科書体 N"/>
-          <w:color w:val="1A1A1A"/>
-          <w:sz w:val="17"/>
-          <w:szCs w:val="17"/>
-          <w:bdr w:val="single" w:sz="4" w:space="0" w:color="A3B4CC"/>
-        </w:rPr>
-        <w:t xml:space="preserve">び</w:t>
-      </w:r>
-      <w:r>
-        <w:rPr>
-          <w:rFonts w:ascii="UD デジタル教科書体 N" w:eastAsia="UD デジタル教科書体 N" w:hAnsi="UD デジタル教科書体 N" w:cs="UD デジタル教科書体 N"/>
-          <w:color w:val="1A1A1A"/>
-          <w:sz w:val="17"/>
-          <w:szCs w:val="17"/>
-          <w:bdr w:val="single" w:sz="5" w:space="0" w:color="A3B4CC"/>
-        </w:rPr>
-        <w:t xml:space="preserve">く</w:t>
-      </w:r>
-      <w:r>
-        <w:rPr>
-          <w:rFonts w:ascii="UD デジタル教科書体 N" w:eastAsia="UD デジタル教科書体 N" w:hAnsi="UD デジタル教科書体 N" w:cs="UD デジタル教科書体 N"/>
-          <w:color w:val="1A1A1A"/>
-          <w:sz w:val="17"/>
-          <w:szCs w:val="17"/>
-          <w:bdr w:val="single" w:sz="4" w:space="0" w:color="A3B4CC"/>
-        </w:rPr>
-        <w:t xml:space="preserve">白</w:t>
-      </w:r>
-      <w:r>
-        <w:rPr>
-          <w:rFonts w:ascii="UD デジタル教科書体 N" w:eastAsia="UD デジタル教科書体 N" w:hAnsi="UD デジタル教科書体 N" w:cs="UD デジタル教科書体 N"/>
-          <w:color w:val="1A1A1A"/>
-          <w:sz w:val="17"/>
-          <w:szCs w:val="17"/>
-          <w:bdr w:val="single" w:sz="5" w:space="0" w:color="A3B4CC"/>
-        </w:rPr>
-        <w:t xml:space="preserve">帝</w:t>
-      </w:r>
-      <w:r>
-        <w:rPr>
-          <w:rFonts w:ascii="UD デジタル教科書体 N" w:eastAsia="UD デジタル教科書体 N" w:hAnsi="UD デジタル教科書体 N" w:cs="UD デジタル教科書体 N"/>
-          <w:color w:val="1A1A1A"/>
-          <w:sz w:val="17"/>
-          <w:szCs w:val="17"/>
-          <w:bdr w:val="single" w:sz="4" w:space="0" w:color="A3B4CC"/>
-        </w:rPr>
-        <w:t xml:space="preserve">城</w:t>
-      </w:r>
-      <w:r>
-        <w:rPr>
-          <w:rFonts w:ascii="UD デジタル教科書体 N" w:eastAsia="UD デジタル教科書体 N" w:hAnsi="UD デジタル教科書体 N" w:cs="UD デジタル教科書体 N"/>
-          <w:color w:val="1A1A1A"/>
-          <w:sz w:val="17"/>
-          <w:szCs w:val="17"/>
-          <w:bdr w:val="single" w:sz="5" w:space="0" w:color="A3B4CC"/>
-        </w:rPr>
-        <w:t xml:space="preserve">に</w:t>
-      </w:r>
-      <w:r>
-        <w:rPr>
-          <w:rFonts w:ascii="UD デジタル教科書体 N" w:eastAsia="UD デジタル教科書体 N" w:hAnsi="UD デジタル教科書体 N" w:cs="UD デジタル教科書体 N"/>
-          <w:color w:val="1A1A1A"/>
-          <w:sz w:val="17"/>
-          <w:szCs w:val="17"/>
-          <w:bdr w:val="single" w:sz="4" w:space="0" w:color="A3B4CC"/>
-        </w:rPr>
-        <w:t xml:space="preserve">。</w:t>
-      </w:r>
-      <w:r>
-        <w:rPr>
-          <w:rFonts w:ascii="UD デジタル教科書体 N" w:eastAsia="UD デジタル教科書体 N" w:hAnsi="UD デジタル教科書体 N" w:cs="UD デジタル教科書体 N"/>
-          <w:color w:val="1A1A1A"/>
-          <w:sz w:val="17"/>
-          <w:szCs w:val="17"/>
-          <w:bdr w:val="single" w:sz="5" w:space="0" w:color="A3B4CC"/>
-        </w:rPr>
-        <w:t xml:space="preserve">　</w:t>
-      </w:r>
-      <w:r>
-        <w:rPr>
-          <w:rFonts w:ascii="UD デジタル教科書体 N" w:eastAsia="UD デジタル教科書体 N" w:hAnsi="UD デジタル教科書体 N" w:cs="UD デジタル教科書体 N"/>
-          <w:color w:val="1A1A1A"/>
-          <w:sz w:val="17"/>
-          <w:szCs w:val="17"/>
-          <w:bdr w:val="single" w:sz="4" w:space="0" w:color="A3B4CC"/>
-        </w:rPr>
-        <w:t xml:space="preserve">　</w:t>
-      </w:r>
-      <w:r>
-        <w:rPr>
-          <w:rFonts w:ascii="UD デジタル教科書体 N" w:eastAsia="UD デジタル教科書体 N" w:hAnsi="UD デジタル教科書体 N" w:cs="UD デジタル教科書体 N"/>
-          <w:color w:val="1A1A1A"/>
-          <w:sz w:val="17"/>
-          <w:szCs w:val="17"/>
-          <w:bdr w:val="single" w:sz="5" w:space="0" w:color="A3B4CC"/>
-        </w:rPr>
-        <w:t xml:space="preserve">　</w:t>
-      </w:r>
-      <w:r>
-        <w:rPr>
-          <w:rFonts w:ascii="UD デジタル教科書体 N" w:eastAsia="UD デジタル教科書体 N" w:hAnsi="UD デジタル教科書体 N" w:cs="UD デジタル教科書体 N"/>
-          <w:color w:val="1A1A1A"/>
-          <w:sz w:val="17"/>
-          <w:szCs w:val="17"/>
-          <w:bdr w:val="single" w:sz="4" w:space="0" w:color="A3B4CC"/>
-        </w:rPr>
-        <w:t xml:space="preserve">　</w:t>
-      </w:r>
-      <w:r>
-        <w:rPr>
-          <w:rFonts w:ascii="UD デジタル教科書体 N" w:eastAsia="UD デジタル教科書体 N" w:hAnsi="UD デジタル教科書体 N" w:cs="UD デジタル教科書体 N"/>
-          <w:color w:val="1A1A1A"/>
-          <w:sz w:val="17"/>
-          <w:szCs w:val="17"/>
-          <w:bdr w:val="single" w:sz="5" w:space="0" w:color="A3B4CC"/>
-        </w:rPr>
-        <w:t xml:space="preserve">　</w:t>
-      </w:r>
-      <w:r>
-        <w:rPr>
-          <w:rFonts w:ascii="UD デジタル教科書体 N" w:eastAsia="UD デジタル教科書体 N" w:hAnsi="UD デジタル教科書体 N" w:cs="UD デジタル教科書体 N"/>
-          <w:color w:val="1A1A1A"/>
-          <w:sz w:val="17"/>
-          <w:szCs w:val="17"/>
-          <w:bdr w:val="single" w:sz="4" w:space="0" w:color="A3B4CC"/>
-        </w:rPr>
-        <w:t xml:space="preserve">　</w:t>
-      </w:r>
-      <w:r>
-        <w:rPr>
-          <w:rFonts w:ascii="UD デジタル教科書体 N" w:eastAsia="UD デジタル教科書体 N" w:hAnsi="UD デジタル教科書体 N" w:cs="UD デジタル教科書体 N"/>
-          <w:color w:val="1A1A1A"/>
-          <w:sz w:val="17"/>
-          <w:szCs w:val="17"/>
-          <w:bdr w:val="single" w:sz="5" w:space="0" w:color="A3B4CC"/>
-        </w:rPr>
-        <w:t xml:space="preserve">　</w:t>
-      </w:r>
-      <w:r>
-        <w:rPr>
-          <w:rFonts w:ascii="UD デジタル教科書体 N" w:eastAsia="UD デジタル教科書体 N" w:hAnsi="UD デジタル教科書体 N" w:cs="UD デジタル教科書体 N"/>
-          <w:color w:val="1A1A1A"/>
-          <w:sz w:val="17"/>
-          <w:szCs w:val="17"/>
-          <w:bdr w:val="single" w:sz="4" w:space="0" w:color="A3B4CC"/>
-        </w:rPr>
-        <w:t xml:space="preserve">　</w:t>
-      </w:r>
-      <w:r>
-        <w:rPr>
-          <w:rFonts w:ascii="UD デジタル教科書体 N" w:eastAsia="UD デジタル教科書体 N" w:hAnsi="UD デジタル教科書体 N" w:cs="UD デジタル教科書体 N"/>
-          <w:color w:val="1A1A1A"/>
-          <w:sz w:val="17"/>
-          <w:szCs w:val="17"/>
-          <w:bdr w:val="single" w:sz="5" w:space="0" w:color="A3B4CC"/>
-        </w:rPr>
-        <w:t xml:space="preserve">　</w:t>
-      </w:r>
-      <w:r>
-        <w:rPr>
-          <w:rFonts w:ascii="UD デジタル教科書体 N" w:eastAsia="UD デジタル教科書体 N" w:hAnsi="UD デジタル教科書体 N" w:cs="UD デジタル教科書体 N"/>
-          <w:color w:val="1A1A1A"/>
-          <w:sz w:val="17"/>
-          <w:szCs w:val="17"/>
-          <w:bdr w:val="single" w:sz="4" w:space="0" w:color="A3B4CC"/>
-        </w:rPr>
-        <w:t xml:space="preserve">　</w:t>
-      </w:r>
-      <w:r>
-        <w:rPr>
-          <w:rFonts w:ascii="UD デジタル教科書体 N" w:eastAsia="UD デジタル教科書体 N" w:hAnsi="UD デジタル教科書体 N" w:cs="UD デジタル教科書体 N"/>
-          <w:color w:val="1A1A1A"/>
-          <w:sz w:val="17"/>
-          <w:szCs w:val="17"/>
-          <w:bdr w:val="single" w:sz="5" w:space="0" w:color="A3B4CC"/>
-        </w:rPr>
-        <w:t xml:space="preserve">　</w:t>
+          <w:color w:val="EE0000"/>
+          <w:sz w:val="18"/>
+          <w:szCs w:val="18"/>
+        </w:rPr>
+        <w:t xml:space="preserve">朝、私は別れを告げた、朝焼け雲のたなびく白帝城に。</w:t>
+      </w:r>
+      <w:r>
+        <w:rPr>
+          <w:rFonts w:ascii="UD デジタル教科書体 N" w:eastAsia="UD デジタル教科書体 N" w:hAnsi="UD デジタル教科書体 N" w:cs="UD デジタル教科書体 N"/>
+          <w:color w:val="1A1A1A"/>
+          <w:sz w:val="18"/>
+          <w:szCs w:val="18"/>
+        </w:rPr>
+        <w:t xml:space="preserve">　　　　　　　</w:t>
       </w:r>
     </w:p>
     <w:p>
       <w:pPr>
+        <w:pBdr>
+          <w:top w:val="single" w:sz="4" w:space="1" w:color="A3B4CC"/>
+          <w:left w:val="single" w:sz="4" w:space="1" w:color="A3B4CC"/>
+          <w:bottom w:val="single" w:sz="4" w:space="1" w:color="A3B4CC"/>
+          <w:right w:val="single" w:sz="4" w:space="1" w:color="A3B4CC"/>
+        </w:pBdr>
         <w:snapToGrid w:val="0"/>
-        <w:spacing w:before="0" w:after="451" w:line="240" w:lineRule="auto"/>
+        <w:spacing w:before="0" w:after="425" w:line="267" w:lineRule="exact"/>
         <w:ind w:right="170"/>
       </w:pPr>
       <w:r>
         <w:rPr>
           <w:rFonts w:ascii="UD デジタル教科書体 N" w:eastAsia="UD デジタル教科書体 N" w:hAnsi="UD デジタル教科書体 N" w:cs="UD デジタル教科書体 N"/>
-          <w:color w:val="1A1A1A"/>
-          <w:sz w:val="17"/>
-          <w:szCs w:val="17"/>
-          <w:bdr w:val="single" w:sz="4" w:space="0" w:color="A3B4CC"/>
-        </w:rPr>
-        <w:t xml:space="preserve">（</w:t>
-      </w:r>
-      <w:r>
-        <w:rPr>
-          <w:rFonts w:ascii="UD デジタル教科書体 N" w:eastAsia="UD デジタル教科書体 N" w:hAnsi="UD デジタル教科書体 N" w:cs="UD デジタル教科書体 N"/>
-          <w:color w:val="1A1A1A"/>
-          <w:sz w:val="17"/>
-          <w:szCs w:val="17"/>
-          <w:bdr w:val="single" w:sz="5" w:space="0" w:color="A3B4CC"/>
-        </w:rPr>
-        <w:t xml:space="preserve">私</w:t>
-      </w:r>
-      <w:r>
-        <w:rPr>
-          <w:rFonts w:ascii="UD デジタル教科書体 N" w:eastAsia="UD デジタル教科書体 N" w:hAnsi="UD デジタル教科書体 N" w:cs="UD デジタル教科書体 N"/>
-          <w:color w:val="1A1A1A"/>
-          <w:sz w:val="17"/>
-          <w:szCs w:val="17"/>
-          <w:bdr w:val="single" w:sz="4" w:space="0" w:color="A3B4CC"/>
-        </w:rPr>
-        <w:t xml:space="preserve">の</w:t>
-      </w:r>
-      <w:r>
-        <w:rPr>
-          <w:rFonts w:ascii="UD デジタル教科書体 N" w:eastAsia="UD デジタル教科書体 N" w:hAnsi="UD デジタル教科書体 N" w:cs="UD デジタル教科書体 N"/>
-          <w:color w:val="1A1A1A"/>
-          <w:sz w:val="17"/>
-          <w:szCs w:val="17"/>
-          <w:bdr w:val="single" w:sz="5" w:space="0" w:color="A3B4CC"/>
-        </w:rPr>
-        <w:t xml:space="preserve">舟</w:t>
-      </w:r>
-      <w:r>
-        <w:rPr>
-          <w:rFonts w:ascii="UD デジタル教科書体 N" w:eastAsia="UD デジタル教科書体 N" w:hAnsi="UD デジタル教科書体 N" w:cs="UD デジタル教科書体 N"/>
-          <w:color w:val="1A1A1A"/>
-          <w:sz w:val="17"/>
-          <w:szCs w:val="17"/>
-          <w:bdr w:val="single" w:sz="4" w:space="0" w:color="A3B4CC"/>
-        </w:rPr>
-        <w:t xml:space="preserve">は</w:t>
-      </w:r>
-      <w:r>
-        <w:rPr>
-          <w:rFonts w:ascii="UD デジタル教科書体 N" w:eastAsia="UD デジタル教科書体 N" w:hAnsi="UD デジタル教科書体 N" w:cs="UD デジタル教科書体 N"/>
-          <w:color w:val="1A1A1A"/>
-          <w:sz w:val="17"/>
-          <w:szCs w:val="17"/>
-          <w:bdr w:val="single" w:sz="5" w:space="0" w:color="A3B4CC"/>
-        </w:rPr>
-        <w:t xml:space="preserve">、</w:t>
-      </w:r>
-      <w:r>
-        <w:rPr>
-          <w:rFonts w:ascii="UD デジタル教科書体 N" w:eastAsia="UD デジタル教科書体 N" w:hAnsi="UD デジタル教科書体 N" w:cs="UD デジタル教科書体 N"/>
-          <w:color w:val="1A1A1A"/>
-          <w:sz w:val="17"/>
-          <w:szCs w:val="17"/>
-          <w:bdr w:val="single" w:sz="4" w:space="0" w:color="A3B4CC"/>
-        </w:rPr>
-        <w:t xml:space="preserve">）</w:t>
-      </w:r>
-      <w:r>
-        <w:rPr>
-          <w:rFonts w:ascii="UD デジタル教科書体 N" w:eastAsia="UD デジタル教科書体 N" w:hAnsi="UD デジタル教科書体 N" w:cs="UD デジタル教科書体 N"/>
-          <w:color w:val="1A1A1A"/>
-          <w:sz w:val="17"/>
-          <w:szCs w:val="17"/>
-          <w:bdr w:val="single" w:sz="5" w:space="0" w:color="A3B4CC"/>
-        </w:rPr>
-        <w:t xml:space="preserve">千</w:t>
-      </w:r>
-      <w:r>
-        <w:rPr>
-          <w:rFonts w:ascii="UD デジタル教科書体 N" w:eastAsia="UD デジタル教科書体 N" w:hAnsi="UD デジタル教科書体 N" w:cs="UD デジタル教科書体 N"/>
-          <w:color w:val="1A1A1A"/>
-          <w:sz w:val="17"/>
-          <w:szCs w:val="17"/>
-          <w:bdr w:val="single" w:sz="4" w:space="0" w:color="A3B4CC"/>
-        </w:rPr>
-        <w:t xml:space="preserve">里</w:t>
-      </w:r>
-      <w:r>
-        <w:rPr>
-          <w:rFonts w:ascii="UD デジタル教科書体 N" w:eastAsia="UD デジタル教科書体 N" w:hAnsi="UD デジタル教科書体 N" w:cs="UD デジタル教科書体 N"/>
-          <w:color w:val="1A1A1A"/>
-          <w:sz w:val="17"/>
-          <w:szCs w:val="17"/>
-          <w:bdr w:val="single" w:sz="5" w:space="0" w:color="A3B4CC"/>
-        </w:rPr>
-        <w:t xml:space="preserve">を</w:t>
-      </w:r>
-      <w:r>
-        <w:rPr>
-          <w:rFonts w:ascii="UD デジタル教科書体 N" w:eastAsia="UD デジタル教科書体 N" w:hAnsi="UD デジタル教科書体 N" w:cs="UD デジタル教科書体 N"/>
-          <w:color w:val="1A1A1A"/>
-          <w:sz w:val="17"/>
-          <w:szCs w:val="17"/>
-          <w:bdr w:val="single" w:sz="4" w:space="0" w:color="A3B4CC"/>
-        </w:rPr>
-        <w:t xml:space="preserve">隔</w:t>
-      </w:r>
-      <w:r>
-        <w:rPr>
-          <w:rFonts w:ascii="UD デジタル教科書体 N" w:eastAsia="UD デジタル教科書体 N" w:hAnsi="UD デジタル教科書体 N" w:cs="UD デジタル教科書体 N"/>
-          <w:color w:val="1A1A1A"/>
-          <w:sz w:val="17"/>
-          <w:szCs w:val="17"/>
-          <w:bdr w:val="single" w:sz="5" w:space="0" w:color="A3B4CC"/>
-        </w:rPr>
-        <w:t xml:space="preserve">て</w:t>
-      </w:r>
-      <w:r>
-        <w:rPr>
-          <w:rFonts w:ascii="UD デジタル教科書体 N" w:eastAsia="UD デジタル教科書体 N" w:hAnsi="UD デジタル教科書体 N" w:cs="UD デジタル教科書体 N"/>
-          <w:color w:val="1A1A1A"/>
-          <w:sz w:val="17"/>
-          <w:szCs w:val="17"/>
-          <w:bdr w:val="single" w:sz="4" w:space="0" w:color="A3B4CC"/>
-        </w:rPr>
-        <w:t xml:space="preserve">た</w:t>
-      </w:r>
-      <w:r>
-        <w:rPr>
-          <w:rFonts w:ascii="UD デジタル教科書体 N" w:eastAsia="UD デジタル教科書体 N" w:hAnsi="UD デジタル教科書体 N" w:cs="UD デジタル教科書体 N"/>
-          <w:color w:val="1A1A1A"/>
-          <w:sz w:val="17"/>
-          <w:szCs w:val="17"/>
-          <w:bdr w:val="single" w:sz="5" w:space="0" w:color="A3B4CC"/>
-        </w:rPr>
-        <w:t xml:space="preserve">江</w:t>
-      </w:r>
-      <w:r>
-        <w:rPr>
-          <w:rFonts w:ascii="UD デジタル教科書体 N" w:eastAsia="UD デジタル教科書体 N" w:hAnsi="UD デジタル教科書体 N" w:cs="UD デジタル教科書体 N"/>
-          <w:color w:val="1A1A1A"/>
-          <w:sz w:val="17"/>
-          <w:szCs w:val="17"/>
-          <w:bdr w:val="single" w:sz="4" w:space="0" w:color="A3B4CC"/>
-        </w:rPr>
-        <w:t xml:space="preserve">陵</w:t>
-      </w:r>
-      <w:r>
-        <w:rPr>
-          <w:rFonts w:ascii="UD デジタル教科書体 N" w:eastAsia="UD デジタル教科書体 N" w:hAnsi="UD デジタル教科書体 N" w:cs="UD デジタル教科書体 N"/>
-          <w:color w:val="1A1A1A"/>
-          <w:sz w:val="17"/>
-          <w:szCs w:val="17"/>
-          <w:bdr w:val="single" w:sz="5" w:space="0" w:color="A3B4CC"/>
-        </w:rPr>
-        <w:t xml:space="preserve">に</w:t>
-      </w:r>
-      <w:r>
-        <w:rPr>
-          <w:rFonts w:ascii="UD デジタル教科書体 N" w:eastAsia="UD デジタル教科書体 N" w:hAnsi="UD デジタル教科書体 N" w:cs="UD デジタル教科書体 N"/>
-          <w:color w:val="1A1A1A"/>
-          <w:sz w:val="17"/>
-          <w:szCs w:val="17"/>
-          <w:bdr w:val="single" w:sz="4" w:space="0" w:color="A3B4CC"/>
-        </w:rPr>
-        <w:t xml:space="preserve">、</w:t>
-      </w:r>
-      <w:r>
-        <w:rPr>
-          <w:rFonts w:ascii="UD デジタル教科書体 N" w:eastAsia="UD デジタル教科書体 N" w:hAnsi="UD デジタル教科書体 N" w:cs="UD デジタル教科書体 N"/>
-          <w:color w:val="1A1A1A"/>
-          <w:sz w:val="17"/>
-          <w:szCs w:val="17"/>
-          <w:bdr w:val="single" w:sz="5" w:space="0" w:color="A3B4CC"/>
-        </w:rPr>
-        <w:t xml:space="preserve">た</w:t>
-      </w:r>
-      <w:r>
-        <w:rPr>
-          <w:rFonts w:ascii="UD デジタル教科書体 N" w:eastAsia="UD デジタル教科書体 N" w:hAnsi="UD デジタル教科書体 N" w:cs="UD デジタル教科書体 N"/>
-          <w:color w:val="1A1A1A"/>
-          <w:sz w:val="17"/>
-          <w:szCs w:val="17"/>
-          <w:bdr w:val="single" w:sz="4" w:space="0" w:color="A3B4CC"/>
-        </w:rPr>
-        <w:t xml:space="preserve">っ</w:t>
-      </w:r>
-      <w:r>
-        <w:rPr>
-          <w:rFonts w:ascii="UD デジタル教科書体 N" w:eastAsia="UD デジタル教科書体 N" w:hAnsi="UD デジタル教科書体 N" w:cs="UD デジタル教科書体 N"/>
-          <w:color w:val="1A1A1A"/>
-          <w:sz w:val="17"/>
-          <w:szCs w:val="17"/>
-          <w:bdr w:val="single" w:sz="5" w:space="0" w:color="A3B4CC"/>
-        </w:rPr>
-        <w:t xml:space="preserve">た</w:t>
-      </w:r>
-      <w:r>
-        <w:rPr>
-          <w:rFonts w:ascii="UD デジタル教科書体 N" w:eastAsia="UD デジタル教科書体 N" w:hAnsi="UD デジタル教科書体 N" w:cs="UD デジタル教科書体 N"/>
-          <w:color w:val="1A1A1A"/>
-          <w:sz w:val="17"/>
-          <w:szCs w:val="17"/>
-          <w:bdr w:val="single" w:sz="4" w:space="0" w:color="A3B4CC"/>
-        </w:rPr>
-        <w:t xml:space="preserve">一</w:t>
-      </w:r>
-      <w:r>
-        <w:rPr>
-          <w:rFonts w:ascii="UD デジタル教科書体 N" w:eastAsia="UD デジタル教科書体 N" w:hAnsi="UD デジタル教科書体 N" w:cs="UD デジタル教科書体 N"/>
-          <w:color w:val="1A1A1A"/>
-          <w:sz w:val="17"/>
-          <w:szCs w:val="17"/>
-          <w:bdr w:val="single" w:sz="5" w:space="0" w:color="A3B4CC"/>
-        </w:rPr>
-        <w:t xml:space="preserve">日</w:t>
-      </w:r>
-      <w:r>
-        <w:rPr>
-          <w:rFonts w:ascii="UD デジタル教科書体 N" w:eastAsia="UD デジタル教科書体 N" w:hAnsi="UD デジタル教科書体 N" w:cs="UD デジタル教科書体 N"/>
-          <w:color w:val="1A1A1A"/>
-          <w:sz w:val="17"/>
-          <w:szCs w:val="17"/>
-          <w:bdr w:val="single" w:sz="4" w:space="0" w:color="A3B4CC"/>
-        </w:rPr>
-        <w:t xml:space="preserve">で</w:t>
-      </w:r>
-      <w:r>
-        <w:rPr>
-          <w:rFonts w:ascii="UD デジタル教科書体 N" w:eastAsia="UD デジタル教科書体 N" w:hAnsi="UD デジタル教科書体 N" w:cs="UD デジタル教科書体 N"/>
-          <w:color w:val="1A1A1A"/>
-          <w:sz w:val="17"/>
-          <w:szCs w:val="17"/>
-          <w:bdr w:val="single" w:sz="5" w:space="0" w:color="A3B4CC"/>
-        </w:rPr>
-        <w:t xml:space="preserve">帰</w:t>
-      </w:r>
-      <w:r>
-        <w:rPr>
-          <w:rFonts w:ascii="UD デジタル教科書体 N" w:eastAsia="UD デジタル教科書体 N" w:hAnsi="UD デジタル教科書体 N" w:cs="UD デジタル教科書体 N"/>
-          <w:color w:val="1A1A1A"/>
-          <w:sz w:val="17"/>
-          <w:szCs w:val="17"/>
-          <w:bdr w:val="single" w:sz="4" w:space="0" w:color="A3B4CC"/>
-        </w:rPr>
-        <w:t xml:space="preserve">っ</w:t>
-      </w:r>
-      <w:r>
-        <w:rPr>
-          <w:rFonts w:ascii="UD デジタル教科書体 N" w:eastAsia="UD デジタル教科書体 N" w:hAnsi="UD デジタル教科書体 N" w:cs="UD デジタル教科書体 N"/>
-          <w:color w:val="1A1A1A"/>
-          <w:sz w:val="17"/>
-          <w:szCs w:val="17"/>
-          <w:bdr w:val="single" w:sz="5" w:space="0" w:color="A3B4CC"/>
-        </w:rPr>
-        <w:t xml:space="preserve">て</w:t>
-      </w:r>
-      <w:r>
-        <w:rPr>
-          <w:rFonts w:ascii="UD デジタル教科書体 N" w:eastAsia="UD デジタル教科書体 N" w:hAnsi="UD デジタル教科書体 N" w:cs="UD デジタル教科書体 N"/>
-          <w:color w:val="1A1A1A"/>
-          <w:sz w:val="17"/>
-          <w:szCs w:val="17"/>
-          <w:bdr w:val="single" w:sz="4" w:space="0" w:color="A3B4CC"/>
-        </w:rPr>
-        <w:t xml:space="preserve">行</w:t>
-      </w:r>
-      <w:r>
-        <w:rPr>
-          <w:rFonts w:ascii="UD デジタル教科書体 N" w:eastAsia="UD デジタル教科書体 N" w:hAnsi="UD デジタル教科書体 N" w:cs="UD デジタル教科書体 N"/>
-          <w:color w:val="1A1A1A"/>
-          <w:sz w:val="17"/>
-          <w:szCs w:val="17"/>
-          <w:bdr w:val="single" w:sz="5" w:space="0" w:color="A3B4CC"/>
-        </w:rPr>
-        <w:t xml:space="preserve">く</w:t>
-      </w:r>
-      <w:r>
-        <w:rPr>
-          <w:rFonts w:ascii="UD デジタル教科書体 N" w:eastAsia="UD デジタル教科書体 N" w:hAnsi="UD デジタル教科書体 N" w:cs="UD デジタル教科書体 N"/>
-          <w:color w:val="1A1A1A"/>
-          <w:sz w:val="17"/>
-          <w:szCs w:val="17"/>
-          <w:bdr w:val="single" w:sz="4" w:space="0" w:color="A3B4CC"/>
-        </w:rPr>
-        <w:t xml:space="preserve">の</w:t>
-      </w:r>
-      <w:r>
-        <w:rPr>
-          <w:rFonts w:ascii="UD デジタル教科書体 N" w:eastAsia="UD デジタル教科書体 N" w:hAnsi="UD デジタル教科書体 N" w:cs="UD デジタル教科書体 N"/>
-          <w:color w:val="1A1A1A"/>
-          <w:sz w:val="17"/>
-          <w:szCs w:val="17"/>
-          <w:bdr w:val="single" w:sz="5" w:space="0" w:color="A3B4CC"/>
-        </w:rPr>
-        <w:t xml:space="preserve">だ</w:t>
-      </w:r>
-      <w:r>
-        <w:rPr>
-          <w:rFonts w:ascii="UD デジタル教科書体 N" w:eastAsia="UD デジタル教科書体 N" w:hAnsi="UD デジタル教科書体 N" w:cs="UD デジタル教科書体 N"/>
-          <w:color w:val="1A1A1A"/>
-          <w:sz w:val="17"/>
-          <w:szCs w:val="17"/>
-          <w:bdr w:val="single" w:sz="4" w:space="0" w:color="A3B4CC"/>
-        </w:rPr>
-        <w:t xml:space="preserve">。</w:t>
-      </w:r>
-      <w:r>
-        <w:rPr>
-          <w:rFonts w:ascii="UD デジタル教科書体 N" w:eastAsia="UD デジタル教科書体 N" w:hAnsi="UD デジタル教科書体 N" w:cs="UD デジタル教科書体 N"/>
-          <w:color w:val="1A1A1A"/>
-          <w:sz w:val="17"/>
-          <w:szCs w:val="17"/>
-          <w:bdr w:val="single" w:sz="5" w:space="0" w:color="A3B4CC"/>
-        </w:rPr>
-        <w:t xml:space="preserve">　</w:t>
-      </w:r>
-      <w:r>
-        <w:rPr>
-          <w:rFonts w:ascii="UD デジタル教科書体 N" w:eastAsia="UD デジタル教科書体 N" w:hAnsi="UD デジタル教科書体 N" w:cs="UD デジタル教科書体 N"/>
-          <w:color w:val="1A1A1A"/>
-          <w:sz w:val="17"/>
-          <w:szCs w:val="17"/>
-          <w:bdr w:val="single" w:sz="4" w:space="0" w:color="A3B4CC"/>
-        </w:rPr>
-        <w:t xml:space="preserve">　</w:t>
-      </w:r>
-      <w:r>
-        <w:rPr>
-          <w:rFonts w:ascii="UD デジタル教科書体 N" w:eastAsia="UD デジタル教科書体 N" w:hAnsi="UD デジタル教科書体 N" w:cs="UD デジタル教科書体 N"/>
-          <w:color w:val="1A1A1A"/>
-          <w:sz w:val="17"/>
-          <w:szCs w:val="17"/>
-          <w:bdr w:val="single" w:sz="5" w:space="0" w:color="A3B4CC"/>
-        </w:rPr>
-        <w:t xml:space="preserve">　</w:t>
-      </w:r>
-      <w:r>
-        <w:rPr>
-          <w:rFonts w:ascii="UD デジタル教科書体 N" w:eastAsia="UD デジタル教科書体 N" w:hAnsi="UD デジタル教科書体 N" w:cs="UD デジタル教科書体 N"/>
-          <w:color w:val="1A1A1A"/>
-          <w:sz w:val="17"/>
-          <w:szCs w:val="17"/>
-          <w:bdr w:val="single" w:sz="4" w:space="0" w:color="A3B4CC"/>
-        </w:rPr>
-        <w:t xml:space="preserve">　</w:t>
-      </w:r>
-      <w:r>
-        <w:rPr>
-          <w:rFonts w:ascii="UD デジタル教科書体 N" w:eastAsia="UD デジタル教科書体 N" w:hAnsi="UD デジタル教科書体 N" w:cs="UD デジタル教科書体 N"/>
-          <w:color w:val="1A1A1A"/>
-          <w:sz w:val="17"/>
-          <w:szCs w:val="17"/>
-          <w:bdr w:val="single" w:sz="5" w:space="0" w:color="A3B4CC"/>
-        </w:rPr>
-        <w:t xml:space="preserve">　</w:t>
+          <w:color w:val="EE0000"/>
+          <w:sz w:val="18"/>
+          <w:szCs w:val="18"/>
+        </w:rPr>
+        <w:t xml:space="preserve">（私の舟は、）千里を隔てた江陵に、たった一日で帰って行くのだ。</w:t>
+      </w:r>
+      <w:r>
+        <w:rPr>
+          <w:rFonts w:ascii="UD デジタル教科書体 N" w:eastAsia="UD デジタル教科書体 N" w:hAnsi="UD デジタル教科書体 N" w:cs="UD デジタル教科書体 N"/>
+          <w:color w:val="1A1A1A"/>
+          <w:sz w:val="18"/>
+          <w:szCs w:val="18"/>
+        </w:rPr>
+        <w:t xml:space="preserve">　　</w:t>
       </w:r>
     </w:p>
     <w:p>
       <w:pPr>
+        <w:pBdr>
+          <w:top w:val="single" w:sz="4" w:space="1" w:color="A3B4CC"/>
+          <w:left w:val="single" w:sz="4" w:space="1" w:color="A3B4CC"/>
+          <w:bottom w:val="single" w:sz="4" w:space="1" w:color="A3B4CC"/>
+          <w:right w:val="single" w:sz="4" w:space="1" w:color="A3B4CC"/>
+        </w:pBdr>
         <w:snapToGrid w:val="0"/>
-        <w:spacing w:before="0" w:after="451" w:line="240" w:lineRule="auto"/>
+        <w:spacing w:before="0" w:after="425" w:line="267" w:lineRule="exact"/>
         <w:ind w:right="170"/>
       </w:pPr>
       <w:r>
         <w:rPr>
           <w:rFonts w:ascii="UD デジタル教科書体 N" w:eastAsia="UD デジタル教科書体 N" w:hAnsi="UD デジタル教科書体 N" w:cs="UD デジタル教科書体 N"/>
-          <w:color w:val="1A1A1A"/>
-          <w:sz w:val="17"/>
-          <w:szCs w:val="17"/>
-          <w:bdr w:val="single" w:sz="4" w:space="0" w:color="A3B4CC"/>
-        </w:rPr>
-        <w:t xml:space="preserve">両</w:t>
-      </w:r>
-      <w:r>
-        <w:rPr>
-          <w:rFonts w:ascii="UD デジタル教科書体 N" w:eastAsia="UD デジタル教科書体 N" w:hAnsi="UD デジタル教科書体 N" w:cs="UD デジタル教科書体 N"/>
-          <w:color w:val="1A1A1A"/>
-          <w:sz w:val="17"/>
-          <w:szCs w:val="17"/>
-          <w:bdr w:val="single" w:sz="5" w:space="0" w:color="A3B4CC"/>
-        </w:rPr>
-        <w:t xml:space="preserve">岸</w:t>
-      </w:r>
-      <w:r>
-        <w:rPr>
-          <w:rFonts w:ascii="UD デジタル教科書体 N" w:eastAsia="UD デジタル教科書体 N" w:hAnsi="UD デジタル教科書体 N" w:cs="UD デジタル教科書体 N"/>
-          <w:color w:val="1A1A1A"/>
-          <w:sz w:val="17"/>
-          <w:szCs w:val="17"/>
-          <w:bdr w:val="single" w:sz="4" w:space="0" w:color="A3B4CC"/>
-        </w:rPr>
-        <w:t xml:space="preserve">に</w:t>
-      </w:r>
-      <w:r>
-        <w:rPr>
-          <w:rFonts w:ascii="UD デジタル教科書体 N" w:eastAsia="UD デジタル教科書体 N" w:hAnsi="UD デジタル教科書体 N" w:cs="UD デジタル教科書体 N"/>
-          <w:color w:val="1A1A1A"/>
-          <w:sz w:val="17"/>
-          <w:szCs w:val="17"/>
-          <w:bdr w:val="single" w:sz="5" w:space="0" w:color="A3B4CC"/>
-        </w:rPr>
-        <w:t xml:space="preserve">聞</w:t>
-      </w:r>
-      <w:r>
-        <w:rPr>
-          <w:rFonts w:ascii="UD デジタル教科書体 N" w:eastAsia="UD デジタル教科書体 N" w:hAnsi="UD デジタル教科書体 N" w:cs="UD デジタル教科書体 N"/>
-          <w:color w:val="1A1A1A"/>
-          <w:sz w:val="17"/>
-          <w:szCs w:val="17"/>
-          <w:bdr w:val="single" w:sz="4" w:space="0" w:color="A3B4CC"/>
-        </w:rPr>
-        <w:t xml:space="preserve">こ</w:t>
-      </w:r>
-      <w:r>
-        <w:rPr>
-          <w:rFonts w:ascii="UD デジタル教科書体 N" w:eastAsia="UD デジタル教科書体 N" w:hAnsi="UD デジタル教科書体 N" w:cs="UD デジタル教科書体 N"/>
-          <w:color w:val="1A1A1A"/>
-          <w:sz w:val="17"/>
-          <w:szCs w:val="17"/>
-          <w:bdr w:val="single" w:sz="5" w:space="0" w:color="A3B4CC"/>
-        </w:rPr>
-        <w:t xml:space="preserve">え</w:t>
-      </w:r>
-      <w:r>
-        <w:rPr>
-          <w:rFonts w:ascii="UD デジタル教科書体 N" w:eastAsia="UD デジタル教科書体 N" w:hAnsi="UD デジタル教科書体 N" w:cs="UD デジタル教科書体 N"/>
-          <w:color w:val="1A1A1A"/>
-          <w:sz w:val="17"/>
-          <w:szCs w:val="17"/>
-          <w:bdr w:val="single" w:sz="4" w:space="0" w:color="A3B4CC"/>
-        </w:rPr>
-        <w:t xml:space="preserve">る</w:t>
-      </w:r>
-      <w:r>
-        <w:rPr>
-          <w:rFonts w:ascii="UD デジタル教科書体 N" w:eastAsia="UD デジタル教科書体 N" w:hAnsi="UD デジタル教科書体 N" w:cs="UD デジタル教科書体 N"/>
-          <w:color w:val="1A1A1A"/>
-          <w:sz w:val="17"/>
-          <w:szCs w:val="17"/>
-          <w:bdr w:val="single" w:sz="5" w:space="0" w:color="A3B4CC"/>
-        </w:rPr>
-        <w:t xml:space="preserve">猿</w:t>
-      </w:r>
-      <w:r>
-        <w:rPr>
-          <w:rFonts w:ascii="UD デジタル教科書体 N" w:eastAsia="UD デジタル教科書体 N" w:hAnsi="UD デジタル教科書体 N" w:cs="UD デジタル教科書体 N"/>
-          <w:color w:val="1A1A1A"/>
-          <w:sz w:val="17"/>
-          <w:szCs w:val="17"/>
-          <w:bdr w:val="single" w:sz="4" w:space="0" w:color="A3B4CC"/>
-        </w:rPr>
-        <w:t xml:space="preserve">の</w:t>
-      </w:r>
-      <w:r>
-        <w:rPr>
-          <w:rFonts w:ascii="UD デジタル教科書体 N" w:eastAsia="UD デジタル教科書体 N" w:hAnsi="UD デジタル教科書体 N" w:cs="UD デジタル教科書体 N"/>
-          <w:color w:val="1A1A1A"/>
-          <w:sz w:val="17"/>
-          <w:szCs w:val="17"/>
-          <w:bdr w:val="single" w:sz="5" w:space="0" w:color="A3B4CC"/>
-        </w:rPr>
-        <w:t xml:space="preserve">鳴</w:t>
-      </w:r>
-      <w:r>
-        <w:rPr>
-          <w:rFonts w:ascii="UD デジタル教科書体 N" w:eastAsia="UD デジタル教科書体 N" w:hAnsi="UD デジタル教科書体 N" w:cs="UD デジタル教科書体 N"/>
-          <w:color w:val="1A1A1A"/>
-          <w:sz w:val="17"/>
-          <w:szCs w:val="17"/>
-          <w:bdr w:val="single" w:sz="4" w:space="0" w:color="A3B4CC"/>
-        </w:rPr>
-        <w:t xml:space="preserve">き</w:t>
-      </w:r>
-      <w:r>
-        <w:rPr>
-          <w:rFonts w:ascii="UD デジタル教科書体 N" w:eastAsia="UD デジタル教科書体 N" w:hAnsi="UD デジタル教科書体 N" w:cs="UD デジタル教科書体 N"/>
-          <w:color w:val="1A1A1A"/>
-          <w:sz w:val="17"/>
-          <w:szCs w:val="17"/>
-          <w:bdr w:val="single" w:sz="5" w:space="0" w:color="A3B4CC"/>
-        </w:rPr>
-        <w:t xml:space="preserve">声</w:t>
-      </w:r>
-      <w:r>
-        <w:rPr>
-          <w:rFonts w:ascii="UD デジタル教科書体 N" w:eastAsia="UD デジタル教科書体 N" w:hAnsi="UD デジタル教科書体 N" w:cs="UD デジタル教科書体 N"/>
-          <w:color w:val="1A1A1A"/>
-          <w:sz w:val="17"/>
-          <w:szCs w:val="17"/>
-          <w:bdr w:val="single" w:sz="4" w:space="0" w:color="A3B4CC"/>
-        </w:rPr>
-        <w:t xml:space="preserve">が</w:t>
-      </w:r>
-      <w:r>
-        <w:rPr>
-          <w:rFonts w:ascii="UD デジタル教科書体 N" w:eastAsia="UD デジタル教科書体 N" w:hAnsi="UD デジタル教科書体 N" w:cs="UD デジタル教科書体 N"/>
-          <w:color w:val="1A1A1A"/>
-          <w:sz w:val="17"/>
-          <w:szCs w:val="17"/>
-          <w:bdr w:val="single" w:sz="5" w:space="0" w:color="A3B4CC"/>
-        </w:rPr>
-        <w:t xml:space="preserve">途</w:t>
-      </w:r>
-      <w:r>
-        <w:rPr>
-          <w:rFonts w:ascii="UD デジタル教科書体 N" w:eastAsia="UD デジタル教科書体 N" w:hAnsi="UD デジタル教科書体 N" w:cs="UD デジタル教科書体 N"/>
-          <w:color w:val="1A1A1A"/>
-          <w:sz w:val="17"/>
-          <w:szCs w:val="17"/>
-          <w:bdr w:val="single" w:sz="4" w:space="0" w:color="A3B4CC"/>
-        </w:rPr>
-        <w:t xml:space="preserve">切</w:t>
-      </w:r>
-      <w:r>
-        <w:rPr>
-          <w:rFonts w:ascii="UD デジタル教科書体 N" w:eastAsia="UD デジタル教科書体 N" w:hAnsi="UD デジタル教科書体 N" w:cs="UD デジタル教科書体 N"/>
-          <w:color w:val="1A1A1A"/>
-          <w:sz w:val="17"/>
-          <w:szCs w:val="17"/>
-          <w:bdr w:val="single" w:sz="5" w:space="0" w:color="A3B4CC"/>
-        </w:rPr>
-        <w:t xml:space="preserve">れ</w:t>
-      </w:r>
-      <w:r>
-        <w:rPr>
-          <w:rFonts w:ascii="UD デジタル教科書体 N" w:eastAsia="UD デジタル教科書体 N" w:hAnsi="UD デジタル教科書体 N" w:cs="UD デジタル教科書体 N"/>
-          <w:color w:val="1A1A1A"/>
-          <w:sz w:val="17"/>
-          <w:szCs w:val="17"/>
-          <w:bdr w:val="single" w:sz="4" w:space="0" w:color="A3B4CC"/>
-        </w:rPr>
-        <w:t xml:space="preserve">な</w:t>
-      </w:r>
-      <w:r>
-        <w:rPr>
-          <w:rFonts w:ascii="UD デジタル教科書体 N" w:eastAsia="UD デジタル教科書体 N" w:hAnsi="UD デジタル教科書体 N" w:cs="UD デジタル教科書体 N"/>
-          <w:color w:val="1A1A1A"/>
-          <w:sz w:val="17"/>
-          <w:szCs w:val="17"/>
-          <w:bdr w:val="single" w:sz="5" w:space="0" w:color="A3B4CC"/>
-        </w:rPr>
-        <w:t xml:space="preserve">い</w:t>
-      </w:r>
-      <w:r>
-        <w:rPr>
-          <w:rFonts w:ascii="UD デジタル教科書体 N" w:eastAsia="UD デジタル教科書体 N" w:hAnsi="UD デジタル教科書体 N" w:cs="UD デジタル教科書体 N"/>
-          <w:color w:val="1A1A1A"/>
-          <w:sz w:val="17"/>
-          <w:szCs w:val="17"/>
-          <w:bdr w:val="single" w:sz="4" w:space="0" w:color="A3B4CC"/>
-        </w:rPr>
-        <w:t xml:space="preserve">う</w:t>
-      </w:r>
-      <w:r>
-        <w:rPr>
-          <w:rFonts w:ascii="UD デジタル教科書体 N" w:eastAsia="UD デジタル教科書体 N" w:hAnsi="UD デジタル教科書体 N" w:cs="UD デジタル教科書体 N"/>
-          <w:color w:val="1A1A1A"/>
-          <w:sz w:val="17"/>
-          <w:szCs w:val="17"/>
-          <w:bdr w:val="single" w:sz="5" w:space="0" w:color="A3B4CC"/>
-        </w:rPr>
-        <w:t xml:space="preserve">ち</w:t>
-      </w:r>
-      <w:r>
-        <w:rPr>
-          <w:rFonts w:ascii="UD デジタル教科書体 N" w:eastAsia="UD デジタル教科書体 N" w:hAnsi="UD デジタル教科書体 N" w:cs="UD デジタル教科書体 N"/>
-          <w:color w:val="1A1A1A"/>
-          <w:sz w:val="17"/>
-          <w:szCs w:val="17"/>
-          <w:bdr w:val="single" w:sz="4" w:space="0" w:color="A3B4CC"/>
-        </w:rPr>
-        <w:t xml:space="preserve">に</w:t>
-      </w:r>
-      <w:r>
-        <w:rPr>
-          <w:rFonts w:ascii="UD デジタル教科書体 N" w:eastAsia="UD デジタル教科書体 N" w:hAnsi="UD デジタル教科書体 N" w:cs="UD デジタル教科書体 N"/>
-          <w:color w:val="1A1A1A"/>
-          <w:sz w:val="17"/>
-          <w:szCs w:val="17"/>
-          <w:bdr w:val="single" w:sz="5" w:space="0" w:color="A3B4CC"/>
-        </w:rPr>
-        <w:t xml:space="preserve">、</w:t>
-      </w:r>
-      <w:r>
-        <w:rPr>
-          <w:rFonts w:ascii="UD デジタル教科書体 N" w:eastAsia="UD デジタル教科書体 N" w:hAnsi="UD デジタル教科書体 N" w:cs="UD デジタル教科書体 N"/>
-          <w:color w:val="1A1A1A"/>
-          <w:sz w:val="17"/>
-          <w:szCs w:val="17"/>
-          <w:bdr w:val="single" w:sz="4" w:space="0" w:color="A3B4CC"/>
-        </w:rPr>
-        <w:t xml:space="preserve">　</w:t>
-      </w:r>
-      <w:r>
-        <w:rPr>
-          <w:rFonts w:ascii="UD デジタル教科書体 N" w:eastAsia="UD デジタル教科書体 N" w:hAnsi="UD デジタル教科書体 N" w:cs="UD デジタル教科書体 N"/>
-          <w:color w:val="1A1A1A"/>
-          <w:sz w:val="17"/>
-          <w:szCs w:val="17"/>
-          <w:bdr w:val="single" w:sz="5" w:space="0" w:color="A3B4CC"/>
-        </w:rPr>
-        <w:t xml:space="preserve">　</w:t>
-      </w:r>
-      <w:r>
-        <w:rPr>
-          <w:rFonts w:ascii="UD デジタル教科書体 N" w:eastAsia="UD デジタル教科書体 N" w:hAnsi="UD デジタル教科書体 N" w:cs="UD デジタル教科書体 N"/>
-          <w:color w:val="1A1A1A"/>
-          <w:sz w:val="17"/>
-          <w:szCs w:val="17"/>
-          <w:bdr w:val="single" w:sz="4" w:space="0" w:color="A3B4CC"/>
-        </w:rPr>
-        <w:t xml:space="preserve">　</w:t>
-      </w:r>
-      <w:r>
-        <w:rPr>
-          <w:rFonts w:ascii="UD デジタル教科書体 N" w:eastAsia="UD デジタル教科書体 N" w:hAnsi="UD デジタル教科書体 N" w:cs="UD デジタル教科書体 N"/>
-          <w:color w:val="1A1A1A"/>
-          <w:sz w:val="17"/>
-          <w:szCs w:val="17"/>
-          <w:bdr w:val="single" w:sz="5" w:space="0" w:color="A3B4CC"/>
-        </w:rPr>
-        <w:t xml:space="preserve">　</w:t>
-      </w:r>
-      <w:r>
-        <w:rPr>
-          <w:rFonts w:ascii="UD デジタル教科書体 N" w:eastAsia="UD デジタル教科書体 N" w:hAnsi="UD デジタル教科書体 N" w:cs="UD デジタル教科書体 N"/>
-          <w:color w:val="1A1A1A"/>
-          <w:sz w:val="17"/>
-          <w:szCs w:val="17"/>
-          <w:bdr w:val="single" w:sz="4" w:space="0" w:color="A3B4CC"/>
-        </w:rPr>
-        <w:t xml:space="preserve">　</w:t>
-      </w:r>
-      <w:r>
-        <w:rPr>
-          <w:rFonts w:ascii="UD デジタル教科書体 N" w:eastAsia="UD デジタル教科書体 N" w:hAnsi="UD デジタル教科書体 N" w:cs="UD デジタル教科書体 N"/>
-          <w:color w:val="1A1A1A"/>
-          <w:sz w:val="17"/>
-          <w:szCs w:val="17"/>
-          <w:bdr w:val="single" w:sz="5" w:space="0" w:color="A3B4CC"/>
-        </w:rPr>
-        <w:t xml:space="preserve">　</w:t>
-      </w:r>
-      <w:r>
-        <w:rPr>
-          <w:rFonts w:ascii="UD デジタル教科書体 N" w:eastAsia="UD デジタル教科書体 N" w:hAnsi="UD デジタル教科書体 N" w:cs="UD デジタル教科書体 N"/>
-          <w:color w:val="1A1A1A"/>
-          <w:sz w:val="17"/>
-          <w:szCs w:val="17"/>
-          <w:bdr w:val="single" w:sz="4" w:space="0" w:color="A3B4CC"/>
-        </w:rPr>
-        <w:t xml:space="preserve">　</w:t>
-      </w:r>
-      <w:r>
-        <w:rPr>
-          <w:rFonts w:ascii="UD デジタル教科書体 N" w:eastAsia="UD デジタル教科書体 N" w:hAnsi="UD デジタル教科書体 N" w:cs="UD デジタル教科書体 N"/>
-          <w:color w:val="1A1A1A"/>
-          <w:sz w:val="17"/>
-          <w:szCs w:val="17"/>
-          <w:bdr w:val="single" w:sz="5" w:space="0" w:color="A3B4CC"/>
-        </w:rPr>
-        <w:t xml:space="preserve">　</w:t>
-      </w:r>
-      <w:r>
-        <w:rPr>
-          <w:rFonts w:ascii="UD デジタル教科書体 N" w:eastAsia="UD デジタル教科書体 N" w:hAnsi="UD デジタル教科書体 N" w:cs="UD デジタル教科書体 N"/>
-          <w:color w:val="1A1A1A"/>
-          <w:sz w:val="17"/>
-          <w:szCs w:val="17"/>
-          <w:bdr w:val="single" w:sz="4" w:space="0" w:color="A3B4CC"/>
-        </w:rPr>
-        <w:t xml:space="preserve">　</w:t>
-      </w:r>
-      <w:r>
-        <w:rPr>
-          <w:rFonts w:ascii="UD デジタル教科書体 N" w:eastAsia="UD デジタル教科書体 N" w:hAnsi="UD デジタル教科書体 N" w:cs="UD デジタル教科書体 N"/>
-          <w:color w:val="1A1A1A"/>
-          <w:sz w:val="17"/>
-          <w:szCs w:val="17"/>
-          <w:bdr w:val="single" w:sz="5" w:space="0" w:color="A3B4CC"/>
-        </w:rPr>
-        <w:t xml:space="preserve">　</w:t>
-      </w:r>
-      <w:r>
-        <w:rPr>
-          <w:rFonts w:ascii="UD デジタル教科書体 N" w:eastAsia="UD デジタル教科書体 N" w:hAnsi="UD デジタル教科書体 N" w:cs="UD デジタル教科書体 N"/>
-          <w:color w:val="1A1A1A"/>
-          <w:sz w:val="17"/>
-          <w:szCs w:val="17"/>
-          <w:bdr w:val="single" w:sz="4" w:space="0" w:color="A3B4CC"/>
-        </w:rPr>
-        <w:t xml:space="preserve">　</w:t>
-      </w:r>
-      <w:r>
-        <w:rPr>
-          <w:rFonts w:ascii="UD デジタル教科書体 N" w:eastAsia="UD デジタル教科書体 N" w:hAnsi="UD デジタル教科書体 N" w:cs="UD デジタル教科書体 N"/>
-          <w:color w:val="1A1A1A"/>
-          <w:sz w:val="17"/>
-          <w:szCs w:val="17"/>
-          <w:bdr w:val="single" w:sz="5" w:space="0" w:color="A3B4CC"/>
-        </w:rPr>
-        <w:t xml:space="preserve">　</w:t>
-      </w:r>
-      <w:r>
-        <w:rPr>
-          <w:rFonts w:ascii="UD デジタル教科書体 N" w:eastAsia="UD デジタル教科書体 N" w:hAnsi="UD デジタル教科書体 N" w:cs="UD デジタル教科書体 N"/>
-          <w:color w:val="1A1A1A"/>
-          <w:sz w:val="17"/>
-          <w:szCs w:val="17"/>
-          <w:bdr w:val="single" w:sz="4" w:space="0" w:color="A3B4CC"/>
-        </w:rPr>
-        <w:t xml:space="preserve">　</w:t>
-      </w:r>
-      <w:r>
-        <w:rPr>
-          <w:rFonts w:ascii="UD デジタル教科書体 N" w:eastAsia="UD デジタル教科書体 N" w:hAnsi="UD デジタル教科書体 N" w:cs="UD デジタル教科書体 N"/>
-          <w:color w:val="1A1A1A"/>
-          <w:sz w:val="17"/>
-          <w:szCs w:val="17"/>
-          <w:bdr w:val="single" w:sz="5" w:space="0" w:color="A3B4CC"/>
-        </w:rPr>
-        <w:t xml:space="preserve">　</w:t>
+          <w:color w:val="EE0000"/>
+          <w:sz w:val="18"/>
+          <w:szCs w:val="18"/>
+        </w:rPr>
+        <w:t xml:space="preserve">両岸に聞こえる猿の鳴き声が途切れないうちに、</w:t>
+      </w:r>
+      <w:r>
+        <w:rPr>
+          <w:rFonts w:ascii="UD デジタル教科書体 N" w:eastAsia="UD デジタル教科書体 N" w:hAnsi="UD デジタル教科書体 N" w:cs="UD デジタル教科書体 N"/>
+          <w:color w:val="1A1A1A"/>
+          <w:sz w:val="18"/>
+          <w:szCs w:val="18"/>
+        </w:rPr>
+        <w:t xml:space="preserve">　　　　　　　　　　</w:t>
       </w:r>
     </w:p>
     <w:p>
       <w:pPr>
+        <w:pBdr>
+          <w:top w:val="single" w:sz="4" w:space="1" w:color="A3B4CC"/>
+          <w:left w:val="single" w:sz="4" w:space="1" w:color="A3B4CC"/>
+          <w:bottom w:val="single" w:sz="4" w:space="1" w:color="A3B4CC"/>
+          <w:right w:val="single" w:sz="4" w:space="1" w:color="A3B4CC"/>
+        </w:pBdr>
         <w:snapToGrid w:val="0"/>
-        <w:spacing w:before="0" w:after="451" w:line="240" w:lineRule="auto"/>
+        <w:spacing w:before="0" w:after="425" w:line="267" w:lineRule="exact"/>
         <w:ind w:right="170"/>
       </w:pPr>
       <w:r>
         <w:rPr>
           <w:rFonts w:ascii="UD デジタル教科書体 N" w:eastAsia="UD デジタル教科書体 N" w:hAnsi="UD デジタル教科書体 N" w:cs="UD デジタル教科書体 N"/>
-          <w:color w:val="1A1A1A"/>
-          <w:sz w:val="17"/>
-          <w:szCs w:val="17"/>
-          <w:bdr w:val="single" w:sz="4" w:space="0" w:color="A3B4CC"/>
-        </w:rPr>
-        <w:t xml:space="preserve">軽</w:t>
-      </w:r>
-      <w:r>
-        <w:rPr>
-          <w:rFonts w:ascii="UD デジタル教科書体 N" w:eastAsia="UD デジタル教科書体 N" w:hAnsi="UD デジタル教科書体 N" w:cs="UD デジタル教科書体 N"/>
-          <w:color w:val="1A1A1A"/>
-          <w:sz w:val="17"/>
-          <w:szCs w:val="17"/>
-          <w:bdr w:val="single" w:sz="5" w:space="0" w:color="A3B4CC"/>
-        </w:rPr>
-        <w:t xml:space="preserve">や</w:t>
-      </w:r>
-      <w:r>
-        <w:rPr>
-          <w:rFonts w:ascii="UD デジタル教科書体 N" w:eastAsia="UD デジタル教科書体 N" w:hAnsi="UD デジタル教科書体 N" w:cs="UD デジタル教科書体 N"/>
-          <w:color w:val="1A1A1A"/>
-          <w:sz w:val="17"/>
-          <w:szCs w:val="17"/>
-          <w:bdr w:val="single" w:sz="4" w:space="0" w:color="A3B4CC"/>
-        </w:rPr>
-        <w:t xml:space="preserve">か</w:t>
-      </w:r>
-      <w:r>
-        <w:rPr>
-          <w:rFonts w:ascii="UD デジタル教科書体 N" w:eastAsia="UD デジタル教科書体 N" w:hAnsi="UD デジタル教科書体 N" w:cs="UD デジタル教科書体 N"/>
-          <w:color w:val="1A1A1A"/>
-          <w:sz w:val="17"/>
-          <w:szCs w:val="17"/>
-          <w:bdr w:val="single" w:sz="5" w:space="0" w:color="A3B4CC"/>
-        </w:rPr>
-        <w:t xml:space="preserve">な</w:t>
-      </w:r>
-      <w:r>
-        <w:rPr>
-          <w:rFonts w:ascii="UD デジタル教科書体 N" w:eastAsia="UD デジタル教科書体 N" w:hAnsi="UD デジタル教科書体 N" w:cs="UD デジタル教科書体 N"/>
-          <w:color w:val="1A1A1A"/>
-          <w:sz w:val="17"/>
-          <w:szCs w:val="17"/>
-          <w:bdr w:val="single" w:sz="4" w:space="0" w:color="A3B4CC"/>
-        </w:rPr>
-        <w:t xml:space="preserve">小</w:t>
-      </w:r>
-      <w:r>
-        <w:rPr>
-          <w:rFonts w:ascii="UD デジタル教科書体 N" w:eastAsia="UD デジタル教科書体 N" w:hAnsi="UD デジタル教科書体 N" w:cs="UD デジタル教科書体 N"/>
-          <w:color w:val="1A1A1A"/>
-          <w:sz w:val="17"/>
-          <w:szCs w:val="17"/>
-          <w:bdr w:val="single" w:sz="5" w:space="0" w:color="A3B4CC"/>
-        </w:rPr>
-        <w:t xml:space="preserve">舟</w:t>
-      </w:r>
-      <w:r>
-        <w:rPr>
-          <w:rFonts w:ascii="UD デジタル教科書体 N" w:eastAsia="UD デジタル教科書体 N" w:hAnsi="UD デジタル教科書体 N" w:cs="UD デジタル教科書体 N"/>
-          <w:color w:val="1A1A1A"/>
-          <w:sz w:val="17"/>
-          <w:szCs w:val="17"/>
-          <w:bdr w:val="single" w:sz="4" w:space="0" w:color="A3B4CC"/>
-        </w:rPr>
-        <w:t xml:space="preserve">は</w:t>
-      </w:r>
-      <w:r>
-        <w:rPr>
-          <w:rFonts w:ascii="UD デジタル教科書体 N" w:eastAsia="UD デジタル教科書体 N" w:hAnsi="UD デジタル教科書体 N" w:cs="UD デジタル教科書体 N"/>
-          <w:color w:val="1A1A1A"/>
-          <w:sz w:val="17"/>
-          <w:szCs w:val="17"/>
-          <w:bdr w:val="single" w:sz="5" w:space="0" w:color="A3B4CC"/>
-        </w:rPr>
-        <w:t xml:space="preserve">、</w:t>
-      </w:r>
-      <w:r>
-        <w:rPr>
-          <w:rFonts w:ascii="UD デジタル教科書体 N" w:eastAsia="UD デジタル教科書体 N" w:hAnsi="UD デジタル教科書体 N" w:cs="UD デジタル教科書体 N"/>
-          <w:color w:val="1A1A1A"/>
-          <w:sz w:val="17"/>
-          <w:szCs w:val="17"/>
-          <w:bdr w:val="single" w:sz="4" w:space="0" w:color="A3B4CC"/>
-        </w:rPr>
-        <w:t xml:space="preserve">も</w:t>
-      </w:r>
-      <w:r>
-        <w:rPr>
-          <w:rFonts w:ascii="UD デジタル教科書体 N" w:eastAsia="UD デジタル教科書体 N" w:hAnsi="UD デジタル教科書体 N" w:cs="UD デジタル教科書体 N"/>
-          <w:color w:val="1A1A1A"/>
-          <w:sz w:val="17"/>
-          <w:szCs w:val="17"/>
-          <w:bdr w:val="single" w:sz="5" w:space="0" w:color="A3B4CC"/>
-        </w:rPr>
-        <w:t xml:space="preserve">う</w:t>
-      </w:r>
-      <w:r>
-        <w:rPr>
-          <w:rFonts w:ascii="UD デジタル教科書体 N" w:eastAsia="UD デジタル教科書体 N" w:hAnsi="UD デジタル教科書体 N" w:cs="UD デジタル教科書体 N"/>
-          <w:color w:val="1A1A1A"/>
-          <w:sz w:val="17"/>
-          <w:szCs w:val="17"/>
-          <w:bdr w:val="single" w:sz="4" w:space="0" w:color="A3B4CC"/>
-        </w:rPr>
-        <w:t xml:space="preserve">通</w:t>
-      </w:r>
-      <w:r>
-        <w:rPr>
-          <w:rFonts w:ascii="UD デジタル教科書体 N" w:eastAsia="UD デジタル教科書体 N" w:hAnsi="UD デジタル教科書体 N" w:cs="UD デジタル教科書体 N"/>
-          <w:color w:val="1A1A1A"/>
-          <w:sz w:val="17"/>
-          <w:szCs w:val="17"/>
-          <w:bdr w:val="single" w:sz="5" w:space="0" w:color="A3B4CC"/>
-        </w:rPr>
-        <w:t xml:space="preserve">り</w:t>
-      </w:r>
-      <w:r>
-        <w:rPr>
-          <w:rFonts w:ascii="UD デジタル教科書体 N" w:eastAsia="UD デジタル教科書体 N" w:hAnsi="UD デジタル教科書体 N" w:cs="UD デジタル教科書体 N"/>
-          <w:color w:val="1A1A1A"/>
-          <w:sz w:val="17"/>
-          <w:szCs w:val="17"/>
-          <w:bdr w:val="single" w:sz="4" w:space="0" w:color="A3B4CC"/>
-        </w:rPr>
-        <w:t xml:space="preserve">過</w:t>
-      </w:r>
-      <w:r>
-        <w:rPr>
-          <w:rFonts w:ascii="UD デジタル教科書体 N" w:eastAsia="UD デジタル教科書体 N" w:hAnsi="UD デジタル教科書体 N" w:cs="UD デジタル教科書体 N"/>
-          <w:color w:val="1A1A1A"/>
-          <w:sz w:val="17"/>
-          <w:szCs w:val="17"/>
-          <w:bdr w:val="single" w:sz="5" w:space="0" w:color="A3B4CC"/>
-        </w:rPr>
-        <w:t xml:space="preserve">ぎ</w:t>
-      </w:r>
-      <w:r>
-        <w:rPr>
-          <w:rFonts w:ascii="UD デジタル教科書体 N" w:eastAsia="UD デジタル教科書体 N" w:hAnsi="UD デジタル教科書体 N" w:cs="UD デジタル教科書体 N"/>
-          <w:color w:val="1A1A1A"/>
-          <w:sz w:val="17"/>
-          <w:szCs w:val="17"/>
-          <w:bdr w:val="single" w:sz="4" w:space="0" w:color="A3B4CC"/>
-        </w:rPr>
-        <w:t xml:space="preserve">て</w:t>
-      </w:r>
-      <w:r>
-        <w:rPr>
-          <w:rFonts w:ascii="UD デジタル教科書体 N" w:eastAsia="UD デジタル教科書体 N" w:hAnsi="UD デジタル教科書体 N" w:cs="UD デジタル教科書体 N"/>
-          <w:color w:val="1A1A1A"/>
-          <w:sz w:val="17"/>
-          <w:szCs w:val="17"/>
-          <w:bdr w:val="single" w:sz="5" w:space="0" w:color="A3B4CC"/>
-        </w:rPr>
-        <w:t xml:space="preserve">い</w:t>
-      </w:r>
-      <w:r>
-        <w:rPr>
-          <w:rFonts w:ascii="UD デジタル教科書体 N" w:eastAsia="UD デジタル教科書体 N" w:hAnsi="UD デジタル教科書体 N" w:cs="UD デジタル教科書体 N"/>
-          <w:color w:val="1A1A1A"/>
-          <w:sz w:val="17"/>
-          <w:szCs w:val="17"/>
-          <w:bdr w:val="single" w:sz="4" w:space="0" w:color="A3B4CC"/>
-        </w:rPr>
-        <w:t xml:space="preserve">っ</w:t>
-      </w:r>
-      <w:r>
-        <w:rPr>
-          <w:rFonts w:ascii="UD デジタル教科書体 N" w:eastAsia="UD デジタル教科書体 N" w:hAnsi="UD デジタル教科書体 N" w:cs="UD デジタル教科書体 N"/>
-          <w:color w:val="1A1A1A"/>
-          <w:sz w:val="17"/>
-          <w:szCs w:val="17"/>
-          <w:bdr w:val="single" w:sz="5" w:space="0" w:color="A3B4CC"/>
-        </w:rPr>
-        <w:t xml:space="preserve">た</w:t>
-      </w:r>
-      <w:r>
-        <w:rPr>
-          <w:rFonts w:ascii="UD デジタル教科書体 N" w:eastAsia="UD デジタル教科書体 N" w:hAnsi="UD デジタル教科書体 N" w:cs="UD デジタル教科書体 N"/>
-          <w:color w:val="1A1A1A"/>
-          <w:sz w:val="17"/>
-          <w:szCs w:val="17"/>
-          <w:bdr w:val="single" w:sz="4" w:space="0" w:color="A3B4CC"/>
-        </w:rPr>
-        <w:t xml:space="preserve">、</w:t>
-      </w:r>
-      <w:r>
-        <w:rPr>
-          <w:rFonts w:ascii="UD デジタル教科書体 N" w:eastAsia="UD デジタル教科書体 N" w:hAnsi="UD デジタル教科書体 N" w:cs="UD デジタル教科書体 N"/>
-          <w:color w:val="1A1A1A"/>
-          <w:sz w:val="17"/>
-          <w:szCs w:val="17"/>
-          <w:bdr w:val="single" w:sz="5" w:space="0" w:color="A3B4CC"/>
-        </w:rPr>
-        <w:t xml:space="preserve">幾</w:t>
-      </w:r>
-      <w:r>
-        <w:rPr>
-          <w:rFonts w:ascii="UD デジタル教科書体 N" w:eastAsia="UD デジタル教科書体 N" w:hAnsi="UD デジタル教科書体 N" w:cs="UD デジタル教科書体 N"/>
-          <w:color w:val="1A1A1A"/>
-          <w:sz w:val="17"/>
-          <w:szCs w:val="17"/>
-          <w:bdr w:val="single" w:sz="4" w:space="0" w:color="A3B4CC"/>
-        </w:rPr>
-        <w:t xml:space="preserve">重</w:t>
-      </w:r>
-      <w:r>
-        <w:rPr>
-          <w:rFonts w:ascii="UD デジタル教科書体 N" w:eastAsia="UD デジタル教科書体 N" w:hAnsi="UD デジタル教科書体 N" w:cs="UD デジタル教科書体 N"/>
-          <w:color w:val="1A1A1A"/>
-          <w:sz w:val="17"/>
-          <w:szCs w:val="17"/>
-          <w:bdr w:val="single" w:sz="5" w:space="0" w:color="A3B4CC"/>
-        </w:rPr>
-        <w:t xml:space="preserve">に</w:t>
-      </w:r>
-      <w:r>
-        <w:rPr>
-          <w:rFonts w:ascii="UD デジタル教科書体 N" w:eastAsia="UD デジタル教科書体 N" w:hAnsi="UD デジタル教科書体 N" w:cs="UD デジタル教科書体 N"/>
-          <w:color w:val="1A1A1A"/>
-          <w:sz w:val="17"/>
-          <w:szCs w:val="17"/>
-          <w:bdr w:val="single" w:sz="4" w:space="0" w:color="A3B4CC"/>
-        </w:rPr>
-        <w:t xml:space="preserve">も</w:t>
-      </w:r>
-      <w:r>
-        <w:rPr>
-          <w:rFonts w:ascii="UD デジタル教科書体 N" w:eastAsia="UD デジタル教科書体 N" w:hAnsi="UD デジタル教科書体 N" w:cs="UD デジタル教科書体 N"/>
-          <w:color w:val="1A1A1A"/>
-          <w:sz w:val="17"/>
-          <w:szCs w:val="17"/>
-          <w:bdr w:val="single" w:sz="5" w:space="0" w:color="A3B4CC"/>
-        </w:rPr>
-        <w:t xml:space="preserve">重</w:t>
-      </w:r>
-      <w:r>
-        <w:rPr>
-          <w:rFonts w:ascii="UD デジタル教科書体 N" w:eastAsia="UD デジタル教科書体 N" w:hAnsi="UD デジタル教科書体 N" w:cs="UD デジタル教科書体 N"/>
-          <w:color w:val="1A1A1A"/>
-          <w:sz w:val="17"/>
-          <w:szCs w:val="17"/>
-          <w:bdr w:val="single" w:sz="4" w:space="0" w:color="A3B4CC"/>
-        </w:rPr>
-        <w:t xml:space="preserve">な</w:t>
-      </w:r>
-      <w:r>
-        <w:rPr>
-          <w:rFonts w:ascii="UD デジタル教科書体 N" w:eastAsia="UD デジタル教科書体 N" w:hAnsi="UD デジタル教科書体 N" w:cs="UD デジタル教科書体 N"/>
-          <w:color w:val="1A1A1A"/>
-          <w:sz w:val="17"/>
-          <w:szCs w:val="17"/>
-          <w:bdr w:val="single" w:sz="5" w:space="0" w:color="A3B4CC"/>
-        </w:rPr>
-        <w:t xml:space="preserve">っ</w:t>
-      </w:r>
-      <w:r>
-        <w:rPr>
-          <w:rFonts w:ascii="UD デジタル教科書体 N" w:eastAsia="UD デジタル教科書体 N" w:hAnsi="UD デジタル教科書体 N" w:cs="UD デジタル教科書体 N"/>
-          <w:color w:val="1A1A1A"/>
-          <w:sz w:val="17"/>
-          <w:szCs w:val="17"/>
-          <w:bdr w:val="single" w:sz="4" w:space="0" w:color="A3B4CC"/>
-        </w:rPr>
-        <w:t xml:space="preserve">た</w:t>
-      </w:r>
-      <w:r>
-        <w:rPr>
-          <w:rFonts w:ascii="UD デジタル教科書体 N" w:eastAsia="UD デジタル教科書体 N" w:hAnsi="UD デジタル教科書体 N" w:cs="UD デジタル教科書体 N"/>
-          <w:color w:val="1A1A1A"/>
-          <w:sz w:val="17"/>
-          <w:szCs w:val="17"/>
-          <w:bdr w:val="single" w:sz="5" w:space="0" w:color="A3B4CC"/>
-        </w:rPr>
-        <w:t xml:space="preserve">山</w:t>
-      </w:r>
-      <w:r>
-        <w:rPr>
-          <w:rFonts w:ascii="UD デジタル教科書体 N" w:eastAsia="UD デジタル教科書体 N" w:hAnsi="UD デジタル教科書体 N" w:cs="UD デジタル教科書体 N"/>
-          <w:color w:val="1A1A1A"/>
-          <w:sz w:val="17"/>
-          <w:szCs w:val="17"/>
-          <w:bdr w:val="single" w:sz="4" w:space="0" w:color="A3B4CC"/>
-        </w:rPr>
-        <w:t xml:space="preserve">々</w:t>
-      </w:r>
-      <w:r>
-        <w:rPr>
-          <w:rFonts w:ascii="UD デジタル教科書体 N" w:eastAsia="UD デジタル教科書体 N" w:hAnsi="UD デジタル教科書体 N" w:cs="UD デジタル教科書体 N"/>
-          <w:color w:val="1A1A1A"/>
-          <w:sz w:val="17"/>
-          <w:szCs w:val="17"/>
-          <w:bdr w:val="single" w:sz="5" w:space="0" w:color="A3B4CC"/>
-        </w:rPr>
-        <w:t xml:space="preserve">を</w:t>
-      </w:r>
-      <w:r>
-        <w:rPr>
-          <w:rFonts w:ascii="UD デジタル教科書体 N" w:eastAsia="UD デジタル教科書体 N" w:hAnsi="UD デジタル教科書体 N" w:cs="UD デジタル教科書体 N"/>
-          <w:color w:val="1A1A1A"/>
-          <w:sz w:val="17"/>
-          <w:szCs w:val="17"/>
-          <w:bdr w:val="single" w:sz="4" w:space="0" w:color="A3B4CC"/>
-        </w:rPr>
-        <w:t xml:space="preserve">。</w:t>
-      </w:r>
-      <w:r>
-        <w:rPr>
-          <w:rFonts w:ascii="UD デジタル教科書体 N" w:eastAsia="UD デジタル教科書体 N" w:hAnsi="UD デジタル教科書体 N" w:cs="UD デジタル教科書体 N"/>
-          <w:color w:val="1A1A1A"/>
-          <w:sz w:val="17"/>
-          <w:szCs w:val="17"/>
-          <w:bdr w:val="single" w:sz="5" w:space="0" w:color="A3B4CC"/>
-        </w:rPr>
-        <w:t xml:space="preserve">　</w:t>
-      </w:r>
-      <w:r>
-        <w:rPr>
-          <w:rFonts w:ascii="UD デジタル教科書体 N" w:eastAsia="UD デジタル教科書体 N" w:hAnsi="UD デジタル教科書体 N" w:cs="UD デジタル教科書体 N"/>
-          <w:color w:val="1A1A1A"/>
-          <w:sz w:val="17"/>
-          <w:szCs w:val="17"/>
-          <w:bdr w:val="single" w:sz="4" w:space="0" w:color="A3B4CC"/>
-        </w:rPr>
-        <w:t xml:space="preserve">　</w:t>
-      </w:r>
-      <w:r>
-        <w:rPr>
-          <w:rFonts w:ascii="UD デジタル教科書体 N" w:eastAsia="UD デジタル教科書体 N" w:hAnsi="UD デジタル教科書体 N" w:cs="UD デジタル教科書体 N"/>
-          <w:color w:val="1A1A1A"/>
-          <w:sz w:val="17"/>
-          <w:szCs w:val="17"/>
-          <w:bdr w:val="single" w:sz="5" w:space="0" w:color="A3B4CC"/>
-        </w:rPr>
-        <w:t xml:space="preserve">　</w:t>
-      </w:r>
-      <w:r>
-        <w:rPr>
-          <w:rFonts w:ascii="UD デジタル教科書体 N" w:eastAsia="UD デジタル教科書体 N" w:hAnsi="UD デジタル教科書体 N" w:cs="UD デジタル教科書体 N"/>
-          <w:color w:val="1A1A1A"/>
-          <w:sz w:val="17"/>
-          <w:szCs w:val="17"/>
-          <w:bdr w:val="single" w:sz="4" w:space="0" w:color="A3B4CC"/>
-        </w:rPr>
-        <w:t xml:space="preserve">　</w:t>
-      </w:r>
-      <w:r>
-        <w:rPr>
-          <w:rFonts w:ascii="UD デジタル教科書体 N" w:eastAsia="UD デジタル教科書体 N" w:hAnsi="UD デジタル教科書体 N" w:cs="UD デジタル教科書体 N"/>
-          <w:color w:val="1A1A1A"/>
-          <w:sz w:val="17"/>
-          <w:szCs w:val="17"/>
-          <w:bdr w:val="single" w:sz="5" w:space="0" w:color="A3B4CC"/>
-        </w:rPr>
-        <w:t xml:space="preserve">　</w:t>
+          <w:color w:val="EE0000"/>
+          <w:sz w:val="18"/>
+          <w:szCs w:val="18"/>
+        </w:rPr>
+        <w:t xml:space="preserve">軽やかな小舟は、もう通り過ぎていった、幾重にも重なった山々を。</w:t>
+      </w:r>
+      <w:r>
+        <w:rPr>
+          <w:rFonts w:ascii="UD デジタル教科書体 N" w:eastAsia="UD デジタル教科書体 N" w:hAnsi="UD デジタル教科書体 N" w:cs="UD デジタル教科書体 N"/>
+          <w:color w:val="1A1A1A"/>
+          <w:sz w:val="18"/>
+          <w:szCs w:val="18"/>
+        </w:rPr>
+        <w:t xml:space="preserve">　　</w:t>
       </w:r>
     </w:p>
     <w:p>
@@ -6528,7 +4334,7 @@
           <w:pgMar w:top="850" w:right="907" w:bottom="1020" w:left="907" w:header="567" w:footer="567" w:gutter="0"/>
           <w:cols w:num="2" w:space="284" w:equalWidth="0">
             <w:col w:w="3402" w:space="284"/>
-            <w:col w:w="6350"/>
+            <w:col w:w="6350" w:space="284"/>
           </w:cols>
           <w:textDirection w:val="tbRl"/>
           <w:docGrid w:type="default" w:linePitch="360" w:charSpace="0"/>
@@ -6538,7 +4344,7 @@
     <w:p>
       <w:pPr>
         <w:snapToGrid w:val="0"/>
-        <w:spacing w:before="0" w:after="334" w:line="240" w:lineRule="auto"/>
+        <w:spacing w:before="0" w:after="398" w:line="304" w:lineRule="exact"/>
         <w:ind w:right="230"/>
       </w:pPr>
       <w:r>
@@ -6556,7 +4362,7 @@
     <w:p>
       <w:pPr>
         <w:snapToGrid w:val="0"/>
-        <w:spacing w:before="0" w:after="334" w:line="240" w:lineRule="auto"/>
+        <w:spacing w:before="0" w:after="398" w:line="261" w:lineRule="exact"/>
         <w:ind w:right="230"/>
       </w:pPr>
       <w:r>
@@ -6572,7 +4378,7 @@
     <w:p>
       <w:pPr>
         <w:snapToGrid w:val="0"/>
-        <w:spacing w:before="0" w:after="334" w:line="240" w:lineRule="auto"/>
+        <w:spacing w:before="0" w:after="398" w:line="261" w:lineRule="exact"/>
         <w:ind w:right="230"/>
       </w:pPr>
       <w:r>
@@ -6597,7 +4403,7 @@
     <w:p>
       <w:pPr>
         <w:snapToGrid w:val="0"/>
-        <w:spacing w:before="0" w:after="334" w:line="240" w:lineRule="auto"/>
+        <w:spacing w:before="0" w:after="398" w:line="261" w:lineRule="exact"/>
         <w:ind w:right="230"/>
       </w:pPr>
       <w:r>
@@ -6656,7 +4462,7 @@
     <w:p>
       <w:pPr>
         <w:snapToGrid w:val="0"/>
-        <w:spacing w:before="0" w:after="334" w:line="240" w:lineRule="auto"/>
+        <w:spacing w:before="0" w:after="398" w:line="261" w:lineRule="exact"/>
         <w:ind w:right="230"/>
       </w:pPr>
       <w:r>
@@ -6681,7 +4487,7 @@
     <w:p>
       <w:pPr>
         <w:snapToGrid w:val="0"/>
-        <w:spacing w:before="0" w:after="334" w:line="240" w:lineRule="auto"/>
+        <w:spacing w:before="0" w:after="398" w:line="261" w:lineRule="exact"/>
         <w:ind w:right="230"/>
       </w:pPr>
       <w:r>
@@ -6697,7 +4503,7 @@
     <w:p>
       <w:pPr>
         <w:snapToGrid w:val="0"/>
-        <w:spacing w:before="0" w:after="334" w:line="240" w:lineRule="auto"/>
+        <w:spacing w:before="0" w:after="398" w:line="261" w:lineRule="exact"/>
         <w:ind w:right="230"/>
       </w:pPr>
       <w:r>
@@ -6792,7 +4598,7 @@
     <w:p>
       <w:pPr>
         <w:snapToGrid w:val="0"/>
-        <w:spacing w:before="0" w:after="334" w:line="240" w:lineRule="auto"/>
+        <w:spacing w:before="0" w:after="398" w:line="304" w:lineRule="exact"/>
         <w:ind w:right="230"/>
       </w:pPr>
       <w:r>
@@ -6810,7 +4616,7 @@
     <w:p>
       <w:pPr>
         <w:snapToGrid w:val="0"/>
-        <w:spacing w:before="0" w:after="334" w:line="240" w:lineRule="auto"/>
+        <w:spacing w:before="0" w:after="398" w:line="261" w:lineRule="exact"/>
         <w:ind w:right="230"/>
       </w:pPr>
       <w:r>
@@ -7020,7 +4826,7 @@
     <w:p>
       <w:pPr>
         <w:snapToGrid w:val="0"/>
-        <w:spacing w:before="0" w:after="334" w:line="240" w:lineRule="auto"/>
+        <w:spacing w:before="0" w:after="398" w:line="261" w:lineRule="exact"/>
         <w:ind w:right="230"/>
       </w:pPr>
       <w:r>
@@ -7151,7 +4957,7 @@
     <w:p>
       <w:pPr>
         <w:snapToGrid w:val="0"/>
-        <w:spacing w:before="0" w:after="334" w:line="240" w:lineRule="auto"/>
+        <w:spacing w:before="0" w:after="398" w:line="261" w:lineRule="exact"/>
         <w:ind w:right="230"/>
       </w:pPr>
       <w:r>
@@ -7348,7 +5154,7 @@
     <w:p>
       <w:pPr>
         <w:snapToGrid w:val="0"/>
-        <w:spacing w:before="0" w:after="334" w:line="240" w:lineRule="auto"/>
+        <w:spacing w:before="0" w:after="398" w:line="261" w:lineRule="exact"/>
         <w:ind w:right="230"/>
       </w:pPr>
       <w:r>
@@ -7497,7 +5303,7 @@
     <w:p>
       <w:pPr>
         <w:snapToGrid w:val="0"/>
-        <w:spacing w:before="0" w:after="334" w:line="240" w:lineRule="auto"/>
+        <w:spacing w:before="0" w:after="398" w:line="261" w:lineRule="exact"/>
         <w:ind w:right="230"/>
       </w:pPr>
       <w:r>
@@ -7780,13 +5586,16 @@
     </w:rPrDefault>
     <w:pPrDefault>
       <w:pPr>
-        <w:spacing w:after="0" w:line="240" w:lineRule="auto"/>
+        <w:spacing w:after="0" w:line="304" w:lineRule="exact"/>
         <w:jc w:val="both"/>
       </w:pPr>
     </w:pPrDefault>
   </w:docDefaults>
   <w:style w:type="paragraph" w:default="1" w:styleId="a">
     <w:name w:val="Normal"/>
+    <w:pPr>
+      <w:spacing w:after="0" w:line="304" w:lineRule="exact"/>
+    </w:pPr>
     <w:qFormat/>
   </w:style>
 </w:styles>

--- a/漢文プリント_表なし版/早発白帝城_解答版.docx
+++ b/漢文プリント_表なし版/早発白帝城_解答版.docx
@@ -77,12 +77,12 @@
           <wp:anchor distT="0" distB="0" distL="0" distR="0" simplePos="0" relativeHeight="251658240" behindDoc="1" locked="0" layoutInCell="1" allowOverlap="1">
             <wp:simplePos x="0" y="0"/>
             <wp:positionH relativeFrom="page">
-              <wp:posOffset>3823970</wp:posOffset>
+              <wp:posOffset>5005070</wp:posOffset>
             </wp:positionH>
             <wp:positionV relativeFrom="page">
               <wp:posOffset>469900</wp:posOffset>
             </wp:positionV>
-            <wp:extent cx="3220085" cy="6512560"/>
+            <wp:extent cx="2038985" cy="6512560"/>
             <wp:effectExtent l="0" t="0" r="0" b="0"/>
             <wp:wrapNone/>
             <wp:docPr id="2" name="frame2"/>
@@ -94,7 +94,7 @@
                   <wps:spPr>
                     <a:xfrm>
                       <a:off x="0" y="0"/>
-                      <a:ext cx="3220085" cy="6512560"/>
+                      <a:ext cx="2038985" cy="6512560"/>
                     </a:xfrm>
                     <a:prstGeom prst="roundRect">
                       <a:avLst>
@@ -120,12 +120,12 @@
           <wp:anchor distT="0" distB="0" distL="0" distR="0" simplePos="0" relativeHeight="251658240" behindDoc="1" locked="0" layoutInCell="1" allowOverlap="1">
             <wp:simplePos x="0" y="0"/>
             <wp:positionH relativeFrom="page">
-              <wp:posOffset>1087755</wp:posOffset>
+              <wp:posOffset>3056254</wp:posOffset>
             </wp:positionH>
             <wp:positionV relativeFrom="page">
               <wp:posOffset>469900</wp:posOffset>
             </wp:positionV>
-            <wp:extent cx="2672715" cy="6512560"/>
+            <wp:extent cx="1885315" cy="6512560"/>
             <wp:effectExtent l="0" t="0" r="0" b="0"/>
             <wp:wrapNone/>
             <wp:docPr id="3" name="frame3"/>
@@ -137,7 +137,7 @@
                   <wps:spPr>
                     <a:xfrm>
                       <a:off x="0" y="0"/>
-                      <a:ext cx="2672715" cy="6512560"/>
+                      <a:ext cx="1885315" cy="6512560"/>
                     </a:xfrm>
                     <a:prstGeom prst="roundRect">
                       <a:avLst>
@@ -2032,7 +2032,7 @@
     <w:p>
       <w:pPr>
         <w:snapToGrid w:val="0"/>
-        <w:spacing w:before="0" w:after="480" w:line="304" w:lineRule="exact"/>
+        <w:spacing w:before="0" w:after="170" w:line="304" w:lineRule="exact"/>
         <w:ind w:right="230"/>
       </w:pPr>
       <w:r>
@@ -2050,7 +2050,7 @@
     <w:p>
       <w:pPr>
         <w:snapToGrid w:val="0"/>
-        <w:spacing w:before="0" w:after="480" w:line="261" w:lineRule="exact"/>
+        <w:spacing w:before="0" w:after="170" w:line="261" w:lineRule="exact"/>
         <w:ind w:right="230"/>
       </w:pPr>
       <w:r>
@@ -2102,7 +2102,7 @@
     <w:p>
       <w:pPr>
         <w:snapToGrid w:val="0"/>
-        <w:spacing w:before="0" w:after="480" w:line="261" w:lineRule="exact"/>
+        <w:spacing w:before="0" w:after="170" w:line="261" w:lineRule="exact"/>
         <w:ind w:right="230"/>
       </w:pPr>
       <w:r>
@@ -2118,7 +2118,7 @@
     <w:p>
       <w:pPr>
         <w:snapToGrid w:val="0"/>
-        <w:spacing w:before="0" w:after="480" w:line="261" w:lineRule="exact"/>
+        <w:spacing w:before="0" w:after="170" w:line="261" w:lineRule="exact"/>
         <w:ind w:right="230"/>
       </w:pPr>
       <w:r>
@@ -2260,7 +2260,7 @@
     <w:p>
       <w:pPr>
         <w:snapToGrid w:val="0"/>
-        <w:spacing w:before="0" w:after="480" w:line="261" w:lineRule="exact"/>
+        <w:spacing w:before="0" w:after="170" w:line="261" w:lineRule="exact"/>
         <w:ind w:right="230"/>
       </w:pPr>
       <w:r>
@@ -2276,7 +2276,7 @@
     <w:p>
       <w:pPr>
         <w:snapToGrid w:val="0"/>
-        <w:spacing w:before="0" w:after="480" w:line="261" w:lineRule="exact"/>
+        <w:spacing w:before="0" w:after="170" w:line="261" w:lineRule="exact"/>
         <w:ind w:right="230"/>
       </w:pPr>
       <w:r>
@@ -2418,7 +2418,7 @@
     <w:p>
       <w:pPr>
         <w:snapToGrid w:val="0"/>
-        <w:spacing w:before="0" w:after="480" w:line="304" w:lineRule="exact"/>
+        <w:spacing w:before="0" w:after="170" w:line="304" w:lineRule="exact"/>
         <w:ind w:right="230"/>
       </w:pPr>
       <w:r>
@@ -2436,7 +2436,7 @@
     <w:p>
       <w:pPr>
         <w:snapToGrid w:val="0"/>
-        <w:spacing w:before="0" w:after="480" w:line="261" w:lineRule="exact"/>
+        <w:spacing w:before="0" w:after="170" w:line="261" w:lineRule="exact"/>
         <w:ind w:right="230"/>
       </w:pPr>
       <w:r>
@@ -2535,7 +2535,7 @@
     <w:p>
       <w:pPr>
         <w:snapToGrid w:val="0"/>
-        <w:spacing w:before="0" w:after="480" w:line="261" w:lineRule="exact"/>
+        <w:spacing w:before="0" w:after="170" w:line="261" w:lineRule="exact"/>
         <w:ind w:right="230"/>
       </w:pPr>
       <w:r>
@@ -2677,7 +2677,7 @@
     <w:p>
       <w:pPr>
         <w:snapToGrid w:val="0"/>
-        <w:spacing w:before="0" w:after="480" w:line="261" w:lineRule="exact"/>
+        <w:spacing w:before="0" w:after="170" w:line="261" w:lineRule="exact"/>
         <w:ind w:right="230"/>
       </w:pPr>
       <w:r>
@@ -2855,7 +2855,7 @@
     <w:p>
       <w:pPr>
         <w:snapToGrid w:val="0"/>
-        <w:spacing w:before="0" w:after="480" w:line="261" w:lineRule="exact"/>
+        <w:spacing w:before="0" w:after="170" w:line="261" w:lineRule="exact"/>
         <w:ind w:right="230"/>
       </w:pPr>
       <w:r>
@@ -3220,12 +3220,12 @@
           <wp:anchor distT="0" distB="0" distL="0" distR="0" simplePos="0" relativeHeight="251658240" behindDoc="1" locked="0" layoutInCell="1" allowOverlap="1">
             <wp:simplePos x="0" y="0"/>
             <wp:positionH relativeFrom="page">
-              <wp:posOffset>3670300</wp:posOffset>
+              <wp:posOffset>4683759</wp:posOffset>
             </wp:positionH>
             <wp:positionV relativeFrom="page">
               <wp:posOffset>469900</wp:posOffset>
             </wp:positionV>
-            <wp:extent cx="3326130" cy="6512560"/>
+            <wp:extent cx="2312670" cy="6512560"/>
             <wp:effectExtent l="0" t="0" r="0" b="0"/>
             <wp:wrapNone/>
             <wp:docPr id="2" name="frame2"/>
@@ -3237,7 +3237,7 @@
                   <wps:spPr>
                     <a:xfrm>
                       <a:off x="0" y="0"/>
-                      <a:ext cx="3326130" cy="6512560"/>
+                      <a:ext cx="2312670" cy="6512560"/>
                     </a:xfrm>
                     <a:prstGeom prst="roundRect">
                       <a:avLst>
@@ -3263,12 +3263,12 @@
           <wp:anchor distT="0" distB="0" distL="0" distR="0" simplePos="0" relativeHeight="251658240" behindDoc="1" locked="0" layoutInCell="1" allowOverlap="1">
             <wp:simplePos x="0" y="0"/>
             <wp:positionH relativeFrom="page">
-              <wp:posOffset>760730</wp:posOffset>
+              <wp:posOffset>2498089</wp:posOffset>
             </wp:positionH>
             <wp:positionV relativeFrom="page">
               <wp:posOffset>469900</wp:posOffset>
             </wp:positionV>
-            <wp:extent cx="2846069" cy="6512560"/>
+            <wp:extent cx="2122169" cy="6512560"/>
             <wp:effectExtent l="0" t="0" r="0" b="0"/>
             <wp:wrapNone/>
             <wp:docPr id="3" name="frame3"/>
@@ -3280,7 +3280,7 @@
                   <wps:spPr>
                     <a:xfrm>
                       <a:off x="0" y="0"/>
-                      <a:ext cx="2846069" cy="6512560"/>
+                      <a:ext cx="2122169" cy="6512560"/>
                     </a:xfrm>
                     <a:prstGeom prst="roundRect">
                       <a:avLst>
@@ -4344,7 +4344,7 @@
     <w:p>
       <w:pPr>
         <w:snapToGrid w:val="0"/>
-        <w:spacing w:before="0" w:after="398" w:line="304" w:lineRule="exact"/>
+        <w:spacing w:before="0" w:after="170" w:line="304" w:lineRule="exact"/>
         <w:ind w:right="230"/>
       </w:pPr>
       <w:r>
@@ -4362,7 +4362,7 @@
     <w:p>
       <w:pPr>
         <w:snapToGrid w:val="0"/>
-        <w:spacing w:before="0" w:after="398" w:line="261" w:lineRule="exact"/>
+        <w:spacing w:before="0" w:after="170" w:line="261" w:lineRule="exact"/>
         <w:ind w:right="230"/>
       </w:pPr>
       <w:r>
@@ -4378,7 +4378,7 @@
     <w:p>
       <w:pPr>
         <w:snapToGrid w:val="0"/>
-        <w:spacing w:before="0" w:after="398" w:line="261" w:lineRule="exact"/>
+        <w:spacing w:before="0" w:after="170" w:line="261" w:lineRule="exact"/>
         <w:ind w:right="230"/>
       </w:pPr>
       <w:r>
@@ -4403,7 +4403,7 @@
     <w:p>
       <w:pPr>
         <w:snapToGrid w:val="0"/>
-        <w:spacing w:before="0" w:after="398" w:line="261" w:lineRule="exact"/>
+        <w:spacing w:before="0" w:after="170" w:line="261" w:lineRule="exact"/>
         <w:ind w:right="230"/>
       </w:pPr>
       <w:r>
@@ -4462,7 +4462,7 @@
     <w:p>
       <w:pPr>
         <w:snapToGrid w:val="0"/>
-        <w:spacing w:before="0" w:after="398" w:line="261" w:lineRule="exact"/>
+        <w:spacing w:before="0" w:after="170" w:line="261" w:lineRule="exact"/>
         <w:ind w:right="230"/>
       </w:pPr>
       <w:r>
@@ -4487,7 +4487,7 @@
     <w:p>
       <w:pPr>
         <w:snapToGrid w:val="0"/>
-        <w:spacing w:before="0" w:after="398" w:line="261" w:lineRule="exact"/>
+        <w:spacing w:before="0" w:after="170" w:line="261" w:lineRule="exact"/>
         <w:ind w:right="230"/>
       </w:pPr>
       <w:r>
@@ -4503,7 +4503,7 @@
     <w:p>
       <w:pPr>
         <w:snapToGrid w:val="0"/>
-        <w:spacing w:before="0" w:after="398" w:line="261" w:lineRule="exact"/>
+        <w:spacing w:before="0" w:after="170" w:line="261" w:lineRule="exact"/>
         <w:ind w:right="230"/>
       </w:pPr>
       <w:r>
@@ -4598,7 +4598,7 @@
     <w:p>
       <w:pPr>
         <w:snapToGrid w:val="0"/>
-        <w:spacing w:before="0" w:after="398" w:line="304" w:lineRule="exact"/>
+        <w:spacing w:before="0" w:after="170" w:line="304" w:lineRule="exact"/>
         <w:ind w:right="230"/>
       </w:pPr>
       <w:r>
@@ -4616,7 +4616,7 @@
     <w:p>
       <w:pPr>
         <w:snapToGrid w:val="0"/>
-        <w:spacing w:before="0" w:after="398" w:line="261" w:lineRule="exact"/>
+        <w:spacing w:before="0" w:after="170" w:line="261" w:lineRule="exact"/>
         <w:ind w:right="230"/>
       </w:pPr>
       <w:r>
@@ -4826,7 +4826,7 @@
     <w:p>
       <w:pPr>
         <w:snapToGrid w:val="0"/>
-        <w:spacing w:before="0" w:after="398" w:line="261" w:lineRule="exact"/>
+        <w:spacing w:before="0" w:after="170" w:line="261" w:lineRule="exact"/>
         <w:ind w:right="230"/>
       </w:pPr>
       <w:r>
@@ -4957,7 +4957,7 @@
     <w:p>
       <w:pPr>
         <w:snapToGrid w:val="0"/>
-        <w:spacing w:before="0" w:after="398" w:line="261" w:lineRule="exact"/>
+        <w:spacing w:before="0" w:after="170" w:line="261" w:lineRule="exact"/>
         <w:ind w:right="230"/>
       </w:pPr>
       <w:r>
@@ -5154,7 +5154,7 @@
     <w:p>
       <w:pPr>
         <w:snapToGrid w:val="0"/>
-        <w:spacing w:before="0" w:after="398" w:line="261" w:lineRule="exact"/>
+        <w:spacing w:before="0" w:after="170" w:line="261" w:lineRule="exact"/>
         <w:ind w:right="230"/>
       </w:pPr>
       <w:r>
@@ -5303,7 +5303,7 @@
     <w:p>
       <w:pPr>
         <w:snapToGrid w:val="0"/>
-        <w:spacing w:before="0" w:after="398" w:line="261" w:lineRule="exact"/>
+        <w:spacing w:before="0" w:after="170" w:line="261" w:lineRule="exact"/>
         <w:ind w:right="230"/>
       </w:pPr>
       <w:r>

--- a/漢文プリント_表なし版/早発白帝城_解答版.docx
+++ b/漢文プリント_表なし版/早発白帝城_解答版.docx
@@ -4,8 +4,7 @@
   <w:body>
     <w:p>
       <w:pPr>
-        <w:snapToGrid w:val="0"/>
-        <w:spacing w:before="0" w:after="140" w:line="348" w:lineRule="exact"/>
+        <w:spacing w:before="0" w:after="140" w:line="240" w:lineRule="auto"/>
       </w:pPr>
       <w:r>
         <w:rPr>
@@ -34,12 +33,12 @@
           <wp:anchor distT="0" distB="0" distL="0" distR="0" simplePos="0" relativeHeight="251658240" behindDoc="1" locked="0" layoutInCell="1" allowOverlap="1">
             <wp:simplePos x="0" y="0"/>
             <wp:positionH relativeFrom="page">
-              <wp:posOffset>7127875</wp:posOffset>
+              <wp:posOffset>6805294</wp:posOffset>
             </wp:positionH>
             <wp:positionV relativeFrom="page">
               <wp:posOffset>469900</wp:posOffset>
             </wp:positionV>
-            <wp:extent cx="2577465" cy="6512560"/>
+            <wp:extent cx="2900045" cy="6512560"/>
             <wp:effectExtent l="0" t="0" r="0" b="0"/>
             <wp:wrapNone/>
             <wp:docPr id="1" name="frame1"/>
@@ -51,7 +50,7 @@
                   <wps:spPr>
                     <a:xfrm>
                       <a:off x="0" y="0"/>
-                      <a:ext cx="2577465" cy="6512560"/>
+                      <a:ext cx="2900045" cy="6512560"/>
                     </a:xfrm>
                     <a:prstGeom prst="roundRect">
                       <a:avLst>
@@ -77,12 +76,12 @@
           <wp:anchor distT="0" distB="0" distL="0" distR="0" simplePos="0" relativeHeight="251658240" behindDoc="1" locked="0" layoutInCell="1" allowOverlap="1">
             <wp:simplePos x="0" y="0"/>
             <wp:positionH relativeFrom="page">
-              <wp:posOffset>5005070</wp:posOffset>
+              <wp:posOffset>4785359</wp:posOffset>
             </wp:positionH>
             <wp:positionV relativeFrom="page">
               <wp:posOffset>469900</wp:posOffset>
             </wp:positionV>
-            <wp:extent cx="2038985" cy="6512560"/>
+            <wp:extent cx="2038984" cy="6512560"/>
             <wp:effectExtent l="0" t="0" r="0" b="0"/>
             <wp:wrapNone/>
             <wp:docPr id="2" name="frame2"/>
@@ -94,7 +93,7 @@
                   <wps:spPr>
                     <a:xfrm>
                       <a:off x="0" y="0"/>
-                      <a:ext cx="2038985" cy="6512560"/>
+                      <a:ext cx="2038984" cy="6512560"/>
                     </a:xfrm>
                     <a:prstGeom prst="roundRect">
                       <a:avLst>
@@ -120,12 +119,12 @@
           <wp:anchor distT="0" distB="0" distL="0" distR="0" simplePos="0" relativeHeight="251658240" behindDoc="1" locked="0" layoutInCell="1" allowOverlap="1">
             <wp:simplePos x="0" y="0"/>
             <wp:positionH relativeFrom="page">
-              <wp:posOffset>3056254</wp:posOffset>
+              <wp:posOffset>2579370</wp:posOffset>
             </wp:positionH>
             <wp:positionV relativeFrom="page">
               <wp:posOffset>469900</wp:posOffset>
             </wp:positionV>
-            <wp:extent cx="1885315" cy="6512560"/>
+            <wp:extent cx="2142489" cy="6512560"/>
             <wp:effectExtent l="0" t="0" r="0" b="0"/>
             <wp:wrapNone/>
             <wp:docPr id="3" name="frame3"/>
@@ -137,7 +136,7 @@
                   <wps:spPr>
                     <a:xfrm>
                       <a:off x="0" y="0"/>
-                      <a:ext cx="1885315" cy="6512560"/>
+                      <a:ext cx="2142489" cy="6512560"/>
                     </a:xfrm>
                     <a:prstGeom prst="roundRect">
                       <a:avLst>
@@ -161,8 +160,7 @@
     </w:p>
     <w:p>
       <w:pPr>
-        <w:snapToGrid w:val="0"/>
-        <w:spacing w:before="0" w:after="140" w:line="319" w:lineRule="exact"/>
+        <w:spacing w:before="0" w:after="140" w:line="240" w:lineRule="auto"/>
         <w:ind w:right="2200"/>
         <w:jc w:val="right"/>
       </w:pPr>
@@ -178,7 +176,11 @@
     </w:p>
     <w:p>
       <w:pPr>
-        <w:spacing w:after="0" w:line="20" w:lineRule="exact"/>
+        <w:spacing w:after="0" w:line="240" w:lineRule="auto"/>
+        <w:rPr>
+          <w:sz w:val="2"/>
+          <w:szCs w:val="2"/>
+        </w:rPr>
         <w:sectPr>
           <w:type w:val="continuous"/>
           <w:pgSz w:w="16838" w:h="11906" w:orient="landscape"/>
@@ -191,8 +193,7 @@
     </w:p>
     <w:p>
       <w:pPr>
-        <w:snapToGrid w:val="0"/>
-        <w:spacing w:before="0" w:after="170" w:line="522" w:lineRule="exact"/>
+        <w:spacing w:before="0" w:after="170" w:line="240" w:lineRule="auto"/>
         <w:ind w:right="170"/>
       </w:pPr>
       <w:r>
@@ -369,11 +370,88 @@
           </w:rubyBase>
         </w:ruby>
       </w:r>
+      <w:r>
+        <w:rPr/>
+        <w:ruby>
+          <w:rubyPr>
+            <w:rubyAlign w:val="distributeSpace"/>
+            <w:hps w:val="16"/>
+            <w:hpsRaise w:val="31"/>
+            <w:hpsBaseText w:val="36"/>
+            <w:lid w:val="ja-JP"/>
+          </w:rubyPr>
+          <w:rt>
+            <w:r>
+              <w:rPr>
+                <w:rFonts w:ascii="HG正楷書体-PRO" w:eastAsia="HG正楷書体-PRO" w:hAnsi="HG正楷書体-PRO" w:cs="HG正楷書体-PRO"/>
+                <w:color w:val="1A1A1A"/>
+                <w:sz w:val="16"/>
+                <w:szCs w:val="16"/>
+              </w:rPr>
+              <w:t>​</w:t>
+            </w:r>
+          </w:rt>
+          <w:rubyBase>
+            <w:r>
+              <w:rPr>
+                <w:rFonts w:ascii="HG正楷書体-PRO" w:eastAsia="HG正楷書体-PRO" w:hAnsi="HG正楷書体-PRO" w:cs="HG正楷書体-PRO"/>
+                <w:color w:val="1A1A1A"/>
+                <w:sz w:val="36"/>
+                <w:szCs w:val="36"/>
+              </w:rPr>
+              <w:t xml:space="preserve">​</w:t>
+            </w:r>
+          </w:rubyBase>
+        </w:ruby>
+      </w:r>
+      <w:r>
+        <w:rPr>
+          <w:rFonts w:ascii="HG正楷書体-PRO" w:eastAsia="HG正楷書体-PRO" w:hAnsi="HG正楷書体-PRO" w:cs="HG正楷書体-PRO"/>
+          <w:color w:val="1A1A1A"/>
+          <w:sz w:val="22"/>
+          <w:szCs w:val="22"/>
+          <w:vertAlign w:val="subscript"/>
+        </w:rPr>
+        <w:t xml:space="preserve">​</w:t>
+      </w:r>
+      <w:r>
+        <w:rPr/>
+        <w:ruby>
+          <w:rubyPr>
+            <w:rubyAlign w:val="distributeSpace"/>
+            <w:hps w:val="12"/>
+            <w:hpsRaise w:val="23"/>
+            <w:hpsBaseText w:val="27"/>
+            <w:lid w:val="ja-JP"/>
+          </w:rubyPr>
+          <w:rt>
+            <w:r>
+              <w:rPr>
+                <w:rFonts w:ascii="UD デジタル教科書体 N" w:eastAsia="UD デジタル教科書体 N" w:hAnsi="UD デジタル教科書体 N" w:cs="UD デジタル教科書体 N"/>
+                <w:color w:val="1A1A1A"/>
+                <w:sz w:val="12"/>
+                <w:szCs w:val="12"/>
+              </w:rPr>
+              <w:t>​</w:t>
+            </w:r>
+          </w:rt>
+          <w:rubyBase>
+            <w:r>
+              <w:rPr>
+                <w:rFonts w:ascii="UD デジタル教科書体 N" w:eastAsia="UD デジタル教科書体 N" w:hAnsi="UD デジタル教科書体 N" w:cs="UD デジタル教科書体 N"/>
+                <w:color w:val="1A1A1A"/>
+                <w:sz w:val="27"/>
+                <w:szCs w:val="27"/>
+              </w:rPr>
+              <w:t xml:space="preserve">​</w:t>
+            </w:r>
+          </w:rubyBase>
+        </w:ruby>
+      </w:r>
     </w:p>
     <w:p>
       <w:pPr>
-        <w:snapToGrid w:val="0"/>
-        <w:spacing w:before="0" w:after="170" w:line="522" w:lineRule="exact"/>
+        <w:spacing w:before="0" w:after="170" w:line="240" w:lineRule="auto"/>
         <w:ind w:right="170"/>
       </w:pPr>
       <w:r>
@@ -496,22 +574,6 @@
         </w:rPr>
         <w:t xml:space="preserve">間</w:t>
       </w:r>
-    </w:p>
-    <w:p>
-      <w:pPr>
-        <w:snapToGrid w:val="0"/>
-        <w:spacing w:before="0" w:after="170" w:line="522" w:lineRule="exact"/>
-        <w:ind w:right="170"/>
-      </w:pPr>
-      <w:r>
-        <w:rPr>
-          <w:rFonts w:ascii="HG正楷書体-PRO" w:eastAsia="HG正楷書体-PRO" w:hAnsi="HG正楷書体-PRO" w:cs="HG正楷書体-PRO"/>
-          <w:color w:val="1A1A1A"/>
-          <w:sz w:val="36"/>
-          <w:szCs w:val="36"/>
-        </w:rPr>
-        <w:t xml:space="preserve">千</w:t>
-      </w:r>
       <w:r>
         <w:rPr/>
         <w:ruby>
@@ -530,6 +592,99 @@
                 <w:sz w:val="16"/>
                 <w:szCs w:val="16"/>
               </w:rPr>
+              <w:t>​</w:t>
+            </w:r>
+          </w:rt>
+          <w:rubyBase>
+            <w:r>
+              <w:rPr>
+                <w:rFonts w:ascii="HG正楷書体-PRO" w:eastAsia="HG正楷書体-PRO" w:hAnsi="HG正楷書体-PRO" w:cs="HG正楷書体-PRO"/>
+                <w:color w:val="1A1A1A"/>
+                <w:sz w:val="36"/>
+                <w:szCs w:val="36"/>
+              </w:rPr>
+              <w:t xml:space="preserve">​</w:t>
+            </w:r>
+          </w:rubyBase>
+        </w:ruby>
+      </w:r>
+      <w:r>
+        <w:rPr>
+          <w:rFonts w:ascii="HG正楷書体-PRO" w:eastAsia="HG正楷書体-PRO" w:hAnsi="HG正楷書体-PRO" w:cs="HG正楷書体-PRO"/>
+          <w:color w:val="1A1A1A"/>
+          <w:sz w:val="22"/>
+          <w:szCs w:val="22"/>
+          <w:vertAlign w:val="subscript"/>
+        </w:rPr>
+        <w:t xml:space="preserve">​</w:t>
+      </w:r>
+      <w:r>
+        <w:rPr/>
+        <w:ruby>
+          <w:rubyPr>
+            <w:rubyAlign w:val="distributeSpace"/>
+            <w:hps w:val="12"/>
+            <w:hpsRaise w:val="23"/>
+            <w:hpsBaseText w:val="27"/>
+            <w:lid w:val="ja-JP"/>
+          </w:rubyPr>
+          <w:rt>
+            <w:r>
+              <w:rPr>
+                <w:rFonts w:ascii="UD デジタル教科書体 N" w:eastAsia="UD デジタル教科書体 N" w:hAnsi="UD デジタル教科書体 N" w:cs="UD デジタル教科書体 N"/>
+                <w:color w:val="1A1A1A"/>
+                <w:sz w:val="12"/>
+                <w:szCs w:val="12"/>
+              </w:rPr>
+              <w:t>​</w:t>
+            </w:r>
+          </w:rt>
+          <w:rubyBase>
+            <w:r>
+              <w:rPr>
+                <w:rFonts w:ascii="UD デジタル教科書体 N" w:eastAsia="UD デジタル教科書体 N" w:hAnsi="UD デジタル教科書体 N" w:cs="UD デジタル教科書体 N"/>
+                <w:color w:val="1A1A1A"/>
+                <w:sz w:val="27"/>
+                <w:szCs w:val="27"/>
+              </w:rPr>
+              <w:t xml:space="preserve">​</w:t>
+            </w:r>
+          </w:rubyBase>
+        </w:ruby>
+      </w:r>
+    </w:p>
+    <w:p>
+      <w:pPr>
+        <w:spacing w:before="0" w:after="170" w:line="240" w:lineRule="auto"/>
+        <w:ind w:right="170"/>
+      </w:pPr>
+      <w:r>
+        <w:rPr>
+          <w:rFonts w:ascii="HG正楷書体-PRO" w:eastAsia="HG正楷書体-PRO" w:hAnsi="HG正楷書体-PRO" w:cs="HG正楷書体-PRO"/>
+          <w:color w:val="1A1A1A"/>
+          <w:sz w:val="36"/>
+          <w:szCs w:val="36"/>
+        </w:rPr>
+        <w:t xml:space="preserve">千</w:t>
+      </w:r>
+      <w:r>
+        <w:rPr/>
+        <w:ruby>
+          <w:rubyPr>
+            <w:rubyAlign w:val="distributeSpace"/>
+            <w:hps w:val="16"/>
+            <w:hpsRaise w:val="31"/>
+            <w:hpsBaseText w:val="36"/>
+            <w:lid w:val="ja-JP"/>
+          </w:rubyPr>
+          <w:rt>
+            <w:r>
+              <w:rPr>
+                <w:rFonts w:ascii="HG正楷書体-PRO" w:eastAsia="HG正楷書体-PRO" w:hAnsi="HG正楷書体-PRO" w:cs="HG正楷書体-PRO"/>
+                <w:color w:val="1A1A1A"/>
+                <w:sz w:val="16"/>
+                <w:szCs w:val="16"/>
+              </w:rPr>
               <w:t>ノ</w:t>
             </w:r>
           </w:rt>
@@ -691,22 +846,6 @@
           </w:rubyBase>
         </w:ruby>
       </w:r>
-    </w:p>
-    <w:p>
-      <w:pPr>
-        <w:snapToGrid w:val="0"/>
-        <w:spacing w:before="0" w:after="170" w:line="522" w:lineRule="exact"/>
-        <w:ind w:right="170"/>
-      </w:pPr>
-      <w:r>
-        <w:rPr>
-          <w:rFonts w:ascii="HG正楷書体-PRO" w:eastAsia="HG正楷書体-PRO" w:hAnsi="HG正楷書体-PRO" w:cs="HG正楷書体-PRO"/>
-          <w:color w:val="1A1A1A"/>
-          <w:sz w:val="36"/>
-          <w:szCs w:val="36"/>
-        </w:rPr>
-        <w:t xml:space="preserve">両</w:t>
-      </w:r>
       <w:r>
         <w:rPr/>
         <w:ruby>
@@ -725,6 +864,99 @@
                 <w:sz w:val="16"/>
                 <w:szCs w:val="16"/>
               </w:rPr>
+              <w:t>​</w:t>
+            </w:r>
+          </w:rt>
+          <w:rubyBase>
+            <w:r>
+              <w:rPr>
+                <w:rFonts w:ascii="HG正楷書体-PRO" w:eastAsia="HG正楷書体-PRO" w:hAnsi="HG正楷書体-PRO" w:cs="HG正楷書体-PRO"/>
+                <w:color w:val="1A1A1A"/>
+                <w:sz w:val="36"/>
+                <w:szCs w:val="36"/>
+              </w:rPr>
+              <w:t xml:space="preserve">​</w:t>
+            </w:r>
+          </w:rubyBase>
+        </w:ruby>
+      </w:r>
+      <w:r>
+        <w:rPr>
+          <w:rFonts w:ascii="HG正楷書体-PRO" w:eastAsia="HG正楷書体-PRO" w:hAnsi="HG正楷書体-PRO" w:cs="HG正楷書体-PRO"/>
+          <w:color w:val="1A1A1A"/>
+          <w:sz w:val="22"/>
+          <w:szCs w:val="22"/>
+          <w:vertAlign w:val="subscript"/>
+        </w:rPr>
+        <w:t xml:space="preserve">​</w:t>
+      </w:r>
+      <w:r>
+        <w:rPr/>
+        <w:ruby>
+          <w:rubyPr>
+            <w:rubyAlign w:val="distributeSpace"/>
+            <w:hps w:val="12"/>
+            <w:hpsRaise w:val="23"/>
+            <w:hpsBaseText w:val="27"/>
+            <w:lid w:val="ja-JP"/>
+          </w:rubyPr>
+          <w:rt>
+            <w:r>
+              <w:rPr>
+                <w:rFonts w:ascii="UD デジタル教科書体 N" w:eastAsia="UD デジタル教科書体 N" w:hAnsi="UD デジタル教科書体 N" w:cs="UD デジタル教科書体 N"/>
+                <w:color w:val="1A1A1A"/>
+                <w:sz w:val="12"/>
+                <w:szCs w:val="12"/>
+              </w:rPr>
+              <w:t>​</w:t>
+            </w:r>
+          </w:rt>
+          <w:rubyBase>
+            <w:r>
+              <w:rPr>
+                <w:rFonts w:ascii="UD デジタル教科書体 N" w:eastAsia="UD デジタル教科書体 N" w:hAnsi="UD デジタル教科書体 N" w:cs="UD デジタル教科書体 N"/>
+                <w:color w:val="1A1A1A"/>
+                <w:sz w:val="27"/>
+                <w:szCs w:val="27"/>
+              </w:rPr>
+              <w:t xml:space="preserve">​</w:t>
+            </w:r>
+          </w:rubyBase>
+        </w:ruby>
+      </w:r>
+    </w:p>
+    <w:p>
+      <w:pPr>
+        <w:spacing w:before="0" w:after="170" w:line="240" w:lineRule="auto"/>
+        <w:ind w:right="170"/>
+      </w:pPr>
+      <w:r>
+        <w:rPr>
+          <w:rFonts w:ascii="HG正楷書体-PRO" w:eastAsia="HG正楷書体-PRO" w:hAnsi="HG正楷書体-PRO" w:cs="HG正楷書体-PRO"/>
+          <w:color w:val="1A1A1A"/>
+          <w:sz w:val="36"/>
+          <w:szCs w:val="36"/>
+        </w:rPr>
+        <w:t xml:space="preserve">両</w:t>
+      </w:r>
+      <w:r>
+        <w:rPr/>
+        <w:ruby>
+          <w:rubyPr>
+            <w:rubyAlign w:val="distributeSpace"/>
+            <w:hps w:val="16"/>
+            <w:hpsRaise w:val="31"/>
+            <w:hpsBaseText w:val="36"/>
+            <w:lid w:val="ja-JP"/>
+          </w:rubyPr>
+          <w:rt>
+            <w:r>
+              <w:rPr>
+                <w:rFonts w:ascii="HG正楷書体-PRO" w:eastAsia="HG正楷書体-PRO" w:hAnsi="HG正楷書体-PRO" w:cs="HG正楷書体-PRO"/>
+                <w:color w:val="1A1A1A"/>
+                <w:sz w:val="16"/>
+                <w:szCs w:val="16"/>
+              </w:rPr>
               <w:t>ノ</w:t>
             </w:r>
           </w:rt>
@@ -862,11 +1094,88 @@
           </w:rubyBase>
         </w:ruby>
       </w:r>
+      <w:r>
+        <w:rPr/>
+        <w:ruby>
+          <w:rubyPr>
+            <w:rubyAlign w:val="distributeSpace"/>
+            <w:hps w:val="16"/>
+            <w:hpsRaise w:val="31"/>
+            <w:hpsBaseText w:val="36"/>
+            <w:lid w:val="ja-JP"/>
+          </w:rubyPr>
+          <w:rt>
+            <w:r>
+              <w:rPr>
+                <w:rFonts w:ascii="HG正楷書体-PRO" w:eastAsia="HG正楷書体-PRO" w:hAnsi="HG正楷書体-PRO" w:cs="HG正楷書体-PRO"/>
+                <w:color w:val="1A1A1A"/>
+                <w:sz w:val="16"/>
+                <w:szCs w:val="16"/>
+              </w:rPr>
+              <w:t>​</w:t>
+            </w:r>
+          </w:rt>
+          <w:rubyBase>
+            <w:r>
+              <w:rPr>
+                <w:rFonts w:ascii="HG正楷書体-PRO" w:eastAsia="HG正楷書体-PRO" w:hAnsi="HG正楷書体-PRO" w:cs="HG正楷書体-PRO"/>
+                <w:color w:val="1A1A1A"/>
+                <w:sz w:val="36"/>
+                <w:szCs w:val="36"/>
+              </w:rPr>
+              <w:t xml:space="preserve">​</w:t>
+            </w:r>
+          </w:rubyBase>
+        </w:ruby>
+      </w:r>
+      <w:r>
+        <w:rPr>
+          <w:rFonts w:ascii="HG正楷書体-PRO" w:eastAsia="HG正楷書体-PRO" w:hAnsi="HG正楷書体-PRO" w:cs="HG正楷書体-PRO"/>
+          <w:color w:val="1A1A1A"/>
+          <w:sz w:val="22"/>
+          <w:szCs w:val="22"/>
+          <w:vertAlign w:val="subscript"/>
+        </w:rPr>
+        <w:t xml:space="preserve">​</w:t>
+      </w:r>
+      <w:r>
+        <w:rPr/>
+        <w:ruby>
+          <w:rubyPr>
+            <w:rubyAlign w:val="distributeSpace"/>
+            <w:hps w:val="12"/>
+            <w:hpsRaise w:val="23"/>
+            <w:hpsBaseText w:val="27"/>
+            <w:lid w:val="ja-JP"/>
+          </w:rubyPr>
+          <w:rt>
+            <w:r>
+              <w:rPr>
+                <w:rFonts w:ascii="UD デジタル教科書体 N" w:eastAsia="UD デジタル教科書体 N" w:hAnsi="UD デジタル教科書体 N" w:cs="UD デジタル教科書体 N"/>
+                <w:color w:val="1A1A1A"/>
+                <w:sz w:val="12"/>
+                <w:szCs w:val="12"/>
+              </w:rPr>
+              <w:t>​</w:t>
+            </w:r>
+          </w:rt>
+          <w:rubyBase>
+            <w:r>
+              <w:rPr>
+                <w:rFonts w:ascii="UD デジタル教科書体 N" w:eastAsia="UD デジタル教科書体 N" w:hAnsi="UD デジタル教科書体 N" w:cs="UD デジタル教科書体 N"/>
+                <w:color w:val="1A1A1A"/>
+                <w:sz w:val="27"/>
+                <w:szCs w:val="27"/>
+              </w:rPr>
+              <w:t xml:space="preserve">​</w:t>
+            </w:r>
+          </w:rubyBase>
+        </w:ruby>
+      </w:r>
     </w:p>
     <w:p>
       <w:pPr>
-        <w:snapToGrid w:val="0"/>
-        <w:spacing w:before="0" w:after="170" w:line="522" w:lineRule="exact"/>
+        <w:spacing w:before="0" w:after="170" w:line="240" w:lineRule="auto"/>
         <w:ind w:right="170"/>
       </w:pPr>
       <w:r>
@@ -1022,6 +1331,84 @@
           <w:szCs w:val="36"/>
         </w:rPr>
         <w:t xml:space="preserve">山</w:t>
+      </w:r>
+      <w:r>
+        <w:rPr/>
+        <w:ruby>
+          <w:rubyPr>
+            <w:rubyAlign w:val="distributeSpace"/>
+            <w:hps w:val="16"/>
+            <w:hpsRaise w:val="31"/>
+            <w:hpsBaseText w:val="36"/>
+            <w:lid w:val="ja-JP"/>
+          </w:rubyPr>
+          <w:rt>
+            <w:r>
+              <w:rPr>
+                <w:rFonts w:ascii="HG正楷書体-PRO" w:eastAsia="HG正楷書体-PRO" w:hAnsi="HG正楷書体-PRO" w:cs="HG正楷書体-PRO"/>
+                <w:color w:val="1A1A1A"/>
+                <w:sz w:val="16"/>
+                <w:szCs w:val="16"/>
+              </w:rPr>
+              <w:t>​</w:t>
+            </w:r>
+          </w:rt>
+          <w:rubyBase>
+            <w:r>
+              <w:rPr>
+                <w:rFonts w:ascii="HG正楷書体-PRO" w:eastAsia="HG正楷書体-PRO" w:hAnsi="HG正楷書体-PRO" w:cs="HG正楷書体-PRO"/>
+                <w:color w:val="1A1A1A"/>
+                <w:sz w:val="36"/>
+                <w:szCs w:val="36"/>
+              </w:rPr>
+              <w:t xml:space="preserve">​</w:t>
+            </w:r>
+          </w:rubyBase>
+        </w:ruby>
+      </w:r>
+      <w:r>
+        <w:rPr>
+          <w:rFonts w:ascii="HG正楷書体-PRO" w:eastAsia="HG正楷書体-PRO" w:hAnsi="HG正楷書体-PRO" w:cs="HG正楷書体-PRO"/>
+          <w:color w:val="1A1A1A"/>
+          <w:sz w:val="22"/>
+          <w:szCs w:val="22"/>
+          <w:vertAlign w:val="subscript"/>
+        </w:rPr>
+        <w:t xml:space="preserve">​</w:t>
+      </w:r>
+      <w:r>
+        <w:rPr/>
+        <w:ruby>
+          <w:rubyPr>
+            <w:rubyAlign w:val="distributeSpace"/>
+            <w:hps w:val="12"/>
+            <w:hpsRaise w:val="23"/>
+            <w:hpsBaseText w:val="27"/>
+            <w:lid w:val="ja-JP"/>
+          </w:rubyPr>
+          <w:rt>
+            <w:r>
+              <w:rPr>
+                <w:rFonts w:ascii="UD デジタル教科書体 N" w:eastAsia="UD デジタル教科書体 N" w:hAnsi="UD デジタル教科書体 N" w:cs="UD デジタル教科書体 N"/>
+                <w:color w:val="1A1A1A"/>
+                <w:sz w:val="12"/>
+                <w:szCs w:val="12"/>
+              </w:rPr>
+              <w:t>​</w:t>
+            </w:r>
+          </w:rt>
+          <w:rubyBase>
+            <w:r>
+              <w:rPr>
+                <w:rFonts w:ascii="UD デジタル教科書体 N" w:eastAsia="UD デジタル教科書体 N" w:hAnsi="UD デジタル教科書体 N" w:cs="UD デジタル教科書体 N"/>
+                <w:color w:val="1A1A1A"/>
+                <w:sz w:val="27"/>
+                <w:szCs w:val="27"/>
+              </w:rPr>
+              <w:t xml:space="preserve">​</w:t>
+            </w:r>
+          </w:rubyBase>
+        </w:ruby>
       </w:r>
     </w:p>
     <w:p>
@@ -1031,9 +1418,9 @@
           <w:left w:val="single" w:sz="4" w:space="1" w:color="A3B4CC"/>
           <w:bottom w:val="single" w:sz="4" w:space="1" w:color="A3B4CC"/>
           <w:right w:val="single" w:sz="4" w:space="1" w:color="A3B4CC"/>
+          <w:between w:val="single" w:sz="4" w:space="1" w:color="A3B4CC"/>
         </w:pBdr>
-        <w:snapToGrid w:val="0"/>
-        <w:spacing w:before="0" w:after="300" w:line="392" w:lineRule="exact"/>
+        <w:spacing w:before="0" w:after="170" w:line="240" w:lineRule="auto"/>
         <w:ind w:right="170"/>
       </w:pPr>
       <w:r>
@@ -1176,6 +1563,84 @@
           <w:szCs w:val="27"/>
         </w:rPr>
         <w:t xml:space="preserve">　　　　　　　　　　　　</w:t>
+      </w:r>
+      <w:r>
+        <w:rPr/>
+        <w:ruby>
+          <w:rubyPr>
+            <w:rubyAlign w:val="distributeSpace"/>
+            <w:hps w:val="16"/>
+            <w:hpsRaise w:val="31"/>
+            <w:hpsBaseText w:val="36"/>
+            <w:lid w:val="ja-JP"/>
+          </w:rubyPr>
+          <w:rt>
+            <w:r>
+              <w:rPr>
+                <w:rFonts w:ascii="HG正楷書体-PRO" w:eastAsia="HG正楷書体-PRO" w:hAnsi="HG正楷書体-PRO" w:cs="HG正楷書体-PRO"/>
+                <w:color w:val="1A1A1A"/>
+                <w:sz w:val="16"/>
+                <w:szCs w:val="16"/>
+              </w:rPr>
+              <w:t>​</w:t>
+            </w:r>
+          </w:rt>
+          <w:rubyBase>
+            <w:r>
+              <w:rPr>
+                <w:rFonts w:ascii="HG正楷書体-PRO" w:eastAsia="HG正楷書体-PRO" w:hAnsi="HG正楷書体-PRO" w:cs="HG正楷書体-PRO"/>
+                <w:color w:val="1A1A1A"/>
+                <w:sz w:val="36"/>
+                <w:szCs w:val="36"/>
+              </w:rPr>
+              <w:t xml:space="preserve">​</w:t>
+            </w:r>
+          </w:rubyBase>
+        </w:ruby>
+      </w:r>
+      <w:r>
+        <w:rPr>
+          <w:rFonts w:ascii="HG正楷書体-PRO" w:eastAsia="HG正楷書体-PRO" w:hAnsi="HG正楷書体-PRO" w:cs="HG正楷書体-PRO"/>
+          <w:color w:val="1A1A1A"/>
+          <w:sz w:val="22"/>
+          <w:szCs w:val="22"/>
+          <w:vertAlign w:val="subscript"/>
+        </w:rPr>
+        <w:t xml:space="preserve">​</w:t>
+      </w:r>
+      <w:r>
+        <w:rPr/>
+        <w:ruby>
+          <w:rubyPr>
+            <w:rubyAlign w:val="distributeSpace"/>
+            <w:hps w:val="12"/>
+            <w:hpsRaise w:val="23"/>
+            <w:hpsBaseText w:val="27"/>
+            <w:lid w:val="ja-JP"/>
+          </w:rubyPr>
+          <w:rt>
+            <w:r>
+              <w:rPr>
+                <w:rFonts w:ascii="UD デジタル教科書体 N" w:eastAsia="UD デジタル教科書体 N" w:hAnsi="UD デジタル教科書体 N" w:cs="UD デジタル教科書体 N"/>
+                <w:color w:val="1A1A1A"/>
+                <w:sz w:val="12"/>
+                <w:szCs w:val="12"/>
+              </w:rPr>
+              <w:t>​</w:t>
+            </w:r>
+          </w:rt>
+          <w:rubyBase>
+            <w:r>
+              <w:rPr>
+                <w:rFonts w:ascii="UD デジタル教科書体 N" w:eastAsia="UD デジタル教科書体 N" w:hAnsi="UD デジタル教科書体 N" w:cs="UD デジタル教科書体 N"/>
+                <w:color w:val="1A1A1A"/>
+                <w:sz w:val="27"/>
+                <w:szCs w:val="27"/>
+              </w:rPr>
+              <w:t xml:space="preserve">​</w:t>
+            </w:r>
+          </w:rubyBase>
+        </w:ruby>
       </w:r>
     </w:p>
     <w:p>
@@ -1185,9 +1650,9 @@
           <w:left w:val="single" w:sz="4" w:space="1" w:color="A3B4CC"/>
           <w:bottom w:val="single" w:sz="4" w:space="1" w:color="A3B4CC"/>
           <w:right w:val="single" w:sz="4" w:space="1" w:color="A3B4CC"/>
+          <w:between w:val="single" w:sz="4" w:space="1" w:color="A3B4CC"/>
         </w:pBdr>
-        <w:snapToGrid w:val="0"/>
-        <w:spacing w:before="0" w:after="300" w:line="392" w:lineRule="exact"/>
+        <w:spacing w:before="0" w:after="170" w:line="240" w:lineRule="auto"/>
         <w:ind w:right="170"/>
       </w:pPr>
       <w:r>
@@ -1404,6 +1869,84 @@
           <w:szCs w:val="27"/>
         </w:rPr>
         <w:t xml:space="preserve">　　　　　　　　　</w:t>
+      </w:r>
+      <w:r>
+        <w:rPr/>
+        <w:ruby>
+          <w:rubyPr>
+            <w:rubyAlign w:val="distributeSpace"/>
+            <w:hps w:val="16"/>
+            <w:hpsRaise w:val="31"/>
+            <w:hpsBaseText w:val="36"/>
+            <w:lid w:val="ja-JP"/>
+          </w:rubyPr>
+          <w:rt>
+            <w:r>
+              <w:rPr>
+                <w:rFonts w:ascii="HG正楷書体-PRO" w:eastAsia="HG正楷書体-PRO" w:hAnsi="HG正楷書体-PRO" w:cs="HG正楷書体-PRO"/>
+                <w:color w:val="1A1A1A"/>
+                <w:sz w:val="16"/>
+                <w:szCs w:val="16"/>
+              </w:rPr>
+              <w:t>​</w:t>
+            </w:r>
+          </w:rt>
+          <w:rubyBase>
+            <w:r>
+              <w:rPr>
+                <w:rFonts w:ascii="HG正楷書体-PRO" w:eastAsia="HG正楷書体-PRO" w:hAnsi="HG正楷書体-PRO" w:cs="HG正楷書体-PRO"/>
+                <w:color w:val="1A1A1A"/>
+                <w:sz w:val="36"/>
+                <w:szCs w:val="36"/>
+              </w:rPr>
+              <w:t xml:space="preserve">​</w:t>
+            </w:r>
+          </w:rubyBase>
+        </w:ruby>
+      </w:r>
+      <w:r>
+        <w:rPr>
+          <w:rFonts w:ascii="HG正楷書体-PRO" w:eastAsia="HG正楷書体-PRO" w:hAnsi="HG正楷書体-PRO" w:cs="HG正楷書体-PRO"/>
+          <w:color w:val="1A1A1A"/>
+          <w:sz w:val="22"/>
+          <w:szCs w:val="22"/>
+          <w:vertAlign w:val="subscript"/>
+        </w:rPr>
+        <w:t xml:space="preserve">​</w:t>
+      </w:r>
+      <w:r>
+        <w:rPr/>
+        <w:ruby>
+          <w:rubyPr>
+            <w:rubyAlign w:val="distributeSpace"/>
+            <w:hps w:val="12"/>
+            <w:hpsRaise w:val="23"/>
+            <w:hpsBaseText w:val="27"/>
+            <w:lid w:val="ja-JP"/>
+          </w:rubyPr>
+          <w:rt>
+            <w:r>
+              <w:rPr>
+                <w:rFonts w:ascii="UD デジタル教科書体 N" w:eastAsia="UD デジタル教科書体 N" w:hAnsi="UD デジタル教科書体 N" w:cs="UD デジタル教科書体 N"/>
+                <w:color w:val="1A1A1A"/>
+                <w:sz w:val="12"/>
+                <w:szCs w:val="12"/>
+              </w:rPr>
+              <w:t>​</w:t>
+            </w:r>
+          </w:rt>
+          <w:rubyBase>
+            <w:r>
+              <w:rPr>
+                <w:rFonts w:ascii="UD デジタル教科書体 N" w:eastAsia="UD デジタル教科書体 N" w:hAnsi="UD デジタル教科書体 N" w:cs="UD デジタル教科書体 N"/>
+                <w:color w:val="1A1A1A"/>
+                <w:sz w:val="27"/>
+                <w:szCs w:val="27"/>
+              </w:rPr>
+              <w:t xml:space="preserve">​</w:t>
+            </w:r>
+          </w:rubyBase>
+        </w:ruby>
       </w:r>
     </w:p>
     <w:p>
@@ -1413,9 +1956,9 @@
           <w:left w:val="single" w:sz="4" w:space="1" w:color="A3B4CC"/>
           <w:bottom w:val="single" w:sz="4" w:space="1" w:color="A3B4CC"/>
           <w:right w:val="single" w:sz="4" w:space="1" w:color="A3B4CC"/>
+          <w:between w:val="single" w:sz="4" w:space="1" w:color="A3B4CC"/>
         </w:pBdr>
-        <w:snapToGrid w:val="0"/>
-        <w:spacing w:before="0" w:after="300" w:line="392" w:lineRule="exact"/>
+        <w:spacing w:before="0" w:after="170" w:line="240" w:lineRule="auto"/>
         <w:ind w:right="170"/>
       </w:pPr>
       <w:r>
@@ -1598,6 +2141,84 @@
           <w:szCs w:val="27"/>
         </w:rPr>
         <w:t xml:space="preserve">　　　　　　　</w:t>
+      </w:r>
+      <w:r>
+        <w:rPr/>
+        <w:ruby>
+          <w:rubyPr>
+            <w:rubyAlign w:val="distributeSpace"/>
+            <w:hps w:val="16"/>
+            <w:hpsRaise w:val="31"/>
+            <w:hpsBaseText w:val="36"/>
+            <w:lid w:val="ja-JP"/>
+          </w:rubyPr>
+          <w:rt>
+            <w:r>
+              <w:rPr>
+                <w:rFonts w:ascii="HG正楷書体-PRO" w:eastAsia="HG正楷書体-PRO" w:hAnsi="HG正楷書体-PRO" w:cs="HG正楷書体-PRO"/>
+                <w:color w:val="1A1A1A"/>
+                <w:sz w:val="16"/>
+                <w:szCs w:val="16"/>
+              </w:rPr>
+              <w:t>​</w:t>
+            </w:r>
+          </w:rt>
+          <w:rubyBase>
+            <w:r>
+              <w:rPr>
+                <w:rFonts w:ascii="HG正楷書体-PRO" w:eastAsia="HG正楷書体-PRO" w:hAnsi="HG正楷書体-PRO" w:cs="HG正楷書体-PRO"/>
+                <w:color w:val="1A1A1A"/>
+                <w:sz w:val="36"/>
+                <w:szCs w:val="36"/>
+              </w:rPr>
+              <w:t xml:space="preserve">​</w:t>
+            </w:r>
+          </w:rubyBase>
+        </w:ruby>
+      </w:r>
+      <w:r>
+        <w:rPr>
+          <w:rFonts w:ascii="HG正楷書体-PRO" w:eastAsia="HG正楷書体-PRO" w:hAnsi="HG正楷書体-PRO" w:cs="HG正楷書体-PRO"/>
+          <w:color w:val="1A1A1A"/>
+          <w:sz w:val="22"/>
+          <w:szCs w:val="22"/>
+          <w:vertAlign w:val="subscript"/>
+        </w:rPr>
+        <w:t xml:space="preserve">​</w:t>
+      </w:r>
+      <w:r>
+        <w:rPr/>
+        <w:ruby>
+          <w:rubyPr>
+            <w:rubyAlign w:val="distributeSpace"/>
+            <w:hps w:val="12"/>
+            <w:hpsRaise w:val="23"/>
+            <w:hpsBaseText w:val="27"/>
+            <w:lid w:val="ja-JP"/>
+          </w:rubyPr>
+          <w:rt>
+            <w:r>
+              <w:rPr>
+                <w:rFonts w:ascii="UD デジタル教科書体 N" w:eastAsia="UD デジタル教科書体 N" w:hAnsi="UD デジタル教科書体 N" w:cs="UD デジタル教科書体 N"/>
+                <w:color w:val="1A1A1A"/>
+                <w:sz w:val="12"/>
+                <w:szCs w:val="12"/>
+              </w:rPr>
+              <w:t>​</w:t>
+            </w:r>
+          </w:rt>
+          <w:rubyBase>
+            <w:r>
+              <w:rPr>
+                <w:rFonts w:ascii="UD デジタル教科書体 N" w:eastAsia="UD デジタル教科書体 N" w:hAnsi="UD デジタル教科書体 N" w:cs="UD デジタル教科書体 N"/>
+                <w:color w:val="1A1A1A"/>
+                <w:sz w:val="27"/>
+                <w:szCs w:val="27"/>
+              </w:rPr>
+              <w:t xml:space="preserve">​</w:t>
+            </w:r>
+          </w:rubyBase>
+        </w:ruby>
       </w:r>
     </w:p>
     <w:p>
@@ -1607,9 +2228,9 @@
           <w:left w:val="single" w:sz="4" w:space="1" w:color="A3B4CC"/>
           <w:bottom w:val="single" w:sz="4" w:space="1" w:color="A3B4CC"/>
           <w:right w:val="single" w:sz="4" w:space="1" w:color="A3B4CC"/>
+          <w:between w:val="single" w:sz="4" w:space="1" w:color="A3B4CC"/>
         </w:pBdr>
-        <w:snapToGrid w:val="0"/>
-        <w:spacing w:before="0" w:after="300" w:line="392" w:lineRule="exact"/>
+        <w:spacing w:before="0" w:after="170" w:line="240" w:lineRule="auto"/>
         <w:ind w:right="170"/>
       </w:pPr>
       <w:r>
@@ -1792,6 +2413,84 @@
           <w:szCs w:val="27"/>
         </w:rPr>
         <w:t xml:space="preserve">　　　　　　</w:t>
+      </w:r>
+      <w:r>
+        <w:rPr/>
+        <w:ruby>
+          <w:rubyPr>
+            <w:rubyAlign w:val="distributeSpace"/>
+            <w:hps w:val="16"/>
+            <w:hpsRaise w:val="31"/>
+            <w:hpsBaseText w:val="36"/>
+            <w:lid w:val="ja-JP"/>
+          </w:rubyPr>
+          <w:rt>
+            <w:r>
+              <w:rPr>
+                <w:rFonts w:ascii="HG正楷書体-PRO" w:eastAsia="HG正楷書体-PRO" w:hAnsi="HG正楷書体-PRO" w:cs="HG正楷書体-PRO"/>
+                <w:color w:val="1A1A1A"/>
+                <w:sz w:val="16"/>
+                <w:szCs w:val="16"/>
+              </w:rPr>
+              <w:t>​</w:t>
+            </w:r>
+          </w:rt>
+          <w:rubyBase>
+            <w:r>
+              <w:rPr>
+                <w:rFonts w:ascii="HG正楷書体-PRO" w:eastAsia="HG正楷書体-PRO" w:hAnsi="HG正楷書体-PRO" w:cs="HG正楷書体-PRO"/>
+                <w:color w:val="1A1A1A"/>
+                <w:sz w:val="36"/>
+                <w:szCs w:val="36"/>
+              </w:rPr>
+              <w:t xml:space="preserve">​</w:t>
+            </w:r>
+          </w:rubyBase>
+        </w:ruby>
+      </w:r>
+      <w:r>
+        <w:rPr>
+          <w:rFonts w:ascii="HG正楷書体-PRO" w:eastAsia="HG正楷書体-PRO" w:hAnsi="HG正楷書体-PRO" w:cs="HG正楷書体-PRO"/>
+          <w:color w:val="1A1A1A"/>
+          <w:sz w:val="22"/>
+          <w:szCs w:val="22"/>
+          <w:vertAlign w:val="subscript"/>
+        </w:rPr>
+        <w:t xml:space="preserve">​</w:t>
+      </w:r>
+      <w:r>
+        <w:rPr/>
+        <w:ruby>
+          <w:rubyPr>
+            <w:rubyAlign w:val="distributeSpace"/>
+            <w:hps w:val="12"/>
+            <w:hpsRaise w:val="23"/>
+            <w:hpsBaseText w:val="27"/>
+            <w:lid w:val="ja-JP"/>
+          </w:rubyPr>
+          <w:rt>
+            <w:r>
+              <w:rPr>
+                <w:rFonts w:ascii="UD デジタル教科書体 N" w:eastAsia="UD デジタル教科書体 N" w:hAnsi="UD デジタル教科書体 N" w:cs="UD デジタル教科書体 N"/>
+                <w:color w:val="1A1A1A"/>
+                <w:sz w:val="12"/>
+                <w:szCs w:val="12"/>
+              </w:rPr>
+              <w:t>​</w:t>
+            </w:r>
+          </w:rt>
+          <w:rubyBase>
+            <w:r>
+              <w:rPr>
+                <w:rFonts w:ascii="UD デジタル教科書体 N" w:eastAsia="UD デジタル教科書体 N" w:hAnsi="UD デジタル教科書体 N" w:cs="UD デジタル教科書体 N"/>
+                <w:color w:val="1A1A1A"/>
+                <w:sz w:val="27"/>
+                <w:szCs w:val="27"/>
+              </w:rPr>
+              <w:t xml:space="preserve">​</w:t>
+            </w:r>
+          </w:rubyBase>
+        </w:ruby>
       </w:r>
     </w:p>
     <w:p>
@@ -1801,9 +2500,9 @@
           <w:left w:val="single" w:sz="4" w:space="1" w:color="A3B4CC"/>
           <w:bottom w:val="single" w:sz="4" w:space="1" w:color="A3B4CC"/>
           <w:right w:val="single" w:sz="4" w:space="1" w:color="A3B4CC"/>
+          <w:between w:val="single" w:sz="4" w:space="1" w:color="A3B4CC"/>
         </w:pBdr>
-        <w:snapToGrid w:val="0"/>
-        <w:spacing w:before="0" w:after="300" w:line="392" w:lineRule="exact"/>
+        <w:spacing w:before="0" w:after="170" w:line="240" w:lineRule="auto"/>
         <w:ind w:right="170"/>
       </w:pPr>
       <w:r>
@@ -2012,10 +2711,92 @@
         </w:rPr>
         <w:t xml:space="preserve">　　　　　　　　　</w:t>
       </w:r>
+      <w:r>
+        <w:rPr/>
+        <w:ruby>
+          <w:rubyPr>
+            <w:rubyAlign w:val="distributeSpace"/>
+            <w:hps w:val="16"/>
+            <w:hpsRaise w:val="31"/>
+            <w:hpsBaseText w:val="36"/>
+            <w:lid w:val="ja-JP"/>
+          </w:rubyPr>
+          <w:rt>
+            <w:r>
+              <w:rPr>
+                <w:rFonts w:ascii="HG正楷書体-PRO" w:eastAsia="HG正楷書体-PRO" w:hAnsi="HG正楷書体-PRO" w:cs="HG正楷書体-PRO"/>
+                <w:color w:val="1A1A1A"/>
+                <w:sz w:val="16"/>
+                <w:szCs w:val="16"/>
+              </w:rPr>
+              <w:t>​</w:t>
+            </w:r>
+          </w:rt>
+          <w:rubyBase>
+            <w:r>
+              <w:rPr>
+                <w:rFonts w:ascii="HG正楷書体-PRO" w:eastAsia="HG正楷書体-PRO" w:hAnsi="HG正楷書体-PRO" w:cs="HG正楷書体-PRO"/>
+                <w:color w:val="1A1A1A"/>
+                <w:sz w:val="36"/>
+                <w:szCs w:val="36"/>
+              </w:rPr>
+              <w:t xml:space="preserve">​</w:t>
+            </w:r>
+          </w:rubyBase>
+        </w:ruby>
+      </w:r>
+      <w:r>
+        <w:rPr>
+          <w:rFonts w:ascii="HG正楷書体-PRO" w:eastAsia="HG正楷書体-PRO" w:hAnsi="HG正楷書体-PRO" w:cs="HG正楷書体-PRO"/>
+          <w:color w:val="1A1A1A"/>
+          <w:sz w:val="22"/>
+          <w:szCs w:val="22"/>
+          <w:vertAlign w:val="subscript"/>
+        </w:rPr>
+        <w:t xml:space="preserve">​</w:t>
+      </w:r>
+      <w:r>
+        <w:rPr/>
+        <w:ruby>
+          <w:rubyPr>
+            <w:rubyAlign w:val="distributeSpace"/>
+            <w:hps w:val="12"/>
+            <w:hpsRaise w:val="23"/>
+            <w:hpsBaseText w:val="27"/>
+            <w:lid w:val="ja-JP"/>
+          </w:rubyPr>
+          <w:rt>
+            <w:r>
+              <w:rPr>
+                <w:rFonts w:ascii="UD デジタル教科書体 N" w:eastAsia="UD デジタル教科書体 N" w:hAnsi="UD デジタル教科書体 N" w:cs="UD デジタル教科書体 N"/>
+                <w:color w:val="1A1A1A"/>
+                <w:sz w:val="12"/>
+                <w:szCs w:val="12"/>
+              </w:rPr>
+              <w:t>​</w:t>
+            </w:r>
+          </w:rt>
+          <w:rubyBase>
+            <w:r>
+              <w:rPr>
+                <w:rFonts w:ascii="UD デジタル教科書体 N" w:eastAsia="UD デジタル教科書体 N" w:hAnsi="UD デジタル教科書体 N" w:cs="UD デジタル教科書体 N"/>
+                <w:color w:val="1A1A1A"/>
+                <w:sz w:val="27"/>
+                <w:szCs w:val="27"/>
+              </w:rPr>
+              <w:t xml:space="preserve">​</w:t>
+            </w:r>
+          </w:rubyBase>
+        </w:ruby>
+      </w:r>
     </w:p>
     <w:p>
       <w:pPr>
-        <w:spacing w:after="0" w:line="20" w:lineRule="exact"/>
+        <w:spacing w:after="0" w:line="240" w:lineRule="auto"/>
+        <w:rPr>
+          <w:sz w:val="2"/>
+          <w:szCs w:val="2"/>
+        </w:rPr>
         <w:sectPr>
           <w:type w:val="continuous"/>
           <w:pgSz w:w="16838" w:h="11906" w:orient="landscape"/>
@@ -2031,8 +2812,7 @@
     </w:p>
     <w:p>
       <w:pPr>
-        <w:snapToGrid w:val="0"/>
-        <w:spacing w:before="0" w:after="170" w:line="304" w:lineRule="exact"/>
+        <w:spacing w:before="0" w:after="170" w:line="240" w:lineRule="auto"/>
         <w:ind w:right="230"/>
       </w:pPr>
       <w:r>
@@ -2049,8 +2829,7 @@
     </w:p>
     <w:p>
       <w:pPr>
-        <w:snapToGrid w:val="0"/>
-        <w:spacing w:before="0" w:after="170" w:line="261" w:lineRule="exact"/>
+        <w:spacing w:before="0" w:after="170" w:line="240" w:lineRule="auto"/>
         <w:ind w:right="230"/>
       </w:pPr>
       <w:r>
@@ -2101,8 +2880,7 @@
     </w:p>
     <w:p>
       <w:pPr>
-        <w:snapToGrid w:val="0"/>
-        <w:spacing w:before="0" w:after="170" w:line="261" w:lineRule="exact"/>
+        <w:spacing w:before="0" w:after="170" w:line="240" w:lineRule="auto"/>
         <w:ind w:right="230"/>
       </w:pPr>
       <w:r>
@@ -2117,8 +2895,7 @@
     </w:p>
     <w:p>
       <w:pPr>
-        <w:snapToGrid w:val="0"/>
-        <w:spacing w:before="0" w:after="170" w:line="261" w:lineRule="exact"/>
+        <w:spacing w:before="0" w:after="170" w:line="240" w:lineRule="auto"/>
         <w:ind w:right="230"/>
       </w:pPr>
       <w:r>
@@ -2259,8 +3036,7 @@
     </w:p>
     <w:p>
       <w:pPr>
-        <w:snapToGrid w:val="0"/>
-        <w:spacing w:before="0" w:after="170" w:line="261" w:lineRule="exact"/>
+        <w:spacing w:before="0" w:after="170" w:line="240" w:lineRule="auto"/>
         <w:ind w:right="230"/>
       </w:pPr>
       <w:r>
@@ -2275,8 +3051,7 @@
     </w:p>
     <w:p>
       <w:pPr>
-        <w:snapToGrid w:val="0"/>
-        <w:spacing w:before="0" w:after="170" w:line="261" w:lineRule="exact"/>
+        <w:spacing w:before="0" w:after="170" w:line="240" w:lineRule="auto"/>
         <w:ind w:right="230"/>
       </w:pPr>
       <w:r>
@@ -2417,8 +3192,7 @@
     </w:p>
     <w:p>
       <w:pPr>
-        <w:snapToGrid w:val="0"/>
-        <w:spacing w:before="0" w:after="170" w:line="304" w:lineRule="exact"/>
+        <w:spacing w:before="0" w:after="170" w:line="240" w:lineRule="auto"/>
         <w:ind w:right="230"/>
       </w:pPr>
       <w:r>
@@ -2435,8 +3209,7 @@
     </w:p>
     <w:p>
       <w:pPr>
-        <w:snapToGrid w:val="0"/>
-        <w:spacing w:before="0" w:after="170" w:line="261" w:lineRule="exact"/>
+        <w:spacing w:before="0" w:after="170" w:line="240" w:lineRule="auto"/>
         <w:ind w:right="230"/>
       </w:pPr>
       <w:r>
@@ -2534,8 +3307,7 @@
     </w:p>
     <w:p>
       <w:pPr>
-        <w:snapToGrid w:val="0"/>
-        <w:spacing w:before="0" w:after="170" w:line="261" w:lineRule="exact"/>
+        <w:spacing w:before="0" w:after="170" w:line="240" w:lineRule="auto"/>
         <w:ind w:right="230"/>
       </w:pPr>
       <w:r>
@@ -2676,8 +3448,7 @@
     </w:p>
     <w:p>
       <w:pPr>
-        <w:snapToGrid w:val="0"/>
-        <w:spacing w:before="0" w:after="170" w:line="261" w:lineRule="exact"/>
+        <w:spacing w:before="0" w:after="170" w:line="240" w:lineRule="auto"/>
         <w:ind w:right="230"/>
       </w:pPr>
       <w:r>
@@ -2854,8 +3625,7 @@
     </w:p>
     <w:p>
       <w:pPr>
-        <w:snapToGrid w:val="0"/>
-        <w:spacing w:before="0" w:after="170" w:line="261" w:lineRule="exact"/>
+        <w:spacing w:before="0" w:after="170" w:line="240" w:lineRule="auto"/>
         <w:ind w:right="230"/>
       </w:pPr>
       <w:r>
@@ -3134,7 +3904,11 @@
     </w:p>
     <w:p>
       <w:pPr>
-        <w:spacing w:after="0" w:line="20" w:lineRule="exact"/>
+        <w:spacing w:after="0" w:line="240" w:lineRule="auto"/>
+        <w:rPr>
+          <w:sz w:val="2"/>
+          <w:szCs w:val="2"/>
+        </w:rPr>
         <w:sectPr>
           <w:type w:val="continuous"/>
           <w:pgSz w:w="16838" w:h="11906" w:orient="landscape"/>
@@ -3147,8 +3921,7 @@
     </w:p>
     <w:p>
       <w:pPr>
-        <w:snapToGrid w:val="0"/>
-        <w:spacing w:before="0" w:after="140" w:line="348" w:lineRule="exact"/>
+        <w:spacing w:before="0" w:after="140" w:line="240" w:lineRule="auto"/>
       </w:pPr>
       <w:r>
         <w:rPr>
@@ -3177,12 +3950,12 @@
           <wp:anchor distT="0" distB="0" distL="0" distR="0" simplePos="0" relativeHeight="251658240" behindDoc="1" locked="0" layoutInCell="1" allowOverlap="1">
             <wp:simplePos x="0" y="0"/>
             <wp:positionH relativeFrom="page">
-              <wp:posOffset>7127875</wp:posOffset>
+              <wp:posOffset>6879590</wp:posOffset>
             </wp:positionH>
             <wp:positionV relativeFrom="page">
               <wp:posOffset>469900</wp:posOffset>
             </wp:positionV>
-            <wp:extent cx="2577465" cy="6512560"/>
+            <wp:extent cx="2825750" cy="6512560"/>
             <wp:effectExtent l="0" t="0" r="0" b="0"/>
             <wp:wrapNone/>
             <wp:docPr id="1" name="frame1"/>
@@ -3194,7 +3967,7 @@
                   <wps:spPr>
                     <a:xfrm>
                       <a:off x="0" y="0"/>
-                      <a:ext cx="2577465" cy="6512560"/>
+                      <a:ext cx="2825750" cy="6512560"/>
                     </a:xfrm>
                     <a:prstGeom prst="roundRect">
                       <a:avLst>
@@ -3220,12 +3993,12 @@
           <wp:anchor distT="0" distB="0" distL="0" distR="0" simplePos="0" relativeHeight="251658240" behindDoc="1" locked="0" layoutInCell="1" allowOverlap="1">
             <wp:simplePos x="0" y="0"/>
             <wp:positionH relativeFrom="page">
-              <wp:posOffset>4683759</wp:posOffset>
+              <wp:posOffset>4446904</wp:posOffset>
             </wp:positionH>
             <wp:positionV relativeFrom="page">
               <wp:posOffset>469900</wp:posOffset>
             </wp:positionV>
-            <wp:extent cx="2312670" cy="6512560"/>
+            <wp:extent cx="2459989" cy="6512560"/>
             <wp:effectExtent l="0" t="0" r="0" b="0"/>
             <wp:wrapNone/>
             <wp:docPr id="2" name="frame2"/>
@@ -3237,7 +4010,7 @@
                   <wps:spPr>
                     <a:xfrm>
                       <a:off x="0" y="0"/>
-                      <a:ext cx="2312670" cy="6512560"/>
+                      <a:ext cx="2459989" cy="6512560"/>
                     </a:xfrm>
                     <a:prstGeom prst="roundRect">
                       <a:avLst>
@@ -3263,12 +4036,12 @@
           <wp:anchor distT="0" distB="0" distL="0" distR="0" simplePos="0" relativeHeight="251658240" behindDoc="1" locked="0" layoutInCell="1" allowOverlap="1">
             <wp:simplePos x="0" y="0"/>
             <wp:positionH relativeFrom="page">
-              <wp:posOffset>2498089</wp:posOffset>
+              <wp:posOffset>1893570</wp:posOffset>
             </wp:positionH>
             <wp:positionV relativeFrom="page">
               <wp:posOffset>469900</wp:posOffset>
             </wp:positionV>
-            <wp:extent cx="2122169" cy="6512560"/>
+            <wp:extent cx="2489834" cy="6512560"/>
             <wp:effectExtent l="0" t="0" r="0" b="0"/>
             <wp:wrapNone/>
             <wp:docPr id="3" name="frame3"/>
@@ -3280,7 +4053,7 @@
                   <wps:spPr>
                     <a:xfrm>
                       <a:off x="0" y="0"/>
-                      <a:ext cx="2122169" cy="6512560"/>
+                      <a:ext cx="2489834" cy="6512560"/>
                     </a:xfrm>
                     <a:prstGeom prst="roundRect">
                       <a:avLst>
@@ -3304,8 +4077,7 @@
     </w:p>
     <w:p>
       <w:pPr>
-        <w:snapToGrid w:val="0"/>
-        <w:spacing w:before="0" w:after="140" w:line="319" w:lineRule="exact"/>
+        <w:spacing w:before="0" w:after="140" w:line="240" w:lineRule="auto"/>
         <w:ind w:right="2200"/>
         <w:jc w:val="right"/>
       </w:pPr>
@@ -3321,7 +4093,11 @@
     </w:p>
     <w:p>
       <w:pPr>
-        <w:spacing w:after="0" w:line="20" w:lineRule="exact"/>
+        <w:spacing w:after="0" w:line="240" w:lineRule="auto"/>
+        <w:rPr>
+          <w:sz w:val="2"/>
+          <w:szCs w:val="2"/>
+        </w:rPr>
         <w:sectPr>
           <w:type w:val="nextPage"/>
           <w:pgSz w:w="16838" w:h="11906" w:orient="landscape"/>
@@ -3334,8 +4110,7 @@
     </w:p>
     <w:p>
       <w:pPr>
-        <w:snapToGrid w:val="0"/>
-        <w:spacing w:before="0" w:after="170" w:line="522" w:lineRule="exact"/>
+        <w:spacing w:before="0" w:after="170" w:line="240" w:lineRule="auto"/>
         <w:ind w:right="170"/>
       </w:pPr>
       <w:r>
@@ -3512,11 +4287,88 @@
           </w:rubyBase>
         </w:ruby>
       </w:r>
+      <w:r>
+        <w:rPr/>
+        <w:ruby>
+          <w:rubyPr>
+            <w:rubyAlign w:val="distributeSpace"/>
+            <w:hps w:val="16"/>
+            <w:hpsRaise w:val="31"/>
+            <w:hpsBaseText w:val="36"/>
+            <w:lid w:val="ja-JP"/>
+          </w:rubyPr>
+          <w:rt>
+            <w:r>
+              <w:rPr>
+                <w:rFonts w:ascii="HG正楷書体-PRO" w:eastAsia="HG正楷書体-PRO" w:hAnsi="HG正楷書体-PRO" w:cs="HG正楷書体-PRO"/>
+                <w:color w:val="1A1A1A"/>
+                <w:sz w:val="16"/>
+                <w:szCs w:val="16"/>
+              </w:rPr>
+              <w:t>​</w:t>
+            </w:r>
+          </w:rt>
+          <w:rubyBase>
+            <w:r>
+              <w:rPr>
+                <w:rFonts w:ascii="HG正楷書体-PRO" w:eastAsia="HG正楷書体-PRO" w:hAnsi="HG正楷書体-PRO" w:cs="HG正楷書体-PRO"/>
+                <w:color w:val="1A1A1A"/>
+                <w:sz w:val="36"/>
+                <w:szCs w:val="36"/>
+              </w:rPr>
+              <w:t xml:space="preserve">​</w:t>
+            </w:r>
+          </w:rubyBase>
+        </w:ruby>
+      </w:r>
+      <w:r>
+        <w:rPr>
+          <w:rFonts w:ascii="HG正楷書体-PRO" w:eastAsia="HG正楷書体-PRO" w:hAnsi="HG正楷書体-PRO" w:cs="HG正楷書体-PRO"/>
+          <w:color w:val="1A1A1A"/>
+          <w:sz w:val="22"/>
+          <w:szCs w:val="22"/>
+          <w:vertAlign w:val="subscript"/>
+        </w:rPr>
+        <w:t xml:space="preserve">​</w:t>
+      </w:r>
+      <w:r>
+        <w:rPr/>
+        <w:ruby>
+          <w:rubyPr>
+            <w:rubyAlign w:val="distributeSpace"/>
+            <w:hps w:val="8"/>
+            <w:hpsRaise w:val="16"/>
+            <w:hpsBaseText w:val="18"/>
+            <w:lid w:val="ja-JP"/>
+          </w:rubyPr>
+          <w:rt>
+            <w:r>
+              <w:rPr>
+                <w:rFonts w:ascii="UD デジタル教科書体 N" w:eastAsia="UD デジタル教科書体 N" w:hAnsi="UD デジタル教科書体 N" w:cs="UD デジタル教科書体 N"/>
+                <w:color w:val="1A1A1A"/>
+                <w:sz w:val="8"/>
+                <w:szCs w:val="8"/>
+              </w:rPr>
+              <w:t>​</w:t>
+            </w:r>
+          </w:rt>
+          <w:rubyBase>
+            <w:r>
+              <w:rPr>
+                <w:rFonts w:ascii="UD デジタル教科書体 N" w:eastAsia="UD デジタル教科書体 N" w:hAnsi="UD デジタル教科書体 N" w:cs="UD デジタル教科書体 N"/>
+                <w:color w:val="1A1A1A"/>
+                <w:sz w:val="18"/>
+                <w:szCs w:val="18"/>
+              </w:rPr>
+              <w:t xml:space="preserve">​</w:t>
+            </w:r>
+          </w:rubyBase>
+        </w:ruby>
+      </w:r>
     </w:p>
     <w:p>
       <w:pPr>
-        <w:snapToGrid w:val="0"/>
-        <w:spacing w:before="0" w:after="170" w:line="522" w:lineRule="exact"/>
+        <w:spacing w:before="0" w:after="170" w:line="240" w:lineRule="auto"/>
         <w:ind w:right="170"/>
       </w:pPr>
       <w:r>
@@ -3639,22 +4491,6 @@
         </w:rPr>
         <w:t xml:space="preserve">間</w:t>
       </w:r>
-    </w:p>
-    <w:p>
-      <w:pPr>
-        <w:snapToGrid w:val="0"/>
-        <w:spacing w:before="0" w:after="170" w:line="522" w:lineRule="exact"/>
-        <w:ind w:right="170"/>
-      </w:pPr>
-      <w:r>
-        <w:rPr>
-          <w:rFonts w:ascii="HG正楷書体-PRO" w:eastAsia="HG正楷書体-PRO" w:hAnsi="HG正楷書体-PRO" w:cs="HG正楷書体-PRO"/>
-          <w:color w:val="1A1A1A"/>
-          <w:sz w:val="36"/>
-          <w:szCs w:val="36"/>
-        </w:rPr>
-        <w:t xml:space="preserve">千</w:t>
-      </w:r>
       <w:r>
         <w:rPr/>
         <w:ruby>
@@ -3673,6 +4509,99 @@
                 <w:sz w:val="16"/>
                 <w:szCs w:val="16"/>
               </w:rPr>
+              <w:t>​</w:t>
+            </w:r>
+          </w:rt>
+          <w:rubyBase>
+            <w:r>
+              <w:rPr>
+                <w:rFonts w:ascii="HG正楷書体-PRO" w:eastAsia="HG正楷書体-PRO" w:hAnsi="HG正楷書体-PRO" w:cs="HG正楷書体-PRO"/>
+                <w:color w:val="1A1A1A"/>
+                <w:sz w:val="36"/>
+                <w:szCs w:val="36"/>
+              </w:rPr>
+              <w:t xml:space="preserve">​</w:t>
+            </w:r>
+          </w:rubyBase>
+        </w:ruby>
+      </w:r>
+      <w:r>
+        <w:rPr>
+          <w:rFonts w:ascii="HG正楷書体-PRO" w:eastAsia="HG正楷書体-PRO" w:hAnsi="HG正楷書体-PRO" w:cs="HG正楷書体-PRO"/>
+          <w:color w:val="1A1A1A"/>
+          <w:sz w:val="22"/>
+          <w:szCs w:val="22"/>
+          <w:vertAlign w:val="subscript"/>
+        </w:rPr>
+        <w:t xml:space="preserve">​</w:t>
+      </w:r>
+      <w:r>
+        <w:rPr/>
+        <w:ruby>
+          <w:rubyPr>
+            <w:rubyAlign w:val="distributeSpace"/>
+            <w:hps w:val="8"/>
+            <w:hpsRaise w:val="16"/>
+            <w:hpsBaseText w:val="18"/>
+            <w:lid w:val="ja-JP"/>
+          </w:rubyPr>
+          <w:rt>
+            <w:r>
+              <w:rPr>
+                <w:rFonts w:ascii="UD デジタル教科書体 N" w:eastAsia="UD デジタル教科書体 N" w:hAnsi="UD デジタル教科書体 N" w:cs="UD デジタル教科書体 N"/>
+                <w:color w:val="1A1A1A"/>
+                <w:sz w:val="8"/>
+                <w:szCs w:val="8"/>
+              </w:rPr>
+              <w:t>​</w:t>
+            </w:r>
+          </w:rt>
+          <w:rubyBase>
+            <w:r>
+              <w:rPr>
+                <w:rFonts w:ascii="UD デジタル教科書体 N" w:eastAsia="UD デジタル教科書体 N" w:hAnsi="UD デジタル教科書体 N" w:cs="UD デジタル教科書体 N"/>
+                <w:color w:val="1A1A1A"/>
+                <w:sz w:val="18"/>
+                <w:szCs w:val="18"/>
+              </w:rPr>
+              <w:t xml:space="preserve">​</w:t>
+            </w:r>
+          </w:rubyBase>
+        </w:ruby>
+      </w:r>
+    </w:p>
+    <w:p>
+      <w:pPr>
+        <w:spacing w:before="0" w:after="170" w:line="240" w:lineRule="auto"/>
+        <w:ind w:right="170"/>
+      </w:pPr>
+      <w:r>
+        <w:rPr>
+          <w:rFonts w:ascii="HG正楷書体-PRO" w:eastAsia="HG正楷書体-PRO" w:hAnsi="HG正楷書体-PRO" w:cs="HG正楷書体-PRO"/>
+          <w:color w:val="1A1A1A"/>
+          <w:sz w:val="36"/>
+          <w:szCs w:val="36"/>
+        </w:rPr>
+        <w:t xml:space="preserve">千</w:t>
+      </w:r>
+      <w:r>
+        <w:rPr/>
+        <w:ruby>
+          <w:rubyPr>
+            <w:rubyAlign w:val="distributeSpace"/>
+            <w:hps w:val="16"/>
+            <w:hpsRaise w:val="31"/>
+            <w:hpsBaseText w:val="36"/>
+            <w:lid w:val="ja-JP"/>
+          </w:rubyPr>
+          <w:rt>
+            <w:r>
+              <w:rPr>
+                <w:rFonts w:ascii="HG正楷書体-PRO" w:eastAsia="HG正楷書体-PRO" w:hAnsi="HG正楷書体-PRO" w:cs="HG正楷書体-PRO"/>
+                <w:color w:val="1A1A1A"/>
+                <w:sz w:val="16"/>
+                <w:szCs w:val="16"/>
+              </w:rPr>
               <w:t>ノ</w:t>
             </w:r>
           </w:rt>
@@ -3834,22 +4763,6 @@
           </w:rubyBase>
         </w:ruby>
       </w:r>
-    </w:p>
-    <w:p>
-      <w:pPr>
-        <w:snapToGrid w:val="0"/>
-        <w:spacing w:before="0" w:after="170" w:line="522" w:lineRule="exact"/>
-        <w:ind w:right="170"/>
-      </w:pPr>
-      <w:r>
-        <w:rPr>
-          <w:rFonts w:ascii="HG正楷書体-PRO" w:eastAsia="HG正楷書体-PRO" w:hAnsi="HG正楷書体-PRO" w:cs="HG正楷書体-PRO"/>
-          <w:color w:val="1A1A1A"/>
-          <w:sz w:val="36"/>
-          <w:szCs w:val="36"/>
-        </w:rPr>
-        <w:t xml:space="preserve">両</w:t>
-      </w:r>
       <w:r>
         <w:rPr/>
         <w:ruby>
@@ -3868,6 +4781,99 @@
                 <w:sz w:val="16"/>
                 <w:szCs w:val="16"/>
               </w:rPr>
+              <w:t>​</w:t>
+            </w:r>
+          </w:rt>
+          <w:rubyBase>
+            <w:r>
+              <w:rPr>
+                <w:rFonts w:ascii="HG正楷書体-PRO" w:eastAsia="HG正楷書体-PRO" w:hAnsi="HG正楷書体-PRO" w:cs="HG正楷書体-PRO"/>
+                <w:color w:val="1A1A1A"/>
+                <w:sz w:val="36"/>
+                <w:szCs w:val="36"/>
+              </w:rPr>
+              <w:t xml:space="preserve">​</w:t>
+            </w:r>
+          </w:rubyBase>
+        </w:ruby>
+      </w:r>
+      <w:r>
+        <w:rPr>
+          <w:rFonts w:ascii="HG正楷書体-PRO" w:eastAsia="HG正楷書体-PRO" w:hAnsi="HG正楷書体-PRO" w:cs="HG正楷書体-PRO"/>
+          <w:color w:val="1A1A1A"/>
+          <w:sz w:val="22"/>
+          <w:szCs w:val="22"/>
+          <w:vertAlign w:val="subscript"/>
+        </w:rPr>
+        <w:t xml:space="preserve">​</w:t>
+      </w:r>
+      <w:r>
+        <w:rPr/>
+        <w:ruby>
+          <w:rubyPr>
+            <w:rubyAlign w:val="distributeSpace"/>
+            <w:hps w:val="8"/>
+            <w:hpsRaise w:val="16"/>
+            <w:hpsBaseText w:val="18"/>
+            <w:lid w:val="ja-JP"/>
+          </w:rubyPr>
+          <w:rt>
+            <w:r>
+              <w:rPr>
+                <w:rFonts w:ascii="UD デジタル教科書体 N" w:eastAsia="UD デジタル教科書体 N" w:hAnsi="UD デジタル教科書体 N" w:cs="UD デジタル教科書体 N"/>
+                <w:color w:val="1A1A1A"/>
+                <w:sz w:val="8"/>
+                <w:szCs w:val="8"/>
+              </w:rPr>
+              <w:t>​</w:t>
+            </w:r>
+          </w:rt>
+          <w:rubyBase>
+            <w:r>
+              <w:rPr>
+                <w:rFonts w:ascii="UD デジタル教科書体 N" w:eastAsia="UD デジタル教科書体 N" w:hAnsi="UD デジタル教科書体 N" w:cs="UD デジタル教科書体 N"/>
+                <w:color w:val="1A1A1A"/>
+                <w:sz w:val="18"/>
+                <w:szCs w:val="18"/>
+              </w:rPr>
+              <w:t xml:space="preserve">​</w:t>
+            </w:r>
+          </w:rubyBase>
+        </w:ruby>
+      </w:r>
+    </w:p>
+    <w:p>
+      <w:pPr>
+        <w:spacing w:before="0" w:after="170" w:line="240" w:lineRule="auto"/>
+        <w:ind w:right="170"/>
+      </w:pPr>
+      <w:r>
+        <w:rPr>
+          <w:rFonts w:ascii="HG正楷書体-PRO" w:eastAsia="HG正楷書体-PRO" w:hAnsi="HG正楷書体-PRO" w:cs="HG正楷書体-PRO"/>
+          <w:color w:val="1A1A1A"/>
+          <w:sz w:val="36"/>
+          <w:szCs w:val="36"/>
+        </w:rPr>
+        <w:t xml:space="preserve">両</w:t>
+      </w:r>
+      <w:r>
+        <w:rPr/>
+        <w:ruby>
+          <w:rubyPr>
+            <w:rubyAlign w:val="distributeSpace"/>
+            <w:hps w:val="16"/>
+            <w:hpsRaise w:val="31"/>
+            <w:hpsBaseText w:val="36"/>
+            <w:lid w:val="ja-JP"/>
+          </w:rubyPr>
+          <w:rt>
+            <w:r>
+              <w:rPr>
+                <w:rFonts w:ascii="HG正楷書体-PRO" w:eastAsia="HG正楷書体-PRO" w:hAnsi="HG正楷書体-PRO" w:cs="HG正楷書体-PRO"/>
+                <w:color w:val="1A1A1A"/>
+                <w:sz w:val="16"/>
+                <w:szCs w:val="16"/>
+              </w:rPr>
               <w:t>ノ</w:t>
             </w:r>
           </w:rt>
@@ -4005,11 +5011,88 @@
           </w:rubyBase>
         </w:ruby>
       </w:r>
+      <w:r>
+        <w:rPr/>
+        <w:ruby>
+          <w:rubyPr>
+            <w:rubyAlign w:val="distributeSpace"/>
+            <w:hps w:val="16"/>
+            <w:hpsRaise w:val="31"/>
+            <w:hpsBaseText w:val="36"/>
+            <w:lid w:val="ja-JP"/>
+          </w:rubyPr>
+          <w:rt>
+            <w:r>
+              <w:rPr>
+                <w:rFonts w:ascii="HG正楷書体-PRO" w:eastAsia="HG正楷書体-PRO" w:hAnsi="HG正楷書体-PRO" w:cs="HG正楷書体-PRO"/>
+                <w:color w:val="1A1A1A"/>
+                <w:sz w:val="16"/>
+                <w:szCs w:val="16"/>
+              </w:rPr>
+              <w:t>​</w:t>
+            </w:r>
+          </w:rt>
+          <w:rubyBase>
+            <w:r>
+              <w:rPr>
+                <w:rFonts w:ascii="HG正楷書体-PRO" w:eastAsia="HG正楷書体-PRO" w:hAnsi="HG正楷書体-PRO" w:cs="HG正楷書体-PRO"/>
+                <w:color w:val="1A1A1A"/>
+                <w:sz w:val="36"/>
+                <w:szCs w:val="36"/>
+              </w:rPr>
+              <w:t xml:space="preserve">​</w:t>
+            </w:r>
+          </w:rubyBase>
+        </w:ruby>
+      </w:r>
+      <w:r>
+        <w:rPr>
+          <w:rFonts w:ascii="HG正楷書体-PRO" w:eastAsia="HG正楷書体-PRO" w:hAnsi="HG正楷書体-PRO" w:cs="HG正楷書体-PRO"/>
+          <w:color w:val="1A1A1A"/>
+          <w:sz w:val="22"/>
+          <w:szCs w:val="22"/>
+          <w:vertAlign w:val="subscript"/>
+        </w:rPr>
+        <w:t xml:space="preserve">​</w:t>
+      </w:r>
+      <w:r>
+        <w:rPr/>
+        <w:ruby>
+          <w:rubyPr>
+            <w:rubyAlign w:val="distributeSpace"/>
+            <w:hps w:val="8"/>
+            <w:hpsRaise w:val="16"/>
+            <w:hpsBaseText w:val="18"/>
+            <w:lid w:val="ja-JP"/>
+          </w:rubyPr>
+          <w:rt>
+            <w:r>
+              <w:rPr>
+                <w:rFonts w:ascii="UD デジタル教科書体 N" w:eastAsia="UD デジタル教科書体 N" w:hAnsi="UD デジタル教科書体 N" w:cs="UD デジタル教科書体 N"/>
+                <w:color w:val="1A1A1A"/>
+                <w:sz w:val="8"/>
+                <w:szCs w:val="8"/>
+              </w:rPr>
+              <w:t>​</w:t>
+            </w:r>
+          </w:rt>
+          <w:rubyBase>
+            <w:r>
+              <w:rPr>
+                <w:rFonts w:ascii="UD デジタル教科書体 N" w:eastAsia="UD デジタル教科書体 N" w:hAnsi="UD デジタル教科書体 N" w:cs="UD デジタル教科書体 N"/>
+                <w:color w:val="1A1A1A"/>
+                <w:sz w:val="18"/>
+                <w:szCs w:val="18"/>
+              </w:rPr>
+              <w:t xml:space="preserve">​</w:t>
+            </w:r>
+          </w:rubyBase>
+        </w:ruby>
+      </w:r>
     </w:p>
     <w:p>
       <w:pPr>
-        <w:snapToGrid w:val="0"/>
-        <w:spacing w:before="0" w:after="170" w:line="522" w:lineRule="exact"/>
+        <w:spacing w:before="0" w:after="170" w:line="240" w:lineRule="auto"/>
         <w:ind w:right="170"/>
       </w:pPr>
       <w:r>
@@ -4165,6 +5248,84 @@
           <w:szCs w:val="36"/>
         </w:rPr>
         <w:t xml:space="preserve">山</w:t>
+      </w:r>
+      <w:r>
+        <w:rPr/>
+        <w:ruby>
+          <w:rubyPr>
+            <w:rubyAlign w:val="distributeSpace"/>
+            <w:hps w:val="16"/>
+            <w:hpsRaise w:val="31"/>
+            <w:hpsBaseText w:val="36"/>
+            <w:lid w:val="ja-JP"/>
+          </w:rubyPr>
+          <w:rt>
+            <w:r>
+              <w:rPr>
+                <w:rFonts w:ascii="HG正楷書体-PRO" w:eastAsia="HG正楷書体-PRO" w:hAnsi="HG正楷書体-PRO" w:cs="HG正楷書体-PRO"/>
+                <w:color w:val="1A1A1A"/>
+                <w:sz w:val="16"/>
+                <w:szCs w:val="16"/>
+              </w:rPr>
+              <w:t>​</w:t>
+            </w:r>
+          </w:rt>
+          <w:rubyBase>
+            <w:r>
+              <w:rPr>
+                <w:rFonts w:ascii="HG正楷書体-PRO" w:eastAsia="HG正楷書体-PRO" w:hAnsi="HG正楷書体-PRO" w:cs="HG正楷書体-PRO"/>
+                <w:color w:val="1A1A1A"/>
+                <w:sz w:val="36"/>
+                <w:szCs w:val="36"/>
+              </w:rPr>
+              <w:t xml:space="preserve">​</w:t>
+            </w:r>
+          </w:rubyBase>
+        </w:ruby>
+      </w:r>
+      <w:r>
+        <w:rPr>
+          <w:rFonts w:ascii="HG正楷書体-PRO" w:eastAsia="HG正楷書体-PRO" w:hAnsi="HG正楷書体-PRO" w:cs="HG正楷書体-PRO"/>
+          <w:color w:val="1A1A1A"/>
+          <w:sz w:val="22"/>
+          <w:szCs w:val="22"/>
+          <w:vertAlign w:val="subscript"/>
+        </w:rPr>
+        <w:t xml:space="preserve">​</w:t>
+      </w:r>
+      <w:r>
+        <w:rPr/>
+        <w:ruby>
+          <w:rubyPr>
+            <w:rubyAlign w:val="distributeSpace"/>
+            <w:hps w:val="8"/>
+            <w:hpsRaise w:val="16"/>
+            <w:hpsBaseText w:val="18"/>
+            <w:lid w:val="ja-JP"/>
+          </w:rubyPr>
+          <w:rt>
+            <w:r>
+              <w:rPr>
+                <w:rFonts w:ascii="UD デジタル教科書体 N" w:eastAsia="UD デジタル教科書体 N" w:hAnsi="UD デジタル教科書体 N" w:cs="UD デジタル教科書体 N"/>
+                <w:color w:val="1A1A1A"/>
+                <w:sz w:val="8"/>
+                <w:szCs w:val="8"/>
+              </w:rPr>
+              <w:t>​</w:t>
+            </w:r>
+          </w:rt>
+          <w:rubyBase>
+            <w:r>
+              <w:rPr>
+                <w:rFonts w:ascii="UD デジタル教科書体 N" w:eastAsia="UD デジタル教科書体 N" w:hAnsi="UD デジタル教科書体 N" w:cs="UD デジタル教科書体 N"/>
+                <w:color w:val="1A1A1A"/>
+                <w:sz w:val="18"/>
+                <w:szCs w:val="18"/>
+              </w:rPr>
+              <w:t xml:space="preserve">​</w:t>
+            </w:r>
+          </w:rubyBase>
+        </w:ruby>
       </w:r>
     </w:p>
     <w:p>
@@ -4174,9 +5335,9 @@
           <w:left w:val="single" w:sz="4" w:space="1" w:color="A3B4CC"/>
           <w:bottom w:val="single" w:sz="4" w:space="1" w:color="A3B4CC"/>
           <w:right w:val="single" w:sz="4" w:space="1" w:color="A3B4CC"/>
+          <w:between w:val="single" w:sz="4" w:space="1" w:color="A3B4CC"/>
         </w:pBdr>
-        <w:snapToGrid w:val="0"/>
-        <w:spacing w:before="0" w:after="425" w:line="267" w:lineRule="exact"/>
+        <w:spacing w:before="0" w:after="170" w:line="240" w:lineRule="auto"/>
         <w:ind w:right="170"/>
       </w:pPr>
       <w:r>
@@ -4199,6 +5360,84 @@
           <w:szCs w:val="18"/>
         </w:rPr>
         <w:t xml:space="preserve">　　　　　　　　　　　　　　　　　　　　　</w:t>
+      </w:r>
+      <w:r>
+        <w:rPr/>
+        <w:ruby>
+          <w:rubyPr>
+            <w:rubyAlign w:val="distributeSpace"/>
+            <w:hps w:val="16"/>
+            <w:hpsRaise w:val="31"/>
+            <w:hpsBaseText w:val="36"/>
+            <w:lid w:val="ja-JP"/>
+          </w:rubyPr>
+          <w:rt>
+            <w:r>
+              <w:rPr>
+                <w:rFonts w:ascii="HG正楷書体-PRO" w:eastAsia="HG正楷書体-PRO" w:hAnsi="HG正楷書体-PRO" w:cs="HG正楷書体-PRO"/>
+                <w:color w:val="1A1A1A"/>
+                <w:sz w:val="16"/>
+                <w:szCs w:val="16"/>
+              </w:rPr>
+              <w:t>​</w:t>
+            </w:r>
+          </w:rt>
+          <w:rubyBase>
+            <w:r>
+              <w:rPr>
+                <w:rFonts w:ascii="HG正楷書体-PRO" w:eastAsia="HG正楷書体-PRO" w:hAnsi="HG正楷書体-PRO" w:cs="HG正楷書体-PRO"/>
+                <w:color w:val="1A1A1A"/>
+                <w:sz w:val="36"/>
+                <w:szCs w:val="36"/>
+              </w:rPr>
+              <w:t xml:space="preserve">​</w:t>
+            </w:r>
+          </w:rubyBase>
+        </w:ruby>
+      </w:r>
+      <w:r>
+        <w:rPr>
+          <w:rFonts w:ascii="HG正楷書体-PRO" w:eastAsia="HG正楷書体-PRO" w:hAnsi="HG正楷書体-PRO" w:cs="HG正楷書体-PRO"/>
+          <w:color w:val="1A1A1A"/>
+          <w:sz w:val="22"/>
+          <w:szCs w:val="22"/>
+          <w:vertAlign w:val="subscript"/>
+        </w:rPr>
+        <w:t xml:space="preserve">​</w:t>
+      </w:r>
+      <w:r>
+        <w:rPr/>
+        <w:ruby>
+          <w:rubyPr>
+            <w:rubyAlign w:val="distributeSpace"/>
+            <w:hps w:val="8"/>
+            <w:hpsRaise w:val="16"/>
+            <w:hpsBaseText w:val="18"/>
+            <w:lid w:val="ja-JP"/>
+          </w:rubyPr>
+          <w:rt>
+            <w:r>
+              <w:rPr>
+                <w:rFonts w:ascii="UD デジタル教科書体 N" w:eastAsia="UD デジタル教科書体 N" w:hAnsi="UD デジタル教科書体 N" w:cs="UD デジタル教科書体 N"/>
+                <w:color w:val="1A1A1A"/>
+                <w:sz w:val="8"/>
+                <w:szCs w:val="8"/>
+              </w:rPr>
+              <w:t>​</w:t>
+            </w:r>
+          </w:rt>
+          <w:rubyBase>
+            <w:r>
+              <w:rPr>
+                <w:rFonts w:ascii="UD デジタル教科書体 N" w:eastAsia="UD デジタル教科書体 N" w:hAnsi="UD デジタル教科書体 N" w:cs="UD デジタル教科書体 N"/>
+                <w:color w:val="1A1A1A"/>
+                <w:sz w:val="18"/>
+                <w:szCs w:val="18"/>
+              </w:rPr>
+              <w:t xml:space="preserve">​</w:t>
+            </w:r>
+          </w:rubyBase>
+        </w:ruby>
       </w:r>
     </w:p>
     <w:p>
@@ -4208,9 +5447,9 @@
           <w:left w:val="single" w:sz="4" w:space="1" w:color="A3B4CC"/>
           <w:bottom w:val="single" w:sz="4" w:space="1" w:color="A3B4CC"/>
           <w:right w:val="single" w:sz="4" w:space="1" w:color="A3B4CC"/>
+          <w:between w:val="single" w:sz="4" w:space="1" w:color="A3B4CC"/>
         </w:pBdr>
-        <w:snapToGrid w:val="0"/>
-        <w:spacing w:before="0" w:after="425" w:line="267" w:lineRule="exact"/>
+        <w:spacing w:before="0" w:after="170" w:line="240" w:lineRule="auto"/>
         <w:ind w:right="170"/>
       </w:pPr>
       <w:r>
@@ -4230,6 +5469,84 @@
           <w:szCs w:val="18"/>
         </w:rPr>
         <w:t xml:space="preserve">　　　　　　　</w:t>
+      </w:r>
+      <w:r>
+        <w:rPr/>
+        <w:ruby>
+          <w:rubyPr>
+            <w:rubyAlign w:val="distributeSpace"/>
+            <w:hps w:val="16"/>
+            <w:hpsRaise w:val="31"/>
+            <w:hpsBaseText w:val="36"/>
+            <w:lid w:val="ja-JP"/>
+          </w:rubyPr>
+          <w:rt>
+            <w:r>
+              <w:rPr>
+                <w:rFonts w:ascii="HG正楷書体-PRO" w:eastAsia="HG正楷書体-PRO" w:hAnsi="HG正楷書体-PRO" w:cs="HG正楷書体-PRO"/>
+                <w:color w:val="1A1A1A"/>
+                <w:sz w:val="16"/>
+                <w:szCs w:val="16"/>
+              </w:rPr>
+              <w:t>​</w:t>
+            </w:r>
+          </w:rt>
+          <w:rubyBase>
+            <w:r>
+              <w:rPr>
+                <w:rFonts w:ascii="HG正楷書体-PRO" w:eastAsia="HG正楷書体-PRO" w:hAnsi="HG正楷書体-PRO" w:cs="HG正楷書体-PRO"/>
+                <w:color w:val="1A1A1A"/>
+                <w:sz w:val="36"/>
+                <w:szCs w:val="36"/>
+              </w:rPr>
+              <w:t xml:space="preserve">​</w:t>
+            </w:r>
+          </w:rubyBase>
+        </w:ruby>
+      </w:r>
+      <w:r>
+        <w:rPr>
+          <w:rFonts w:ascii="HG正楷書体-PRO" w:eastAsia="HG正楷書体-PRO" w:hAnsi="HG正楷書体-PRO" w:cs="HG正楷書体-PRO"/>
+          <w:color w:val="1A1A1A"/>
+          <w:sz w:val="22"/>
+          <w:szCs w:val="22"/>
+          <w:vertAlign w:val="subscript"/>
+        </w:rPr>
+        <w:t xml:space="preserve">​</w:t>
+      </w:r>
+      <w:r>
+        <w:rPr/>
+        <w:ruby>
+          <w:rubyPr>
+            <w:rubyAlign w:val="distributeSpace"/>
+            <w:hps w:val="8"/>
+            <w:hpsRaise w:val="16"/>
+            <w:hpsBaseText w:val="18"/>
+            <w:lid w:val="ja-JP"/>
+          </w:rubyPr>
+          <w:rt>
+            <w:r>
+              <w:rPr>
+                <w:rFonts w:ascii="UD デジタル教科書体 N" w:eastAsia="UD デジタル教科書体 N" w:hAnsi="UD デジタル教科書体 N" w:cs="UD デジタル教科書体 N"/>
+                <w:color w:val="1A1A1A"/>
+                <w:sz w:val="8"/>
+                <w:szCs w:val="8"/>
+              </w:rPr>
+              <w:t>​</w:t>
+            </w:r>
+          </w:rt>
+          <w:rubyBase>
+            <w:r>
+              <w:rPr>
+                <w:rFonts w:ascii="UD デジタル教科書体 N" w:eastAsia="UD デジタル教科書体 N" w:hAnsi="UD デジタル教科書体 N" w:cs="UD デジタル教科書体 N"/>
+                <w:color w:val="1A1A1A"/>
+                <w:sz w:val="18"/>
+                <w:szCs w:val="18"/>
+              </w:rPr>
+              <w:t xml:space="preserve">​</w:t>
+            </w:r>
+          </w:rubyBase>
+        </w:ruby>
       </w:r>
     </w:p>
     <w:p>
@@ -4239,9 +5556,9 @@
           <w:left w:val="single" w:sz="4" w:space="1" w:color="A3B4CC"/>
           <w:bottom w:val="single" w:sz="4" w:space="1" w:color="A3B4CC"/>
           <w:right w:val="single" w:sz="4" w:space="1" w:color="A3B4CC"/>
+          <w:between w:val="single" w:sz="4" w:space="1" w:color="A3B4CC"/>
         </w:pBdr>
-        <w:snapToGrid w:val="0"/>
-        <w:spacing w:before="0" w:after="425" w:line="267" w:lineRule="exact"/>
+        <w:spacing w:before="0" w:after="170" w:line="240" w:lineRule="auto"/>
         <w:ind w:right="170"/>
       </w:pPr>
       <w:r>
@@ -4261,6 +5578,84 @@
           <w:szCs w:val="18"/>
         </w:rPr>
         <w:t xml:space="preserve">　　</w:t>
+      </w:r>
+      <w:r>
+        <w:rPr/>
+        <w:ruby>
+          <w:rubyPr>
+            <w:rubyAlign w:val="distributeSpace"/>
+            <w:hps w:val="16"/>
+            <w:hpsRaise w:val="31"/>
+            <w:hpsBaseText w:val="36"/>
+            <w:lid w:val="ja-JP"/>
+          </w:rubyPr>
+          <w:rt>
+            <w:r>
+              <w:rPr>
+                <w:rFonts w:ascii="HG正楷書体-PRO" w:eastAsia="HG正楷書体-PRO" w:hAnsi="HG正楷書体-PRO" w:cs="HG正楷書体-PRO"/>
+                <w:color w:val="1A1A1A"/>
+                <w:sz w:val="16"/>
+                <w:szCs w:val="16"/>
+              </w:rPr>
+              <w:t>​</w:t>
+            </w:r>
+          </w:rt>
+          <w:rubyBase>
+            <w:r>
+              <w:rPr>
+                <w:rFonts w:ascii="HG正楷書体-PRO" w:eastAsia="HG正楷書体-PRO" w:hAnsi="HG正楷書体-PRO" w:cs="HG正楷書体-PRO"/>
+                <w:color w:val="1A1A1A"/>
+                <w:sz w:val="36"/>
+                <w:szCs w:val="36"/>
+              </w:rPr>
+              <w:t xml:space="preserve">​</w:t>
+            </w:r>
+          </w:rubyBase>
+        </w:ruby>
+      </w:r>
+      <w:r>
+        <w:rPr>
+          <w:rFonts w:ascii="HG正楷書体-PRO" w:eastAsia="HG正楷書体-PRO" w:hAnsi="HG正楷書体-PRO" w:cs="HG正楷書体-PRO"/>
+          <w:color w:val="1A1A1A"/>
+          <w:sz w:val="22"/>
+          <w:szCs w:val="22"/>
+          <w:vertAlign w:val="subscript"/>
+        </w:rPr>
+        <w:t xml:space="preserve">​</w:t>
+      </w:r>
+      <w:r>
+        <w:rPr/>
+        <w:ruby>
+          <w:rubyPr>
+            <w:rubyAlign w:val="distributeSpace"/>
+            <w:hps w:val="8"/>
+            <w:hpsRaise w:val="16"/>
+            <w:hpsBaseText w:val="18"/>
+            <w:lid w:val="ja-JP"/>
+          </w:rubyPr>
+          <w:rt>
+            <w:r>
+              <w:rPr>
+                <w:rFonts w:ascii="UD デジタル教科書体 N" w:eastAsia="UD デジタル教科書体 N" w:hAnsi="UD デジタル教科書体 N" w:cs="UD デジタル教科書体 N"/>
+                <w:color w:val="1A1A1A"/>
+                <w:sz w:val="8"/>
+                <w:szCs w:val="8"/>
+              </w:rPr>
+              <w:t>​</w:t>
+            </w:r>
+          </w:rt>
+          <w:rubyBase>
+            <w:r>
+              <w:rPr>
+                <w:rFonts w:ascii="UD デジタル教科書体 N" w:eastAsia="UD デジタル教科書体 N" w:hAnsi="UD デジタル教科書体 N" w:cs="UD デジタル教科書体 N"/>
+                <w:color w:val="1A1A1A"/>
+                <w:sz w:val="18"/>
+                <w:szCs w:val="18"/>
+              </w:rPr>
+              <w:t xml:space="preserve">​</w:t>
+            </w:r>
+          </w:rubyBase>
+        </w:ruby>
       </w:r>
     </w:p>
     <w:p>
@@ -4270,9 +5665,9 @@
           <w:left w:val="single" w:sz="4" w:space="1" w:color="A3B4CC"/>
           <w:bottom w:val="single" w:sz="4" w:space="1" w:color="A3B4CC"/>
           <w:right w:val="single" w:sz="4" w:space="1" w:color="A3B4CC"/>
+          <w:between w:val="single" w:sz="4" w:space="1" w:color="A3B4CC"/>
         </w:pBdr>
-        <w:snapToGrid w:val="0"/>
-        <w:spacing w:before="0" w:after="425" w:line="267" w:lineRule="exact"/>
+        <w:spacing w:before="0" w:after="170" w:line="240" w:lineRule="auto"/>
         <w:ind w:right="170"/>
       </w:pPr>
       <w:r>
@@ -4292,6 +5687,84 @@
           <w:szCs w:val="18"/>
         </w:rPr>
         <w:t xml:space="preserve">　　　　　　　　　　</w:t>
+      </w:r>
+      <w:r>
+        <w:rPr/>
+        <w:ruby>
+          <w:rubyPr>
+            <w:rubyAlign w:val="distributeSpace"/>
+            <w:hps w:val="16"/>
+            <w:hpsRaise w:val="31"/>
+            <w:hpsBaseText w:val="36"/>
+            <w:lid w:val="ja-JP"/>
+          </w:rubyPr>
+          <w:rt>
+            <w:r>
+              <w:rPr>
+                <w:rFonts w:ascii="HG正楷書体-PRO" w:eastAsia="HG正楷書体-PRO" w:hAnsi="HG正楷書体-PRO" w:cs="HG正楷書体-PRO"/>
+                <w:color w:val="1A1A1A"/>
+                <w:sz w:val="16"/>
+                <w:szCs w:val="16"/>
+              </w:rPr>
+              <w:t>​</w:t>
+            </w:r>
+          </w:rt>
+          <w:rubyBase>
+            <w:r>
+              <w:rPr>
+                <w:rFonts w:ascii="HG正楷書体-PRO" w:eastAsia="HG正楷書体-PRO" w:hAnsi="HG正楷書体-PRO" w:cs="HG正楷書体-PRO"/>
+                <w:color w:val="1A1A1A"/>
+                <w:sz w:val="36"/>
+                <w:szCs w:val="36"/>
+              </w:rPr>
+              <w:t xml:space="preserve">​</w:t>
+            </w:r>
+          </w:rubyBase>
+        </w:ruby>
+      </w:r>
+      <w:r>
+        <w:rPr>
+          <w:rFonts w:ascii="HG正楷書体-PRO" w:eastAsia="HG正楷書体-PRO" w:hAnsi="HG正楷書体-PRO" w:cs="HG正楷書体-PRO"/>
+          <w:color w:val="1A1A1A"/>
+          <w:sz w:val="22"/>
+          <w:szCs w:val="22"/>
+          <w:vertAlign w:val="subscript"/>
+        </w:rPr>
+        <w:t xml:space="preserve">​</w:t>
+      </w:r>
+      <w:r>
+        <w:rPr/>
+        <w:ruby>
+          <w:rubyPr>
+            <w:rubyAlign w:val="distributeSpace"/>
+            <w:hps w:val="8"/>
+            <w:hpsRaise w:val="16"/>
+            <w:hpsBaseText w:val="18"/>
+            <w:lid w:val="ja-JP"/>
+          </w:rubyPr>
+          <w:rt>
+            <w:r>
+              <w:rPr>
+                <w:rFonts w:ascii="UD デジタル教科書体 N" w:eastAsia="UD デジタル教科書体 N" w:hAnsi="UD デジタル教科書体 N" w:cs="UD デジタル教科書体 N"/>
+                <w:color w:val="1A1A1A"/>
+                <w:sz w:val="8"/>
+                <w:szCs w:val="8"/>
+              </w:rPr>
+              <w:t>​</w:t>
+            </w:r>
+          </w:rt>
+          <w:rubyBase>
+            <w:r>
+              <w:rPr>
+                <w:rFonts w:ascii="UD デジタル教科書体 N" w:eastAsia="UD デジタル教科書体 N" w:hAnsi="UD デジタル教科書体 N" w:cs="UD デジタル教科書体 N"/>
+                <w:color w:val="1A1A1A"/>
+                <w:sz w:val="18"/>
+                <w:szCs w:val="18"/>
+              </w:rPr>
+              <w:t xml:space="preserve">​</w:t>
+            </w:r>
+          </w:rubyBase>
+        </w:ruby>
       </w:r>
     </w:p>
     <w:p>
@@ -4301,9 +5774,9 @@
           <w:left w:val="single" w:sz="4" w:space="1" w:color="A3B4CC"/>
           <w:bottom w:val="single" w:sz="4" w:space="1" w:color="A3B4CC"/>
           <w:right w:val="single" w:sz="4" w:space="1" w:color="A3B4CC"/>
+          <w:between w:val="single" w:sz="4" w:space="1" w:color="A3B4CC"/>
         </w:pBdr>
-        <w:snapToGrid w:val="0"/>
-        <w:spacing w:before="0" w:after="425" w:line="267" w:lineRule="exact"/>
+        <w:spacing w:before="0" w:after="170" w:line="240" w:lineRule="auto"/>
         <w:ind w:right="170"/>
       </w:pPr>
       <w:r>
@@ -4323,11 +5796,93 @@
           <w:szCs w:val="18"/>
         </w:rPr>
         <w:t xml:space="preserve">　　</w:t>
+      </w:r>
+      <w:r>
+        <w:rPr/>
+        <w:ruby>
+          <w:rubyPr>
+            <w:rubyAlign w:val="distributeSpace"/>
+            <w:hps w:val="16"/>
+            <w:hpsRaise w:val="31"/>
+            <w:hpsBaseText w:val="36"/>
+            <w:lid w:val="ja-JP"/>
+          </w:rubyPr>
+          <w:rt>
+            <w:r>
+              <w:rPr>
+                <w:rFonts w:ascii="HG正楷書体-PRO" w:eastAsia="HG正楷書体-PRO" w:hAnsi="HG正楷書体-PRO" w:cs="HG正楷書体-PRO"/>
+                <w:color w:val="1A1A1A"/>
+                <w:sz w:val="16"/>
+                <w:szCs w:val="16"/>
+              </w:rPr>
+              <w:t>​</w:t>
+            </w:r>
+          </w:rt>
+          <w:rubyBase>
+            <w:r>
+              <w:rPr>
+                <w:rFonts w:ascii="HG正楷書体-PRO" w:eastAsia="HG正楷書体-PRO" w:hAnsi="HG正楷書体-PRO" w:cs="HG正楷書体-PRO"/>
+                <w:color w:val="1A1A1A"/>
+                <w:sz w:val="36"/>
+                <w:szCs w:val="36"/>
+              </w:rPr>
+              <w:t xml:space="preserve">​</w:t>
+            </w:r>
+          </w:rubyBase>
+        </w:ruby>
+      </w:r>
+      <w:r>
+        <w:rPr>
+          <w:rFonts w:ascii="HG正楷書体-PRO" w:eastAsia="HG正楷書体-PRO" w:hAnsi="HG正楷書体-PRO" w:cs="HG正楷書体-PRO"/>
+          <w:color w:val="1A1A1A"/>
+          <w:sz w:val="22"/>
+          <w:szCs w:val="22"/>
+          <w:vertAlign w:val="subscript"/>
+        </w:rPr>
+        <w:t xml:space="preserve">​</w:t>
+      </w:r>
+      <w:r>
+        <w:rPr/>
+        <w:ruby>
+          <w:rubyPr>
+            <w:rubyAlign w:val="distributeSpace"/>
+            <w:hps w:val="8"/>
+            <w:hpsRaise w:val="16"/>
+            <w:hpsBaseText w:val="18"/>
+            <w:lid w:val="ja-JP"/>
+          </w:rubyPr>
+          <w:rt>
+            <w:r>
+              <w:rPr>
+                <w:rFonts w:ascii="UD デジタル教科書体 N" w:eastAsia="UD デジタル教科書体 N" w:hAnsi="UD デジタル教科書体 N" w:cs="UD デジタル教科書体 N"/>
+                <w:color w:val="1A1A1A"/>
+                <w:sz w:val="8"/>
+                <w:szCs w:val="8"/>
+              </w:rPr>
+              <w:t>​</w:t>
+            </w:r>
+          </w:rt>
+          <w:rubyBase>
+            <w:r>
+              <w:rPr>
+                <w:rFonts w:ascii="UD デジタル教科書体 N" w:eastAsia="UD デジタル教科書体 N" w:hAnsi="UD デジタル教科書体 N" w:cs="UD デジタル教科書体 N"/>
+                <w:color w:val="1A1A1A"/>
+                <w:sz w:val="18"/>
+                <w:szCs w:val="18"/>
+              </w:rPr>
+              <w:t xml:space="preserve">​</w:t>
+            </w:r>
+          </w:rubyBase>
+        </w:ruby>
       </w:r>
     </w:p>
     <w:p>
       <w:pPr>
-        <w:spacing w:after="0" w:line="20" w:lineRule="exact"/>
+        <w:spacing w:after="0" w:line="240" w:lineRule="auto"/>
+        <w:rPr>
+          <w:sz w:val="2"/>
+          <w:szCs w:val="2"/>
+        </w:rPr>
         <w:sectPr>
           <w:type w:val="continuous"/>
           <w:pgSz w:w="16838" w:h="11906" w:orient="landscape"/>
@@ -4343,8 +5898,7 @@
     </w:p>
     <w:p>
       <w:pPr>
-        <w:snapToGrid w:val="0"/>
-        <w:spacing w:before="0" w:after="170" w:line="304" w:lineRule="exact"/>
+        <w:spacing w:before="0" w:after="170" w:line="240" w:lineRule="auto"/>
         <w:ind w:right="230"/>
       </w:pPr>
       <w:r>
@@ -4361,8 +5915,7 @@
     </w:p>
     <w:p>
       <w:pPr>
-        <w:snapToGrid w:val="0"/>
-        <w:spacing w:before="0" w:after="170" w:line="261" w:lineRule="exact"/>
+        <w:spacing w:before="0" w:after="170" w:line="240" w:lineRule="auto"/>
         <w:ind w:right="230"/>
       </w:pPr>
       <w:r>
@@ -4377,8 +5930,7 @@
     </w:p>
     <w:p>
       <w:pPr>
-        <w:snapToGrid w:val="0"/>
-        <w:spacing w:before="0" w:after="170" w:line="261" w:lineRule="exact"/>
+        <w:spacing w:before="0" w:after="170" w:line="240" w:lineRule="auto"/>
         <w:ind w:right="230"/>
       </w:pPr>
       <w:r>
@@ -4402,8 +5954,7 @@
     </w:p>
     <w:p>
       <w:pPr>
-        <w:snapToGrid w:val="0"/>
-        <w:spacing w:before="0" w:after="170" w:line="261" w:lineRule="exact"/>
+        <w:spacing w:before="0" w:after="170" w:line="240" w:lineRule="auto"/>
         <w:ind w:right="230"/>
       </w:pPr>
       <w:r>
@@ -4461,8 +6012,7 @@
     </w:p>
     <w:p>
       <w:pPr>
-        <w:snapToGrid w:val="0"/>
-        <w:spacing w:before="0" w:after="170" w:line="261" w:lineRule="exact"/>
+        <w:spacing w:before="0" w:after="170" w:line="240" w:lineRule="auto"/>
         <w:ind w:right="230"/>
       </w:pPr>
       <w:r>
@@ -4486,8 +6036,7 @@
     </w:p>
     <w:p>
       <w:pPr>
-        <w:snapToGrid w:val="0"/>
-        <w:spacing w:before="0" w:after="170" w:line="261" w:lineRule="exact"/>
+        <w:spacing w:before="0" w:after="170" w:line="240" w:lineRule="auto"/>
         <w:ind w:right="230"/>
       </w:pPr>
       <w:r>
@@ -4502,8 +6051,7 @@
     </w:p>
     <w:p>
       <w:pPr>
-        <w:snapToGrid w:val="0"/>
-        <w:spacing w:before="0" w:after="170" w:line="261" w:lineRule="exact"/>
+        <w:spacing w:before="0" w:after="170" w:line="240" w:lineRule="auto"/>
         <w:ind w:right="230"/>
       </w:pPr>
       <w:r>
@@ -4597,8 +6145,7 @@
     </w:p>
     <w:p>
       <w:pPr>
-        <w:snapToGrid w:val="0"/>
-        <w:spacing w:before="0" w:after="170" w:line="304" w:lineRule="exact"/>
+        <w:spacing w:before="0" w:after="170" w:line="240" w:lineRule="auto"/>
         <w:ind w:right="230"/>
       </w:pPr>
       <w:r>
@@ -4615,8 +6162,7 @@
     </w:p>
     <w:p>
       <w:pPr>
-        <w:snapToGrid w:val="0"/>
-        <w:spacing w:before="0" w:after="170" w:line="261" w:lineRule="exact"/>
+        <w:spacing w:before="0" w:after="170" w:line="240" w:lineRule="auto"/>
         <w:ind w:right="230"/>
       </w:pPr>
       <w:r>
@@ -4825,8 +6371,7 @@
     </w:p>
     <w:p>
       <w:pPr>
-        <w:snapToGrid w:val="0"/>
-        <w:spacing w:before="0" w:after="170" w:line="261" w:lineRule="exact"/>
+        <w:spacing w:before="0" w:after="170" w:line="240" w:lineRule="auto"/>
         <w:ind w:right="230"/>
       </w:pPr>
       <w:r>
@@ -4956,8 +6501,7 @@
     </w:p>
     <w:p>
       <w:pPr>
-        <w:snapToGrid w:val="0"/>
-        <w:spacing w:before="0" w:after="170" w:line="261" w:lineRule="exact"/>
+        <w:spacing w:before="0" w:after="170" w:line="240" w:lineRule="auto"/>
         <w:ind w:right="230"/>
       </w:pPr>
       <w:r>
@@ -5153,8 +6697,7 @@
     </w:p>
     <w:p>
       <w:pPr>
-        <w:snapToGrid w:val="0"/>
-        <w:spacing w:before="0" w:after="170" w:line="261" w:lineRule="exact"/>
+        <w:spacing w:before="0" w:after="170" w:line="240" w:lineRule="auto"/>
         <w:ind w:right="230"/>
       </w:pPr>
       <w:r>
@@ -5302,8 +6845,7 @@
     </w:p>
     <w:p>
       <w:pPr>
-        <w:snapToGrid w:val="0"/>
-        <w:spacing w:before="0" w:after="170" w:line="261" w:lineRule="exact"/>
+        <w:spacing w:before="0" w:after="170" w:line="240" w:lineRule="auto"/>
         <w:ind w:right="230"/>
       </w:pPr>
       <w:r>
@@ -5586,7 +7128,7 @@
     </w:rPrDefault>
     <w:pPrDefault>
       <w:pPr>
-        <w:spacing w:after="0" w:line="304" w:lineRule="exact"/>
+        <w:spacing w:after="0" w:line="240" w:lineRule="auto"/>
         <w:jc w:val="both"/>
       </w:pPr>
     </w:pPrDefault>
@@ -5594,7 +7136,7 @@
   <w:style w:type="paragraph" w:default="1" w:styleId="a">
     <w:name w:val="Normal"/>
     <w:pPr>
-      <w:spacing w:after="0" w:line="304" w:lineRule="exact"/>
+      <w:spacing w:after="0" w:line="240" w:lineRule="auto"/>
     </w:pPr>
     <w:qFormat/>
   </w:style>
